--- a/Курсовая работа ТурсуновАА.docx
+++ b/Курсовая работа ТурсуновАА.docx
@@ -91,7 +91,6 @@
           <w:bCs/>
           <w:sz w:val="28"/>
           <w:szCs w:val="28"/>
-          <w:lang w:val="en-US"/>
         </w:rPr>
       </w:pPr>
       <w:r>
@@ -114,7 +113,6 @@
           <w:bCs/>
           <w:sz w:val="28"/>
           <w:szCs w:val="28"/>
-          <w:lang w:val="en-US"/>
         </w:rPr>
       </w:pPr>
     </w:p>
@@ -125,7 +123,6 @@
           <w:rFonts w:ascii="Times New Roman" w:hAnsi="Times New Roman" w:cs="Times New Roman"/>
           <w:sz w:val="28"/>
           <w:szCs w:val="28"/>
-          <w:lang w:val="en-US"/>
         </w:rPr>
       </w:pPr>
     </w:p>
@@ -172,7 +169,6 @@
           <w:rFonts w:ascii="Times New Roman" w:hAnsi="Times New Roman" w:cs="Times New Roman"/>
           <w:sz w:val="28"/>
           <w:szCs w:val="28"/>
-          <w:lang w:val="en-US"/>
         </w:rPr>
       </w:pPr>
       <w:r>
@@ -190,7 +186,6 @@
           <w:rFonts w:ascii="Times New Roman" w:hAnsi="Times New Roman" w:cs="Times New Roman"/>
           <w:sz w:val="28"/>
           <w:szCs w:val="28"/>
-          <w:lang w:val="en-US"/>
         </w:rPr>
       </w:pPr>
     </w:p>
@@ -255,7 +250,6 @@
           <w:rFonts w:ascii="Times New Roman" w:hAnsi="Times New Roman" w:cs="Times New Roman"/>
           <w:sz w:val="28"/>
           <w:szCs w:val="28"/>
-          <w:lang w:val="en-US"/>
         </w:rPr>
       </w:pPr>
       <w:r>
@@ -274,7 +268,6 @@
           <w:rFonts w:ascii="Times New Roman" w:hAnsi="Times New Roman" w:cs="Times New Roman"/>
           <w:sz w:val="28"/>
           <w:szCs w:val="28"/>
-          <w:lang w:val="en-US"/>
         </w:rPr>
       </w:pPr>
     </w:p>
@@ -285,7 +278,6 @@
           <w:rFonts w:ascii="Times New Roman" w:hAnsi="Times New Roman" w:cs="Times New Roman"/>
           <w:sz w:val="28"/>
           <w:szCs w:val="28"/>
-          <w:lang w:val="en-US"/>
         </w:rPr>
       </w:pPr>
     </w:p>
@@ -296,7 +288,6 @@
           <w:rFonts w:ascii="Times New Roman" w:hAnsi="Times New Roman" w:cs="Times New Roman"/>
           <w:sz w:val="28"/>
           <w:szCs w:val="28"/>
-          <w:lang w:val="en-US"/>
         </w:rPr>
       </w:pPr>
     </w:p>
@@ -307,7 +298,6 @@
           <w:rFonts w:ascii="Times New Roman" w:hAnsi="Times New Roman" w:cs="Times New Roman"/>
           <w:sz w:val="28"/>
           <w:szCs w:val="28"/>
-          <w:lang w:val="en-US"/>
         </w:rPr>
       </w:pPr>
     </w:p>
@@ -332,7 +322,6 @@
           <w:rFonts w:ascii="Times New Roman" w:hAnsi="Times New Roman" w:cs="Times New Roman"/>
           <w:sz w:val="28"/>
           <w:szCs w:val="28"/>
-          <w:lang w:val="en-US"/>
         </w:rPr>
         <w:t>6</w:t>
       </w:r>
@@ -351,7 +340,6 @@
           <w:rFonts w:ascii="Times New Roman" w:hAnsi="Times New Roman" w:cs="Times New Roman"/>
           <w:sz w:val="28"/>
           <w:szCs w:val="28"/>
-          <w:lang w:val="en-US"/>
         </w:rPr>
       </w:pPr>
       <w:r>
@@ -369,46 +357,42 @@
           <w:rFonts w:ascii="Times New Roman" w:hAnsi="Times New Roman" w:cs="Times New Roman"/>
           <w:sz w:val="28"/>
           <w:szCs w:val="28"/>
-          <w:lang w:val="en-US"/>
-        </w:rPr>
-      </w:pPr>
-    </w:p>
-    <w:p>
-      <w:pPr>
-        <w:rPr>
-          <w:rFonts w:ascii="Times New Roman" w:hAnsi="Times New Roman" w:cs="Times New Roman"/>
-          <w:sz w:val="28"/>
-          <w:szCs w:val="28"/>
-        </w:rPr>
-      </w:pPr>
-    </w:p>
-    <w:p>
-      <w:pPr>
-        <w:rPr>
-          <w:rFonts w:ascii="Times New Roman" w:hAnsi="Times New Roman" w:cs="Times New Roman"/>
-          <w:sz w:val="28"/>
-          <w:szCs w:val="28"/>
-          <w:lang w:val="en-US"/>
-        </w:rPr>
-      </w:pPr>
-    </w:p>
-    <w:p>
-      <w:pPr>
-        <w:rPr>
-          <w:rFonts w:ascii="Times New Roman" w:hAnsi="Times New Roman" w:cs="Times New Roman"/>
-          <w:sz w:val="28"/>
-          <w:szCs w:val="28"/>
-          <w:lang w:val="en-US"/>
-        </w:rPr>
-      </w:pPr>
-    </w:p>
-    <w:p>
-      <w:pPr>
-        <w:rPr>
-          <w:rFonts w:ascii="Times New Roman" w:hAnsi="Times New Roman" w:cs="Times New Roman"/>
-          <w:sz w:val="28"/>
-          <w:szCs w:val="28"/>
-          <w:lang w:val="en-US"/>
+        </w:rPr>
+      </w:pPr>
+    </w:p>
+    <w:p>
+      <w:pPr>
+        <w:rPr>
+          <w:rFonts w:ascii="Times New Roman" w:hAnsi="Times New Roman" w:cs="Times New Roman"/>
+          <w:sz w:val="28"/>
+          <w:szCs w:val="28"/>
+        </w:rPr>
+      </w:pPr>
+    </w:p>
+    <w:p>
+      <w:pPr>
+        <w:rPr>
+          <w:rFonts w:ascii="Times New Roman" w:hAnsi="Times New Roman" w:cs="Times New Roman"/>
+          <w:sz w:val="28"/>
+          <w:szCs w:val="28"/>
+        </w:rPr>
+      </w:pPr>
+    </w:p>
+    <w:p>
+      <w:pPr>
+        <w:rPr>
+          <w:rFonts w:ascii="Times New Roman" w:hAnsi="Times New Roman" w:cs="Times New Roman"/>
+          <w:sz w:val="28"/>
+          <w:szCs w:val="28"/>
+        </w:rPr>
+      </w:pPr>
+    </w:p>
+    <w:p>
+      <w:pPr>
+        <w:rPr>
+          <w:rFonts w:ascii="Times New Roman" w:hAnsi="Times New Roman" w:cs="Times New Roman"/>
+          <w:sz w:val="28"/>
+          <w:szCs w:val="28"/>
         </w:rPr>
       </w:pPr>
     </w:p>
@@ -419,7 +403,6 @@
           <w:rFonts w:ascii="Times New Roman" w:hAnsi="Times New Roman" w:cs="Times New Roman"/>
           <w:sz w:val="28"/>
           <w:szCs w:val="28"/>
-          <w:lang w:val="en-US"/>
         </w:rPr>
       </w:pPr>
       <w:r>
@@ -437,15 +420,44 @@
           <w:szCs w:val="28"/>
         </w:rPr>
         <w:br/>
-        <w:t>2024</w:t>
+        <w:t>202</w:t>
+      </w:r>
+      <w:r>
+        <w:rPr>
+          <w:rFonts w:ascii="Times New Roman" w:hAnsi="Times New Roman" w:cs="Times New Roman"/>
+          <w:sz w:val="28"/>
+          <w:szCs w:val="28"/>
+        </w:rPr>
+        <w:t>6</w:t>
+      </w:r>
+    </w:p>
+    <w:p>
+      <w:pPr>
+        <w:pStyle w:val="1"/>
+        <w:rPr>
+          <w:rFonts w:ascii="Times New Roman" w:hAnsi="Times New Roman" w:cs="Times New Roman"/>
+          <w:color w:val="auto"/>
+        </w:rPr>
+      </w:pPr>
+      <w:r>
+        <w:rPr>
+          <w:rFonts w:ascii="Times New Roman" w:hAnsi="Times New Roman" w:cs="Times New Roman"/>
+          <w:color w:val="auto"/>
+        </w:rPr>
+        <w:lastRenderedPageBreak/>
+        <w:t>Содержание</w:t>
       </w:r>
     </w:p>
     <w:sdt>
       <w:sdtPr>
         <w:rPr>
-          <w:rFonts w:ascii="Times New Roman" w:hAnsi="Times New Roman" w:cs="Times New Roman"/>
-          <w:sz w:val="28"/>
-          <w:szCs w:val="28"/>
+          <w:rFonts w:ascii="Times New Roman" w:eastAsiaTheme="minorHAnsi" w:hAnsi="Times New Roman" w:cs="Times New Roman"/>
+          <w:color w:val="auto"/>
+          <w:kern w:val="2"/>
+          <w:sz w:val="28"/>
+          <w:szCs w:val="28"/>
+          <w:lang w:eastAsia="en-US"/>
+          <w14:ligatures w14:val="standardContextual"/>
         </w:rPr>
         <w:id w:val="1863402423"/>
         <w:docPartObj>
@@ -455,13 +467,8 @@
       </w:sdtPr>
       <w:sdtEndPr>
         <w:rPr>
-          <w:rFonts w:eastAsiaTheme="minorHAnsi"/>
           <w:b/>
           <w:bCs/>
-          <w:color w:val="auto"/>
-          <w:kern w:val="2"/>
-          <w:lang w:eastAsia="en-US"/>
-          <w14:ligatures w14:val="standardContextual"/>
         </w:rPr>
       </w:sdtEndPr>
       <w:sdtContent>
@@ -469,34 +476,18 @@
           <w:pPr>
             <w:pStyle w:val="ae"/>
             <w:rPr>
-              <w:rStyle w:val="10"/>
-            </w:rPr>
-          </w:pPr>
-          <w:r>
-            <w:rPr>
-              <w:rStyle w:val="10"/>
-            </w:rPr>
-            <w:t>Содержание</w:t>
-          </w:r>
-        </w:p>
-        <w:p>
-          <w:pPr>
-            <w:pStyle w:val="11"/>
-            <w:tabs>
-              <w:tab w:val="right" w:leader="dot" w:pos="9345"/>
-            </w:tabs>
-            <w:rPr>
-              <w:rFonts w:ascii="Times New Roman" w:hAnsi="Times New Roman"/>
-              <w:noProof/>
+              <w:rFonts w:ascii="Times New Roman" w:eastAsiaTheme="minorHAnsi" w:hAnsi="Times New Roman" w:cs="Times New Roman"/>
+              <w:color w:val="auto"/>
               <w:kern w:val="2"/>
               <w:sz w:val="28"/>
               <w:szCs w:val="28"/>
+              <w:lang w:eastAsia="en-US"/>
               <w14:ligatures w14:val="standardContextual"/>
             </w:rPr>
           </w:pPr>
           <w:r>
             <w:rPr>
-              <w:rFonts w:ascii="Times New Roman" w:hAnsi="Times New Roman"/>
+              <w:rFonts w:ascii="Times New Roman" w:eastAsiaTheme="minorEastAsia" w:hAnsi="Times New Roman"/>
               <w:sz w:val="28"/>
               <w:szCs w:val="28"/>
             </w:rPr>
@@ -512,7 +503,7 @@
           </w:r>
           <w:r>
             <w:rPr>
-              <w:rFonts w:ascii="Times New Roman" w:hAnsi="Times New Roman"/>
+              <w:rFonts w:ascii="Times New Roman" w:eastAsiaTheme="minorEastAsia" w:hAnsi="Times New Roman"/>
               <w:sz w:val="28"/>
               <w:szCs w:val="28"/>
             </w:rPr>
@@ -523,9 +514,8 @@
               <w:rPr>
                 <w:rStyle w:val="ac"/>
                 <w:rFonts w:ascii="Times New Roman" w:hAnsi="Times New Roman"/>
-                <w:b/>
-                <w:bCs/>
-                <w:noProof/>
+                <w:noProof/>
+                <w:color w:val="auto"/>
                 <w:sz w:val="28"/>
                 <w:szCs w:val="28"/>
               </w:rPr>
@@ -536,6 +526,7 @@
                 <w:rFonts w:ascii="Times New Roman" w:hAnsi="Times New Roman"/>
                 <w:noProof/>
                 <w:webHidden/>
+                <w:color w:val="auto"/>
                 <w:sz w:val="28"/>
                 <w:szCs w:val="28"/>
               </w:rPr>
@@ -546,6 +537,7 @@
                 <w:rFonts w:ascii="Times New Roman" w:hAnsi="Times New Roman"/>
                 <w:noProof/>
                 <w:webHidden/>
+                <w:color w:val="auto"/>
                 <w:sz w:val="28"/>
                 <w:szCs w:val="28"/>
               </w:rPr>
@@ -556,6 +548,7 @@
                 <w:rFonts w:ascii="Times New Roman" w:hAnsi="Times New Roman"/>
                 <w:noProof/>
                 <w:webHidden/>
+                <w:color w:val="auto"/>
                 <w:sz w:val="28"/>
                 <w:szCs w:val="28"/>
               </w:rPr>
@@ -566,15 +559,17 @@
                 <w:rFonts w:ascii="Times New Roman" w:hAnsi="Times New Roman"/>
                 <w:noProof/>
                 <w:webHidden/>
-                <w:sz w:val="28"/>
-                <w:szCs w:val="28"/>
-              </w:rPr>
-            </w:r>
-            <w:r>
-              <w:rPr>
-                <w:rFonts w:ascii="Times New Roman" w:hAnsi="Times New Roman"/>
-                <w:noProof/>
-                <w:webHidden/>
+                <w:color w:val="auto"/>
+                <w:sz w:val="28"/>
+                <w:szCs w:val="28"/>
+              </w:rPr>
+            </w:r>
+            <w:r>
+              <w:rPr>
+                <w:rFonts w:ascii="Times New Roman" w:hAnsi="Times New Roman"/>
+                <w:noProof/>
+                <w:webHidden/>
+                <w:color w:val="auto"/>
                 <w:sz w:val="28"/>
                 <w:szCs w:val="28"/>
               </w:rPr>
@@ -585,6 +580,7 @@
                 <w:rFonts w:ascii="Times New Roman" w:hAnsi="Times New Roman"/>
                 <w:noProof/>
                 <w:webHidden/>
+                <w:color w:val="auto"/>
                 <w:sz w:val="28"/>
                 <w:szCs w:val="28"/>
               </w:rPr>
@@ -595,6 +591,7 @@
                 <w:rFonts w:ascii="Times New Roman" w:hAnsi="Times New Roman"/>
                 <w:noProof/>
                 <w:webHidden/>
+                <w:color w:val="auto"/>
                 <w:sz w:val="28"/>
                 <w:szCs w:val="28"/>
               </w:rPr>
@@ -622,8 +619,6 @@
               <w:rPr>
                 <w:rStyle w:val="ac"/>
                 <w:rFonts w:ascii="Times New Roman" w:hAnsi="Times New Roman"/>
-                <w:b/>
-                <w:bCs/>
                 <w:noProof/>
                 <w:sz w:val="28"/>
                 <w:szCs w:val="28"/>
@@ -721,8 +716,6 @@
               <w:rPr>
                 <w:rStyle w:val="ac"/>
                 <w:rFonts w:ascii="Times New Roman" w:hAnsi="Times New Roman"/>
-                <w:b/>
-                <w:bCs/>
                 <w:noProof/>
                 <w:sz w:val="28"/>
                 <w:szCs w:val="28"/>
@@ -820,8 +813,6 @@
               <w:rPr>
                 <w:rStyle w:val="ac"/>
                 <w:rFonts w:ascii="Times New Roman" w:hAnsi="Times New Roman"/>
-                <w:b/>
-                <w:bCs/>
                 <w:noProof/>
                 <w:sz w:val="28"/>
                 <w:szCs w:val="28"/>
@@ -919,8 +910,6 @@
               <w:rPr>
                 <w:rStyle w:val="ac"/>
                 <w:rFonts w:ascii="Times New Roman" w:hAnsi="Times New Roman"/>
-                <w:b/>
-                <w:bCs/>
                 <w:noProof/>
                 <w:sz w:val="28"/>
                 <w:szCs w:val="28"/>
@@ -1018,8 +1007,6 @@
               <w:rPr>
                 <w:rStyle w:val="ac"/>
                 <w:rFonts w:ascii="Times New Roman" w:hAnsi="Times New Roman"/>
-                <w:b/>
-                <w:bCs/>
                 <w:noProof/>
                 <w:sz w:val="28"/>
                 <w:szCs w:val="28"/>
@@ -1117,8 +1104,6 @@
               <w:rPr>
                 <w:rStyle w:val="ac"/>
                 <w:rFonts w:ascii="Times New Roman" w:hAnsi="Times New Roman"/>
-                <w:b/>
-                <w:bCs/>
                 <w:noProof/>
                 <w:sz w:val="28"/>
                 <w:szCs w:val="28"/>
@@ -1216,8 +1201,6 @@
               <w:rPr>
                 <w:rStyle w:val="ac"/>
                 <w:rFonts w:ascii="Times New Roman" w:hAnsi="Times New Roman"/>
-                <w:b/>
-                <w:bCs/>
                 <w:noProof/>
                 <w:sz w:val="28"/>
                 <w:szCs w:val="28"/>
@@ -1315,8 +1298,6 @@
               <w:rPr>
                 <w:rStyle w:val="ac"/>
                 <w:rFonts w:ascii="Times New Roman" w:hAnsi="Times New Roman"/>
-                <w:b/>
-                <w:bCs/>
                 <w:noProof/>
                 <w:sz w:val="28"/>
                 <w:szCs w:val="28"/>
@@ -1414,8 +1395,6 @@
               <w:rPr>
                 <w:rStyle w:val="ac"/>
                 <w:rFonts w:ascii="Times New Roman" w:hAnsi="Times New Roman"/>
-                <w:b/>
-                <w:bCs/>
                 <w:noProof/>
                 <w:sz w:val="28"/>
                 <w:szCs w:val="28"/>
@@ -1513,8 +1492,6 @@
               <w:rPr>
                 <w:rStyle w:val="ac"/>
                 <w:rFonts w:ascii="Times New Roman" w:hAnsi="Times New Roman"/>
-                <w:b/>
-                <w:bCs/>
                 <w:noProof/>
                 <w:sz w:val="28"/>
                 <w:szCs w:val="28"/>
@@ -1612,8 +1589,6 @@
               <w:rPr>
                 <w:rStyle w:val="ac"/>
                 <w:rFonts w:ascii="Times New Roman" w:hAnsi="Times New Roman"/>
-                <w:b/>
-                <w:bCs/>
                 <w:noProof/>
                 <w:sz w:val="28"/>
                 <w:szCs w:val="28"/>
@@ -1711,8 +1686,6 @@
               <w:rPr>
                 <w:rStyle w:val="ac"/>
                 <w:rFonts w:ascii="Times New Roman" w:hAnsi="Times New Roman"/>
-                <w:b/>
-                <w:bCs/>
                 <w:noProof/>
                 <w:sz w:val="28"/>
                 <w:szCs w:val="28"/>
@@ -1810,8 +1783,6 @@
               <w:rPr>
                 <w:rStyle w:val="ac"/>
                 <w:rFonts w:ascii="Times New Roman" w:hAnsi="Times New Roman"/>
-                <w:b/>
-                <w:bCs/>
                 <w:noProof/>
                 <w:sz w:val="28"/>
                 <w:szCs w:val="28"/>
@@ -1909,8 +1880,6 @@
               <w:rPr>
                 <w:rStyle w:val="ac"/>
                 <w:rFonts w:ascii="Times New Roman" w:hAnsi="Times New Roman"/>
-                <w:b/>
-                <w:bCs/>
                 <w:noProof/>
                 <w:sz w:val="28"/>
                 <w:szCs w:val="28"/>
@@ -2008,8 +1977,6 @@
               <w:rPr>
                 <w:rStyle w:val="ac"/>
                 <w:rFonts w:ascii="Times New Roman" w:hAnsi="Times New Roman"/>
-                <w:b/>
-                <w:bCs/>
                 <w:noProof/>
                 <w:sz w:val="28"/>
                 <w:szCs w:val="28"/>
@@ -2107,8 +2074,6 @@
               <w:rPr>
                 <w:rStyle w:val="ac"/>
                 <w:rFonts w:ascii="Times New Roman" w:hAnsi="Times New Roman"/>
-                <w:b/>
-                <w:bCs/>
                 <w:noProof/>
                 <w:sz w:val="28"/>
                 <w:szCs w:val="28"/>
@@ -2206,8 +2171,6 @@
               <w:rPr>
                 <w:rStyle w:val="ac"/>
                 <w:rFonts w:ascii="Times New Roman" w:hAnsi="Times New Roman"/>
-                <w:b/>
-                <w:bCs/>
                 <w:noProof/>
                 <w:sz w:val="28"/>
                 <w:szCs w:val="28"/>
@@ -2305,8 +2268,6 @@
               <w:rPr>
                 <w:rStyle w:val="ac"/>
                 <w:rFonts w:ascii="Times New Roman" w:hAnsi="Times New Roman"/>
-                <w:b/>
-                <w:bCs/>
                 <w:noProof/>
                 <w:sz w:val="28"/>
                 <w:szCs w:val="28"/>
@@ -2404,8 +2365,6 @@
               <w:rPr>
                 <w:rStyle w:val="ac"/>
                 <w:rFonts w:ascii="Times New Roman" w:hAnsi="Times New Roman"/>
-                <w:b/>
-                <w:bCs/>
                 <w:noProof/>
                 <w:sz w:val="28"/>
                 <w:szCs w:val="28"/>
@@ -2503,8 +2462,6 @@
               <w:rPr>
                 <w:rStyle w:val="ac"/>
                 <w:rFonts w:ascii="Times New Roman" w:hAnsi="Times New Roman"/>
-                <w:b/>
-                <w:bCs/>
                 <w:noProof/>
                 <w:sz w:val="28"/>
                 <w:szCs w:val="28"/>
@@ -2602,8 +2559,6 @@
               <w:rPr>
                 <w:rStyle w:val="ac"/>
                 <w:rFonts w:ascii="Times New Roman" w:hAnsi="Times New Roman"/>
-                <w:b/>
-                <w:bCs/>
                 <w:noProof/>
                 <w:sz w:val="28"/>
                 <w:szCs w:val="28"/>
@@ -2701,8 +2656,6 @@
               <w:rPr>
                 <w:rStyle w:val="ac"/>
                 <w:rFonts w:ascii="Times New Roman" w:hAnsi="Times New Roman"/>
-                <w:b/>
-                <w:bCs/>
                 <w:noProof/>
                 <w:sz w:val="28"/>
                 <w:szCs w:val="28"/>
@@ -2800,8 +2753,6 @@
               <w:rPr>
                 <w:rStyle w:val="ac"/>
                 <w:rFonts w:ascii="Times New Roman" w:hAnsi="Times New Roman"/>
-                <w:b/>
-                <w:bCs/>
                 <w:noProof/>
                 <w:sz w:val="28"/>
                 <w:szCs w:val="28"/>
@@ -2880,11 +2831,18 @@
           </w:hyperlink>
         </w:p>
         <w:p>
-          <w:r>
+          <w:pPr>
             <w:rPr>
               <w:rFonts w:ascii="Times New Roman" w:hAnsi="Times New Roman" w:cs="Times New Roman"/>
               <w:b/>
               <w:bCs/>
+              <w:sz w:val="28"/>
+              <w:szCs w:val="28"/>
+            </w:rPr>
+          </w:pPr>
+          <w:r>
+            <w:rPr>
+              <w:rFonts w:ascii="Times New Roman" w:hAnsi="Times New Roman" w:cs="Times New Roman"/>
               <w:sz w:val="28"/>
               <w:szCs w:val="28"/>
             </w:rPr>
@@ -2894,22 +2852,6 @@
       </w:sdtContent>
     </w:sdt>
     <w:p>
-      <w:pPr>
-        <w:rPr>
-          <w:rFonts w:ascii="Times New Roman" w:hAnsi="Times New Roman" w:cs="Times New Roman"/>
-          <w:sz w:val="28"/>
-          <w:szCs w:val="28"/>
-        </w:rPr>
-      </w:pPr>
-    </w:p>
-    <w:p>
-      <w:pPr>
-        <w:rPr>
-          <w:rFonts w:ascii="Times New Roman" w:hAnsi="Times New Roman" w:cs="Times New Roman"/>
-          <w:sz w:val="28"/>
-          <w:szCs w:val="28"/>
-        </w:rPr>
-      </w:pPr>
       <w:r>
         <w:rPr>
           <w:rFonts w:ascii="Times New Roman" w:hAnsi="Times New Roman" w:cs="Times New Roman"/>
@@ -2925,15 +2867,19 @@
       <w:pPr>
         <w:pStyle w:val="1"/>
         <w:rPr>
+          <w:rFonts w:ascii="Times New Roman" w:hAnsi="Times New Roman" w:cs="Times New Roman"/>
           <w:b/>
           <w:bCs/>
+          <w:color w:val="auto"/>
         </w:rPr>
       </w:pPr>
       <w:bookmarkStart w:id="0" w:name="_Toc225413990"/>
       <w:r>
         <w:rPr>
+          <w:rFonts w:ascii="Times New Roman" w:hAnsi="Times New Roman" w:cs="Times New Roman"/>
           <w:b/>
           <w:bCs/>
+          <w:color w:val="auto"/>
         </w:rPr>
         <w:lastRenderedPageBreak/>
         <w:t>ВВЕДЕНИЕ</w:t>
@@ -3037,25 +2983,7 @@
           <w:sz w:val="28"/>
           <w:szCs w:val="28"/>
         </w:rPr>
-        <w:t xml:space="preserve">: проектирование и разработка локального мобильного приложения под операционную систему </w:t>
-      </w:r>
-      <w:proofErr w:type="spellStart"/>
-      <w:r>
-        <w:rPr>
-          <w:rFonts w:ascii="Times New Roman" w:hAnsi="Times New Roman" w:cs="Times New Roman"/>
-          <w:sz w:val="28"/>
-          <w:szCs w:val="28"/>
-        </w:rPr>
-        <w:t>Android</w:t>
-      </w:r>
-      <w:proofErr w:type="spellEnd"/>
-      <w:r>
-        <w:rPr>
-          <w:rFonts w:ascii="Times New Roman" w:hAnsi="Times New Roman" w:cs="Times New Roman"/>
-          <w:sz w:val="28"/>
-          <w:szCs w:val="28"/>
-        </w:rPr>
-        <w:t xml:space="preserve"> для автоматизации процессов учета, категоризации и статистического анализа личных финансовых расходов пользователя.</w:t>
+        <w:t>: проектирование и разработка локального мобильного приложения под операционную систему Android для автоматизации процессов учета, категоризации и статистического анализа личных финансовых расходов пользователя.</w:t>
       </w:r>
     </w:p>
     <w:p>
@@ -3304,25 +3232,7 @@
           <w:sz w:val="28"/>
           <w:szCs w:val="28"/>
         </w:rPr>
-        <w:t xml:space="preserve">: программные методы, алгоритмы и архитектурные решения, применяемые при разработке мобильного приложения для платформы </w:t>
-      </w:r>
-      <w:proofErr w:type="spellStart"/>
-      <w:r>
-        <w:rPr>
-          <w:rFonts w:ascii="Times New Roman" w:hAnsi="Times New Roman" w:cs="Times New Roman"/>
-          <w:sz w:val="28"/>
-          <w:szCs w:val="28"/>
-        </w:rPr>
-        <w:t>Android</w:t>
-      </w:r>
-      <w:proofErr w:type="spellEnd"/>
-      <w:r>
-        <w:rPr>
-          <w:rFonts w:ascii="Times New Roman" w:hAnsi="Times New Roman" w:cs="Times New Roman"/>
-          <w:sz w:val="28"/>
-          <w:szCs w:val="28"/>
-        </w:rPr>
-        <w:t>.</w:t>
+        <w:t>: программные методы, алгоритмы и архитектурные решения, применяемые при разработке мобильного приложения для платформы Android.</w:t>
       </w:r>
     </w:p>
     <w:p>
@@ -3418,7 +3328,6 @@
       <w:pPr>
         <w:pStyle w:val="1"/>
         <w:spacing w:line="360" w:lineRule="auto"/>
-        <w:ind w:firstLine="709"/>
         <w:jc w:val="both"/>
         <w:rPr>
           <w:rFonts w:ascii="Times New Roman" w:hAnsi="Times New Roman" w:cs="Times New Roman"/>
@@ -3510,43 +3419,7 @@
           <w:sz w:val="28"/>
           <w:szCs w:val="28"/>
         </w:rPr>
-        <w:t xml:space="preserve">В эпоху цифровизации рынок мобильных приложений предлагает множество программных решений для ведения бюджета. К числу наиболее популярных можно отнести такие продукты, как </w:t>
-      </w:r>
-      <w:proofErr w:type="spellStart"/>
-      <w:r>
-        <w:rPr>
-          <w:rFonts w:ascii="Times New Roman" w:hAnsi="Times New Roman" w:cs="Times New Roman"/>
-          <w:sz w:val="28"/>
-          <w:szCs w:val="28"/>
-        </w:rPr>
-        <w:t>CoinKeeper</w:t>
-      </w:r>
-      <w:proofErr w:type="spellEnd"/>
-      <w:r>
-        <w:rPr>
-          <w:rFonts w:ascii="Times New Roman" w:hAnsi="Times New Roman" w:cs="Times New Roman"/>
-          <w:sz w:val="28"/>
-          <w:szCs w:val="28"/>
-        </w:rPr>
-        <w:t xml:space="preserve">, </w:t>
-      </w:r>
-      <w:proofErr w:type="spellStart"/>
-      <w:r>
-        <w:rPr>
-          <w:rFonts w:ascii="Times New Roman" w:hAnsi="Times New Roman" w:cs="Times New Roman"/>
-          <w:sz w:val="28"/>
-          <w:szCs w:val="28"/>
-        </w:rPr>
-        <w:t>Zenmoney</w:t>
-      </w:r>
-      <w:proofErr w:type="spellEnd"/>
-      <w:r>
-        <w:rPr>
-          <w:rFonts w:ascii="Times New Roman" w:hAnsi="Times New Roman" w:cs="Times New Roman"/>
-          <w:sz w:val="28"/>
-          <w:szCs w:val="28"/>
-        </w:rPr>
-        <w:t>, 1</w:t>
+        <w:t>В эпоху цифровизации рынок мобильных приложений предлагает множество программных решений для ведения бюджета. К числу наиболее популярных можно отнести такие продукты, как CoinKeeper, Zenmoney, 1</w:t>
       </w:r>
       <w:proofErr w:type="gramStart"/>
       <w:r>
@@ -4049,39 +3922,14 @@
           <w:sz w:val="28"/>
           <w:szCs w:val="28"/>
         </w:rPr>
-        <w:t>Система должна предоставлять возможность быстрого удаления ошибочно введенной записи при помощи жеста смахивания (</w:t>
-      </w:r>
-      <w:proofErr w:type="spellStart"/>
-      <w:r>
-        <w:rPr>
-          <w:rFonts w:ascii="Times New Roman" w:hAnsi="Times New Roman" w:cs="Times New Roman"/>
-          <w:sz w:val="28"/>
-          <w:szCs w:val="28"/>
-        </w:rPr>
-        <w:t>свайпа</w:t>
-      </w:r>
-      <w:proofErr w:type="spellEnd"/>
-      <w:r>
-        <w:rPr>
-          <w:rFonts w:ascii="Times New Roman" w:hAnsi="Times New Roman" w:cs="Times New Roman"/>
-          <w:sz w:val="28"/>
-          <w:szCs w:val="28"/>
-        </w:rPr>
-        <w:t>) элемента списка влево или вправо.</w:t>
-      </w:r>
-    </w:p>
-    <w:p>
-      <w:pPr>
-        <w:spacing w:line="360" w:lineRule="auto"/>
-        <w:ind w:firstLine="709"/>
-        <w:jc w:val="both"/>
-        <w:rPr>
-          <w:rFonts w:ascii="Times New Roman" w:hAnsi="Times New Roman" w:cs="Times New Roman"/>
-          <w:sz w:val="28"/>
-          <w:szCs w:val="28"/>
-        </w:rPr>
-      </w:pPr>
-      <w:r>
+        <w:t>Система должна предоставлять возможность быстрого удаления ошибочно введенной записи при помощи жеста смахивания (свайпа) элемента списка влево или вправо.</w:t>
+      </w:r>
+    </w:p>
+    <w:p>
+      <w:pPr>
+        <w:spacing w:line="360" w:lineRule="auto"/>
+        <w:ind w:firstLine="709"/>
+        <w:jc w:val="both"/>
         <w:rPr>
           <w:rFonts w:ascii="Times New Roman" w:hAnsi="Times New Roman" w:cs="Times New Roman"/>
           <w:b/>
@@ -4089,74 +3937,6 @@
           <w:sz w:val="28"/>
           <w:szCs w:val="28"/>
         </w:rPr>
-        <w:lastRenderedPageBreak/>
-        <w:t>Блок 2: Навигация и поиск</w:t>
-      </w:r>
-      <w:r>
-        <w:rPr>
-          <w:rFonts w:ascii="Times New Roman" w:hAnsi="Times New Roman" w:cs="Times New Roman"/>
-          <w:sz w:val="28"/>
-          <w:szCs w:val="28"/>
-        </w:rPr>
-        <w:br/>
-        <w:t>8. Пользователь должен иметь возможность осуществлять полнотекстовый поиск по списку расходов. Поиск должен работать динамически: при вводе символов в строку поиска список должен фильтроваться по совпадению с названием расхода или его категорией.</w:t>
-      </w:r>
-      <w:r>
-        <w:rPr>
-          <w:rFonts w:ascii="Times New Roman" w:hAnsi="Times New Roman" w:cs="Times New Roman"/>
-          <w:sz w:val="28"/>
-          <w:szCs w:val="28"/>
-        </w:rPr>
-        <w:br/>
-        <w:t>9. Приложение должно содержать нижнее навигационное меню (</w:t>
-      </w:r>
-      <w:proofErr w:type="spellStart"/>
-      <w:r>
-        <w:rPr>
-          <w:rFonts w:ascii="Times New Roman" w:hAnsi="Times New Roman" w:cs="Times New Roman"/>
-          <w:sz w:val="28"/>
-          <w:szCs w:val="28"/>
-        </w:rPr>
-        <w:t>Bottom</w:t>
-      </w:r>
-      <w:proofErr w:type="spellEnd"/>
-      <w:r>
-        <w:rPr>
-          <w:rFonts w:ascii="Times New Roman" w:hAnsi="Times New Roman" w:cs="Times New Roman"/>
-          <w:sz w:val="28"/>
-          <w:szCs w:val="28"/>
-        </w:rPr>
-        <w:t xml:space="preserve"> </w:t>
-      </w:r>
-      <w:proofErr w:type="spellStart"/>
-      <w:r>
-        <w:rPr>
-          <w:rFonts w:ascii="Times New Roman" w:hAnsi="Times New Roman" w:cs="Times New Roman"/>
-          <w:sz w:val="28"/>
-          <w:szCs w:val="28"/>
-        </w:rPr>
-        <w:t>Navigation</w:t>
-      </w:r>
-      <w:proofErr w:type="spellEnd"/>
-      <w:r>
-        <w:rPr>
-          <w:rFonts w:ascii="Times New Roman" w:hAnsi="Times New Roman" w:cs="Times New Roman"/>
-          <w:sz w:val="28"/>
-          <w:szCs w:val="28"/>
-        </w:rPr>
-        <w:t>) для быстрого переключения между главным экраном (список) и экраном аналитики (статистика).</w:t>
-      </w:r>
-    </w:p>
-    <w:p>
-      <w:pPr>
-        <w:spacing w:line="360" w:lineRule="auto"/>
-        <w:ind w:firstLine="709"/>
-        <w:jc w:val="both"/>
-        <w:rPr>
-          <w:rFonts w:ascii="Times New Roman" w:hAnsi="Times New Roman" w:cs="Times New Roman"/>
-          <w:sz w:val="28"/>
-          <w:szCs w:val="28"/>
-        </w:rPr>
       </w:pPr>
       <w:r>
         <w:rPr>
@@ -4166,144 +3946,224 @@
           <w:sz w:val="28"/>
           <w:szCs w:val="28"/>
         </w:rPr>
+        <w:t>Блок 2: Навигация и поиск</w:t>
+      </w:r>
+    </w:p>
+    <w:p>
+      <w:pPr>
+        <w:numPr>
+          <w:ilvl w:val="0"/>
+          <w:numId w:val="7"/>
+        </w:numPr>
+        <w:spacing w:line="360" w:lineRule="auto"/>
+        <w:ind w:firstLine="709"/>
+        <w:jc w:val="both"/>
+        <w:rPr>
+          <w:rFonts w:ascii="Times New Roman" w:hAnsi="Times New Roman" w:cs="Times New Roman"/>
+          <w:sz w:val="28"/>
+          <w:szCs w:val="28"/>
+        </w:rPr>
+      </w:pPr>
+      <w:r>
+        <w:rPr>
+          <w:rFonts w:ascii="Times New Roman" w:hAnsi="Times New Roman" w:cs="Times New Roman"/>
+          <w:sz w:val="28"/>
+          <w:szCs w:val="28"/>
+        </w:rPr>
+        <w:lastRenderedPageBreak/>
+        <w:t>Пользователь должен иметь возможность осуществлять полнотекстовый поиск по списку расходов. Поиск должен работать динамически: при вводе символов в строку поиска список должен фильтроваться по совпадению с названием расхода или его категорией.</w:t>
+      </w:r>
+    </w:p>
+    <w:p>
+      <w:pPr>
+        <w:numPr>
+          <w:ilvl w:val="0"/>
+          <w:numId w:val="7"/>
+        </w:numPr>
+        <w:spacing w:line="360" w:lineRule="auto"/>
+        <w:ind w:firstLine="709"/>
+        <w:jc w:val="both"/>
+        <w:rPr>
+          <w:rFonts w:ascii="Times New Roman" w:hAnsi="Times New Roman" w:cs="Times New Roman"/>
+          <w:sz w:val="28"/>
+          <w:szCs w:val="28"/>
+        </w:rPr>
+      </w:pPr>
+      <w:r>
+        <w:rPr>
+          <w:rFonts w:ascii="Times New Roman" w:hAnsi="Times New Roman" w:cs="Times New Roman"/>
+          <w:sz w:val="28"/>
+          <w:szCs w:val="28"/>
+        </w:rPr>
+        <w:t>Приложение должно содержать нижнее навигационное меню (Bottom Navigation) для быстрого переключения между главным экраном (список) и экраном аналитики (статистика).</w:t>
+      </w:r>
+    </w:p>
+    <w:p>
+      <w:pPr>
+        <w:spacing w:line="360" w:lineRule="auto"/>
+        <w:ind w:firstLine="709"/>
+        <w:jc w:val="both"/>
+        <w:rPr>
+          <w:rFonts w:ascii="Times New Roman" w:hAnsi="Times New Roman" w:cs="Times New Roman"/>
+          <w:b/>
+          <w:bCs/>
+          <w:sz w:val="28"/>
+          <w:szCs w:val="28"/>
+        </w:rPr>
+      </w:pPr>
+      <w:r>
+        <w:rPr>
+          <w:rFonts w:ascii="Times New Roman" w:hAnsi="Times New Roman" w:cs="Times New Roman"/>
+          <w:b/>
+          <w:bCs/>
+          <w:sz w:val="28"/>
+          <w:szCs w:val="28"/>
+        </w:rPr>
         <w:t>Блок 3: Контроль бюджета и аналитика</w:t>
       </w:r>
-      <w:r>
-        <w:rPr>
-          <w:rFonts w:ascii="Times New Roman" w:hAnsi="Times New Roman" w:cs="Times New Roman"/>
-          <w:sz w:val="28"/>
-          <w:szCs w:val="28"/>
-        </w:rPr>
-        <w:br/>
-        <w:t>10. Пользователь должен иметь возможность задать общий ежемесячный лимит (бюджет) расходов в числовом выражении.</w:t>
-      </w:r>
-      <w:r>
-        <w:rPr>
-          <w:rFonts w:ascii="Times New Roman" w:hAnsi="Times New Roman" w:cs="Times New Roman"/>
-          <w:sz w:val="28"/>
-          <w:szCs w:val="28"/>
-        </w:rPr>
-        <w:br/>
-        <w:t>11. На главном экране система должна отображать виджет (прогресс-бар), который в режиме реального времени показывает процент исчерпания установленного лимита бюджета на основе суммы всех добавленных расходов.</w:t>
-      </w:r>
-      <w:r>
-        <w:rPr>
-          <w:rFonts w:ascii="Times New Roman" w:hAnsi="Times New Roman" w:cs="Times New Roman"/>
-          <w:sz w:val="28"/>
-          <w:szCs w:val="28"/>
-        </w:rPr>
-        <w:br/>
-        <w:t>12. Если сумма расходов превышает установленный лимит, цветовая индикация прогресс-бара должна изменяться (например, на красный цвет) для предупреждения пользователя.</w:t>
-      </w:r>
-      <w:r>
-        <w:rPr>
-          <w:rFonts w:ascii="Times New Roman" w:hAnsi="Times New Roman" w:cs="Times New Roman"/>
-          <w:sz w:val="28"/>
-          <w:szCs w:val="28"/>
-        </w:rPr>
-        <w:br/>
-        <w:t xml:space="preserve">13. На экране статистики система должна автоматически генерировать и отображать круговую диаграмму (Pie </w:t>
-      </w:r>
-      <w:proofErr w:type="spellStart"/>
-      <w:r>
-        <w:rPr>
-          <w:rFonts w:ascii="Times New Roman" w:hAnsi="Times New Roman" w:cs="Times New Roman"/>
-          <w:sz w:val="28"/>
-          <w:szCs w:val="28"/>
-        </w:rPr>
-        <w:t>Chart</w:t>
-      </w:r>
-      <w:proofErr w:type="spellEnd"/>
-      <w:r>
-        <w:rPr>
-          <w:rFonts w:ascii="Times New Roman" w:hAnsi="Times New Roman" w:cs="Times New Roman"/>
-          <w:sz w:val="28"/>
-          <w:szCs w:val="28"/>
-        </w:rPr>
-        <w:t>) распределения расходов по выбранным категориям.</w:t>
-      </w:r>
-      <w:r>
-        <w:rPr>
-          <w:rFonts w:ascii="Times New Roman" w:hAnsi="Times New Roman" w:cs="Times New Roman"/>
-          <w:sz w:val="28"/>
-          <w:szCs w:val="28"/>
-        </w:rPr>
-        <w:br/>
-        <w:t>14. Пользователь должен иметь возможность фильтровать отображаемую на диаграмме статистику по временным периодам: "За неделю", "За месяц", "За год" или "За все время".</w:t>
-      </w:r>
-      <w:r>
-        <w:rPr>
-          <w:rFonts w:ascii="Times New Roman" w:hAnsi="Times New Roman" w:cs="Times New Roman"/>
-          <w:sz w:val="28"/>
-          <w:szCs w:val="28"/>
-        </w:rPr>
-        <w:br/>
-        <w:t>15. Под круговой диаграммой система должна выводить детализированный список категорий с указанием абсолютной суммы трат в данной категории и её процентной доли от общего объема расходов за выбранный период.</w:t>
-      </w:r>
-    </w:p>
-    <w:p>
-      <w:pPr>
-        <w:spacing w:line="360" w:lineRule="auto"/>
-        <w:ind w:firstLine="709"/>
-        <w:jc w:val="both"/>
-        <w:rPr>
-          <w:rFonts w:ascii="Times New Roman" w:hAnsi="Times New Roman" w:cs="Times New Roman"/>
-          <w:sz w:val="28"/>
-          <w:szCs w:val="28"/>
-        </w:rPr>
-      </w:pPr>
-      <w:r>
-        <w:rPr>
-          <w:rFonts w:ascii="Times New Roman" w:hAnsi="Times New Roman" w:cs="Times New Roman"/>
-          <w:sz w:val="28"/>
-          <w:szCs w:val="28"/>
-        </w:rPr>
-        <w:t>[ВНИМАНИЕ СТУДЕНТУ: Вставьте здесь схему или скриншот. Например, Диаграмму прецедентов (</w:t>
-      </w:r>
-      <w:proofErr w:type="spellStart"/>
-      <w:r>
-        <w:rPr>
-          <w:rFonts w:ascii="Times New Roman" w:hAnsi="Times New Roman" w:cs="Times New Roman"/>
-          <w:sz w:val="28"/>
-          <w:szCs w:val="28"/>
-        </w:rPr>
-        <w:t>Use</w:t>
-      </w:r>
-      <w:proofErr w:type="spellEnd"/>
-      <w:r>
-        <w:rPr>
-          <w:rFonts w:ascii="Times New Roman" w:hAnsi="Times New Roman" w:cs="Times New Roman"/>
-          <w:sz w:val="28"/>
-          <w:szCs w:val="28"/>
-        </w:rPr>
-        <w:t xml:space="preserve"> Case) в UML, описывающую </w:t>
-      </w:r>
-      <w:r>
-        <w:rPr>
-          <w:rFonts w:ascii="Times New Roman" w:hAnsi="Times New Roman" w:cs="Times New Roman"/>
-          <w:sz w:val="28"/>
-          <w:szCs w:val="28"/>
-        </w:rPr>
-        <w:lastRenderedPageBreak/>
-        <w:t>описанные выше функции. Подпись: Рис. 1.1. Диаграмма вариантов использования (</w:t>
-      </w:r>
-      <w:proofErr w:type="spellStart"/>
-      <w:r>
-        <w:rPr>
-          <w:rFonts w:ascii="Times New Roman" w:hAnsi="Times New Roman" w:cs="Times New Roman"/>
-          <w:sz w:val="28"/>
-          <w:szCs w:val="28"/>
-        </w:rPr>
-        <w:t>Use</w:t>
-      </w:r>
-      <w:proofErr w:type="spellEnd"/>
-      <w:r>
-        <w:rPr>
-          <w:rFonts w:ascii="Times New Roman" w:hAnsi="Times New Roman" w:cs="Times New Roman"/>
-          <w:sz w:val="28"/>
-          <w:szCs w:val="28"/>
-        </w:rPr>
-        <w:t xml:space="preserve"> Case) разрабатываемого приложения]</w:t>
+    </w:p>
+    <w:p>
+      <w:pPr>
+        <w:numPr>
+          <w:ilvl w:val="0"/>
+          <w:numId w:val="7"/>
+        </w:numPr>
+        <w:spacing w:line="360" w:lineRule="auto"/>
+        <w:ind w:firstLine="709"/>
+        <w:jc w:val="both"/>
+        <w:rPr>
+          <w:rFonts w:ascii="Times New Roman" w:hAnsi="Times New Roman" w:cs="Times New Roman"/>
+          <w:sz w:val="28"/>
+          <w:szCs w:val="28"/>
+        </w:rPr>
+      </w:pPr>
+      <w:r>
+        <w:rPr>
+          <w:rFonts w:ascii="Times New Roman" w:hAnsi="Times New Roman" w:cs="Times New Roman"/>
+          <w:sz w:val="28"/>
+          <w:szCs w:val="28"/>
+        </w:rPr>
+        <w:t>Пользователь должен иметь возможность задать общий ежемесячный лимит (бюджет) расходов в числовом выражении.</w:t>
+      </w:r>
+    </w:p>
+    <w:p>
+      <w:pPr>
+        <w:numPr>
+          <w:ilvl w:val="0"/>
+          <w:numId w:val="7"/>
+        </w:numPr>
+        <w:spacing w:line="360" w:lineRule="auto"/>
+        <w:ind w:firstLine="709"/>
+        <w:jc w:val="both"/>
+        <w:rPr>
+          <w:rFonts w:ascii="Times New Roman" w:hAnsi="Times New Roman" w:cs="Times New Roman"/>
+          <w:sz w:val="28"/>
+          <w:szCs w:val="28"/>
+        </w:rPr>
+      </w:pPr>
+      <w:r>
+        <w:rPr>
+          <w:rFonts w:ascii="Times New Roman" w:hAnsi="Times New Roman" w:cs="Times New Roman"/>
+          <w:sz w:val="28"/>
+          <w:szCs w:val="28"/>
+        </w:rPr>
+        <w:t>На главном экране система должна отображать виджет (прогресс-бар), который в режиме реального времени показывает процент исчерпания установленного лимита бюджета на основе суммы всех добавленных расходов.</w:t>
+      </w:r>
+    </w:p>
+    <w:p>
+      <w:pPr>
+        <w:numPr>
+          <w:ilvl w:val="0"/>
+          <w:numId w:val="7"/>
+        </w:numPr>
+        <w:spacing w:line="360" w:lineRule="auto"/>
+        <w:ind w:firstLine="709"/>
+        <w:jc w:val="both"/>
+        <w:rPr>
+          <w:rFonts w:ascii="Times New Roman" w:hAnsi="Times New Roman" w:cs="Times New Roman"/>
+          <w:sz w:val="28"/>
+          <w:szCs w:val="28"/>
+        </w:rPr>
+      </w:pPr>
+      <w:r>
+        <w:rPr>
+          <w:rFonts w:ascii="Times New Roman" w:hAnsi="Times New Roman" w:cs="Times New Roman"/>
+          <w:sz w:val="28"/>
+          <w:szCs w:val="28"/>
+        </w:rPr>
+        <w:t>Если сумма расходов превышает установленный лимит, цветовая индикация прогресс-бара должна изменяться (например, на красный цвет) для предупреждения пользователя.</w:t>
+      </w:r>
+    </w:p>
+    <w:p>
+      <w:pPr>
+        <w:numPr>
+          <w:ilvl w:val="0"/>
+          <w:numId w:val="7"/>
+        </w:numPr>
+        <w:spacing w:line="360" w:lineRule="auto"/>
+        <w:ind w:firstLine="709"/>
+        <w:jc w:val="both"/>
+        <w:rPr>
+          <w:rFonts w:ascii="Times New Roman" w:hAnsi="Times New Roman" w:cs="Times New Roman"/>
+          <w:sz w:val="28"/>
+          <w:szCs w:val="28"/>
+        </w:rPr>
+      </w:pPr>
+      <w:r>
+        <w:rPr>
+          <w:rFonts w:ascii="Times New Roman" w:hAnsi="Times New Roman" w:cs="Times New Roman"/>
+          <w:sz w:val="28"/>
+          <w:szCs w:val="28"/>
+        </w:rPr>
+        <w:t>На экране статистики система должна автоматически генерировать и отображать круговую диаграмму (Pie Chart) распределения расходов по выбранным категориям.</w:t>
+      </w:r>
+    </w:p>
+    <w:p>
+      <w:pPr>
+        <w:numPr>
+          <w:ilvl w:val="0"/>
+          <w:numId w:val="7"/>
+        </w:numPr>
+        <w:spacing w:line="360" w:lineRule="auto"/>
+        <w:ind w:firstLine="709"/>
+        <w:jc w:val="both"/>
+        <w:rPr>
+          <w:rFonts w:ascii="Times New Roman" w:hAnsi="Times New Roman" w:cs="Times New Roman"/>
+          <w:sz w:val="28"/>
+          <w:szCs w:val="28"/>
+        </w:rPr>
+      </w:pPr>
+      <w:r>
+        <w:rPr>
+          <w:rFonts w:ascii="Times New Roman" w:hAnsi="Times New Roman" w:cs="Times New Roman"/>
+          <w:sz w:val="28"/>
+          <w:szCs w:val="28"/>
+        </w:rPr>
+        <w:t>Пользователь должен иметь возможность фильтровать отображаемую на диаграмме статистику по временным периодам: "За неделю", "За месяц", "За год" или "За все время".</w:t>
+      </w:r>
+    </w:p>
+    <w:p>
+      <w:pPr>
+        <w:numPr>
+          <w:ilvl w:val="0"/>
+          <w:numId w:val="7"/>
+        </w:numPr>
+        <w:spacing w:line="360" w:lineRule="auto"/>
+        <w:ind w:firstLine="709"/>
+        <w:jc w:val="both"/>
+        <w:rPr>
+          <w:rFonts w:ascii="Times New Roman" w:hAnsi="Times New Roman" w:cs="Times New Roman"/>
+          <w:sz w:val="28"/>
+          <w:szCs w:val="28"/>
+        </w:rPr>
+      </w:pPr>
+      <w:r>
+        <w:rPr>
+          <w:rFonts w:ascii="Times New Roman" w:hAnsi="Times New Roman" w:cs="Times New Roman"/>
+          <w:sz w:val="28"/>
+          <w:szCs w:val="28"/>
+        </w:rPr>
+        <w:t>Под круговой диаграммой система должна выводить детализированный список категорий с указанием абсолютной суммы трат в данной категории и её процентной доли от общего объема расходов за выбранный период.</w:t>
       </w:r>
     </w:p>
     <w:p>
@@ -4324,6 +4184,107 @@
       <w:bookmarkStart w:id="4" w:name="_Toc225413994"/>
       <w:r>
         <w:rPr>
+          <w:noProof/>
+        </w:rPr>
+        <w:lastRenderedPageBreak/>
+        <w:drawing>
+          <wp:inline distT="0" distB="0" distL="0" distR="0" wp14:anchorId="1149AC2F" wp14:editId="5D5BE0CF">
+            <wp:extent cx="4954270" cy="4016375"/>
+            <wp:effectExtent l="0" t="0" r="0" b="3175"/>
+            <wp:docPr id="1" name="Рисунок 1" descr="TLBDIiD04Bu7zXs6dFJGW_svIa5y0lK1bdIDeMbIThUWY60ZtafF7fKUV86qD3NQ7rzXzesSJQguWfViVBlVpyoGhj9Swj4WPbuiBZNe56GKNcdeHL84EaeJvgb-b0ovv0COyg3FGt6cRs81zfqdOIoOnpmUw5I2ZpFSuTfCy8tE1UOcmy9Y7xY22oMavVu8YVzCl3cMbMPBTG7uQUxj1O4LYRTK5t1mUZqKYH9mBga58Gzzk6KUm4Y9W2jhz5GPvHHQcinCW4noCpQFTBsiqq-ENCKhBec__f_VTFapekpC63VqpQWkQjsOPhHpbbLLueTvsEjRV_9gQZNcTvSsdWm90CxDb3fQML_CznPjr-A5vEysnMcNLeOx8D-Srhwe4aeptJjqc7TdbswN3ut6SRs7NwZfe9Q3sWxgM9-kI7hqktm1 (520×422)"/>
+            <wp:cNvGraphicFramePr>
+              <a:graphicFrameLocks xmlns:a="http://schemas.openxmlformats.org/drawingml/2006/main" noChangeAspect="1"/>
+            </wp:cNvGraphicFramePr>
+            <a:graphic xmlns:a="http://schemas.openxmlformats.org/drawingml/2006/main">
+              <a:graphicData uri="http://schemas.openxmlformats.org/drawingml/2006/picture">
+                <pic:pic xmlns:pic="http://schemas.openxmlformats.org/drawingml/2006/picture">
+                  <pic:nvPicPr>
+                    <pic:cNvPr id="0" name="Picture 1" descr="TLBDIiD04Bu7zXs6dFJGW_svIa5y0lK1bdIDeMbIThUWY60ZtafF7fKUV86qD3NQ7rzXzesSJQguWfViVBlVpyoGhj9Swj4WPbuiBZNe56GKNcdeHL84EaeJvgb-b0ovv0COyg3FGt6cRs81zfqdOIoOnpmUw5I2ZpFSuTfCy8tE1UOcmy9Y7xY22oMavVu8YVzCl3cMbMPBTG7uQUxj1O4LYRTK5t1mUZqKYH9mBga58Gzzk6KUm4Y9W2jhz5GPvHHQcinCW4noCpQFTBsiqq-ENCKhBec__f_VTFapekpC63VqpQWkQjsOPhHpbbLLueTvsEjRV_9gQZNcTvSsdWm90CxDb3fQML_CznPjr-A5vEysnMcNLeOx8D-Srhwe4aeptJjqc7TdbswN3ut6SRs7NwZfe9Q3sWxgM9-kI7hqktm1 (520×422)"/>
+                    <pic:cNvPicPr>
+                      <a:picLocks noChangeAspect="1" noChangeArrowheads="1"/>
+                    </pic:cNvPicPr>
+                  </pic:nvPicPr>
+                  <pic:blipFill>
+                    <a:blip r:embed="rId6">
+                      <a:extLst>
+                        <a:ext uri="{28A0092B-C50C-407E-A947-70E740481C1C}">
+                          <a14:useLocalDpi xmlns:a14="http://schemas.microsoft.com/office/drawing/2010/main" val="0"/>
+                        </a:ext>
+                      </a:extLst>
+                    </a:blip>
+                    <a:srcRect/>
+                    <a:stretch>
+                      <a:fillRect/>
+                    </a:stretch>
+                  </pic:blipFill>
+                  <pic:spPr bwMode="auto">
+                    <a:xfrm>
+                      <a:off x="0" y="0"/>
+                      <a:ext cx="4954270" cy="4016375"/>
+                    </a:xfrm>
+                    <a:prstGeom prst="rect">
+                      <a:avLst/>
+                    </a:prstGeom>
+                    <a:noFill/>
+                    <a:ln>
+                      <a:noFill/>
+                    </a:ln>
+                  </pic:spPr>
+                </pic:pic>
+              </a:graphicData>
+            </a:graphic>
+          </wp:inline>
+        </w:drawing>
+      </w:r>
+    </w:p>
+    <w:p>
+      <w:pPr>
+        <w:jc w:val="center"/>
+        <w:rPr>
+          <w:rFonts w:ascii="Times New Roman" w:hAnsi="Times New Roman" w:cs="Times New Roman"/>
+          <w:sz w:val="28"/>
+          <w:szCs w:val="28"/>
+        </w:rPr>
+      </w:pPr>
+      <w:r>
+        <w:rPr>
+          <w:rFonts w:ascii="Times New Roman" w:hAnsi="Times New Roman" w:cs="Times New Roman"/>
+          <w:sz w:val="28"/>
+          <w:szCs w:val="28"/>
+        </w:rPr>
+        <w:t xml:space="preserve">Рис.1 </w:t>
+      </w:r>
+      <w:r>
+        <w:rPr>
+          <w:rFonts w:ascii="Times New Roman" w:hAnsi="Times New Roman" w:cs="Times New Roman"/>
+          <w:sz w:val="28"/>
+          <w:szCs w:val="28"/>
+        </w:rPr>
+        <w:t>–</w:t>
+      </w:r>
+      <w:r>
+        <w:rPr>
+          <w:rFonts w:ascii="Times New Roman" w:hAnsi="Times New Roman" w:cs="Times New Roman"/>
+          <w:sz w:val="28"/>
+          <w:szCs w:val="28"/>
+        </w:rPr>
+        <w:t xml:space="preserve"> </w:t>
+      </w:r>
+      <w:r>
+        <w:rPr>
+          <w:rFonts w:ascii="Times New Roman" w:hAnsi="Times New Roman" w:cs="Times New Roman"/>
+          <w:sz w:val="28"/>
+          <w:szCs w:val="28"/>
+        </w:rPr>
+        <w:t>Диаграмма вариантов использования (Use Case) разрабатываемого приложения</w:t>
+      </w:r>
+    </w:p>
+    <w:p>
+      <w:pPr>
+        <w:pStyle w:val="2"/>
+        <w:spacing w:line="360" w:lineRule="auto"/>
+        <w:jc w:val="both"/>
+        <w:rPr>
           <w:rFonts w:ascii="Times New Roman" w:hAnsi="Times New Roman" w:cs="Times New Roman"/>
           <w:b/>
           <w:bCs/>
@@ -4331,6 +4292,16 @@
           <w:sz w:val="28"/>
           <w:szCs w:val="28"/>
         </w:rPr>
+      </w:pPr>
+      <w:r>
+        <w:rPr>
+          <w:rFonts w:ascii="Times New Roman" w:hAnsi="Times New Roman" w:cs="Times New Roman"/>
+          <w:b/>
+          <w:bCs/>
+          <w:color w:val="auto"/>
+          <w:sz w:val="28"/>
+          <w:szCs w:val="28"/>
+        </w:rPr>
         <w:t>1.3. Нефункциональные требования к приложению</w:t>
       </w:r>
       <w:bookmarkEnd w:id="4"/>
@@ -4378,7 +4349,6 @@
     <w:p>
       <w:pPr>
         <w:spacing w:line="360" w:lineRule="auto"/>
-        <w:ind w:firstLine="709"/>
         <w:jc w:val="both"/>
         <w:rPr>
           <w:rFonts w:ascii="Times New Roman" w:hAnsi="Times New Roman" w:cs="Times New Roman"/>
@@ -4420,25 +4390,7 @@
           <w:sz w:val="28"/>
           <w:szCs w:val="28"/>
         </w:rPr>
-        <w:t xml:space="preserve">Разрабатываемое приложение предназначено исключительно для функционирования на мобильных смартфонах под управлением операционной системы </w:t>
-      </w:r>
-      <w:proofErr w:type="spellStart"/>
-      <w:r>
-        <w:rPr>
-          <w:rFonts w:ascii="Times New Roman" w:hAnsi="Times New Roman" w:cs="Times New Roman"/>
-          <w:sz w:val="28"/>
-          <w:szCs w:val="28"/>
-        </w:rPr>
-        <w:t>Android</w:t>
-      </w:r>
-      <w:proofErr w:type="spellEnd"/>
-      <w:r>
-        <w:rPr>
-          <w:rFonts w:ascii="Times New Roman" w:hAnsi="Times New Roman" w:cs="Times New Roman"/>
-          <w:sz w:val="28"/>
-          <w:szCs w:val="28"/>
-        </w:rPr>
-        <w:t>.</w:t>
+        <w:t>Разрабатываемое приложение предназначено исключительно для функционирования на мобильных смартфонах под управлением операционной системы Android.</w:t>
       </w:r>
     </w:p>
     <w:p>
@@ -4462,49 +4414,21 @@
           <w:sz w:val="28"/>
           <w:szCs w:val="28"/>
         </w:rPr>
-        <w:t xml:space="preserve">Приложение должно поддерживать широкий спектр устройств. Минимальная поддерживаемая версия операционной системы — </w:t>
-      </w:r>
-      <w:proofErr w:type="spellStart"/>
-      <w:r>
-        <w:rPr>
-          <w:rFonts w:ascii="Times New Roman" w:hAnsi="Times New Roman" w:cs="Times New Roman"/>
-          <w:sz w:val="28"/>
-          <w:szCs w:val="28"/>
-        </w:rPr>
-        <w:t>Android</w:t>
-      </w:r>
-      <w:proofErr w:type="spellEnd"/>
-      <w:r>
-        <w:rPr>
-          <w:rFonts w:ascii="Times New Roman" w:hAnsi="Times New Roman" w:cs="Times New Roman"/>
-          <w:sz w:val="28"/>
-          <w:szCs w:val="28"/>
-        </w:rPr>
-        <w:t xml:space="preserve"> 7.0 (API Level 24), что обеспечит охват подавляющего большинства активно используемых смартфонов. Целевая версия для компиляции и оптимизации — </w:t>
-      </w:r>
-      <w:proofErr w:type="spellStart"/>
-      <w:r>
-        <w:rPr>
-          <w:rFonts w:ascii="Times New Roman" w:hAnsi="Times New Roman" w:cs="Times New Roman"/>
-          <w:sz w:val="28"/>
-          <w:szCs w:val="28"/>
-        </w:rPr>
-        <w:t>Android</w:t>
-      </w:r>
-      <w:proofErr w:type="spellEnd"/>
-      <w:r>
-        <w:rPr>
-          <w:rFonts w:ascii="Times New Roman" w:hAnsi="Times New Roman" w:cs="Times New Roman"/>
-          <w:sz w:val="28"/>
-          <w:szCs w:val="28"/>
-        </w:rPr>
-        <w:t xml:space="preserve"> 14 (API Level 34).</w:t>
-      </w:r>
-    </w:p>
-    <w:p>
-      <w:pPr>
-        <w:spacing w:line="360" w:lineRule="auto"/>
-        <w:ind w:left="1429"/>
+        <w:t xml:space="preserve">Приложение должно поддерживать широкий спектр устройств. Минимальная поддерживаемая версия операционной системы — Android 7.0 (API Level 24), что обеспечит охват </w:t>
+      </w:r>
+      <w:r>
+        <w:rPr>
+          <w:rFonts w:ascii="Times New Roman" w:hAnsi="Times New Roman" w:cs="Times New Roman"/>
+          <w:sz w:val="28"/>
+          <w:szCs w:val="28"/>
+        </w:rPr>
+        <w:lastRenderedPageBreak/>
+        <w:t>подавляющего большинства активно используемых смартфонов. Целевая версия для компиляции и оптимизации — Android 14 (API Level 34).</w:t>
+      </w:r>
+    </w:p>
+    <w:p>
+      <w:pPr>
+        <w:spacing w:line="360" w:lineRule="auto"/>
         <w:jc w:val="both"/>
         <w:rPr>
           <w:rFonts w:ascii="Times New Roman" w:hAnsi="Times New Roman" w:cs="Times New Roman"/>
@@ -4544,25 +4468,7 @@
           <w:sz w:val="28"/>
           <w:szCs w:val="28"/>
         </w:rPr>
-        <w:t xml:space="preserve">Архитектура приложения должна гарантировать сохранность данных. Вся пользовательская информация (записи о расходах, настройки лимитов) должна сохраняться во внутренней защищенной памяти устройства (база данных </w:t>
-      </w:r>
-      <w:proofErr w:type="spellStart"/>
-      <w:r>
-        <w:rPr>
-          <w:rFonts w:ascii="Times New Roman" w:hAnsi="Times New Roman" w:cs="Times New Roman"/>
-          <w:sz w:val="28"/>
-          <w:szCs w:val="28"/>
-        </w:rPr>
-        <w:t>SQLite</w:t>
-      </w:r>
-      <w:proofErr w:type="spellEnd"/>
-      <w:r>
-        <w:rPr>
-          <w:rFonts w:ascii="Times New Roman" w:hAnsi="Times New Roman" w:cs="Times New Roman"/>
-          <w:sz w:val="28"/>
-          <w:szCs w:val="28"/>
-        </w:rPr>
-        <w:t>).</w:t>
+        <w:t>Архитектура приложения должна гарантировать сохранность данных. Вся пользовательская информация (записи о расходах, настройки лимитов) должна сохраняться во внутренней защищенной памяти устройства (база данных SQLite).</w:t>
       </w:r>
     </w:p>
     <w:p>
@@ -4592,19 +4498,6 @@
     <w:p>
       <w:pPr>
         <w:spacing w:line="360" w:lineRule="auto"/>
-        <w:ind w:left="1429"/>
-        <w:jc w:val="both"/>
-        <w:rPr>
-          <w:rFonts w:ascii="Times New Roman" w:hAnsi="Times New Roman" w:cs="Times New Roman"/>
-          <w:sz w:val="28"/>
-          <w:szCs w:val="28"/>
-        </w:rPr>
-      </w:pPr>
-    </w:p>
-    <w:p>
-      <w:pPr>
-        <w:spacing w:line="360" w:lineRule="auto"/>
-        <w:ind w:firstLine="709"/>
         <w:jc w:val="both"/>
         <w:rPr>
           <w:rFonts w:ascii="Times New Roman" w:hAnsi="Times New Roman" w:cs="Times New Roman"/>
@@ -4622,28 +4515,31 @@
           <w:sz w:val="28"/>
           <w:szCs w:val="28"/>
         </w:rPr>
-        <w:lastRenderedPageBreak/>
-        <w:t>Требования к производительности:</w:t>
-      </w:r>
-    </w:p>
-    <w:p>
-      <w:pPr>
-        <w:spacing w:line="360" w:lineRule="auto"/>
-        <w:ind w:firstLine="709"/>
-        <w:jc w:val="both"/>
-        <w:rPr>
-          <w:rFonts w:ascii="Times New Roman" w:hAnsi="Times New Roman" w:cs="Times New Roman"/>
-          <w:sz w:val="28"/>
-          <w:szCs w:val="28"/>
-        </w:rPr>
-      </w:pPr>
-      <w:r>
-        <w:rPr>
-          <w:rFonts w:ascii="Times New Roman" w:hAnsi="Times New Roman" w:cs="Times New Roman"/>
-          <w:sz w:val="28"/>
-          <w:szCs w:val="28"/>
-        </w:rPr>
-        <w:t>5. Приложение должно обеспечивать плавную прокрутку списков (не менее 60 кадров в секунду) даже при наличии в базе данных нескольких тысяч записей</w:t>
+        <w:t>Требования к производительности</w:t>
+      </w:r>
+    </w:p>
+    <w:p>
+      <w:pPr>
+        <w:numPr>
+          <w:ilvl w:val="0"/>
+          <w:numId w:val="8"/>
+        </w:numPr>
+        <w:spacing w:line="360" w:lineRule="auto"/>
+        <w:ind w:firstLine="709"/>
+        <w:jc w:val="both"/>
+        <w:rPr>
+          <w:rFonts w:ascii="Times New Roman" w:hAnsi="Times New Roman" w:cs="Times New Roman"/>
+          <w:sz w:val="28"/>
+          <w:szCs w:val="28"/>
+        </w:rPr>
+      </w:pPr>
+      <w:r>
+        <w:rPr>
+          <w:rFonts w:ascii="Times New Roman" w:hAnsi="Times New Roman" w:cs="Times New Roman"/>
+          <w:sz w:val="28"/>
+          <w:szCs w:val="28"/>
+        </w:rPr>
+        <w:t>Приложение должно обеспечивать плавную прокрутку списков (не менее 60 кадров в секунду) даже при наличии в базе данных нескольких тысяч записей</w:t>
       </w:r>
       <w:r>
         <w:rPr>
@@ -4656,64 +4552,31 @@
     </w:p>
     <w:p>
       <w:pPr>
-        <w:spacing w:line="360" w:lineRule="auto"/>
-        <w:ind w:firstLine="709"/>
-        <w:jc w:val="both"/>
-        <w:rPr>
-          <w:rFonts w:ascii="Times New Roman" w:hAnsi="Times New Roman" w:cs="Times New Roman"/>
-          <w:sz w:val="28"/>
-          <w:szCs w:val="28"/>
-        </w:rPr>
-      </w:pPr>
-      <w:r>
-        <w:rPr>
-          <w:rFonts w:ascii="Times New Roman" w:hAnsi="Times New Roman" w:cs="Times New Roman"/>
-          <w:sz w:val="28"/>
-          <w:szCs w:val="28"/>
-        </w:rPr>
-        <w:t xml:space="preserve">6. Выполнение "тяжелых" операций, таких как чтение и запись в базу данных, фильтрация списков и расчет статистики, должно происходить в асинхронном режиме (в фоновых потоках), чтобы не вызывать блокировку или "зависание" пользовательского интерфейса (ошибка ANR - Application </w:t>
-      </w:r>
-      <w:proofErr w:type="spellStart"/>
-      <w:r>
-        <w:rPr>
-          <w:rFonts w:ascii="Times New Roman" w:hAnsi="Times New Roman" w:cs="Times New Roman"/>
-          <w:sz w:val="28"/>
-          <w:szCs w:val="28"/>
-        </w:rPr>
-        <w:t>Not</w:t>
-      </w:r>
-      <w:proofErr w:type="spellEnd"/>
-      <w:r>
-        <w:rPr>
-          <w:rFonts w:ascii="Times New Roman" w:hAnsi="Times New Roman" w:cs="Times New Roman"/>
-          <w:sz w:val="28"/>
-          <w:szCs w:val="28"/>
-        </w:rPr>
-        <w:t xml:space="preserve"> </w:t>
-      </w:r>
-      <w:proofErr w:type="spellStart"/>
-      <w:r>
-        <w:rPr>
-          <w:rFonts w:ascii="Times New Roman" w:hAnsi="Times New Roman" w:cs="Times New Roman"/>
-          <w:sz w:val="28"/>
-          <w:szCs w:val="28"/>
-        </w:rPr>
-        <w:t>Responding</w:t>
-      </w:r>
-      <w:proofErr w:type="spellEnd"/>
-      <w:r>
-        <w:rPr>
-          <w:rFonts w:ascii="Times New Roman" w:hAnsi="Times New Roman" w:cs="Times New Roman"/>
-          <w:sz w:val="28"/>
-          <w:szCs w:val="28"/>
-        </w:rPr>
-        <w:t>).</w:t>
-      </w:r>
-    </w:p>
-    <w:p>
-      <w:pPr>
-        <w:spacing w:line="360" w:lineRule="auto"/>
-        <w:ind w:firstLine="709"/>
+        <w:numPr>
+          <w:ilvl w:val="0"/>
+          <w:numId w:val="8"/>
+        </w:numPr>
+        <w:spacing w:line="360" w:lineRule="auto"/>
+        <w:ind w:firstLine="709"/>
+        <w:jc w:val="both"/>
+        <w:rPr>
+          <w:rFonts w:ascii="Times New Roman" w:hAnsi="Times New Roman" w:cs="Times New Roman"/>
+          <w:sz w:val="28"/>
+          <w:szCs w:val="28"/>
+        </w:rPr>
+      </w:pPr>
+      <w:r>
+        <w:rPr>
+          <w:rFonts w:ascii="Times New Roman" w:hAnsi="Times New Roman" w:cs="Times New Roman"/>
+          <w:sz w:val="28"/>
+          <w:szCs w:val="28"/>
+        </w:rPr>
+        <w:t>Выполнение "тяжелых" операций, таких как чтение и запись в базу данных, фильтрация списков и расчет статистики, должно происходить в асинхронном режиме (в фоновых потоках), чтобы не вызывать блокировку или "зависание" пользовательского интерфейса (ошибка ANR - Application Not Responding).</w:t>
+      </w:r>
+    </w:p>
+    <w:p>
+      <w:pPr>
+        <w:spacing w:line="360" w:lineRule="auto"/>
         <w:jc w:val="both"/>
         <w:rPr>
           <w:rFonts w:ascii="Times New Roman" w:hAnsi="Times New Roman" w:cs="Times New Roman"/>
@@ -4734,86 +4597,88 @@
     </w:p>
     <w:p>
       <w:pPr>
-        <w:spacing w:line="360" w:lineRule="auto"/>
-        <w:ind w:firstLine="709"/>
-        <w:jc w:val="both"/>
-        <w:rPr>
-          <w:rFonts w:ascii="Times New Roman" w:hAnsi="Times New Roman" w:cs="Times New Roman"/>
-          <w:sz w:val="28"/>
-          <w:szCs w:val="28"/>
-        </w:rPr>
-      </w:pPr>
-      <w:r>
-        <w:rPr>
-          <w:rFonts w:ascii="Times New Roman" w:hAnsi="Times New Roman" w:cs="Times New Roman"/>
-          <w:sz w:val="28"/>
-          <w:szCs w:val="28"/>
-        </w:rPr>
-        <w:t xml:space="preserve">7. Визуальный стиль приложения должен строго соответствовать официальным гайдлайнам Google </w:t>
-      </w:r>
-      <w:proofErr w:type="spellStart"/>
-      <w:r>
-        <w:rPr>
-          <w:rFonts w:ascii="Times New Roman" w:hAnsi="Times New Roman" w:cs="Times New Roman"/>
-          <w:sz w:val="28"/>
-          <w:szCs w:val="28"/>
-        </w:rPr>
-        <w:t>Material</w:t>
-      </w:r>
-      <w:proofErr w:type="spellEnd"/>
-      <w:r>
-        <w:rPr>
-          <w:rFonts w:ascii="Times New Roman" w:hAnsi="Times New Roman" w:cs="Times New Roman"/>
-          <w:sz w:val="28"/>
-          <w:szCs w:val="28"/>
-        </w:rPr>
-        <w:t xml:space="preserve"> Design 3. Это подразумевает использование стандартных теней, закруглений, отступов и типографики.</w:t>
-      </w:r>
-    </w:p>
-    <w:p>
-      <w:pPr>
-        <w:spacing w:line="360" w:lineRule="auto"/>
-        <w:ind w:firstLine="709"/>
-        <w:jc w:val="both"/>
-        <w:rPr>
-          <w:rFonts w:ascii="Times New Roman" w:hAnsi="Times New Roman" w:cs="Times New Roman"/>
-          <w:sz w:val="28"/>
-          <w:szCs w:val="28"/>
-        </w:rPr>
-      </w:pPr>
-      <w:r>
-        <w:rPr>
-          <w:rFonts w:ascii="Times New Roman" w:hAnsi="Times New Roman" w:cs="Times New Roman"/>
-          <w:sz w:val="28"/>
-          <w:szCs w:val="28"/>
-        </w:rPr>
-        <w:t>8. Цветовая палитра должна быть контрастной, чтобы текст легко читался при любом освещении. Каждой категории расходов должен быть присвоен уникальный цветовой маркер для быстрого визуального распознавания на графиках.</w:t>
-      </w:r>
-    </w:p>
-    <w:p>
-      <w:pPr>
-        <w:spacing w:line="360" w:lineRule="auto"/>
-        <w:ind w:firstLine="709"/>
-        <w:jc w:val="both"/>
-        <w:rPr>
-          <w:rFonts w:ascii="Times New Roman" w:hAnsi="Times New Roman" w:cs="Times New Roman"/>
-          <w:sz w:val="28"/>
-          <w:szCs w:val="28"/>
-        </w:rPr>
-      </w:pPr>
-      <w:r>
-        <w:rPr>
-          <w:rFonts w:ascii="Times New Roman" w:hAnsi="Times New Roman" w:cs="Times New Roman"/>
-          <w:sz w:val="28"/>
-          <w:szCs w:val="28"/>
-        </w:rPr>
-        <w:t>9. Приложение должно корректно отображаться и масштабироваться в портретной (вертикальной) ориентации экрана смартфона. Поддержка ландшафтной ориентации не является приоритетной для данного типа приложений.</w:t>
-      </w:r>
-    </w:p>
-    <w:p>
-      <w:pPr>
-        <w:spacing w:line="360" w:lineRule="auto"/>
-        <w:ind w:firstLine="709"/>
+        <w:numPr>
+          <w:ilvl w:val="0"/>
+          <w:numId w:val="8"/>
+        </w:numPr>
+        <w:spacing w:line="360" w:lineRule="auto"/>
+        <w:ind w:firstLine="709"/>
+        <w:jc w:val="both"/>
+        <w:rPr>
+          <w:rFonts w:ascii="Times New Roman" w:hAnsi="Times New Roman" w:cs="Times New Roman"/>
+          <w:sz w:val="28"/>
+          <w:szCs w:val="28"/>
+        </w:rPr>
+      </w:pPr>
+      <w:r>
+        <w:rPr>
+          <w:rFonts w:ascii="Times New Roman" w:hAnsi="Times New Roman" w:cs="Times New Roman"/>
+          <w:sz w:val="28"/>
+          <w:szCs w:val="28"/>
+        </w:rPr>
+        <w:t>Визуальный стиль приложения должен строго соответствовать официальным гайдлайнам Google Material Design 3. Это подразумевает использование стандартных теней, закруглений, отступов и типографики.</w:t>
+      </w:r>
+    </w:p>
+    <w:p>
+      <w:pPr>
+        <w:numPr>
+          <w:ilvl w:val="0"/>
+          <w:numId w:val="8"/>
+        </w:numPr>
+        <w:spacing w:line="360" w:lineRule="auto"/>
+        <w:ind w:firstLine="709"/>
+        <w:jc w:val="both"/>
+        <w:rPr>
+          <w:rFonts w:ascii="Times New Roman" w:hAnsi="Times New Roman" w:cs="Times New Roman"/>
+          <w:sz w:val="28"/>
+          <w:szCs w:val="28"/>
+        </w:rPr>
+      </w:pPr>
+      <w:r>
+        <w:rPr>
+          <w:rFonts w:ascii="Times New Roman" w:hAnsi="Times New Roman" w:cs="Times New Roman"/>
+          <w:sz w:val="28"/>
+          <w:szCs w:val="28"/>
+        </w:rPr>
+        <w:t xml:space="preserve">Цветовая палитра должна быть контрастной, чтобы текст легко читался при любом освещении. Каждой категории расходов </w:t>
+      </w:r>
+      <w:r>
+        <w:rPr>
+          <w:rFonts w:ascii="Times New Roman" w:hAnsi="Times New Roman" w:cs="Times New Roman"/>
+          <w:sz w:val="28"/>
+          <w:szCs w:val="28"/>
+        </w:rPr>
+        <w:lastRenderedPageBreak/>
+        <w:t>должен быть присвоен уникальный цветовой маркер для быстрого визуального распознавания на графиках.</w:t>
+      </w:r>
+    </w:p>
+    <w:p>
+      <w:pPr>
+        <w:numPr>
+          <w:ilvl w:val="0"/>
+          <w:numId w:val="8"/>
+        </w:numPr>
+        <w:spacing w:line="360" w:lineRule="auto"/>
+        <w:ind w:firstLine="709"/>
+        <w:jc w:val="both"/>
+        <w:rPr>
+          <w:rFonts w:ascii="Times New Roman" w:hAnsi="Times New Roman" w:cs="Times New Roman"/>
+          <w:sz w:val="28"/>
+          <w:szCs w:val="28"/>
+        </w:rPr>
+      </w:pPr>
+      <w:r>
+        <w:rPr>
+          <w:rFonts w:ascii="Times New Roman" w:hAnsi="Times New Roman" w:cs="Times New Roman"/>
+          <w:sz w:val="28"/>
+          <w:szCs w:val="28"/>
+        </w:rPr>
+        <w:t>Приложение должно корректно отображаться и масштабироваться в портретной (вертикальной) ориентации экрана смартфона. Поддержка ландшафтной ориентации не является приоритетной для данного типа приложений.</w:t>
+      </w:r>
+    </w:p>
+    <w:p>
+      <w:pPr>
+        <w:spacing w:line="360" w:lineRule="auto"/>
         <w:jc w:val="both"/>
         <w:rPr>
           <w:rFonts w:ascii="Times New Roman" w:hAnsi="Times New Roman" w:cs="Times New Roman"/>
@@ -4836,78 +4701,50 @@
     </w:p>
     <w:p>
       <w:pPr>
-        <w:spacing w:line="360" w:lineRule="auto"/>
-        <w:ind w:firstLine="709"/>
-        <w:jc w:val="both"/>
-        <w:rPr>
-          <w:rFonts w:ascii="Times New Roman" w:hAnsi="Times New Roman" w:cs="Times New Roman"/>
-          <w:sz w:val="28"/>
-          <w:szCs w:val="28"/>
-        </w:rPr>
-      </w:pPr>
-      <w:r>
-        <w:rPr>
-          <w:rFonts w:ascii="Times New Roman" w:hAnsi="Times New Roman" w:cs="Times New Roman"/>
-          <w:sz w:val="28"/>
-          <w:szCs w:val="28"/>
-        </w:rPr>
-        <w:t>10. Кодовая база должна быть структурирована в соответствии с современным архитектурным паттерном MVVM (Model-View-</w:t>
-      </w:r>
-      <w:proofErr w:type="spellStart"/>
-      <w:r>
-        <w:rPr>
-          <w:rFonts w:ascii="Times New Roman" w:hAnsi="Times New Roman" w:cs="Times New Roman"/>
-          <w:sz w:val="28"/>
-          <w:szCs w:val="28"/>
-        </w:rPr>
-        <w:t>ViewModel</w:t>
-      </w:r>
-      <w:proofErr w:type="spellEnd"/>
-      <w:r>
-        <w:rPr>
-          <w:rFonts w:ascii="Times New Roman" w:hAnsi="Times New Roman" w:cs="Times New Roman"/>
-          <w:sz w:val="28"/>
-          <w:szCs w:val="28"/>
-        </w:rPr>
-        <w:t>).</w:t>
-      </w:r>
-    </w:p>
-    <w:p>
-      <w:pPr>
-        <w:spacing w:line="360" w:lineRule="auto"/>
-        <w:ind w:firstLine="709"/>
-        <w:jc w:val="both"/>
-        <w:rPr>
-          <w:rFonts w:ascii="Times New Roman" w:hAnsi="Times New Roman" w:cs="Times New Roman"/>
-          <w:sz w:val="28"/>
-          <w:szCs w:val="28"/>
-        </w:rPr>
-      </w:pPr>
-      <w:r>
-        <w:rPr>
-          <w:rFonts w:ascii="Times New Roman" w:hAnsi="Times New Roman" w:cs="Times New Roman"/>
-          <w:sz w:val="28"/>
-          <w:szCs w:val="28"/>
-        </w:rPr>
-        <w:t xml:space="preserve">11. Язык реализации проекта — Java версии 11 (или совместимый с текущими требованиями </w:t>
-      </w:r>
-      <w:proofErr w:type="spellStart"/>
-      <w:r>
-        <w:rPr>
-          <w:rFonts w:ascii="Times New Roman" w:hAnsi="Times New Roman" w:cs="Times New Roman"/>
-          <w:sz w:val="28"/>
-          <w:szCs w:val="28"/>
-        </w:rPr>
-        <w:t>Android</w:t>
-      </w:r>
-      <w:proofErr w:type="spellEnd"/>
-      <w:r>
-        <w:rPr>
-          <w:rFonts w:ascii="Times New Roman" w:hAnsi="Times New Roman" w:cs="Times New Roman"/>
-          <w:sz w:val="28"/>
-          <w:szCs w:val="28"/>
-        </w:rPr>
-        <w:t xml:space="preserve"> SDK).</w:t>
+        <w:numPr>
+          <w:ilvl w:val="0"/>
+          <w:numId w:val="8"/>
+        </w:numPr>
+        <w:spacing w:line="360" w:lineRule="auto"/>
+        <w:ind w:firstLine="709"/>
+        <w:jc w:val="both"/>
+        <w:rPr>
+          <w:rFonts w:ascii="Times New Roman" w:hAnsi="Times New Roman" w:cs="Times New Roman"/>
+          <w:sz w:val="28"/>
+          <w:szCs w:val="28"/>
+        </w:rPr>
+      </w:pPr>
+      <w:r>
+        <w:rPr>
+          <w:rFonts w:ascii="Times New Roman" w:hAnsi="Times New Roman" w:cs="Times New Roman"/>
+          <w:sz w:val="28"/>
+          <w:szCs w:val="28"/>
+        </w:rPr>
+        <w:t>Кодовая база должна быть структурирована в соответствии с современным архитектурным паттерном MVVM (Model-View-ViewModel).</w:t>
+      </w:r>
+    </w:p>
+    <w:p>
+      <w:pPr>
+        <w:numPr>
+          <w:ilvl w:val="0"/>
+          <w:numId w:val="8"/>
+        </w:numPr>
+        <w:spacing w:line="360" w:lineRule="auto"/>
+        <w:ind w:firstLine="709"/>
+        <w:jc w:val="both"/>
+        <w:rPr>
+          <w:rFonts w:ascii="Times New Roman" w:hAnsi="Times New Roman" w:cs="Times New Roman"/>
+          <w:sz w:val="28"/>
+          <w:szCs w:val="28"/>
+        </w:rPr>
+      </w:pPr>
+      <w:r>
+        <w:rPr>
+          <w:rFonts w:ascii="Times New Roman" w:hAnsi="Times New Roman" w:cs="Times New Roman"/>
+          <w:sz w:val="28"/>
+          <w:szCs w:val="28"/>
+        </w:rPr>
+        <w:t>Язык реализации проекта — Java версии 11 (или совместимый с текущими требованиями Android SDK).</w:t>
       </w:r>
     </w:p>
     <w:p>
@@ -4932,7 +4769,6 @@
           <w:sz w:val="28"/>
           <w:szCs w:val="28"/>
         </w:rPr>
-        <w:lastRenderedPageBreak/>
         <w:t>1.4. Обоснование выбора среды и средств разработки</w:t>
       </w:r>
       <w:bookmarkEnd w:id="5"/>
@@ -4996,117 +4832,27 @@
           <w:sz w:val="28"/>
           <w:szCs w:val="28"/>
         </w:rPr>
-        <w:t xml:space="preserve">В качестве среды разработки безоговорочно была выбрана </w:t>
-      </w:r>
-      <w:proofErr w:type="spellStart"/>
-      <w:r>
-        <w:rPr>
-          <w:rFonts w:ascii="Times New Roman" w:hAnsi="Times New Roman" w:cs="Times New Roman"/>
-          <w:sz w:val="28"/>
-          <w:szCs w:val="28"/>
-        </w:rPr>
-        <w:t>Android</w:t>
-      </w:r>
-      <w:proofErr w:type="spellEnd"/>
-      <w:r>
-        <w:rPr>
-          <w:rFonts w:ascii="Times New Roman" w:hAnsi="Times New Roman" w:cs="Times New Roman"/>
-          <w:sz w:val="28"/>
-          <w:szCs w:val="28"/>
-        </w:rPr>
-        <w:t xml:space="preserve"> Studio. На сегодняшний день это официальная, наиболее мощная и рекомендуемая компанией Google IDE для разработки под платформу </w:t>
-      </w:r>
-      <w:proofErr w:type="spellStart"/>
-      <w:r>
-        <w:rPr>
-          <w:rFonts w:ascii="Times New Roman" w:hAnsi="Times New Roman" w:cs="Times New Roman"/>
-          <w:sz w:val="28"/>
-          <w:szCs w:val="28"/>
-        </w:rPr>
-        <w:t>Android</w:t>
-      </w:r>
-      <w:proofErr w:type="spellEnd"/>
-      <w:r>
-        <w:rPr>
-          <w:rFonts w:ascii="Times New Roman" w:hAnsi="Times New Roman" w:cs="Times New Roman"/>
-          <w:sz w:val="28"/>
-          <w:szCs w:val="28"/>
-        </w:rPr>
-        <w:t xml:space="preserve"> (построена на базе </w:t>
-      </w:r>
-      <w:proofErr w:type="spellStart"/>
-      <w:r>
-        <w:rPr>
-          <w:rFonts w:ascii="Times New Roman" w:hAnsi="Times New Roman" w:cs="Times New Roman"/>
-          <w:sz w:val="28"/>
-          <w:szCs w:val="28"/>
-        </w:rPr>
-        <w:t>IntelliJ</w:t>
-      </w:r>
-      <w:proofErr w:type="spellEnd"/>
-      <w:r>
-        <w:rPr>
-          <w:rFonts w:ascii="Times New Roman" w:hAnsi="Times New Roman" w:cs="Times New Roman"/>
-          <w:sz w:val="28"/>
-          <w:szCs w:val="28"/>
-        </w:rPr>
-        <w:t xml:space="preserve"> IDEA от </w:t>
-      </w:r>
-      <w:proofErr w:type="spellStart"/>
-      <w:r>
-        <w:rPr>
-          <w:rFonts w:ascii="Times New Roman" w:hAnsi="Times New Roman" w:cs="Times New Roman"/>
-          <w:sz w:val="28"/>
-          <w:szCs w:val="28"/>
-        </w:rPr>
-        <w:t>JetBrains</w:t>
-      </w:r>
-      <w:proofErr w:type="spellEnd"/>
-      <w:r>
-        <w:rPr>
-          <w:rFonts w:ascii="Times New Roman" w:hAnsi="Times New Roman" w:cs="Times New Roman"/>
-          <w:sz w:val="28"/>
-          <w:szCs w:val="28"/>
-        </w:rPr>
-        <w:t>).</w:t>
-      </w:r>
-    </w:p>
-    <w:p>
-      <w:pPr>
-        <w:spacing w:line="360" w:lineRule="auto"/>
-        <w:ind w:firstLine="709"/>
-        <w:jc w:val="both"/>
-        <w:rPr>
-          <w:rFonts w:ascii="Times New Roman" w:hAnsi="Times New Roman" w:cs="Times New Roman"/>
-          <w:sz w:val="28"/>
-          <w:szCs w:val="28"/>
-        </w:rPr>
-      </w:pPr>
-      <w:r>
-        <w:rPr>
-          <w:rFonts w:ascii="Times New Roman" w:hAnsi="Times New Roman" w:cs="Times New Roman"/>
-          <w:sz w:val="28"/>
-          <w:szCs w:val="28"/>
-        </w:rPr>
-        <w:t xml:space="preserve">Преимущества </w:t>
-      </w:r>
-      <w:proofErr w:type="spellStart"/>
-      <w:r>
-        <w:rPr>
-          <w:rFonts w:ascii="Times New Roman" w:hAnsi="Times New Roman" w:cs="Times New Roman"/>
-          <w:sz w:val="28"/>
-          <w:szCs w:val="28"/>
-        </w:rPr>
-        <w:t>Android</w:t>
-      </w:r>
-      <w:proofErr w:type="spellEnd"/>
-      <w:r>
-        <w:rPr>
-          <w:rFonts w:ascii="Times New Roman" w:hAnsi="Times New Roman" w:cs="Times New Roman"/>
-          <w:sz w:val="28"/>
-          <w:szCs w:val="28"/>
-        </w:rPr>
-        <w:t xml:space="preserve"> Studio для данного проекта:</w:t>
+        <w:t>В качестве среды разработки безоговорочно была выбрана Android Studio. На сегодняшний день это официальная, наиболее мощная и рекомендуемая компанией Google IDE для разработки под платформу Android (построена на базе IntelliJ IDEA от JetBrains).</w:t>
+      </w:r>
+    </w:p>
+    <w:p>
+      <w:pPr>
+        <w:spacing w:line="360" w:lineRule="auto"/>
+        <w:ind w:firstLine="709"/>
+        <w:jc w:val="both"/>
+        <w:rPr>
+          <w:rFonts w:ascii="Times New Roman" w:hAnsi="Times New Roman" w:cs="Times New Roman"/>
+          <w:sz w:val="28"/>
+          <w:szCs w:val="28"/>
+        </w:rPr>
+      </w:pPr>
+      <w:r>
+        <w:rPr>
+          <w:rFonts w:ascii="Times New Roman" w:hAnsi="Times New Roman" w:cs="Times New Roman"/>
+          <w:sz w:val="28"/>
+          <w:szCs w:val="28"/>
+        </w:rPr>
+        <w:t>Преимущества Android Studio для данного проекта:</w:t>
       </w:r>
       <w:r>
         <w:rPr>
@@ -5115,61 +4861,7 @@
           <w:szCs w:val="28"/>
         </w:rPr>
         <w:br/>
-        <w:t xml:space="preserve">− Наличие продвинутого редактора кода с функциями </w:t>
-      </w:r>
-      <w:proofErr w:type="spellStart"/>
-      <w:r>
-        <w:rPr>
-          <w:rFonts w:ascii="Times New Roman" w:hAnsi="Times New Roman" w:cs="Times New Roman"/>
-          <w:sz w:val="28"/>
-          <w:szCs w:val="28"/>
-        </w:rPr>
-        <w:t>автодополнения</w:t>
-      </w:r>
-      <w:proofErr w:type="spellEnd"/>
-      <w:r>
-        <w:rPr>
-          <w:rFonts w:ascii="Times New Roman" w:hAnsi="Times New Roman" w:cs="Times New Roman"/>
-          <w:sz w:val="28"/>
-          <w:szCs w:val="28"/>
-        </w:rPr>
-        <w:t xml:space="preserve"> (</w:t>
-      </w:r>
-      <w:proofErr w:type="spellStart"/>
-      <w:r>
-        <w:rPr>
-          <w:rFonts w:ascii="Times New Roman" w:hAnsi="Times New Roman" w:cs="Times New Roman"/>
-          <w:sz w:val="28"/>
-          <w:szCs w:val="28"/>
-        </w:rPr>
-        <w:t>IntelliSense</w:t>
-      </w:r>
-      <w:proofErr w:type="spellEnd"/>
-      <w:r>
-        <w:rPr>
-          <w:rFonts w:ascii="Times New Roman" w:hAnsi="Times New Roman" w:cs="Times New Roman"/>
-          <w:sz w:val="28"/>
-          <w:szCs w:val="28"/>
-        </w:rPr>
-        <w:t>) и статического анализа кода (</w:t>
-      </w:r>
-      <w:proofErr w:type="spellStart"/>
-      <w:r>
-        <w:rPr>
-          <w:rFonts w:ascii="Times New Roman" w:hAnsi="Times New Roman" w:cs="Times New Roman"/>
-          <w:sz w:val="28"/>
-          <w:szCs w:val="28"/>
-        </w:rPr>
-        <w:t>Lint</w:t>
-      </w:r>
-      <w:proofErr w:type="spellEnd"/>
-      <w:r>
-        <w:rPr>
-          <w:rFonts w:ascii="Times New Roman" w:hAnsi="Times New Roman" w:cs="Times New Roman"/>
-          <w:sz w:val="28"/>
-          <w:szCs w:val="28"/>
-        </w:rPr>
-        <w:t>), что позволяет выявлять ошибки синтаксиса и потенциальные утечки памяти еще на этапе написания кода.</w:t>
+        <w:t>− Наличие продвинутого редактора кода с функциями автодополнения (IntelliSense) и статического анализа кода (Lint), что позволяет выявлять ошибки синтаксиса и потенциальные утечки памяти еще на этапе написания кода.</w:t>
       </w:r>
       <w:r>
         <w:rPr>
@@ -5178,43 +4870,15 @@
           <w:szCs w:val="28"/>
         </w:rPr>
         <w:br/>
-        <w:t>− Встроенный визуальный редактор XML-макетов (</w:t>
-      </w:r>
-      <w:proofErr w:type="spellStart"/>
-      <w:r>
-        <w:rPr>
-          <w:rFonts w:ascii="Times New Roman" w:hAnsi="Times New Roman" w:cs="Times New Roman"/>
-          <w:sz w:val="28"/>
-          <w:szCs w:val="28"/>
-        </w:rPr>
-        <w:t>Layout</w:t>
-      </w:r>
-      <w:proofErr w:type="spellEnd"/>
-      <w:r>
-        <w:rPr>
-          <w:rFonts w:ascii="Times New Roman" w:hAnsi="Times New Roman" w:cs="Times New Roman"/>
-          <w:sz w:val="28"/>
-          <w:szCs w:val="28"/>
-        </w:rPr>
-        <w:t xml:space="preserve"> Editor), который позволяет проектировать интерфейс методом </w:t>
-      </w:r>
-      <w:proofErr w:type="spellStart"/>
-      <w:r>
-        <w:rPr>
-          <w:rFonts w:ascii="Times New Roman" w:hAnsi="Times New Roman" w:cs="Times New Roman"/>
-          <w:sz w:val="28"/>
-          <w:szCs w:val="28"/>
-        </w:rPr>
-        <w:t>Drag-and-Drop</w:t>
-      </w:r>
-      <w:proofErr w:type="spellEnd"/>
-      <w:r>
-        <w:rPr>
-          <w:rFonts w:ascii="Times New Roman" w:hAnsi="Times New Roman" w:cs="Times New Roman"/>
-          <w:sz w:val="28"/>
-          <w:szCs w:val="28"/>
-        </w:rPr>
-        <w:t xml:space="preserve"> и сразу видеть, как он будет выглядеть на экранах с разным разрешением.</w:t>
+      </w:r>
+      <w:r>
+        <w:rPr>
+          <w:rFonts w:ascii="Times New Roman" w:hAnsi="Times New Roman" w:cs="Times New Roman"/>
+          <w:sz w:val="28"/>
+          <w:szCs w:val="28"/>
+        </w:rPr>
+        <w:lastRenderedPageBreak/>
+        <w:t>− Встроенный визуальный редактор XML-макетов (Layout Editor), который позволяет проектировать интерфейс методом Drag-and-Drop и сразу видеть, как он будет выглядеть на экранах с разным разрешением.</w:t>
       </w:r>
       <w:r>
         <w:rPr>
@@ -5223,25 +4887,7 @@
           <w:szCs w:val="28"/>
         </w:rPr>
         <w:br/>
-        <w:t xml:space="preserve">− Интегрированный эмулятор </w:t>
-      </w:r>
-      <w:proofErr w:type="spellStart"/>
-      <w:r>
-        <w:rPr>
-          <w:rFonts w:ascii="Times New Roman" w:hAnsi="Times New Roman" w:cs="Times New Roman"/>
-          <w:sz w:val="28"/>
-          <w:szCs w:val="28"/>
-        </w:rPr>
-        <w:t>Android</w:t>
-      </w:r>
-      <w:proofErr w:type="spellEnd"/>
-      <w:r>
-        <w:rPr>
-          <w:rFonts w:ascii="Times New Roman" w:hAnsi="Times New Roman" w:cs="Times New Roman"/>
-          <w:sz w:val="28"/>
-          <w:szCs w:val="28"/>
-        </w:rPr>
-        <w:t>-устройств (AVD), позволяющий проводить тестирование на различных виртуальных смартфонах без необходимости подключения реального аппаратного устройства.</w:t>
+        <w:t>− Интегрированный эмулятор Android-устройств (AVD), позволяющий проводить тестирование на различных виртуальных смартфонах без необходимости подключения реального аппаратного устройства.</w:t>
       </w:r>
       <w:r>
         <w:rPr>
@@ -5250,43 +4896,7 @@
           <w:szCs w:val="28"/>
         </w:rPr>
         <w:br/>
-        <w:t xml:space="preserve">− Наличие инструмента </w:t>
-      </w:r>
-      <w:proofErr w:type="spellStart"/>
-      <w:r>
-        <w:rPr>
-          <w:rFonts w:ascii="Times New Roman" w:hAnsi="Times New Roman" w:cs="Times New Roman"/>
-          <w:sz w:val="28"/>
-          <w:szCs w:val="28"/>
-        </w:rPr>
-        <w:t>Android</w:t>
-      </w:r>
-      <w:proofErr w:type="spellEnd"/>
-      <w:r>
-        <w:rPr>
-          <w:rFonts w:ascii="Times New Roman" w:hAnsi="Times New Roman" w:cs="Times New Roman"/>
-          <w:sz w:val="28"/>
-          <w:szCs w:val="28"/>
-        </w:rPr>
-        <w:t xml:space="preserve"> </w:t>
-      </w:r>
-      <w:proofErr w:type="spellStart"/>
-      <w:r>
-        <w:rPr>
-          <w:rFonts w:ascii="Times New Roman" w:hAnsi="Times New Roman" w:cs="Times New Roman"/>
-          <w:sz w:val="28"/>
-          <w:szCs w:val="28"/>
-        </w:rPr>
-        <w:t>Profiler</w:t>
-      </w:r>
-      <w:proofErr w:type="spellEnd"/>
-      <w:r>
-        <w:rPr>
-          <w:rFonts w:ascii="Times New Roman" w:hAnsi="Times New Roman" w:cs="Times New Roman"/>
-          <w:sz w:val="28"/>
-          <w:szCs w:val="28"/>
-        </w:rPr>
-        <w:t xml:space="preserve"> для мониторинга использования оперативной памяти, нагрузки на процессор и анализа энергопотребления приложения в реальном времени.</w:t>
+        <w:t>− Наличие инструмента Android Profiler для мониторинга использования оперативной памяти, нагрузки на процессор и анализа энергопотребления приложения в реальном времени.</w:t>
       </w:r>
     </w:p>
     <w:p>
@@ -5326,43 +4936,7 @@
           <w:sz w:val="28"/>
           <w:szCs w:val="28"/>
         </w:rPr>
-        <w:t xml:space="preserve">Исторически основными языками для нативной разработки под </w:t>
-      </w:r>
-      <w:proofErr w:type="spellStart"/>
-      <w:r>
-        <w:rPr>
-          <w:rFonts w:ascii="Times New Roman" w:hAnsi="Times New Roman" w:cs="Times New Roman"/>
-          <w:sz w:val="28"/>
-          <w:szCs w:val="28"/>
-        </w:rPr>
-        <w:t>Android</w:t>
-      </w:r>
-      <w:proofErr w:type="spellEnd"/>
-      <w:r>
-        <w:rPr>
-          <w:rFonts w:ascii="Times New Roman" w:hAnsi="Times New Roman" w:cs="Times New Roman"/>
-          <w:sz w:val="28"/>
-          <w:szCs w:val="28"/>
-        </w:rPr>
-        <w:t xml:space="preserve"> являются Java и </w:t>
-      </w:r>
-      <w:proofErr w:type="spellStart"/>
-      <w:r>
-        <w:rPr>
-          <w:rFonts w:ascii="Times New Roman" w:hAnsi="Times New Roman" w:cs="Times New Roman"/>
-          <w:sz w:val="28"/>
-          <w:szCs w:val="28"/>
-        </w:rPr>
-        <w:t>Kotlin</w:t>
-      </w:r>
-      <w:proofErr w:type="spellEnd"/>
-      <w:r>
-        <w:rPr>
-          <w:rFonts w:ascii="Times New Roman" w:hAnsi="Times New Roman" w:cs="Times New Roman"/>
-          <w:sz w:val="28"/>
-          <w:szCs w:val="28"/>
-        </w:rPr>
-        <w:t>. В рамках данной курсовой работы в качестве основного языка программирования был выбран Java.</w:t>
+        <w:t>Исторически основными языками для нативной разработки под Android являются Java и Kotlin. В рамках данной курсовой работы в качестве основного языка программирования был выбран Java.</w:t>
       </w:r>
     </w:p>
     <w:p>
@@ -5384,8 +4958,27 @@
           <w:sz w:val="28"/>
           <w:szCs w:val="28"/>
         </w:rPr>
-        <w:lastRenderedPageBreak/>
-        <w:t>Обоснование выбора:</w:t>
+        <w:t>Обоснование</w:t>
+      </w:r>
+      <w:r>
+        <w:rPr>
+          <w:rFonts w:ascii="Times New Roman" w:hAnsi="Times New Roman" w:cs="Times New Roman"/>
+          <w:b/>
+          <w:bCs/>
+          <w:sz w:val="28"/>
+          <w:szCs w:val="28"/>
+        </w:rPr>
+        <w:t xml:space="preserve"> </w:t>
+      </w:r>
+      <w:r>
+        <w:rPr>
+          <w:rFonts w:ascii="Times New Roman" w:hAnsi="Times New Roman" w:cs="Times New Roman"/>
+          <w:b/>
+          <w:bCs/>
+          <w:sz w:val="28"/>
+          <w:szCs w:val="28"/>
+        </w:rPr>
+        <w:t>выбора:</w:t>
       </w:r>
       <w:r>
         <w:rPr>
@@ -5412,43 +5005,7 @@
           <w:szCs w:val="28"/>
         </w:rPr>
         <w:br/>
-        <w:t xml:space="preserve">− Навыки программирования на Java являются фундаментальными для понимания устройства виртуальной машины (ранее </w:t>
-      </w:r>
-      <w:proofErr w:type="spellStart"/>
-      <w:r>
-        <w:rPr>
-          <w:rFonts w:ascii="Times New Roman" w:hAnsi="Times New Roman" w:cs="Times New Roman"/>
-          <w:sz w:val="28"/>
-          <w:szCs w:val="28"/>
-        </w:rPr>
-        <w:t>Dalvik</w:t>
-      </w:r>
-      <w:proofErr w:type="spellEnd"/>
-      <w:r>
-        <w:rPr>
-          <w:rFonts w:ascii="Times New Roman" w:hAnsi="Times New Roman" w:cs="Times New Roman"/>
-          <w:sz w:val="28"/>
-          <w:szCs w:val="28"/>
-        </w:rPr>
-        <w:t xml:space="preserve">, теперь ART) платформы </w:t>
-      </w:r>
-      <w:proofErr w:type="spellStart"/>
-      <w:r>
-        <w:rPr>
-          <w:rFonts w:ascii="Times New Roman" w:hAnsi="Times New Roman" w:cs="Times New Roman"/>
-          <w:sz w:val="28"/>
-          <w:szCs w:val="28"/>
-        </w:rPr>
-        <w:t>Android</w:t>
-      </w:r>
-      <w:proofErr w:type="spellEnd"/>
-      <w:r>
-        <w:rPr>
-          <w:rFonts w:ascii="Times New Roman" w:hAnsi="Times New Roman" w:cs="Times New Roman"/>
-          <w:sz w:val="28"/>
-          <w:szCs w:val="28"/>
-        </w:rPr>
-        <w:t>.</w:t>
+        <w:t>− Навыки программирования на Java являются фундаментальными для понимания устройства виртуальной машины (ранее Dalvik, теперь ART) платформы Android.</w:t>
       </w:r>
       <w:r>
         <w:rPr>
@@ -5499,153 +5056,36 @@
           <w:sz w:val="28"/>
           <w:szCs w:val="28"/>
         </w:rPr>
-        <w:t xml:space="preserve">Долгое время в </w:t>
-      </w:r>
-      <w:proofErr w:type="spellStart"/>
-      <w:r>
-        <w:rPr>
-          <w:rFonts w:ascii="Times New Roman" w:hAnsi="Times New Roman" w:cs="Times New Roman"/>
-          <w:sz w:val="28"/>
-          <w:szCs w:val="28"/>
-        </w:rPr>
-        <w:t>Android</w:t>
-      </w:r>
-      <w:proofErr w:type="spellEnd"/>
-      <w:r>
-        <w:rPr>
-          <w:rFonts w:ascii="Times New Roman" w:hAnsi="Times New Roman" w:cs="Times New Roman"/>
-          <w:sz w:val="28"/>
-          <w:szCs w:val="28"/>
-        </w:rPr>
-        <w:t xml:space="preserve">-разработке весь код писался непосредственно в классах </w:t>
-      </w:r>
-      <w:proofErr w:type="spellStart"/>
-      <w:r>
-        <w:rPr>
-          <w:rFonts w:ascii="Times New Roman" w:hAnsi="Times New Roman" w:cs="Times New Roman"/>
-          <w:sz w:val="28"/>
-          <w:szCs w:val="28"/>
-        </w:rPr>
-        <w:t>Activity</w:t>
-      </w:r>
-      <w:proofErr w:type="spellEnd"/>
-      <w:r>
-        <w:rPr>
-          <w:rFonts w:ascii="Times New Roman" w:hAnsi="Times New Roman" w:cs="Times New Roman"/>
-          <w:sz w:val="28"/>
-          <w:szCs w:val="28"/>
-        </w:rPr>
-        <w:t xml:space="preserve"> или </w:t>
-      </w:r>
-      <w:proofErr w:type="spellStart"/>
-      <w:r>
-        <w:rPr>
-          <w:rFonts w:ascii="Times New Roman" w:hAnsi="Times New Roman" w:cs="Times New Roman"/>
-          <w:sz w:val="28"/>
-          <w:szCs w:val="28"/>
-        </w:rPr>
-        <w:t>Fragment</w:t>
-      </w:r>
-      <w:proofErr w:type="spellEnd"/>
-      <w:r>
-        <w:rPr>
-          <w:rFonts w:ascii="Times New Roman" w:hAnsi="Times New Roman" w:cs="Times New Roman"/>
-          <w:sz w:val="28"/>
-          <w:szCs w:val="28"/>
-        </w:rPr>
-        <w:t>, что приводило к появлению так называемых «</w:t>
-      </w:r>
-      <w:proofErr w:type="spellStart"/>
-      <w:r>
-        <w:rPr>
-          <w:rFonts w:ascii="Times New Roman" w:hAnsi="Times New Roman" w:cs="Times New Roman"/>
-          <w:sz w:val="28"/>
-          <w:szCs w:val="28"/>
-        </w:rPr>
-        <w:t>God</w:t>
-      </w:r>
-      <w:proofErr w:type="spellEnd"/>
-      <w:r>
-        <w:rPr>
-          <w:rFonts w:ascii="Times New Roman" w:hAnsi="Times New Roman" w:cs="Times New Roman"/>
-          <w:sz w:val="28"/>
-          <w:szCs w:val="28"/>
-        </w:rPr>
-        <w:t xml:space="preserve"> </w:t>
-      </w:r>
-      <w:proofErr w:type="spellStart"/>
-      <w:r>
-        <w:rPr>
-          <w:rFonts w:ascii="Times New Roman" w:hAnsi="Times New Roman" w:cs="Times New Roman"/>
-          <w:sz w:val="28"/>
-          <w:szCs w:val="28"/>
-        </w:rPr>
-        <w:t>Objects</w:t>
-      </w:r>
-      <w:proofErr w:type="spellEnd"/>
-      <w:r>
-        <w:rPr>
-          <w:rFonts w:ascii="Times New Roman" w:hAnsi="Times New Roman" w:cs="Times New Roman"/>
-          <w:sz w:val="28"/>
-          <w:szCs w:val="28"/>
-        </w:rPr>
-        <w:t>» (божественных объектов) — классов из тысяч строк кода, где смешана логика отображения, запросы к базе данных и обработка бизнес-правил. Это делало код нетестируемым и трудно поддерживаемым.</w:t>
-      </w:r>
-    </w:p>
-    <w:p>
-      <w:pPr>
-        <w:spacing w:line="360" w:lineRule="auto"/>
-        <w:ind w:firstLine="709"/>
-        <w:jc w:val="both"/>
-        <w:rPr>
-          <w:rFonts w:ascii="Times New Roman" w:hAnsi="Times New Roman" w:cs="Times New Roman"/>
-          <w:sz w:val="28"/>
-          <w:szCs w:val="28"/>
-        </w:rPr>
-      </w:pPr>
-      <w:r>
-        <w:rPr>
-          <w:rFonts w:ascii="Times New Roman" w:hAnsi="Times New Roman" w:cs="Times New Roman"/>
-          <w:sz w:val="28"/>
-          <w:szCs w:val="28"/>
-        </w:rPr>
-        <w:t>Для решения этой проблемы в проекте был выбран паттерн MVVM (Model-View-</w:t>
-      </w:r>
-      <w:proofErr w:type="spellStart"/>
-      <w:r>
-        <w:rPr>
-          <w:rFonts w:ascii="Times New Roman" w:hAnsi="Times New Roman" w:cs="Times New Roman"/>
-          <w:sz w:val="28"/>
-          <w:szCs w:val="28"/>
-        </w:rPr>
-        <w:t>ViewModel</w:t>
-      </w:r>
-      <w:proofErr w:type="spellEnd"/>
-      <w:r>
-        <w:rPr>
-          <w:rFonts w:ascii="Times New Roman" w:hAnsi="Times New Roman" w:cs="Times New Roman"/>
-          <w:sz w:val="28"/>
-          <w:szCs w:val="28"/>
-        </w:rPr>
-        <w:t xml:space="preserve">), который официально рекомендуется Google (Architecture </w:t>
-      </w:r>
-      <w:proofErr w:type="spellStart"/>
-      <w:r>
-        <w:rPr>
-          <w:rFonts w:ascii="Times New Roman" w:hAnsi="Times New Roman" w:cs="Times New Roman"/>
-          <w:sz w:val="28"/>
-          <w:szCs w:val="28"/>
-        </w:rPr>
-        <w:t>Components</w:t>
-      </w:r>
-      <w:proofErr w:type="spellEnd"/>
-      <w:r>
-        <w:rPr>
-          <w:rFonts w:ascii="Times New Roman" w:hAnsi="Times New Roman" w:cs="Times New Roman"/>
-          <w:sz w:val="28"/>
-          <w:szCs w:val="28"/>
-        </w:rPr>
-        <w:t>).</w:t>
+        <w:t xml:space="preserve">Долгое время в Android-разработке весь код писался непосредственно в классах Activity или Fragment, что приводило к появлению так называемых </w:t>
+      </w:r>
+      <w:r>
+        <w:rPr>
+          <w:rFonts w:ascii="Times New Roman" w:hAnsi="Times New Roman" w:cs="Times New Roman"/>
+          <w:sz w:val="28"/>
+          <w:szCs w:val="28"/>
+        </w:rPr>
+        <w:lastRenderedPageBreak/>
+        <w:t>«God Objects» (божественных объектов) — классов из тысяч строк кода, где смешана логика отображения, запросы к базе данных и обработка бизнес-правил. Это делало код нетестируемым и трудно поддерживаемым.</w:t>
+      </w:r>
+    </w:p>
+    <w:p>
+      <w:pPr>
+        <w:spacing w:line="360" w:lineRule="auto"/>
+        <w:ind w:firstLine="709"/>
+        <w:jc w:val="both"/>
+        <w:rPr>
+          <w:rFonts w:ascii="Times New Roman" w:hAnsi="Times New Roman" w:cs="Times New Roman"/>
+          <w:sz w:val="28"/>
+          <w:szCs w:val="28"/>
+        </w:rPr>
+      </w:pPr>
+      <w:r>
+        <w:rPr>
+          <w:rFonts w:ascii="Times New Roman" w:hAnsi="Times New Roman" w:cs="Times New Roman"/>
+          <w:sz w:val="28"/>
+          <w:szCs w:val="28"/>
+        </w:rPr>
+        <w:t>Для решения этой проблемы в проекте был выбран паттерн MVVM (Model-View-ViewModel), который официально рекомендуется Google (Architecture Components).</w:t>
       </w:r>
       <w:r>
         <w:rPr>
@@ -5731,52 +5171,7 @@
           <w:sz w:val="28"/>
           <w:szCs w:val="28"/>
         </w:rPr>
-        <w:t xml:space="preserve"> — отвечает исключительно за отображение данных на экране и регистрацию нажатий пользователя </w:t>
-      </w:r>
-      <w:r>
-        <w:rPr>
-          <w:rFonts w:ascii="Times New Roman" w:hAnsi="Times New Roman" w:cs="Times New Roman"/>
-          <w:sz w:val="28"/>
-          <w:szCs w:val="28"/>
-        </w:rPr>
-        <w:lastRenderedPageBreak/>
-        <w:t>(</w:t>
-      </w:r>
-      <w:proofErr w:type="spellStart"/>
-      <w:r>
-        <w:rPr>
-          <w:rFonts w:ascii="Times New Roman" w:hAnsi="Times New Roman" w:cs="Times New Roman"/>
-          <w:sz w:val="28"/>
-          <w:szCs w:val="28"/>
-        </w:rPr>
-        <w:t>Activity</w:t>
-      </w:r>
-      <w:proofErr w:type="spellEnd"/>
-      <w:r>
-        <w:rPr>
-          <w:rFonts w:ascii="Times New Roman" w:hAnsi="Times New Roman" w:cs="Times New Roman"/>
-          <w:sz w:val="28"/>
-          <w:szCs w:val="28"/>
-        </w:rPr>
-        <w:t xml:space="preserve">, </w:t>
-      </w:r>
-      <w:proofErr w:type="spellStart"/>
-      <w:r>
-        <w:rPr>
-          <w:rFonts w:ascii="Times New Roman" w:hAnsi="Times New Roman" w:cs="Times New Roman"/>
-          <w:sz w:val="28"/>
-          <w:szCs w:val="28"/>
-        </w:rPr>
-        <w:t>Fragment</w:t>
-      </w:r>
-      <w:proofErr w:type="spellEnd"/>
-      <w:r>
-        <w:rPr>
-          <w:rFonts w:ascii="Times New Roman" w:hAnsi="Times New Roman" w:cs="Times New Roman"/>
-          <w:sz w:val="28"/>
-          <w:szCs w:val="28"/>
-        </w:rPr>
-        <w:t>, XML-макеты). Представление ничего не знает о том, откуда берутся данные.</w:t>
+        <w:t xml:space="preserve"> — отвечает исключительно за отображение данных на экране и регистрацию нажатий пользователя (Activity, Fragment, XML-макеты). Представление ничего не знает о том, откуда берутся данные.</w:t>
       </w:r>
     </w:p>
     <w:p>
@@ -5794,7 +5189,6 @@
           <w:szCs w:val="28"/>
         </w:rPr>
       </w:pPr>
-      <w:proofErr w:type="spellStart"/>
       <w:r>
         <w:rPr>
           <w:rFonts w:ascii="Times New Roman" w:hAnsi="Times New Roman" w:cs="Times New Roman"/>
@@ -5805,68 +5199,13 @@
         </w:rPr>
         <w:t>ViewModel</w:t>
       </w:r>
-      <w:proofErr w:type="spellEnd"/>
-      <w:r>
-        <w:rPr>
-          <w:rFonts w:ascii="Times New Roman" w:hAnsi="Times New Roman" w:cs="Times New Roman"/>
-          <w:sz w:val="28"/>
-          <w:szCs w:val="28"/>
-        </w:rPr>
-        <w:t xml:space="preserve"> — выступает связующим звеном. Она запрашивает данные из Модели, подготавливает их и предоставляет Представлению. Важнейшее свойство </w:t>
-      </w:r>
-      <w:proofErr w:type="spellStart"/>
-      <w:r>
-        <w:rPr>
-          <w:rFonts w:ascii="Times New Roman" w:hAnsi="Times New Roman" w:cs="Times New Roman"/>
-          <w:sz w:val="28"/>
-          <w:szCs w:val="28"/>
-        </w:rPr>
-        <w:t>ViewModel</w:t>
-      </w:r>
-      <w:proofErr w:type="spellEnd"/>
-      <w:r>
-        <w:rPr>
-          <w:rFonts w:ascii="Times New Roman" w:hAnsi="Times New Roman" w:cs="Times New Roman"/>
-          <w:sz w:val="28"/>
-          <w:szCs w:val="28"/>
-        </w:rPr>
-        <w:t xml:space="preserve"> в </w:t>
-      </w:r>
-      <w:proofErr w:type="spellStart"/>
-      <w:r>
-        <w:rPr>
-          <w:rFonts w:ascii="Times New Roman" w:hAnsi="Times New Roman" w:cs="Times New Roman"/>
-          <w:sz w:val="28"/>
-          <w:szCs w:val="28"/>
-        </w:rPr>
-        <w:t>Android</w:t>
-      </w:r>
-      <w:proofErr w:type="spellEnd"/>
-      <w:r>
-        <w:rPr>
-          <w:rFonts w:ascii="Times New Roman" w:hAnsi="Times New Roman" w:cs="Times New Roman"/>
-          <w:sz w:val="28"/>
-          <w:szCs w:val="28"/>
-        </w:rPr>
-        <w:t xml:space="preserve"> — она "переживает" пересоздание </w:t>
-      </w:r>
-      <w:proofErr w:type="spellStart"/>
-      <w:r>
-        <w:rPr>
-          <w:rFonts w:ascii="Times New Roman" w:hAnsi="Times New Roman" w:cs="Times New Roman"/>
-          <w:sz w:val="28"/>
-          <w:szCs w:val="28"/>
-        </w:rPr>
-        <w:t>Activity</w:t>
-      </w:r>
-      <w:proofErr w:type="spellEnd"/>
-      <w:r>
-        <w:rPr>
-          <w:rFonts w:ascii="Times New Roman" w:hAnsi="Times New Roman" w:cs="Times New Roman"/>
-          <w:sz w:val="28"/>
-          <w:szCs w:val="28"/>
-        </w:rPr>
-        <w:t xml:space="preserve"> (например, при повороте экрана смартфона). Это гарантирует, что данные не потеряются и не будут запрашиваться из базы данных повторно при смене ориентации экрана.</w:t>
+      <w:r>
+        <w:rPr>
+          <w:rFonts w:ascii="Times New Roman" w:hAnsi="Times New Roman" w:cs="Times New Roman"/>
+          <w:sz w:val="28"/>
+          <w:szCs w:val="28"/>
+        </w:rPr>
+        <w:t xml:space="preserve"> — выступает связующим звеном. Она запрашивает данные из Модели, подготавливает их и предоставляет Представлению. Важнейшее свойство ViewModel в Android — она "переживает" пересоздание Activity (например, при повороте экрана смартфона). Это гарантирует, что данные не потеряются и не будут запрашиваться из базы данных повторно при смене ориентации экрана.</w:t>
       </w:r>
     </w:p>
     <w:p>
@@ -5915,207 +5254,28 @@
           <w:sz w:val="28"/>
           <w:szCs w:val="28"/>
         </w:rPr>
-        <w:t xml:space="preserve">Поскольку приложение должно работать оффлайн, необходима локальная база данных. Стандартным решением в </w:t>
-      </w:r>
-      <w:proofErr w:type="spellStart"/>
-      <w:r>
-        <w:rPr>
-          <w:rFonts w:ascii="Times New Roman" w:hAnsi="Times New Roman" w:cs="Times New Roman"/>
-          <w:sz w:val="28"/>
-          <w:szCs w:val="28"/>
-        </w:rPr>
-        <w:t>Android</w:t>
-      </w:r>
-      <w:proofErr w:type="spellEnd"/>
-      <w:r>
-        <w:rPr>
-          <w:rFonts w:ascii="Times New Roman" w:hAnsi="Times New Roman" w:cs="Times New Roman"/>
-          <w:sz w:val="28"/>
-          <w:szCs w:val="28"/>
-        </w:rPr>
-        <w:t xml:space="preserve"> является </w:t>
-      </w:r>
-      <w:proofErr w:type="spellStart"/>
-      <w:r>
-        <w:rPr>
-          <w:rFonts w:ascii="Times New Roman" w:hAnsi="Times New Roman" w:cs="Times New Roman"/>
-          <w:sz w:val="28"/>
-          <w:szCs w:val="28"/>
-        </w:rPr>
-        <w:t>SQLite</w:t>
-      </w:r>
-      <w:proofErr w:type="spellEnd"/>
-      <w:r>
-        <w:rPr>
-          <w:rFonts w:ascii="Times New Roman" w:hAnsi="Times New Roman" w:cs="Times New Roman"/>
-          <w:sz w:val="28"/>
-          <w:szCs w:val="28"/>
-        </w:rPr>
-        <w:t>. Однако написание сырых SQL-запросов и работа с курсорами (</w:t>
-      </w:r>
-      <w:proofErr w:type="spellStart"/>
-      <w:r>
-        <w:rPr>
-          <w:rFonts w:ascii="Times New Roman" w:hAnsi="Times New Roman" w:cs="Times New Roman"/>
-          <w:sz w:val="28"/>
-          <w:szCs w:val="28"/>
-        </w:rPr>
-        <w:t>Cursor</w:t>
-      </w:r>
-      <w:proofErr w:type="spellEnd"/>
-      <w:r>
-        <w:rPr>
-          <w:rFonts w:ascii="Times New Roman" w:hAnsi="Times New Roman" w:cs="Times New Roman"/>
-          <w:sz w:val="28"/>
-          <w:szCs w:val="28"/>
-        </w:rPr>
-        <w:t xml:space="preserve">) в чистом </w:t>
-      </w:r>
-      <w:proofErr w:type="spellStart"/>
-      <w:r>
-        <w:rPr>
-          <w:rFonts w:ascii="Times New Roman" w:hAnsi="Times New Roman" w:cs="Times New Roman"/>
-          <w:sz w:val="28"/>
-          <w:szCs w:val="28"/>
-        </w:rPr>
-        <w:t>SQLite</w:t>
-      </w:r>
-      <w:proofErr w:type="spellEnd"/>
-      <w:r>
-        <w:rPr>
-          <w:rFonts w:ascii="Times New Roman" w:hAnsi="Times New Roman" w:cs="Times New Roman"/>
-          <w:sz w:val="28"/>
-          <w:szCs w:val="28"/>
-        </w:rPr>
-        <w:t xml:space="preserve"> — процесс громоздкий и подверженный ошибкам (опечатку в имени колонки можно заметить только при сбое запущенного приложения).</w:t>
-      </w:r>
-    </w:p>
-    <w:p>
-      <w:pPr>
-        <w:spacing w:line="360" w:lineRule="auto"/>
-        <w:ind w:firstLine="709"/>
-        <w:jc w:val="both"/>
-        <w:rPr>
-          <w:rFonts w:ascii="Times New Roman" w:hAnsi="Times New Roman" w:cs="Times New Roman"/>
-          <w:sz w:val="28"/>
-          <w:szCs w:val="28"/>
-        </w:rPr>
-      </w:pPr>
-      <w:r>
-        <w:rPr>
-          <w:rFonts w:ascii="Times New Roman" w:hAnsi="Times New Roman" w:cs="Times New Roman"/>
-          <w:sz w:val="28"/>
-          <w:szCs w:val="28"/>
-        </w:rPr>
-        <w:t xml:space="preserve">Поэтому была выбрана библиотека </w:t>
-      </w:r>
-      <w:proofErr w:type="spellStart"/>
-      <w:r>
-        <w:rPr>
-          <w:rFonts w:ascii="Times New Roman" w:hAnsi="Times New Roman" w:cs="Times New Roman"/>
-          <w:sz w:val="28"/>
-          <w:szCs w:val="28"/>
-        </w:rPr>
-        <w:t>Room</w:t>
-      </w:r>
-      <w:proofErr w:type="spellEnd"/>
-      <w:r>
-        <w:rPr>
-          <w:rFonts w:ascii="Times New Roman" w:hAnsi="Times New Roman" w:cs="Times New Roman"/>
-          <w:sz w:val="28"/>
-          <w:szCs w:val="28"/>
-        </w:rPr>
-        <w:t xml:space="preserve"> </w:t>
-      </w:r>
-      <w:proofErr w:type="spellStart"/>
-      <w:r>
-        <w:rPr>
-          <w:rFonts w:ascii="Times New Roman" w:hAnsi="Times New Roman" w:cs="Times New Roman"/>
-          <w:sz w:val="28"/>
-          <w:szCs w:val="28"/>
-        </w:rPr>
-        <w:t>Persistence</w:t>
-      </w:r>
-      <w:proofErr w:type="spellEnd"/>
-      <w:r>
-        <w:rPr>
-          <w:rFonts w:ascii="Times New Roman" w:hAnsi="Times New Roman" w:cs="Times New Roman"/>
-          <w:sz w:val="28"/>
-          <w:szCs w:val="28"/>
-        </w:rPr>
-        <w:t xml:space="preserve"> Library. </w:t>
-      </w:r>
-      <w:proofErr w:type="spellStart"/>
-      <w:r>
-        <w:rPr>
-          <w:rFonts w:ascii="Times New Roman" w:hAnsi="Times New Roman" w:cs="Times New Roman"/>
-          <w:sz w:val="28"/>
-          <w:szCs w:val="28"/>
-        </w:rPr>
-        <w:t>Room</w:t>
-      </w:r>
-      <w:proofErr w:type="spellEnd"/>
-      <w:r>
-        <w:rPr>
-          <w:rFonts w:ascii="Times New Roman" w:hAnsi="Times New Roman" w:cs="Times New Roman"/>
-          <w:sz w:val="28"/>
-          <w:szCs w:val="28"/>
-        </w:rPr>
-        <w:t xml:space="preserve"> — это ORM-подобная (Object-</w:t>
-      </w:r>
-      <w:proofErr w:type="spellStart"/>
-      <w:r>
-        <w:rPr>
-          <w:rFonts w:ascii="Times New Roman" w:hAnsi="Times New Roman" w:cs="Times New Roman"/>
-          <w:sz w:val="28"/>
-          <w:szCs w:val="28"/>
-        </w:rPr>
-        <w:t>Relational</w:t>
-      </w:r>
-      <w:proofErr w:type="spellEnd"/>
-      <w:r>
-        <w:rPr>
-          <w:rFonts w:ascii="Times New Roman" w:hAnsi="Times New Roman" w:cs="Times New Roman"/>
-          <w:sz w:val="28"/>
-          <w:szCs w:val="28"/>
-        </w:rPr>
-        <w:t xml:space="preserve"> </w:t>
-      </w:r>
-      <w:proofErr w:type="spellStart"/>
-      <w:r>
-        <w:rPr>
-          <w:rFonts w:ascii="Times New Roman" w:hAnsi="Times New Roman" w:cs="Times New Roman"/>
-          <w:sz w:val="28"/>
-          <w:szCs w:val="28"/>
-        </w:rPr>
-        <w:t>Mapping</w:t>
-      </w:r>
-      <w:proofErr w:type="spellEnd"/>
-      <w:r>
-        <w:rPr>
-          <w:rFonts w:ascii="Times New Roman" w:hAnsi="Times New Roman" w:cs="Times New Roman"/>
-          <w:sz w:val="28"/>
-          <w:szCs w:val="28"/>
-        </w:rPr>
-        <w:t xml:space="preserve">) надстройка над </w:t>
-      </w:r>
-      <w:proofErr w:type="spellStart"/>
-      <w:r>
-        <w:rPr>
-          <w:rFonts w:ascii="Times New Roman" w:hAnsi="Times New Roman" w:cs="Times New Roman"/>
-          <w:sz w:val="28"/>
-          <w:szCs w:val="28"/>
-        </w:rPr>
-        <w:t>SQLite</w:t>
-      </w:r>
-      <w:proofErr w:type="spellEnd"/>
-      <w:r>
-        <w:rPr>
-          <w:rFonts w:ascii="Times New Roman" w:hAnsi="Times New Roman" w:cs="Times New Roman"/>
-          <w:sz w:val="28"/>
-          <w:szCs w:val="28"/>
-        </w:rPr>
-        <w:t>.</w:t>
+        <w:t>Поскольку приложение должно работать оффлайн, необходима локальная база данных. Стандартным решением в Android является SQLite. Однако написание сырых SQL-запросов и работа с курсорами (Cursor) в чистом SQLite — процесс громоздкий и подверженный ошибкам (опечатку в имени колонки можно заметить только при сбое запущенного приложения).</w:t>
+      </w:r>
+    </w:p>
+    <w:p>
+      <w:pPr>
+        <w:spacing w:line="360" w:lineRule="auto"/>
+        <w:ind w:firstLine="709"/>
+        <w:jc w:val="both"/>
+        <w:rPr>
+          <w:rFonts w:ascii="Times New Roman" w:hAnsi="Times New Roman" w:cs="Times New Roman"/>
+          <w:sz w:val="28"/>
+          <w:szCs w:val="28"/>
+        </w:rPr>
+      </w:pPr>
+      <w:r>
+        <w:rPr>
+          <w:rFonts w:ascii="Times New Roman" w:hAnsi="Times New Roman" w:cs="Times New Roman"/>
+          <w:sz w:val="28"/>
+          <w:szCs w:val="28"/>
+        </w:rPr>
+        <w:lastRenderedPageBreak/>
+        <w:t>Поэтому была выбрана библиотека Room Persistence Library. Room — это ORM-подобная (Object-Relational Mapping) надстройка над SQLite.</w:t>
       </w:r>
       <w:r>
         <w:rPr>
@@ -6133,25 +5293,7 @@
           <w:szCs w:val="28"/>
         </w:rPr>
         <w:br/>
-        <w:t xml:space="preserve">− </w:t>
-      </w:r>
-      <w:proofErr w:type="spellStart"/>
-      <w:r>
-        <w:rPr>
-          <w:rFonts w:ascii="Times New Roman" w:hAnsi="Times New Roman" w:cs="Times New Roman"/>
-          <w:sz w:val="28"/>
-          <w:szCs w:val="28"/>
-        </w:rPr>
-        <w:t>Room</w:t>
-      </w:r>
-      <w:proofErr w:type="spellEnd"/>
-      <w:r>
-        <w:rPr>
-          <w:rFonts w:ascii="Times New Roman" w:hAnsi="Times New Roman" w:cs="Times New Roman"/>
-          <w:sz w:val="28"/>
-          <w:szCs w:val="28"/>
-        </w:rPr>
-        <w:t xml:space="preserve"> проверяет все SQL-запросы во время компиляции. Если в запросе допущена ошибка, проект просто не скомпилируется, что исключает падение приложения у пользователя.</w:t>
+        <w:t>− Room проверяет все SQL-запросы во время компиляции. Если в запросе допущена ошибка, проект просто не скомпилируется, что исключает падение приложения у пользователя.</w:t>
       </w:r>
       <w:r>
         <w:rPr>
@@ -6169,287 +5311,114 @@
           <w:szCs w:val="28"/>
         </w:rPr>
         <w:br/>
-        <w:t xml:space="preserve">− Встроенная поддержка </w:t>
-      </w:r>
-      <w:proofErr w:type="spellStart"/>
-      <w:r>
-        <w:rPr>
-          <w:rFonts w:ascii="Times New Roman" w:hAnsi="Times New Roman" w:cs="Times New Roman"/>
-          <w:sz w:val="28"/>
-          <w:szCs w:val="28"/>
-        </w:rPr>
-        <w:t>LiveData</w:t>
-      </w:r>
-      <w:proofErr w:type="spellEnd"/>
-      <w:r>
-        <w:rPr>
-          <w:rFonts w:ascii="Times New Roman" w:hAnsi="Times New Roman" w:cs="Times New Roman"/>
-          <w:sz w:val="28"/>
-          <w:szCs w:val="28"/>
-        </w:rPr>
-        <w:t>, что позволяет базе данных автоматически отправлять уведомления в пользовательский интерфейс при изменении (добавлении/удалении) данных. Интерфейс обновляется "реактивно".</w:t>
-      </w:r>
-    </w:p>
-    <w:p>
-      <w:pPr>
-        <w:spacing w:line="360" w:lineRule="auto"/>
-        <w:ind w:firstLine="709"/>
-        <w:jc w:val="both"/>
-        <w:rPr>
-          <w:rFonts w:ascii="Times New Roman" w:hAnsi="Times New Roman" w:cs="Times New Roman"/>
-          <w:sz w:val="28"/>
-          <w:szCs w:val="28"/>
-        </w:rPr>
-      </w:pPr>
-      <w:r>
-        <w:rPr>
-          <w:rFonts w:ascii="Times New Roman" w:hAnsi="Times New Roman" w:cs="Times New Roman"/>
-          <w:sz w:val="28"/>
-          <w:szCs w:val="28"/>
-        </w:rPr>
-        <w:t>1.4.5. Дополнительные библиотеки</w:t>
-      </w:r>
-      <w:r>
-        <w:rPr>
-          <w:rFonts w:ascii="Times New Roman" w:hAnsi="Times New Roman" w:cs="Times New Roman"/>
-          <w:sz w:val="28"/>
-          <w:szCs w:val="28"/>
-        </w:rPr>
-        <w:br/>
-        <w:t xml:space="preserve">Для реализации сложных графиков (круговой диаграммы статистики) была выбрана сторонняя </w:t>
-      </w:r>
-      <w:proofErr w:type="spellStart"/>
-      <w:r>
-        <w:rPr>
-          <w:rFonts w:ascii="Times New Roman" w:hAnsi="Times New Roman" w:cs="Times New Roman"/>
-          <w:sz w:val="28"/>
-          <w:szCs w:val="28"/>
-        </w:rPr>
-        <w:t>open-source</w:t>
-      </w:r>
-      <w:proofErr w:type="spellEnd"/>
-      <w:r>
-        <w:rPr>
-          <w:rFonts w:ascii="Times New Roman" w:hAnsi="Times New Roman" w:cs="Times New Roman"/>
-          <w:sz w:val="28"/>
-          <w:szCs w:val="28"/>
-        </w:rPr>
-        <w:t xml:space="preserve"> библиотека </w:t>
-      </w:r>
-      <w:proofErr w:type="spellStart"/>
-      <w:r>
-        <w:rPr>
-          <w:rFonts w:ascii="Times New Roman" w:hAnsi="Times New Roman" w:cs="Times New Roman"/>
-          <w:sz w:val="28"/>
-          <w:szCs w:val="28"/>
-        </w:rPr>
-        <w:t>MPAndroidChart</w:t>
-      </w:r>
-      <w:proofErr w:type="spellEnd"/>
-      <w:r>
-        <w:rPr>
-          <w:rFonts w:ascii="Times New Roman" w:hAnsi="Times New Roman" w:cs="Times New Roman"/>
-          <w:sz w:val="28"/>
-          <w:szCs w:val="28"/>
-        </w:rPr>
-        <w:t xml:space="preserve"> (версия v3.1.0). </w:t>
-      </w:r>
-      <w:r>
-        <w:rPr>
-          <w:rFonts w:ascii="Times New Roman" w:hAnsi="Times New Roman" w:cs="Times New Roman"/>
-          <w:sz w:val="28"/>
-          <w:szCs w:val="28"/>
-        </w:rPr>
-        <w:lastRenderedPageBreak/>
-        <w:t xml:space="preserve">Она признана стандартом де-факто для построения графиков в </w:t>
-      </w:r>
-      <w:proofErr w:type="spellStart"/>
-      <w:r>
-        <w:rPr>
-          <w:rFonts w:ascii="Times New Roman" w:hAnsi="Times New Roman" w:cs="Times New Roman"/>
-          <w:sz w:val="28"/>
-          <w:szCs w:val="28"/>
-        </w:rPr>
-        <w:t>Android</w:t>
-      </w:r>
-      <w:proofErr w:type="spellEnd"/>
-      <w:r>
-        <w:rPr>
-          <w:rFonts w:ascii="Times New Roman" w:hAnsi="Times New Roman" w:cs="Times New Roman"/>
-          <w:sz w:val="28"/>
-          <w:szCs w:val="28"/>
-        </w:rPr>
-        <w:t xml:space="preserve"> благодаря высокой скорости работы на аппаратном уровне (использование </w:t>
-      </w:r>
-      <w:proofErr w:type="spellStart"/>
-      <w:r>
-        <w:rPr>
-          <w:rFonts w:ascii="Times New Roman" w:hAnsi="Times New Roman" w:cs="Times New Roman"/>
-          <w:sz w:val="28"/>
-          <w:szCs w:val="28"/>
-        </w:rPr>
-        <w:t>Canvas</w:t>
-      </w:r>
-      <w:proofErr w:type="spellEnd"/>
-      <w:r>
-        <w:rPr>
-          <w:rFonts w:ascii="Times New Roman" w:hAnsi="Times New Roman" w:cs="Times New Roman"/>
-          <w:sz w:val="28"/>
-          <w:szCs w:val="28"/>
-        </w:rPr>
-        <w:t>), гибкости настроек (цвета, анимации, обработка нажатий на сектора диаграммы) и простоте внедрения в проект.</w:t>
-      </w:r>
-    </w:p>
-    <w:p>
-      <w:pPr>
-        <w:spacing w:line="360" w:lineRule="auto"/>
-        <w:ind w:firstLine="709"/>
-        <w:jc w:val="both"/>
-        <w:rPr>
-          <w:rFonts w:ascii="Times New Roman" w:hAnsi="Times New Roman" w:cs="Times New Roman"/>
-          <w:sz w:val="28"/>
-          <w:szCs w:val="28"/>
-        </w:rPr>
-      </w:pPr>
-      <w:r>
-        <w:rPr>
-          <w:rFonts w:ascii="Times New Roman" w:hAnsi="Times New Roman" w:cs="Times New Roman"/>
-          <w:sz w:val="28"/>
-          <w:szCs w:val="28"/>
-        </w:rPr>
-        <w:t>Вывод по первой главе</w:t>
-      </w:r>
-      <w:r>
-        <w:rPr>
-          <w:rFonts w:ascii="Times New Roman" w:hAnsi="Times New Roman" w:cs="Times New Roman"/>
-          <w:sz w:val="28"/>
-          <w:szCs w:val="28"/>
-        </w:rPr>
-        <w:br/>
-        <w:t xml:space="preserve">В ходе выполнения первой главы курсовой работы была подробно проанализирована предметная область мобильных трекеров расходов. Выявлены недостатки конкурентных решений, такие как перегруженность и зависимость от сети. На основе этого были сформулированы четкие, разбитые на логические блоки функциональные и нефункциональные требования к разрабатываемому мобильному приложению. В качестве технологического стека обоснованно выбраны: среда </w:t>
-      </w:r>
-      <w:proofErr w:type="spellStart"/>
-      <w:r>
-        <w:rPr>
-          <w:rFonts w:ascii="Times New Roman" w:hAnsi="Times New Roman" w:cs="Times New Roman"/>
-          <w:sz w:val="28"/>
-          <w:szCs w:val="28"/>
-        </w:rPr>
-        <w:t>Android</w:t>
-      </w:r>
-      <w:proofErr w:type="spellEnd"/>
-      <w:r>
-        <w:rPr>
-          <w:rFonts w:ascii="Times New Roman" w:hAnsi="Times New Roman" w:cs="Times New Roman"/>
-          <w:sz w:val="28"/>
-          <w:szCs w:val="28"/>
-        </w:rPr>
-        <w:t xml:space="preserve"> Studio, язык Java, архитектура MVVM, база данных </w:t>
-      </w:r>
-      <w:proofErr w:type="spellStart"/>
-      <w:r>
-        <w:rPr>
-          <w:rFonts w:ascii="Times New Roman" w:hAnsi="Times New Roman" w:cs="Times New Roman"/>
-          <w:sz w:val="28"/>
-          <w:szCs w:val="28"/>
-        </w:rPr>
-        <w:t>Room</w:t>
-      </w:r>
-      <w:proofErr w:type="spellEnd"/>
-      <w:r>
-        <w:rPr>
-          <w:rFonts w:ascii="Times New Roman" w:hAnsi="Times New Roman" w:cs="Times New Roman"/>
-          <w:sz w:val="28"/>
-          <w:szCs w:val="28"/>
-        </w:rPr>
-        <w:t xml:space="preserve"> и библиотека </w:t>
-      </w:r>
-      <w:proofErr w:type="spellStart"/>
-      <w:r>
-        <w:rPr>
-          <w:rFonts w:ascii="Times New Roman" w:hAnsi="Times New Roman" w:cs="Times New Roman"/>
-          <w:sz w:val="28"/>
-          <w:szCs w:val="28"/>
-        </w:rPr>
-        <w:t>MPAndroidChart</w:t>
-      </w:r>
-      <w:proofErr w:type="spellEnd"/>
-      <w:r>
-        <w:rPr>
-          <w:rFonts w:ascii="Times New Roman" w:hAnsi="Times New Roman" w:cs="Times New Roman"/>
-          <w:sz w:val="28"/>
-          <w:szCs w:val="28"/>
-        </w:rPr>
-        <w:t>. Данный комплекс технологий обеспечит надежную, масштабируемую и производительную реализацию всех задуманных функций.</w:t>
-      </w:r>
-    </w:p>
-    <w:p>
-      <w:pPr>
-        <w:rPr>
-          <w:rFonts w:ascii="Times New Roman" w:hAnsi="Times New Roman" w:cs="Times New Roman"/>
-          <w:sz w:val="28"/>
-          <w:szCs w:val="28"/>
-        </w:rPr>
-      </w:pPr>
-      <w:r>
-        <w:rPr>
-          <w:rFonts w:ascii="Times New Roman" w:hAnsi="Times New Roman" w:cs="Times New Roman"/>
-          <w:sz w:val="28"/>
-          <w:szCs w:val="28"/>
-        </w:rPr>
-        <w:br w:type="page"/>
-      </w:r>
-    </w:p>
-    <w:p>
-      <w:pPr>
-        <w:pStyle w:val="1"/>
+        <w:t>− Встроенная поддержка LiveData, что позволяет базе данных автоматически отправлять уведомления в пользовательский интерфейс при изменении (добавлении/удалении) данных. Интерфейс обновляется "реактивно".</w:t>
+      </w:r>
+    </w:p>
+    <w:p>
+      <w:pPr>
+        <w:pStyle w:val="3"/>
         <w:rPr>
           <w:rFonts w:ascii="Times New Roman" w:hAnsi="Times New Roman" w:cs="Times New Roman"/>
           <w:b/>
           <w:bCs/>
           <w:color w:val="auto"/>
-          <w:sz w:val="28"/>
-          <w:szCs w:val="28"/>
-        </w:rPr>
-      </w:pPr>
-      <w:bookmarkStart w:id="9" w:name="_Toc225413999"/>
+        </w:rPr>
+      </w:pPr>
       <w:r>
         <w:rPr>
           <w:rFonts w:ascii="Times New Roman" w:hAnsi="Times New Roman" w:cs="Times New Roman"/>
           <w:b/>
           <w:bCs/>
           <w:color w:val="auto"/>
+        </w:rPr>
+        <w:t>1.4.5. Дополнительные библиотеки</w:t>
+      </w:r>
+    </w:p>
+    <w:p>
+      <w:pPr>
+        <w:spacing w:line="360" w:lineRule="auto"/>
+        <w:ind w:firstLine="709"/>
+        <w:jc w:val="both"/>
+        <w:rPr>
+          <w:rFonts w:ascii="Times New Roman" w:hAnsi="Times New Roman" w:cs="Times New Roman"/>
+          <w:sz w:val="28"/>
+          <w:szCs w:val="28"/>
+        </w:rPr>
+      </w:pPr>
+      <w:r>
+        <w:rPr>
+          <w:rFonts w:ascii="Times New Roman" w:hAnsi="Times New Roman" w:cs="Times New Roman"/>
+          <w:sz w:val="28"/>
+          <w:szCs w:val="28"/>
+        </w:rPr>
+        <w:t>Для реализации сложных графиков (круговой диаграммы статистики) была выбрана сторонняя open-source библиотека MPAndroidChart (версия v3.1.0). Она признана стандартом де-факто для построения графиков в Android благодаря высокой скорости работы на аппаратном уровне (использование Canvas), гибкости настроек (цвета, анимации, обработка нажатий на сектора диаграммы) и простоте внедрения в проект.</w:t>
+      </w:r>
+    </w:p>
+    <w:p>
+      <w:pPr>
+        <w:spacing w:line="360" w:lineRule="auto"/>
+        <w:ind w:firstLine="709"/>
+        <w:jc w:val="both"/>
+        <w:rPr>
+          <w:rFonts w:ascii="Times New Roman" w:hAnsi="Times New Roman" w:cs="Times New Roman"/>
+          <w:b/>
+          <w:bCs/>
+          <w:sz w:val="28"/>
+          <w:szCs w:val="28"/>
+        </w:rPr>
+      </w:pPr>
+      <w:r>
+        <w:rPr>
+          <w:rFonts w:ascii="Times New Roman" w:hAnsi="Times New Roman" w:cs="Times New Roman"/>
+          <w:b/>
+          <w:bCs/>
+          <w:sz w:val="28"/>
+          <w:szCs w:val="28"/>
+        </w:rPr>
+        <w:t>Вывод по первой главе</w:t>
+      </w:r>
+    </w:p>
+    <w:p>
+      <w:pPr>
+        <w:spacing w:line="360" w:lineRule="auto"/>
+        <w:ind w:firstLine="709"/>
+        <w:jc w:val="both"/>
+        <w:rPr>
+          <w:rFonts w:ascii="Times New Roman" w:hAnsi="Times New Roman" w:cs="Times New Roman"/>
+          <w:sz w:val="28"/>
+          <w:szCs w:val="28"/>
+        </w:rPr>
+      </w:pPr>
+      <w:r>
+        <w:rPr>
+          <w:rFonts w:ascii="Times New Roman" w:hAnsi="Times New Roman" w:cs="Times New Roman"/>
+          <w:sz w:val="28"/>
+          <w:szCs w:val="28"/>
+        </w:rPr>
+        <w:t>В ходе выполнения первой главы курсовой работы была подробно проанализирована предметная область мобильных трекеров расходов. Выявлены недостатки конкурентных решений, такие как перегруженность и зависимость от сети. На основе этого были сформулированы четкие, разбитые на логические блоки функциональные и нефункциональные требования к разрабатываемому мобильному приложению. В качестве технологического стека обоснованно выбраны: среда Android Studio, язык Java, архитектура MVVM, база данных Room и библиотека MPAndroidChart. Данный комплекс технологий обеспечит надежную, масштабируемую и производительную реализацию всех задуманных функций.</w:t>
+      </w:r>
+    </w:p>
+    <w:p>
+      <w:pPr>
+        <w:rPr>
+          <w:rFonts w:ascii="Times New Roman" w:hAnsi="Times New Roman" w:cs="Times New Roman"/>
+          <w:sz w:val="28"/>
+          <w:szCs w:val="28"/>
+        </w:rPr>
+      </w:pPr>
+      <w:r>
+        <w:rPr>
+          <w:rFonts w:ascii="Times New Roman" w:hAnsi="Times New Roman" w:cs="Times New Roman"/>
           <w:sz w:val="28"/>
           <w:szCs w:val="28"/>
         </w:rPr>
         <w:lastRenderedPageBreak/>
-        <w:t>ГЛАВА 2. РЕАЛИЗАЦИЯ ПРОЕКТА В СРЕДЕ РАЗРАБОТКИ</w:t>
-      </w:r>
-      <w:bookmarkEnd w:id="9"/>
-    </w:p>
-    <w:p>
-      <w:pPr>
-        <w:spacing w:line="360" w:lineRule="auto"/>
-        <w:ind w:firstLine="709"/>
-        <w:jc w:val="both"/>
-        <w:rPr>
-          <w:rFonts w:ascii="Times New Roman" w:hAnsi="Times New Roman" w:cs="Times New Roman"/>
-          <w:sz w:val="28"/>
-          <w:szCs w:val="28"/>
-        </w:rPr>
-      </w:pPr>
-      <w:r>
-        <w:rPr>
-          <w:rFonts w:ascii="Times New Roman" w:hAnsi="Times New Roman" w:cs="Times New Roman"/>
-          <w:sz w:val="28"/>
-          <w:szCs w:val="28"/>
-        </w:rPr>
-        <w:t>Во второй главе подробно описывается практический процесс создания мобильного приложения: от верстки макетов экранов до реализации взаимодействия с локальной базой данных и написания бизнес-логики.</w:t>
-      </w:r>
-    </w:p>
-    <w:p>
-      <w:pPr>
-        <w:pStyle w:val="2"/>
+        <w:br w:type="page"/>
+      </w:r>
+    </w:p>
+    <w:p>
+      <w:pPr>
+        <w:pStyle w:val="1"/>
         <w:rPr>
           <w:rFonts w:ascii="Times New Roman" w:hAnsi="Times New Roman" w:cs="Times New Roman"/>
           <w:b/>
@@ -6459,7 +5428,7 @@
           <w:szCs w:val="28"/>
         </w:rPr>
       </w:pPr>
-      <w:bookmarkStart w:id="10" w:name="_Toc225414000"/>
+      <w:bookmarkStart w:id="9" w:name="_Toc225413999"/>
       <w:r>
         <w:rPr>
           <w:rFonts w:ascii="Times New Roman" w:hAnsi="Times New Roman" w:cs="Times New Roman"/>
@@ -6469,83 +5438,94 @@
           <w:sz w:val="28"/>
           <w:szCs w:val="28"/>
         </w:rPr>
-        <w:t>2.1. Проектирование и разработка пользовательского интерфейса</w:t>
-      </w:r>
-      <w:bookmarkEnd w:id="10"/>
-    </w:p>
-    <w:p>
-      <w:pPr>
-        <w:spacing w:line="360" w:lineRule="auto"/>
-        <w:ind w:firstLine="709"/>
-        <w:jc w:val="both"/>
-        <w:rPr>
-          <w:rFonts w:ascii="Times New Roman" w:hAnsi="Times New Roman" w:cs="Times New Roman"/>
-          <w:sz w:val="28"/>
-          <w:szCs w:val="28"/>
-        </w:rPr>
-      </w:pPr>
-      <w:r>
-        <w:rPr>
-          <w:rFonts w:ascii="Times New Roman" w:hAnsi="Times New Roman" w:cs="Times New Roman"/>
-          <w:sz w:val="28"/>
-          <w:szCs w:val="28"/>
-        </w:rPr>
-        <w:t xml:space="preserve">Пользовательский интерфейс (UI) разработан с использованием языка разметки XML, который является стандартом для построения графических оболочек в </w:t>
-      </w:r>
-      <w:proofErr w:type="spellStart"/>
-      <w:r>
-        <w:rPr>
-          <w:rFonts w:ascii="Times New Roman" w:hAnsi="Times New Roman" w:cs="Times New Roman"/>
-          <w:sz w:val="28"/>
-          <w:szCs w:val="28"/>
-        </w:rPr>
-        <w:t>Android</w:t>
-      </w:r>
-      <w:proofErr w:type="spellEnd"/>
-      <w:r>
-        <w:rPr>
-          <w:rFonts w:ascii="Times New Roman" w:hAnsi="Times New Roman" w:cs="Times New Roman"/>
-          <w:sz w:val="28"/>
-          <w:szCs w:val="28"/>
-        </w:rPr>
-        <w:t xml:space="preserve">. В основе дизайна лежат принципы </w:t>
-      </w:r>
-      <w:proofErr w:type="spellStart"/>
-      <w:r>
-        <w:rPr>
-          <w:rFonts w:ascii="Times New Roman" w:hAnsi="Times New Roman" w:cs="Times New Roman"/>
-          <w:sz w:val="28"/>
-          <w:szCs w:val="28"/>
-        </w:rPr>
-        <w:t>Material</w:t>
-      </w:r>
-      <w:proofErr w:type="spellEnd"/>
-      <w:r>
-        <w:rPr>
-          <w:rFonts w:ascii="Times New Roman" w:hAnsi="Times New Roman" w:cs="Times New Roman"/>
-          <w:sz w:val="28"/>
-          <w:szCs w:val="28"/>
-        </w:rPr>
-        <w:t xml:space="preserve"> Design — концепции, разработанной Google, которая использует метафоры реальных материалов (бумаги и чернил), применяя тени для создания глубины и иерархии элементов.</w:t>
-      </w:r>
-    </w:p>
-    <w:p>
-      <w:pPr>
-        <w:pStyle w:val="3"/>
+        <w:lastRenderedPageBreak/>
+        <w:t>ГЛАВА 2. РЕАЛИЗАЦИЯ ПРОЕКТА В СРЕДЕ РАЗРАБОТКИ</w:t>
+      </w:r>
+      <w:bookmarkEnd w:id="9"/>
+    </w:p>
+    <w:p>
+      <w:pPr>
+        <w:spacing w:line="360" w:lineRule="auto"/>
+        <w:ind w:firstLine="709"/>
+        <w:jc w:val="both"/>
+        <w:rPr>
+          <w:rFonts w:ascii="Times New Roman" w:hAnsi="Times New Roman" w:cs="Times New Roman"/>
+          <w:sz w:val="28"/>
+          <w:szCs w:val="28"/>
+        </w:rPr>
+      </w:pPr>
+      <w:r>
+        <w:rPr>
+          <w:rFonts w:ascii="Times New Roman" w:hAnsi="Times New Roman" w:cs="Times New Roman"/>
+          <w:sz w:val="28"/>
+          <w:szCs w:val="28"/>
+        </w:rPr>
+        <w:t>Во второй главе подробно описывается практический процесс создания мобильного приложения: от верстки макетов экранов до реализации взаимодействия с локальной базой данных и написания бизнес-логики.</w:t>
+      </w:r>
+    </w:p>
+    <w:p>
+      <w:pPr>
+        <w:pStyle w:val="2"/>
         <w:rPr>
           <w:rFonts w:ascii="Times New Roman" w:hAnsi="Times New Roman" w:cs="Times New Roman"/>
           <w:b/>
           <w:bCs/>
           <w:color w:val="auto"/>
-        </w:rPr>
-      </w:pPr>
-      <w:bookmarkStart w:id="11" w:name="_Toc225414001"/>
+          <w:sz w:val="28"/>
+          <w:szCs w:val="28"/>
+        </w:rPr>
+      </w:pPr>
+      <w:bookmarkStart w:id="10" w:name="_Toc225414000"/>
       <w:r>
         <w:rPr>
           <w:rFonts w:ascii="Times New Roman" w:hAnsi="Times New Roman" w:cs="Times New Roman"/>
           <w:b/>
           <w:bCs/>
           <w:color w:val="auto"/>
+          <w:sz w:val="28"/>
+          <w:szCs w:val="28"/>
+        </w:rPr>
+        <w:t>2.1. Проектирование и разработка пользовательского интерфейса</w:t>
+      </w:r>
+      <w:bookmarkEnd w:id="10"/>
+    </w:p>
+    <w:p>
+      <w:pPr>
+        <w:spacing w:line="360" w:lineRule="auto"/>
+        <w:ind w:firstLine="709"/>
+        <w:jc w:val="both"/>
+        <w:rPr>
+          <w:rFonts w:ascii="Times New Roman" w:hAnsi="Times New Roman" w:cs="Times New Roman"/>
+          <w:sz w:val="28"/>
+          <w:szCs w:val="28"/>
+        </w:rPr>
+      </w:pPr>
+      <w:r>
+        <w:rPr>
+          <w:rFonts w:ascii="Times New Roman" w:hAnsi="Times New Roman" w:cs="Times New Roman"/>
+          <w:sz w:val="28"/>
+          <w:szCs w:val="28"/>
+        </w:rPr>
+        <w:t>Пользовательский интерфейс (UI) разработан с использованием языка разметки XML, который является стандартом для построения графических оболочек в Android. В основе дизайна лежат принципы Material Design — концепции, разработанной Google, которая использует метафоры реальных материалов (бумаги и чернил), применяя тени для создания глубины и иерархии элементов.</w:t>
+      </w:r>
+    </w:p>
+    <w:p>
+      <w:pPr>
+        <w:pStyle w:val="3"/>
+        <w:rPr>
+          <w:rFonts w:ascii="Times New Roman" w:hAnsi="Times New Roman" w:cs="Times New Roman"/>
+          <w:b/>
+          <w:bCs/>
+          <w:color w:val="auto"/>
+        </w:rPr>
+      </w:pPr>
+      <w:bookmarkStart w:id="11" w:name="_Toc225414001"/>
+      <w:r>
+        <w:rPr>
+          <w:rFonts w:ascii="Times New Roman" w:hAnsi="Times New Roman" w:cs="Times New Roman"/>
+          <w:b/>
+          <w:bCs/>
+          <w:color w:val="auto"/>
         </w:rPr>
         <w:t>2.1.1. Архитектура главного окна приложения</w:t>
       </w:r>
@@ -6568,25 +5548,7 @@
           <w:sz w:val="28"/>
           <w:szCs w:val="28"/>
         </w:rPr>
-        <w:t xml:space="preserve">Основной контейнер приложения описан в файле activity_main.xml. Был использован корневой компонент </w:t>
-      </w:r>
-      <w:proofErr w:type="spellStart"/>
-      <w:r>
-        <w:rPr>
-          <w:rFonts w:ascii="Times New Roman" w:hAnsi="Times New Roman" w:cs="Times New Roman"/>
-          <w:sz w:val="28"/>
-          <w:szCs w:val="28"/>
-        </w:rPr>
-        <w:t>RelativeLayout</w:t>
-      </w:r>
-      <w:proofErr w:type="spellEnd"/>
-      <w:r>
-        <w:rPr>
-          <w:rFonts w:ascii="Times New Roman" w:hAnsi="Times New Roman" w:cs="Times New Roman"/>
-          <w:sz w:val="28"/>
-          <w:szCs w:val="28"/>
-        </w:rPr>
-        <w:t>, внутри которого размещены два ключевых элемента:</w:t>
+        <w:t>Основной контейнер приложения описан в файле activity_main.xml. Был использован корневой компонент RelativeLayout, внутри которого размещены два ключевых элемента:</w:t>
       </w:r>
     </w:p>
     <w:p>
@@ -6604,77 +5566,13 @@
           <w:szCs w:val="28"/>
         </w:rPr>
       </w:pPr>
-      <w:proofErr w:type="spellStart"/>
-      <w:r>
-        <w:rPr>
-          <w:rFonts w:ascii="Times New Roman" w:hAnsi="Times New Roman" w:cs="Times New Roman"/>
-          <w:sz w:val="28"/>
-          <w:szCs w:val="28"/>
-        </w:rPr>
-        <w:t>FrameLayout</w:t>
-      </w:r>
-      <w:proofErr w:type="spellEnd"/>
-      <w:r>
-        <w:rPr>
-          <w:rFonts w:ascii="Times New Roman" w:hAnsi="Times New Roman" w:cs="Times New Roman"/>
-          <w:sz w:val="28"/>
-          <w:szCs w:val="28"/>
-        </w:rPr>
-        <w:t xml:space="preserve"> с идентификатором </w:t>
-      </w:r>
-      <w:proofErr w:type="spellStart"/>
-      <w:r>
-        <w:rPr>
-          <w:rFonts w:ascii="Times New Roman" w:hAnsi="Times New Roman" w:cs="Times New Roman"/>
-          <w:sz w:val="28"/>
-          <w:szCs w:val="28"/>
-        </w:rPr>
-        <w:t>fragment_container</w:t>
-      </w:r>
-      <w:proofErr w:type="spellEnd"/>
-      <w:r>
-        <w:rPr>
-          <w:rFonts w:ascii="Times New Roman" w:hAnsi="Times New Roman" w:cs="Times New Roman"/>
-          <w:sz w:val="28"/>
-          <w:szCs w:val="28"/>
-        </w:rPr>
-        <w:t xml:space="preserve"> — это пустая область, занимающая большую часть экрана. В эту область </w:t>
-      </w:r>
-      <w:proofErr w:type="spellStart"/>
-      <w:r>
-        <w:rPr>
-          <w:rFonts w:ascii="Times New Roman" w:hAnsi="Times New Roman" w:cs="Times New Roman"/>
-          <w:sz w:val="28"/>
-          <w:szCs w:val="28"/>
-        </w:rPr>
-        <w:t>программно</w:t>
-      </w:r>
-      <w:proofErr w:type="spellEnd"/>
-      <w:r>
-        <w:rPr>
-          <w:rFonts w:ascii="Times New Roman" w:hAnsi="Times New Roman" w:cs="Times New Roman"/>
-          <w:sz w:val="28"/>
-          <w:szCs w:val="28"/>
-        </w:rPr>
-        <w:t xml:space="preserve"> (с помощью </w:t>
-      </w:r>
-      <w:proofErr w:type="spellStart"/>
-      <w:r>
-        <w:rPr>
-          <w:rFonts w:ascii="Times New Roman" w:hAnsi="Times New Roman" w:cs="Times New Roman"/>
-          <w:sz w:val="28"/>
-          <w:szCs w:val="28"/>
-        </w:rPr>
-        <w:t>FragmentManager</w:t>
-      </w:r>
-      <w:proofErr w:type="spellEnd"/>
-      <w:r>
-        <w:rPr>
-          <w:rFonts w:ascii="Times New Roman" w:hAnsi="Times New Roman" w:cs="Times New Roman"/>
-          <w:sz w:val="28"/>
-          <w:szCs w:val="28"/>
-        </w:rPr>
-        <w:t>) загружаются экраны приложения (Фрагменты).</w:t>
+      <w:r>
+        <w:rPr>
+          <w:rFonts w:ascii="Times New Roman" w:hAnsi="Times New Roman" w:cs="Times New Roman"/>
+          <w:sz w:val="28"/>
+          <w:szCs w:val="28"/>
+        </w:rPr>
+        <w:t>FrameLayout с идентификатором fragment_container — это пустая область, занимающая большую часть экрана. В эту область программно (с помощью FragmentManager) загружаются экраны приложения (Фрагменты).</w:t>
       </w:r>
     </w:p>
     <w:p>
@@ -6692,61 +5590,33 @@
           <w:szCs w:val="28"/>
         </w:rPr>
       </w:pPr>
-      <w:proofErr w:type="spellStart"/>
-      <w:r>
-        <w:rPr>
-          <w:rFonts w:ascii="Times New Roman" w:hAnsi="Times New Roman" w:cs="Times New Roman"/>
-          <w:sz w:val="28"/>
-          <w:szCs w:val="28"/>
-        </w:rPr>
-        <w:t>BottomNavigationView</w:t>
-      </w:r>
-      <w:proofErr w:type="spellEnd"/>
-      <w:r>
-        <w:rPr>
-          <w:rFonts w:ascii="Times New Roman" w:hAnsi="Times New Roman" w:cs="Times New Roman"/>
-          <w:sz w:val="28"/>
-          <w:szCs w:val="28"/>
-        </w:rPr>
-        <w:t xml:space="preserve"> — панель нижней навигации, зафиксированная внизу экрана. Она содержит меню (bottom_nav_menu.xml) с иконками и текстом: "Список" и "Статистика". При нажатии на пункты меню происходит смена Фрагмента в контейнере.</w:t>
-      </w:r>
-    </w:p>
-    <w:p>
-      <w:pPr>
-        <w:spacing w:line="360" w:lineRule="auto"/>
-        <w:ind w:firstLine="709"/>
-        <w:jc w:val="both"/>
-        <w:rPr>
-          <w:rFonts w:ascii="Times New Roman" w:hAnsi="Times New Roman" w:cs="Times New Roman"/>
-          <w:sz w:val="28"/>
-          <w:szCs w:val="28"/>
-        </w:rPr>
-      </w:pPr>
-      <w:r>
-        <w:rPr>
-          <w:rFonts w:ascii="Times New Roman" w:hAnsi="Times New Roman" w:cs="Times New Roman"/>
-          <w:sz w:val="28"/>
-          <w:szCs w:val="28"/>
-        </w:rPr>
-        <w:t xml:space="preserve">Также в главном окне реализована "плавающая" кнопка </w:t>
-      </w:r>
-      <w:proofErr w:type="spellStart"/>
-      <w:r>
-        <w:rPr>
-          <w:rFonts w:ascii="Times New Roman" w:hAnsi="Times New Roman" w:cs="Times New Roman"/>
-          <w:sz w:val="28"/>
-          <w:szCs w:val="28"/>
-        </w:rPr>
-        <w:t>FloatingActionButton</w:t>
-      </w:r>
-      <w:proofErr w:type="spellEnd"/>
-      <w:r>
-        <w:rPr>
-          <w:rFonts w:ascii="Times New Roman" w:hAnsi="Times New Roman" w:cs="Times New Roman"/>
-          <w:sz w:val="28"/>
-          <w:szCs w:val="28"/>
-        </w:rPr>
-        <w:t xml:space="preserve"> (FAB) со значком "плюс", служащая главным призывом к действию (Call To Action) — добавлению нового расхода.</w:t>
+      <w:r>
+        <w:rPr>
+          <w:rFonts w:ascii="Times New Roman" w:hAnsi="Times New Roman" w:cs="Times New Roman"/>
+          <w:sz w:val="28"/>
+          <w:szCs w:val="28"/>
+        </w:rPr>
+        <w:t>BottomNavigationView — панель нижней навигации, зафиксированная внизу экрана. Она содержит меню (bottom_nav_menu.xml) с иконками и текстом: "Список" и "Статистика". При нажатии на пункты меню происходит смена Фрагмента в контейнере.</w:t>
+      </w:r>
+    </w:p>
+    <w:p>
+      <w:pPr>
+        <w:spacing w:line="360" w:lineRule="auto"/>
+        <w:ind w:firstLine="709"/>
+        <w:jc w:val="both"/>
+        <w:rPr>
+          <w:rFonts w:ascii="Times New Roman" w:hAnsi="Times New Roman" w:cs="Times New Roman"/>
+          <w:sz w:val="28"/>
+          <w:szCs w:val="28"/>
+        </w:rPr>
+      </w:pPr>
+      <w:r>
+        <w:rPr>
+          <w:rFonts w:ascii="Times New Roman" w:hAnsi="Times New Roman" w:cs="Times New Roman"/>
+          <w:sz w:val="28"/>
+          <w:szCs w:val="28"/>
+        </w:rPr>
+        <w:t>Также в главном окне реализована "плавающая" кнопка FloatingActionButton (FAB) со значком "плюс", служащая главным призывом к действию (Call To Action) — добавлению нового расхода.</w:t>
       </w:r>
     </w:p>
     <w:p>
@@ -6780,19 +5650,187 @@
           <w:color w:val="auto"/>
         </w:rPr>
         <w:lastRenderedPageBreak/>
-        <w:t>2.1.2. Верстка экрана списка расходов (</w:t>
-      </w:r>
-      <w:proofErr w:type="spellStart"/>
-      <w:r>
+        <w:t>2.1.2. Верстка экрана списка расходов (HomeFragment)</w:t>
+      </w:r>
+      <w:bookmarkEnd w:id="12"/>
+    </w:p>
+    <w:p>
+      <w:pPr>
+        <w:spacing w:line="360" w:lineRule="auto"/>
+        <w:ind w:firstLine="709"/>
+        <w:jc w:val="both"/>
+        <w:rPr>
+          <w:rFonts w:ascii="Times New Roman" w:hAnsi="Times New Roman" w:cs="Times New Roman"/>
+          <w:sz w:val="28"/>
+          <w:szCs w:val="28"/>
+        </w:rPr>
+      </w:pPr>
+      <w:r>
+        <w:rPr>
+          <w:rFonts w:ascii="Times New Roman" w:hAnsi="Times New Roman" w:cs="Times New Roman"/>
+          <w:sz w:val="28"/>
+          <w:szCs w:val="28"/>
+        </w:rPr>
+        <w:t>Макет главного экрана fragment_home.xml построен на базе CoordinatorLayout. Этот контейнер позволяет организовывать сложное взаимодействие дочерних элементов (например, скрытие строки поиска при скроллинге списка).</w:t>
+      </w:r>
+    </w:p>
+    <w:p>
+      <w:pPr>
+        <w:spacing w:line="360" w:lineRule="auto"/>
+        <w:ind w:firstLine="709"/>
+        <w:jc w:val="both"/>
+        <w:rPr>
+          <w:rFonts w:ascii="Times New Roman" w:hAnsi="Times New Roman" w:cs="Times New Roman"/>
+          <w:sz w:val="28"/>
+          <w:szCs w:val="28"/>
+        </w:rPr>
+      </w:pPr>
+      <w:r>
+        <w:rPr>
+          <w:rFonts w:ascii="Times New Roman" w:hAnsi="Times New Roman" w:cs="Times New Roman"/>
+          <w:sz w:val="28"/>
+          <w:szCs w:val="28"/>
+        </w:rPr>
+        <w:t>Верхнюю часть экрана занимает компонент SearchView, стилизованный под общее оформление. Он позволяет пользователю вводить текстовые запросы.</w:t>
+      </w:r>
+    </w:p>
+    <w:p>
+      <w:pPr>
+        <w:spacing w:line="360" w:lineRule="auto"/>
+        <w:ind w:firstLine="709"/>
+        <w:jc w:val="both"/>
+        <w:rPr>
+          <w:rFonts w:ascii="Times New Roman" w:hAnsi="Times New Roman" w:cs="Times New Roman"/>
+          <w:sz w:val="28"/>
+          <w:szCs w:val="28"/>
+        </w:rPr>
+      </w:pPr>
+      <w:r>
+        <w:rPr>
+          <w:rFonts w:ascii="Times New Roman" w:hAnsi="Times New Roman" w:cs="Times New Roman"/>
+          <w:sz w:val="28"/>
+          <w:szCs w:val="28"/>
+        </w:rPr>
+        <w:t>Под строкой поиска расположена карточка итогов, реализованная через MaterialCardView. Карточка имеет скругленные углы (</w:t>
+      </w:r>
+      <w:proofErr w:type="gramStart"/>
+      <w:r>
+        <w:rPr>
+          <w:rFonts w:ascii="Times New Roman" w:hAnsi="Times New Roman" w:cs="Times New Roman"/>
+          <w:sz w:val="28"/>
+          <w:szCs w:val="28"/>
+        </w:rPr>
+        <w:t>app:cardCornerRadius</w:t>
+      </w:r>
+      <w:proofErr w:type="gramEnd"/>
+      <w:r>
+        <w:rPr>
+          <w:rFonts w:ascii="Times New Roman" w:hAnsi="Times New Roman" w:cs="Times New Roman"/>
+          <w:sz w:val="28"/>
+          <w:szCs w:val="28"/>
+        </w:rPr>
+        <w:t>="16dp") и акцентный фиолетовый фон. Внутри карточки расположены:</w:t>
+      </w:r>
+      <w:r>
+        <w:rPr>
+          <w:rFonts w:ascii="Times New Roman" w:hAnsi="Times New Roman" w:cs="Times New Roman"/>
+          <w:sz w:val="28"/>
+          <w:szCs w:val="28"/>
+        </w:rPr>
+        <w:br/>
+        <w:t>− Текстовое поле (TextView), отображающее общую сумму всех расходов крупным шрифтом, что сразу привлекает внимание.</w:t>
+      </w:r>
+      <w:r>
+        <w:rPr>
+          <w:rFonts w:ascii="Times New Roman" w:hAnsi="Times New Roman" w:cs="Times New Roman"/>
+          <w:sz w:val="28"/>
+          <w:szCs w:val="28"/>
+        </w:rPr>
+        <w:br/>
+        <w:t>− Линейный индикатор прогресса LinearProgressIndicator, визуализирующий, какую часть бюджета потратил пользователь.</w:t>
+      </w:r>
+      <w:r>
+        <w:rPr>
+          <w:rFonts w:ascii="Times New Roman" w:hAnsi="Times New Roman" w:cs="Times New Roman"/>
+          <w:sz w:val="28"/>
+          <w:szCs w:val="28"/>
+        </w:rPr>
+        <w:br/>
+        <w:t>− Текстовое поле статуса (например, "Потрачено 45% от лимита").</w:t>
+      </w:r>
+    </w:p>
+    <w:p>
+      <w:pPr>
+        <w:spacing w:line="360" w:lineRule="auto"/>
+        <w:ind w:firstLine="709"/>
+        <w:jc w:val="both"/>
+        <w:rPr>
+          <w:rFonts w:ascii="Times New Roman" w:hAnsi="Times New Roman" w:cs="Times New Roman"/>
+          <w:sz w:val="28"/>
+          <w:szCs w:val="28"/>
+        </w:rPr>
+      </w:pPr>
+      <w:r>
+        <w:rPr>
+          <w:rFonts w:ascii="Times New Roman" w:hAnsi="Times New Roman" w:cs="Times New Roman"/>
+          <w:sz w:val="28"/>
+          <w:szCs w:val="28"/>
+        </w:rPr>
+        <w:t>Большую часть экрана занимает RecyclerView — мощный и высокооптимизированный компонент для вывода длинных списков. В отличие от устаревшего ListView, RecyclerView не создает новые элементы интерфейса для каждой записи в базе данных. Он создает лишь столько элементов, сколько помещается на экране, и по мере прокрутки "переиспользует" (recycle) скрывшиеся элементы, подставляя в них новые данные. Это обеспечивает стабильные 60 FPS при любом объеме базы данных.</w:t>
+      </w:r>
+    </w:p>
+    <w:p>
+      <w:pPr>
+        <w:spacing w:line="360" w:lineRule="auto"/>
+        <w:ind w:firstLine="709"/>
+        <w:jc w:val="both"/>
+        <w:rPr>
+          <w:rFonts w:ascii="Times New Roman" w:hAnsi="Times New Roman" w:cs="Times New Roman"/>
+          <w:sz w:val="28"/>
+          <w:szCs w:val="28"/>
+        </w:rPr>
+      </w:pPr>
+      <w:r>
+        <w:rPr>
+          <w:rFonts w:ascii="Times New Roman" w:hAnsi="Times New Roman" w:cs="Times New Roman"/>
+          <w:sz w:val="28"/>
+          <w:szCs w:val="28"/>
+        </w:rPr>
+        <w:t>В случае, если база данных пуста, RecyclerView скрывается, и на экране появляется компонент LinearLayout (заглушка) с надписью "Нет расходов", подсказывая пользователю, что система работает корректно, но данных пока нет.</w:t>
+      </w:r>
+    </w:p>
+    <w:p>
+      <w:pPr>
+        <w:spacing w:line="360" w:lineRule="auto"/>
+        <w:ind w:firstLine="709"/>
+        <w:jc w:val="both"/>
+        <w:rPr>
+          <w:rFonts w:ascii="Times New Roman" w:hAnsi="Times New Roman" w:cs="Times New Roman"/>
+          <w:sz w:val="28"/>
+          <w:szCs w:val="28"/>
+        </w:rPr>
+      </w:pPr>
+      <w:r>
+        <w:rPr>
+          <w:rFonts w:ascii="Times New Roman" w:hAnsi="Times New Roman" w:cs="Times New Roman"/>
+          <w:sz w:val="28"/>
+          <w:szCs w:val="28"/>
+        </w:rPr>
+        <w:lastRenderedPageBreak/>
+        <w:t>[ВНИМАНИЕ СТУДЕНТУ: Вставьте скриншот Главного экрана приложения (список расходов). Подпись: Рис. 2.1. Главный экран приложения: список расходов и контроль бюджета]</w:t>
+      </w:r>
+    </w:p>
+    <w:p>
+      <w:pPr>
+        <w:pStyle w:val="3"/>
         <w:rPr>
           <w:rFonts w:ascii="Times New Roman" w:hAnsi="Times New Roman" w:cs="Times New Roman"/>
           <w:b/>
           <w:bCs/>
           <w:color w:val="auto"/>
         </w:rPr>
-        <w:t>HomeFragment</w:t>
-      </w:r>
-      <w:proofErr w:type="spellEnd"/>
+      </w:pPr>
+      <w:bookmarkStart w:id="13" w:name="_Toc225414003"/>
       <w:r>
         <w:rPr>
           <w:rFonts w:ascii="Times New Roman" w:hAnsi="Times New Roman" w:cs="Times New Roman"/>
@@ -6800,430 +5838,6 @@
           <w:bCs/>
           <w:color w:val="auto"/>
         </w:rPr>
-        <w:t>)</w:t>
-      </w:r>
-      <w:bookmarkEnd w:id="12"/>
-    </w:p>
-    <w:p>
-      <w:pPr>
-        <w:spacing w:line="360" w:lineRule="auto"/>
-        <w:ind w:firstLine="709"/>
-        <w:jc w:val="both"/>
-        <w:rPr>
-          <w:rFonts w:ascii="Times New Roman" w:hAnsi="Times New Roman" w:cs="Times New Roman"/>
-          <w:sz w:val="28"/>
-          <w:szCs w:val="28"/>
-        </w:rPr>
-      </w:pPr>
-      <w:r>
-        <w:rPr>
-          <w:rFonts w:ascii="Times New Roman" w:hAnsi="Times New Roman" w:cs="Times New Roman"/>
-          <w:sz w:val="28"/>
-          <w:szCs w:val="28"/>
-        </w:rPr>
-        <w:t xml:space="preserve">Макет главного экрана fragment_home.xml построен на базе </w:t>
-      </w:r>
-      <w:proofErr w:type="spellStart"/>
-      <w:r>
-        <w:rPr>
-          <w:rFonts w:ascii="Times New Roman" w:hAnsi="Times New Roman" w:cs="Times New Roman"/>
-          <w:sz w:val="28"/>
-          <w:szCs w:val="28"/>
-        </w:rPr>
-        <w:t>CoordinatorLayout</w:t>
-      </w:r>
-      <w:proofErr w:type="spellEnd"/>
-      <w:r>
-        <w:rPr>
-          <w:rFonts w:ascii="Times New Roman" w:hAnsi="Times New Roman" w:cs="Times New Roman"/>
-          <w:sz w:val="28"/>
-          <w:szCs w:val="28"/>
-        </w:rPr>
-        <w:t>. Этот контейнер позволяет организовывать сложное взаимодействие дочерних элементов (например, скрытие строки поиска при скроллинге списка).</w:t>
-      </w:r>
-    </w:p>
-    <w:p>
-      <w:pPr>
-        <w:spacing w:line="360" w:lineRule="auto"/>
-        <w:ind w:firstLine="709"/>
-        <w:jc w:val="both"/>
-        <w:rPr>
-          <w:rFonts w:ascii="Times New Roman" w:hAnsi="Times New Roman" w:cs="Times New Roman"/>
-          <w:sz w:val="28"/>
-          <w:szCs w:val="28"/>
-        </w:rPr>
-      </w:pPr>
-      <w:r>
-        <w:rPr>
-          <w:rFonts w:ascii="Times New Roman" w:hAnsi="Times New Roman" w:cs="Times New Roman"/>
-          <w:sz w:val="28"/>
-          <w:szCs w:val="28"/>
-        </w:rPr>
-        <w:t xml:space="preserve">Верхнюю часть экрана занимает компонент </w:t>
-      </w:r>
-      <w:proofErr w:type="spellStart"/>
-      <w:r>
-        <w:rPr>
-          <w:rFonts w:ascii="Times New Roman" w:hAnsi="Times New Roman" w:cs="Times New Roman"/>
-          <w:sz w:val="28"/>
-          <w:szCs w:val="28"/>
-        </w:rPr>
-        <w:t>SearchView</w:t>
-      </w:r>
-      <w:proofErr w:type="spellEnd"/>
-      <w:r>
-        <w:rPr>
-          <w:rFonts w:ascii="Times New Roman" w:hAnsi="Times New Roman" w:cs="Times New Roman"/>
-          <w:sz w:val="28"/>
-          <w:szCs w:val="28"/>
-        </w:rPr>
-        <w:t>, стилизованный под общее оформление. Он позволяет пользователю вводить текстовые запросы.</w:t>
-      </w:r>
-    </w:p>
-    <w:p>
-      <w:pPr>
-        <w:spacing w:line="360" w:lineRule="auto"/>
-        <w:ind w:firstLine="709"/>
-        <w:jc w:val="both"/>
-        <w:rPr>
-          <w:rFonts w:ascii="Times New Roman" w:hAnsi="Times New Roman" w:cs="Times New Roman"/>
-          <w:sz w:val="28"/>
-          <w:szCs w:val="28"/>
-        </w:rPr>
-      </w:pPr>
-      <w:r>
-        <w:rPr>
-          <w:rFonts w:ascii="Times New Roman" w:hAnsi="Times New Roman" w:cs="Times New Roman"/>
-          <w:sz w:val="28"/>
-          <w:szCs w:val="28"/>
-        </w:rPr>
-        <w:t xml:space="preserve">Под строкой поиска расположена карточка итогов, реализованная через </w:t>
-      </w:r>
-      <w:proofErr w:type="spellStart"/>
-      <w:r>
-        <w:rPr>
-          <w:rFonts w:ascii="Times New Roman" w:hAnsi="Times New Roman" w:cs="Times New Roman"/>
-          <w:sz w:val="28"/>
-          <w:szCs w:val="28"/>
-        </w:rPr>
-        <w:t>MaterialCardView</w:t>
-      </w:r>
-      <w:proofErr w:type="spellEnd"/>
-      <w:r>
-        <w:rPr>
-          <w:rFonts w:ascii="Times New Roman" w:hAnsi="Times New Roman" w:cs="Times New Roman"/>
-          <w:sz w:val="28"/>
-          <w:szCs w:val="28"/>
-        </w:rPr>
-        <w:t>. Карточка имеет скругленные углы (</w:t>
-      </w:r>
-      <w:proofErr w:type="spellStart"/>
-      <w:proofErr w:type="gramStart"/>
-      <w:r>
-        <w:rPr>
-          <w:rFonts w:ascii="Times New Roman" w:hAnsi="Times New Roman" w:cs="Times New Roman"/>
-          <w:sz w:val="28"/>
-          <w:szCs w:val="28"/>
-        </w:rPr>
-        <w:t>app:cardCornerRadius</w:t>
-      </w:r>
-      <w:proofErr w:type="spellEnd"/>
-      <w:proofErr w:type="gramEnd"/>
-      <w:r>
-        <w:rPr>
-          <w:rFonts w:ascii="Times New Roman" w:hAnsi="Times New Roman" w:cs="Times New Roman"/>
-          <w:sz w:val="28"/>
-          <w:szCs w:val="28"/>
-        </w:rPr>
-        <w:t>="16dp") и акцентный фиолетовый фон. Внутри карточки расположены:</w:t>
-      </w:r>
-      <w:r>
-        <w:rPr>
-          <w:rFonts w:ascii="Times New Roman" w:hAnsi="Times New Roman" w:cs="Times New Roman"/>
-          <w:sz w:val="28"/>
-          <w:szCs w:val="28"/>
-        </w:rPr>
-        <w:br/>
-        <w:t>− Текстовое поле (</w:t>
-      </w:r>
-      <w:proofErr w:type="spellStart"/>
-      <w:r>
-        <w:rPr>
-          <w:rFonts w:ascii="Times New Roman" w:hAnsi="Times New Roman" w:cs="Times New Roman"/>
-          <w:sz w:val="28"/>
-          <w:szCs w:val="28"/>
-        </w:rPr>
-        <w:t>TextView</w:t>
-      </w:r>
-      <w:proofErr w:type="spellEnd"/>
-      <w:r>
-        <w:rPr>
-          <w:rFonts w:ascii="Times New Roman" w:hAnsi="Times New Roman" w:cs="Times New Roman"/>
-          <w:sz w:val="28"/>
-          <w:szCs w:val="28"/>
-        </w:rPr>
-        <w:t>), отображающее общую сумму всех расходов крупным шрифтом, что сразу привлекает внимание.</w:t>
-      </w:r>
-      <w:r>
-        <w:rPr>
-          <w:rFonts w:ascii="Times New Roman" w:hAnsi="Times New Roman" w:cs="Times New Roman"/>
-          <w:sz w:val="28"/>
-          <w:szCs w:val="28"/>
-        </w:rPr>
-        <w:br/>
-        <w:t xml:space="preserve">− Линейный индикатор прогресса </w:t>
-      </w:r>
-      <w:proofErr w:type="spellStart"/>
-      <w:r>
-        <w:rPr>
-          <w:rFonts w:ascii="Times New Roman" w:hAnsi="Times New Roman" w:cs="Times New Roman"/>
-          <w:sz w:val="28"/>
-          <w:szCs w:val="28"/>
-        </w:rPr>
-        <w:t>LinearProgressIndicator</w:t>
-      </w:r>
-      <w:proofErr w:type="spellEnd"/>
-      <w:r>
-        <w:rPr>
-          <w:rFonts w:ascii="Times New Roman" w:hAnsi="Times New Roman" w:cs="Times New Roman"/>
-          <w:sz w:val="28"/>
-          <w:szCs w:val="28"/>
-        </w:rPr>
-        <w:t>, визуализирующий, какую часть бюджета потратил пользователь.</w:t>
-      </w:r>
-      <w:r>
-        <w:rPr>
-          <w:rFonts w:ascii="Times New Roman" w:hAnsi="Times New Roman" w:cs="Times New Roman"/>
-          <w:sz w:val="28"/>
-          <w:szCs w:val="28"/>
-        </w:rPr>
-        <w:br/>
-        <w:t>− Текстовое поле статуса (например, "Потрачено 45% от лимита").</w:t>
-      </w:r>
-    </w:p>
-    <w:p>
-      <w:pPr>
-        <w:spacing w:line="360" w:lineRule="auto"/>
-        <w:ind w:firstLine="709"/>
-        <w:jc w:val="both"/>
-        <w:rPr>
-          <w:rFonts w:ascii="Times New Roman" w:hAnsi="Times New Roman" w:cs="Times New Roman"/>
-          <w:sz w:val="28"/>
-          <w:szCs w:val="28"/>
-        </w:rPr>
-      </w:pPr>
-      <w:r>
-        <w:rPr>
-          <w:rFonts w:ascii="Times New Roman" w:hAnsi="Times New Roman" w:cs="Times New Roman"/>
-          <w:sz w:val="28"/>
-          <w:szCs w:val="28"/>
-        </w:rPr>
-        <w:t xml:space="preserve">Большую часть экрана занимает </w:t>
-      </w:r>
-      <w:proofErr w:type="spellStart"/>
-      <w:r>
-        <w:rPr>
-          <w:rFonts w:ascii="Times New Roman" w:hAnsi="Times New Roman" w:cs="Times New Roman"/>
-          <w:sz w:val="28"/>
-          <w:szCs w:val="28"/>
-        </w:rPr>
-        <w:t>RecyclerView</w:t>
-      </w:r>
-      <w:proofErr w:type="spellEnd"/>
-      <w:r>
-        <w:rPr>
-          <w:rFonts w:ascii="Times New Roman" w:hAnsi="Times New Roman" w:cs="Times New Roman"/>
-          <w:sz w:val="28"/>
-          <w:szCs w:val="28"/>
-        </w:rPr>
-        <w:t xml:space="preserve"> — мощный и </w:t>
-      </w:r>
-      <w:proofErr w:type="spellStart"/>
-      <w:r>
-        <w:rPr>
-          <w:rFonts w:ascii="Times New Roman" w:hAnsi="Times New Roman" w:cs="Times New Roman"/>
-          <w:sz w:val="28"/>
-          <w:szCs w:val="28"/>
-        </w:rPr>
-        <w:t>высокооптимизированный</w:t>
-      </w:r>
-      <w:proofErr w:type="spellEnd"/>
-      <w:r>
-        <w:rPr>
-          <w:rFonts w:ascii="Times New Roman" w:hAnsi="Times New Roman" w:cs="Times New Roman"/>
-          <w:sz w:val="28"/>
-          <w:szCs w:val="28"/>
-        </w:rPr>
-        <w:t xml:space="preserve"> компонент для вывода длинных списков. В отличие от устаревшего </w:t>
-      </w:r>
-      <w:proofErr w:type="spellStart"/>
-      <w:r>
-        <w:rPr>
-          <w:rFonts w:ascii="Times New Roman" w:hAnsi="Times New Roman" w:cs="Times New Roman"/>
-          <w:sz w:val="28"/>
-          <w:szCs w:val="28"/>
-        </w:rPr>
-        <w:t>ListView</w:t>
-      </w:r>
-      <w:proofErr w:type="spellEnd"/>
-      <w:r>
-        <w:rPr>
-          <w:rFonts w:ascii="Times New Roman" w:hAnsi="Times New Roman" w:cs="Times New Roman"/>
-          <w:sz w:val="28"/>
-          <w:szCs w:val="28"/>
-        </w:rPr>
-        <w:t xml:space="preserve">, </w:t>
-      </w:r>
-      <w:proofErr w:type="spellStart"/>
-      <w:r>
-        <w:rPr>
-          <w:rFonts w:ascii="Times New Roman" w:hAnsi="Times New Roman" w:cs="Times New Roman"/>
-          <w:sz w:val="28"/>
-          <w:szCs w:val="28"/>
-        </w:rPr>
-        <w:t>RecyclerView</w:t>
-      </w:r>
-      <w:proofErr w:type="spellEnd"/>
-      <w:r>
-        <w:rPr>
-          <w:rFonts w:ascii="Times New Roman" w:hAnsi="Times New Roman" w:cs="Times New Roman"/>
-          <w:sz w:val="28"/>
-          <w:szCs w:val="28"/>
-        </w:rPr>
-        <w:t xml:space="preserve"> не создает новые элементы интерфейса для каждой записи в базе данных. Он создает лишь столько элементов, сколько помещается на экране, и по мере прокрутки "</w:t>
-      </w:r>
-      <w:proofErr w:type="spellStart"/>
-      <w:r>
-        <w:rPr>
-          <w:rFonts w:ascii="Times New Roman" w:hAnsi="Times New Roman" w:cs="Times New Roman"/>
-          <w:sz w:val="28"/>
-          <w:szCs w:val="28"/>
-        </w:rPr>
-        <w:t>переиспользует</w:t>
-      </w:r>
-      <w:proofErr w:type="spellEnd"/>
-      <w:r>
-        <w:rPr>
-          <w:rFonts w:ascii="Times New Roman" w:hAnsi="Times New Roman" w:cs="Times New Roman"/>
-          <w:sz w:val="28"/>
-          <w:szCs w:val="28"/>
-        </w:rPr>
-        <w:t>" (</w:t>
-      </w:r>
-      <w:proofErr w:type="spellStart"/>
-      <w:r>
-        <w:rPr>
-          <w:rFonts w:ascii="Times New Roman" w:hAnsi="Times New Roman" w:cs="Times New Roman"/>
-          <w:sz w:val="28"/>
-          <w:szCs w:val="28"/>
-        </w:rPr>
-        <w:t>recycle</w:t>
-      </w:r>
-      <w:proofErr w:type="spellEnd"/>
-      <w:r>
-        <w:rPr>
-          <w:rFonts w:ascii="Times New Roman" w:hAnsi="Times New Roman" w:cs="Times New Roman"/>
-          <w:sz w:val="28"/>
-          <w:szCs w:val="28"/>
-        </w:rPr>
-        <w:t>) скрывшиеся элементы, подставляя в них новые данные. Это обеспечивает стабильные 60 FPS при любом объеме базы данных.</w:t>
-      </w:r>
-    </w:p>
-    <w:p>
-      <w:pPr>
-        <w:spacing w:line="360" w:lineRule="auto"/>
-        <w:ind w:firstLine="709"/>
-        <w:jc w:val="both"/>
-        <w:rPr>
-          <w:rFonts w:ascii="Times New Roman" w:hAnsi="Times New Roman" w:cs="Times New Roman"/>
-          <w:sz w:val="28"/>
-          <w:szCs w:val="28"/>
-        </w:rPr>
-      </w:pPr>
-      <w:r>
-        <w:rPr>
-          <w:rFonts w:ascii="Times New Roman" w:hAnsi="Times New Roman" w:cs="Times New Roman"/>
-          <w:sz w:val="28"/>
-          <w:szCs w:val="28"/>
-        </w:rPr>
-        <w:t xml:space="preserve">В случае, если база данных пуста, </w:t>
-      </w:r>
-      <w:proofErr w:type="spellStart"/>
-      <w:r>
-        <w:rPr>
-          <w:rFonts w:ascii="Times New Roman" w:hAnsi="Times New Roman" w:cs="Times New Roman"/>
-          <w:sz w:val="28"/>
-          <w:szCs w:val="28"/>
-        </w:rPr>
-        <w:t>RecyclerView</w:t>
-      </w:r>
-      <w:proofErr w:type="spellEnd"/>
-      <w:r>
-        <w:rPr>
-          <w:rFonts w:ascii="Times New Roman" w:hAnsi="Times New Roman" w:cs="Times New Roman"/>
-          <w:sz w:val="28"/>
-          <w:szCs w:val="28"/>
-        </w:rPr>
-        <w:t xml:space="preserve"> скрывается, и на экране появляется компонент </w:t>
-      </w:r>
-      <w:proofErr w:type="spellStart"/>
-      <w:r>
-        <w:rPr>
-          <w:rFonts w:ascii="Times New Roman" w:hAnsi="Times New Roman" w:cs="Times New Roman"/>
-          <w:sz w:val="28"/>
-          <w:szCs w:val="28"/>
-        </w:rPr>
-        <w:t>LinearLayout</w:t>
-      </w:r>
-      <w:proofErr w:type="spellEnd"/>
-      <w:r>
-        <w:rPr>
-          <w:rFonts w:ascii="Times New Roman" w:hAnsi="Times New Roman" w:cs="Times New Roman"/>
-          <w:sz w:val="28"/>
-          <w:szCs w:val="28"/>
-        </w:rPr>
-        <w:t xml:space="preserve"> (заглушка) с надписью "Нет расходов", подсказывая пользователю, что система работает корректно, но данных пока нет.</w:t>
-      </w:r>
-    </w:p>
-    <w:p>
-      <w:pPr>
-        <w:spacing w:line="360" w:lineRule="auto"/>
-        <w:ind w:firstLine="709"/>
-        <w:jc w:val="both"/>
-        <w:rPr>
-          <w:rFonts w:ascii="Times New Roman" w:hAnsi="Times New Roman" w:cs="Times New Roman"/>
-          <w:sz w:val="28"/>
-          <w:szCs w:val="28"/>
-        </w:rPr>
-      </w:pPr>
-      <w:r>
-        <w:rPr>
-          <w:rFonts w:ascii="Times New Roman" w:hAnsi="Times New Roman" w:cs="Times New Roman"/>
-          <w:sz w:val="28"/>
-          <w:szCs w:val="28"/>
-        </w:rPr>
-        <w:lastRenderedPageBreak/>
-        <w:t>[ВНИМАНИЕ СТУДЕНТУ: Вставьте скриншот Главного экрана приложения (список расходов). Подпись: Рис. 2.1. Главный экран приложения: список расходов и контроль бюджета]</w:t>
-      </w:r>
-    </w:p>
-    <w:p>
-      <w:pPr>
-        <w:pStyle w:val="3"/>
-        <w:rPr>
-          <w:rFonts w:ascii="Times New Roman" w:hAnsi="Times New Roman" w:cs="Times New Roman"/>
-          <w:b/>
-          <w:bCs/>
-          <w:color w:val="auto"/>
-        </w:rPr>
-      </w:pPr>
-      <w:bookmarkStart w:id="13" w:name="_Toc225414003"/>
-      <w:r>
-        <w:rPr>
-          <w:rFonts w:ascii="Times New Roman" w:hAnsi="Times New Roman" w:cs="Times New Roman"/>
-          <w:b/>
-          <w:bCs/>
-          <w:color w:val="auto"/>
-        </w:rPr>
         <w:t>2.1.3. Верстка карточки отдельного расхода</w:t>
       </w:r>
       <w:bookmarkEnd w:id="13"/>
@@ -7245,99 +5859,27 @@
           <w:sz w:val="28"/>
           <w:szCs w:val="28"/>
         </w:rPr>
-        <w:t xml:space="preserve">Для каждого элемента в </w:t>
-      </w:r>
-      <w:proofErr w:type="spellStart"/>
-      <w:r>
-        <w:rPr>
-          <w:rFonts w:ascii="Times New Roman" w:hAnsi="Times New Roman" w:cs="Times New Roman"/>
-          <w:sz w:val="28"/>
-          <w:szCs w:val="28"/>
-        </w:rPr>
-        <w:t>RecyclerView</w:t>
-      </w:r>
-      <w:proofErr w:type="spellEnd"/>
-      <w:r>
-        <w:rPr>
-          <w:rFonts w:ascii="Times New Roman" w:hAnsi="Times New Roman" w:cs="Times New Roman"/>
-          <w:sz w:val="28"/>
-          <w:szCs w:val="28"/>
-        </w:rPr>
-        <w:t xml:space="preserve"> был создан отдельный файл разметки expense_item.xml. За основу взят </w:t>
-      </w:r>
-      <w:proofErr w:type="spellStart"/>
-      <w:r>
-        <w:rPr>
-          <w:rFonts w:ascii="Times New Roman" w:hAnsi="Times New Roman" w:cs="Times New Roman"/>
-          <w:sz w:val="28"/>
-          <w:szCs w:val="28"/>
-        </w:rPr>
-        <w:t>MaterialCardView</w:t>
-      </w:r>
-      <w:proofErr w:type="spellEnd"/>
-      <w:r>
-        <w:rPr>
-          <w:rFonts w:ascii="Times New Roman" w:hAnsi="Times New Roman" w:cs="Times New Roman"/>
-          <w:sz w:val="28"/>
-          <w:szCs w:val="28"/>
-        </w:rPr>
-        <w:t xml:space="preserve"> с белым фоном, легкой тенью (</w:t>
-      </w:r>
-      <w:proofErr w:type="spellStart"/>
-      <w:r>
-        <w:rPr>
-          <w:rFonts w:ascii="Times New Roman" w:hAnsi="Times New Roman" w:cs="Times New Roman"/>
-          <w:sz w:val="28"/>
-          <w:szCs w:val="28"/>
-        </w:rPr>
-        <w:t>cardElevation</w:t>
-      </w:r>
-      <w:proofErr w:type="spellEnd"/>
-      <w:r>
-        <w:rPr>
-          <w:rFonts w:ascii="Times New Roman" w:hAnsi="Times New Roman" w:cs="Times New Roman"/>
-          <w:sz w:val="28"/>
-          <w:szCs w:val="28"/>
-        </w:rPr>
-        <w:t>="2dp") и отступами между элементами.</w:t>
-      </w:r>
-    </w:p>
-    <w:p>
-      <w:pPr>
-        <w:spacing w:line="360" w:lineRule="auto"/>
-        <w:ind w:firstLine="709"/>
-        <w:jc w:val="both"/>
-        <w:rPr>
-          <w:rFonts w:ascii="Times New Roman" w:hAnsi="Times New Roman" w:cs="Times New Roman"/>
-          <w:sz w:val="28"/>
-          <w:szCs w:val="28"/>
-        </w:rPr>
-      </w:pPr>
-      <w:r>
-        <w:rPr>
-          <w:rFonts w:ascii="Times New Roman" w:hAnsi="Times New Roman" w:cs="Times New Roman"/>
-          <w:sz w:val="28"/>
-          <w:szCs w:val="28"/>
-        </w:rPr>
-        <w:t xml:space="preserve">Внутри карточки используется </w:t>
-      </w:r>
-      <w:proofErr w:type="spellStart"/>
-      <w:r>
-        <w:rPr>
-          <w:rFonts w:ascii="Times New Roman" w:hAnsi="Times New Roman" w:cs="Times New Roman"/>
-          <w:sz w:val="28"/>
-          <w:szCs w:val="28"/>
-        </w:rPr>
-        <w:t>LinearLayout</w:t>
-      </w:r>
-      <w:proofErr w:type="spellEnd"/>
-      <w:r>
-        <w:rPr>
-          <w:rFonts w:ascii="Times New Roman" w:hAnsi="Times New Roman" w:cs="Times New Roman"/>
-          <w:sz w:val="28"/>
-          <w:szCs w:val="28"/>
-        </w:rPr>
-        <w:t xml:space="preserve"> с горизонтальной ориентацией, разделяющий область на две части:</w:t>
+        <w:t>Для каждого элемента в RecyclerView был создан отдельный файл разметки expense_item.xml. За основу взят MaterialCardView с белым фоном, легкой тенью (cardElevation="2dp") и отступами между элементами.</w:t>
+      </w:r>
+    </w:p>
+    <w:p>
+      <w:pPr>
+        <w:spacing w:line="360" w:lineRule="auto"/>
+        <w:ind w:firstLine="709"/>
+        <w:jc w:val="both"/>
+        <w:rPr>
+          <w:rFonts w:ascii="Times New Roman" w:hAnsi="Times New Roman" w:cs="Times New Roman"/>
+          <w:sz w:val="28"/>
+          <w:szCs w:val="28"/>
+        </w:rPr>
+      </w:pPr>
+      <w:r>
+        <w:rPr>
+          <w:rFonts w:ascii="Times New Roman" w:hAnsi="Times New Roman" w:cs="Times New Roman"/>
+          <w:sz w:val="28"/>
+          <w:szCs w:val="28"/>
+        </w:rPr>
+        <w:t>Внутри карточки используется LinearLayout с горизонтальной ориентацией, разделяющий область на две части:</w:t>
       </w:r>
     </w:p>
     <w:p>
@@ -7361,43 +5903,7 @@
           <w:sz w:val="28"/>
           <w:szCs w:val="28"/>
         </w:rPr>
-        <w:t xml:space="preserve">Левая (информационная): содержит название расхода (жирным шрифтом), категорию с датой (серым шрифтом) и комментарий (курсивом). Если комментарий при создании расхода не был указан, данное текстовое поле </w:t>
-      </w:r>
-      <w:proofErr w:type="spellStart"/>
-      <w:r>
-        <w:rPr>
-          <w:rFonts w:ascii="Times New Roman" w:hAnsi="Times New Roman" w:cs="Times New Roman"/>
-          <w:sz w:val="28"/>
-          <w:szCs w:val="28"/>
-        </w:rPr>
-        <w:t>программно</w:t>
-      </w:r>
-      <w:proofErr w:type="spellEnd"/>
-      <w:r>
-        <w:rPr>
-          <w:rFonts w:ascii="Times New Roman" w:hAnsi="Times New Roman" w:cs="Times New Roman"/>
-          <w:sz w:val="28"/>
-          <w:szCs w:val="28"/>
-        </w:rPr>
-        <w:t xml:space="preserve"> скрывается (</w:t>
-      </w:r>
-      <w:proofErr w:type="spellStart"/>
-      <w:r>
-        <w:rPr>
-          <w:rFonts w:ascii="Times New Roman" w:hAnsi="Times New Roman" w:cs="Times New Roman"/>
-          <w:sz w:val="28"/>
-          <w:szCs w:val="28"/>
-        </w:rPr>
-        <w:t>View.GONE</w:t>
-      </w:r>
-      <w:proofErr w:type="spellEnd"/>
-      <w:r>
-        <w:rPr>
-          <w:rFonts w:ascii="Times New Roman" w:hAnsi="Times New Roman" w:cs="Times New Roman"/>
-          <w:sz w:val="28"/>
-          <w:szCs w:val="28"/>
-        </w:rPr>
-        <w:t>), чтобы не занимать пустое место.</w:t>
+        <w:t>Левая (информационная): содержит название расхода (жирным шрифтом), категорию с датой (серым шрифтом) и комментарий (курсивом). Если комментарий при создании расхода не был указан, данное текстовое поле программно скрывается (View.GONE), чтобы не занимать пустое место.</w:t>
       </w:r>
     </w:p>
     <w:p>
@@ -7421,25 +5927,7 @@
           <w:sz w:val="28"/>
           <w:szCs w:val="28"/>
         </w:rPr>
-        <w:t xml:space="preserve">Правая (числовая): содержит сумму расхода. Для лучшего визуального восприятия сумма выделяется ярким цветом, зависящим от выбранной категории (назначается </w:t>
-      </w:r>
-      <w:proofErr w:type="spellStart"/>
-      <w:r>
-        <w:rPr>
-          <w:rFonts w:ascii="Times New Roman" w:hAnsi="Times New Roman" w:cs="Times New Roman"/>
-          <w:sz w:val="28"/>
-          <w:szCs w:val="28"/>
-        </w:rPr>
-        <w:t>программно</w:t>
-      </w:r>
-      <w:proofErr w:type="spellEnd"/>
-      <w:r>
-        <w:rPr>
-          <w:rFonts w:ascii="Times New Roman" w:hAnsi="Times New Roman" w:cs="Times New Roman"/>
-          <w:sz w:val="28"/>
-          <w:szCs w:val="28"/>
-        </w:rPr>
-        <w:t>).</w:t>
+        <w:t>Правая (числовая): содержит сумму расхода. Для лучшего визуального восприятия сумма выделяется ярким цветом, зависящим от выбранной категории (назначается программно).</w:t>
       </w:r>
       <w:r>
         <w:rPr>
@@ -7489,101 +5977,28 @@
           <w:sz w:val="28"/>
           <w:szCs w:val="28"/>
         </w:rPr>
-        <w:t>Для формы добавления был выбран паттерн «</w:t>
-      </w:r>
-      <w:proofErr w:type="spellStart"/>
-      <w:r>
-        <w:rPr>
-          <w:rFonts w:ascii="Times New Roman" w:hAnsi="Times New Roman" w:cs="Times New Roman"/>
-          <w:sz w:val="28"/>
-          <w:szCs w:val="28"/>
-        </w:rPr>
-        <w:t>Bottom</w:t>
-      </w:r>
-      <w:proofErr w:type="spellEnd"/>
-      <w:r>
-        <w:rPr>
-          <w:rFonts w:ascii="Times New Roman" w:hAnsi="Times New Roman" w:cs="Times New Roman"/>
-          <w:sz w:val="28"/>
-          <w:szCs w:val="28"/>
-        </w:rPr>
-        <w:t xml:space="preserve"> </w:t>
-      </w:r>
-      <w:proofErr w:type="spellStart"/>
-      <w:r>
-        <w:rPr>
-          <w:rFonts w:ascii="Times New Roman" w:hAnsi="Times New Roman" w:cs="Times New Roman"/>
-          <w:sz w:val="28"/>
-          <w:szCs w:val="28"/>
-        </w:rPr>
-        <w:t>Sheet</w:t>
-      </w:r>
-      <w:proofErr w:type="spellEnd"/>
-      <w:r>
-        <w:rPr>
-          <w:rFonts w:ascii="Times New Roman" w:hAnsi="Times New Roman" w:cs="Times New Roman"/>
-          <w:sz w:val="28"/>
-          <w:szCs w:val="28"/>
-        </w:rPr>
-        <w:t>» — модальное окно, всплывающее из нижней части экрана (sheet_add_expense.xml). Этот подход обладает значительным преимуществом в UX (User Experience): пользователю не нужно тянуться к верхней части экрана, все элементы ввода находятся под большим пальцем. Окно можно закрыть простым смахиванием вниз.</w:t>
-      </w:r>
-    </w:p>
-    <w:p>
-      <w:pPr>
-        <w:spacing w:line="360" w:lineRule="auto"/>
-        <w:ind w:firstLine="709"/>
-        <w:jc w:val="both"/>
-        <w:rPr>
-          <w:rFonts w:ascii="Times New Roman" w:hAnsi="Times New Roman" w:cs="Times New Roman"/>
-          <w:sz w:val="28"/>
-          <w:szCs w:val="28"/>
-        </w:rPr>
-      </w:pPr>
-      <w:r>
-        <w:rPr>
-          <w:rFonts w:ascii="Times New Roman" w:hAnsi="Times New Roman" w:cs="Times New Roman"/>
-          <w:sz w:val="28"/>
-          <w:szCs w:val="28"/>
-        </w:rPr>
-        <w:t xml:space="preserve">Форма включает в себя поля ввода </w:t>
-      </w:r>
-      <w:proofErr w:type="spellStart"/>
-      <w:r>
-        <w:rPr>
-          <w:rFonts w:ascii="Times New Roman" w:hAnsi="Times New Roman" w:cs="Times New Roman"/>
-          <w:sz w:val="28"/>
-          <w:szCs w:val="28"/>
-        </w:rPr>
-        <w:t>TextInputEditText</w:t>
-      </w:r>
-      <w:proofErr w:type="spellEnd"/>
-      <w:r>
-        <w:rPr>
-          <w:rFonts w:ascii="Times New Roman" w:hAnsi="Times New Roman" w:cs="Times New Roman"/>
-          <w:sz w:val="28"/>
-          <w:szCs w:val="28"/>
-        </w:rPr>
-        <w:t xml:space="preserve"> (оформленные в стиле </w:t>
-      </w:r>
-      <w:proofErr w:type="spellStart"/>
-      <w:r>
-        <w:rPr>
-          <w:rFonts w:ascii="Times New Roman" w:hAnsi="Times New Roman" w:cs="Times New Roman"/>
-          <w:sz w:val="28"/>
-          <w:szCs w:val="28"/>
-        </w:rPr>
-        <w:t>OutlinedBox</w:t>
-      </w:r>
-      <w:proofErr w:type="spellEnd"/>
-      <w:r>
-        <w:rPr>
-          <w:rFonts w:ascii="Times New Roman" w:hAnsi="Times New Roman" w:cs="Times New Roman"/>
-          <w:sz w:val="28"/>
-          <w:szCs w:val="28"/>
-        </w:rPr>
-        <w:t xml:space="preserve"> с рамкой). Поле "Сумма" настроено на вызов цифровой клавиатуры (</w:t>
-      </w:r>
-      <w:proofErr w:type="spellStart"/>
+        <w:t>Для формы добавления был выбран паттерн «Bottom Sheet» — модальное окно, всплывающее из нижней части экрана (sheet_add_expense.xml). Этот подход обладает значительным преимуществом в UX (User Experience): пользователю не нужно тянуться к верхней части экрана, все элементы ввода находятся под большим пальцем. Окно можно закрыть простым смахиванием вниз.</w:t>
+      </w:r>
+    </w:p>
+    <w:p>
+      <w:pPr>
+        <w:spacing w:line="360" w:lineRule="auto"/>
+        <w:ind w:firstLine="709"/>
+        <w:jc w:val="both"/>
+        <w:rPr>
+          <w:rFonts w:ascii="Times New Roman" w:hAnsi="Times New Roman" w:cs="Times New Roman"/>
+          <w:sz w:val="28"/>
+          <w:szCs w:val="28"/>
+        </w:rPr>
+      </w:pPr>
+      <w:r>
+        <w:rPr>
+          <w:rFonts w:ascii="Times New Roman" w:hAnsi="Times New Roman" w:cs="Times New Roman"/>
+          <w:sz w:val="28"/>
+          <w:szCs w:val="28"/>
+        </w:rPr>
+        <w:t>Форма включает в себя поля ввода TextInputEditText (оформленные в стиле OutlinedBox с рамкой). Поле "Сумма" настроено на вызов цифровой клавиатуры (</w:t>
+      </w:r>
       <w:proofErr w:type="gramStart"/>
       <w:r>
         <w:rPr>
@@ -7593,7 +6008,6 @@
         </w:rPr>
         <w:t>android:inputType</w:t>
       </w:r>
-      <w:proofErr w:type="spellEnd"/>
       <w:proofErr w:type="gramEnd"/>
       <w:r>
         <w:rPr>
@@ -7601,43 +6015,7 @@
           <w:sz w:val="28"/>
           <w:szCs w:val="28"/>
         </w:rPr>
-        <w:t>="</w:t>
-      </w:r>
-      <w:proofErr w:type="spellStart"/>
-      <w:r>
-        <w:rPr>
-          <w:rFonts w:ascii="Times New Roman" w:hAnsi="Times New Roman" w:cs="Times New Roman"/>
-          <w:sz w:val="28"/>
-          <w:szCs w:val="28"/>
-        </w:rPr>
-        <w:t>numberDecimal</w:t>
-      </w:r>
-      <w:proofErr w:type="spellEnd"/>
-      <w:r>
-        <w:rPr>
-          <w:rFonts w:ascii="Times New Roman" w:hAnsi="Times New Roman" w:cs="Times New Roman"/>
-          <w:sz w:val="28"/>
-          <w:szCs w:val="28"/>
-        </w:rPr>
-        <w:t xml:space="preserve">"). Выбор категории реализован через </w:t>
-      </w:r>
-      <w:proofErr w:type="spellStart"/>
-      <w:r>
-        <w:rPr>
-          <w:rFonts w:ascii="Times New Roman" w:hAnsi="Times New Roman" w:cs="Times New Roman"/>
-          <w:sz w:val="28"/>
-          <w:szCs w:val="28"/>
-        </w:rPr>
-        <w:t>ChipGroup</w:t>
-      </w:r>
-      <w:proofErr w:type="spellEnd"/>
-      <w:r>
-        <w:rPr>
-          <w:rFonts w:ascii="Times New Roman" w:hAnsi="Times New Roman" w:cs="Times New Roman"/>
-          <w:sz w:val="28"/>
-          <w:szCs w:val="28"/>
-        </w:rPr>
-        <w:t xml:space="preserve"> — блок переключателей в виде «фишек» (чипсов), </w:t>
+        <w:t xml:space="preserve">="numberDecimal"). Выбор категории реализован через ChipGroup — блок переключателей в виде «фишек» (чипсов), </w:t>
       </w:r>
       <w:r>
         <w:rPr>
@@ -7646,43 +6024,7 @@
           <w:szCs w:val="28"/>
         </w:rPr>
         <w:lastRenderedPageBreak/>
-        <w:t xml:space="preserve">скомпонованных в горизонтальный </w:t>
-      </w:r>
-      <w:proofErr w:type="spellStart"/>
-      <w:r>
-        <w:rPr>
-          <w:rFonts w:ascii="Times New Roman" w:hAnsi="Times New Roman" w:cs="Times New Roman"/>
-          <w:sz w:val="28"/>
-          <w:szCs w:val="28"/>
-        </w:rPr>
-        <w:t>ScrollView</w:t>
-      </w:r>
-      <w:proofErr w:type="spellEnd"/>
-      <w:r>
-        <w:rPr>
-          <w:rFonts w:ascii="Times New Roman" w:hAnsi="Times New Roman" w:cs="Times New Roman"/>
-          <w:sz w:val="28"/>
-          <w:szCs w:val="28"/>
-        </w:rPr>
-        <w:t>. Это позволяет пользователю выбрать категорию в один клик, что намного быстрее, чем использование выпадающих списков (</w:t>
-      </w:r>
-      <w:proofErr w:type="spellStart"/>
-      <w:r>
-        <w:rPr>
-          <w:rFonts w:ascii="Times New Roman" w:hAnsi="Times New Roman" w:cs="Times New Roman"/>
-          <w:sz w:val="28"/>
-          <w:szCs w:val="28"/>
-        </w:rPr>
-        <w:t>Spinner</w:t>
-      </w:r>
-      <w:proofErr w:type="spellEnd"/>
-      <w:r>
-        <w:rPr>
-          <w:rFonts w:ascii="Times New Roman" w:hAnsi="Times New Roman" w:cs="Times New Roman"/>
-          <w:sz w:val="28"/>
-          <w:szCs w:val="28"/>
-        </w:rPr>
-        <w:t>).</w:t>
+        <w:t>скомпонованных в горизонтальный ScrollView. Это позволяет пользователю выбрать категорию в один клик, что намного быстрее, чем использование выпадающих списков (Spinner).</w:t>
       </w:r>
     </w:p>
     <w:p>
@@ -7704,312 +6046,459 @@
           <w:bCs/>
           <w:color w:val="auto"/>
         </w:rPr>
-        <w:t>2.1.5. Верстка экрана статистики (</w:t>
-      </w:r>
-      <w:proofErr w:type="spellStart"/>
+        <w:t>2.1.5. Верстка экрана статистики (StatsFragment)</w:t>
+      </w:r>
+      <w:bookmarkEnd w:id="15"/>
+    </w:p>
+    <w:p>
+      <w:pPr>
+        <w:spacing w:line="360" w:lineRule="auto"/>
+        <w:jc w:val="both"/>
+        <w:rPr>
+          <w:rFonts w:ascii="Times New Roman" w:hAnsi="Times New Roman" w:cs="Times New Roman"/>
+          <w:sz w:val="28"/>
+          <w:szCs w:val="28"/>
+        </w:rPr>
+      </w:pPr>
+      <w:r>
+        <w:rPr>
+          <w:rFonts w:ascii="Times New Roman" w:hAnsi="Times New Roman" w:cs="Times New Roman"/>
+          <w:sz w:val="28"/>
+          <w:szCs w:val="28"/>
+        </w:rPr>
+        <w:t>Экран аналитики (fragment_stats.xml) спроектирован с акцентом на графику. В верхней части расположена ChipGroup для выбора временного периода (Неделя, Месяц, Год</w:t>
+      </w:r>
+      <w:proofErr w:type="gramStart"/>
+      <w:r>
+        <w:rPr>
+          <w:rFonts w:ascii="Times New Roman" w:hAnsi="Times New Roman" w:cs="Times New Roman"/>
+          <w:sz w:val="28"/>
+          <w:szCs w:val="28"/>
+        </w:rPr>
+        <w:t>, Все время</w:t>
+      </w:r>
+      <w:proofErr w:type="gramEnd"/>
+      <w:r>
+        <w:rPr>
+          <w:rFonts w:ascii="Times New Roman" w:hAnsi="Times New Roman" w:cs="Times New Roman"/>
+          <w:sz w:val="28"/>
+          <w:szCs w:val="28"/>
+        </w:rPr>
+        <w:t>). При выборе чипса интерфейс не перезагружается, а плавно перерисовывает данные.</w:t>
+      </w:r>
+    </w:p>
+    <w:p>
+      <w:pPr>
+        <w:spacing w:line="360" w:lineRule="auto"/>
+        <w:ind w:firstLine="709"/>
+        <w:jc w:val="both"/>
+        <w:rPr>
+          <w:rFonts w:ascii="Times New Roman" w:hAnsi="Times New Roman" w:cs="Times New Roman"/>
+          <w:sz w:val="28"/>
+          <w:szCs w:val="28"/>
+        </w:rPr>
+      </w:pPr>
+      <w:r>
+        <w:rPr>
+          <w:rFonts w:ascii="Times New Roman" w:hAnsi="Times New Roman" w:cs="Times New Roman"/>
+          <w:sz w:val="28"/>
+          <w:szCs w:val="28"/>
+        </w:rPr>
+        <w:t>Центральным элементом является компонент PieChart из библиотеки MPAndroidChart. Под графиком размещен контейнер LinearLayout, в который динамически (из Java-кода) добавляются элементы-строки item_category_stat.xml. Каждая строка представляет собой цветовую точку (соответствующую сектору на графике), название категории, сумму и процентное отношение.</w:t>
+      </w:r>
+    </w:p>
+    <w:p>
+      <w:pPr>
+        <w:spacing w:line="360" w:lineRule="auto"/>
+        <w:ind w:firstLine="709"/>
+        <w:jc w:val="both"/>
+        <w:rPr>
+          <w:rFonts w:ascii="Times New Roman" w:hAnsi="Times New Roman" w:cs="Times New Roman"/>
+          <w:sz w:val="28"/>
+          <w:szCs w:val="28"/>
+        </w:rPr>
+      </w:pPr>
+      <w:r>
+        <w:rPr>
+          <w:rFonts w:ascii="Times New Roman" w:hAnsi="Times New Roman" w:cs="Times New Roman"/>
+          <w:sz w:val="28"/>
+          <w:szCs w:val="28"/>
+        </w:rPr>
+        <w:t>[ВНИМАНИЕ СТУДЕНТУ: Вставьте скриншоты экрана Добавления расхода (Bottom Sheet) и экрана Статистики (с диаграммой). Подпись: Рис. 2.2. Экран добавления записи и визуализация статистики]</w:t>
+      </w:r>
+    </w:p>
+    <w:p>
+      <w:pPr>
+        <w:pStyle w:val="2"/>
+        <w:rPr>
+          <w:rFonts w:ascii="Times New Roman" w:hAnsi="Times New Roman" w:cs="Times New Roman"/>
+          <w:b/>
+          <w:bCs/>
+          <w:sz w:val="28"/>
+          <w:szCs w:val="28"/>
+        </w:rPr>
+      </w:pPr>
+      <w:bookmarkStart w:id="16" w:name="_Toc225414006"/>
       <w:r>
         <w:rPr>
           <w:rFonts w:ascii="Times New Roman" w:hAnsi="Times New Roman" w:cs="Times New Roman"/>
           <w:b/>
           <w:bCs/>
           <w:color w:val="auto"/>
-        </w:rPr>
-        <w:t>StatsFragment</w:t>
-      </w:r>
-      <w:proofErr w:type="spellEnd"/>
-      <w:r>
+          <w:sz w:val="28"/>
+          <w:szCs w:val="28"/>
+        </w:rPr>
+        <w:t>2.2. Разработка программной логики и архитектуры приложения</w:t>
+      </w:r>
+      <w:bookmarkEnd w:id="16"/>
+    </w:p>
+    <w:p>
+      <w:pPr>
+        <w:spacing w:line="360" w:lineRule="auto"/>
+        <w:ind w:firstLine="709"/>
+        <w:jc w:val="both"/>
+        <w:rPr>
+          <w:rFonts w:ascii="Times New Roman" w:hAnsi="Times New Roman" w:cs="Times New Roman"/>
+          <w:sz w:val="28"/>
+          <w:szCs w:val="28"/>
+        </w:rPr>
+      </w:pPr>
+      <w:r>
+        <w:rPr>
+          <w:rFonts w:ascii="Times New Roman" w:hAnsi="Times New Roman" w:cs="Times New Roman"/>
+          <w:sz w:val="28"/>
+          <w:szCs w:val="28"/>
+        </w:rPr>
+        <w:t>Программная логика приложения строго разделена на слои в соответствии с архитектурой MVVM. Это позволило сделать код модульным, тестируемым и независимым от жизненного цикла графических окон (Activity/Fragment).</w:t>
+      </w:r>
+    </w:p>
+    <w:p>
+      <w:pPr>
+        <w:pStyle w:val="3"/>
         <w:rPr>
           <w:rFonts w:ascii="Times New Roman" w:hAnsi="Times New Roman" w:cs="Times New Roman"/>
           <w:b/>
           <w:bCs/>
           <w:color w:val="auto"/>
         </w:rPr>
-        <w:t>)</w:t>
-      </w:r>
-      <w:bookmarkEnd w:id="15"/>
-    </w:p>
-    <w:p>
-      <w:pPr>
-        <w:spacing w:line="360" w:lineRule="auto"/>
-        <w:jc w:val="both"/>
-        <w:rPr>
-          <w:rFonts w:ascii="Times New Roman" w:hAnsi="Times New Roman" w:cs="Times New Roman"/>
-          <w:sz w:val="28"/>
-          <w:szCs w:val="28"/>
-        </w:rPr>
-      </w:pPr>
-      <w:r>
-        <w:rPr>
-          <w:rFonts w:ascii="Times New Roman" w:hAnsi="Times New Roman" w:cs="Times New Roman"/>
-          <w:sz w:val="28"/>
-          <w:szCs w:val="28"/>
-        </w:rPr>
-        <w:t xml:space="preserve">Экран аналитики (fragment_stats.xml) спроектирован с акцентом на графику. В верхней части расположена </w:t>
-      </w:r>
-      <w:proofErr w:type="spellStart"/>
-      <w:r>
-        <w:rPr>
-          <w:rFonts w:ascii="Times New Roman" w:hAnsi="Times New Roman" w:cs="Times New Roman"/>
-          <w:sz w:val="28"/>
-          <w:szCs w:val="28"/>
-        </w:rPr>
-        <w:t>ChipGroup</w:t>
-      </w:r>
-      <w:proofErr w:type="spellEnd"/>
-      <w:r>
-        <w:rPr>
-          <w:rFonts w:ascii="Times New Roman" w:hAnsi="Times New Roman" w:cs="Times New Roman"/>
-          <w:sz w:val="28"/>
-          <w:szCs w:val="28"/>
-        </w:rPr>
-        <w:t xml:space="preserve"> для выбора временного периода (Неделя, Месяц, Год</w:t>
-      </w:r>
-      <w:proofErr w:type="gramStart"/>
-      <w:r>
-        <w:rPr>
-          <w:rFonts w:ascii="Times New Roman" w:hAnsi="Times New Roman" w:cs="Times New Roman"/>
-          <w:sz w:val="28"/>
-          <w:szCs w:val="28"/>
-        </w:rPr>
-        <w:t>, Все время</w:t>
-      </w:r>
-      <w:proofErr w:type="gramEnd"/>
-      <w:r>
-        <w:rPr>
-          <w:rFonts w:ascii="Times New Roman" w:hAnsi="Times New Roman" w:cs="Times New Roman"/>
-          <w:sz w:val="28"/>
-          <w:szCs w:val="28"/>
-        </w:rPr>
-        <w:t xml:space="preserve">). При выборе </w:t>
-      </w:r>
-      <w:proofErr w:type="spellStart"/>
-      <w:r>
-        <w:rPr>
-          <w:rFonts w:ascii="Times New Roman" w:hAnsi="Times New Roman" w:cs="Times New Roman"/>
-          <w:sz w:val="28"/>
-          <w:szCs w:val="28"/>
-        </w:rPr>
-        <w:t>чипса</w:t>
-      </w:r>
-      <w:proofErr w:type="spellEnd"/>
-      <w:r>
-        <w:rPr>
-          <w:rFonts w:ascii="Times New Roman" w:hAnsi="Times New Roman" w:cs="Times New Roman"/>
-          <w:sz w:val="28"/>
-          <w:szCs w:val="28"/>
-        </w:rPr>
-        <w:t xml:space="preserve"> интерфейс не перезагружается, а плавно перерисовывает данные.</w:t>
-      </w:r>
-    </w:p>
-    <w:p>
-      <w:pPr>
-        <w:spacing w:line="360" w:lineRule="auto"/>
-        <w:ind w:firstLine="709"/>
-        <w:jc w:val="both"/>
-        <w:rPr>
-          <w:rFonts w:ascii="Times New Roman" w:hAnsi="Times New Roman" w:cs="Times New Roman"/>
-          <w:sz w:val="28"/>
-          <w:szCs w:val="28"/>
-        </w:rPr>
-      </w:pPr>
-      <w:r>
-        <w:rPr>
-          <w:rFonts w:ascii="Times New Roman" w:hAnsi="Times New Roman" w:cs="Times New Roman"/>
-          <w:sz w:val="28"/>
-          <w:szCs w:val="28"/>
-        </w:rPr>
-        <w:t xml:space="preserve">Центральным элементом является компонент </w:t>
-      </w:r>
-      <w:proofErr w:type="spellStart"/>
-      <w:r>
-        <w:rPr>
-          <w:rFonts w:ascii="Times New Roman" w:hAnsi="Times New Roman" w:cs="Times New Roman"/>
-          <w:sz w:val="28"/>
-          <w:szCs w:val="28"/>
-        </w:rPr>
-        <w:t>PieChart</w:t>
-      </w:r>
-      <w:proofErr w:type="spellEnd"/>
-      <w:r>
-        <w:rPr>
-          <w:rFonts w:ascii="Times New Roman" w:hAnsi="Times New Roman" w:cs="Times New Roman"/>
-          <w:sz w:val="28"/>
-          <w:szCs w:val="28"/>
-        </w:rPr>
-        <w:t xml:space="preserve"> из библиотеки </w:t>
-      </w:r>
-      <w:proofErr w:type="spellStart"/>
-      <w:r>
-        <w:rPr>
-          <w:rFonts w:ascii="Times New Roman" w:hAnsi="Times New Roman" w:cs="Times New Roman"/>
-          <w:sz w:val="28"/>
-          <w:szCs w:val="28"/>
-        </w:rPr>
-        <w:t>MPAndroidChart</w:t>
-      </w:r>
-      <w:proofErr w:type="spellEnd"/>
-      <w:r>
-        <w:rPr>
-          <w:rFonts w:ascii="Times New Roman" w:hAnsi="Times New Roman" w:cs="Times New Roman"/>
-          <w:sz w:val="28"/>
-          <w:szCs w:val="28"/>
-        </w:rPr>
-        <w:t xml:space="preserve">. Под графиком размещен контейнер </w:t>
-      </w:r>
-      <w:proofErr w:type="spellStart"/>
-      <w:r>
-        <w:rPr>
-          <w:rFonts w:ascii="Times New Roman" w:hAnsi="Times New Roman" w:cs="Times New Roman"/>
-          <w:sz w:val="28"/>
-          <w:szCs w:val="28"/>
-        </w:rPr>
-        <w:t>LinearLayout</w:t>
-      </w:r>
-      <w:proofErr w:type="spellEnd"/>
-      <w:r>
-        <w:rPr>
-          <w:rFonts w:ascii="Times New Roman" w:hAnsi="Times New Roman" w:cs="Times New Roman"/>
-          <w:sz w:val="28"/>
-          <w:szCs w:val="28"/>
-        </w:rPr>
-        <w:t>, в который динамически (из Java-кода) добавляются элементы-строки item_category_stat.xml. Каждая строка представляет собой цветовую точку (соответствующую сектору на графике), название категории, сумму и процентное отношение.</w:t>
-      </w:r>
-    </w:p>
-    <w:p>
-      <w:pPr>
-        <w:spacing w:line="360" w:lineRule="auto"/>
-        <w:ind w:firstLine="709"/>
-        <w:jc w:val="both"/>
-        <w:rPr>
-          <w:rFonts w:ascii="Times New Roman" w:hAnsi="Times New Roman" w:cs="Times New Roman"/>
-          <w:sz w:val="28"/>
-          <w:szCs w:val="28"/>
-        </w:rPr>
-      </w:pPr>
-      <w:r>
-        <w:rPr>
-          <w:rFonts w:ascii="Times New Roman" w:hAnsi="Times New Roman" w:cs="Times New Roman"/>
-          <w:sz w:val="28"/>
-          <w:szCs w:val="28"/>
-        </w:rPr>
-        <w:t>[ВНИМАНИЕ СТУДЕНТУ: Вставьте скриншоты экрана Добавления расхода (</w:t>
-      </w:r>
-      <w:proofErr w:type="spellStart"/>
-      <w:r>
-        <w:rPr>
-          <w:rFonts w:ascii="Times New Roman" w:hAnsi="Times New Roman" w:cs="Times New Roman"/>
-          <w:sz w:val="28"/>
-          <w:szCs w:val="28"/>
-        </w:rPr>
-        <w:t>Bottom</w:t>
-      </w:r>
-      <w:proofErr w:type="spellEnd"/>
-      <w:r>
-        <w:rPr>
-          <w:rFonts w:ascii="Times New Roman" w:hAnsi="Times New Roman" w:cs="Times New Roman"/>
-          <w:sz w:val="28"/>
-          <w:szCs w:val="28"/>
-        </w:rPr>
-        <w:t xml:space="preserve"> </w:t>
-      </w:r>
-      <w:proofErr w:type="spellStart"/>
-      <w:r>
-        <w:rPr>
-          <w:rFonts w:ascii="Times New Roman" w:hAnsi="Times New Roman" w:cs="Times New Roman"/>
-          <w:sz w:val="28"/>
-          <w:szCs w:val="28"/>
-        </w:rPr>
-        <w:t>Sheet</w:t>
-      </w:r>
-      <w:proofErr w:type="spellEnd"/>
-      <w:r>
-        <w:rPr>
-          <w:rFonts w:ascii="Times New Roman" w:hAnsi="Times New Roman" w:cs="Times New Roman"/>
-          <w:sz w:val="28"/>
-          <w:szCs w:val="28"/>
-        </w:rPr>
-        <w:t>) и экрана Статистики (с диаграммой). Подпись: Рис. 2.2. Экран добавления записи и визуализация статистики]</w:t>
-      </w:r>
-    </w:p>
-    <w:p>
-      <w:pPr>
-        <w:pStyle w:val="2"/>
-        <w:rPr>
-          <w:rFonts w:ascii="Times New Roman" w:hAnsi="Times New Roman" w:cs="Times New Roman"/>
-          <w:b/>
-          <w:bCs/>
-          <w:sz w:val="28"/>
-          <w:szCs w:val="28"/>
-        </w:rPr>
-      </w:pPr>
-      <w:bookmarkStart w:id="16" w:name="_Toc225414006"/>
+      </w:pPr>
+      <w:bookmarkStart w:id="17" w:name="_Toc225414007"/>
       <w:r>
         <w:rPr>
           <w:rFonts w:ascii="Times New Roman" w:hAnsi="Times New Roman" w:cs="Times New Roman"/>
           <w:b/>
           <w:bCs/>
           <w:color w:val="auto"/>
-          <w:sz w:val="28"/>
-          <w:szCs w:val="28"/>
-        </w:rPr>
-        <w:t>2.2. Разработка программной логики и архитектуры приложения</w:t>
-      </w:r>
-      <w:bookmarkEnd w:id="16"/>
-    </w:p>
-    <w:p>
-      <w:pPr>
-        <w:spacing w:line="360" w:lineRule="auto"/>
-        <w:ind w:firstLine="709"/>
-        <w:jc w:val="both"/>
-        <w:rPr>
-          <w:rFonts w:ascii="Times New Roman" w:hAnsi="Times New Roman" w:cs="Times New Roman"/>
-          <w:sz w:val="28"/>
-          <w:szCs w:val="28"/>
-        </w:rPr>
-      </w:pPr>
-      <w:r>
-        <w:rPr>
-          <w:rFonts w:ascii="Times New Roman" w:hAnsi="Times New Roman" w:cs="Times New Roman"/>
-          <w:sz w:val="28"/>
-          <w:szCs w:val="28"/>
-        </w:rPr>
-        <w:t>Программная логика приложения строго разделена на слои в соответствии с архитектурой MVVM. Это позволило сделать код модульным, тестируемым и независимым от жизненного цикла графических окон (</w:t>
-      </w:r>
-      <w:proofErr w:type="spellStart"/>
-      <w:r>
-        <w:rPr>
-          <w:rFonts w:ascii="Times New Roman" w:hAnsi="Times New Roman" w:cs="Times New Roman"/>
-          <w:sz w:val="28"/>
-          <w:szCs w:val="28"/>
-        </w:rPr>
-        <w:t>Activity</w:t>
-      </w:r>
-      <w:proofErr w:type="spellEnd"/>
-      <w:r>
-        <w:rPr>
-          <w:rFonts w:ascii="Times New Roman" w:hAnsi="Times New Roman" w:cs="Times New Roman"/>
-          <w:sz w:val="28"/>
-          <w:szCs w:val="28"/>
-        </w:rPr>
-        <w:t>/</w:t>
-      </w:r>
-      <w:proofErr w:type="spellStart"/>
-      <w:r>
-        <w:rPr>
-          <w:rFonts w:ascii="Times New Roman" w:hAnsi="Times New Roman" w:cs="Times New Roman"/>
-          <w:sz w:val="28"/>
-          <w:szCs w:val="28"/>
-        </w:rPr>
-        <w:t>Fragment</w:t>
-      </w:r>
-      <w:proofErr w:type="spellEnd"/>
-      <w:r>
-        <w:rPr>
-          <w:rFonts w:ascii="Times New Roman" w:hAnsi="Times New Roman" w:cs="Times New Roman"/>
-          <w:sz w:val="28"/>
-          <w:szCs w:val="28"/>
-        </w:rPr>
-        <w:t>).</w:t>
+        </w:rPr>
+        <w:t>2.2.1. Реализация уровня Модели (Локальная база данных)</w:t>
+      </w:r>
+      <w:bookmarkEnd w:id="17"/>
+    </w:p>
+    <w:p>
+      <w:pPr>
+        <w:spacing w:line="360" w:lineRule="auto"/>
+        <w:ind w:firstLine="709"/>
+        <w:jc w:val="both"/>
+        <w:rPr>
+          <w:rFonts w:ascii="Times New Roman" w:hAnsi="Times New Roman" w:cs="Times New Roman"/>
+          <w:sz w:val="28"/>
+          <w:szCs w:val="28"/>
+        </w:rPr>
+      </w:pPr>
+      <w:r>
+        <w:rPr>
+          <w:rFonts w:ascii="Times New Roman" w:hAnsi="Times New Roman" w:cs="Times New Roman"/>
+          <w:sz w:val="28"/>
+          <w:szCs w:val="28"/>
+        </w:rPr>
+        <w:t>Основой системы хранения данных служит библиотека Room. В первую очередь был создан класс-сущность Expense.java, аннотированный как @Entity(tableName = "expenses").</w:t>
+      </w:r>
+      <w:r>
+        <w:rPr>
+          <w:rFonts w:ascii="Times New Roman" w:hAnsi="Times New Roman" w:cs="Times New Roman"/>
+          <w:sz w:val="28"/>
+          <w:szCs w:val="28"/>
+        </w:rPr>
+        <w:br/>
+        <w:t>Этот класс описывает структуру таблицы в базе данных SQLite и содержит следующие поля:</w:t>
+      </w:r>
+      <w:r>
+        <w:rPr>
+          <w:rFonts w:ascii="Times New Roman" w:hAnsi="Times New Roman" w:cs="Times New Roman"/>
+          <w:sz w:val="28"/>
+          <w:szCs w:val="28"/>
+        </w:rPr>
+        <w:br/>
+        <w:t xml:space="preserve">− id (тип int) — первичный ключ с аннотацией @PrimaryKey(autoGenerate = </w:t>
+      </w:r>
+      <w:r>
+        <w:rPr>
+          <w:rFonts w:ascii="Times New Roman" w:hAnsi="Times New Roman" w:cs="Times New Roman"/>
+          <w:sz w:val="28"/>
+          <w:szCs w:val="28"/>
+        </w:rPr>
+        <w:lastRenderedPageBreak/>
+        <w:t>true), обеспечивающей автоматическое инкрементирование счетчика для новых записей;</w:t>
+      </w:r>
+      <w:r>
+        <w:rPr>
+          <w:rFonts w:ascii="Times New Roman" w:hAnsi="Times New Roman" w:cs="Times New Roman"/>
+          <w:sz w:val="28"/>
+          <w:szCs w:val="28"/>
+        </w:rPr>
+        <w:br/>
+        <w:t>− title (тип String) — наименование транзакции;</w:t>
+      </w:r>
+      <w:r>
+        <w:rPr>
+          <w:rFonts w:ascii="Times New Roman" w:hAnsi="Times New Roman" w:cs="Times New Roman"/>
+          <w:sz w:val="28"/>
+          <w:szCs w:val="28"/>
+        </w:rPr>
+        <w:br/>
+        <w:t>− amount (тип double) — числовое значение расхода;</w:t>
+      </w:r>
+      <w:r>
+        <w:rPr>
+          <w:rFonts w:ascii="Times New Roman" w:hAnsi="Times New Roman" w:cs="Times New Roman"/>
+          <w:sz w:val="28"/>
+          <w:szCs w:val="28"/>
+        </w:rPr>
+        <w:br/>
+        <w:t>− category и description (тип String) — категория и необязательный комментарий;</w:t>
+      </w:r>
+      <w:r>
+        <w:rPr>
+          <w:rFonts w:ascii="Times New Roman" w:hAnsi="Times New Roman" w:cs="Times New Roman"/>
+          <w:sz w:val="28"/>
+          <w:szCs w:val="28"/>
+        </w:rPr>
+        <w:br/>
+        <w:t>− date (тип long) — дата создания транзакции, хранящаяся в формате Unix Timestamp (количество миллисекунд), что значительно упрощает сортировку и фильтрацию на уровне SQL по сравнению со строковыми форматами дат.</w:t>
+      </w:r>
+    </w:p>
+    <w:p>
+      <w:pPr>
+        <w:spacing w:line="360" w:lineRule="auto"/>
+        <w:ind w:firstLine="709"/>
+        <w:jc w:val="both"/>
+        <w:rPr>
+          <w:rFonts w:ascii="Times New Roman" w:hAnsi="Times New Roman" w:cs="Times New Roman"/>
+          <w:sz w:val="28"/>
+          <w:szCs w:val="28"/>
+        </w:rPr>
+      </w:pPr>
+      <w:r>
+        <w:rPr>
+          <w:rFonts w:ascii="Times New Roman" w:hAnsi="Times New Roman" w:cs="Times New Roman"/>
+          <w:sz w:val="28"/>
+          <w:szCs w:val="28"/>
+        </w:rPr>
+        <w:t>Для взаимодействия с таблицей expenses разработан интерфейс ExpenseDao.java (Data Access Object). Room автоматически генерирует реализацию этого интерфейса при компиляции проекта.</w:t>
+      </w:r>
+      <w:r>
+        <w:rPr>
+          <w:rFonts w:ascii="Times New Roman" w:hAnsi="Times New Roman" w:cs="Times New Roman"/>
+          <w:sz w:val="28"/>
+          <w:szCs w:val="28"/>
+        </w:rPr>
+        <w:br/>
+        <w:t>В DAO определены базовые операции:</w:t>
+      </w:r>
+      <w:r>
+        <w:rPr>
+          <w:rFonts w:ascii="Times New Roman" w:hAnsi="Times New Roman" w:cs="Times New Roman"/>
+          <w:sz w:val="28"/>
+          <w:szCs w:val="28"/>
+        </w:rPr>
+        <w:br/>
+        <w:t>− @Insert, @Update, @Delete — стандартные операции добавления, изменения и удаления объектов.</w:t>
+      </w:r>
+      <w:r>
+        <w:rPr>
+          <w:rFonts w:ascii="Times New Roman" w:hAnsi="Times New Roman" w:cs="Times New Roman"/>
+          <w:sz w:val="28"/>
+          <w:szCs w:val="28"/>
+        </w:rPr>
+        <w:br/>
+        <w:t>− @</w:t>
+      </w:r>
+      <w:proofErr w:type="gramStart"/>
+      <w:r>
+        <w:rPr>
+          <w:rFonts w:ascii="Times New Roman" w:hAnsi="Times New Roman" w:cs="Times New Roman"/>
+          <w:sz w:val="28"/>
+          <w:szCs w:val="28"/>
+        </w:rPr>
+        <w:t>Query(</w:t>
+      </w:r>
+      <w:proofErr w:type="gramEnd"/>
+      <w:r>
+        <w:rPr>
+          <w:rFonts w:ascii="Times New Roman" w:hAnsi="Times New Roman" w:cs="Times New Roman"/>
+          <w:sz w:val="28"/>
+          <w:szCs w:val="28"/>
+        </w:rPr>
+        <w:t xml:space="preserve">"SELECT * FROM expenses ORDER BY date DESC") — метод извлечения всех данных, отсортированных по дате убывания (новые сверху). Важной архитектурной особенностью является то, что метод возвращает тип </w:t>
+      </w:r>
+      <w:proofErr w:type="gramStart"/>
+      <w:r>
+        <w:rPr>
+          <w:rFonts w:ascii="Times New Roman" w:hAnsi="Times New Roman" w:cs="Times New Roman"/>
+          <w:sz w:val="28"/>
+          <w:szCs w:val="28"/>
+        </w:rPr>
+        <w:t>LiveData&lt;</w:t>
+      </w:r>
+      <w:proofErr w:type="gramEnd"/>
+      <w:r>
+        <w:rPr>
+          <w:rFonts w:ascii="Times New Roman" w:hAnsi="Times New Roman" w:cs="Times New Roman"/>
+          <w:sz w:val="28"/>
+          <w:szCs w:val="28"/>
+        </w:rPr>
+        <w:t>List&lt;Expense&gt;&gt;. Это создает постоянное соединение (наблюдателя) между базой данных и UI. При любой вставке новой строки в таблицу Room автоматически опубликует новый список в LiveData.</w:t>
+      </w:r>
+      <w:r>
+        <w:rPr>
+          <w:rFonts w:ascii="Times New Roman" w:hAnsi="Times New Roman" w:cs="Times New Roman"/>
+          <w:sz w:val="28"/>
+          <w:szCs w:val="28"/>
+        </w:rPr>
+        <w:br/>
+        <w:t>− Также реализованы SQL-запросы с использованием оператора LIKE для полнотекстового поиска и математические сравнения даты (</w:t>
+      </w:r>
+      <w:proofErr w:type="gramStart"/>
+      <w:r>
+        <w:rPr>
+          <w:rFonts w:ascii="Times New Roman" w:hAnsi="Times New Roman" w:cs="Times New Roman"/>
+          <w:sz w:val="28"/>
+          <w:szCs w:val="28"/>
+        </w:rPr>
+        <w:t>date &gt;</w:t>
+      </w:r>
+      <w:proofErr w:type="gramEnd"/>
+      <w:r>
+        <w:rPr>
+          <w:rFonts w:ascii="Times New Roman" w:hAnsi="Times New Roman" w:cs="Times New Roman"/>
+          <w:sz w:val="28"/>
+          <w:szCs w:val="28"/>
+        </w:rPr>
+        <w:t>= :startDate) для выборки данных за определенный период (для экрана статистики).</w:t>
+      </w:r>
+    </w:p>
+    <w:p>
+      <w:pPr>
+        <w:spacing w:line="360" w:lineRule="auto"/>
+        <w:ind w:firstLine="709"/>
+        <w:jc w:val="both"/>
+        <w:rPr>
+          <w:rFonts w:ascii="Times New Roman" w:hAnsi="Times New Roman" w:cs="Times New Roman"/>
+          <w:sz w:val="28"/>
+          <w:szCs w:val="28"/>
+        </w:rPr>
+      </w:pPr>
+      <w:r>
+        <w:rPr>
+          <w:rFonts w:ascii="Times New Roman" w:hAnsi="Times New Roman" w:cs="Times New Roman"/>
+          <w:sz w:val="28"/>
+          <w:szCs w:val="28"/>
+        </w:rPr>
+        <w:t xml:space="preserve">Объединение сущностей и DAO происходит в абстрактном классе AppDatabase.java, наследуемом от RoomDatabase. В этом классе реализован паттерн проектирования Singleton (Одиночка), гарантирующий, что в приложении существует только один активный экземпляр базы данных. Для </w:t>
+      </w:r>
+      <w:r>
+        <w:rPr>
+          <w:rFonts w:ascii="Times New Roman" w:hAnsi="Times New Roman" w:cs="Times New Roman"/>
+          <w:sz w:val="28"/>
+          <w:szCs w:val="28"/>
+        </w:rPr>
+        <w:lastRenderedPageBreak/>
+        <w:t>обеспечения асинхронности операций записи здесь же инициализируется пул потоков databaseWriteExecutor.</w:t>
+      </w:r>
+    </w:p>
+    <w:p>
+      <w:pPr>
+        <w:spacing w:line="360" w:lineRule="auto"/>
+        <w:ind w:firstLine="709"/>
+        <w:jc w:val="both"/>
+        <w:rPr>
+          <w:rFonts w:ascii="Times New Roman" w:hAnsi="Times New Roman" w:cs="Times New Roman"/>
+          <w:sz w:val="28"/>
+          <w:szCs w:val="28"/>
+        </w:rPr>
+      </w:pPr>
+      <w:r>
+        <w:rPr>
+          <w:noProof/>
+        </w:rPr>
+        <w:drawing>
+          <wp:inline distT="0" distB="0" distL="0" distR="0" wp14:anchorId="4F249292" wp14:editId="04793A3A">
+            <wp:extent cx="4977130" cy="5139055"/>
+            <wp:effectExtent l="0" t="0" r="0" b="4445"/>
+            <wp:docPr id="2" name="Рисунок 2"/>
+            <wp:cNvGraphicFramePr>
+              <a:graphicFrameLocks xmlns:a="http://schemas.openxmlformats.org/drawingml/2006/main" noChangeAspect="1"/>
+            </wp:cNvGraphicFramePr>
+            <a:graphic xmlns:a="http://schemas.openxmlformats.org/drawingml/2006/main">
+              <a:graphicData uri="http://schemas.openxmlformats.org/drawingml/2006/picture">
+                <pic:pic xmlns:pic="http://schemas.openxmlformats.org/drawingml/2006/picture">
+                  <pic:nvPicPr>
+                    <pic:cNvPr id="0" name="Picture 3"/>
+                    <pic:cNvPicPr>
+                      <a:picLocks noChangeAspect="1" noChangeArrowheads="1"/>
+                    </pic:cNvPicPr>
+                  </pic:nvPicPr>
+                  <pic:blipFill>
+                    <a:blip r:embed="rId7">
+                      <a:extLst>
+                        <a:ext uri="{28A0092B-C50C-407E-A947-70E740481C1C}">
+                          <a14:useLocalDpi xmlns:a14="http://schemas.microsoft.com/office/drawing/2010/main" val="0"/>
+                        </a:ext>
+                      </a:extLst>
+                    </a:blip>
+                    <a:srcRect/>
+                    <a:stretch>
+                      <a:fillRect/>
+                    </a:stretch>
+                  </pic:blipFill>
+                  <pic:spPr bwMode="auto">
+                    <a:xfrm>
+                      <a:off x="0" y="0"/>
+                      <a:ext cx="4977130" cy="5139055"/>
+                    </a:xfrm>
+                    <a:prstGeom prst="rect">
+                      <a:avLst/>
+                    </a:prstGeom>
+                    <a:noFill/>
+                    <a:ln>
+                      <a:noFill/>
+                    </a:ln>
+                  </pic:spPr>
+                </pic:pic>
+              </a:graphicData>
+            </a:graphic>
+          </wp:inline>
+        </w:drawing>
+      </w:r>
+    </w:p>
+    <w:p>
+      <w:pPr>
+        <w:spacing w:line="360" w:lineRule="auto"/>
+        <w:ind w:firstLine="709"/>
+        <w:jc w:val="center"/>
+        <w:rPr>
+          <w:rFonts w:ascii="Times New Roman" w:hAnsi="Times New Roman" w:cs="Times New Roman"/>
+          <w:sz w:val="28"/>
+          <w:szCs w:val="28"/>
+        </w:rPr>
+      </w:pPr>
+      <w:r>
+        <w:rPr>
+          <w:rFonts w:ascii="Times New Roman" w:hAnsi="Times New Roman" w:cs="Times New Roman"/>
+          <w:sz w:val="28"/>
+          <w:szCs w:val="28"/>
+        </w:rPr>
+        <w:t>Рис. 2.1. Диаграмма классов уровня доступа к данным</w:t>
       </w:r>
     </w:p>
     <w:p>
@@ -8022,7 +6511,7 @@
           <w:color w:val="auto"/>
         </w:rPr>
       </w:pPr>
-      <w:bookmarkStart w:id="17" w:name="_Toc225414007"/>
+      <w:bookmarkStart w:id="18" w:name="_Toc225414008"/>
       <w:r>
         <w:rPr>
           <w:rFonts w:ascii="Times New Roman" w:hAnsi="Times New Roman" w:cs="Times New Roman"/>
@@ -8030,879 +6519,7 @@
           <w:bCs/>
           <w:color w:val="auto"/>
         </w:rPr>
-        <w:t>2.2.1. Реализация уровня Модели (Локальная база данных)</w:t>
-      </w:r>
-      <w:bookmarkEnd w:id="17"/>
-    </w:p>
-    <w:p>
-      <w:pPr>
-        <w:spacing w:line="360" w:lineRule="auto"/>
-        <w:ind w:firstLine="709"/>
-        <w:jc w:val="both"/>
-        <w:rPr>
-          <w:rFonts w:ascii="Times New Roman" w:hAnsi="Times New Roman" w:cs="Times New Roman"/>
-          <w:sz w:val="28"/>
-          <w:szCs w:val="28"/>
-        </w:rPr>
-      </w:pPr>
-      <w:r>
-        <w:rPr>
-          <w:rFonts w:ascii="Times New Roman" w:hAnsi="Times New Roman" w:cs="Times New Roman"/>
-          <w:sz w:val="28"/>
-          <w:szCs w:val="28"/>
-        </w:rPr>
-        <w:t xml:space="preserve">Основой системы хранения данных служит библиотека </w:t>
-      </w:r>
-      <w:proofErr w:type="spellStart"/>
-      <w:r>
-        <w:rPr>
-          <w:rFonts w:ascii="Times New Roman" w:hAnsi="Times New Roman" w:cs="Times New Roman"/>
-          <w:sz w:val="28"/>
-          <w:szCs w:val="28"/>
-        </w:rPr>
-        <w:t>Room</w:t>
-      </w:r>
-      <w:proofErr w:type="spellEnd"/>
-      <w:r>
-        <w:rPr>
-          <w:rFonts w:ascii="Times New Roman" w:hAnsi="Times New Roman" w:cs="Times New Roman"/>
-          <w:sz w:val="28"/>
-          <w:szCs w:val="28"/>
-        </w:rPr>
-        <w:t>. В первую очередь был создан класс-сущность Expense.java, аннотированный как @Entity(tableName = "</w:t>
-      </w:r>
-      <w:proofErr w:type="spellStart"/>
-      <w:r>
-        <w:rPr>
-          <w:rFonts w:ascii="Times New Roman" w:hAnsi="Times New Roman" w:cs="Times New Roman"/>
-          <w:sz w:val="28"/>
-          <w:szCs w:val="28"/>
-        </w:rPr>
-        <w:t>expenses</w:t>
-      </w:r>
-      <w:proofErr w:type="spellEnd"/>
-      <w:r>
-        <w:rPr>
-          <w:rFonts w:ascii="Times New Roman" w:hAnsi="Times New Roman" w:cs="Times New Roman"/>
-          <w:sz w:val="28"/>
-          <w:szCs w:val="28"/>
-        </w:rPr>
-        <w:t>").</w:t>
-      </w:r>
-      <w:r>
-        <w:rPr>
-          <w:rFonts w:ascii="Times New Roman" w:hAnsi="Times New Roman" w:cs="Times New Roman"/>
-          <w:sz w:val="28"/>
-          <w:szCs w:val="28"/>
-        </w:rPr>
-        <w:br/>
-        <w:t xml:space="preserve">Этот класс описывает структуру таблицы в базе данных </w:t>
-      </w:r>
-      <w:proofErr w:type="spellStart"/>
-      <w:r>
-        <w:rPr>
-          <w:rFonts w:ascii="Times New Roman" w:hAnsi="Times New Roman" w:cs="Times New Roman"/>
-          <w:sz w:val="28"/>
-          <w:szCs w:val="28"/>
-        </w:rPr>
-        <w:t>SQLite</w:t>
-      </w:r>
-      <w:proofErr w:type="spellEnd"/>
-      <w:r>
-        <w:rPr>
-          <w:rFonts w:ascii="Times New Roman" w:hAnsi="Times New Roman" w:cs="Times New Roman"/>
-          <w:sz w:val="28"/>
-          <w:szCs w:val="28"/>
-        </w:rPr>
-        <w:t xml:space="preserve"> и содержит следующие поля:</w:t>
-      </w:r>
-      <w:r>
-        <w:rPr>
-          <w:rFonts w:ascii="Times New Roman" w:hAnsi="Times New Roman" w:cs="Times New Roman"/>
-          <w:sz w:val="28"/>
-          <w:szCs w:val="28"/>
-        </w:rPr>
-        <w:br/>
-        <w:t xml:space="preserve">− </w:t>
-      </w:r>
-      <w:proofErr w:type="spellStart"/>
-      <w:r>
-        <w:rPr>
-          <w:rFonts w:ascii="Times New Roman" w:hAnsi="Times New Roman" w:cs="Times New Roman"/>
-          <w:sz w:val="28"/>
-          <w:szCs w:val="28"/>
-        </w:rPr>
-        <w:t>id</w:t>
-      </w:r>
-      <w:proofErr w:type="spellEnd"/>
-      <w:r>
-        <w:rPr>
-          <w:rFonts w:ascii="Times New Roman" w:hAnsi="Times New Roman" w:cs="Times New Roman"/>
-          <w:sz w:val="28"/>
-          <w:szCs w:val="28"/>
-        </w:rPr>
-        <w:t xml:space="preserve"> (тип </w:t>
-      </w:r>
-      <w:proofErr w:type="spellStart"/>
-      <w:r>
-        <w:rPr>
-          <w:rFonts w:ascii="Times New Roman" w:hAnsi="Times New Roman" w:cs="Times New Roman"/>
-          <w:sz w:val="28"/>
-          <w:szCs w:val="28"/>
-        </w:rPr>
-        <w:t>int</w:t>
-      </w:r>
-      <w:proofErr w:type="spellEnd"/>
-      <w:r>
-        <w:rPr>
-          <w:rFonts w:ascii="Times New Roman" w:hAnsi="Times New Roman" w:cs="Times New Roman"/>
-          <w:sz w:val="28"/>
-          <w:szCs w:val="28"/>
-        </w:rPr>
-        <w:t xml:space="preserve">) — первичный ключ с аннотацией @PrimaryKey(autoGenerate = </w:t>
-      </w:r>
-      <w:proofErr w:type="spellStart"/>
-      <w:r>
-        <w:rPr>
-          <w:rFonts w:ascii="Times New Roman" w:hAnsi="Times New Roman" w:cs="Times New Roman"/>
-          <w:sz w:val="28"/>
-          <w:szCs w:val="28"/>
-        </w:rPr>
-        <w:lastRenderedPageBreak/>
-        <w:t>true</w:t>
-      </w:r>
-      <w:proofErr w:type="spellEnd"/>
-      <w:r>
-        <w:rPr>
-          <w:rFonts w:ascii="Times New Roman" w:hAnsi="Times New Roman" w:cs="Times New Roman"/>
-          <w:sz w:val="28"/>
-          <w:szCs w:val="28"/>
-        </w:rPr>
-        <w:t>), обеспечивающей автоматическое инкрементирование счетчика для новых записей;</w:t>
-      </w:r>
-      <w:r>
-        <w:rPr>
-          <w:rFonts w:ascii="Times New Roman" w:hAnsi="Times New Roman" w:cs="Times New Roman"/>
-          <w:sz w:val="28"/>
-          <w:szCs w:val="28"/>
-        </w:rPr>
-        <w:br/>
-        <w:t xml:space="preserve">− </w:t>
-      </w:r>
-      <w:proofErr w:type="spellStart"/>
-      <w:r>
-        <w:rPr>
-          <w:rFonts w:ascii="Times New Roman" w:hAnsi="Times New Roman" w:cs="Times New Roman"/>
-          <w:sz w:val="28"/>
-          <w:szCs w:val="28"/>
-        </w:rPr>
-        <w:t>title</w:t>
-      </w:r>
-      <w:proofErr w:type="spellEnd"/>
-      <w:r>
-        <w:rPr>
-          <w:rFonts w:ascii="Times New Roman" w:hAnsi="Times New Roman" w:cs="Times New Roman"/>
-          <w:sz w:val="28"/>
-          <w:szCs w:val="28"/>
-        </w:rPr>
-        <w:t xml:space="preserve"> (тип </w:t>
-      </w:r>
-      <w:proofErr w:type="spellStart"/>
-      <w:r>
-        <w:rPr>
-          <w:rFonts w:ascii="Times New Roman" w:hAnsi="Times New Roman" w:cs="Times New Roman"/>
-          <w:sz w:val="28"/>
-          <w:szCs w:val="28"/>
-        </w:rPr>
-        <w:t>String</w:t>
-      </w:r>
-      <w:proofErr w:type="spellEnd"/>
-      <w:r>
-        <w:rPr>
-          <w:rFonts w:ascii="Times New Roman" w:hAnsi="Times New Roman" w:cs="Times New Roman"/>
-          <w:sz w:val="28"/>
-          <w:szCs w:val="28"/>
-        </w:rPr>
-        <w:t>) — наименование транзакции;</w:t>
-      </w:r>
-      <w:r>
-        <w:rPr>
-          <w:rFonts w:ascii="Times New Roman" w:hAnsi="Times New Roman" w:cs="Times New Roman"/>
-          <w:sz w:val="28"/>
-          <w:szCs w:val="28"/>
-        </w:rPr>
-        <w:br/>
-        <w:t xml:space="preserve">− </w:t>
-      </w:r>
-      <w:proofErr w:type="spellStart"/>
-      <w:r>
-        <w:rPr>
-          <w:rFonts w:ascii="Times New Roman" w:hAnsi="Times New Roman" w:cs="Times New Roman"/>
-          <w:sz w:val="28"/>
-          <w:szCs w:val="28"/>
-        </w:rPr>
-        <w:t>amount</w:t>
-      </w:r>
-      <w:proofErr w:type="spellEnd"/>
-      <w:r>
-        <w:rPr>
-          <w:rFonts w:ascii="Times New Roman" w:hAnsi="Times New Roman" w:cs="Times New Roman"/>
-          <w:sz w:val="28"/>
-          <w:szCs w:val="28"/>
-        </w:rPr>
-        <w:t xml:space="preserve"> (тип </w:t>
-      </w:r>
-      <w:proofErr w:type="spellStart"/>
-      <w:r>
-        <w:rPr>
-          <w:rFonts w:ascii="Times New Roman" w:hAnsi="Times New Roman" w:cs="Times New Roman"/>
-          <w:sz w:val="28"/>
-          <w:szCs w:val="28"/>
-        </w:rPr>
-        <w:t>double</w:t>
-      </w:r>
-      <w:proofErr w:type="spellEnd"/>
-      <w:r>
-        <w:rPr>
-          <w:rFonts w:ascii="Times New Roman" w:hAnsi="Times New Roman" w:cs="Times New Roman"/>
-          <w:sz w:val="28"/>
-          <w:szCs w:val="28"/>
-        </w:rPr>
-        <w:t>) — числовое значение расхода;</w:t>
-      </w:r>
-      <w:r>
-        <w:rPr>
-          <w:rFonts w:ascii="Times New Roman" w:hAnsi="Times New Roman" w:cs="Times New Roman"/>
-          <w:sz w:val="28"/>
-          <w:szCs w:val="28"/>
-        </w:rPr>
-        <w:br/>
-        <w:t xml:space="preserve">− </w:t>
-      </w:r>
-      <w:proofErr w:type="spellStart"/>
-      <w:r>
-        <w:rPr>
-          <w:rFonts w:ascii="Times New Roman" w:hAnsi="Times New Roman" w:cs="Times New Roman"/>
-          <w:sz w:val="28"/>
-          <w:szCs w:val="28"/>
-        </w:rPr>
-        <w:t>category</w:t>
-      </w:r>
-      <w:proofErr w:type="spellEnd"/>
-      <w:r>
-        <w:rPr>
-          <w:rFonts w:ascii="Times New Roman" w:hAnsi="Times New Roman" w:cs="Times New Roman"/>
-          <w:sz w:val="28"/>
-          <w:szCs w:val="28"/>
-        </w:rPr>
-        <w:t xml:space="preserve"> и </w:t>
-      </w:r>
-      <w:proofErr w:type="spellStart"/>
-      <w:r>
-        <w:rPr>
-          <w:rFonts w:ascii="Times New Roman" w:hAnsi="Times New Roman" w:cs="Times New Roman"/>
-          <w:sz w:val="28"/>
-          <w:szCs w:val="28"/>
-        </w:rPr>
-        <w:t>description</w:t>
-      </w:r>
-      <w:proofErr w:type="spellEnd"/>
-      <w:r>
-        <w:rPr>
-          <w:rFonts w:ascii="Times New Roman" w:hAnsi="Times New Roman" w:cs="Times New Roman"/>
-          <w:sz w:val="28"/>
-          <w:szCs w:val="28"/>
-        </w:rPr>
-        <w:t xml:space="preserve"> (тип </w:t>
-      </w:r>
-      <w:proofErr w:type="spellStart"/>
-      <w:r>
-        <w:rPr>
-          <w:rFonts w:ascii="Times New Roman" w:hAnsi="Times New Roman" w:cs="Times New Roman"/>
-          <w:sz w:val="28"/>
-          <w:szCs w:val="28"/>
-        </w:rPr>
-        <w:t>String</w:t>
-      </w:r>
-      <w:proofErr w:type="spellEnd"/>
-      <w:r>
-        <w:rPr>
-          <w:rFonts w:ascii="Times New Roman" w:hAnsi="Times New Roman" w:cs="Times New Roman"/>
-          <w:sz w:val="28"/>
-          <w:szCs w:val="28"/>
-        </w:rPr>
-        <w:t>) — категория и необязательный комментарий;</w:t>
-      </w:r>
-      <w:r>
-        <w:rPr>
-          <w:rFonts w:ascii="Times New Roman" w:hAnsi="Times New Roman" w:cs="Times New Roman"/>
-          <w:sz w:val="28"/>
-          <w:szCs w:val="28"/>
-        </w:rPr>
-        <w:br/>
-        <w:t xml:space="preserve">− </w:t>
-      </w:r>
-      <w:proofErr w:type="spellStart"/>
-      <w:r>
-        <w:rPr>
-          <w:rFonts w:ascii="Times New Roman" w:hAnsi="Times New Roman" w:cs="Times New Roman"/>
-          <w:sz w:val="28"/>
-          <w:szCs w:val="28"/>
-        </w:rPr>
-        <w:t>date</w:t>
-      </w:r>
-      <w:proofErr w:type="spellEnd"/>
-      <w:r>
-        <w:rPr>
-          <w:rFonts w:ascii="Times New Roman" w:hAnsi="Times New Roman" w:cs="Times New Roman"/>
-          <w:sz w:val="28"/>
-          <w:szCs w:val="28"/>
-        </w:rPr>
-        <w:t xml:space="preserve"> (тип </w:t>
-      </w:r>
-      <w:proofErr w:type="spellStart"/>
-      <w:r>
-        <w:rPr>
-          <w:rFonts w:ascii="Times New Roman" w:hAnsi="Times New Roman" w:cs="Times New Roman"/>
-          <w:sz w:val="28"/>
-          <w:szCs w:val="28"/>
-        </w:rPr>
-        <w:t>long</w:t>
-      </w:r>
-      <w:proofErr w:type="spellEnd"/>
-      <w:r>
-        <w:rPr>
-          <w:rFonts w:ascii="Times New Roman" w:hAnsi="Times New Roman" w:cs="Times New Roman"/>
-          <w:sz w:val="28"/>
-          <w:szCs w:val="28"/>
-        </w:rPr>
-        <w:t xml:space="preserve">) — дата создания транзакции, хранящаяся в формате Unix </w:t>
-      </w:r>
-      <w:proofErr w:type="spellStart"/>
-      <w:r>
-        <w:rPr>
-          <w:rFonts w:ascii="Times New Roman" w:hAnsi="Times New Roman" w:cs="Times New Roman"/>
-          <w:sz w:val="28"/>
-          <w:szCs w:val="28"/>
-        </w:rPr>
-        <w:t>Timestamp</w:t>
-      </w:r>
-      <w:proofErr w:type="spellEnd"/>
-      <w:r>
-        <w:rPr>
-          <w:rFonts w:ascii="Times New Roman" w:hAnsi="Times New Roman" w:cs="Times New Roman"/>
-          <w:sz w:val="28"/>
-          <w:szCs w:val="28"/>
-        </w:rPr>
-        <w:t xml:space="preserve"> (количество миллисекунд), что значительно упрощает сортировку и фильтрацию на уровне SQL по сравнению со строковыми форматами дат.</w:t>
-      </w:r>
-    </w:p>
-    <w:p>
-      <w:pPr>
-        <w:spacing w:line="360" w:lineRule="auto"/>
-        <w:ind w:firstLine="709"/>
-        <w:jc w:val="both"/>
-        <w:rPr>
-          <w:rFonts w:ascii="Times New Roman" w:hAnsi="Times New Roman" w:cs="Times New Roman"/>
-          <w:sz w:val="28"/>
-          <w:szCs w:val="28"/>
-        </w:rPr>
-      </w:pPr>
-      <w:r>
-        <w:rPr>
-          <w:rFonts w:ascii="Times New Roman" w:hAnsi="Times New Roman" w:cs="Times New Roman"/>
-          <w:sz w:val="28"/>
-          <w:szCs w:val="28"/>
-        </w:rPr>
-        <w:t xml:space="preserve">Для взаимодействия с таблицей </w:t>
-      </w:r>
-      <w:proofErr w:type="spellStart"/>
-      <w:r>
-        <w:rPr>
-          <w:rFonts w:ascii="Times New Roman" w:hAnsi="Times New Roman" w:cs="Times New Roman"/>
-          <w:sz w:val="28"/>
-          <w:szCs w:val="28"/>
-        </w:rPr>
-        <w:t>expenses</w:t>
-      </w:r>
-      <w:proofErr w:type="spellEnd"/>
-      <w:r>
-        <w:rPr>
-          <w:rFonts w:ascii="Times New Roman" w:hAnsi="Times New Roman" w:cs="Times New Roman"/>
-          <w:sz w:val="28"/>
-          <w:szCs w:val="28"/>
-        </w:rPr>
-        <w:t xml:space="preserve"> разработан интерфейс ExpenseDao.java (Data Access Object). </w:t>
-      </w:r>
-      <w:proofErr w:type="spellStart"/>
-      <w:r>
-        <w:rPr>
-          <w:rFonts w:ascii="Times New Roman" w:hAnsi="Times New Roman" w:cs="Times New Roman"/>
-          <w:sz w:val="28"/>
-          <w:szCs w:val="28"/>
-        </w:rPr>
-        <w:t>Room</w:t>
-      </w:r>
-      <w:proofErr w:type="spellEnd"/>
-      <w:r>
-        <w:rPr>
-          <w:rFonts w:ascii="Times New Roman" w:hAnsi="Times New Roman" w:cs="Times New Roman"/>
-          <w:sz w:val="28"/>
-          <w:szCs w:val="28"/>
-        </w:rPr>
-        <w:t xml:space="preserve"> автоматически генерирует реализацию этого интерфейса при компиляции проекта.</w:t>
-      </w:r>
-      <w:r>
-        <w:rPr>
-          <w:rFonts w:ascii="Times New Roman" w:hAnsi="Times New Roman" w:cs="Times New Roman"/>
-          <w:sz w:val="28"/>
-          <w:szCs w:val="28"/>
-        </w:rPr>
-        <w:br/>
-        <w:t>В DAO определены базовые операции:</w:t>
-      </w:r>
-      <w:r>
-        <w:rPr>
-          <w:rFonts w:ascii="Times New Roman" w:hAnsi="Times New Roman" w:cs="Times New Roman"/>
-          <w:sz w:val="28"/>
-          <w:szCs w:val="28"/>
-        </w:rPr>
-        <w:br/>
-        <w:t>− @Insert, @Update, @Delete — стандартные операции добавления, изменения и удаления объектов.</w:t>
-      </w:r>
-      <w:r>
-        <w:rPr>
-          <w:rFonts w:ascii="Times New Roman" w:hAnsi="Times New Roman" w:cs="Times New Roman"/>
-          <w:sz w:val="28"/>
-          <w:szCs w:val="28"/>
-        </w:rPr>
-        <w:br/>
-        <w:t>− @</w:t>
-      </w:r>
-      <w:proofErr w:type="gramStart"/>
-      <w:r>
-        <w:rPr>
-          <w:rFonts w:ascii="Times New Roman" w:hAnsi="Times New Roman" w:cs="Times New Roman"/>
-          <w:sz w:val="28"/>
-          <w:szCs w:val="28"/>
-        </w:rPr>
-        <w:t>Query(</w:t>
-      </w:r>
-      <w:proofErr w:type="gramEnd"/>
-      <w:r>
-        <w:rPr>
-          <w:rFonts w:ascii="Times New Roman" w:hAnsi="Times New Roman" w:cs="Times New Roman"/>
-          <w:sz w:val="28"/>
-          <w:szCs w:val="28"/>
-        </w:rPr>
-        <w:t xml:space="preserve">"SELECT * FROM </w:t>
-      </w:r>
-      <w:proofErr w:type="spellStart"/>
-      <w:r>
-        <w:rPr>
-          <w:rFonts w:ascii="Times New Roman" w:hAnsi="Times New Roman" w:cs="Times New Roman"/>
-          <w:sz w:val="28"/>
-          <w:szCs w:val="28"/>
-        </w:rPr>
-        <w:t>expenses</w:t>
-      </w:r>
-      <w:proofErr w:type="spellEnd"/>
-      <w:r>
-        <w:rPr>
-          <w:rFonts w:ascii="Times New Roman" w:hAnsi="Times New Roman" w:cs="Times New Roman"/>
-          <w:sz w:val="28"/>
-          <w:szCs w:val="28"/>
-        </w:rPr>
-        <w:t xml:space="preserve"> ORDER BY </w:t>
-      </w:r>
-      <w:proofErr w:type="spellStart"/>
-      <w:r>
-        <w:rPr>
-          <w:rFonts w:ascii="Times New Roman" w:hAnsi="Times New Roman" w:cs="Times New Roman"/>
-          <w:sz w:val="28"/>
-          <w:szCs w:val="28"/>
-        </w:rPr>
-        <w:t>date</w:t>
-      </w:r>
-      <w:proofErr w:type="spellEnd"/>
-      <w:r>
-        <w:rPr>
-          <w:rFonts w:ascii="Times New Roman" w:hAnsi="Times New Roman" w:cs="Times New Roman"/>
-          <w:sz w:val="28"/>
-          <w:szCs w:val="28"/>
-        </w:rPr>
-        <w:t xml:space="preserve"> DESC") — метод извлечения всех данных, отсортированных по дате убывания (новые сверху). Важной архитектурной особенностью является то, что метод возвращает тип </w:t>
-      </w:r>
-      <w:proofErr w:type="spellStart"/>
-      <w:proofErr w:type="gramStart"/>
-      <w:r>
-        <w:rPr>
-          <w:rFonts w:ascii="Times New Roman" w:hAnsi="Times New Roman" w:cs="Times New Roman"/>
-          <w:sz w:val="28"/>
-          <w:szCs w:val="28"/>
-        </w:rPr>
-        <w:t>LiveData</w:t>
-      </w:r>
-      <w:proofErr w:type="spellEnd"/>
-      <w:r>
-        <w:rPr>
-          <w:rFonts w:ascii="Times New Roman" w:hAnsi="Times New Roman" w:cs="Times New Roman"/>
-          <w:sz w:val="28"/>
-          <w:szCs w:val="28"/>
-        </w:rPr>
-        <w:t>&lt;</w:t>
-      </w:r>
-      <w:proofErr w:type="gramEnd"/>
-      <w:r>
-        <w:rPr>
-          <w:rFonts w:ascii="Times New Roman" w:hAnsi="Times New Roman" w:cs="Times New Roman"/>
-          <w:sz w:val="28"/>
-          <w:szCs w:val="28"/>
-        </w:rPr>
-        <w:t>List&lt;</w:t>
-      </w:r>
-      <w:proofErr w:type="spellStart"/>
-      <w:r>
-        <w:rPr>
-          <w:rFonts w:ascii="Times New Roman" w:hAnsi="Times New Roman" w:cs="Times New Roman"/>
-          <w:sz w:val="28"/>
-          <w:szCs w:val="28"/>
-        </w:rPr>
-        <w:t>Expense</w:t>
-      </w:r>
-      <w:proofErr w:type="spellEnd"/>
-      <w:r>
-        <w:rPr>
-          <w:rFonts w:ascii="Times New Roman" w:hAnsi="Times New Roman" w:cs="Times New Roman"/>
-          <w:sz w:val="28"/>
-          <w:szCs w:val="28"/>
-        </w:rPr>
-        <w:t xml:space="preserve">&gt;&gt;. Это создает постоянное соединение (наблюдателя) между базой данных и UI. При любой вставке новой строки в таблицу </w:t>
-      </w:r>
-      <w:proofErr w:type="spellStart"/>
-      <w:r>
-        <w:rPr>
-          <w:rFonts w:ascii="Times New Roman" w:hAnsi="Times New Roman" w:cs="Times New Roman"/>
-          <w:sz w:val="28"/>
-          <w:szCs w:val="28"/>
-        </w:rPr>
-        <w:t>Room</w:t>
-      </w:r>
-      <w:proofErr w:type="spellEnd"/>
-      <w:r>
-        <w:rPr>
-          <w:rFonts w:ascii="Times New Roman" w:hAnsi="Times New Roman" w:cs="Times New Roman"/>
-          <w:sz w:val="28"/>
-          <w:szCs w:val="28"/>
-        </w:rPr>
-        <w:t xml:space="preserve"> автоматически опубликует новый список в </w:t>
-      </w:r>
-      <w:proofErr w:type="spellStart"/>
-      <w:r>
-        <w:rPr>
-          <w:rFonts w:ascii="Times New Roman" w:hAnsi="Times New Roman" w:cs="Times New Roman"/>
-          <w:sz w:val="28"/>
-          <w:szCs w:val="28"/>
-        </w:rPr>
-        <w:t>LiveData</w:t>
-      </w:r>
-      <w:proofErr w:type="spellEnd"/>
-      <w:r>
-        <w:rPr>
-          <w:rFonts w:ascii="Times New Roman" w:hAnsi="Times New Roman" w:cs="Times New Roman"/>
-          <w:sz w:val="28"/>
-          <w:szCs w:val="28"/>
-        </w:rPr>
-        <w:t>.</w:t>
-      </w:r>
-      <w:r>
-        <w:rPr>
-          <w:rFonts w:ascii="Times New Roman" w:hAnsi="Times New Roman" w:cs="Times New Roman"/>
-          <w:sz w:val="28"/>
-          <w:szCs w:val="28"/>
-        </w:rPr>
-        <w:br/>
-        <w:t>− Также реализованы SQL-запросы с использованием оператора LIKE для полнотекстового поиска и математические сравнения даты (</w:t>
-      </w:r>
-      <w:proofErr w:type="spellStart"/>
-      <w:proofErr w:type="gramStart"/>
-      <w:r>
-        <w:rPr>
-          <w:rFonts w:ascii="Times New Roman" w:hAnsi="Times New Roman" w:cs="Times New Roman"/>
-          <w:sz w:val="28"/>
-          <w:szCs w:val="28"/>
-        </w:rPr>
-        <w:t>date</w:t>
-      </w:r>
-      <w:proofErr w:type="spellEnd"/>
-      <w:r>
-        <w:rPr>
-          <w:rFonts w:ascii="Times New Roman" w:hAnsi="Times New Roman" w:cs="Times New Roman"/>
-          <w:sz w:val="28"/>
-          <w:szCs w:val="28"/>
-        </w:rPr>
-        <w:t xml:space="preserve"> &gt;</w:t>
-      </w:r>
-      <w:proofErr w:type="gramEnd"/>
-      <w:r>
-        <w:rPr>
-          <w:rFonts w:ascii="Times New Roman" w:hAnsi="Times New Roman" w:cs="Times New Roman"/>
-          <w:sz w:val="28"/>
-          <w:szCs w:val="28"/>
-        </w:rPr>
-        <w:t>= :</w:t>
-      </w:r>
-      <w:proofErr w:type="spellStart"/>
-      <w:r>
-        <w:rPr>
-          <w:rFonts w:ascii="Times New Roman" w:hAnsi="Times New Roman" w:cs="Times New Roman"/>
-          <w:sz w:val="28"/>
-          <w:szCs w:val="28"/>
-        </w:rPr>
-        <w:t>startDate</w:t>
-      </w:r>
-      <w:proofErr w:type="spellEnd"/>
-      <w:r>
-        <w:rPr>
-          <w:rFonts w:ascii="Times New Roman" w:hAnsi="Times New Roman" w:cs="Times New Roman"/>
-          <w:sz w:val="28"/>
-          <w:szCs w:val="28"/>
-        </w:rPr>
-        <w:t>) для выборки данных за определенный период (для экрана статистики).</w:t>
-      </w:r>
-    </w:p>
-    <w:p>
-      <w:pPr>
-        <w:spacing w:line="360" w:lineRule="auto"/>
-        <w:ind w:firstLine="709"/>
-        <w:jc w:val="both"/>
-        <w:rPr>
-          <w:rFonts w:ascii="Times New Roman" w:hAnsi="Times New Roman" w:cs="Times New Roman"/>
-          <w:sz w:val="28"/>
-          <w:szCs w:val="28"/>
-        </w:rPr>
-      </w:pPr>
-      <w:r>
-        <w:rPr>
-          <w:rFonts w:ascii="Times New Roman" w:hAnsi="Times New Roman" w:cs="Times New Roman"/>
-          <w:sz w:val="28"/>
-          <w:szCs w:val="28"/>
-        </w:rPr>
-        <w:t xml:space="preserve">Объединение сущностей и DAO происходит в абстрактном классе AppDatabase.java, наследуемом от </w:t>
-      </w:r>
-      <w:proofErr w:type="spellStart"/>
-      <w:r>
-        <w:rPr>
-          <w:rFonts w:ascii="Times New Roman" w:hAnsi="Times New Roman" w:cs="Times New Roman"/>
-          <w:sz w:val="28"/>
-          <w:szCs w:val="28"/>
-        </w:rPr>
-        <w:t>RoomDatabase</w:t>
-      </w:r>
-      <w:proofErr w:type="spellEnd"/>
-      <w:r>
-        <w:rPr>
-          <w:rFonts w:ascii="Times New Roman" w:hAnsi="Times New Roman" w:cs="Times New Roman"/>
-          <w:sz w:val="28"/>
-          <w:szCs w:val="28"/>
-        </w:rPr>
-        <w:t xml:space="preserve">. В этом классе реализован паттерн проектирования </w:t>
-      </w:r>
-      <w:proofErr w:type="spellStart"/>
-      <w:r>
-        <w:rPr>
-          <w:rFonts w:ascii="Times New Roman" w:hAnsi="Times New Roman" w:cs="Times New Roman"/>
-          <w:sz w:val="28"/>
-          <w:szCs w:val="28"/>
-        </w:rPr>
-        <w:t>Singleton</w:t>
-      </w:r>
-      <w:proofErr w:type="spellEnd"/>
-      <w:r>
-        <w:rPr>
-          <w:rFonts w:ascii="Times New Roman" w:hAnsi="Times New Roman" w:cs="Times New Roman"/>
-          <w:sz w:val="28"/>
-          <w:szCs w:val="28"/>
-        </w:rPr>
-        <w:t xml:space="preserve"> (Одиночка), гарантирующий, что в приложении существует только один активный экземпляр базы данных. Для </w:t>
-      </w:r>
-      <w:r>
-        <w:rPr>
-          <w:rFonts w:ascii="Times New Roman" w:hAnsi="Times New Roman" w:cs="Times New Roman"/>
-          <w:sz w:val="28"/>
-          <w:szCs w:val="28"/>
-        </w:rPr>
-        <w:lastRenderedPageBreak/>
-        <w:t xml:space="preserve">обеспечения асинхронности операций записи здесь же инициализируется пул потоков </w:t>
-      </w:r>
-      <w:proofErr w:type="spellStart"/>
-      <w:r>
-        <w:rPr>
-          <w:rFonts w:ascii="Times New Roman" w:hAnsi="Times New Roman" w:cs="Times New Roman"/>
-          <w:sz w:val="28"/>
-          <w:szCs w:val="28"/>
-        </w:rPr>
-        <w:t>databaseWriteExecutor</w:t>
-      </w:r>
-      <w:proofErr w:type="spellEnd"/>
-      <w:r>
-        <w:rPr>
-          <w:rFonts w:ascii="Times New Roman" w:hAnsi="Times New Roman" w:cs="Times New Roman"/>
-          <w:sz w:val="28"/>
-          <w:szCs w:val="28"/>
-        </w:rPr>
-        <w:t>.</w:t>
-      </w:r>
-    </w:p>
-    <w:p>
-      <w:pPr>
-        <w:spacing w:line="360" w:lineRule="auto"/>
-        <w:ind w:firstLine="709"/>
-        <w:jc w:val="both"/>
-        <w:rPr>
-          <w:rFonts w:ascii="Times New Roman" w:hAnsi="Times New Roman" w:cs="Times New Roman"/>
-          <w:sz w:val="28"/>
-          <w:szCs w:val="28"/>
-        </w:rPr>
-      </w:pPr>
-      <w:r>
-        <w:rPr>
-          <w:rFonts w:ascii="Times New Roman" w:hAnsi="Times New Roman" w:cs="Times New Roman"/>
-          <w:sz w:val="28"/>
-          <w:szCs w:val="28"/>
-        </w:rPr>
-        <w:t xml:space="preserve">[ВНИМАНИЕ СТУДЕНТУ: Вставьте UML-диаграмму классов (Class </w:t>
-      </w:r>
-      <w:proofErr w:type="spellStart"/>
-      <w:r>
-        <w:rPr>
-          <w:rFonts w:ascii="Times New Roman" w:hAnsi="Times New Roman" w:cs="Times New Roman"/>
-          <w:sz w:val="28"/>
-          <w:szCs w:val="28"/>
-        </w:rPr>
-        <w:t>Diagram</w:t>
-      </w:r>
-      <w:proofErr w:type="spellEnd"/>
-      <w:r>
-        <w:rPr>
-          <w:rFonts w:ascii="Times New Roman" w:hAnsi="Times New Roman" w:cs="Times New Roman"/>
-          <w:sz w:val="28"/>
-          <w:szCs w:val="28"/>
-        </w:rPr>
-        <w:t xml:space="preserve">), описывающую структуру паттерна MVVM в вашем приложении (связь </w:t>
-      </w:r>
-      <w:proofErr w:type="spellStart"/>
-      <w:r>
-        <w:rPr>
-          <w:rFonts w:ascii="Times New Roman" w:hAnsi="Times New Roman" w:cs="Times New Roman"/>
-          <w:sz w:val="28"/>
-          <w:szCs w:val="28"/>
-        </w:rPr>
-        <w:t>Expense</w:t>
-      </w:r>
-      <w:proofErr w:type="spellEnd"/>
-      <w:r>
-        <w:rPr>
-          <w:rFonts w:ascii="Times New Roman" w:hAnsi="Times New Roman" w:cs="Times New Roman"/>
-          <w:sz w:val="28"/>
-          <w:szCs w:val="28"/>
-        </w:rPr>
-        <w:t xml:space="preserve"> -&gt; </w:t>
-      </w:r>
-      <w:proofErr w:type="spellStart"/>
-      <w:r>
-        <w:rPr>
-          <w:rFonts w:ascii="Times New Roman" w:hAnsi="Times New Roman" w:cs="Times New Roman"/>
-          <w:sz w:val="28"/>
-          <w:szCs w:val="28"/>
-        </w:rPr>
-        <w:t>ExpenseDao</w:t>
-      </w:r>
-      <w:proofErr w:type="spellEnd"/>
-      <w:r>
-        <w:rPr>
-          <w:rFonts w:ascii="Times New Roman" w:hAnsi="Times New Roman" w:cs="Times New Roman"/>
-          <w:sz w:val="28"/>
-          <w:szCs w:val="28"/>
-        </w:rPr>
-        <w:t xml:space="preserve"> -&gt; </w:t>
-      </w:r>
-      <w:proofErr w:type="spellStart"/>
-      <w:r>
-        <w:rPr>
-          <w:rFonts w:ascii="Times New Roman" w:hAnsi="Times New Roman" w:cs="Times New Roman"/>
-          <w:sz w:val="28"/>
-          <w:szCs w:val="28"/>
-        </w:rPr>
-        <w:t>ExpenseViewModel</w:t>
-      </w:r>
-      <w:proofErr w:type="spellEnd"/>
-      <w:r>
-        <w:rPr>
-          <w:rFonts w:ascii="Times New Roman" w:hAnsi="Times New Roman" w:cs="Times New Roman"/>
-          <w:sz w:val="28"/>
-          <w:szCs w:val="28"/>
-        </w:rPr>
-        <w:t xml:space="preserve"> -&gt; </w:t>
-      </w:r>
-      <w:proofErr w:type="spellStart"/>
-      <w:r>
-        <w:rPr>
-          <w:rFonts w:ascii="Times New Roman" w:hAnsi="Times New Roman" w:cs="Times New Roman"/>
-          <w:sz w:val="28"/>
-          <w:szCs w:val="28"/>
-        </w:rPr>
-        <w:t>HomeFragment</w:t>
-      </w:r>
-      <w:proofErr w:type="spellEnd"/>
-      <w:r>
-        <w:rPr>
-          <w:rFonts w:ascii="Times New Roman" w:hAnsi="Times New Roman" w:cs="Times New Roman"/>
-          <w:sz w:val="28"/>
-          <w:szCs w:val="28"/>
-        </w:rPr>
-        <w:t>). Подпись: Рис. 2.3. Архитектура приложения на базе паттерна MVVM]</w:t>
-      </w:r>
-    </w:p>
-    <w:p>
-      <w:pPr>
-        <w:pStyle w:val="3"/>
-        <w:rPr>
-          <w:rFonts w:ascii="Times New Roman" w:hAnsi="Times New Roman" w:cs="Times New Roman"/>
-          <w:b/>
-          <w:bCs/>
-          <w:color w:val="auto"/>
-        </w:rPr>
-      </w:pPr>
-      <w:bookmarkStart w:id="18" w:name="_Toc225414008"/>
-      <w:r>
-        <w:rPr>
-          <w:rFonts w:ascii="Times New Roman" w:hAnsi="Times New Roman" w:cs="Times New Roman"/>
-          <w:b/>
-          <w:bCs/>
-          <w:color w:val="auto"/>
-        </w:rPr>
-        <w:t>2.2.2. Реализация связующего уровня (</w:t>
-      </w:r>
-      <w:proofErr w:type="spellStart"/>
-      <w:r>
-        <w:rPr>
-          <w:rFonts w:ascii="Times New Roman" w:hAnsi="Times New Roman" w:cs="Times New Roman"/>
-          <w:b/>
-          <w:bCs/>
-          <w:color w:val="auto"/>
-        </w:rPr>
-        <w:t>ViewModel</w:t>
-      </w:r>
-      <w:proofErr w:type="spellEnd"/>
-      <w:r>
-        <w:rPr>
-          <w:rFonts w:ascii="Times New Roman" w:hAnsi="Times New Roman" w:cs="Times New Roman"/>
-          <w:b/>
-          <w:bCs/>
-          <w:color w:val="auto"/>
-        </w:rPr>
-        <w:t>)</w:t>
+        <w:t>2.2.2. Реализация связующего уровня (ViewModel)</w:t>
       </w:r>
       <w:bookmarkEnd w:id="18"/>
     </w:p>
@@ -8923,99 +6540,27 @@
           <w:sz w:val="28"/>
           <w:szCs w:val="28"/>
         </w:rPr>
-        <w:t xml:space="preserve">Класс ExpenseViewModel.java наследуется от </w:t>
-      </w:r>
-      <w:proofErr w:type="spellStart"/>
-      <w:r>
-        <w:rPr>
-          <w:rFonts w:ascii="Times New Roman" w:hAnsi="Times New Roman" w:cs="Times New Roman"/>
-          <w:sz w:val="28"/>
-          <w:szCs w:val="28"/>
-        </w:rPr>
-        <w:t>AndroidViewModel</w:t>
-      </w:r>
-      <w:proofErr w:type="spellEnd"/>
-      <w:r>
-        <w:rPr>
-          <w:rFonts w:ascii="Times New Roman" w:hAnsi="Times New Roman" w:cs="Times New Roman"/>
-          <w:sz w:val="28"/>
-          <w:szCs w:val="28"/>
-        </w:rPr>
-        <w:t xml:space="preserve"> и служит "мостом" между DAO и Фрагментами.</w:t>
-      </w:r>
-    </w:p>
-    <w:p>
-      <w:pPr>
-        <w:spacing w:line="360" w:lineRule="auto"/>
-        <w:ind w:firstLine="709"/>
-        <w:jc w:val="both"/>
-        <w:rPr>
-          <w:rFonts w:ascii="Times New Roman" w:hAnsi="Times New Roman" w:cs="Times New Roman"/>
-          <w:sz w:val="28"/>
-          <w:szCs w:val="28"/>
-        </w:rPr>
-      </w:pPr>
-      <w:r>
-        <w:rPr>
-          <w:rFonts w:ascii="Times New Roman" w:hAnsi="Times New Roman" w:cs="Times New Roman"/>
-          <w:sz w:val="28"/>
-          <w:szCs w:val="28"/>
-        </w:rPr>
-        <w:t xml:space="preserve">При инициализации </w:t>
-      </w:r>
-      <w:proofErr w:type="spellStart"/>
-      <w:r>
-        <w:rPr>
-          <w:rFonts w:ascii="Times New Roman" w:hAnsi="Times New Roman" w:cs="Times New Roman"/>
-          <w:sz w:val="28"/>
-          <w:szCs w:val="28"/>
-        </w:rPr>
-        <w:t>ViewModel</w:t>
-      </w:r>
-      <w:proofErr w:type="spellEnd"/>
-      <w:r>
-        <w:rPr>
-          <w:rFonts w:ascii="Times New Roman" w:hAnsi="Times New Roman" w:cs="Times New Roman"/>
-          <w:sz w:val="28"/>
-          <w:szCs w:val="28"/>
-        </w:rPr>
-        <w:t xml:space="preserve"> получает экземпляр базы данных и сохраняет ссылки на потоки </w:t>
-      </w:r>
-      <w:proofErr w:type="spellStart"/>
-      <w:r>
-        <w:rPr>
-          <w:rFonts w:ascii="Times New Roman" w:hAnsi="Times New Roman" w:cs="Times New Roman"/>
-          <w:sz w:val="28"/>
-          <w:szCs w:val="28"/>
-        </w:rPr>
-        <w:t>LiveData</w:t>
-      </w:r>
-      <w:proofErr w:type="spellEnd"/>
-      <w:r>
-        <w:rPr>
-          <w:rFonts w:ascii="Times New Roman" w:hAnsi="Times New Roman" w:cs="Times New Roman"/>
-          <w:sz w:val="28"/>
-          <w:szCs w:val="28"/>
-        </w:rPr>
-        <w:t xml:space="preserve">. Одной из самых интересных реализаций в данном классе является обработка фильтрации данных по датам для статистики. Для этого используется </w:t>
-      </w:r>
-      <w:proofErr w:type="spellStart"/>
-      <w:r>
-        <w:rPr>
-          <w:rFonts w:ascii="Times New Roman" w:hAnsi="Times New Roman" w:cs="Times New Roman"/>
-          <w:sz w:val="28"/>
-          <w:szCs w:val="28"/>
-        </w:rPr>
-        <w:t>Transformations.switchMap</w:t>
-      </w:r>
-      <w:proofErr w:type="spellEnd"/>
-      <w:r>
-        <w:rPr>
-          <w:rFonts w:ascii="Times New Roman" w:hAnsi="Times New Roman" w:cs="Times New Roman"/>
-          <w:sz w:val="28"/>
-          <w:szCs w:val="28"/>
-        </w:rPr>
-        <w:t>.</w:t>
+        <w:t>Класс ExpenseViewModel.java наследуется от AndroidViewModel и служит "мостом" между DAO и Фрагментами.</w:t>
+      </w:r>
+    </w:p>
+    <w:p>
+      <w:pPr>
+        <w:spacing w:line="360" w:lineRule="auto"/>
+        <w:ind w:firstLine="709"/>
+        <w:jc w:val="both"/>
+        <w:rPr>
+          <w:rFonts w:ascii="Times New Roman" w:hAnsi="Times New Roman" w:cs="Times New Roman"/>
+          <w:sz w:val="28"/>
+          <w:szCs w:val="28"/>
+        </w:rPr>
+      </w:pPr>
+      <w:r>
+        <w:rPr>
+          <w:rFonts w:ascii="Times New Roman" w:hAnsi="Times New Roman" w:cs="Times New Roman"/>
+          <w:sz w:val="28"/>
+          <w:szCs w:val="28"/>
+        </w:rPr>
+        <w:t>При инициализации ViewModel получает экземпляр базы данных и сохраняет ссылки на потоки LiveData. Одной из самых интересных реализаций в данном классе является обработка фильтрации данных по датам для статистики. Для этого используется Transformations.switchMap.</w:t>
       </w:r>
       <w:r>
         <w:rPr>
@@ -9048,45 +6593,9 @@
           <w:sz w:val="28"/>
           <w:szCs w:val="28"/>
         </w:rPr>
-        <w:t xml:space="preserve">Во </w:t>
-      </w:r>
-      <w:proofErr w:type="spellStart"/>
-      <w:r>
-        <w:rPr>
-          <w:rFonts w:ascii="Times New Roman" w:hAnsi="Times New Roman" w:cs="Times New Roman"/>
-          <w:sz w:val="28"/>
-          <w:szCs w:val="28"/>
-        </w:rPr>
-        <w:t>ViewModel</w:t>
-      </w:r>
-      <w:proofErr w:type="spellEnd"/>
-      <w:r>
-        <w:rPr>
-          <w:rFonts w:ascii="Times New Roman" w:hAnsi="Times New Roman" w:cs="Times New Roman"/>
-          <w:sz w:val="28"/>
-          <w:szCs w:val="28"/>
-        </w:rPr>
-        <w:t xml:space="preserve"> хранится текущая выбранная дата начала периода </w:t>
-      </w:r>
-      <w:proofErr w:type="spellStart"/>
-      <w:r>
-        <w:rPr>
-          <w:rFonts w:ascii="Times New Roman" w:hAnsi="Times New Roman" w:cs="Times New Roman"/>
-          <w:sz w:val="28"/>
-          <w:szCs w:val="28"/>
-        </w:rPr>
-        <w:t>selectedStartDate</w:t>
-      </w:r>
-      <w:proofErr w:type="spellEnd"/>
-      <w:r>
-        <w:rPr>
-          <w:rFonts w:ascii="Times New Roman" w:hAnsi="Times New Roman" w:cs="Times New Roman"/>
-          <w:sz w:val="28"/>
-          <w:szCs w:val="28"/>
-        </w:rPr>
-        <w:t xml:space="preserve"> в виде </w:t>
-      </w:r>
-      <w:proofErr w:type="spellStart"/>
+        <w:lastRenderedPageBreak/>
+        <w:t xml:space="preserve">Во ViewModel хранится текущая выбранная дата начала периода selectedStartDate в виде </w:t>
+      </w:r>
       <w:proofErr w:type="gramStart"/>
       <w:r>
         <w:rPr>
@@ -9094,16 +6603,7 @@
           <w:sz w:val="28"/>
           <w:szCs w:val="28"/>
         </w:rPr>
-        <w:t>MutableLiveData</w:t>
-      </w:r>
-      <w:proofErr w:type="spellEnd"/>
-      <w:r>
-        <w:rPr>
-          <w:rFonts w:ascii="Times New Roman" w:hAnsi="Times New Roman" w:cs="Times New Roman"/>
-          <w:sz w:val="28"/>
-          <w:szCs w:val="28"/>
-        </w:rPr>
-        <w:t>&lt;</w:t>
+        <w:t>MutableLiveData&lt;</w:t>
       </w:r>
       <w:proofErr w:type="gramEnd"/>
       <w:r>
@@ -9130,23 +6630,13 @@
           <w:szCs w:val="28"/>
         </w:rPr>
       </w:pPr>
-      <w:proofErr w:type="spellStart"/>
-      <w:r>
-        <w:rPr>
-          <w:rFonts w:ascii="Times New Roman" w:hAnsi="Times New Roman" w:cs="Times New Roman"/>
-          <w:sz w:val="28"/>
-          <w:szCs w:val="28"/>
-        </w:rPr>
-        <w:t>switchMap</w:t>
-      </w:r>
-      <w:proofErr w:type="spellEnd"/>
-      <w:r>
-        <w:rPr>
-          <w:rFonts w:ascii="Times New Roman" w:hAnsi="Times New Roman" w:cs="Times New Roman"/>
-          <w:sz w:val="28"/>
-          <w:szCs w:val="28"/>
-        </w:rPr>
-        <w:t xml:space="preserve"> "слушает" изменения этой переменной.</w:t>
+      <w:r>
+        <w:rPr>
+          <w:rFonts w:ascii="Times New Roman" w:hAnsi="Times New Roman" w:cs="Times New Roman"/>
+          <w:sz w:val="28"/>
+          <w:szCs w:val="28"/>
+        </w:rPr>
+        <w:t>switchMap "слушает" изменения этой переменной.</w:t>
       </w:r>
     </w:p>
     <w:p>
@@ -9172,7 +6662,6 @@
         </w:rPr>
         <w:t xml:space="preserve">Как только пользователь нажимает кнопку "За неделю" на экране статистики, вызывается метод </w:t>
       </w:r>
-      <w:proofErr w:type="spellStart"/>
       <w:proofErr w:type="gramStart"/>
       <w:r>
         <w:rPr>
@@ -9180,16 +6669,7 @@
           <w:sz w:val="28"/>
           <w:szCs w:val="28"/>
         </w:rPr>
-        <w:t>setPeriod</w:t>
-      </w:r>
-      <w:proofErr w:type="spellEnd"/>
-      <w:r>
-        <w:rPr>
-          <w:rFonts w:ascii="Times New Roman" w:hAnsi="Times New Roman" w:cs="Times New Roman"/>
-          <w:sz w:val="28"/>
-          <w:szCs w:val="28"/>
-        </w:rPr>
-        <w:t>(</w:t>
+        <w:t>setPeriod(</w:t>
       </w:r>
       <w:proofErr w:type="gramEnd"/>
       <w:r>
@@ -9198,43 +6678,7 @@
           <w:sz w:val="28"/>
           <w:szCs w:val="28"/>
         </w:rPr>
-        <w:t xml:space="preserve">7). Метод вычисляет </w:t>
-      </w:r>
-      <w:proofErr w:type="spellStart"/>
-      <w:r>
-        <w:rPr>
-          <w:rFonts w:ascii="Times New Roman" w:hAnsi="Times New Roman" w:cs="Times New Roman"/>
-          <w:sz w:val="28"/>
-          <w:szCs w:val="28"/>
-        </w:rPr>
-        <w:t>timestamp</w:t>
-      </w:r>
-      <w:proofErr w:type="spellEnd"/>
-      <w:r>
-        <w:rPr>
-          <w:rFonts w:ascii="Times New Roman" w:hAnsi="Times New Roman" w:cs="Times New Roman"/>
-          <w:sz w:val="28"/>
-          <w:szCs w:val="28"/>
-        </w:rPr>
-        <w:t xml:space="preserve"> даты, которая была 7 дней назад, и обновляет </w:t>
-      </w:r>
-      <w:proofErr w:type="spellStart"/>
-      <w:r>
-        <w:rPr>
-          <w:rFonts w:ascii="Times New Roman" w:hAnsi="Times New Roman" w:cs="Times New Roman"/>
-          <w:sz w:val="28"/>
-          <w:szCs w:val="28"/>
-        </w:rPr>
-        <w:t>selectedStartDate</w:t>
-      </w:r>
-      <w:proofErr w:type="spellEnd"/>
-      <w:r>
-        <w:rPr>
-          <w:rFonts w:ascii="Times New Roman" w:hAnsi="Times New Roman" w:cs="Times New Roman"/>
-          <w:sz w:val="28"/>
-          <w:szCs w:val="28"/>
-        </w:rPr>
-        <w:t>.</w:t>
+        <w:t>7). Метод вычисляет timestamp даты, которая была 7 дней назад, и обновляет selectedStartDate.</w:t>
       </w:r>
     </w:p>
     <w:p>
@@ -9252,41 +6696,13 @@
           <w:szCs w:val="28"/>
         </w:rPr>
       </w:pPr>
-      <w:proofErr w:type="spellStart"/>
-      <w:r>
-        <w:rPr>
-          <w:rFonts w:ascii="Times New Roman" w:hAnsi="Times New Roman" w:cs="Times New Roman"/>
-          <w:sz w:val="28"/>
-          <w:szCs w:val="28"/>
-        </w:rPr>
-        <w:t>switchMap</w:t>
-      </w:r>
-      <w:proofErr w:type="spellEnd"/>
-      <w:r>
-        <w:rPr>
-          <w:rFonts w:ascii="Times New Roman" w:hAnsi="Times New Roman" w:cs="Times New Roman"/>
-          <w:sz w:val="28"/>
-          <w:szCs w:val="28"/>
-        </w:rPr>
-        <w:t xml:space="preserve"> реагирует на изменение, отменяет старый SQL-запрос к базе данных и выполняет новый (передавая новую дату в метод DAO </w:t>
-      </w:r>
-      <w:proofErr w:type="spellStart"/>
-      <w:r>
-        <w:rPr>
-          <w:rFonts w:ascii="Times New Roman" w:hAnsi="Times New Roman" w:cs="Times New Roman"/>
-          <w:sz w:val="28"/>
-          <w:szCs w:val="28"/>
-        </w:rPr>
-        <w:t>getExpensesFromDate</w:t>
-      </w:r>
-      <w:proofErr w:type="spellEnd"/>
-      <w:r>
-        <w:rPr>
-          <w:rFonts w:ascii="Times New Roman" w:hAnsi="Times New Roman" w:cs="Times New Roman"/>
-          <w:sz w:val="28"/>
-          <w:szCs w:val="28"/>
-        </w:rPr>
-        <w:t>).</w:t>
+      <w:r>
+        <w:rPr>
+          <w:rFonts w:ascii="Times New Roman" w:hAnsi="Times New Roman" w:cs="Times New Roman"/>
+          <w:sz w:val="28"/>
+          <w:szCs w:val="28"/>
+        </w:rPr>
+        <w:t>switchMap реагирует на изменение, отменяет старый SQL-запрос к базе данных и выполняет новый (передавая новую дату в метод DAO getExpensesFromDate).</w:t>
       </w:r>
     </w:p>
     <w:p>
@@ -9339,82 +6755,111 @@
           <w:sz w:val="28"/>
           <w:szCs w:val="28"/>
         </w:rPr>
+        <w:t xml:space="preserve">Все методы, изменяющие данные (insert, delete, update), оборачиваются в вызов </w:t>
+      </w:r>
+      <w:proofErr w:type="gramStart"/>
+      <w:r>
+        <w:rPr>
+          <w:rFonts w:ascii="Times New Roman" w:hAnsi="Times New Roman" w:cs="Times New Roman"/>
+          <w:sz w:val="28"/>
+          <w:szCs w:val="28"/>
+        </w:rPr>
+        <w:t>AppDatabase.databaseWriteExecutor.execute</w:t>
+      </w:r>
+      <w:proofErr w:type="gramEnd"/>
+      <w:r>
+        <w:rPr>
+          <w:rFonts w:ascii="Times New Roman" w:hAnsi="Times New Roman" w:cs="Times New Roman"/>
+          <w:sz w:val="28"/>
+          <w:szCs w:val="28"/>
+        </w:rPr>
+        <w:t>(), отправляя ресурсоемкую операцию записи на жесткий диск устройства в фоновый поток. Если бы эта операция выполнялась в главном (UI) потоке, приложение бы замерло на несколько миллисекунд (или упало бы с исключением).</w:t>
+      </w:r>
+    </w:p>
+    <w:p>
+      <w:pPr>
+        <w:spacing w:line="360" w:lineRule="auto"/>
+        <w:ind w:firstLine="709"/>
+        <w:jc w:val="both"/>
+        <w:rPr>
+          <w:rFonts w:ascii="Times New Roman" w:hAnsi="Times New Roman" w:cs="Times New Roman"/>
+          <w:sz w:val="28"/>
+          <w:szCs w:val="28"/>
+        </w:rPr>
+      </w:pPr>
+      <w:r>
+        <w:rPr>
+          <w:noProof/>
+        </w:rPr>
         <w:lastRenderedPageBreak/>
-        <w:t>Все методы, изменяющие данные (</w:t>
-      </w:r>
-      <w:proofErr w:type="spellStart"/>
-      <w:r>
-        <w:rPr>
-          <w:rFonts w:ascii="Times New Roman" w:hAnsi="Times New Roman" w:cs="Times New Roman"/>
-          <w:sz w:val="28"/>
-          <w:szCs w:val="28"/>
-        </w:rPr>
-        <w:t>insert</w:t>
-      </w:r>
-      <w:proofErr w:type="spellEnd"/>
-      <w:r>
-        <w:rPr>
-          <w:rFonts w:ascii="Times New Roman" w:hAnsi="Times New Roman" w:cs="Times New Roman"/>
-          <w:sz w:val="28"/>
-          <w:szCs w:val="28"/>
-        </w:rPr>
-        <w:t xml:space="preserve">, </w:t>
-      </w:r>
-      <w:proofErr w:type="spellStart"/>
-      <w:r>
-        <w:rPr>
-          <w:rFonts w:ascii="Times New Roman" w:hAnsi="Times New Roman" w:cs="Times New Roman"/>
-          <w:sz w:val="28"/>
-          <w:szCs w:val="28"/>
-        </w:rPr>
-        <w:t>delete</w:t>
-      </w:r>
-      <w:proofErr w:type="spellEnd"/>
-      <w:r>
-        <w:rPr>
-          <w:rFonts w:ascii="Times New Roman" w:hAnsi="Times New Roman" w:cs="Times New Roman"/>
-          <w:sz w:val="28"/>
-          <w:szCs w:val="28"/>
-        </w:rPr>
-        <w:t xml:space="preserve">, </w:t>
-      </w:r>
-      <w:proofErr w:type="spellStart"/>
-      <w:r>
-        <w:rPr>
-          <w:rFonts w:ascii="Times New Roman" w:hAnsi="Times New Roman" w:cs="Times New Roman"/>
-          <w:sz w:val="28"/>
-          <w:szCs w:val="28"/>
-        </w:rPr>
-        <w:t>update</w:t>
-      </w:r>
-      <w:proofErr w:type="spellEnd"/>
-      <w:r>
-        <w:rPr>
-          <w:rFonts w:ascii="Times New Roman" w:hAnsi="Times New Roman" w:cs="Times New Roman"/>
-          <w:sz w:val="28"/>
-          <w:szCs w:val="28"/>
-        </w:rPr>
-        <w:t xml:space="preserve">), оборачиваются в вызов </w:t>
-      </w:r>
-      <w:proofErr w:type="spellStart"/>
-      <w:proofErr w:type="gramStart"/>
-      <w:r>
-        <w:rPr>
-          <w:rFonts w:ascii="Times New Roman" w:hAnsi="Times New Roman" w:cs="Times New Roman"/>
-          <w:sz w:val="28"/>
-          <w:szCs w:val="28"/>
-        </w:rPr>
-        <w:t>AppDatabase.databaseWriteExecutor.execute</w:t>
-      </w:r>
-      <w:proofErr w:type="spellEnd"/>
-      <w:proofErr w:type="gramEnd"/>
-      <w:r>
-        <w:rPr>
-          <w:rFonts w:ascii="Times New Roman" w:hAnsi="Times New Roman" w:cs="Times New Roman"/>
-          <w:sz w:val="28"/>
-          <w:szCs w:val="28"/>
-        </w:rPr>
-        <w:t>(), отправляя ресурсоемкую операцию записи на жесткий диск устройства в фоновый поток. Если бы эта операция выполнялась в главном (UI) потоке, приложение бы замерло на несколько миллисекунд (или упало бы с исключением).</w:t>
+        <w:drawing>
+          <wp:inline distT="0" distB="0" distL="0" distR="0" wp14:anchorId="5B658EEC" wp14:editId="7E3E115C">
+            <wp:extent cx="3564890" cy="7233920"/>
+            <wp:effectExtent l="0" t="0" r="0" b="5080"/>
+            <wp:docPr id="3" name="Рисунок 3"/>
+            <wp:cNvGraphicFramePr>
+              <a:graphicFrameLocks xmlns:a="http://schemas.openxmlformats.org/drawingml/2006/main" noChangeAspect="1"/>
+            </wp:cNvGraphicFramePr>
+            <a:graphic xmlns:a="http://schemas.openxmlformats.org/drawingml/2006/main">
+              <a:graphicData uri="http://schemas.openxmlformats.org/drawingml/2006/picture">
+                <pic:pic xmlns:pic="http://schemas.openxmlformats.org/drawingml/2006/picture">
+                  <pic:nvPicPr>
+                    <pic:cNvPr id="0" name="Picture 5"/>
+                    <pic:cNvPicPr>
+                      <a:picLocks noChangeAspect="1" noChangeArrowheads="1"/>
+                    </pic:cNvPicPr>
+                  </pic:nvPicPr>
+                  <pic:blipFill>
+                    <a:blip r:embed="rId8">
+                      <a:extLst>
+                        <a:ext uri="{28A0092B-C50C-407E-A947-70E740481C1C}">
+                          <a14:useLocalDpi xmlns:a14="http://schemas.microsoft.com/office/drawing/2010/main" val="0"/>
+                        </a:ext>
+                      </a:extLst>
+                    </a:blip>
+                    <a:srcRect/>
+                    <a:stretch>
+                      <a:fillRect/>
+                    </a:stretch>
+                  </pic:blipFill>
+                  <pic:spPr bwMode="auto">
+                    <a:xfrm>
+                      <a:off x="0" y="0"/>
+                      <a:ext cx="3564890" cy="7233920"/>
+                    </a:xfrm>
+                    <a:prstGeom prst="rect">
+                      <a:avLst/>
+                    </a:prstGeom>
+                    <a:noFill/>
+                    <a:ln>
+                      <a:noFill/>
+                    </a:ln>
+                  </pic:spPr>
+                </pic:pic>
+              </a:graphicData>
+            </a:graphic>
+          </wp:inline>
+        </w:drawing>
+      </w:r>
+    </w:p>
+    <w:p>
+      <w:pPr>
+        <w:spacing w:line="360" w:lineRule="auto"/>
+        <w:ind w:firstLine="709"/>
+        <w:jc w:val="center"/>
+        <w:rPr>
+          <w:rFonts w:ascii="Times New Roman" w:hAnsi="Times New Roman" w:cs="Times New Roman"/>
+          <w:sz w:val="28"/>
+          <w:szCs w:val="28"/>
+        </w:rPr>
+      </w:pPr>
+      <w:r>
+        <w:rPr>
+          <w:rFonts w:ascii="Times New Roman" w:hAnsi="Times New Roman" w:cs="Times New Roman"/>
+          <w:sz w:val="28"/>
+          <w:szCs w:val="28"/>
+        </w:rPr>
+        <w:t>Рис. 2.2. Архитектура приложения на базе паттерна MVVM</w:t>
       </w:r>
     </w:p>
     <w:p>
@@ -9456,25 +6901,7 @@
           <w:sz w:val="28"/>
           <w:szCs w:val="28"/>
         </w:rPr>
-        <w:t xml:space="preserve">Бизнес-логика экранов реализована в классах-наследниках </w:t>
-      </w:r>
-      <w:proofErr w:type="spellStart"/>
-      <w:r>
-        <w:rPr>
-          <w:rFonts w:ascii="Times New Roman" w:hAnsi="Times New Roman" w:cs="Times New Roman"/>
-          <w:sz w:val="28"/>
-          <w:szCs w:val="28"/>
-        </w:rPr>
-        <w:t>Fragment</w:t>
-      </w:r>
-      <w:proofErr w:type="spellEnd"/>
-      <w:r>
-        <w:rPr>
-          <w:rFonts w:ascii="Times New Roman" w:hAnsi="Times New Roman" w:cs="Times New Roman"/>
-          <w:sz w:val="28"/>
-          <w:szCs w:val="28"/>
-        </w:rPr>
-        <w:t>.</w:t>
+        <w:t>Бизнес-логика экранов реализована в классах-наследниках Fragment.</w:t>
       </w:r>
       <w:r>
         <w:rPr>
@@ -9516,43 +6943,8 @@
           <w:sz w:val="28"/>
           <w:szCs w:val="28"/>
         </w:rPr>
-        <w:t xml:space="preserve">Инициализация </w:t>
-      </w:r>
-      <w:proofErr w:type="spellStart"/>
-      <w:r>
-        <w:rPr>
-          <w:rFonts w:ascii="Times New Roman" w:hAnsi="Times New Roman" w:cs="Times New Roman"/>
-          <w:sz w:val="28"/>
-          <w:szCs w:val="28"/>
-        </w:rPr>
-        <w:t>RecyclerView</w:t>
-      </w:r>
-      <w:proofErr w:type="spellEnd"/>
-      <w:r>
-        <w:rPr>
-          <w:rFonts w:ascii="Times New Roman" w:hAnsi="Times New Roman" w:cs="Times New Roman"/>
-          <w:sz w:val="28"/>
-          <w:szCs w:val="28"/>
-        </w:rPr>
-        <w:t xml:space="preserve"> и присвоение ему менеджера компоновки </w:t>
-      </w:r>
-      <w:proofErr w:type="spellStart"/>
-      <w:r>
-        <w:rPr>
-          <w:rFonts w:ascii="Times New Roman" w:hAnsi="Times New Roman" w:cs="Times New Roman"/>
-          <w:sz w:val="28"/>
-          <w:szCs w:val="28"/>
-        </w:rPr>
-        <w:t>LinearLayoutManager</w:t>
-      </w:r>
-      <w:proofErr w:type="spellEnd"/>
-      <w:r>
-        <w:rPr>
-          <w:rFonts w:ascii="Times New Roman" w:hAnsi="Times New Roman" w:cs="Times New Roman"/>
-          <w:sz w:val="28"/>
-          <w:szCs w:val="28"/>
-        </w:rPr>
-        <w:t>.</w:t>
+        <w:lastRenderedPageBreak/>
+        <w:t>Инициализация RecyclerView и присвоение ему менеджера компоновки LinearLayoutManager.</w:t>
       </w:r>
     </w:p>
     <w:p>
@@ -9576,25 +6968,7 @@
           <w:sz w:val="28"/>
           <w:szCs w:val="28"/>
         </w:rPr>
-        <w:t xml:space="preserve">Инициализация </w:t>
-      </w:r>
-      <w:proofErr w:type="spellStart"/>
-      <w:r>
-        <w:rPr>
-          <w:rFonts w:ascii="Times New Roman" w:hAnsi="Times New Roman" w:cs="Times New Roman"/>
-          <w:sz w:val="28"/>
-          <w:szCs w:val="28"/>
-        </w:rPr>
-        <w:t>ExpenseAdapter</w:t>
-      </w:r>
-      <w:proofErr w:type="spellEnd"/>
-      <w:r>
-        <w:rPr>
-          <w:rFonts w:ascii="Times New Roman" w:hAnsi="Times New Roman" w:cs="Times New Roman"/>
-          <w:sz w:val="28"/>
-          <w:szCs w:val="28"/>
-        </w:rPr>
-        <w:t>.</w:t>
+        <w:t>Инициализация ExpenseAdapter.</w:t>
       </w:r>
     </w:p>
     <w:p>
@@ -9618,43 +6992,7 @@
           <w:sz w:val="28"/>
           <w:szCs w:val="28"/>
         </w:rPr>
-        <w:t xml:space="preserve">Подписка на данные из </w:t>
-      </w:r>
-      <w:proofErr w:type="spellStart"/>
-      <w:r>
-        <w:rPr>
-          <w:rFonts w:ascii="Times New Roman" w:hAnsi="Times New Roman" w:cs="Times New Roman"/>
-          <w:sz w:val="28"/>
-          <w:szCs w:val="28"/>
-        </w:rPr>
-        <w:t>ViewModel</w:t>
-      </w:r>
-      <w:proofErr w:type="spellEnd"/>
-      <w:r>
-        <w:rPr>
-          <w:rFonts w:ascii="Times New Roman" w:hAnsi="Times New Roman" w:cs="Times New Roman"/>
-          <w:sz w:val="28"/>
-          <w:szCs w:val="28"/>
-        </w:rPr>
-        <w:t xml:space="preserve">: </w:t>
-      </w:r>
-      <w:proofErr w:type="spellStart"/>
-      <w:r>
-        <w:rPr>
-          <w:rFonts w:ascii="Times New Roman" w:hAnsi="Times New Roman" w:cs="Times New Roman"/>
-          <w:sz w:val="28"/>
-          <w:szCs w:val="28"/>
-        </w:rPr>
-        <w:t>viewModel.getAllExpenses</w:t>
-      </w:r>
-      <w:proofErr w:type="spellEnd"/>
-      <w:r>
-        <w:rPr>
-          <w:rFonts w:ascii="Times New Roman" w:hAnsi="Times New Roman" w:cs="Times New Roman"/>
-          <w:sz w:val="28"/>
-          <w:szCs w:val="28"/>
-        </w:rPr>
-        <w:t>(</w:t>
+        <w:t>Подписка на данные из ViewModel: viewModel.getAllExpenses(</w:t>
       </w:r>
       <w:proofErr w:type="gramStart"/>
       <w:r>
@@ -9663,18 +7001,8 @@
           <w:sz w:val="28"/>
           <w:szCs w:val="28"/>
         </w:rPr>
-        <w:t>).</w:t>
-      </w:r>
-      <w:proofErr w:type="spellStart"/>
-      <w:r>
-        <w:rPr>
-          <w:rFonts w:ascii="Times New Roman" w:hAnsi="Times New Roman" w:cs="Times New Roman"/>
-          <w:sz w:val="28"/>
-          <w:szCs w:val="28"/>
-        </w:rPr>
-        <w:t>observe</w:t>
-      </w:r>
-      <w:proofErr w:type="spellEnd"/>
+        <w:t>).observe</w:t>
+      </w:r>
       <w:proofErr w:type="gramEnd"/>
       <w:r>
         <w:rPr>
@@ -9684,7 +7012,6 @@
         </w:rPr>
         <w:t>(...). Внутри метода-наблюдателя полученный список передается в адаптер (</w:t>
       </w:r>
-      <w:proofErr w:type="spellStart"/>
       <w:proofErr w:type="gramStart"/>
       <w:r>
         <w:rPr>
@@ -9694,7 +7021,6 @@
         </w:rPr>
         <w:t>adapter.setExpenses</w:t>
       </w:r>
-      <w:proofErr w:type="spellEnd"/>
       <w:proofErr w:type="gramEnd"/>
       <w:r>
         <w:rPr>
@@ -9702,238 +7028,86 @@
           <w:sz w:val="28"/>
           <w:szCs w:val="28"/>
         </w:rPr>
-        <w:t>(</w:t>
-      </w:r>
-      <w:proofErr w:type="spellStart"/>
-      <w:r>
-        <w:rPr>
-          <w:rFonts w:ascii="Times New Roman" w:hAnsi="Times New Roman" w:cs="Times New Roman"/>
-          <w:sz w:val="28"/>
-          <w:szCs w:val="28"/>
-        </w:rPr>
-        <w:t>expenses</w:t>
-      </w:r>
-      <w:proofErr w:type="spellEnd"/>
-      <w:r>
-        <w:rPr>
-          <w:rFonts w:ascii="Times New Roman" w:hAnsi="Times New Roman" w:cs="Times New Roman"/>
-          <w:sz w:val="28"/>
-          <w:szCs w:val="28"/>
-        </w:rPr>
-        <w:t>)), после чего адаптер сам обновляет интерфейс на экране. Также в этом блоке вызывается метод пересчета итоговой суммы для карточки бюджета.</w:t>
-      </w:r>
-    </w:p>
-    <w:p>
-      <w:pPr>
-        <w:spacing w:line="360" w:lineRule="auto"/>
-        <w:ind w:firstLine="709"/>
-        <w:jc w:val="both"/>
-        <w:rPr>
-          <w:rFonts w:ascii="Times New Roman" w:hAnsi="Times New Roman" w:cs="Times New Roman"/>
-          <w:sz w:val="28"/>
-          <w:szCs w:val="28"/>
-        </w:rPr>
-      </w:pPr>
-      <w:r>
-        <w:rPr>
-          <w:rFonts w:ascii="Times New Roman" w:hAnsi="Times New Roman" w:cs="Times New Roman"/>
-          <w:sz w:val="28"/>
-          <w:szCs w:val="28"/>
-        </w:rPr>
-        <w:t xml:space="preserve">Для реализации возможности удаления расхода был использован класс </w:t>
-      </w:r>
-      <w:proofErr w:type="spellStart"/>
-      <w:r>
-        <w:rPr>
-          <w:rFonts w:ascii="Times New Roman" w:hAnsi="Times New Roman" w:cs="Times New Roman"/>
-          <w:sz w:val="28"/>
-          <w:szCs w:val="28"/>
-        </w:rPr>
-        <w:t>ItemTouchHelper</w:t>
-      </w:r>
-      <w:proofErr w:type="spellEnd"/>
-      <w:r>
-        <w:rPr>
-          <w:rFonts w:ascii="Times New Roman" w:hAnsi="Times New Roman" w:cs="Times New Roman"/>
-          <w:sz w:val="28"/>
-          <w:szCs w:val="28"/>
-        </w:rPr>
-        <w:t>. В него передается анонимный класс-обработчик (</w:t>
-      </w:r>
-      <w:proofErr w:type="spellStart"/>
-      <w:r>
-        <w:rPr>
-          <w:rFonts w:ascii="Times New Roman" w:hAnsi="Times New Roman" w:cs="Times New Roman"/>
-          <w:sz w:val="28"/>
-          <w:szCs w:val="28"/>
-        </w:rPr>
-        <w:t>Callback</w:t>
-      </w:r>
-      <w:proofErr w:type="spellEnd"/>
-      <w:r>
-        <w:rPr>
-          <w:rFonts w:ascii="Times New Roman" w:hAnsi="Times New Roman" w:cs="Times New Roman"/>
-          <w:sz w:val="28"/>
-          <w:szCs w:val="28"/>
-        </w:rPr>
-        <w:t>), который реагирует на смахивание элемента (</w:t>
-      </w:r>
-      <w:proofErr w:type="spellStart"/>
-      <w:r>
-        <w:rPr>
-          <w:rFonts w:ascii="Times New Roman" w:hAnsi="Times New Roman" w:cs="Times New Roman"/>
-          <w:sz w:val="28"/>
-          <w:szCs w:val="28"/>
-        </w:rPr>
-        <w:t>свайп</w:t>
-      </w:r>
-      <w:proofErr w:type="spellEnd"/>
-      <w:r>
-        <w:rPr>
-          <w:rFonts w:ascii="Times New Roman" w:hAnsi="Times New Roman" w:cs="Times New Roman"/>
-          <w:sz w:val="28"/>
-          <w:szCs w:val="28"/>
-        </w:rPr>
-        <w:t xml:space="preserve">). При срабатывании события </w:t>
-      </w:r>
-      <w:proofErr w:type="spellStart"/>
-      <w:r>
-        <w:rPr>
-          <w:rFonts w:ascii="Times New Roman" w:hAnsi="Times New Roman" w:cs="Times New Roman"/>
-          <w:sz w:val="28"/>
-          <w:szCs w:val="28"/>
-        </w:rPr>
-        <w:t>onSwiped</w:t>
-      </w:r>
-      <w:proofErr w:type="spellEnd"/>
-      <w:r>
-        <w:rPr>
-          <w:rFonts w:ascii="Times New Roman" w:hAnsi="Times New Roman" w:cs="Times New Roman"/>
-          <w:sz w:val="28"/>
-          <w:szCs w:val="28"/>
-        </w:rPr>
-        <w:t xml:space="preserve"> программа вычисляет позицию элемента в списке, получает соответствующий объект </w:t>
-      </w:r>
-      <w:proofErr w:type="spellStart"/>
-      <w:r>
-        <w:rPr>
-          <w:rFonts w:ascii="Times New Roman" w:hAnsi="Times New Roman" w:cs="Times New Roman"/>
-          <w:sz w:val="28"/>
-          <w:szCs w:val="28"/>
-        </w:rPr>
-        <w:t>Expense</w:t>
-      </w:r>
-      <w:proofErr w:type="spellEnd"/>
-      <w:r>
-        <w:rPr>
-          <w:rFonts w:ascii="Times New Roman" w:hAnsi="Times New Roman" w:cs="Times New Roman"/>
-          <w:sz w:val="28"/>
-          <w:szCs w:val="28"/>
-        </w:rPr>
-        <w:t xml:space="preserve">, отправляет команду на удаление во </w:t>
-      </w:r>
-      <w:proofErr w:type="spellStart"/>
-      <w:r>
-        <w:rPr>
-          <w:rFonts w:ascii="Times New Roman" w:hAnsi="Times New Roman" w:cs="Times New Roman"/>
-          <w:sz w:val="28"/>
-          <w:szCs w:val="28"/>
-        </w:rPr>
-        <w:t>ViewModel</w:t>
-      </w:r>
-      <w:proofErr w:type="spellEnd"/>
-      <w:r>
-        <w:rPr>
-          <w:rFonts w:ascii="Times New Roman" w:hAnsi="Times New Roman" w:cs="Times New Roman"/>
-          <w:sz w:val="28"/>
-          <w:szCs w:val="28"/>
-        </w:rPr>
-        <w:t xml:space="preserve"> и выводит всплывающее уведомление </w:t>
-      </w:r>
-      <w:proofErr w:type="spellStart"/>
-      <w:r>
-        <w:rPr>
-          <w:rFonts w:ascii="Times New Roman" w:hAnsi="Times New Roman" w:cs="Times New Roman"/>
-          <w:sz w:val="28"/>
-          <w:szCs w:val="28"/>
-        </w:rPr>
-        <w:t>Toast</w:t>
-      </w:r>
-      <w:proofErr w:type="spellEnd"/>
-      <w:r>
-        <w:rPr>
-          <w:rFonts w:ascii="Times New Roman" w:hAnsi="Times New Roman" w:cs="Times New Roman"/>
-          <w:sz w:val="28"/>
-          <w:szCs w:val="28"/>
-        </w:rPr>
-        <w:t xml:space="preserve"> об успешном удалении. Для улучшения пользовательского опыта переопределен метод </w:t>
-      </w:r>
-      <w:proofErr w:type="spellStart"/>
-      <w:r>
-        <w:rPr>
-          <w:rFonts w:ascii="Times New Roman" w:hAnsi="Times New Roman" w:cs="Times New Roman"/>
-          <w:sz w:val="28"/>
-          <w:szCs w:val="28"/>
-        </w:rPr>
-        <w:t>onChildDraw</w:t>
-      </w:r>
-      <w:proofErr w:type="spellEnd"/>
-      <w:r>
-        <w:rPr>
-          <w:rFonts w:ascii="Times New Roman" w:hAnsi="Times New Roman" w:cs="Times New Roman"/>
-          <w:sz w:val="28"/>
-          <w:szCs w:val="28"/>
-        </w:rPr>
-        <w:t xml:space="preserve">, который во время </w:t>
-      </w:r>
-      <w:proofErr w:type="spellStart"/>
-      <w:r>
-        <w:rPr>
-          <w:rFonts w:ascii="Times New Roman" w:hAnsi="Times New Roman" w:cs="Times New Roman"/>
-          <w:sz w:val="28"/>
-          <w:szCs w:val="28"/>
-        </w:rPr>
-        <w:t>свайпа</w:t>
-      </w:r>
-      <w:proofErr w:type="spellEnd"/>
-      <w:r>
-        <w:rPr>
-          <w:rFonts w:ascii="Times New Roman" w:hAnsi="Times New Roman" w:cs="Times New Roman"/>
-          <w:sz w:val="28"/>
-          <w:szCs w:val="28"/>
-        </w:rPr>
-        <w:t xml:space="preserve"> </w:t>
-      </w:r>
-      <w:proofErr w:type="spellStart"/>
-      <w:r>
-        <w:rPr>
-          <w:rFonts w:ascii="Times New Roman" w:hAnsi="Times New Roman" w:cs="Times New Roman"/>
-          <w:sz w:val="28"/>
-          <w:szCs w:val="28"/>
-        </w:rPr>
-        <w:t>отрисовывает</w:t>
-      </w:r>
-      <w:proofErr w:type="spellEnd"/>
-      <w:r>
-        <w:rPr>
-          <w:rFonts w:ascii="Times New Roman" w:hAnsi="Times New Roman" w:cs="Times New Roman"/>
-          <w:sz w:val="28"/>
-          <w:szCs w:val="28"/>
-        </w:rPr>
-        <w:t xml:space="preserve"> под элементом красный фон прямоугольника, сигнализирующий о деструктивном действии.</w:t>
-      </w:r>
-    </w:p>
-    <w:p>
-      <w:pPr>
-        <w:spacing w:line="360" w:lineRule="auto"/>
-        <w:ind w:firstLine="709"/>
-        <w:jc w:val="both"/>
-        <w:rPr>
-          <w:rFonts w:ascii="Times New Roman" w:hAnsi="Times New Roman" w:cs="Times New Roman"/>
-          <w:sz w:val="28"/>
-          <w:szCs w:val="28"/>
-        </w:rPr>
-      </w:pPr>
+        <w:t>(expenses)), после чего адаптер сам обновляет интерфейс на экране. Также в этом блоке вызывается метод пересчета итоговой суммы для карточки бюджета.</w:t>
+      </w:r>
+    </w:p>
+    <w:p>
+      <w:pPr>
+        <w:spacing w:line="360" w:lineRule="auto"/>
+        <w:ind w:firstLine="709"/>
+        <w:jc w:val="both"/>
+        <w:rPr>
+          <w:rFonts w:ascii="Times New Roman" w:hAnsi="Times New Roman" w:cs="Times New Roman"/>
+          <w:sz w:val="28"/>
+          <w:szCs w:val="28"/>
+        </w:rPr>
+      </w:pPr>
+      <w:r>
+        <w:rPr>
+          <w:rFonts w:ascii="Times New Roman" w:hAnsi="Times New Roman" w:cs="Times New Roman"/>
+          <w:sz w:val="28"/>
+          <w:szCs w:val="28"/>
+        </w:rPr>
+        <w:t>Для реализации возможности удаления расхода был использован класс ItemTouchHelper. В него передается анонимный класс-обработчик (Callback), который реагирует на смахивание элемента (свайп). При срабатывании события onSwiped программа вычисляет позицию элемента в списке, получает соответствующий объект Expense, отправляет команду на удаление во ViewModel и выводит всплывающее уведомление Toast об успешном удалении. Для улучшения пользовательского опыта переопределен метод onChildDraw, который во время свайпа отрисовывает под элементом красный фон прямоугольника, сигнализирующий о деструктивном действии.</w:t>
+      </w:r>
+    </w:p>
+    <w:p>
+      <w:pPr>
+        <w:spacing w:line="360" w:lineRule="auto"/>
+        <w:ind w:firstLine="709"/>
+        <w:jc w:val="both"/>
+        <w:rPr>
+          <w:rFonts w:ascii="Times New Roman" w:hAnsi="Times New Roman" w:cs="Times New Roman"/>
+          <w:sz w:val="28"/>
+          <w:szCs w:val="28"/>
+        </w:rPr>
+      </w:pPr>
+      <w:r>
+        <w:rPr>
+          <w:rFonts w:ascii="Times New Roman" w:hAnsi="Times New Roman" w:cs="Times New Roman"/>
+          <w:sz w:val="28"/>
+          <w:szCs w:val="28"/>
+        </w:rPr>
+        <w:t xml:space="preserve">Логика добавления расхода инициируется нажатием на FAB (Floating Action Button). Обработчик нажатия создает экземпляр диалога AddExpenseSheet и вызывает метод </w:t>
+      </w:r>
+      <w:proofErr w:type="gramStart"/>
+      <w:r>
+        <w:rPr>
+          <w:rFonts w:ascii="Times New Roman" w:hAnsi="Times New Roman" w:cs="Times New Roman"/>
+          <w:sz w:val="28"/>
+          <w:szCs w:val="28"/>
+        </w:rPr>
+        <w:t>show(</w:t>
+      </w:r>
+      <w:proofErr w:type="gramEnd"/>
+      <w:r>
+        <w:rPr>
+          <w:rFonts w:ascii="Times New Roman" w:hAnsi="Times New Roman" w:cs="Times New Roman"/>
+          <w:sz w:val="28"/>
+          <w:szCs w:val="28"/>
+        </w:rPr>
+        <w:t>). Через интерфейс обратного вызова (Callback) диалог возвращает в HomeFragment введенные данные (название, сумму, категорию), после чего формируется новый объект Expense и передается в метод insert базы данных.</w:t>
+      </w:r>
+    </w:p>
+    <w:p>
+      <w:pPr>
+        <w:spacing w:line="360" w:lineRule="auto"/>
+        <w:ind w:firstLine="709"/>
+        <w:jc w:val="both"/>
+        <w:rPr>
+          <w:rFonts w:ascii="Times New Roman" w:hAnsi="Times New Roman" w:cs="Times New Roman"/>
+          <w:sz w:val="28"/>
+          <w:szCs w:val="28"/>
+        </w:rPr>
+      </w:pPr>
+      <w:r>
+        <w:rPr>
+          <w:rFonts w:ascii="Times New Roman" w:hAnsi="Times New Roman" w:cs="Times New Roman"/>
+          <w:sz w:val="28"/>
+          <w:szCs w:val="28"/>
+        </w:rPr>
+        <w:t xml:space="preserve">Отдельного внимания заслуживает реализация поиска по списку расходов. Компонент SearchView оснащен слушателем OnQueryTextListener. При вводе каждого нового символа onQueryTextChange отправляет введенный текст во ViewModel, где к строке добавляются символы подстановки % (для </w:t>
+      </w:r>
       <w:r>
         <w:rPr>
           <w:rFonts w:ascii="Times New Roman" w:hAnsi="Times New Roman" w:cs="Times New Roman"/>
@@ -9941,63 +7115,28 @@
           <w:szCs w:val="28"/>
         </w:rPr>
         <w:lastRenderedPageBreak/>
-        <w:t>Логика добавления расхода инициируется нажатием на FAB (</w:t>
-      </w:r>
-      <w:proofErr w:type="spellStart"/>
-      <w:r>
-        <w:rPr>
-          <w:rFonts w:ascii="Times New Roman" w:hAnsi="Times New Roman" w:cs="Times New Roman"/>
-          <w:sz w:val="28"/>
-          <w:szCs w:val="28"/>
-        </w:rPr>
-        <w:t>Floating</w:t>
-      </w:r>
-      <w:proofErr w:type="spellEnd"/>
-      <w:r>
-        <w:rPr>
-          <w:rFonts w:ascii="Times New Roman" w:hAnsi="Times New Roman" w:cs="Times New Roman"/>
-          <w:sz w:val="28"/>
-          <w:szCs w:val="28"/>
-        </w:rPr>
-        <w:t xml:space="preserve"> Action </w:t>
-      </w:r>
-      <w:proofErr w:type="spellStart"/>
-      <w:r>
-        <w:rPr>
-          <w:rFonts w:ascii="Times New Roman" w:hAnsi="Times New Roman" w:cs="Times New Roman"/>
-          <w:sz w:val="28"/>
-          <w:szCs w:val="28"/>
-        </w:rPr>
-        <w:t>Button</w:t>
-      </w:r>
-      <w:proofErr w:type="spellEnd"/>
-      <w:r>
-        <w:rPr>
-          <w:rFonts w:ascii="Times New Roman" w:hAnsi="Times New Roman" w:cs="Times New Roman"/>
-          <w:sz w:val="28"/>
-          <w:szCs w:val="28"/>
-        </w:rPr>
-        <w:t xml:space="preserve">). Обработчик нажатия создает экземпляр диалога </w:t>
-      </w:r>
-      <w:proofErr w:type="spellStart"/>
-      <w:r>
-        <w:rPr>
-          <w:rFonts w:ascii="Times New Roman" w:hAnsi="Times New Roman" w:cs="Times New Roman"/>
-          <w:sz w:val="28"/>
-          <w:szCs w:val="28"/>
-        </w:rPr>
-        <w:t>AddExpenseSheet</w:t>
-      </w:r>
-      <w:proofErr w:type="spellEnd"/>
-      <w:r>
-        <w:rPr>
-          <w:rFonts w:ascii="Times New Roman" w:hAnsi="Times New Roman" w:cs="Times New Roman"/>
-          <w:sz w:val="28"/>
-          <w:szCs w:val="28"/>
-        </w:rPr>
-        <w:t xml:space="preserve"> и вызывает метод </w:t>
-      </w:r>
-      <w:proofErr w:type="spellStart"/>
+        <w:t>SQL-оператора LIKE). Сформированный LiveData заменяет текущий список в адаптере, обеспечивая мгновенный поиск без необходимости нажатия кнопки "Найти".</w:t>
+      </w:r>
+    </w:p>
+    <w:p>
+      <w:pPr>
+        <w:spacing w:line="360" w:lineRule="auto"/>
+        <w:ind w:firstLine="709"/>
+        <w:jc w:val="both"/>
+        <w:rPr>
+          <w:rFonts w:ascii="Times New Roman" w:hAnsi="Times New Roman" w:cs="Times New Roman"/>
+          <w:sz w:val="28"/>
+          <w:szCs w:val="28"/>
+        </w:rPr>
+      </w:pPr>
+      <w:r>
+        <w:rPr>
+          <w:rFonts w:ascii="Times New Roman" w:hAnsi="Times New Roman" w:cs="Times New Roman"/>
+          <w:sz w:val="28"/>
+          <w:szCs w:val="28"/>
+        </w:rPr>
+        <w:t xml:space="preserve">Контроль бюджета реализован через PreferenceManager (обертку над SharedPreferences). При клике на карточку бюджета открывается диалоговое окно AlertDialog с полем ввода. Сохраненный лимит записывается в XML-файл настроек приложения. Метод </w:t>
+      </w:r>
       <w:proofErr w:type="gramStart"/>
       <w:r>
         <w:rPr>
@@ -10005,16 +7144,7 @@
           <w:sz w:val="28"/>
           <w:szCs w:val="28"/>
         </w:rPr>
-        <w:t>show</w:t>
-      </w:r>
-      <w:proofErr w:type="spellEnd"/>
-      <w:r>
-        <w:rPr>
-          <w:rFonts w:ascii="Times New Roman" w:hAnsi="Times New Roman" w:cs="Times New Roman"/>
-          <w:sz w:val="28"/>
-          <w:szCs w:val="28"/>
-        </w:rPr>
-        <w:t>(</w:t>
+        <w:t>updateTotalSum(</w:t>
       </w:r>
       <w:proofErr w:type="gramEnd"/>
       <w:r>
@@ -10023,327 +7153,7 @@
           <w:sz w:val="28"/>
           <w:szCs w:val="28"/>
         </w:rPr>
-        <w:t>). Через интерфейс обратного вызова (</w:t>
-      </w:r>
-      <w:proofErr w:type="spellStart"/>
-      <w:r>
-        <w:rPr>
-          <w:rFonts w:ascii="Times New Roman" w:hAnsi="Times New Roman" w:cs="Times New Roman"/>
-          <w:sz w:val="28"/>
-          <w:szCs w:val="28"/>
-        </w:rPr>
-        <w:t>Callback</w:t>
-      </w:r>
-      <w:proofErr w:type="spellEnd"/>
-      <w:r>
-        <w:rPr>
-          <w:rFonts w:ascii="Times New Roman" w:hAnsi="Times New Roman" w:cs="Times New Roman"/>
-          <w:sz w:val="28"/>
-          <w:szCs w:val="28"/>
-        </w:rPr>
-        <w:t xml:space="preserve">) диалог возвращает в </w:t>
-      </w:r>
-      <w:proofErr w:type="spellStart"/>
-      <w:r>
-        <w:rPr>
-          <w:rFonts w:ascii="Times New Roman" w:hAnsi="Times New Roman" w:cs="Times New Roman"/>
-          <w:sz w:val="28"/>
-          <w:szCs w:val="28"/>
-        </w:rPr>
-        <w:t>HomeFragment</w:t>
-      </w:r>
-      <w:proofErr w:type="spellEnd"/>
-      <w:r>
-        <w:rPr>
-          <w:rFonts w:ascii="Times New Roman" w:hAnsi="Times New Roman" w:cs="Times New Roman"/>
-          <w:sz w:val="28"/>
-          <w:szCs w:val="28"/>
-        </w:rPr>
-        <w:t xml:space="preserve"> введенные данные (название, сумму, категорию), после чего формируется новый объект </w:t>
-      </w:r>
-      <w:proofErr w:type="spellStart"/>
-      <w:r>
-        <w:rPr>
-          <w:rFonts w:ascii="Times New Roman" w:hAnsi="Times New Roman" w:cs="Times New Roman"/>
-          <w:sz w:val="28"/>
-          <w:szCs w:val="28"/>
-        </w:rPr>
-        <w:t>Expense</w:t>
-      </w:r>
-      <w:proofErr w:type="spellEnd"/>
-      <w:r>
-        <w:rPr>
-          <w:rFonts w:ascii="Times New Roman" w:hAnsi="Times New Roman" w:cs="Times New Roman"/>
-          <w:sz w:val="28"/>
-          <w:szCs w:val="28"/>
-        </w:rPr>
-        <w:t xml:space="preserve"> и передается в метод </w:t>
-      </w:r>
-      <w:proofErr w:type="spellStart"/>
-      <w:r>
-        <w:rPr>
-          <w:rFonts w:ascii="Times New Roman" w:hAnsi="Times New Roman" w:cs="Times New Roman"/>
-          <w:sz w:val="28"/>
-          <w:szCs w:val="28"/>
-        </w:rPr>
-        <w:t>insert</w:t>
-      </w:r>
-      <w:proofErr w:type="spellEnd"/>
-      <w:r>
-        <w:rPr>
-          <w:rFonts w:ascii="Times New Roman" w:hAnsi="Times New Roman" w:cs="Times New Roman"/>
-          <w:sz w:val="28"/>
-          <w:szCs w:val="28"/>
-        </w:rPr>
-        <w:t xml:space="preserve"> базы данных.</w:t>
-      </w:r>
-    </w:p>
-    <w:p>
-      <w:pPr>
-        <w:spacing w:line="360" w:lineRule="auto"/>
-        <w:ind w:firstLine="709"/>
-        <w:jc w:val="both"/>
-        <w:rPr>
-          <w:rFonts w:ascii="Times New Roman" w:hAnsi="Times New Roman" w:cs="Times New Roman"/>
-          <w:sz w:val="28"/>
-          <w:szCs w:val="28"/>
-        </w:rPr>
-      </w:pPr>
-      <w:r>
-        <w:rPr>
-          <w:rFonts w:ascii="Times New Roman" w:hAnsi="Times New Roman" w:cs="Times New Roman"/>
-          <w:sz w:val="28"/>
-          <w:szCs w:val="28"/>
-        </w:rPr>
-        <w:t xml:space="preserve">Отдельного внимания заслуживает реализация поиска по списку расходов. Компонент </w:t>
-      </w:r>
-      <w:proofErr w:type="spellStart"/>
-      <w:r>
-        <w:rPr>
-          <w:rFonts w:ascii="Times New Roman" w:hAnsi="Times New Roman" w:cs="Times New Roman"/>
-          <w:sz w:val="28"/>
-          <w:szCs w:val="28"/>
-        </w:rPr>
-        <w:t>SearchView</w:t>
-      </w:r>
-      <w:proofErr w:type="spellEnd"/>
-      <w:r>
-        <w:rPr>
-          <w:rFonts w:ascii="Times New Roman" w:hAnsi="Times New Roman" w:cs="Times New Roman"/>
-          <w:sz w:val="28"/>
-          <w:szCs w:val="28"/>
-        </w:rPr>
-        <w:t xml:space="preserve"> оснащен слушателем </w:t>
-      </w:r>
-      <w:proofErr w:type="spellStart"/>
-      <w:r>
-        <w:rPr>
-          <w:rFonts w:ascii="Times New Roman" w:hAnsi="Times New Roman" w:cs="Times New Roman"/>
-          <w:sz w:val="28"/>
-          <w:szCs w:val="28"/>
-        </w:rPr>
-        <w:t>OnQueryTextListener</w:t>
-      </w:r>
-      <w:proofErr w:type="spellEnd"/>
-      <w:r>
-        <w:rPr>
-          <w:rFonts w:ascii="Times New Roman" w:hAnsi="Times New Roman" w:cs="Times New Roman"/>
-          <w:sz w:val="28"/>
-          <w:szCs w:val="28"/>
-        </w:rPr>
-        <w:t xml:space="preserve">. При вводе каждого нового символа </w:t>
-      </w:r>
-      <w:proofErr w:type="spellStart"/>
-      <w:r>
-        <w:rPr>
-          <w:rFonts w:ascii="Times New Roman" w:hAnsi="Times New Roman" w:cs="Times New Roman"/>
-          <w:sz w:val="28"/>
-          <w:szCs w:val="28"/>
-        </w:rPr>
-        <w:t>onQueryTextChange</w:t>
-      </w:r>
-      <w:proofErr w:type="spellEnd"/>
-      <w:r>
-        <w:rPr>
-          <w:rFonts w:ascii="Times New Roman" w:hAnsi="Times New Roman" w:cs="Times New Roman"/>
-          <w:sz w:val="28"/>
-          <w:szCs w:val="28"/>
-        </w:rPr>
-        <w:t xml:space="preserve"> отправляет введенный текст во </w:t>
-      </w:r>
-      <w:proofErr w:type="spellStart"/>
-      <w:r>
-        <w:rPr>
-          <w:rFonts w:ascii="Times New Roman" w:hAnsi="Times New Roman" w:cs="Times New Roman"/>
-          <w:sz w:val="28"/>
-          <w:szCs w:val="28"/>
-        </w:rPr>
-        <w:t>ViewModel</w:t>
-      </w:r>
-      <w:proofErr w:type="spellEnd"/>
-      <w:r>
-        <w:rPr>
-          <w:rFonts w:ascii="Times New Roman" w:hAnsi="Times New Roman" w:cs="Times New Roman"/>
-          <w:sz w:val="28"/>
-          <w:szCs w:val="28"/>
-        </w:rPr>
-        <w:t xml:space="preserve">, где к строке добавляются символы подстановки % (для SQL-оператора LIKE). Сформированный </w:t>
-      </w:r>
-      <w:proofErr w:type="spellStart"/>
-      <w:r>
-        <w:rPr>
-          <w:rFonts w:ascii="Times New Roman" w:hAnsi="Times New Roman" w:cs="Times New Roman"/>
-          <w:sz w:val="28"/>
-          <w:szCs w:val="28"/>
-        </w:rPr>
-        <w:t>LiveData</w:t>
-      </w:r>
-      <w:proofErr w:type="spellEnd"/>
-      <w:r>
-        <w:rPr>
-          <w:rFonts w:ascii="Times New Roman" w:hAnsi="Times New Roman" w:cs="Times New Roman"/>
-          <w:sz w:val="28"/>
-          <w:szCs w:val="28"/>
-        </w:rPr>
-        <w:t xml:space="preserve"> заменяет текущий список в адаптере, обеспечивая мгновенный поиск без необходимости нажатия кнопки "Найти".</w:t>
-      </w:r>
-    </w:p>
-    <w:p>
-      <w:pPr>
-        <w:spacing w:line="360" w:lineRule="auto"/>
-        <w:ind w:firstLine="709"/>
-        <w:jc w:val="both"/>
-        <w:rPr>
-          <w:rFonts w:ascii="Times New Roman" w:hAnsi="Times New Roman" w:cs="Times New Roman"/>
-          <w:sz w:val="28"/>
-          <w:szCs w:val="28"/>
-        </w:rPr>
-      </w:pPr>
-      <w:r>
-        <w:rPr>
-          <w:rFonts w:ascii="Times New Roman" w:hAnsi="Times New Roman" w:cs="Times New Roman"/>
-          <w:sz w:val="28"/>
-          <w:szCs w:val="28"/>
-        </w:rPr>
-        <w:t xml:space="preserve">Контроль бюджета реализован через </w:t>
-      </w:r>
-      <w:proofErr w:type="spellStart"/>
-      <w:r>
-        <w:rPr>
-          <w:rFonts w:ascii="Times New Roman" w:hAnsi="Times New Roman" w:cs="Times New Roman"/>
-          <w:sz w:val="28"/>
-          <w:szCs w:val="28"/>
-        </w:rPr>
-        <w:t>PreferenceManager</w:t>
-      </w:r>
-      <w:proofErr w:type="spellEnd"/>
-      <w:r>
-        <w:rPr>
-          <w:rFonts w:ascii="Times New Roman" w:hAnsi="Times New Roman" w:cs="Times New Roman"/>
-          <w:sz w:val="28"/>
-          <w:szCs w:val="28"/>
-        </w:rPr>
-        <w:t xml:space="preserve"> (обертку над </w:t>
-      </w:r>
-      <w:proofErr w:type="spellStart"/>
-      <w:r>
-        <w:rPr>
-          <w:rFonts w:ascii="Times New Roman" w:hAnsi="Times New Roman" w:cs="Times New Roman"/>
-          <w:sz w:val="28"/>
-          <w:szCs w:val="28"/>
-        </w:rPr>
-        <w:t>SharedPreferences</w:t>
-      </w:r>
-      <w:proofErr w:type="spellEnd"/>
-      <w:r>
-        <w:rPr>
-          <w:rFonts w:ascii="Times New Roman" w:hAnsi="Times New Roman" w:cs="Times New Roman"/>
-          <w:sz w:val="28"/>
-          <w:szCs w:val="28"/>
-        </w:rPr>
-        <w:t xml:space="preserve">). При клике на карточку бюджета открывается диалоговое окно </w:t>
-      </w:r>
-      <w:proofErr w:type="spellStart"/>
-      <w:r>
-        <w:rPr>
-          <w:rFonts w:ascii="Times New Roman" w:hAnsi="Times New Roman" w:cs="Times New Roman"/>
-          <w:sz w:val="28"/>
-          <w:szCs w:val="28"/>
-        </w:rPr>
-        <w:t>AlertDialog</w:t>
-      </w:r>
-      <w:proofErr w:type="spellEnd"/>
-      <w:r>
-        <w:rPr>
-          <w:rFonts w:ascii="Times New Roman" w:hAnsi="Times New Roman" w:cs="Times New Roman"/>
-          <w:sz w:val="28"/>
-          <w:szCs w:val="28"/>
-        </w:rPr>
-        <w:t xml:space="preserve"> с полем ввода. Сохраненный лимит записывается в XML-файл настроек приложения. Метод </w:t>
-      </w:r>
-      <w:proofErr w:type="spellStart"/>
-      <w:proofErr w:type="gramStart"/>
-      <w:r>
-        <w:rPr>
-          <w:rFonts w:ascii="Times New Roman" w:hAnsi="Times New Roman" w:cs="Times New Roman"/>
-          <w:sz w:val="28"/>
-          <w:szCs w:val="28"/>
-        </w:rPr>
-        <w:t>updateTotalSum</w:t>
-      </w:r>
-      <w:proofErr w:type="spellEnd"/>
-      <w:r>
-        <w:rPr>
-          <w:rFonts w:ascii="Times New Roman" w:hAnsi="Times New Roman" w:cs="Times New Roman"/>
-          <w:sz w:val="28"/>
-          <w:szCs w:val="28"/>
-        </w:rPr>
-        <w:t>(</w:t>
-      </w:r>
-      <w:proofErr w:type="gramEnd"/>
-      <w:r>
-        <w:rPr>
-          <w:rFonts w:ascii="Times New Roman" w:hAnsi="Times New Roman" w:cs="Times New Roman"/>
-          <w:sz w:val="28"/>
-          <w:szCs w:val="28"/>
-        </w:rPr>
-        <w:t xml:space="preserve">) рассчитывает отношение всех трат к установленному лимиту и обновляет свойство </w:t>
-      </w:r>
-      <w:proofErr w:type="spellStart"/>
-      <w:r>
-        <w:rPr>
-          <w:rFonts w:ascii="Times New Roman" w:hAnsi="Times New Roman" w:cs="Times New Roman"/>
-          <w:sz w:val="28"/>
-          <w:szCs w:val="28"/>
-        </w:rPr>
-        <w:t>progress</w:t>
-      </w:r>
-      <w:proofErr w:type="spellEnd"/>
-      <w:r>
-        <w:rPr>
-          <w:rFonts w:ascii="Times New Roman" w:hAnsi="Times New Roman" w:cs="Times New Roman"/>
-          <w:sz w:val="28"/>
-          <w:szCs w:val="28"/>
-        </w:rPr>
-        <w:t xml:space="preserve"> у компонента </w:t>
-      </w:r>
-      <w:proofErr w:type="spellStart"/>
-      <w:r>
-        <w:rPr>
-          <w:rFonts w:ascii="Times New Roman" w:hAnsi="Times New Roman" w:cs="Times New Roman"/>
-          <w:sz w:val="28"/>
-          <w:szCs w:val="28"/>
-        </w:rPr>
-        <w:t>LinearProgressIndicator</w:t>
-      </w:r>
-      <w:proofErr w:type="spellEnd"/>
-      <w:r>
-        <w:rPr>
-          <w:rFonts w:ascii="Times New Roman" w:hAnsi="Times New Roman" w:cs="Times New Roman"/>
-          <w:sz w:val="28"/>
-          <w:szCs w:val="28"/>
-        </w:rPr>
-        <w:t>.</w:t>
+        <w:t>) рассчитывает отношение всех трат к установленному лимиту и обновляет свойство progress у компонента LinearProgressIndicator.</w:t>
       </w:r>
     </w:p>
     <w:p>
@@ -10385,43 +7195,7 @@
           <w:sz w:val="28"/>
           <w:szCs w:val="28"/>
         </w:rPr>
-        <w:t xml:space="preserve">Экран статистики управляется классом StatsFragment.java. Главная задача этого фрагмента — получить "плоский" список расходов из </w:t>
-      </w:r>
-      <w:proofErr w:type="spellStart"/>
-      <w:r>
-        <w:rPr>
-          <w:rFonts w:ascii="Times New Roman" w:hAnsi="Times New Roman" w:cs="Times New Roman"/>
-          <w:sz w:val="28"/>
-          <w:szCs w:val="28"/>
-        </w:rPr>
-        <w:t>ViewModel</w:t>
-      </w:r>
-      <w:proofErr w:type="spellEnd"/>
-      <w:r>
-        <w:rPr>
-          <w:rFonts w:ascii="Times New Roman" w:hAnsi="Times New Roman" w:cs="Times New Roman"/>
-          <w:sz w:val="28"/>
-          <w:szCs w:val="28"/>
-        </w:rPr>
-        <w:t xml:space="preserve">, сгруппировать их по категориям и передать в библиотеку </w:t>
-      </w:r>
-      <w:proofErr w:type="spellStart"/>
-      <w:r>
-        <w:rPr>
-          <w:rFonts w:ascii="Times New Roman" w:hAnsi="Times New Roman" w:cs="Times New Roman"/>
-          <w:sz w:val="28"/>
-          <w:szCs w:val="28"/>
-        </w:rPr>
-        <w:t>MPAndroidChart</w:t>
-      </w:r>
-      <w:proofErr w:type="spellEnd"/>
-      <w:r>
-        <w:rPr>
-          <w:rFonts w:ascii="Times New Roman" w:hAnsi="Times New Roman" w:cs="Times New Roman"/>
-          <w:sz w:val="28"/>
-          <w:szCs w:val="28"/>
-        </w:rPr>
-        <w:t>.</w:t>
+        <w:t>Экран статистики управляется классом StatsFragment.java. Главная задача этого фрагмента — получить "плоский" список расходов из ViewModel, сгруппировать их по категориям и передать в библиотеку MPAndroidChart.</w:t>
       </w:r>
     </w:p>
     <w:p>
@@ -10443,7 +7217,6 @@
         </w:rPr>
         <w:t xml:space="preserve">Эта логика реализована в методе </w:t>
       </w:r>
-      <w:proofErr w:type="spellStart"/>
       <w:proofErr w:type="gramStart"/>
       <w:r>
         <w:rPr>
@@ -10451,16 +7224,7 @@
           <w:sz w:val="28"/>
           <w:szCs w:val="28"/>
         </w:rPr>
-        <w:t>updateStats</w:t>
-      </w:r>
-      <w:proofErr w:type="spellEnd"/>
-      <w:r>
-        <w:rPr>
-          <w:rFonts w:ascii="Times New Roman" w:hAnsi="Times New Roman" w:cs="Times New Roman"/>
-          <w:sz w:val="28"/>
-          <w:szCs w:val="28"/>
-        </w:rPr>
-        <w:t>(</w:t>
+        <w:t>updateStats(</w:t>
       </w:r>
       <w:proofErr w:type="gramEnd"/>
       <w:r>
@@ -10531,7 +7295,6 @@
         </w:rPr>
         <w:t xml:space="preserve"> </w:t>
       </w:r>
-      <w:proofErr w:type="spellStart"/>
       <w:r>
         <w:rPr>
           <w:rFonts w:ascii="Times New Roman" w:hAnsi="Times New Roman" w:cs="Times New Roman"/>
@@ -10540,7 +7303,6 @@
         </w:rPr>
         <w:t>хеш</w:t>
       </w:r>
-      <w:proofErr w:type="spellEnd"/>
       <w:r>
         <w:rPr>
           <w:rFonts w:ascii="Times New Roman" w:hAnsi="Times New Roman" w:cs="Times New Roman"/>
@@ -10585,27 +7347,7 @@
           <w:szCs w:val="28"/>
           <w:lang w:val="en-US"/>
         </w:rPr>
-        <w:t xml:space="preserve">String, Double&gt; </w:t>
-      </w:r>
-      <w:proofErr w:type="spellStart"/>
-      <w:r>
-        <w:rPr>
-          <w:rFonts w:ascii="Times New Roman" w:hAnsi="Times New Roman" w:cs="Times New Roman"/>
-          <w:sz w:val="28"/>
-          <w:szCs w:val="28"/>
-          <w:lang w:val="en-US"/>
-        </w:rPr>
-        <w:t>categorySumMap</w:t>
-      </w:r>
-      <w:proofErr w:type="spellEnd"/>
-      <w:r>
-        <w:rPr>
-          <w:rFonts w:ascii="Times New Roman" w:hAnsi="Times New Roman" w:cs="Times New Roman"/>
-          <w:sz w:val="28"/>
-          <w:szCs w:val="28"/>
-          <w:lang w:val="en-US"/>
-        </w:rPr>
-        <w:t>.</w:t>
+        <w:t>String, Double&gt; categorySumMap.</w:t>
       </w:r>
     </w:p>
     <w:p>
@@ -10629,25 +7371,7 @@
           <w:sz w:val="28"/>
           <w:szCs w:val="28"/>
         </w:rPr>
-        <w:t>Запускается цикл по всем расходам (</w:t>
-      </w:r>
-      <w:proofErr w:type="spellStart"/>
-      <w:r>
-        <w:rPr>
-          <w:rFonts w:ascii="Times New Roman" w:hAnsi="Times New Roman" w:cs="Times New Roman"/>
-          <w:sz w:val="28"/>
-          <w:szCs w:val="28"/>
-        </w:rPr>
-        <w:t>Expense</w:t>
-      </w:r>
-      <w:proofErr w:type="spellEnd"/>
-      <w:r>
-        <w:rPr>
-          <w:rFonts w:ascii="Times New Roman" w:hAnsi="Times New Roman" w:cs="Times New Roman"/>
-          <w:sz w:val="28"/>
-          <w:szCs w:val="28"/>
-        </w:rPr>
-        <w:t xml:space="preserve"> </w:t>
+        <w:t xml:space="preserve">Запускается цикл по всем расходам (Expense </w:t>
       </w:r>
       <w:proofErr w:type="gramStart"/>
       <w:r>
@@ -10665,25 +7389,7 @@
           <w:sz w:val="28"/>
           <w:szCs w:val="28"/>
         </w:rPr>
-        <w:t xml:space="preserve"> </w:t>
-      </w:r>
-      <w:proofErr w:type="spellStart"/>
-      <w:r>
-        <w:rPr>
-          <w:rFonts w:ascii="Times New Roman" w:hAnsi="Times New Roman" w:cs="Times New Roman"/>
-          <w:sz w:val="28"/>
-          <w:szCs w:val="28"/>
-        </w:rPr>
-        <w:t>expenses</w:t>
-      </w:r>
-      <w:proofErr w:type="spellEnd"/>
-      <w:r>
-        <w:rPr>
-          <w:rFonts w:ascii="Times New Roman" w:hAnsi="Times New Roman" w:cs="Times New Roman"/>
-          <w:sz w:val="28"/>
-          <w:szCs w:val="28"/>
-        </w:rPr>
-        <w:t>).</w:t>
+        <w:t xml:space="preserve"> expenses).</w:t>
       </w:r>
     </w:p>
     <w:p>
@@ -10707,26 +7413,7 @@
           <w:sz w:val="28"/>
           <w:szCs w:val="28"/>
         </w:rPr>
-        <w:lastRenderedPageBreak/>
-        <w:t xml:space="preserve">Для каждой записи проверяется наличие ее категории в </w:t>
-      </w:r>
-      <w:proofErr w:type="spellStart"/>
-      <w:r>
-        <w:rPr>
-          <w:rFonts w:ascii="Times New Roman" w:hAnsi="Times New Roman" w:cs="Times New Roman"/>
-          <w:sz w:val="28"/>
-          <w:szCs w:val="28"/>
-        </w:rPr>
-        <w:t>Map</w:t>
-      </w:r>
-      <w:proofErr w:type="spellEnd"/>
-      <w:r>
-        <w:rPr>
-          <w:rFonts w:ascii="Times New Roman" w:hAnsi="Times New Roman" w:cs="Times New Roman"/>
-          <w:sz w:val="28"/>
-          <w:szCs w:val="28"/>
-        </w:rPr>
-        <w:t>. Если категория уже есть, сумма прибавляется к существующей. Если нет — создается новая пара "Ключ-Значение".</w:t>
+        <w:t>Для каждой записи проверяется наличие ее категории в Map. Если категория уже есть, сумма прибавляется к существующей. Если нет — создается новая пара "Ключ-Значение".</w:t>
       </w:r>
     </w:p>
     <w:p>
@@ -10750,81 +7437,36 @@
           <w:sz w:val="28"/>
           <w:szCs w:val="28"/>
         </w:rPr>
-        <w:t xml:space="preserve">Параллельно вычисляется общая сумма </w:t>
-      </w:r>
-      <w:proofErr w:type="spellStart"/>
-      <w:r>
-        <w:rPr>
-          <w:rFonts w:ascii="Times New Roman" w:hAnsi="Times New Roman" w:cs="Times New Roman"/>
-          <w:sz w:val="28"/>
-          <w:szCs w:val="28"/>
-        </w:rPr>
-        <w:t>currentTotal</w:t>
-      </w:r>
-      <w:proofErr w:type="spellEnd"/>
-      <w:r>
-        <w:rPr>
-          <w:rFonts w:ascii="Times New Roman" w:hAnsi="Times New Roman" w:cs="Times New Roman"/>
-          <w:sz w:val="28"/>
-          <w:szCs w:val="28"/>
-        </w:rPr>
-        <w:t xml:space="preserve"> для расчета процентов.</w:t>
-      </w:r>
-    </w:p>
-    <w:p>
-      <w:pPr>
-        <w:spacing w:line="360" w:lineRule="auto"/>
-        <w:ind w:firstLine="709"/>
-        <w:jc w:val="both"/>
-        <w:rPr>
-          <w:rFonts w:ascii="Times New Roman" w:hAnsi="Times New Roman" w:cs="Times New Roman"/>
-          <w:sz w:val="28"/>
-          <w:szCs w:val="28"/>
-        </w:rPr>
-      </w:pPr>
-      <w:r>
-        <w:rPr>
-          <w:rFonts w:ascii="Times New Roman" w:hAnsi="Times New Roman" w:cs="Times New Roman"/>
-          <w:sz w:val="28"/>
-          <w:szCs w:val="28"/>
-        </w:rPr>
-        <w:t xml:space="preserve">После формирования сгруппированных данных, создается список объектов </w:t>
-      </w:r>
-      <w:proofErr w:type="spellStart"/>
-      <w:r>
-        <w:rPr>
-          <w:rFonts w:ascii="Times New Roman" w:hAnsi="Times New Roman" w:cs="Times New Roman"/>
-          <w:sz w:val="28"/>
-          <w:szCs w:val="28"/>
-        </w:rPr>
-        <w:t>PieEntry</w:t>
-      </w:r>
-      <w:proofErr w:type="spellEnd"/>
-      <w:r>
-        <w:rPr>
-          <w:rFonts w:ascii="Times New Roman" w:hAnsi="Times New Roman" w:cs="Times New Roman"/>
-          <w:sz w:val="28"/>
-          <w:szCs w:val="28"/>
-        </w:rPr>
-        <w:t xml:space="preserve"> (формат данных, требуемый библиотекой графиков). График настраивается: отключается стандартная легенда и описания секторов для визуальной разгрузки интерфейса. Запускается анимация построения графика </w:t>
-      </w:r>
-      <w:proofErr w:type="spellStart"/>
-      <w:r>
-        <w:rPr>
-          <w:rFonts w:ascii="Times New Roman" w:hAnsi="Times New Roman" w:cs="Times New Roman"/>
-          <w:sz w:val="28"/>
-          <w:szCs w:val="28"/>
-        </w:rPr>
-        <w:t>pieChart.animateY</w:t>
-      </w:r>
-      <w:proofErr w:type="spellEnd"/>
-      <w:r>
-        <w:rPr>
-          <w:rFonts w:ascii="Times New Roman" w:hAnsi="Times New Roman" w:cs="Times New Roman"/>
-          <w:sz w:val="28"/>
-          <w:szCs w:val="28"/>
-        </w:rPr>
-        <w:t>(800).</w:t>
+        <w:t>Параллельно вычисляется общая сумма currentTotal для расчета процентов.</w:t>
+      </w:r>
+    </w:p>
+    <w:p>
+      <w:pPr>
+        <w:spacing w:line="360" w:lineRule="auto"/>
+        <w:ind w:firstLine="709"/>
+        <w:jc w:val="both"/>
+        <w:rPr>
+          <w:rFonts w:ascii="Times New Roman" w:hAnsi="Times New Roman" w:cs="Times New Roman"/>
+          <w:sz w:val="28"/>
+          <w:szCs w:val="28"/>
+        </w:rPr>
+      </w:pPr>
+      <w:r>
+        <w:rPr>
+          <w:rFonts w:ascii="Times New Roman" w:hAnsi="Times New Roman" w:cs="Times New Roman"/>
+          <w:sz w:val="28"/>
+          <w:szCs w:val="28"/>
+        </w:rPr>
+        <w:t xml:space="preserve">После формирования сгруппированных данных, создается список объектов PieEntry (формат данных, требуемый библиотекой графиков). График настраивается: отключается стандартная легенда и описания секторов для </w:t>
+      </w:r>
+      <w:r>
+        <w:rPr>
+          <w:rFonts w:ascii="Times New Roman" w:hAnsi="Times New Roman" w:cs="Times New Roman"/>
+          <w:sz w:val="28"/>
+          <w:szCs w:val="28"/>
+        </w:rPr>
+        <w:lastRenderedPageBreak/>
+        <w:t>визуальной разгрузки интерфейса. Запускается анимация построения графика pieChart.animateY(800).</w:t>
       </w:r>
     </w:p>
     <w:p>
@@ -10846,7 +7488,6 @@
         </w:rPr>
         <w:t xml:space="preserve">Для отображения текстовой расшифровки используется метод </w:t>
       </w:r>
-      <w:proofErr w:type="spellStart"/>
       <w:proofErr w:type="gramStart"/>
       <w:r>
         <w:rPr>
@@ -10854,16 +7495,7 @@
           <w:sz w:val="28"/>
           <w:szCs w:val="28"/>
         </w:rPr>
-        <w:t>renderCategoryList</w:t>
-      </w:r>
-      <w:proofErr w:type="spellEnd"/>
-      <w:r>
-        <w:rPr>
-          <w:rFonts w:ascii="Times New Roman" w:hAnsi="Times New Roman" w:cs="Times New Roman"/>
-          <w:sz w:val="28"/>
-          <w:szCs w:val="28"/>
-        </w:rPr>
-        <w:t>(</w:t>
+        <w:t>renderCategoryList(</w:t>
       </w:r>
       <w:proofErr w:type="gramEnd"/>
       <w:r>
@@ -10872,79 +7504,7 @@
           <w:sz w:val="28"/>
           <w:szCs w:val="28"/>
         </w:rPr>
-        <w:t xml:space="preserve">). Он </w:t>
-      </w:r>
-      <w:proofErr w:type="spellStart"/>
-      <w:r>
-        <w:rPr>
-          <w:rFonts w:ascii="Times New Roman" w:hAnsi="Times New Roman" w:cs="Times New Roman"/>
-          <w:sz w:val="28"/>
-          <w:szCs w:val="28"/>
-        </w:rPr>
-        <w:t>программно</w:t>
-      </w:r>
-      <w:proofErr w:type="spellEnd"/>
-      <w:r>
-        <w:rPr>
-          <w:rFonts w:ascii="Times New Roman" w:hAnsi="Times New Roman" w:cs="Times New Roman"/>
-          <w:sz w:val="28"/>
-          <w:szCs w:val="28"/>
-        </w:rPr>
-        <w:t xml:space="preserve"> создает (</w:t>
-      </w:r>
-      <w:proofErr w:type="spellStart"/>
-      <w:r>
-        <w:rPr>
-          <w:rFonts w:ascii="Times New Roman" w:hAnsi="Times New Roman" w:cs="Times New Roman"/>
-          <w:sz w:val="28"/>
-          <w:szCs w:val="28"/>
-        </w:rPr>
-        <w:t>инфлейтит</w:t>
-      </w:r>
-      <w:proofErr w:type="spellEnd"/>
-      <w:r>
-        <w:rPr>
-          <w:rFonts w:ascii="Times New Roman" w:hAnsi="Times New Roman" w:cs="Times New Roman"/>
-          <w:sz w:val="28"/>
-          <w:szCs w:val="28"/>
-        </w:rPr>
-        <w:t xml:space="preserve">) макет item_category_stat.xml для каждой категории, подставляет вычисленные суммы и проценты, закрашивает маркер нужным цветом (используя вспомогательный класс </w:t>
-      </w:r>
-      <w:proofErr w:type="spellStart"/>
-      <w:r>
-        <w:rPr>
-          <w:rFonts w:ascii="Times New Roman" w:hAnsi="Times New Roman" w:cs="Times New Roman"/>
-          <w:sz w:val="28"/>
-          <w:szCs w:val="28"/>
-        </w:rPr>
-        <w:t>CategoryColorMapper</w:t>
-      </w:r>
-      <w:proofErr w:type="spellEnd"/>
-      <w:r>
-        <w:rPr>
-          <w:rFonts w:ascii="Times New Roman" w:hAnsi="Times New Roman" w:cs="Times New Roman"/>
-          <w:sz w:val="28"/>
-          <w:szCs w:val="28"/>
-        </w:rPr>
-        <w:t xml:space="preserve">) и добавляет View в контейнер </w:t>
-      </w:r>
-      <w:proofErr w:type="spellStart"/>
-      <w:r>
-        <w:rPr>
-          <w:rFonts w:ascii="Times New Roman" w:hAnsi="Times New Roman" w:cs="Times New Roman"/>
-          <w:sz w:val="28"/>
-          <w:szCs w:val="28"/>
-        </w:rPr>
-        <w:t>LinearLayout</w:t>
-      </w:r>
-      <w:proofErr w:type="spellEnd"/>
-      <w:r>
-        <w:rPr>
-          <w:rFonts w:ascii="Times New Roman" w:hAnsi="Times New Roman" w:cs="Times New Roman"/>
-          <w:sz w:val="28"/>
-          <w:szCs w:val="28"/>
-        </w:rPr>
-        <w:t>.</w:t>
+        <w:t>). Он программно создает (инфлейтит) макет item_category_stat.xml для каждой категории, подставляет вычисленные суммы и проценты, закрашивает маркер нужным цветом (используя вспомогательный класс CategoryColorMapper) и добавляет View в контейнер LinearLayout.</w:t>
       </w:r>
       <w:r>
         <w:rPr>
@@ -10953,69 +7513,7 @@
           <w:szCs w:val="28"/>
         </w:rPr>
         <w:br/>
-        <w:t xml:space="preserve">Библиотека </w:t>
-      </w:r>
-      <w:proofErr w:type="spellStart"/>
-      <w:r>
-        <w:rPr>
-          <w:rFonts w:ascii="Times New Roman" w:hAnsi="Times New Roman" w:cs="Times New Roman"/>
-          <w:sz w:val="28"/>
-          <w:szCs w:val="28"/>
-        </w:rPr>
-        <w:t>MPAndroidChart</w:t>
-      </w:r>
-      <w:proofErr w:type="spellEnd"/>
-      <w:r>
-        <w:rPr>
-          <w:rFonts w:ascii="Times New Roman" w:hAnsi="Times New Roman" w:cs="Times New Roman"/>
-          <w:sz w:val="28"/>
-          <w:szCs w:val="28"/>
-        </w:rPr>
-        <w:t xml:space="preserve"> поддерживает интерактивность: при касании пальцем </w:t>
-      </w:r>
-      <w:proofErr w:type="spellStart"/>
-      <w:r>
-        <w:rPr>
-          <w:rFonts w:ascii="Malgun Gothic" w:eastAsia="Malgun Gothic" w:hAnsi="Malgun Gothic" w:cs="Malgun Gothic" w:hint="eastAsia"/>
-          <w:sz w:val="28"/>
-          <w:szCs w:val="28"/>
-        </w:rPr>
-        <w:t>특정</w:t>
-      </w:r>
-      <w:r>
-        <w:rPr>
-          <w:rFonts w:ascii="Times New Roman" w:hAnsi="Times New Roman" w:cs="Times New Roman"/>
-          <w:sz w:val="28"/>
-          <w:szCs w:val="28"/>
-        </w:rPr>
-        <w:t>ного</w:t>
-      </w:r>
-      <w:proofErr w:type="spellEnd"/>
-      <w:r>
-        <w:rPr>
-          <w:rFonts w:ascii="Times New Roman" w:hAnsi="Times New Roman" w:cs="Times New Roman"/>
-          <w:sz w:val="28"/>
-          <w:szCs w:val="28"/>
-        </w:rPr>
-        <w:t xml:space="preserve"> сектора на диаграмме срабатывает метод </w:t>
-      </w:r>
-      <w:proofErr w:type="spellStart"/>
-      <w:r>
-        <w:rPr>
-          <w:rFonts w:ascii="Times New Roman" w:hAnsi="Times New Roman" w:cs="Times New Roman"/>
-          <w:sz w:val="28"/>
-          <w:szCs w:val="28"/>
-        </w:rPr>
-        <w:t>onValueSelected</w:t>
-      </w:r>
-      <w:proofErr w:type="spellEnd"/>
-      <w:r>
-        <w:rPr>
-          <w:rFonts w:ascii="Times New Roman" w:hAnsi="Times New Roman" w:cs="Times New Roman"/>
-          <w:sz w:val="28"/>
-          <w:szCs w:val="28"/>
-        </w:rPr>
-        <w:t>, который очищает список категорий под графиком и выводит информацию только о выбранной (нажатой) категории.</w:t>
+        <w:t>Библиотека MPAndroidChart поддерживает интерактивность: при касании пальцем ного сектора на диаграмме срабатывает метод onValueSelected, который очищает список категорий под графиком и выводит информацию только о выбранной (нажатой) категории.</w:t>
       </w:r>
     </w:p>
     <w:p>
@@ -11061,43 +7559,7 @@
           <w:sz w:val="28"/>
           <w:szCs w:val="28"/>
         </w:rPr>
-        <w:t xml:space="preserve">После завершения этапа кодирования было проведено функциональное и интерфейсное тестирование мобильного приложения на эмуляторе </w:t>
-      </w:r>
-      <w:proofErr w:type="spellStart"/>
-      <w:r>
-        <w:rPr>
-          <w:rFonts w:ascii="Times New Roman" w:hAnsi="Times New Roman" w:cs="Times New Roman"/>
-          <w:sz w:val="28"/>
-          <w:szCs w:val="28"/>
-        </w:rPr>
-        <w:t>Android</w:t>
-      </w:r>
-      <w:proofErr w:type="spellEnd"/>
-      <w:r>
-        <w:rPr>
-          <w:rFonts w:ascii="Times New Roman" w:hAnsi="Times New Roman" w:cs="Times New Roman"/>
-          <w:sz w:val="28"/>
-          <w:szCs w:val="28"/>
-        </w:rPr>
-        <w:t xml:space="preserve"> Studio (</w:t>
-      </w:r>
-      <w:proofErr w:type="spellStart"/>
-      <w:r>
-        <w:rPr>
-          <w:rFonts w:ascii="Times New Roman" w:hAnsi="Times New Roman" w:cs="Times New Roman"/>
-          <w:sz w:val="28"/>
-          <w:szCs w:val="28"/>
-        </w:rPr>
-        <w:t>Pixel</w:t>
-      </w:r>
-      <w:proofErr w:type="spellEnd"/>
-      <w:r>
-        <w:rPr>
-          <w:rFonts w:ascii="Times New Roman" w:hAnsi="Times New Roman" w:cs="Times New Roman"/>
-          <w:sz w:val="28"/>
-          <w:szCs w:val="28"/>
-        </w:rPr>
-        <w:t xml:space="preserve"> 6, API 33), а также на реальном физическом устройстве.</w:t>
+        <w:t>После завершения этапа кодирования было проведено функциональное и интерфейсное тестирование мобильного приложения на эмуляторе Android Studio (Pixel 6, API 33), а также на реальном физическом устройстве.</w:t>
       </w:r>
     </w:p>
     <w:p>
@@ -11141,52 +7603,7 @@
           <w:sz w:val="28"/>
           <w:szCs w:val="28"/>
         </w:rPr>
-        <w:t xml:space="preserve">Тестирование ввода данных: при попытке сохранения пустого расхода (без указания суммы или названия) форма корректно блокирует операцию. Ввод некорректных числовых форматов </w:t>
-      </w:r>
-      <w:r>
-        <w:rPr>
-          <w:rFonts w:ascii="Times New Roman" w:hAnsi="Times New Roman" w:cs="Times New Roman"/>
-          <w:sz w:val="28"/>
-          <w:szCs w:val="28"/>
-        </w:rPr>
-        <w:lastRenderedPageBreak/>
-        <w:t>(например, несколько запятых) блокируется настройками клавиатуры на уровне XML (</w:t>
-      </w:r>
-      <w:proofErr w:type="spellStart"/>
-      <w:r>
-        <w:rPr>
-          <w:rFonts w:ascii="Times New Roman" w:hAnsi="Times New Roman" w:cs="Times New Roman"/>
-          <w:sz w:val="28"/>
-          <w:szCs w:val="28"/>
-        </w:rPr>
-        <w:t>inputType</w:t>
-      </w:r>
-      <w:proofErr w:type="spellEnd"/>
-      <w:r>
-        <w:rPr>
-          <w:rFonts w:ascii="Times New Roman" w:hAnsi="Times New Roman" w:cs="Times New Roman"/>
-          <w:sz w:val="28"/>
-          <w:szCs w:val="28"/>
-        </w:rPr>
-        <w:t>="</w:t>
-      </w:r>
-      <w:proofErr w:type="spellStart"/>
-      <w:r>
-        <w:rPr>
-          <w:rFonts w:ascii="Times New Roman" w:hAnsi="Times New Roman" w:cs="Times New Roman"/>
-          <w:sz w:val="28"/>
-          <w:szCs w:val="28"/>
-        </w:rPr>
-        <w:t>numberDecimal</w:t>
-      </w:r>
-      <w:proofErr w:type="spellEnd"/>
-      <w:r>
-        <w:rPr>
-          <w:rFonts w:ascii="Times New Roman" w:hAnsi="Times New Roman" w:cs="Times New Roman"/>
-          <w:sz w:val="28"/>
-          <w:szCs w:val="28"/>
-        </w:rPr>
-        <w:t>").</w:t>
+        <w:t>Тестирование ввода данных: при попытке сохранения пустого расхода (без указания суммы или названия) форма корректно блокирует операцию. Ввод некорректных числовых форматов (например, несколько запятых) блокируется настройками клавиатуры на уровне XML (inputType="numberDecimal").</w:t>
       </w:r>
     </w:p>
     <w:p>
@@ -11210,43 +7627,7 @@
           <w:sz w:val="28"/>
           <w:szCs w:val="28"/>
         </w:rPr>
-        <w:t xml:space="preserve">Тестирование сохранения состояния: при повороте экрана устройства из портретной в ландшафтную ориентацию и обратно, введенный текст в строке поиска не сбрасывается, а список не </w:t>
-      </w:r>
-      <w:proofErr w:type="spellStart"/>
-      <w:r>
-        <w:rPr>
-          <w:rFonts w:ascii="Times New Roman" w:hAnsi="Times New Roman" w:cs="Times New Roman"/>
-          <w:sz w:val="28"/>
-          <w:szCs w:val="28"/>
-        </w:rPr>
-        <w:t>перезапрашивается</w:t>
-      </w:r>
-      <w:proofErr w:type="spellEnd"/>
-      <w:r>
-        <w:rPr>
-          <w:rFonts w:ascii="Times New Roman" w:hAnsi="Times New Roman" w:cs="Times New Roman"/>
-          <w:sz w:val="28"/>
-          <w:szCs w:val="28"/>
-        </w:rPr>
-        <w:t xml:space="preserve"> заново благодаря использованию компонента </w:t>
-      </w:r>
-      <w:proofErr w:type="spellStart"/>
-      <w:r>
-        <w:rPr>
-          <w:rFonts w:ascii="Times New Roman" w:hAnsi="Times New Roman" w:cs="Times New Roman"/>
-          <w:sz w:val="28"/>
-          <w:szCs w:val="28"/>
-        </w:rPr>
-        <w:t>ViewModel</w:t>
-      </w:r>
-      <w:proofErr w:type="spellEnd"/>
-      <w:r>
-        <w:rPr>
-          <w:rFonts w:ascii="Times New Roman" w:hAnsi="Times New Roman" w:cs="Times New Roman"/>
-          <w:sz w:val="28"/>
-          <w:szCs w:val="28"/>
-        </w:rPr>
-        <w:t>.</w:t>
+        <w:t>Тестирование сохранения состояния: при повороте экрана устройства из портретной в ландшафтную ориентацию и обратно, введенный текст в строке поиска не сбрасывается, а список не перезапрашивается заново благодаря использованию компонента ViewModel.</w:t>
       </w:r>
     </w:p>
     <w:p>
@@ -11270,43 +7651,8 @@
           <w:sz w:val="28"/>
           <w:szCs w:val="28"/>
         </w:rPr>
-        <w:t xml:space="preserve">Тестирование производительности списка: в базу данных с помощью скрипта было добавлено 500 тестовых записей. Компонент </w:t>
-      </w:r>
-      <w:proofErr w:type="spellStart"/>
-      <w:r>
-        <w:rPr>
-          <w:rFonts w:ascii="Times New Roman" w:hAnsi="Times New Roman" w:cs="Times New Roman"/>
-          <w:sz w:val="28"/>
-          <w:szCs w:val="28"/>
-        </w:rPr>
-        <w:t>RecyclerView</w:t>
-      </w:r>
-      <w:proofErr w:type="spellEnd"/>
-      <w:r>
-        <w:rPr>
-          <w:rFonts w:ascii="Times New Roman" w:hAnsi="Times New Roman" w:cs="Times New Roman"/>
-          <w:sz w:val="28"/>
-          <w:szCs w:val="28"/>
-        </w:rPr>
-        <w:t xml:space="preserve"> обеспечил гладкую прокрутку без зависаний интерфейса. </w:t>
-      </w:r>
-      <w:proofErr w:type="spellStart"/>
-      <w:r>
-        <w:rPr>
-          <w:rFonts w:ascii="Times New Roman" w:hAnsi="Times New Roman" w:cs="Times New Roman"/>
-          <w:sz w:val="28"/>
-          <w:szCs w:val="28"/>
-        </w:rPr>
-        <w:t>Свайп</w:t>
-      </w:r>
-      <w:proofErr w:type="spellEnd"/>
-      <w:r>
-        <w:rPr>
-          <w:rFonts w:ascii="Times New Roman" w:hAnsi="Times New Roman" w:cs="Times New Roman"/>
-          <w:sz w:val="28"/>
-          <w:szCs w:val="28"/>
-        </w:rPr>
-        <w:t xml:space="preserve"> для удаления отрабатывал без задержек.</w:t>
+        <w:lastRenderedPageBreak/>
+        <w:t>Тестирование производительности списка: в базу данных с помощью скрипта было добавлено 500 тестовых записей. Компонент RecyclerView обеспечил гладкую прокрутку без зависаний интерфейса. Свайп для удаления отрабатывал без задержек.</w:t>
       </w:r>
     </w:p>
     <w:p>
@@ -11354,25 +7700,7 @@
           <w:sz w:val="28"/>
           <w:szCs w:val="28"/>
         </w:rPr>
-        <w:t xml:space="preserve">Тестирование </w:t>
-      </w:r>
-      <w:proofErr w:type="spellStart"/>
-      <w:r>
-        <w:rPr>
-          <w:rFonts w:ascii="Times New Roman" w:hAnsi="Times New Roman" w:cs="Times New Roman"/>
-          <w:sz w:val="28"/>
-          <w:szCs w:val="28"/>
-        </w:rPr>
-        <w:t>персистентности</w:t>
-      </w:r>
-      <w:proofErr w:type="spellEnd"/>
-      <w:r>
-        <w:rPr>
-          <w:rFonts w:ascii="Times New Roman" w:hAnsi="Times New Roman" w:cs="Times New Roman"/>
-          <w:sz w:val="28"/>
-          <w:szCs w:val="28"/>
-        </w:rPr>
-        <w:t xml:space="preserve"> (надежности): принудительное закрытие приложения </w:t>
+        <w:t xml:space="preserve">Тестирование персистентности (надежности): принудительное закрытие приложения </w:t>
       </w:r>
       <w:proofErr w:type="gramStart"/>
       <w:r>
@@ -11390,221 +7718,13 @@
           <w:sz w:val="28"/>
           <w:szCs w:val="28"/>
         </w:rPr>
-        <w:t xml:space="preserve"> задач смартфона (</w:t>
-      </w:r>
-      <w:proofErr w:type="spellStart"/>
-      <w:r>
-        <w:rPr>
-          <w:rFonts w:ascii="Times New Roman" w:hAnsi="Times New Roman" w:cs="Times New Roman"/>
-          <w:sz w:val="28"/>
-          <w:szCs w:val="28"/>
-        </w:rPr>
-        <w:t>Kill</w:t>
-      </w:r>
-      <w:proofErr w:type="spellEnd"/>
-      <w:r>
-        <w:rPr>
-          <w:rFonts w:ascii="Times New Roman" w:hAnsi="Times New Roman" w:cs="Times New Roman"/>
-          <w:sz w:val="28"/>
-          <w:szCs w:val="28"/>
-        </w:rPr>
-        <w:t xml:space="preserve"> Process) и последующий запуск подтвердили, что все данные успешно сохранились в базе </w:t>
-      </w:r>
-      <w:proofErr w:type="spellStart"/>
-      <w:r>
-        <w:rPr>
-          <w:rFonts w:ascii="Times New Roman" w:hAnsi="Times New Roman" w:cs="Times New Roman"/>
-          <w:sz w:val="28"/>
-          <w:szCs w:val="28"/>
-        </w:rPr>
-        <w:t>SQLite</w:t>
-      </w:r>
-      <w:proofErr w:type="spellEnd"/>
-      <w:r>
-        <w:rPr>
-          <w:rFonts w:ascii="Times New Roman" w:hAnsi="Times New Roman" w:cs="Times New Roman"/>
-          <w:sz w:val="28"/>
-          <w:szCs w:val="28"/>
-        </w:rPr>
-        <w:t xml:space="preserve"> (</w:t>
-      </w:r>
-      <w:proofErr w:type="spellStart"/>
-      <w:r>
-        <w:rPr>
-          <w:rFonts w:ascii="Times New Roman" w:hAnsi="Times New Roman" w:cs="Times New Roman"/>
-          <w:sz w:val="28"/>
-          <w:szCs w:val="28"/>
-        </w:rPr>
-        <w:t>Room</w:t>
-      </w:r>
-      <w:proofErr w:type="spellEnd"/>
-      <w:r>
-        <w:rPr>
-          <w:rFonts w:ascii="Times New Roman" w:hAnsi="Times New Roman" w:cs="Times New Roman"/>
-          <w:sz w:val="28"/>
-          <w:szCs w:val="28"/>
-        </w:rPr>
-        <w:t xml:space="preserve">), а установленный лимит бюджета был корректно считан из </w:t>
-      </w:r>
-      <w:proofErr w:type="spellStart"/>
-      <w:r>
-        <w:rPr>
-          <w:rFonts w:ascii="Times New Roman" w:hAnsi="Times New Roman" w:cs="Times New Roman"/>
-          <w:sz w:val="28"/>
-          <w:szCs w:val="28"/>
-        </w:rPr>
-        <w:t>SharedPreferences</w:t>
-      </w:r>
-      <w:proofErr w:type="spellEnd"/>
-      <w:r>
-        <w:rPr>
-          <w:rFonts w:ascii="Times New Roman" w:hAnsi="Times New Roman" w:cs="Times New Roman"/>
-          <w:sz w:val="28"/>
-          <w:szCs w:val="28"/>
-        </w:rPr>
-        <w:t>.</w:t>
-      </w:r>
-    </w:p>
-    <w:p>
-      <w:pPr>
-        <w:spacing w:line="360" w:lineRule="auto"/>
-        <w:ind w:firstLine="709"/>
-        <w:jc w:val="both"/>
-        <w:rPr>
-          <w:rFonts w:ascii="Times New Roman" w:hAnsi="Times New Roman" w:cs="Times New Roman"/>
-          <w:sz w:val="28"/>
-          <w:szCs w:val="28"/>
-        </w:rPr>
-      </w:pPr>
-      <w:r>
-        <w:rPr>
-          <w:rFonts w:ascii="Times New Roman" w:hAnsi="Times New Roman" w:cs="Times New Roman"/>
-          <w:sz w:val="28"/>
-          <w:szCs w:val="28"/>
-        </w:rPr>
-        <w:t>Вывод по второй главе</w:t>
-      </w:r>
-      <w:r>
-        <w:rPr>
-          <w:rFonts w:ascii="Times New Roman" w:hAnsi="Times New Roman" w:cs="Times New Roman"/>
-          <w:sz w:val="28"/>
-          <w:szCs w:val="28"/>
-        </w:rPr>
-        <w:br/>
-        <w:t xml:space="preserve">Во второй главе был детально рассмотрен практический процесс создания мобильного приложения. Спроектирован и сверстан адаптивный пользовательский интерфейс в стиле </w:t>
-      </w:r>
-      <w:proofErr w:type="spellStart"/>
-      <w:r>
-        <w:rPr>
-          <w:rFonts w:ascii="Times New Roman" w:hAnsi="Times New Roman" w:cs="Times New Roman"/>
-          <w:sz w:val="28"/>
-          <w:szCs w:val="28"/>
-        </w:rPr>
-        <w:t>Material</w:t>
-      </w:r>
-      <w:proofErr w:type="spellEnd"/>
-      <w:r>
-        <w:rPr>
-          <w:rFonts w:ascii="Times New Roman" w:hAnsi="Times New Roman" w:cs="Times New Roman"/>
-          <w:sz w:val="28"/>
-          <w:szCs w:val="28"/>
-        </w:rPr>
-        <w:t xml:space="preserve"> Design, обеспечивающий интуитивное взаимодействие (</w:t>
-      </w:r>
-      <w:proofErr w:type="spellStart"/>
-      <w:r>
-        <w:rPr>
-          <w:rFonts w:ascii="Times New Roman" w:hAnsi="Times New Roman" w:cs="Times New Roman"/>
-          <w:sz w:val="28"/>
-          <w:szCs w:val="28"/>
-        </w:rPr>
-        <w:t>BottomSheet</w:t>
-      </w:r>
-      <w:proofErr w:type="spellEnd"/>
-      <w:r>
-        <w:rPr>
-          <w:rFonts w:ascii="Times New Roman" w:hAnsi="Times New Roman" w:cs="Times New Roman"/>
-          <w:sz w:val="28"/>
-          <w:szCs w:val="28"/>
-        </w:rPr>
-        <w:t xml:space="preserve">, </w:t>
-      </w:r>
-      <w:proofErr w:type="spellStart"/>
-      <w:r>
-        <w:rPr>
-          <w:rFonts w:ascii="Times New Roman" w:hAnsi="Times New Roman" w:cs="Times New Roman"/>
-          <w:sz w:val="28"/>
-          <w:szCs w:val="28"/>
-        </w:rPr>
-        <w:t>Swipe-to-delete</w:t>
-      </w:r>
-      <w:proofErr w:type="spellEnd"/>
-      <w:r>
-        <w:rPr>
-          <w:rFonts w:ascii="Times New Roman" w:hAnsi="Times New Roman" w:cs="Times New Roman"/>
-          <w:sz w:val="28"/>
-          <w:szCs w:val="28"/>
-        </w:rPr>
-        <w:t xml:space="preserve">). Программная логика реализована на базе передовой архитектуры MVVM. Интеграция базы данных </w:t>
-      </w:r>
-      <w:proofErr w:type="spellStart"/>
-      <w:r>
-        <w:rPr>
-          <w:rFonts w:ascii="Times New Roman" w:hAnsi="Times New Roman" w:cs="Times New Roman"/>
-          <w:sz w:val="28"/>
-          <w:szCs w:val="28"/>
-        </w:rPr>
-        <w:t>Room</w:t>
-      </w:r>
-      <w:proofErr w:type="spellEnd"/>
-      <w:r>
-        <w:rPr>
-          <w:rFonts w:ascii="Times New Roman" w:hAnsi="Times New Roman" w:cs="Times New Roman"/>
-          <w:sz w:val="28"/>
-          <w:szCs w:val="28"/>
-        </w:rPr>
-        <w:t xml:space="preserve"> обеспечила надежное локальное хранение, а связка DAO с </w:t>
-      </w:r>
-      <w:proofErr w:type="spellStart"/>
-      <w:r>
-        <w:rPr>
-          <w:rFonts w:ascii="Times New Roman" w:hAnsi="Times New Roman" w:cs="Times New Roman"/>
-          <w:sz w:val="28"/>
-          <w:szCs w:val="28"/>
-        </w:rPr>
-        <w:lastRenderedPageBreak/>
-        <w:t>LiveData</w:t>
-      </w:r>
-      <w:proofErr w:type="spellEnd"/>
-      <w:r>
-        <w:rPr>
-          <w:rFonts w:ascii="Times New Roman" w:hAnsi="Times New Roman" w:cs="Times New Roman"/>
-          <w:sz w:val="28"/>
-          <w:szCs w:val="28"/>
-        </w:rPr>
-        <w:t xml:space="preserve"> — реактивное обновление интерфейса. Математическая обработка коллекций данных позволила реализовать сложную систему фильтрации и визуализации статистики в виде интерактивной круговой диаграммы. Проведенное функциональное тестирование подтвердило стабильность работы приложения, отсутствие утечек памяти и корректное выполнение всех заявленных в первой главе требований.</w:t>
-      </w:r>
-    </w:p>
-    <w:p>
-      <w:pPr>
-        <w:rPr>
-          <w:rFonts w:ascii="Times New Roman" w:hAnsi="Times New Roman" w:cs="Times New Roman"/>
-          <w:sz w:val="28"/>
-          <w:szCs w:val="28"/>
-        </w:rPr>
-      </w:pPr>
-      <w:r>
-        <w:rPr>
-          <w:rFonts w:ascii="Times New Roman" w:hAnsi="Times New Roman" w:cs="Times New Roman"/>
-          <w:sz w:val="28"/>
-          <w:szCs w:val="28"/>
-        </w:rPr>
-        <w:br w:type="page"/>
-      </w:r>
-    </w:p>
-    <w:p>
-      <w:pPr>
-        <w:pStyle w:val="1"/>
+        <w:t xml:space="preserve"> задач смартфона (Kill Process) и последующий запуск подтвердили, что все данные успешно сохранились в базе SQLite (Room), а установленный лимит бюджета был корректно считан из SharedPreferences.</w:t>
+      </w:r>
+    </w:p>
+    <w:p>
+      <w:pPr>
+        <w:spacing w:line="360" w:lineRule="auto"/>
+        <w:ind w:firstLine="709"/>
         <w:rPr>
           <w:rFonts w:ascii="Times New Roman" w:hAnsi="Times New Roman" w:cs="Times New Roman"/>
           <w:b/>
@@ -11613,7 +7733,6 @@
           <w:szCs w:val="28"/>
         </w:rPr>
       </w:pPr>
-      <w:bookmarkStart w:id="22" w:name="_Toc225414012"/>
       <w:r>
         <w:rPr>
           <w:rFonts w:ascii="Times New Roman" w:hAnsi="Times New Roman" w:cs="Times New Roman"/>
@@ -11622,6 +7741,77 @@
           <w:sz w:val="28"/>
           <w:szCs w:val="28"/>
         </w:rPr>
+        <w:t>Вывод по второй глав</w:t>
+      </w:r>
+      <w:r>
+        <w:rPr>
+          <w:rFonts w:ascii="Times New Roman" w:hAnsi="Times New Roman" w:cs="Times New Roman"/>
+          <w:b/>
+          <w:bCs/>
+          <w:sz w:val="28"/>
+          <w:szCs w:val="28"/>
+        </w:rPr>
+        <w:t>е</w:t>
+      </w:r>
+    </w:p>
+    <w:p>
+      <w:pPr>
+        <w:spacing w:line="360" w:lineRule="auto"/>
+        <w:ind w:firstLine="709"/>
+        <w:rPr>
+          <w:rFonts w:ascii="Times New Roman" w:hAnsi="Times New Roman" w:cs="Times New Roman"/>
+          <w:b/>
+          <w:bCs/>
+          <w:sz w:val="28"/>
+          <w:szCs w:val="28"/>
+        </w:rPr>
+      </w:pPr>
+      <w:r>
+        <w:rPr>
+          <w:rFonts w:ascii="Times New Roman" w:hAnsi="Times New Roman" w:cs="Times New Roman"/>
+          <w:sz w:val="28"/>
+          <w:szCs w:val="28"/>
+        </w:rPr>
+        <w:t>Во второй главе был детально рассмотрен практический процесс создания мобильного приложения. Спроектирован и сверстан адаптивный пользовательский интерфейс в стиле Material Design, обеспечивающий интуитивное взаимодействие (BottomSheet, Swipe-to-delete). Программная логика реализована на базе передовой архитектуры MVVM. Интеграция базы данных Room обеспечила надежное локальное хранение, а связка DAO с LiveData — реактивное обновление интерфейса. Математическая обработка коллекций данных позволила реализовать сложную систему фильтрации и визуализации статистики в виде интерактивной круговой диаграммы. Проведенное функциональное тестирование подтвердило стабильность работы приложения, отсутствие утечек памяти и корректное выполнение всех заявленных в первой главе требований.</w:t>
+      </w:r>
+    </w:p>
+    <w:p>
+      <w:pPr>
+        <w:rPr>
+          <w:rFonts w:ascii="Times New Roman" w:hAnsi="Times New Roman" w:cs="Times New Roman"/>
+          <w:sz w:val="28"/>
+          <w:szCs w:val="28"/>
+        </w:rPr>
+      </w:pPr>
+      <w:r>
+        <w:rPr>
+          <w:rFonts w:ascii="Times New Roman" w:hAnsi="Times New Roman" w:cs="Times New Roman"/>
+          <w:sz w:val="28"/>
+          <w:szCs w:val="28"/>
+        </w:rPr>
+        <w:br w:type="page"/>
+      </w:r>
+    </w:p>
+    <w:p>
+      <w:pPr>
+        <w:pStyle w:val="1"/>
+        <w:rPr>
+          <w:rFonts w:ascii="Times New Roman" w:hAnsi="Times New Roman" w:cs="Times New Roman"/>
+          <w:b/>
+          <w:bCs/>
+          <w:color w:val="auto"/>
+        </w:rPr>
+      </w:pPr>
+      <w:bookmarkStart w:id="22" w:name="_Toc225414012"/>
+      <w:r>
+        <w:rPr>
+          <w:rFonts w:ascii="Times New Roman" w:hAnsi="Times New Roman" w:cs="Times New Roman"/>
+          <w:b/>
+          <w:bCs/>
+          <w:color w:val="auto"/>
+          <w:sz w:val="32"/>
+          <w:szCs w:val="32"/>
+        </w:rPr>
         <w:lastRenderedPageBreak/>
         <w:t>ЗАКЛЮЧЕНИЕ</w:t>
       </w:r>
@@ -11644,265 +7834,113 @@
           <w:sz w:val="28"/>
           <w:szCs w:val="28"/>
         </w:rPr>
-        <w:t xml:space="preserve">В рамках выполнения данной курсовой работы было успешно спроектировано, разработано и протестировано локальное мобильное приложение под операционную систему </w:t>
-      </w:r>
-      <w:proofErr w:type="spellStart"/>
-      <w:r>
-        <w:rPr>
-          <w:rFonts w:ascii="Times New Roman" w:hAnsi="Times New Roman" w:cs="Times New Roman"/>
-          <w:sz w:val="28"/>
-          <w:szCs w:val="28"/>
-        </w:rPr>
-        <w:t>Android</w:t>
-      </w:r>
-      <w:proofErr w:type="spellEnd"/>
-      <w:r>
-        <w:rPr>
-          <w:rFonts w:ascii="Times New Roman" w:hAnsi="Times New Roman" w:cs="Times New Roman"/>
-          <w:sz w:val="28"/>
-          <w:szCs w:val="28"/>
-        </w:rPr>
-        <w:t>, предназначенное для автоматизации учета личных финансовых расходов пользователя. Поставленные во введении цели и задачи исследования были полностью достигнуты.</w:t>
-      </w:r>
-    </w:p>
-    <w:p>
-      <w:pPr>
-        <w:spacing w:line="360" w:lineRule="auto"/>
-        <w:ind w:firstLine="709"/>
-        <w:jc w:val="both"/>
-        <w:rPr>
-          <w:rFonts w:ascii="Times New Roman" w:hAnsi="Times New Roman" w:cs="Times New Roman"/>
-          <w:sz w:val="28"/>
-          <w:szCs w:val="28"/>
-        </w:rPr>
-      </w:pPr>
-      <w:r>
-        <w:rPr>
-          <w:rFonts w:ascii="Times New Roman" w:hAnsi="Times New Roman" w:cs="Times New Roman"/>
-          <w:sz w:val="28"/>
-          <w:szCs w:val="28"/>
-        </w:rPr>
-        <w:t>На этапе теоретического анализа предметной области была выявлена острая необходимость создания легковесного, быстрого и автономного финансового трекера, не требующего обязательного подключения к интернету и не обремененного сложным избыточным функционалом банковских приложений. Были сформулированы строгие функциональные требования, включающие в себя возможности добавления, удаления и поиска расходов, установку лимитов бюджета, а также построение визуальной статистики с фильтрацией по времени.</w:t>
-      </w:r>
-    </w:p>
-    <w:p>
-      <w:pPr>
-        <w:spacing w:line="360" w:lineRule="auto"/>
-        <w:ind w:firstLine="709"/>
-        <w:jc w:val="both"/>
-        <w:rPr>
-          <w:rFonts w:ascii="Times New Roman" w:hAnsi="Times New Roman" w:cs="Times New Roman"/>
-          <w:sz w:val="28"/>
-          <w:szCs w:val="28"/>
-        </w:rPr>
-      </w:pPr>
-      <w:r>
-        <w:rPr>
-          <w:rFonts w:ascii="Times New Roman" w:hAnsi="Times New Roman" w:cs="Times New Roman"/>
-          <w:sz w:val="28"/>
-          <w:szCs w:val="28"/>
-        </w:rPr>
-        <w:t xml:space="preserve">Выбор технологического стека был обоснован современными тенденциями мобильной разработки. В качестве среды использовалась </w:t>
-      </w:r>
-      <w:proofErr w:type="spellStart"/>
-      <w:r>
-        <w:rPr>
-          <w:rFonts w:ascii="Times New Roman" w:hAnsi="Times New Roman" w:cs="Times New Roman"/>
-          <w:sz w:val="28"/>
-          <w:szCs w:val="28"/>
-        </w:rPr>
-        <w:t>Android</w:t>
-      </w:r>
-      <w:proofErr w:type="spellEnd"/>
-      <w:r>
-        <w:rPr>
-          <w:rFonts w:ascii="Times New Roman" w:hAnsi="Times New Roman" w:cs="Times New Roman"/>
-          <w:sz w:val="28"/>
-          <w:szCs w:val="28"/>
-        </w:rPr>
-        <w:t xml:space="preserve"> Studio, язык программирования — Java. Архитектурной основой проекта стал паттерн MVVM (Model-View-</w:t>
-      </w:r>
-      <w:proofErr w:type="spellStart"/>
-      <w:r>
-        <w:rPr>
-          <w:rFonts w:ascii="Times New Roman" w:hAnsi="Times New Roman" w:cs="Times New Roman"/>
-          <w:sz w:val="28"/>
-          <w:szCs w:val="28"/>
-        </w:rPr>
-        <w:t>ViewModel</w:t>
-      </w:r>
-      <w:proofErr w:type="spellEnd"/>
-      <w:r>
-        <w:rPr>
-          <w:rFonts w:ascii="Times New Roman" w:hAnsi="Times New Roman" w:cs="Times New Roman"/>
-          <w:sz w:val="28"/>
-          <w:szCs w:val="28"/>
-        </w:rPr>
-        <w:t xml:space="preserve">), который обеспечил надежное разделение логики работы с данными и пользовательского интерфейса. В качестве системы управления базами данных была применена ORM-библиотека </w:t>
-      </w:r>
-      <w:proofErr w:type="spellStart"/>
-      <w:r>
-        <w:rPr>
-          <w:rFonts w:ascii="Times New Roman" w:hAnsi="Times New Roman" w:cs="Times New Roman"/>
-          <w:sz w:val="28"/>
-          <w:szCs w:val="28"/>
-        </w:rPr>
-        <w:t>Room</w:t>
-      </w:r>
-      <w:proofErr w:type="spellEnd"/>
-      <w:r>
-        <w:rPr>
-          <w:rFonts w:ascii="Times New Roman" w:hAnsi="Times New Roman" w:cs="Times New Roman"/>
-          <w:sz w:val="28"/>
-          <w:szCs w:val="28"/>
-        </w:rPr>
-        <w:t xml:space="preserve">, гарантирующая безопасность SQL-запросов и реактивность интерфейса за счет паттерна Observer (компоненты </w:t>
-      </w:r>
-      <w:proofErr w:type="spellStart"/>
-      <w:r>
-        <w:rPr>
-          <w:rFonts w:ascii="Times New Roman" w:hAnsi="Times New Roman" w:cs="Times New Roman"/>
-          <w:sz w:val="28"/>
-          <w:szCs w:val="28"/>
-        </w:rPr>
-        <w:t>LiveData</w:t>
-      </w:r>
-      <w:proofErr w:type="spellEnd"/>
-      <w:r>
-        <w:rPr>
-          <w:rFonts w:ascii="Times New Roman" w:hAnsi="Times New Roman" w:cs="Times New Roman"/>
-          <w:sz w:val="28"/>
-          <w:szCs w:val="28"/>
-        </w:rPr>
-        <w:t>).</w:t>
-      </w:r>
-    </w:p>
-    <w:p>
-      <w:pPr>
-        <w:spacing w:line="360" w:lineRule="auto"/>
-        <w:ind w:firstLine="709"/>
-        <w:jc w:val="both"/>
-        <w:rPr>
-          <w:rFonts w:ascii="Times New Roman" w:hAnsi="Times New Roman" w:cs="Times New Roman"/>
-          <w:sz w:val="28"/>
-          <w:szCs w:val="28"/>
-        </w:rPr>
-      </w:pPr>
-      <w:r>
-        <w:rPr>
-          <w:rFonts w:ascii="Times New Roman" w:hAnsi="Times New Roman" w:cs="Times New Roman"/>
-          <w:sz w:val="28"/>
-          <w:szCs w:val="28"/>
-        </w:rPr>
-        <w:t xml:space="preserve">В процессе практической реализации был создан современный пользовательский интерфейс, строго следующий гайдлайнам </w:t>
-      </w:r>
-      <w:proofErr w:type="spellStart"/>
-      <w:r>
-        <w:rPr>
-          <w:rFonts w:ascii="Times New Roman" w:hAnsi="Times New Roman" w:cs="Times New Roman"/>
-          <w:sz w:val="28"/>
-          <w:szCs w:val="28"/>
-        </w:rPr>
-        <w:t>Material</w:t>
-      </w:r>
-      <w:proofErr w:type="spellEnd"/>
-      <w:r>
-        <w:rPr>
-          <w:rFonts w:ascii="Times New Roman" w:hAnsi="Times New Roman" w:cs="Times New Roman"/>
-          <w:sz w:val="28"/>
-          <w:szCs w:val="28"/>
-        </w:rPr>
-        <w:t xml:space="preserve"> Design 3. Использование таких компонентов, как </w:t>
-      </w:r>
-      <w:proofErr w:type="spellStart"/>
-      <w:r>
-        <w:rPr>
-          <w:rFonts w:ascii="Times New Roman" w:hAnsi="Times New Roman" w:cs="Times New Roman"/>
-          <w:sz w:val="28"/>
-          <w:szCs w:val="28"/>
-        </w:rPr>
-        <w:t>BottomNavigationView</w:t>
-      </w:r>
-      <w:proofErr w:type="spellEnd"/>
-      <w:r>
-        <w:rPr>
-          <w:rFonts w:ascii="Times New Roman" w:hAnsi="Times New Roman" w:cs="Times New Roman"/>
-          <w:sz w:val="28"/>
-          <w:szCs w:val="28"/>
-        </w:rPr>
-        <w:t xml:space="preserve">, </w:t>
-      </w:r>
-      <w:proofErr w:type="spellStart"/>
-      <w:r>
-        <w:rPr>
-          <w:rFonts w:ascii="Times New Roman" w:hAnsi="Times New Roman" w:cs="Times New Roman"/>
-          <w:sz w:val="28"/>
-          <w:szCs w:val="28"/>
-        </w:rPr>
-        <w:t>FloatingActionButton</w:t>
-      </w:r>
-      <w:proofErr w:type="spellEnd"/>
-      <w:r>
-        <w:rPr>
-          <w:rFonts w:ascii="Times New Roman" w:hAnsi="Times New Roman" w:cs="Times New Roman"/>
-          <w:sz w:val="28"/>
-          <w:szCs w:val="28"/>
-        </w:rPr>
-        <w:t xml:space="preserve">, </w:t>
-      </w:r>
-      <w:proofErr w:type="spellStart"/>
-      <w:r>
-        <w:rPr>
-          <w:rFonts w:ascii="Times New Roman" w:hAnsi="Times New Roman" w:cs="Times New Roman"/>
-          <w:sz w:val="28"/>
-          <w:szCs w:val="28"/>
-        </w:rPr>
-        <w:t>BottomSheetDialogFragment</w:t>
-      </w:r>
-      <w:proofErr w:type="spellEnd"/>
-      <w:r>
-        <w:rPr>
-          <w:rFonts w:ascii="Times New Roman" w:hAnsi="Times New Roman" w:cs="Times New Roman"/>
-          <w:sz w:val="28"/>
-          <w:szCs w:val="28"/>
-        </w:rPr>
-        <w:t xml:space="preserve"> и </w:t>
-      </w:r>
-      <w:proofErr w:type="spellStart"/>
-      <w:r>
-        <w:rPr>
-          <w:rFonts w:ascii="Times New Roman" w:hAnsi="Times New Roman" w:cs="Times New Roman"/>
-          <w:sz w:val="28"/>
-          <w:szCs w:val="28"/>
-        </w:rPr>
-        <w:t>RecyclerView</w:t>
-      </w:r>
-      <w:proofErr w:type="spellEnd"/>
-      <w:r>
-        <w:rPr>
-          <w:rFonts w:ascii="Times New Roman" w:hAnsi="Times New Roman" w:cs="Times New Roman"/>
-          <w:sz w:val="28"/>
-          <w:szCs w:val="28"/>
-        </w:rPr>
-        <w:t xml:space="preserve">, позволило создать отзывчивое и интуитивно понятное приложение. Реализована система интерактивной статистики на базе библиотеки </w:t>
-      </w:r>
-      <w:proofErr w:type="spellStart"/>
-      <w:r>
-        <w:rPr>
-          <w:rFonts w:ascii="Times New Roman" w:hAnsi="Times New Roman" w:cs="Times New Roman"/>
-          <w:sz w:val="28"/>
-          <w:szCs w:val="28"/>
-        </w:rPr>
-        <w:t>MPAndroidChart</w:t>
-      </w:r>
-      <w:proofErr w:type="spellEnd"/>
-      <w:r>
-        <w:rPr>
-          <w:rFonts w:ascii="Times New Roman" w:hAnsi="Times New Roman" w:cs="Times New Roman"/>
-          <w:sz w:val="28"/>
-          <w:szCs w:val="28"/>
-        </w:rPr>
-        <w:t xml:space="preserve">: данные из </w:t>
+        <w:t>В рамках выполнения данной курсовой работы было успешно спроектировано, разработано и протестировано локальное мобильное приложение под операционную систему Android, предназначенное для автоматизации учета личных финансовых расходов пользователя. Поставленные во введении цели и задачи исследования были полностью достигнуты.</w:t>
+      </w:r>
+    </w:p>
+    <w:p>
+      <w:pPr>
+        <w:spacing w:line="360" w:lineRule="auto"/>
+        <w:ind w:firstLine="709"/>
+        <w:jc w:val="both"/>
+        <w:rPr>
+          <w:rFonts w:ascii="Times New Roman" w:hAnsi="Times New Roman" w:cs="Times New Roman"/>
+          <w:sz w:val="28"/>
+          <w:szCs w:val="28"/>
+        </w:rPr>
+      </w:pPr>
+      <w:r>
+        <w:rPr>
+          <w:rFonts w:ascii="Times New Roman" w:hAnsi="Times New Roman" w:cs="Times New Roman"/>
+          <w:sz w:val="28"/>
+          <w:szCs w:val="28"/>
+        </w:rPr>
+        <w:t xml:space="preserve">На этапе </w:t>
+      </w:r>
+      <w:r>
+        <w:rPr>
+          <w:rFonts w:ascii="Times New Roman" w:hAnsi="Times New Roman" w:cs="Times New Roman"/>
+          <w:b/>
+          <w:bCs/>
+          <w:sz w:val="28"/>
+          <w:szCs w:val="28"/>
+        </w:rPr>
+        <w:t>теоретического анализа предметной области</w:t>
+      </w:r>
+      <w:r>
+        <w:rPr>
+          <w:rFonts w:ascii="Times New Roman" w:hAnsi="Times New Roman" w:cs="Times New Roman"/>
+          <w:sz w:val="28"/>
+          <w:szCs w:val="28"/>
+        </w:rPr>
+        <w:t xml:space="preserve"> была выявлена острая необходимость создания легковесного, быстрого и автономного финансового трекера, не требующего обязательного подключения к интернету и не обремененного сложным избыточным функционалом банковских приложений. Были сформулированы строгие функциональные требования, включающие в себя возможности добавления, удаления и поиска расходов, установку лимитов бюджета, а также построение визуальной статистики с фильтрацией по времени.</w:t>
+      </w:r>
+    </w:p>
+    <w:p>
+      <w:pPr>
+        <w:spacing w:line="360" w:lineRule="auto"/>
+        <w:ind w:firstLine="709"/>
+        <w:jc w:val="both"/>
+        <w:rPr>
+          <w:rFonts w:ascii="Times New Roman" w:hAnsi="Times New Roman" w:cs="Times New Roman"/>
+          <w:sz w:val="28"/>
+          <w:szCs w:val="28"/>
+        </w:rPr>
+      </w:pPr>
+      <w:r>
+        <w:rPr>
+          <w:rFonts w:ascii="Times New Roman" w:hAnsi="Times New Roman" w:cs="Times New Roman"/>
+          <w:b/>
+          <w:bCs/>
+          <w:sz w:val="28"/>
+          <w:szCs w:val="28"/>
+        </w:rPr>
+        <w:t>Выбор технологического стека</w:t>
+      </w:r>
+      <w:r>
+        <w:rPr>
+          <w:rFonts w:ascii="Times New Roman" w:hAnsi="Times New Roman" w:cs="Times New Roman"/>
+          <w:sz w:val="28"/>
+          <w:szCs w:val="28"/>
+        </w:rPr>
+        <w:t xml:space="preserve"> был обоснован современными тенденциями мобильной разработки. В качестве среды использовалась Android Studio, язык программирования — Java. Архитектурной основой проекта стал паттерн MVVM (Model-View-ViewModel), который обеспечил надежное разделение логики работы с данными и пользовательского интерфейса. В качестве системы управления базами данных была применена ORM-библиотека Room, гарантирующая безопасность SQL-запросов и реактивность интерфейса за счет паттерна Observer (компоненты LiveData).</w:t>
+      </w:r>
+    </w:p>
+    <w:p>
+      <w:pPr>
+        <w:spacing w:line="360" w:lineRule="auto"/>
+        <w:ind w:firstLine="709"/>
+        <w:jc w:val="both"/>
+        <w:rPr>
+          <w:rFonts w:ascii="Times New Roman" w:hAnsi="Times New Roman" w:cs="Times New Roman"/>
+          <w:sz w:val="28"/>
+          <w:szCs w:val="28"/>
+        </w:rPr>
+      </w:pPr>
+      <w:r>
+        <w:rPr>
+          <w:rFonts w:ascii="Times New Roman" w:hAnsi="Times New Roman" w:cs="Times New Roman"/>
+          <w:sz w:val="28"/>
+          <w:szCs w:val="28"/>
+        </w:rPr>
+        <w:t xml:space="preserve">В процессе </w:t>
+      </w:r>
+      <w:r>
+        <w:rPr>
+          <w:rFonts w:ascii="Times New Roman" w:hAnsi="Times New Roman" w:cs="Times New Roman"/>
+          <w:b/>
+          <w:bCs/>
+          <w:sz w:val="28"/>
+          <w:szCs w:val="28"/>
+        </w:rPr>
+        <w:t>практической реализации</w:t>
+      </w:r>
+      <w:r>
+        <w:rPr>
+          <w:rFonts w:ascii="Times New Roman" w:hAnsi="Times New Roman" w:cs="Times New Roman"/>
+          <w:sz w:val="28"/>
+          <w:szCs w:val="28"/>
+        </w:rPr>
+        <w:t xml:space="preserve"> был создан современный пользовательский интерфейс, строго следующий гайдлайнам Material Design 3. Использование таких компонентов, как BottomNavigationView, FloatingActionButton, BottomSheetDialogFragment и RecyclerView, позволило создать отзывчивое и интуитивно понятное приложение. Реализована система интерактивной статистики на базе библиотеки MPAndroidChart: данные из </w:t>
       </w:r>
       <w:r>
         <w:rPr>
@@ -11931,63 +7969,55 @@
           <w:sz w:val="28"/>
           <w:szCs w:val="28"/>
         </w:rPr>
-        <w:t>Проведенное функциональное тестирование доказало высокую производительность программного продукта, стабильность при смене конфигураций устройства (поворот экрана) и корректность обработки пользовательского ввода.</w:t>
-      </w:r>
-    </w:p>
-    <w:p>
-      <w:pPr>
-        <w:spacing w:line="360" w:lineRule="auto"/>
-        <w:ind w:firstLine="709"/>
-        <w:jc w:val="both"/>
-        <w:rPr>
-          <w:rFonts w:ascii="Times New Roman" w:hAnsi="Times New Roman" w:cs="Times New Roman"/>
-          <w:sz w:val="28"/>
-          <w:szCs w:val="28"/>
-        </w:rPr>
-      </w:pPr>
-      <w:r>
-        <w:rPr>
-          <w:rFonts w:ascii="Times New Roman" w:hAnsi="Times New Roman" w:cs="Times New Roman"/>
-          <w:sz w:val="28"/>
-          <w:szCs w:val="28"/>
-        </w:rPr>
-        <w:t xml:space="preserve">Практическая значимость работы заключается в том, что разработанное приложение представляет собой полностью завершенный </w:t>
-      </w:r>
-      <w:proofErr w:type="spellStart"/>
-      <w:r>
-        <w:rPr>
-          <w:rFonts w:ascii="Times New Roman" w:hAnsi="Times New Roman" w:cs="Times New Roman"/>
-          <w:sz w:val="28"/>
-          <w:szCs w:val="28"/>
-        </w:rPr>
-        <w:t>Minimum</w:t>
-      </w:r>
-      <w:proofErr w:type="spellEnd"/>
-      <w:r>
-        <w:rPr>
-          <w:rFonts w:ascii="Times New Roman" w:hAnsi="Times New Roman" w:cs="Times New Roman"/>
-          <w:sz w:val="28"/>
-          <w:szCs w:val="28"/>
-        </w:rPr>
-        <w:t xml:space="preserve"> </w:t>
-      </w:r>
-      <w:proofErr w:type="spellStart"/>
-      <w:r>
-        <w:rPr>
-          <w:rFonts w:ascii="Times New Roman" w:hAnsi="Times New Roman" w:cs="Times New Roman"/>
-          <w:sz w:val="28"/>
-          <w:szCs w:val="28"/>
-        </w:rPr>
-        <w:t>Viable</w:t>
-      </w:r>
-      <w:proofErr w:type="spellEnd"/>
-      <w:r>
-        <w:rPr>
-          <w:rFonts w:ascii="Times New Roman" w:hAnsi="Times New Roman" w:cs="Times New Roman"/>
-          <w:sz w:val="28"/>
-          <w:szCs w:val="28"/>
-        </w:rPr>
-        <w:t xml:space="preserve"> Product (MVP), готовый к эксплуатации конечными пользователями для улучшения их финансовой дисциплины и контроля над бюджетом. Приложение не требует сторонних серверов и гарантирует 100% конфиденциальность данных, так как они не покидают устройство пользователя.</w:t>
+        <w:t xml:space="preserve">Проведенное </w:t>
+      </w:r>
+      <w:r>
+        <w:rPr>
+          <w:rFonts w:ascii="Times New Roman" w:hAnsi="Times New Roman" w:cs="Times New Roman"/>
+          <w:b/>
+          <w:bCs/>
+          <w:sz w:val="28"/>
+          <w:szCs w:val="28"/>
+        </w:rPr>
+        <w:t>функциональное тестирование</w:t>
+      </w:r>
+      <w:r>
+        <w:rPr>
+          <w:rFonts w:ascii="Times New Roman" w:hAnsi="Times New Roman" w:cs="Times New Roman"/>
+          <w:sz w:val="28"/>
+          <w:szCs w:val="28"/>
+        </w:rPr>
+        <w:t xml:space="preserve"> доказало высокую производительность программного продукта, стабильность при смене конфигураций устройства (поворот экрана) и корректность обработки пользовательского ввода.</w:t>
+      </w:r>
+    </w:p>
+    <w:p>
+      <w:pPr>
+        <w:spacing w:line="360" w:lineRule="auto"/>
+        <w:ind w:firstLine="709"/>
+        <w:jc w:val="both"/>
+        <w:rPr>
+          <w:rFonts w:ascii="Times New Roman" w:hAnsi="Times New Roman" w:cs="Times New Roman"/>
+          <w:sz w:val="28"/>
+          <w:szCs w:val="28"/>
+        </w:rPr>
+      </w:pPr>
+      <w:r>
+        <w:rPr>
+          <w:rFonts w:ascii="Times New Roman" w:hAnsi="Times New Roman" w:cs="Times New Roman"/>
+          <w:b/>
+          <w:bCs/>
+          <w:sz w:val="28"/>
+          <w:szCs w:val="28"/>
+        </w:rPr>
+        <w:t>Практическая значимость работы</w:t>
+      </w:r>
+      <w:r>
+        <w:rPr>
+          <w:rFonts w:ascii="Times New Roman" w:hAnsi="Times New Roman" w:cs="Times New Roman"/>
+          <w:sz w:val="28"/>
+          <w:szCs w:val="28"/>
+        </w:rPr>
+        <w:t xml:space="preserve"> заключается в том, что разработанное приложение представляет собой полностью завершенный Minimum Viable Product (MVP), готовый к эксплуатации конечными пользователями для улучшения их финансовой дисциплины и контроля над бюджетом. Приложение не требует сторонних серверов и гарантирует 100% конфиденциальность данных, так как они не покидают устройство пользователя.</w:t>
       </w:r>
     </w:p>
     <w:p>
@@ -12055,25 +8085,7 @@
           <w:sz w:val="28"/>
           <w:szCs w:val="28"/>
         </w:rPr>
-        <w:t xml:space="preserve">Добавление поддержки </w:t>
-      </w:r>
-      <w:proofErr w:type="spellStart"/>
-      <w:r>
-        <w:rPr>
-          <w:rFonts w:ascii="Times New Roman" w:hAnsi="Times New Roman" w:cs="Times New Roman"/>
-          <w:sz w:val="28"/>
-          <w:szCs w:val="28"/>
-        </w:rPr>
-        <w:t>мультивалютности</w:t>
-      </w:r>
-      <w:proofErr w:type="spellEnd"/>
-      <w:r>
-        <w:rPr>
-          <w:rFonts w:ascii="Times New Roman" w:hAnsi="Times New Roman" w:cs="Times New Roman"/>
-          <w:sz w:val="28"/>
-          <w:szCs w:val="28"/>
-        </w:rPr>
-        <w:t xml:space="preserve"> с автоматической или ручной конвертацией курсов.</w:t>
+        <w:t>Добавление поддержки мультивалютности с автоматической или ручной конвертацией курсов.</w:t>
       </w:r>
     </w:p>
     <w:p>
@@ -12173,8 +8185,9 @@
           <w:rFonts w:ascii="Times New Roman" w:hAnsi="Times New Roman" w:cs="Times New Roman"/>
           <w:b/>
           <w:bCs/>
-          <w:sz w:val="28"/>
-          <w:szCs w:val="28"/>
+          <w:color w:val="auto"/>
+          <w:sz w:val="32"/>
+          <w:szCs w:val="32"/>
         </w:rPr>
       </w:pPr>
       <w:bookmarkStart w:id="23" w:name="_Toc225414013"/>
@@ -12183,8 +8196,9 @@
           <w:rFonts w:ascii="Times New Roman" w:hAnsi="Times New Roman" w:cs="Times New Roman"/>
           <w:b/>
           <w:bCs/>
-          <w:sz w:val="28"/>
-          <w:szCs w:val="28"/>
+          <w:color w:val="auto"/>
+          <w:sz w:val="32"/>
+          <w:szCs w:val="32"/>
         </w:rPr>
         <w:lastRenderedPageBreak/>
         <w:t>СПИСОК ЛИТЕРАТУРЫ</w:t>
@@ -12274,7 +8288,6 @@
         </w:rPr>
         <w:t xml:space="preserve">Голощапов, А. Л. Разработка мобильных приложений под </w:t>
       </w:r>
-      <w:proofErr w:type="spellStart"/>
       <w:proofErr w:type="gramStart"/>
       <w:r>
         <w:rPr>
@@ -12282,16 +8295,7 @@
           <w:sz w:val="28"/>
           <w:szCs w:val="28"/>
         </w:rPr>
-        <w:t>Android</w:t>
-      </w:r>
-      <w:proofErr w:type="spellEnd"/>
-      <w:r>
-        <w:rPr>
-          <w:rFonts w:ascii="Times New Roman" w:hAnsi="Times New Roman" w:cs="Times New Roman"/>
-          <w:sz w:val="28"/>
-          <w:szCs w:val="28"/>
-        </w:rPr>
-        <w:t xml:space="preserve"> :</w:t>
+        <w:t>Android :</w:t>
       </w:r>
       <w:proofErr w:type="gramEnd"/>
       <w:r>
@@ -12336,41 +8340,13 @@
           <w:szCs w:val="28"/>
         </w:rPr>
       </w:pPr>
-      <w:proofErr w:type="spellStart"/>
-      <w:r>
-        <w:rPr>
-          <w:rFonts w:ascii="Times New Roman" w:hAnsi="Times New Roman" w:cs="Times New Roman"/>
-          <w:sz w:val="28"/>
-          <w:szCs w:val="28"/>
-        </w:rPr>
-        <w:t>Зиглер</w:t>
-      </w:r>
-      <w:proofErr w:type="spellEnd"/>
-      <w:r>
-        <w:rPr>
-          <w:rFonts w:ascii="Times New Roman" w:hAnsi="Times New Roman" w:cs="Times New Roman"/>
-          <w:sz w:val="28"/>
-          <w:szCs w:val="28"/>
-        </w:rPr>
-        <w:t xml:space="preserve">, К. Разработка приложений для </w:t>
-      </w:r>
-      <w:proofErr w:type="spellStart"/>
-      <w:r>
-        <w:rPr>
-          <w:rFonts w:ascii="Times New Roman" w:hAnsi="Times New Roman" w:cs="Times New Roman"/>
-          <w:sz w:val="28"/>
-          <w:szCs w:val="28"/>
-        </w:rPr>
-        <w:t>Android</w:t>
-      </w:r>
-      <w:proofErr w:type="spellEnd"/>
-      <w:r>
-        <w:rPr>
-          <w:rFonts w:ascii="Times New Roman" w:hAnsi="Times New Roman" w:cs="Times New Roman"/>
-          <w:sz w:val="28"/>
-          <w:szCs w:val="28"/>
-        </w:rPr>
-        <w:t xml:space="preserve">: от идеи до </w:t>
+      <w:r>
+        <w:rPr>
+          <w:rFonts w:ascii="Times New Roman" w:hAnsi="Times New Roman" w:cs="Times New Roman"/>
+          <w:sz w:val="28"/>
+          <w:szCs w:val="28"/>
+        </w:rPr>
+        <w:t xml:space="preserve">Зиглер, К. Разработка приложений для Android: от идеи до </w:t>
       </w:r>
       <w:proofErr w:type="gramStart"/>
       <w:r>
@@ -12388,25 +8364,7 @@
           <w:sz w:val="28"/>
           <w:szCs w:val="28"/>
         </w:rPr>
-        <w:t xml:space="preserve"> практическое руководство / К. </w:t>
-      </w:r>
-      <w:proofErr w:type="spellStart"/>
-      <w:r>
-        <w:rPr>
-          <w:rFonts w:ascii="Times New Roman" w:hAnsi="Times New Roman" w:cs="Times New Roman"/>
-          <w:sz w:val="28"/>
-          <w:szCs w:val="28"/>
-        </w:rPr>
-        <w:t>Зиглер</w:t>
-      </w:r>
-      <w:proofErr w:type="spellEnd"/>
-      <w:r>
-        <w:rPr>
-          <w:rFonts w:ascii="Times New Roman" w:hAnsi="Times New Roman" w:cs="Times New Roman"/>
-          <w:sz w:val="28"/>
-          <w:szCs w:val="28"/>
-        </w:rPr>
-        <w:t>. — Санкт-</w:t>
+        <w:t xml:space="preserve"> практическое руководство / К. Зиглер. — Санкт-</w:t>
       </w:r>
       <w:proofErr w:type="gramStart"/>
       <w:r>
@@ -12448,43 +8406,7 @@
           <w:sz w:val="28"/>
           <w:szCs w:val="28"/>
         </w:rPr>
-        <w:t xml:space="preserve">Иванов, В. В. Архитектура мобильных приложений на базе </w:t>
-      </w:r>
-      <w:proofErr w:type="spellStart"/>
-      <w:r>
-        <w:rPr>
-          <w:rFonts w:ascii="Times New Roman" w:hAnsi="Times New Roman" w:cs="Times New Roman"/>
-          <w:sz w:val="28"/>
-          <w:szCs w:val="28"/>
-        </w:rPr>
-        <w:t>Android</w:t>
-      </w:r>
-      <w:proofErr w:type="spellEnd"/>
-      <w:r>
-        <w:rPr>
-          <w:rFonts w:ascii="Times New Roman" w:hAnsi="Times New Roman" w:cs="Times New Roman"/>
-          <w:sz w:val="28"/>
-          <w:szCs w:val="28"/>
-        </w:rPr>
-        <w:t xml:space="preserve">. Паттерны MVVM и </w:t>
-      </w:r>
-      <w:proofErr w:type="spellStart"/>
-      <w:r>
-        <w:rPr>
-          <w:rFonts w:ascii="Times New Roman" w:hAnsi="Times New Roman" w:cs="Times New Roman"/>
-          <w:sz w:val="28"/>
-          <w:szCs w:val="28"/>
-        </w:rPr>
-        <w:t>Clean</w:t>
-      </w:r>
-      <w:proofErr w:type="spellEnd"/>
-      <w:r>
-        <w:rPr>
-          <w:rFonts w:ascii="Times New Roman" w:hAnsi="Times New Roman" w:cs="Times New Roman"/>
-          <w:sz w:val="28"/>
-          <w:szCs w:val="28"/>
-        </w:rPr>
-        <w:t xml:space="preserve"> Architecture / В. В. Иванов // Информационные технологии и системы. — 2022. — № 4. — С. 45-52.</w:t>
+        <w:t>Иванов, В. В. Архитектура мобильных приложений на базе Android. Паттерны MVVM и Clean Architecture / В. В. Иванов // Информационные технологии и системы. — 2022. — № 4. — С. 45-52.</w:t>
       </w:r>
     </w:p>
     <w:p>
@@ -12508,25 +8430,7 @@
           <w:sz w:val="28"/>
           <w:szCs w:val="28"/>
         </w:rPr>
-        <w:t xml:space="preserve">Майер, Р. </w:t>
-      </w:r>
-      <w:proofErr w:type="spellStart"/>
-      <w:r>
-        <w:rPr>
-          <w:rFonts w:ascii="Times New Roman" w:hAnsi="Times New Roman" w:cs="Times New Roman"/>
-          <w:sz w:val="28"/>
-          <w:szCs w:val="28"/>
-        </w:rPr>
-        <w:t>Android</w:t>
-      </w:r>
-      <w:proofErr w:type="spellEnd"/>
-      <w:r>
-        <w:rPr>
-          <w:rFonts w:ascii="Times New Roman" w:hAnsi="Times New Roman" w:cs="Times New Roman"/>
-          <w:sz w:val="28"/>
-          <w:szCs w:val="28"/>
-        </w:rPr>
-        <w:t xml:space="preserve">. Разработка приложений для </w:t>
+        <w:t xml:space="preserve">Майер, Р. Android. Разработка приложений для </w:t>
       </w:r>
       <w:proofErr w:type="gramStart"/>
       <w:r>
@@ -12586,25 +8490,7 @@
           <w:sz w:val="28"/>
           <w:szCs w:val="28"/>
         </w:rPr>
-        <w:t xml:space="preserve">Петросян, Л. Э. Разработка мобильных приложений на </w:t>
-      </w:r>
-      <w:proofErr w:type="spellStart"/>
-      <w:r>
-        <w:rPr>
-          <w:rFonts w:ascii="Times New Roman" w:hAnsi="Times New Roman" w:cs="Times New Roman"/>
-          <w:sz w:val="28"/>
-          <w:szCs w:val="28"/>
-        </w:rPr>
-        <w:t>Kotlin</w:t>
-      </w:r>
-      <w:proofErr w:type="spellEnd"/>
-      <w:r>
-        <w:rPr>
-          <w:rFonts w:ascii="Times New Roman" w:hAnsi="Times New Roman" w:cs="Times New Roman"/>
-          <w:sz w:val="28"/>
-          <w:szCs w:val="28"/>
-        </w:rPr>
-        <w:t xml:space="preserve"> (и Java</w:t>
+        <w:t>Петросян, Л. Э. Разработка мобильных приложений на Kotlin (и Java</w:t>
       </w:r>
       <w:proofErr w:type="gramStart"/>
       <w:r>
@@ -12726,7 +8612,6 @@
         </w:rPr>
         <w:t xml:space="preserve">Сычев, А. В. Разработка мобильных приложений для платформы </w:t>
       </w:r>
-      <w:proofErr w:type="spellStart"/>
       <w:proofErr w:type="gramStart"/>
       <w:r>
         <w:rPr>
@@ -12734,16 +8619,7 @@
           <w:sz w:val="28"/>
           <w:szCs w:val="28"/>
         </w:rPr>
-        <w:t>Android</w:t>
-      </w:r>
-      <w:proofErr w:type="spellEnd"/>
-      <w:r>
-        <w:rPr>
-          <w:rFonts w:ascii="Times New Roman" w:hAnsi="Times New Roman" w:cs="Times New Roman"/>
-          <w:sz w:val="28"/>
-          <w:szCs w:val="28"/>
-        </w:rPr>
-        <w:t xml:space="preserve"> :</w:t>
+        <w:t>Android :</w:t>
       </w:r>
       <w:proofErr w:type="gramEnd"/>
       <w:r>
@@ -12875,7 +8751,7 @@
         </w:rPr>
         <w:t xml:space="preserve">]. — URL: </w:t>
       </w:r>
-      <w:hyperlink r:id="rId6" w:tgtFrame="_blank" w:history="1">
+      <w:hyperlink r:id="rId9" w:tgtFrame="_blank" w:history="1">
         <w:r>
           <w:rPr>
             <w:rStyle w:val="ac"/>
@@ -12990,7 +8866,7 @@
         </w:rPr>
         <w:t xml:space="preserve">]. — URL: </w:t>
       </w:r>
-      <w:hyperlink r:id="rId7" w:tgtFrame="_blank" w:history="1">
+      <w:hyperlink r:id="rId10" w:tgtFrame="_blank" w:history="1">
         <w:r>
           <w:rPr>
             <w:rStyle w:val="ac"/>
@@ -13105,7 +8981,7 @@
         </w:rPr>
         <w:t xml:space="preserve">]. — URL: </w:t>
       </w:r>
-      <w:hyperlink r:id="rId8" w:tgtFrame="_blank" w:history="1">
+      <w:hyperlink r:id="rId11" w:tgtFrame="_blank" w:history="1">
         <w:r>
           <w:rPr>
             <w:rStyle w:val="ac"/>
@@ -13177,7 +9053,6 @@
           <w:lang w:val="en-US"/>
         </w:rPr>
       </w:pPr>
-      <w:proofErr w:type="spellStart"/>
       <w:r>
         <w:rPr>
           <w:rFonts w:ascii="Times New Roman" w:hAnsi="Times New Roman" w:cs="Times New Roman"/>
@@ -13185,9 +9060,16 @@
           <w:szCs w:val="28"/>
           <w:lang w:val="en-US"/>
         </w:rPr>
-        <w:t>MPAndroidChart</w:t>
-      </w:r>
-      <w:proofErr w:type="spellEnd"/>
+        <w:t>MPAndroidChart Documentation [</w:t>
+      </w:r>
+      <w:r>
+        <w:rPr>
+          <w:rFonts w:ascii="Times New Roman" w:hAnsi="Times New Roman" w:cs="Times New Roman"/>
+          <w:sz w:val="28"/>
+          <w:szCs w:val="28"/>
+        </w:rPr>
+        <w:t>Электронный</w:t>
+      </w:r>
       <w:r>
         <w:rPr>
           <w:rFonts w:ascii="Times New Roman" w:hAnsi="Times New Roman" w:cs="Times New Roman"/>
@@ -13195,15 +9077,15 @@
           <w:szCs w:val="28"/>
           <w:lang w:val="en-US"/>
         </w:rPr>
-        <w:t xml:space="preserve"> Documentation [</w:t>
-      </w:r>
-      <w:r>
-        <w:rPr>
-          <w:rFonts w:ascii="Times New Roman" w:hAnsi="Times New Roman" w:cs="Times New Roman"/>
-          <w:sz w:val="28"/>
-          <w:szCs w:val="28"/>
-        </w:rPr>
-        <w:t>Электронный</w:t>
+        <w:t xml:space="preserve"> </w:t>
+      </w:r>
+      <w:r>
+        <w:rPr>
+          <w:rFonts w:ascii="Times New Roman" w:hAnsi="Times New Roman" w:cs="Times New Roman"/>
+          <w:sz w:val="28"/>
+          <w:szCs w:val="28"/>
+        </w:rPr>
+        <w:t>ресурс</w:t>
       </w:r>
       <w:r>
         <w:rPr>
@@ -13212,26 +9094,9 @@
           <w:szCs w:val="28"/>
           <w:lang w:val="en-US"/>
         </w:rPr>
-        <w:t xml:space="preserve"> </w:t>
-      </w:r>
-      <w:r>
-        <w:rPr>
-          <w:rFonts w:ascii="Times New Roman" w:hAnsi="Times New Roman" w:cs="Times New Roman"/>
-          <w:sz w:val="28"/>
-          <w:szCs w:val="28"/>
-        </w:rPr>
-        <w:t>ресурс</w:t>
-      </w:r>
-      <w:r>
-        <w:rPr>
-          <w:rFonts w:ascii="Times New Roman" w:hAnsi="Times New Roman" w:cs="Times New Roman"/>
-          <w:sz w:val="28"/>
-          <w:szCs w:val="28"/>
-          <w:lang w:val="en-US"/>
-        </w:rPr>
         <w:t xml:space="preserve">] // GitHub. — URL: </w:t>
       </w:r>
-      <w:hyperlink r:id="rId9" w:tgtFrame="_blank" w:history="1">
+      <w:hyperlink r:id="rId12" w:tgtFrame="_blank" w:history="1">
         <w:r>
           <w:rPr>
             <w:rStyle w:val="ac"/>
@@ -13310,7 +9175,7 @@
         </w:rPr>
         <w:t xml:space="preserve">Официальная документация Java 11 [Электронный ресурс] // Oracle. — URL: </w:t>
       </w:r>
-      <w:hyperlink r:id="rId10" w:tgtFrame="_blank" w:history="1">
+      <w:hyperlink r:id="rId13" w:tgtFrame="_blank" w:history="1">
         <w:r>
           <w:rPr>
             <w:rStyle w:val="ac"/>
@@ -13351,81 +9216,9 @@
           <w:sz w:val="28"/>
           <w:szCs w:val="28"/>
         </w:rPr>
-        <w:t xml:space="preserve">Статья “Построение </w:t>
-      </w:r>
-      <w:proofErr w:type="spellStart"/>
-      <w:r>
-        <w:rPr>
-          <w:rFonts w:ascii="Times New Roman" w:hAnsi="Times New Roman" w:cs="Times New Roman"/>
-          <w:sz w:val="28"/>
-          <w:szCs w:val="28"/>
-        </w:rPr>
-        <w:t>Android</w:t>
-      </w:r>
-      <w:proofErr w:type="spellEnd"/>
-      <w:r>
-        <w:rPr>
-          <w:rFonts w:ascii="Times New Roman" w:hAnsi="Times New Roman" w:cs="Times New Roman"/>
-          <w:sz w:val="28"/>
-          <w:szCs w:val="28"/>
-        </w:rPr>
-        <w:t xml:space="preserve">-приложений с использованием </w:t>
-      </w:r>
-      <w:proofErr w:type="spellStart"/>
-      <w:r>
-        <w:rPr>
-          <w:rFonts w:ascii="Times New Roman" w:hAnsi="Times New Roman" w:cs="Times New Roman"/>
-          <w:sz w:val="28"/>
-          <w:szCs w:val="28"/>
-        </w:rPr>
-        <w:t>Room</w:t>
-      </w:r>
-      <w:proofErr w:type="spellEnd"/>
-      <w:r>
-        <w:rPr>
-          <w:rFonts w:ascii="Times New Roman" w:hAnsi="Times New Roman" w:cs="Times New Roman"/>
-          <w:sz w:val="28"/>
-          <w:szCs w:val="28"/>
-        </w:rPr>
-        <w:t xml:space="preserve"> и </w:t>
-      </w:r>
-      <w:proofErr w:type="spellStart"/>
-      <w:r>
-        <w:rPr>
-          <w:rFonts w:ascii="Times New Roman" w:hAnsi="Times New Roman" w:cs="Times New Roman"/>
-          <w:sz w:val="28"/>
-          <w:szCs w:val="28"/>
-        </w:rPr>
-        <w:t>LiveData</w:t>
-      </w:r>
-      <w:proofErr w:type="spellEnd"/>
-      <w:r>
-        <w:rPr>
-          <w:rFonts w:ascii="Times New Roman" w:hAnsi="Times New Roman" w:cs="Times New Roman"/>
-          <w:sz w:val="28"/>
-          <w:szCs w:val="28"/>
-        </w:rPr>
-        <w:t xml:space="preserve">” [Электронный ресурс] // </w:t>
-      </w:r>
-      <w:proofErr w:type="spellStart"/>
-      <w:r>
-        <w:rPr>
-          <w:rFonts w:ascii="Times New Roman" w:hAnsi="Times New Roman" w:cs="Times New Roman"/>
-          <w:sz w:val="28"/>
-          <w:szCs w:val="28"/>
-        </w:rPr>
-        <w:t>Хабр</w:t>
-      </w:r>
-      <w:proofErr w:type="spellEnd"/>
-      <w:r>
-        <w:rPr>
-          <w:rFonts w:ascii="Times New Roman" w:hAnsi="Times New Roman" w:cs="Times New Roman"/>
-          <w:sz w:val="28"/>
-          <w:szCs w:val="28"/>
-        </w:rPr>
-        <w:t xml:space="preserve">. — URL: </w:t>
-      </w:r>
-      <w:hyperlink r:id="rId11" w:tgtFrame="_blank" w:history="1">
+        <w:t xml:space="preserve">Статья “Построение Android-приложений с использованием Room и LiveData” [Электронный ресурс] // Хабр. — URL: </w:t>
+      </w:r>
+      <w:hyperlink r:id="rId14" w:tgtFrame="_blank" w:history="1">
         <w:r>
           <w:rPr>
             <w:rStyle w:val="ac"/>

--- a/Курсовая работа ТурсуновАА.docx
+++ b/Курсовая работа ТурсуновАА.docx
@@ -160,7 +160,27 @@
           <w:sz w:val="28"/>
           <w:szCs w:val="28"/>
         </w:rPr>
-        <w:t>По МДК.01.03 Разработка мобильных приложений</w:t>
+        <w:t>По МДК</w:t>
+      </w:r>
+      <w:r>
+        <w:rPr>
+          <w:rFonts w:ascii="Times New Roman" w:hAnsi="Times New Roman" w:cs="Times New Roman"/>
+          <w:b/>
+          <w:bCs/>
+          <w:sz w:val="28"/>
+          <w:szCs w:val="28"/>
+        </w:rPr>
+        <w:t xml:space="preserve"> </w:t>
+      </w:r>
+      <w:r>
+        <w:rPr>
+          <w:rFonts w:ascii="Times New Roman" w:hAnsi="Times New Roman" w:cs="Times New Roman"/>
+          <w:b/>
+          <w:bCs/>
+          <w:sz w:val="28"/>
+          <w:szCs w:val="28"/>
+        </w:rPr>
+        <w:t>01.03 Разработка мобильных приложений</w:t>
       </w:r>
     </w:p>
     <w:p>
@@ -2983,7 +3003,25 @@
           <w:sz w:val="28"/>
           <w:szCs w:val="28"/>
         </w:rPr>
-        <w:t>: проектирование и разработка локального мобильного приложения под операционную систему Android для автоматизации процессов учета, категоризации и статистического анализа личных финансовых расходов пользователя.</w:t>
+        <w:t xml:space="preserve">: проектирование и разработка локального мобильного приложения под операционную систему </w:t>
+      </w:r>
+      <w:proofErr w:type="spellStart"/>
+      <w:r>
+        <w:rPr>
+          <w:rFonts w:ascii="Times New Roman" w:hAnsi="Times New Roman" w:cs="Times New Roman"/>
+          <w:sz w:val="28"/>
+          <w:szCs w:val="28"/>
+        </w:rPr>
+        <w:t>Android</w:t>
+      </w:r>
+      <w:proofErr w:type="spellEnd"/>
+      <w:r>
+        <w:rPr>
+          <w:rFonts w:ascii="Times New Roman" w:hAnsi="Times New Roman" w:cs="Times New Roman"/>
+          <w:sz w:val="28"/>
+          <w:szCs w:val="28"/>
+        </w:rPr>
+        <w:t xml:space="preserve"> для автоматизации процессов учета, категоризации и статистического анализа личных финансовых расходов пользователя.</w:t>
       </w:r>
     </w:p>
     <w:p>
@@ -3232,7 +3270,25 @@
           <w:sz w:val="28"/>
           <w:szCs w:val="28"/>
         </w:rPr>
-        <w:t>: программные методы, алгоритмы и архитектурные решения, применяемые при разработке мобильного приложения для платформы Android.</w:t>
+        <w:t xml:space="preserve">: программные методы, алгоритмы и архитектурные решения, применяемые при разработке мобильного приложения для платформы </w:t>
+      </w:r>
+      <w:proofErr w:type="spellStart"/>
+      <w:r>
+        <w:rPr>
+          <w:rFonts w:ascii="Times New Roman" w:hAnsi="Times New Roman" w:cs="Times New Roman"/>
+          <w:sz w:val="28"/>
+          <w:szCs w:val="28"/>
+        </w:rPr>
+        <w:t>Android</w:t>
+      </w:r>
+      <w:proofErr w:type="spellEnd"/>
+      <w:r>
+        <w:rPr>
+          <w:rFonts w:ascii="Times New Roman" w:hAnsi="Times New Roman" w:cs="Times New Roman"/>
+          <w:sz w:val="28"/>
+          <w:szCs w:val="28"/>
+        </w:rPr>
+        <w:t>.</w:t>
       </w:r>
     </w:p>
     <w:p>
@@ -3419,7 +3475,43 @@
           <w:sz w:val="28"/>
           <w:szCs w:val="28"/>
         </w:rPr>
-        <w:t>В эпоху цифровизации рынок мобильных приложений предлагает множество программных решений для ведения бюджета. К числу наиболее популярных можно отнести такие продукты, как CoinKeeper, Zenmoney, 1</w:t>
+        <w:t xml:space="preserve">В эпоху цифровизации рынок мобильных приложений предлагает множество программных решений для ведения бюджета. К числу наиболее популярных можно отнести такие продукты, как </w:t>
+      </w:r>
+      <w:proofErr w:type="spellStart"/>
+      <w:r>
+        <w:rPr>
+          <w:rFonts w:ascii="Times New Roman" w:hAnsi="Times New Roman" w:cs="Times New Roman"/>
+          <w:sz w:val="28"/>
+          <w:szCs w:val="28"/>
+        </w:rPr>
+        <w:t>CoinKeeper</w:t>
+      </w:r>
+      <w:proofErr w:type="spellEnd"/>
+      <w:r>
+        <w:rPr>
+          <w:rFonts w:ascii="Times New Roman" w:hAnsi="Times New Roman" w:cs="Times New Roman"/>
+          <w:sz w:val="28"/>
+          <w:szCs w:val="28"/>
+        </w:rPr>
+        <w:t xml:space="preserve">, </w:t>
+      </w:r>
+      <w:proofErr w:type="spellStart"/>
+      <w:r>
+        <w:rPr>
+          <w:rFonts w:ascii="Times New Roman" w:hAnsi="Times New Roman" w:cs="Times New Roman"/>
+          <w:sz w:val="28"/>
+          <w:szCs w:val="28"/>
+        </w:rPr>
+        <w:t>Zenmoney</w:t>
+      </w:r>
+      <w:proofErr w:type="spellEnd"/>
+      <w:r>
+        <w:rPr>
+          <w:rFonts w:ascii="Times New Roman" w:hAnsi="Times New Roman" w:cs="Times New Roman"/>
+          <w:sz w:val="28"/>
+          <w:szCs w:val="28"/>
+        </w:rPr>
+        <w:t>, 1</w:t>
       </w:r>
       <w:proofErr w:type="gramStart"/>
       <w:r>
@@ -3922,7 +4014,25 @@
           <w:sz w:val="28"/>
           <w:szCs w:val="28"/>
         </w:rPr>
-        <w:t>Система должна предоставлять возможность быстрого удаления ошибочно введенной записи при помощи жеста смахивания (свайпа) элемента списка влево или вправо.</w:t>
+        <w:t>Система должна предоставлять возможность быстрого удаления ошибочно введенной записи при помощи жеста смахивания (</w:t>
+      </w:r>
+      <w:proofErr w:type="spellStart"/>
+      <w:r>
+        <w:rPr>
+          <w:rFonts w:ascii="Times New Roman" w:hAnsi="Times New Roman" w:cs="Times New Roman"/>
+          <w:sz w:val="28"/>
+          <w:szCs w:val="28"/>
+        </w:rPr>
+        <w:t>свайпа</w:t>
+      </w:r>
+      <w:proofErr w:type="spellEnd"/>
+      <w:r>
+        <w:rPr>
+          <w:rFonts w:ascii="Times New Roman" w:hAnsi="Times New Roman" w:cs="Times New Roman"/>
+          <w:sz w:val="28"/>
+          <w:szCs w:val="28"/>
+        </w:rPr>
+        <w:t>) элемента списка влево или вправо.</w:t>
       </w:r>
     </w:p>
     <w:p>
@@ -3995,7 +4105,43 @@
           <w:sz w:val="28"/>
           <w:szCs w:val="28"/>
         </w:rPr>
-        <w:t>Приложение должно содержать нижнее навигационное меню (Bottom Navigation) для быстрого переключения между главным экраном (список) и экраном аналитики (статистика).</w:t>
+        <w:t>Приложение должно содержать нижнее навигационное меню (</w:t>
+      </w:r>
+      <w:proofErr w:type="spellStart"/>
+      <w:r>
+        <w:rPr>
+          <w:rFonts w:ascii="Times New Roman" w:hAnsi="Times New Roman" w:cs="Times New Roman"/>
+          <w:sz w:val="28"/>
+          <w:szCs w:val="28"/>
+        </w:rPr>
+        <w:t>Bottom</w:t>
+      </w:r>
+      <w:proofErr w:type="spellEnd"/>
+      <w:r>
+        <w:rPr>
+          <w:rFonts w:ascii="Times New Roman" w:hAnsi="Times New Roman" w:cs="Times New Roman"/>
+          <w:sz w:val="28"/>
+          <w:szCs w:val="28"/>
+        </w:rPr>
+        <w:t xml:space="preserve"> </w:t>
+      </w:r>
+      <w:proofErr w:type="spellStart"/>
+      <w:r>
+        <w:rPr>
+          <w:rFonts w:ascii="Times New Roman" w:hAnsi="Times New Roman" w:cs="Times New Roman"/>
+          <w:sz w:val="28"/>
+          <w:szCs w:val="28"/>
+        </w:rPr>
+        <w:t>Navigation</w:t>
+      </w:r>
+      <w:proofErr w:type="spellEnd"/>
+      <w:r>
+        <w:rPr>
+          <w:rFonts w:ascii="Times New Roman" w:hAnsi="Times New Roman" w:cs="Times New Roman"/>
+          <w:sz w:val="28"/>
+          <w:szCs w:val="28"/>
+        </w:rPr>
+        <w:t>) для быстрого переключения между главным экраном (список) и экраном аналитики (статистика).</w:t>
       </w:r>
     </w:p>
     <w:p>
@@ -4115,7 +4261,25 @@
           <w:sz w:val="28"/>
           <w:szCs w:val="28"/>
         </w:rPr>
-        <w:t>На экране статистики система должна автоматически генерировать и отображать круговую диаграмму (Pie Chart) распределения расходов по выбранным категориям.</w:t>
+        <w:t xml:space="preserve">На экране статистики система должна автоматически генерировать и отображать круговую диаграмму (Pie </w:t>
+      </w:r>
+      <w:proofErr w:type="spellStart"/>
+      <w:r>
+        <w:rPr>
+          <w:rFonts w:ascii="Times New Roman" w:hAnsi="Times New Roman" w:cs="Times New Roman"/>
+          <w:sz w:val="28"/>
+          <w:szCs w:val="28"/>
+        </w:rPr>
+        <w:t>Chart</w:t>
+      </w:r>
+      <w:proofErr w:type="spellEnd"/>
+      <w:r>
+        <w:rPr>
+          <w:rFonts w:ascii="Times New Roman" w:hAnsi="Times New Roman" w:cs="Times New Roman"/>
+          <w:sz w:val="28"/>
+          <w:szCs w:val="28"/>
+        </w:rPr>
+        <w:t>) распределения расходов по выбранным категориям.</w:t>
       </w:r>
     </w:p>
     <w:p>
@@ -4276,7 +4440,25 @@
           <w:sz w:val="28"/>
           <w:szCs w:val="28"/>
         </w:rPr>
-        <w:t>Диаграмма вариантов использования (Use Case) разрабатываемого приложения</w:t>
+        <w:t>Диаграмма вариантов использования (</w:t>
+      </w:r>
+      <w:proofErr w:type="spellStart"/>
+      <w:r>
+        <w:rPr>
+          <w:rFonts w:ascii="Times New Roman" w:hAnsi="Times New Roman" w:cs="Times New Roman"/>
+          <w:sz w:val="28"/>
+          <w:szCs w:val="28"/>
+        </w:rPr>
+        <w:t>Use</w:t>
+      </w:r>
+      <w:proofErr w:type="spellEnd"/>
+      <w:r>
+        <w:rPr>
+          <w:rFonts w:ascii="Times New Roman" w:hAnsi="Times New Roman" w:cs="Times New Roman"/>
+          <w:sz w:val="28"/>
+          <w:szCs w:val="28"/>
+        </w:rPr>
+        <w:t xml:space="preserve"> Case) разрабатываемого приложения</w:t>
       </w:r>
     </w:p>
     <w:p>
@@ -4390,7 +4572,25 @@
           <w:sz w:val="28"/>
           <w:szCs w:val="28"/>
         </w:rPr>
-        <w:t>Разрабатываемое приложение предназначено исключительно для функционирования на мобильных смартфонах под управлением операционной системы Android.</w:t>
+        <w:t xml:space="preserve">Разрабатываемое приложение предназначено исключительно для функционирования на мобильных смартфонах под управлением операционной системы </w:t>
+      </w:r>
+      <w:proofErr w:type="spellStart"/>
+      <w:r>
+        <w:rPr>
+          <w:rFonts w:ascii="Times New Roman" w:hAnsi="Times New Roman" w:cs="Times New Roman"/>
+          <w:sz w:val="28"/>
+          <w:szCs w:val="28"/>
+        </w:rPr>
+        <w:t>Android</w:t>
+      </w:r>
+      <w:proofErr w:type="spellEnd"/>
+      <w:r>
+        <w:rPr>
+          <w:rFonts w:ascii="Times New Roman" w:hAnsi="Times New Roman" w:cs="Times New Roman"/>
+          <w:sz w:val="28"/>
+          <w:szCs w:val="28"/>
+        </w:rPr>
+        <w:t>.</w:t>
       </w:r>
     </w:p>
     <w:p>
@@ -4414,7 +4614,25 @@
           <w:sz w:val="28"/>
           <w:szCs w:val="28"/>
         </w:rPr>
-        <w:t xml:space="preserve">Приложение должно поддерживать широкий спектр устройств. Минимальная поддерживаемая версия операционной системы — Android 7.0 (API Level 24), что обеспечит охват </w:t>
+        <w:t xml:space="preserve">Приложение должно поддерживать широкий спектр устройств. Минимальная поддерживаемая версия операционной системы — </w:t>
+      </w:r>
+      <w:proofErr w:type="spellStart"/>
+      <w:r>
+        <w:rPr>
+          <w:rFonts w:ascii="Times New Roman" w:hAnsi="Times New Roman" w:cs="Times New Roman"/>
+          <w:sz w:val="28"/>
+          <w:szCs w:val="28"/>
+        </w:rPr>
+        <w:t>Android</w:t>
+      </w:r>
+      <w:proofErr w:type="spellEnd"/>
+      <w:r>
+        <w:rPr>
+          <w:rFonts w:ascii="Times New Roman" w:hAnsi="Times New Roman" w:cs="Times New Roman"/>
+          <w:sz w:val="28"/>
+          <w:szCs w:val="28"/>
+        </w:rPr>
+        <w:t xml:space="preserve"> 7.0 (API Level 24), что обеспечит охват </w:t>
       </w:r>
       <w:r>
         <w:rPr>
@@ -4423,7 +4641,25 @@
           <w:szCs w:val="28"/>
         </w:rPr>
         <w:lastRenderedPageBreak/>
-        <w:t>подавляющего большинства активно используемых смартфонов. Целевая версия для компиляции и оптимизации — Android 14 (API Level 34).</w:t>
+        <w:t xml:space="preserve">подавляющего большинства активно используемых смартфонов. Целевая версия для компиляции и оптимизации — </w:t>
+      </w:r>
+      <w:proofErr w:type="spellStart"/>
+      <w:r>
+        <w:rPr>
+          <w:rFonts w:ascii="Times New Roman" w:hAnsi="Times New Roman" w:cs="Times New Roman"/>
+          <w:sz w:val="28"/>
+          <w:szCs w:val="28"/>
+        </w:rPr>
+        <w:t>Android</w:t>
+      </w:r>
+      <w:proofErr w:type="spellEnd"/>
+      <w:r>
+        <w:rPr>
+          <w:rFonts w:ascii="Times New Roman" w:hAnsi="Times New Roman" w:cs="Times New Roman"/>
+          <w:sz w:val="28"/>
+          <w:szCs w:val="28"/>
+        </w:rPr>
+        <w:t xml:space="preserve"> 14 (API Level 34).</w:t>
       </w:r>
     </w:p>
     <w:p>
@@ -4468,7 +4704,25 @@
           <w:sz w:val="28"/>
           <w:szCs w:val="28"/>
         </w:rPr>
-        <w:t>Архитектура приложения должна гарантировать сохранность данных. Вся пользовательская информация (записи о расходах, настройки лимитов) должна сохраняться во внутренней защищенной памяти устройства (база данных SQLite).</w:t>
+        <w:t xml:space="preserve">Архитектура приложения должна гарантировать сохранность данных. Вся пользовательская информация (записи о расходах, настройки лимитов) должна сохраняться во внутренней защищенной памяти устройства (база данных </w:t>
+      </w:r>
+      <w:proofErr w:type="spellStart"/>
+      <w:r>
+        <w:rPr>
+          <w:rFonts w:ascii="Times New Roman" w:hAnsi="Times New Roman" w:cs="Times New Roman"/>
+          <w:sz w:val="28"/>
+          <w:szCs w:val="28"/>
+        </w:rPr>
+        <w:t>SQLite</w:t>
+      </w:r>
+      <w:proofErr w:type="spellEnd"/>
+      <w:r>
+        <w:rPr>
+          <w:rFonts w:ascii="Times New Roman" w:hAnsi="Times New Roman" w:cs="Times New Roman"/>
+          <w:sz w:val="28"/>
+          <w:szCs w:val="28"/>
+        </w:rPr>
+        <w:t>).</w:t>
       </w:r>
     </w:p>
     <w:p>
@@ -4571,7 +4825,43 @@
           <w:sz w:val="28"/>
           <w:szCs w:val="28"/>
         </w:rPr>
-        <w:t>Выполнение "тяжелых" операций, таких как чтение и запись в базу данных, фильтрация списков и расчет статистики, должно происходить в асинхронном режиме (в фоновых потоках), чтобы не вызывать блокировку или "зависание" пользовательского интерфейса (ошибка ANR - Application Not Responding).</w:t>
+        <w:t xml:space="preserve">Выполнение "тяжелых" операций, таких как чтение и запись в базу данных, фильтрация списков и расчет статистики, должно происходить в асинхронном режиме (в фоновых потоках), чтобы не вызывать блокировку или "зависание" пользовательского интерфейса (ошибка ANR - Application </w:t>
+      </w:r>
+      <w:proofErr w:type="spellStart"/>
+      <w:r>
+        <w:rPr>
+          <w:rFonts w:ascii="Times New Roman" w:hAnsi="Times New Roman" w:cs="Times New Roman"/>
+          <w:sz w:val="28"/>
+          <w:szCs w:val="28"/>
+        </w:rPr>
+        <w:t>Not</w:t>
+      </w:r>
+      <w:proofErr w:type="spellEnd"/>
+      <w:r>
+        <w:rPr>
+          <w:rFonts w:ascii="Times New Roman" w:hAnsi="Times New Roman" w:cs="Times New Roman"/>
+          <w:sz w:val="28"/>
+          <w:szCs w:val="28"/>
+        </w:rPr>
+        <w:t xml:space="preserve"> </w:t>
+      </w:r>
+      <w:proofErr w:type="spellStart"/>
+      <w:r>
+        <w:rPr>
+          <w:rFonts w:ascii="Times New Roman" w:hAnsi="Times New Roman" w:cs="Times New Roman"/>
+          <w:sz w:val="28"/>
+          <w:szCs w:val="28"/>
+        </w:rPr>
+        <w:t>Responding</w:t>
+      </w:r>
+      <w:proofErr w:type="spellEnd"/>
+      <w:r>
+        <w:rPr>
+          <w:rFonts w:ascii="Times New Roman" w:hAnsi="Times New Roman" w:cs="Times New Roman"/>
+          <w:sz w:val="28"/>
+          <w:szCs w:val="28"/>
+        </w:rPr>
+        <w:t>).</w:t>
       </w:r>
     </w:p>
     <w:p>
@@ -4616,7 +4906,25 @@
           <w:sz w:val="28"/>
           <w:szCs w:val="28"/>
         </w:rPr>
-        <w:t>Визуальный стиль приложения должен строго соответствовать официальным гайдлайнам Google Material Design 3. Это подразумевает использование стандартных теней, закруглений, отступов и типографики.</w:t>
+        <w:t xml:space="preserve">Визуальный стиль приложения должен строго соответствовать официальным гайдлайнам Google </w:t>
+      </w:r>
+      <w:proofErr w:type="spellStart"/>
+      <w:r>
+        <w:rPr>
+          <w:rFonts w:ascii="Times New Roman" w:hAnsi="Times New Roman" w:cs="Times New Roman"/>
+          <w:sz w:val="28"/>
+          <w:szCs w:val="28"/>
+        </w:rPr>
+        <w:t>Material</w:t>
+      </w:r>
+      <w:proofErr w:type="spellEnd"/>
+      <w:r>
+        <w:rPr>
+          <w:rFonts w:ascii="Times New Roman" w:hAnsi="Times New Roman" w:cs="Times New Roman"/>
+          <w:sz w:val="28"/>
+          <w:szCs w:val="28"/>
+        </w:rPr>
+        <w:t xml:space="preserve"> Design 3. Это подразумевает использование стандартных теней, закруглений, отступов и типографики.</w:t>
       </w:r>
     </w:p>
     <w:p>
@@ -4720,7 +5028,25 @@
           <w:sz w:val="28"/>
           <w:szCs w:val="28"/>
         </w:rPr>
-        <w:t>Кодовая база должна быть структурирована в соответствии с современным архитектурным паттерном MVVM (Model-View-ViewModel).</w:t>
+        <w:t>Кодовая база должна быть структурирована в соответствии с современным архитектурным паттерном MVVM (Model-View-</w:t>
+      </w:r>
+      <w:proofErr w:type="spellStart"/>
+      <w:r>
+        <w:rPr>
+          <w:rFonts w:ascii="Times New Roman" w:hAnsi="Times New Roman" w:cs="Times New Roman"/>
+          <w:sz w:val="28"/>
+          <w:szCs w:val="28"/>
+        </w:rPr>
+        <w:t>ViewModel</w:t>
+      </w:r>
+      <w:proofErr w:type="spellEnd"/>
+      <w:r>
+        <w:rPr>
+          <w:rFonts w:ascii="Times New Roman" w:hAnsi="Times New Roman" w:cs="Times New Roman"/>
+          <w:sz w:val="28"/>
+          <w:szCs w:val="28"/>
+        </w:rPr>
+        <w:t>).</w:t>
       </w:r>
     </w:p>
     <w:p>
@@ -4744,7 +5070,25 @@
           <w:sz w:val="28"/>
           <w:szCs w:val="28"/>
         </w:rPr>
-        <w:t>Язык реализации проекта — Java версии 11 (или совместимый с текущими требованиями Android SDK).</w:t>
+        <w:t xml:space="preserve">Язык реализации проекта — Java версии 11 (или совместимый с текущими требованиями </w:t>
+      </w:r>
+      <w:proofErr w:type="spellStart"/>
+      <w:r>
+        <w:rPr>
+          <w:rFonts w:ascii="Times New Roman" w:hAnsi="Times New Roman" w:cs="Times New Roman"/>
+          <w:sz w:val="28"/>
+          <w:szCs w:val="28"/>
+        </w:rPr>
+        <w:t>Android</w:t>
+      </w:r>
+      <w:proofErr w:type="spellEnd"/>
+      <w:r>
+        <w:rPr>
+          <w:rFonts w:ascii="Times New Roman" w:hAnsi="Times New Roman" w:cs="Times New Roman"/>
+          <w:sz w:val="28"/>
+          <w:szCs w:val="28"/>
+        </w:rPr>
+        <w:t xml:space="preserve"> SDK).</w:t>
       </w:r>
     </w:p>
     <w:p>
@@ -4832,7 +5176,79 @@
           <w:sz w:val="28"/>
           <w:szCs w:val="28"/>
         </w:rPr>
-        <w:t>В качестве среды разработки безоговорочно была выбрана Android Studio. На сегодняшний день это официальная, наиболее мощная и рекомендуемая компанией Google IDE для разработки под платформу Android (построена на базе IntelliJ IDEA от JetBrains).</w:t>
+        <w:t xml:space="preserve">В качестве среды разработки безоговорочно была выбрана </w:t>
+      </w:r>
+      <w:proofErr w:type="spellStart"/>
+      <w:r>
+        <w:rPr>
+          <w:rFonts w:ascii="Times New Roman" w:hAnsi="Times New Roman" w:cs="Times New Roman"/>
+          <w:sz w:val="28"/>
+          <w:szCs w:val="28"/>
+        </w:rPr>
+        <w:t>Android</w:t>
+      </w:r>
+      <w:proofErr w:type="spellEnd"/>
+      <w:r>
+        <w:rPr>
+          <w:rFonts w:ascii="Times New Roman" w:hAnsi="Times New Roman" w:cs="Times New Roman"/>
+          <w:sz w:val="28"/>
+          <w:szCs w:val="28"/>
+        </w:rPr>
+        <w:t xml:space="preserve"> Studio. На сегодняшний день это официальная, наиболее мощная и рекомендуемая компанией Google IDE для разработки под платформу </w:t>
+      </w:r>
+      <w:proofErr w:type="spellStart"/>
+      <w:r>
+        <w:rPr>
+          <w:rFonts w:ascii="Times New Roman" w:hAnsi="Times New Roman" w:cs="Times New Roman"/>
+          <w:sz w:val="28"/>
+          <w:szCs w:val="28"/>
+        </w:rPr>
+        <w:t>Android</w:t>
+      </w:r>
+      <w:proofErr w:type="spellEnd"/>
+      <w:r>
+        <w:rPr>
+          <w:rFonts w:ascii="Times New Roman" w:hAnsi="Times New Roman" w:cs="Times New Roman"/>
+          <w:sz w:val="28"/>
+          <w:szCs w:val="28"/>
+        </w:rPr>
+        <w:t xml:space="preserve"> (построена на базе </w:t>
+      </w:r>
+      <w:proofErr w:type="spellStart"/>
+      <w:r>
+        <w:rPr>
+          <w:rFonts w:ascii="Times New Roman" w:hAnsi="Times New Roman" w:cs="Times New Roman"/>
+          <w:sz w:val="28"/>
+          <w:szCs w:val="28"/>
+        </w:rPr>
+        <w:t>IntelliJ</w:t>
+      </w:r>
+      <w:proofErr w:type="spellEnd"/>
+      <w:r>
+        <w:rPr>
+          <w:rFonts w:ascii="Times New Roman" w:hAnsi="Times New Roman" w:cs="Times New Roman"/>
+          <w:sz w:val="28"/>
+          <w:szCs w:val="28"/>
+        </w:rPr>
+        <w:t xml:space="preserve"> IDEA от </w:t>
+      </w:r>
+      <w:proofErr w:type="spellStart"/>
+      <w:r>
+        <w:rPr>
+          <w:rFonts w:ascii="Times New Roman" w:hAnsi="Times New Roman" w:cs="Times New Roman"/>
+          <w:sz w:val="28"/>
+          <w:szCs w:val="28"/>
+        </w:rPr>
+        <w:t>JetBrains</w:t>
+      </w:r>
+      <w:proofErr w:type="spellEnd"/>
+      <w:r>
+        <w:rPr>
+          <w:rFonts w:ascii="Times New Roman" w:hAnsi="Times New Roman" w:cs="Times New Roman"/>
+          <w:sz w:val="28"/>
+          <w:szCs w:val="28"/>
+        </w:rPr>
+        <w:t>).</w:t>
       </w:r>
     </w:p>
     <w:p>
@@ -4852,7 +5268,25 @@
           <w:sz w:val="28"/>
           <w:szCs w:val="28"/>
         </w:rPr>
-        <w:t>Преимущества Android Studio для данного проекта:</w:t>
+        <w:t xml:space="preserve">Преимущества </w:t>
+      </w:r>
+      <w:proofErr w:type="spellStart"/>
+      <w:r>
+        <w:rPr>
+          <w:rFonts w:ascii="Times New Roman" w:hAnsi="Times New Roman" w:cs="Times New Roman"/>
+          <w:sz w:val="28"/>
+          <w:szCs w:val="28"/>
+        </w:rPr>
+        <w:t>Android</w:t>
+      </w:r>
+      <w:proofErr w:type="spellEnd"/>
+      <w:r>
+        <w:rPr>
+          <w:rFonts w:ascii="Times New Roman" w:hAnsi="Times New Roman" w:cs="Times New Roman"/>
+          <w:sz w:val="28"/>
+          <w:szCs w:val="28"/>
+        </w:rPr>
+        <w:t xml:space="preserve"> Studio для данного проекта:</w:t>
       </w:r>
       <w:r>
         <w:rPr>
@@ -4861,7 +5295,61 @@
           <w:szCs w:val="28"/>
         </w:rPr>
         <w:br/>
-        <w:t>− Наличие продвинутого редактора кода с функциями автодополнения (IntelliSense) и статического анализа кода (Lint), что позволяет выявлять ошибки синтаксиса и потенциальные утечки памяти еще на этапе написания кода.</w:t>
+        <w:t xml:space="preserve">− Наличие продвинутого редактора кода с функциями </w:t>
+      </w:r>
+      <w:proofErr w:type="spellStart"/>
+      <w:r>
+        <w:rPr>
+          <w:rFonts w:ascii="Times New Roman" w:hAnsi="Times New Roman" w:cs="Times New Roman"/>
+          <w:sz w:val="28"/>
+          <w:szCs w:val="28"/>
+        </w:rPr>
+        <w:t>автодополнения</w:t>
+      </w:r>
+      <w:proofErr w:type="spellEnd"/>
+      <w:r>
+        <w:rPr>
+          <w:rFonts w:ascii="Times New Roman" w:hAnsi="Times New Roman" w:cs="Times New Roman"/>
+          <w:sz w:val="28"/>
+          <w:szCs w:val="28"/>
+        </w:rPr>
+        <w:t xml:space="preserve"> (</w:t>
+      </w:r>
+      <w:proofErr w:type="spellStart"/>
+      <w:r>
+        <w:rPr>
+          <w:rFonts w:ascii="Times New Roman" w:hAnsi="Times New Roman" w:cs="Times New Roman"/>
+          <w:sz w:val="28"/>
+          <w:szCs w:val="28"/>
+        </w:rPr>
+        <w:t>IntelliSense</w:t>
+      </w:r>
+      <w:proofErr w:type="spellEnd"/>
+      <w:r>
+        <w:rPr>
+          <w:rFonts w:ascii="Times New Roman" w:hAnsi="Times New Roman" w:cs="Times New Roman"/>
+          <w:sz w:val="28"/>
+          <w:szCs w:val="28"/>
+        </w:rPr>
+        <w:t>) и статического анализа кода (</w:t>
+      </w:r>
+      <w:proofErr w:type="spellStart"/>
+      <w:r>
+        <w:rPr>
+          <w:rFonts w:ascii="Times New Roman" w:hAnsi="Times New Roman" w:cs="Times New Roman"/>
+          <w:sz w:val="28"/>
+          <w:szCs w:val="28"/>
+        </w:rPr>
+        <w:t>Lint</w:t>
+      </w:r>
+      <w:proofErr w:type="spellEnd"/>
+      <w:r>
+        <w:rPr>
+          <w:rFonts w:ascii="Times New Roman" w:hAnsi="Times New Roman" w:cs="Times New Roman"/>
+          <w:sz w:val="28"/>
+          <w:szCs w:val="28"/>
+        </w:rPr>
+        <w:t>), что позволяет выявлять ошибки синтаксиса и потенциальные утечки памяти еще на этапе написания кода.</w:t>
       </w:r>
       <w:r>
         <w:rPr>
@@ -4878,7 +5366,43 @@
           <w:szCs w:val="28"/>
         </w:rPr>
         <w:lastRenderedPageBreak/>
-        <w:t>− Встроенный визуальный редактор XML-макетов (Layout Editor), который позволяет проектировать интерфейс методом Drag-and-Drop и сразу видеть, как он будет выглядеть на экранах с разным разрешением.</w:t>
+        <w:t>− Встроенный визуальный редактор XML-макетов (</w:t>
+      </w:r>
+      <w:proofErr w:type="spellStart"/>
+      <w:r>
+        <w:rPr>
+          <w:rFonts w:ascii="Times New Roman" w:hAnsi="Times New Roman" w:cs="Times New Roman"/>
+          <w:sz w:val="28"/>
+          <w:szCs w:val="28"/>
+        </w:rPr>
+        <w:t>Layout</w:t>
+      </w:r>
+      <w:proofErr w:type="spellEnd"/>
+      <w:r>
+        <w:rPr>
+          <w:rFonts w:ascii="Times New Roman" w:hAnsi="Times New Roman" w:cs="Times New Roman"/>
+          <w:sz w:val="28"/>
+          <w:szCs w:val="28"/>
+        </w:rPr>
+        <w:t xml:space="preserve"> Editor), который позволяет проектировать интерфейс методом </w:t>
+      </w:r>
+      <w:proofErr w:type="spellStart"/>
+      <w:r>
+        <w:rPr>
+          <w:rFonts w:ascii="Times New Roman" w:hAnsi="Times New Roman" w:cs="Times New Roman"/>
+          <w:sz w:val="28"/>
+          <w:szCs w:val="28"/>
+        </w:rPr>
+        <w:t>Drag-and-Drop</w:t>
+      </w:r>
+      <w:proofErr w:type="spellEnd"/>
+      <w:r>
+        <w:rPr>
+          <w:rFonts w:ascii="Times New Roman" w:hAnsi="Times New Roman" w:cs="Times New Roman"/>
+          <w:sz w:val="28"/>
+          <w:szCs w:val="28"/>
+        </w:rPr>
+        <w:t xml:space="preserve"> и сразу видеть, как он будет выглядеть на экранах с разным разрешением.</w:t>
       </w:r>
       <w:r>
         <w:rPr>
@@ -4887,7 +5411,25 @@
           <w:szCs w:val="28"/>
         </w:rPr>
         <w:br/>
-        <w:t>− Интегрированный эмулятор Android-устройств (AVD), позволяющий проводить тестирование на различных виртуальных смартфонах без необходимости подключения реального аппаратного устройства.</w:t>
+        <w:t xml:space="preserve">− Интегрированный эмулятор </w:t>
+      </w:r>
+      <w:proofErr w:type="spellStart"/>
+      <w:r>
+        <w:rPr>
+          <w:rFonts w:ascii="Times New Roman" w:hAnsi="Times New Roman" w:cs="Times New Roman"/>
+          <w:sz w:val="28"/>
+          <w:szCs w:val="28"/>
+        </w:rPr>
+        <w:t>Android</w:t>
+      </w:r>
+      <w:proofErr w:type="spellEnd"/>
+      <w:r>
+        <w:rPr>
+          <w:rFonts w:ascii="Times New Roman" w:hAnsi="Times New Roman" w:cs="Times New Roman"/>
+          <w:sz w:val="28"/>
+          <w:szCs w:val="28"/>
+        </w:rPr>
+        <w:t>-устройств (AVD), позволяющий проводить тестирование на различных виртуальных смартфонах без необходимости подключения реального аппаратного устройства.</w:t>
       </w:r>
       <w:r>
         <w:rPr>
@@ -4896,7 +5438,43 @@
           <w:szCs w:val="28"/>
         </w:rPr>
         <w:br/>
-        <w:t>− Наличие инструмента Android Profiler для мониторинга использования оперативной памяти, нагрузки на процессор и анализа энергопотребления приложения в реальном времени.</w:t>
+        <w:t xml:space="preserve">− Наличие инструмента </w:t>
+      </w:r>
+      <w:proofErr w:type="spellStart"/>
+      <w:r>
+        <w:rPr>
+          <w:rFonts w:ascii="Times New Roman" w:hAnsi="Times New Roman" w:cs="Times New Roman"/>
+          <w:sz w:val="28"/>
+          <w:szCs w:val="28"/>
+        </w:rPr>
+        <w:t>Android</w:t>
+      </w:r>
+      <w:proofErr w:type="spellEnd"/>
+      <w:r>
+        <w:rPr>
+          <w:rFonts w:ascii="Times New Roman" w:hAnsi="Times New Roman" w:cs="Times New Roman"/>
+          <w:sz w:val="28"/>
+          <w:szCs w:val="28"/>
+        </w:rPr>
+        <w:t xml:space="preserve"> </w:t>
+      </w:r>
+      <w:proofErr w:type="spellStart"/>
+      <w:r>
+        <w:rPr>
+          <w:rFonts w:ascii="Times New Roman" w:hAnsi="Times New Roman" w:cs="Times New Roman"/>
+          <w:sz w:val="28"/>
+          <w:szCs w:val="28"/>
+        </w:rPr>
+        <w:t>Profiler</w:t>
+      </w:r>
+      <w:proofErr w:type="spellEnd"/>
+      <w:r>
+        <w:rPr>
+          <w:rFonts w:ascii="Times New Roman" w:hAnsi="Times New Roman" w:cs="Times New Roman"/>
+          <w:sz w:val="28"/>
+          <w:szCs w:val="28"/>
+        </w:rPr>
+        <w:t xml:space="preserve"> для мониторинга использования оперативной памяти, нагрузки на процессор и анализа энергопотребления приложения в реальном времени.</w:t>
       </w:r>
     </w:p>
     <w:p>
@@ -4936,7 +5514,43 @@
           <w:sz w:val="28"/>
           <w:szCs w:val="28"/>
         </w:rPr>
-        <w:t>Исторически основными языками для нативной разработки под Android являются Java и Kotlin. В рамках данной курсовой работы в качестве основного языка программирования был выбран Java.</w:t>
+        <w:t xml:space="preserve">Исторически основными языками для нативной разработки под </w:t>
+      </w:r>
+      <w:proofErr w:type="spellStart"/>
+      <w:r>
+        <w:rPr>
+          <w:rFonts w:ascii="Times New Roman" w:hAnsi="Times New Roman" w:cs="Times New Roman"/>
+          <w:sz w:val="28"/>
+          <w:szCs w:val="28"/>
+        </w:rPr>
+        <w:t>Android</w:t>
+      </w:r>
+      <w:proofErr w:type="spellEnd"/>
+      <w:r>
+        <w:rPr>
+          <w:rFonts w:ascii="Times New Roman" w:hAnsi="Times New Roman" w:cs="Times New Roman"/>
+          <w:sz w:val="28"/>
+          <w:szCs w:val="28"/>
+        </w:rPr>
+        <w:t xml:space="preserve"> являются Java и </w:t>
+      </w:r>
+      <w:proofErr w:type="spellStart"/>
+      <w:r>
+        <w:rPr>
+          <w:rFonts w:ascii="Times New Roman" w:hAnsi="Times New Roman" w:cs="Times New Roman"/>
+          <w:sz w:val="28"/>
+          <w:szCs w:val="28"/>
+        </w:rPr>
+        <w:t>Kotlin</w:t>
+      </w:r>
+      <w:proofErr w:type="spellEnd"/>
+      <w:r>
+        <w:rPr>
+          <w:rFonts w:ascii="Times New Roman" w:hAnsi="Times New Roman" w:cs="Times New Roman"/>
+          <w:sz w:val="28"/>
+          <w:szCs w:val="28"/>
+        </w:rPr>
+        <w:t>. В рамках данной курсовой работы в качестве основного языка программирования был выбран Java.</w:t>
       </w:r>
     </w:p>
     <w:p>
@@ -5005,7 +5619,43 @@
           <w:szCs w:val="28"/>
         </w:rPr>
         <w:br/>
-        <w:t>− Навыки программирования на Java являются фундаментальными для понимания устройства виртуальной машины (ранее Dalvik, теперь ART) платформы Android.</w:t>
+        <w:t xml:space="preserve">− Навыки программирования на Java являются фундаментальными для понимания устройства виртуальной машины (ранее </w:t>
+      </w:r>
+      <w:proofErr w:type="spellStart"/>
+      <w:r>
+        <w:rPr>
+          <w:rFonts w:ascii="Times New Roman" w:hAnsi="Times New Roman" w:cs="Times New Roman"/>
+          <w:sz w:val="28"/>
+          <w:szCs w:val="28"/>
+        </w:rPr>
+        <w:t>Dalvik</w:t>
+      </w:r>
+      <w:proofErr w:type="spellEnd"/>
+      <w:r>
+        <w:rPr>
+          <w:rFonts w:ascii="Times New Roman" w:hAnsi="Times New Roman" w:cs="Times New Roman"/>
+          <w:sz w:val="28"/>
+          <w:szCs w:val="28"/>
+        </w:rPr>
+        <w:t xml:space="preserve">, теперь ART) платформы </w:t>
+      </w:r>
+      <w:proofErr w:type="spellStart"/>
+      <w:r>
+        <w:rPr>
+          <w:rFonts w:ascii="Times New Roman" w:hAnsi="Times New Roman" w:cs="Times New Roman"/>
+          <w:sz w:val="28"/>
+          <w:szCs w:val="28"/>
+        </w:rPr>
+        <w:t>Android</w:t>
+      </w:r>
+      <w:proofErr w:type="spellEnd"/>
+      <w:r>
+        <w:rPr>
+          <w:rFonts w:ascii="Times New Roman" w:hAnsi="Times New Roman" w:cs="Times New Roman"/>
+          <w:sz w:val="28"/>
+          <w:szCs w:val="28"/>
+        </w:rPr>
+        <w:t>.</w:t>
       </w:r>
       <w:r>
         <w:rPr>
@@ -5056,7 +5706,61 @@
           <w:sz w:val="28"/>
           <w:szCs w:val="28"/>
         </w:rPr>
-        <w:t xml:space="preserve">Долгое время в Android-разработке весь код писался непосредственно в классах Activity или Fragment, что приводило к появлению так называемых </w:t>
+        <w:t xml:space="preserve">Долгое время в </w:t>
+      </w:r>
+      <w:proofErr w:type="spellStart"/>
+      <w:r>
+        <w:rPr>
+          <w:rFonts w:ascii="Times New Roman" w:hAnsi="Times New Roman" w:cs="Times New Roman"/>
+          <w:sz w:val="28"/>
+          <w:szCs w:val="28"/>
+        </w:rPr>
+        <w:t>Android</w:t>
+      </w:r>
+      <w:proofErr w:type="spellEnd"/>
+      <w:r>
+        <w:rPr>
+          <w:rFonts w:ascii="Times New Roman" w:hAnsi="Times New Roman" w:cs="Times New Roman"/>
+          <w:sz w:val="28"/>
+          <w:szCs w:val="28"/>
+        </w:rPr>
+        <w:t xml:space="preserve">-разработке весь код писался непосредственно в классах </w:t>
+      </w:r>
+      <w:proofErr w:type="spellStart"/>
+      <w:r>
+        <w:rPr>
+          <w:rFonts w:ascii="Times New Roman" w:hAnsi="Times New Roman" w:cs="Times New Roman"/>
+          <w:sz w:val="28"/>
+          <w:szCs w:val="28"/>
+        </w:rPr>
+        <w:t>Activity</w:t>
+      </w:r>
+      <w:proofErr w:type="spellEnd"/>
+      <w:r>
+        <w:rPr>
+          <w:rFonts w:ascii="Times New Roman" w:hAnsi="Times New Roman" w:cs="Times New Roman"/>
+          <w:sz w:val="28"/>
+          <w:szCs w:val="28"/>
+        </w:rPr>
+        <w:t xml:space="preserve"> или </w:t>
+      </w:r>
+      <w:proofErr w:type="spellStart"/>
+      <w:r>
+        <w:rPr>
+          <w:rFonts w:ascii="Times New Roman" w:hAnsi="Times New Roman" w:cs="Times New Roman"/>
+          <w:sz w:val="28"/>
+          <w:szCs w:val="28"/>
+        </w:rPr>
+        <w:t>Fragment</w:t>
+      </w:r>
+      <w:proofErr w:type="spellEnd"/>
+      <w:r>
+        <w:rPr>
+          <w:rFonts w:ascii="Times New Roman" w:hAnsi="Times New Roman" w:cs="Times New Roman"/>
+          <w:sz w:val="28"/>
+          <w:szCs w:val="28"/>
+        </w:rPr>
+        <w:t xml:space="preserve">, что приводило к появлению так называемых </w:t>
       </w:r>
       <w:r>
         <w:rPr>
@@ -5065,7 +5769,43 @@
           <w:szCs w:val="28"/>
         </w:rPr>
         <w:lastRenderedPageBreak/>
-        <w:t>«God Objects» (божественных объектов) — классов из тысяч строк кода, где смешана логика отображения, запросы к базе данных и обработка бизнес-правил. Это делало код нетестируемым и трудно поддерживаемым.</w:t>
+        <w:t>«</w:t>
+      </w:r>
+      <w:proofErr w:type="spellStart"/>
+      <w:r>
+        <w:rPr>
+          <w:rFonts w:ascii="Times New Roman" w:hAnsi="Times New Roman" w:cs="Times New Roman"/>
+          <w:sz w:val="28"/>
+          <w:szCs w:val="28"/>
+        </w:rPr>
+        <w:t>God</w:t>
+      </w:r>
+      <w:proofErr w:type="spellEnd"/>
+      <w:r>
+        <w:rPr>
+          <w:rFonts w:ascii="Times New Roman" w:hAnsi="Times New Roman" w:cs="Times New Roman"/>
+          <w:sz w:val="28"/>
+          <w:szCs w:val="28"/>
+        </w:rPr>
+        <w:t xml:space="preserve"> </w:t>
+      </w:r>
+      <w:proofErr w:type="spellStart"/>
+      <w:r>
+        <w:rPr>
+          <w:rFonts w:ascii="Times New Roman" w:hAnsi="Times New Roman" w:cs="Times New Roman"/>
+          <w:sz w:val="28"/>
+          <w:szCs w:val="28"/>
+        </w:rPr>
+        <w:t>Objects</w:t>
+      </w:r>
+      <w:proofErr w:type="spellEnd"/>
+      <w:r>
+        <w:rPr>
+          <w:rFonts w:ascii="Times New Roman" w:hAnsi="Times New Roman" w:cs="Times New Roman"/>
+          <w:sz w:val="28"/>
+          <w:szCs w:val="28"/>
+        </w:rPr>
+        <w:t>» (божественных объектов) — классов из тысяч строк кода, где смешана логика отображения, запросы к базе данных и обработка бизнес-правил. Это делало код нетестируемым и трудно поддерживаемым.</w:t>
       </w:r>
     </w:p>
     <w:p>
@@ -5085,7 +5825,43 @@
           <w:sz w:val="28"/>
           <w:szCs w:val="28"/>
         </w:rPr>
-        <w:t>Для решения этой проблемы в проекте был выбран паттерн MVVM (Model-View-ViewModel), который официально рекомендуется Google (Architecture Components).</w:t>
+        <w:t>Для решения этой проблемы в проекте был выбран паттерн MVVM (Model-View-</w:t>
+      </w:r>
+      <w:proofErr w:type="spellStart"/>
+      <w:r>
+        <w:rPr>
+          <w:rFonts w:ascii="Times New Roman" w:hAnsi="Times New Roman" w:cs="Times New Roman"/>
+          <w:sz w:val="28"/>
+          <w:szCs w:val="28"/>
+        </w:rPr>
+        <w:t>ViewModel</w:t>
+      </w:r>
+      <w:proofErr w:type="spellEnd"/>
+      <w:r>
+        <w:rPr>
+          <w:rFonts w:ascii="Times New Roman" w:hAnsi="Times New Roman" w:cs="Times New Roman"/>
+          <w:sz w:val="28"/>
+          <w:szCs w:val="28"/>
+        </w:rPr>
+        <w:t xml:space="preserve">), который официально рекомендуется Google (Architecture </w:t>
+      </w:r>
+      <w:proofErr w:type="spellStart"/>
+      <w:r>
+        <w:rPr>
+          <w:rFonts w:ascii="Times New Roman" w:hAnsi="Times New Roman" w:cs="Times New Roman"/>
+          <w:sz w:val="28"/>
+          <w:szCs w:val="28"/>
+        </w:rPr>
+        <w:t>Components</w:t>
+      </w:r>
+      <w:proofErr w:type="spellEnd"/>
+      <w:r>
+        <w:rPr>
+          <w:rFonts w:ascii="Times New Roman" w:hAnsi="Times New Roman" w:cs="Times New Roman"/>
+          <w:sz w:val="28"/>
+          <w:szCs w:val="28"/>
+        </w:rPr>
+        <w:t>).</w:t>
       </w:r>
       <w:r>
         <w:rPr>
@@ -5171,7 +5947,43 @@
           <w:sz w:val="28"/>
           <w:szCs w:val="28"/>
         </w:rPr>
-        <w:t xml:space="preserve"> — отвечает исключительно за отображение данных на экране и регистрацию нажатий пользователя (Activity, Fragment, XML-макеты). Представление ничего не знает о том, откуда берутся данные.</w:t>
+        <w:t xml:space="preserve"> — отвечает исключительно за отображение данных на экране и регистрацию нажатий пользователя (</w:t>
+      </w:r>
+      <w:proofErr w:type="spellStart"/>
+      <w:r>
+        <w:rPr>
+          <w:rFonts w:ascii="Times New Roman" w:hAnsi="Times New Roman" w:cs="Times New Roman"/>
+          <w:sz w:val="28"/>
+          <w:szCs w:val="28"/>
+        </w:rPr>
+        <w:t>Activity</w:t>
+      </w:r>
+      <w:proofErr w:type="spellEnd"/>
+      <w:r>
+        <w:rPr>
+          <w:rFonts w:ascii="Times New Roman" w:hAnsi="Times New Roman" w:cs="Times New Roman"/>
+          <w:sz w:val="28"/>
+          <w:szCs w:val="28"/>
+        </w:rPr>
+        <w:t xml:space="preserve">, </w:t>
+      </w:r>
+      <w:proofErr w:type="spellStart"/>
+      <w:r>
+        <w:rPr>
+          <w:rFonts w:ascii="Times New Roman" w:hAnsi="Times New Roman" w:cs="Times New Roman"/>
+          <w:sz w:val="28"/>
+          <w:szCs w:val="28"/>
+        </w:rPr>
+        <w:t>Fragment</w:t>
+      </w:r>
+      <w:proofErr w:type="spellEnd"/>
+      <w:r>
+        <w:rPr>
+          <w:rFonts w:ascii="Times New Roman" w:hAnsi="Times New Roman" w:cs="Times New Roman"/>
+          <w:sz w:val="28"/>
+          <w:szCs w:val="28"/>
+        </w:rPr>
+        <w:t>, XML-макеты). Представление ничего не знает о том, откуда берутся данные.</w:t>
       </w:r>
     </w:p>
     <w:p>
@@ -5189,6 +6001,7 @@
           <w:szCs w:val="28"/>
         </w:rPr>
       </w:pPr>
+      <w:proofErr w:type="spellStart"/>
       <w:r>
         <w:rPr>
           <w:rFonts w:ascii="Times New Roman" w:hAnsi="Times New Roman" w:cs="Times New Roman"/>
@@ -5199,13 +6012,68 @@
         </w:rPr>
         <w:t>ViewModel</w:t>
       </w:r>
-      <w:r>
-        <w:rPr>
-          <w:rFonts w:ascii="Times New Roman" w:hAnsi="Times New Roman" w:cs="Times New Roman"/>
-          <w:sz w:val="28"/>
-          <w:szCs w:val="28"/>
-        </w:rPr>
-        <w:t xml:space="preserve"> — выступает связующим звеном. Она запрашивает данные из Модели, подготавливает их и предоставляет Представлению. Важнейшее свойство ViewModel в Android — она "переживает" пересоздание Activity (например, при повороте экрана смартфона). Это гарантирует, что данные не потеряются и не будут запрашиваться из базы данных повторно при смене ориентации экрана.</w:t>
+      <w:proofErr w:type="spellEnd"/>
+      <w:r>
+        <w:rPr>
+          <w:rFonts w:ascii="Times New Roman" w:hAnsi="Times New Roman" w:cs="Times New Roman"/>
+          <w:sz w:val="28"/>
+          <w:szCs w:val="28"/>
+        </w:rPr>
+        <w:t xml:space="preserve"> — выступает связующим звеном. Она запрашивает данные из Модели, подготавливает их и предоставляет Представлению. Важнейшее свойство </w:t>
+      </w:r>
+      <w:proofErr w:type="spellStart"/>
+      <w:r>
+        <w:rPr>
+          <w:rFonts w:ascii="Times New Roman" w:hAnsi="Times New Roman" w:cs="Times New Roman"/>
+          <w:sz w:val="28"/>
+          <w:szCs w:val="28"/>
+        </w:rPr>
+        <w:t>ViewModel</w:t>
+      </w:r>
+      <w:proofErr w:type="spellEnd"/>
+      <w:r>
+        <w:rPr>
+          <w:rFonts w:ascii="Times New Roman" w:hAnsi="Times New Roman" w:cs="Times New Roman"/>
+          <w:sz w:val="28"/>
+          <w:szCs w:val="28"/>
+        </w:rPr>
+        <w:t xml:space="preserve"> в </w:t>
+      </w:r>
+      <w:proofErr w:type="spellStart"/>
+      <w:r>
+        <w:rPr>
+          <w:rFonts w:ascii="Times New Roman" w:hAnsi="Times New Roman" w:cs="Times New Roman"/>
+          <w:sz w:val="28"/>
+          <w:szCs w:val="28"/>
+        </w:rPr>
+        <w:t>Android</w:t>
+      </w:r>
+      <w:proofErr w:type="spellEnd"/>
+      <w:r>
+        <w:rPr>
+          <w:rFonts w:ascii="Times New Roman" w:hAnsi="Times New Roman" w:cs="Times New Roman"/>
+          <w:sz w:val="28"/>
+          <w:szCs w:val="28"/>
+        </w:rPr>
+        <w:t xml:space="preserve"> — она "переживает" пересоздание </w:t>
+      </w:r>
+      <w:proofErr w:type="spellStart"/>
+      <w:r>
+        <w:rPr>
+          <w:rFonts w:ascii="Times New Roman" w:hAnsi="Times New Roman" w:cs="Times New Roman"/>
+          <w:sz w:val="28"/>
+          <w:szCs w:val="28"/>
+        </w:rPr>
+        <w:t>Activity</w:t>
+      </w:r>
+      <w:proofErr w:type="spellEnd"/>
+      <w:r>
+        <w:rPr>
+          <w:rFonts w:ascii="Times New Roman" w:hAnsi="Times New Roman" w:cs="Times New Roman"/>
+          <w:sz w:val="28"/>
+          <w:szCs w:val="28"/>
+        </w:rPr>
+        <w:t xml:space="preserve"> (например, при повороте экрана смартфона). Это гарантирует, что данные не потеряются и не будут запрашиваться из базы данных повторно при смене ориентации экрана.</w:t>
       </w:r>
     </w:p>
     <w:p>
@@ -5254,7 +6122,79 @@
           <w:sz w:val="28"/>
           <w:szCs w:val="28"/>
         </w:rPr>
-        <w:t>Поскольку приложение должно работать оффлайн, необходима локальная база данных. Стандартным решением в Android является SQLite. Однако написание сырых SQL-запросов и работа с курсорами (Cursor) в чистом SQLite — процесс громоздкий и подверженный ошибкам (опечатку в имени колонки можно заметить только при сбое запущенного приложения).</w:t>
+        <w:t xml:space="preserve">Поскольку приложение должно работать оффлайн, необходима локальная база данных. Стандартным решением в </w:t>
+      </w:r>
+      <w:proofErr w:type="spellStart"/>
+      <w:r>
+        <w:rPr>
+          <w:rFonts w:ascii="Times New Roman" w:hAnsi="Times New Roman" w:cs="Times New Roman"/>
+          <w:sz w:val="28"/>
+          <w:szCs w:val="28"/>
+        </w:rPr>
+        <w:t>Android</w:t>
+      </w:r>
+      <w:proofErr w:type="spellEnd"/>
+      <w:r>
+        <w:rPr>
+          <w:rFonts w:ascii="Times New Roman" w:hAnsi="Times New Roman" w:cs="Times New Roman"/>
+          <w:sz w:val="28"/>
+          <w:szCs w:val="28"/>
+        </w:rPr>
+        <w:t xml:space="preserve"> является </w:t>
+      </w:r>
+      <w:proofErr w:type="spellStart"/>
+      <w:r>
+        <w:rPr>
+          <w:rFonts w:ascii="Times New Roman" w:hAnsi="Times New Roman" w:cs="Times New Roman"/>
+          <w:sz w:val="28"/>
+          <w:szCs w:val="28"/>
+        </w:rPr>
+        <w:t>SQLite</w:t>
+      </w:r>
+      <w:proofErr w:type="spellEnd"/>
+      <w:r>
+        <w:rPr>
+          <w:rFonts w:ascii="Times New Roman" w:hAnsi="Times New Roman" w:cs="Times New Roman"/>
+          <w:sz w:val="28"/>
+          <w:szCs w:val="28"/>
+        </w:rPr>
+        <w:t>. Однако написание сырых SQL-запросов и работа с курсорами (</w:t>
+      </w:r>
+      <w:proofErr w:type="spellStart"/>
+      <w:r>
+        <w:rPr>
+          <w:rFonts w:ascii="Times New Roman" w:hAnsi="Times New Roman" w:cs="Times New Roman"/>
+          <w:sz w:val="28"/>
+          <w:szCs w:val="28"/>
+        </w:rPr>
+        <w:t>Cursor</w:t>
+      </w:r>
+      <w:proofErr w:type="spellEnd"/>
+      <w:r>
+        <w:rPr>
+          <w:rFonts w:ascii="Times New Roman" w:hAnsi="Times New Roman" w:cs="Times New Roman"/>
+          <w:sz w:val="28"/>
+          <w:szCs w:val="28"/>
+        </w:rPr>
+        <w:t xml:space="preserve">) в чистом </w:t>
+      </w:r>
+      <w:proofErr w:type="spellStart"/>
+      <w:r>
+        <w:rPr>
+          <w:rFonts w:ascii="Times New Roman" w:hAnsi="Times New Roman" w:cs="Times New Roman"/>
+          <w:sz w:val="28"/>
+          <w:szCs w:val="28"/>
+        </w:rPr>
+        <w:t>SQLite</w:t>
+      </w:r>
+      <w:proofErr w:type="spellEnd"/>
+      <w:r>
+        <w:rPr>
+          <w:rFonts w:ascii="Times New Roman" w:hAnsi="Times New Roman" w:cs="Times New Roman"/>
+          <w:sz w:val="28"/>
+          <w:szCs w:val="28"/>
+        </w:rPr>
+        <w:t xml:space="preserve"> — процесс громоздкий и подверженный ошибкам (опечатку в имени колонки можно заметить только при сбое запущенного приложения).</w:t>
       </w:r>
     </w:p>
     <w:p>
@@ -5275,7 +6215,115 @@
           <w:szCs w:val="28"/>
         </w:rPr>
         <w:lastRenderedPageBreak/>
-        <w:t>Поэтому была выбрана библиотека Room Persistence Library. Room — это ORM-подобная (Object-Relational Mapping) надстройка над SQLite.</w:t>
+        <w:t xml:space="preserve">Поэтому была выбрана библиотека </w:t>
+      </w:r>
+      <w:proofErr w:type="spellStart"/>
+      <w:r>
+        <w:rPr>
+          <w:rFonts w:ascii="Times New Roman" w:hAnsi="Times New Roman" w:cs="Times New Roman"/>
+          <w:sz w:val="28"/>
+          <w:szCs w:val="28"/>
+        </w:rPr>
+        <w:t>Room</w:t>
+      </w:r>
+      <w:proofErr w:type="spellEnd"/>
+      <w:r>
+        <w:rPr>
+          <w:rFonts w:ascii="Times New Roman" w:hAnsi="Times New Roman" w:cs="Times New Roman"/>
+          <w:sz w:val="28"/>
+          <w:szCs w:val="28"/>
+        </w:rPr>
+        <w:t xml:space="preserve"> </w:t>
+      </w:r>
+      <w:proofErr w:type="spellStart"/>
+      <w:r>
+        <w:rPr>
+          <w:rFonts w:ascii="Times New Roman" w:hAnsi="Times New Roman" w:cs="Times New Roman"/>
+          <w:sz w:val="28"/>
+          <w:szCs w:val="28"/>
+        </w:rPr>
+        <w:t>Persistence</w:t>
+      </w:r>
+      <w:proofErr w:type="spellEnd"/>
+      <w:r>
+        <w:rPr>
+          <w:rFonts w:ascii="Times New Roman" w:hAnsi="Times New Roman" w:cs="Times New Roman"/>
+          <w:sz w:val="28"/>
+          <w:szCs w:val="28"/>
+        </w:rPr>
+        <w:t xml:space="preserve"> Library. </w:t>
+      </w:r>
+      <w:proofErr w:type="spellStart"/>
+      <w:r>
+        <w:rPr>
+          <w:rFonts w:ascii="Times New Roman" w:hAnsi="Times New Roman" w:cs="Times New Roman"/>
+          <w:sz w:val="28"/>
+          <w:szCs w:val="28"/>
+        </w:rPr>
+        <w:t>Room</w:t>
+      </w:r>
+      <w:proofErr w:type="spellEnd"/>
+      <w:r>
+        <w:rPr>
+          <w:rFonts w:ascii="Times New Roman" w:hAnsi="Times New Roman" w:cs="Times New Roman"/>
+          <w:sz w:val="28"/>
+          <w:szCs w:val="28"/>
+        </w:rPr>
+        <w:t xml:space="preserve"> — это ORM-подобная (Object-</w:t>
+      </w:r>
+      <w:proofErr w:type="spellStart"/>
+      <w:r>
+        <w:rPr>
+          <w:rFonts w:ascii="Times New Roman" w:hAnsi="Times New Roman" w:cs="Times New Roman"/>
+          <w:sz w:val="28"/>
+          <w:szCs w:val="28"/>
+        </w:rPr>
+        <w:t>Relational</w:t>
+      </w:r>
+      <w:proofErr w:type="spellEnd"/>
+      <w:r>
+        <w:rPr>
+          <w:rFonts w:ascii="Times New Roman" w:hAnsi="Times New Roman" w:cs="Times New Roman"/>
+          <w:sz w:val="28"/>
+          <w:szCs w:val="28"/>
+        </w:rPr>
+        <w:t xml:space="preserve"> </w:t>
+      </w:r>
+      <w:proofErr w:type="spellStart"/>
+      <w:r>
+        <w:rPr>
+          <w:rFonts w:ascii="Times New Roman" w:hAnsi="Times New Roman" w:cs="Times New Roman"/>
+          <w:sz w:val="28"/>
+          <w:szCs w:val="28"/>
+        </w:rPr>
+        <w:t>Mapping</w:t>
+      </w:r>
+      <w:proofErr w:type="spellEnd"/>
+      <w:r>
+        <w:rPr>
+          <w:rFonts w:ascii="Times New Roman" w:hAnsi="Times New Roman" w:cs="Times New Roman"/>
+          <w:sz w:val="28"/>
+          <w:szCs w:val="28"/>
+        </w:rPr>
+        <w:t xml:space="preserve">) надстройка над </w:t>
+      </w:r>
+      <w:proofErr w:type="spellStart"/>
+      <w:r>
+        <w:rPr>
+          <w:rFonts w:ascii="Times New Roman" w:hAnsi="Times New Roman" w:cs="Times New Roman"/>
+          <w:sz w:val="28"/>
+          <w:szCs w:val="28"/>
+        </w:rPr>
+        <w:t>SQLite</w:t>
+      </w:r>
+      <w:proofErr w:type="spellEnd"/>
+      <w:r>
+        <w:rPr>
+          <w:rFonts w:ascii="Times New Roman" w:hAnsi="Times New Roman" w:cs="Times New Roman"/>
+          <w:sz w:val="28"/>
+          <w:szCs w:val="28"/>
+        </w:rPr>
+        <w:t>.</w:t>
       </w:r>
       <w:r>
         <w:rPr>
@@ -5293,7 +6341,25 @@
           <w:szCs w:val="28"/>
         </w:rPr>
         <w:br/>
-        <w:t>− Room проверяет все SQL-запросы во время компиляции. Если в запросе допущена ошибка, проект просто не скомпилируется, что исключает падение приложения у пользователя.</w:t>
+        <w:t xml:space="preserve">− </w:t>
+      </w:r>
+      <w:proofErr w:type="spellStart"/>
+      <w:r>
+        <w:rPr>
+          <w:rFonts w:ascii="Times New Roman" w:hAnsi="Times New Roman" w:cs="Times New Roman"/>
+          <w:sz w:val="28"/>
+          <w:szCs w:val="28"/>
+        </w:rPr>
+        <w:t>Room</w:t>
+      </w:r>
+      <w:proofErr w:type="spellEnd"/>
+      <w:r>
+        <w:rPr>
+          <w:rFonts w:ascii="Times New Roman" w:hAnsi="Times New Roman" w:cs="Times New Roman"/>
+          <w:sz w:val="28"/>
+          <w:szCs w:val="28"/>
+        </w:rPr>
+        <w:t xml:space="preserve"> проверяет все SQL-запросы во время компиляции. Если в запросе допущена ошибка, проект просто не скомпилируется, что исключает падение приложения у пользователя.</w:t>
       </w:r>
       <w:r>
         <w:rPr>
@@ -5311,7 +6377,25 @@
           <w:szCs w:val="28"/>
         </w:rPr>
         <w:br/>
-        <w:t>− Встроенная поддержка LiveData, что позволяет базе данных автоматически отправлять уведомления в пользовательский интерфейс при изменении (добавлении/удалении) данных. Интерфейс обновляется "реактивно".</w:t>
+        <w:t xml:space="preserve">− Встроенная поддержка </w:t>
+      </w:r>
+      <w:proofErr w:type="spellStart"/>
+      <w:r>
+        <w:rPr>
+          <w:rFonts w:ascii="Times New Roman" w:hAnsi="Times New Roman" w:cs="Times New Roman"/>
+          <w:sz w:val="28"/>
+          <w:szCs w:val="28"/>
+        </w:rPr>
+        <w:t>LiveData</w:t>
+      </w:r>
+      <w:proofErr w:type="spellEnd"/>
+      <w:r>
+        <w:rPr>
+          <w:rFonts w:ascii="Times New Roman" w:hAnsi="Times New Roman" w:cs="Times New Roman"/>
+          <w:sz w:val="28"/>
+          <w:szCs w:val="28"/>
+        </w:rPr>
+        <w:t>, что позволяет базе данных автоматически отправлять уведомления в пользовательский интерфейс при изменении (добавлении/удалении) данных. Интерфейс обновляется "реактивно".</w:t>
       </w:r>
     </w:p>
     <w:p>
@@ -5351,7 +6435,79 @@
           <w:sz w:val="28"/>
           <w:szCs w:val="28"/>
         </w:rPr>
-        <w:t>Для реализации сложных графиков (круговой диаграммы статистики) была выбрана сторонняя open-source библиотека MPAndroidChart (версия v3.1.0). Она признана стандартом де-факто для построения графиков в Android благодаря высокой скорости работы на аппаратном уровне (использование Canvas), гибкости настроек (цвета, анимации, обработка нажатий на сектора диаграммы) и простоте внедрения в проект.</w:t>
+        <w:t xml:space="preserve">Для реализации сложных графиков (круговой диаграммы статистики) была выбрана сторонняя </w:t>
+      </w:r>
+      <w:proofErr w:type="spellStart"/>
+      <w:r>
+        <w:rPr>
+          <w:rFonts w:ascii="Times New Roman" w:hAnsi="Times New Roman" w:cs="Times New Roman"/>
+          <w:sz w:val="28"/>
+          <w:szCs w:val="28"/>
+        </w:rPr>
+        <w:t>open-source</w:t>
+      </w:r>
+      <w:proofErr w:type="spellEnd"/>
+      <w:r>
+        <w:rPr>
+          <w:rFonts w:ascii="Times New Roman" w:hAnsi="Times New Roman" w:cs="Times New Roman"/>
+          <w:sz w:val="28"/>
+          <w:szCs w:val="28"/>
+        </w:rPr>
+        <w:t xml:space="preserve"> библиотека </w:t>
+      </w:r>
+      <w:proofErr w:type="spellStart"/>
+      <w:r>
+        <w:rPr>
+          <w:rFonts w:ascii="Times New Roman" w:hAnsi="Times New Roman" w:cs="Times New Roman"/>
+          <w:sz w:val="28"/>
+          <w:szCs w:val="28"/>
+        </w:rPr>
+        <w:t>MPAndroidChart</w:t>
+      </w:r>
+      <w:proofErr w:type="spellEnd"/>
+      <w:r>
+        <w:rPr>
+          <w:rFonts w:ascii="Times New Roman" w:hAnsi="Times New Roman" w:cs="Times New Roman"/>
+          <w:sz w:val="28"/>
+          <w:szCs w:val="28"/>
+        </w:rPr>
+        <w:t xml:space="preserve"> (версия v3.1.0). Она признана стандартом де-факто для построения графиков в </w:t>
+      </w:r>
+      <w:proofErr w:type="spellStart"/>
+      <w:r>
+        <w:rPr>
+          <w:rFonts w:ascii="Times New Roman" w:hAnsi="Times New Roman" w:cs="Times New Roman"/>
+          <w:sz w:val="28"/>
+          <w:szCs w:val="28"/>
+        </w:rPr>
+        <w:t>Android</w:t>
+      </w:r>
+      <w:proofErr w:type="spellEnd"/>
+      <w:r>
+        <w:rPr>
+          <w:rFonts w:ascii="Times New Roman" w:hAnsi="Times New Roman" w:cs="Times New Roman"/>
+          <w:sz w:val="28"/>
+          <w:szCs w:val="28"/>
+        </w:rPr>
+        <w:t xml:space="preserve"> благодаря высокой скорости работы на аппаратном уровне (использование </w:t>
+      </w:r>
+      <w:proofErr w:type="spellStart"/>
+      <w:r>
+        <w:rPr>
+          <w:rFonts w:ascii="Times New Roman" w:hAnsi="Times New Roman" w:cs="Times New Roman"/>
+          <w:sz w:val="28"/>
+          <w:szCs w:val="28"/>
+        </w:rPr>
+        <w:t>Canvas</w:t>
+      </w:r>
+      <w:proofErr w:type="spellEnd"/>
+      <w:r>
+        <w:rPr>
+          <w:rFonts w:ascii="Times New Roman" w:hAnsi="Times New Roman" w:cs="Times New Roman"/>
+          <w:sz w:val="28"/>
+          <w:szCs w:val="28"/>
+        </w:rPr>
+        <w:t>), гибкости настроек (цвета, анимации, обработка нажатий на сектора диаграммы) и простоте внедрения в проект.</w:t>
       </w:r>
     </w:p>
     <w:p>
@@ -5395,7 +6551,61 @@
           <w:sz w:val="28"/>
           <w:szCs w:val="28"/>
         </w:rPr>
-        <w:t>В ходе выполнения первой главы курсовой работы была подробно проанализирована предметная область мобильных трекеров расходов. Выявлены недостатки конкурентных решений, такие как перегруженность и зависимость от сети. На основе этого были сформулированы четкие, разбитые на логические блоки функциональные и нефункциональные требования к разрабатываемому мобильному приложению. В качестве технологического стека обоснованно выбраны: среда Android Studio, язык Java, архитектура MVVM, база данных Room и библиотека MPAndroidChart. Данный комплекс технологий обеспечит надежную, масштабируемую и производительную реализацию всех задуманных функций.</w:t>
+        <w:t xml:space="preserve">В ходе выполнения первой главы курсовой работы была подробно проанализирована предметная область мобильных трекеров расходов. Выявлены недостатки конкурентных решений, такие как перегруженность и зависимость от сети. На основе этого были сформулированы четкие, разбитые на логические блоки функциональные и нефункциональные требования к разрабатываемому мобильному приложению. В качестве технологического стека обоснованно выбраны: среда </w:t>
+      </w:r>
+      <w:proofErr w:type="spellStart"/>
+      <w:r>
+        <w:rPr>
+          <w:rFonts w:ascii="Times New Roman" w:hAnsi="Times New Roman" w:cs="Times New Roman"/>
+          <w:sz w:val="28"/>
+          <w:szCs w:val="28"/>
+        </w:rPr>
+        <w:t>Android</w:t>
+      </w:r>
+      <w:proofErr w:type="spellEnd"/>
+      <w:r>
+        <w:rPr>
+          <w:rFonts w:ascii="Times New Roman" w:hAnsi="Times New Roman" w:cs="Times New Roman"/>
+          <w:sz w:val="28"/>
+          <w:szCs w:val="28"/>
+        </w:rPr>
+        <w:t xml:space="preserve"> Studio, язык Java, архитектура MVVM, база данных </w:t>
+      </w:r>
+      <w:proofErr w:type="spellStart"/>
+      <w:r>
+        <w:rPr>
+          <w:rFonts w:ascii="Times New Roman" w:hAnsi="Times New Roman" w:cs="Times New Roman"/>
+          <w:sz w:val="28"/>
+          <w:szCs w:val="28"/>
+        </w:rPr>
+        <w:t>Room</w:t>
+      </w:r>
+      <w:proofErr w:type="spellEnd"/>
+      <w:r>
+        <w:rPr>
+          <w:rFonts w:ascii="Times New Roman" w:hAnsi="Times New Roman" w:cs="Times New Roman"/>
+          <w:sz w:val="28"/>
+          <w:szCs w:val="28"/>
+        </w:rPr>
+        <w:t xml:space="preserve"> и библиотека </w:t>
+      </w:r>
+      <w:proofErr w:type="spellStart"/>
+      <w:r>
+        <w:rPr>
+          <w:rFonts w:ascii="Times New Roman" w:hAnsi="Times New Roman" w:cs="Times New Roman"/>
+          <w:sz w:val="28"/>
+          <w:szCs w:val="28"/>
+        </w:rPr>
+        <w:t>MPAndroidChart</w:t>
+      </w:r>
+      <w:proofErr w:type="spellEnd"/>
+      <w:r>
+        <w:rPr>
+          <w:rFonts w:ascii="Times New Roman" w:hAnsi="Times New Roman" w:cs="Times New Roman"/>
+          <w:sz w:val="28"/>
+          <w:szCs w:val="28"/>
+        </w:rPr>
+        <w:t>. Данный комплекс технологий обеспечит надежную, масштабируемую и производительную реализацию всех задуманных функций.</w:t>
       </w:r>
     </w:p>
     <w:p>
@@ -5506,7 +6716,43 @@
           <w:sz w:val="28"/>
           <w:szCs w:val="28"/>
         </w:rPr>
-        <w:t>Пользовательский интерфейс (UI) разработан с использованием языка разметки XML, который является стандартом для построения графических оболочек в Android. В основе дизайна лежат принципы Material Design — концепции, разработанной Google, которая использует метафоры реальных материалов (бумаги и чернил), применяя тени для создания глубины и иерархии элементов.</w:t>
+        <w:t xml:space="preserve">Пользовательский интерфейс (UI) разработан с использованием языка разметки XML, который является стандартом для построения графических оболочек в </w:t>
+      </w:r>
+      <w:proofErr w:type="spellStart"/>
+      <w:r>
+        <w:rPr>
+          <w:rFonts w:ascii="Times New Roman" w:hAnsi="Times New Roman" w:cs="Times New Roman"/>
+          <w:sz w:val="28"/>
+          <w:szCs w:val="28"/>
+        </w:rPr>
+        <w:t>Android</w:t>
+      </w:r>
+      <w:proofErr w:type="spellEnd"/>
+      <w:r>
+        <w:rPr>
+          <w:rFonts w:ascii="Times New Roman" w:hAnsi="Times New Roman" w:cs="Times New Roman"/>
+          <w:sz w:val="28"/>
+          <w:szCs w:val="28"/>
+        </w:rPr>
+        <w:t xml:space="preserve">. В основе дизайна лежат принципы </w:t>
+      </w:r>
+      <w:proofErr w:type="spellStart"/>
+      <w:r>
+        <w:rPr>
+          <w:rFonts w:ascii="Times New Roman" w:hAnsi="Times New Roman" w:cs="Times New Roman"/>
+          <w:sz w:val="28"/>
+          <w:szCs w:val="28"/>
+        </w:rPr>
+        <w:t>Material</w:t>
+      </w:r>
+      <w:proofErr w:type="spellEnd"/>
+      <w:r>
+        <w:rPr>
+          <w:rFonts w:ascii="Times New Roman" w:hAnsi="Times New Roman" w:cs="Times New Roman"/>
+          <w:sz w:val="28"/>
+          <w:szCs w:val="28"/>
+        </w:rPr>
+        <w:t xml:space="preserve"> Design — концепции, разработанной Google, которая использует метафоры реальных материалов (бумаги и чернил), применяя тени для создания глубины и иерархии элементов.</w:t>
       </w:r>
     </w:p>
     <w:p>
@@ -5548,7 +6794,25 @@
           <w:sz w:val="28"/>
           <w:szCs w:val="28"/>
         </w:rPr>
-        <w:t>Основной контейнер приложения описан в файле activity_main.xml. Был использован корневой компонент RelativeLayout, внутри которого размещены два ключевых элемента:</w:t>
+        <w:t xml:space="preserve">Основной контейнер приложения описан в файле activity_main.xml. Был использован корневой компонент </w:t>
+      </w:r>
+      <w:proofErr w:type="spellStart"/>
+      <w:r>
+        <w:rPr>
+          <w:rFonts w:ascii="Times New Roman" w:hAnsi="Times New Roman" w:cs="Times New Roman"/>
+          <w:sz w:val="28"/>
+          <w:szCs w:val="28"/>
+        </w:rPr>
+        <w:t>RelativeLayout</w:t>
+      </w:r>
+      <w:proofErr w:type="spellEnd"/>
+      <w:r>
+        <w:rPr>
+          <w:rFonts w:ascii="Times New Roman" w:hAnsi="Times New Roman" w:cs="Times New Roman"/>
+          <w:sz w:val="28"/>
+          <w:szCs w:val="28"/>
+        </w:rPr>
+        <w:t>, внутри которого размещены два ключевых элемента:</w:t>
       </w:r>
     </w:p>
     <w:p>
@@ -5566,13 +6830,77 @@
           <w:szCs w:val="28"/>
         </w:rPr>
       </w:pPr>
-      <w:r>
-        <w:rPr>
-          <w:rFonts w:ascii="Times New Roman" w:hAnsi="Times New Roman" w:cs="Times New Roman"/>
-          <w:sz w:val="28"/>
-          <w:szCs w:val="28"/>
-        </w:rPr>
-        <w:t>FrameLayout с идентификатором fragment_container — это пустая область, занимающая большую часть экрана. В эту область программно (с помощью FragmentManager) загружаются экраны приложения (Фрагменты).</w:t>
+      <w:proofErr w:type="spellStart"/>
+      <w:r>
+        <w:rPr>
+          <w:rFonts w:ascii="Times New Roman" w:hAnsi="Times New Roman" w:cs="Times New Roman"/>
+          <w:sz w:val="28"/>
+          <w:szCs w:val="28"/>
+        </w:rPr>
+        <w:t>FrameLayout</w:t>
+      </w:r>
+      <w:proofErr w:type="spellEnd"/>
+      <w:r>
+        <w:rPr>
+          <w:rFonts w:ascii="Times New Roman" w:hAnsi="Times New Roman" w:cs="Times New Roman"/>
+          <w:sz w:val="28"/>
+          <w:szCs w:val="28"/>
+        </w:rPr>
+        <w:t xml:space="preserve"> с идентификатором </w:t>
+      </w:r>
+      <w:proofErr w:type="spellStart"/>
+      <w:r>
+        <w:rPr>
+          <w:rFonts w:ascii="Times New Roman" w:hAnsi="Times New Roman" w:cs="Times New Roman"/>
+          <w:sz w:val="28"/>
+          <w:szCs w:val="28"/>
+        </w:rPr>
+        <w:t>fragment_container</w:t>
+      </w:r>
+      <w:proofErr w:type="spellEnd"/>
+      <w:r>
+        <w:rPr>
+          <w:rFonts w:ascii="Times New Roman" w:hAnsi="Times New Roman" w:cs="Times New Roman"/>
+          <w:sz w:val="28"/>
+          <w:szCs w:val="28"/>
+        </w:rPr>
+        <w:t xml:space="preserve"> — это пустая область, занимающая большую часть экрана. В эту область </w:t>
+      </w:r>
+      <w:proofErr w:type="spellStart"/>
+      <w:r>
+        <w:rPr>
+          <w:rFonts w:ascii="Times New Roman" w:hAnsi="Times New Roman" w:cs="Times New Roman"/>
+          <w:sz w:val="28"/>
+          <w:szCs w:val="28"/>
+        </w:rPr>
+        <w:t>программно</w:t>
+      </w:r>
+      <w:proofErr w:type="spellEnd"/>
+      <w:r>
+        <w:rPr>
+          <w:rFonts w:ascii="Times New Roman" w:hAnsi="Times New Roman" w:cs="Times New Roman"/>
+          <w:sz w:val="28"/>
+          <w:szCs w:val="28"/>
+        </w:rPr>
+        <w:t xml:space="preserve"> (с помощью </w:t>
+      </w:r>
+      <w:proofErr w:type="spellStart"/>
+      <w:r>
+        <w:rPr>
+          <w:rFonts w:ascii="Times New Roman" w:hAnsi="Times New Roman" w:cs="Times New Roman"/>
+          <w:sz w:val="28"/>
+          <w:szCs w:val="28"/>
+        </w:rPr>
+        <w:t>FragmentManager</w:t>
+      </w:r>
+      <w:proofErr w:type="spellEnd"/>
+      <w:r>
+        <w:rPr>
+          <w:rFonts w:ascii="Times New Roman" w:hAnsi="Times New Roman" w:cs="Times New Roman"/>
+          <w:sz w:val="28"/>
+          <w:szCs w:val="28"/>
+        </w:rPr>
+        <w:t>) загружаются экраны приложения (Фрагменты).</w:t>
       </w:r>
     </w:p>
     <w:p>
@@ -5590,13 +6918,23 @@
           <w:szCs w:val="28"/>
         </w:rPr>
       </w:pPr>
-      <w:r>
-        <w:rPr>
-          <w:rFonts w:ascii="Times New Roman" w:hAnsi="Times New Roman" w:cs="Times New Roman"/>
-          <w:sz w:val="28"/>
-          <w:szCs w:val="28"/>
-        </w:rPr>
-        <w:t>BottomNavigationView — панель нижней навигации, зафиксированная внизу экрана. Она содержит меню (bottom_nav_menu.xml) с иконками и текстом: "Список" и "Статистика". При нажатии на пункты меню происходит смена Фрагмента в контейнере.</w:t>
+      <w:proofErr w:type="spellStart"/>
+      <w:r>
+        <w:rPr>
+          <w:rFonts w:ascii="Times New Roman" w:hAnsi="Times New Roman" w:cs="Times New Roman"/>
+          <w:sz w:val="28"/>
+          <w:szCs w:val="28"/>
+        </w:rPr>
+        <w:t>BottomNavigationView</w:t>
+      </w:r>
+      <w:proofErr w:type="spellEnd"/>
+      <w:r>
+        <w:rPr>
+          <w:rFonts w:ascii="Times New Roman" w:hAnsi="Times New Roman" w:cs="Times New Roman"/>
+          <w:sz w:val="28"/>
+          <w:szCs w:val="28"/>
+        </w:rPr>
+        <w:t xml:space="preserve"> — панель нижней навигации, зафиксированная внизу экрана. Она содержит меню (bottom_nav_menu.xml) с иконками и текстом: "Список" и "Статистика". При нажатии на пункты меню происходит смена Фрагмента в контейнере.</w:t>
       </w:r>
     </w:p>
     <w:p>
@@ -5616,7 +6954,25 @@
           <w:sz w:val="28"/>
           <w:szCs w:val="28"/>
         </w:rPr>
-        <w:t>Также в главном окне реализована "плавающая" кнопка FloatingActionButton (FAB) со значком "плюс", служащая главным призывом к действию (Call To Action) — добавлению нового расхода.</w:t>
+        <w:t xml:space="preserve">Также в главном окне реализована "плавающая" кнопка </w:t>
+      </w:r>
+      <w:proofErr w:type="spellStart"/>
+      <w:r>
+        <w:rPr>
+          <w:rFonts w:ascii="Times New Roman" w:hAnsi="Times New Roman" w:cs="Times New Roman"/>
+          <w:sz w:val="28"/>
+          <w:szCs w:val="28"/>
+        </w:rPr>
+        <w:t>FloatingActionButton</w:t>
+      </w:r>
+      <w:proofErr w:type="spellEnd"/>
+      <w:r>
+        <w:rPr>
+          <w:rFonts w:ascii="Times New Roman" w:hAnsi="Times New Roman" w:cs="Times New Roman"/>
+          <w:sz w:val="28"/>
+          <w:szCs w:val="28"/>
+        </w:rPr>
+        <w:t xml:space="preserve"> (FAB) со значком "плюс", служащая главным призывом к действию (Call To Action) — добавлению нового расхода.</w:t>
       </w:r>
     </w:p>
     <w:p>
@@ -5650,187 +7006,19 @@
           <w:color w:val="auto"/>
         </w:rPr>
         <w:lastRenderedPageBreak/>
-        <w:t>2.1.2. Верстка экрана списка расходов (HomeFragment)</w:t>
-      </w:r>
-      <w:bookmarkEnd w:id="12"/>
-    </w:p>
-    <w:p>
-      <w:pPr>
-        <w:spacing w:line="360" w:lineRule="auto"/>
-        <w:ind w:firstLine="709"/>
-        <w:jc w:val="both"/>
-        <w:rPr>
-          <w:rFonts w:ascii="Times New Roman" w:hAnsi="Times New Roman" w:cs="Times New Roman"/>
-          <w:sz w:val="28"/>
-          <w:szCs w:val="28"/>
-        </w:rPr>
-      </w:pPr>
-      <w:r>
-        <w:rPr>
-          <w:rFonts w:ascii="Times New Roman" w:hAnsi="Times New Roman" w:cs="Times New Roman"/>
-          <w:sz w:val="28"/>
-          <w:szCs w:val="28"/>
-        </w:rPr>
-        <w:t>Макет главного экрана fragment_home.xml построен на базе CoordinatorLayout. Этот контейнер позволяет организовывать сложное взаимодействие дочерних элементов (например, скрытие строки поиска при скроллинге списка).</w:t>
-      </w:r>
-    </w:p>
-    <w:p>
-      <w:pPr>
-        <w:spacing w:line="360" w:lineRule="auto"/>
-        <w:ind w:firstLine="709"/>
-        <w:jc w:val="both"/>
-        <w:rPr>
-          <w:rFonts w:ascii="Times New Roman" w:hAnsi="Times New Roman" w:cs="Times New Roman"/>
-          <w:sz w:val="28"/>
-          <w:szCs w:val="28"/>
-        </w:rPr>
-      </w:pPr>
-      <w:r>
-        <w:rPr>
-          <w:rFonts w:ascii="Times New Roman" w:hAnsi="Times New Roman" w:cs="Times New Roman"/>
-          <w:sz w:val="28"/>
-          <w:szCs w:val="28"/>
-        </w:rPr>
-        <w:t>Верхнюю часть экрана занимает компонент SearchView, стилизованный под общее оформление. Он позволяет пользователю вводить текстовые запросы.</w:t>
-      </w:r>
-    </w:p>
-    <w:p>
-      <w:pPr>
-        <w:spacing w:line="360" w:lineRule="auto"/>
-        <w:ind w:firstLine="709"/>
-        <w:jc w:val="both"/>
-        <w:rPr>
-          <w:rFonts w:ascii="Times New Roman" w:hAnsi="Times New Roman" w:cs="Times New Roman"/>
-          <w:sz w:val="28"/>
-          <w:szCs w:val="28"/>
-        </w:rPr>
-      </w:pPr>
-      <w:r>
-        <w:rPr>
-          <w:rFonts w:ascii="Times New Roman" w:hAnsi="Times New Roman" w:cs="Times New Roman"/>
-          <w:sz w:val="28"/>
-          <w:szCs w:val="28"/>
-        </w:rPr>
-        <w:t>Под строкой поиска расположена карточка итогов, реализованная через MaterialCardView. Карточка имеет скругленные углы (</w:t>
-      </w:r>
-      <w:proofErr w:type="gramStart"/>
-      <w:r>
-        <w:rPr>
-          <w:rFonts w:ascii="Times New Roman" w:hAnsi="Times New Roman" w:cs="Times New Roman"/>
-          <w:sz w:val="28"/>
-          <w:szCs w:val="28"/>
-        </w:rPr>
-        <w:t>app:cardCornerRadius</w:t>
-      </w:r>
-      <w:proofErr w:type="gramEnd"/>
-      <w:r>
-        <w:rPr>
-          <w:rFonts w:ascii="Times New Roman" w:hAnsi="Times New Roman" w:cs="Times New Roman"/>
-          <w:sz w:val="28"/>
-          <w:szCs w:val="28"/>
-        </w:rPr>
-        <w:t>="16dp") и акцентный фиолетовый фон. Внутри карточки расположены:</w:t>
-      </w:r>
-      <w:r>
-        <w:rPr>
-          <w:rFonts w:ascii="Times New Roman" w:hAnsi="Times New Roman" w:cs="Times New Roman"/>
-          <w:sz w:val="28"/>
-          <w:szCs w:val="28"/>
-        </w:rPr>
-        <w:br/>
-        <w:t>− Текстовое поле (TextView), отображающее общую сумму всех расходов крупным шрифтом, что сразу привлекает внимание.</w:t>
-      </w:r>
-      <w:r>
-        <w:rPr>
-          <w:rFonts w:ascii="Times New Roman" w:hAnsi="Times New Roman" w:cs="Times New Roman"/>
-          <w:sz w:val="28"/>
-          <w:szCs w:val="28"/>
-        </w:rPr>
-        <w:br/>
-        <w:t>− Линейный индикатор прогресса LinearProgressIndicator, визуализирующий, какую часть бюджета потратил пользователь.</w:t>
-      </w:r>
-      <w:r>
-        <w:rPr>
-          <w:rFonts w:ascii="Times New Roman" w:hAnsi="Times New Roman" w:cs="Times New Roman"/>
-          <w:sz w:val="28"/>
-          <w:szCs w:val="28"/>
-        </w:rPr>
-        <w:br/>
-        <w:t>− Текстовое поле статуса (например, "Потрачено 45% от лимита").</w:t>
-      </w:r>
-    </w:p>
-    <w:p>
-      <w:pPr>
-        <w:spacing w:line="360" w:lineRule="auto"/>
-        <w:ind w:firstLine="709"/>
-        <w:jc w:val="both"/>
-        <w:rPr>
-          <w:rFonts w:ascii="Times New Roman" w:hAnsi="Times New Roman" w:cs="Times New Roman"/>
-          <w:sz w:val="28"/>
-          <w:szCs w:val="28"/>
-        </w:rPr>
-      </w:pPr>
-      <w:r>
-        <w:rPr>
-          <w:rFonts w:ascii="Times New Roman" w:hAnsi="Times New Roman" w:cs="Times New Roman"/>
-          <w:sz w:val="28"/>
-          <w:szCs w:val="28"/>
-        </w:rPr>
-        <w:t>Большую часть экрана занимает RecyclerView — мощный и высокооптимизированный компонент для вывода длинных списков. В отличие от устаревшего ListView, RecyclerView не создает новые элементы интерфейса для каждой записи в базе данных. Он создает лишь столько элементов, сколько помещается на экране, и по мере прокрутки "переиспользует" (recycle) скрывшиеся элементы, подставляя в них новые данные. Это обеспечивает стабильные 60 FPS при любом объеме базы данных.</w:t>
-      </w:r>
-    </w:p>
-    <w:p>
-      <w:pPr>
-        <w:spacing w:line="360" w:lineRule="auto"/>
-        <w:ind w:firstLine="709"/>
-        <w:jc w:val="both"/>
-        <w:rPr>
-          <w:rFonts w:ascii="Times New Roman" w:hAnsi="Times New Roman" w:cs="Times New Roman"/>
-          <w:sz w:val="28"/>
-          <w:szCs w:val="28"/>
-        </w:rPr>
-      </w:pPr>
-      <w:r>
-        <w:rPr>
-          <w:rFonts w:ascii="Times New Roman" w:hAnsi="Times New Roman" w:cs="Times New Roman"/>
-          <w:sz w:val="28"/>
-          <w:szCs w:val="28"/>
-        </w:rPr>
-        <w:t>В случае, если база данных пуста, RecyclerView скрывается, и на экране появляется компонент LinearLayout (заглушка) с надписью "Нет расходов", подсказывая пользователю, что система работает корректно, но данных пока нет.</w:t>
-      </w:r>
-    </w:p>
-    <w:p>
-      <w:pPr>
-        <w:spacing w:line="360" w:lineRule="auto"/>
-        <w:ind w:firstLine="709"/>
-        <w:jc w:val="both"/>
-        <w:rPr>
-          <w:rFonts w:ascii="Times New Roman" w:hAnsi="Times New Roman" w:cs="Times New Roman"/>
-          <w:sz w:val="28"/>
-          <w:szCs w:val="28"/>
-        </w:rPr>
-      </w:pPr>
-      <w:r>
-        <w:rPr>
-          <w:rFonts w:ascii="Times New Roman" w:hAnsi="Times New Roman" w:cs="Times New Roman"/>
-          <w:sz w:val="28"/>
-          <w:szCs w:val="28"/>
-        </w:rPr>
-        <w:lastRenderedPageBreak/>
-        <w:t>[ВНИМАНИЕ СТУДЕНТУ: Вставьте скриншот Главного экрана приложения (список расходов). Подпись: Рис. 2.1. Главный экран приложения: список расходов и контроль бюджета]</w:t>
-      </w:r>
-    </w:p>
-    <w:p>
-      <w:pPr>
-        <w:pStyle w:val="3"/>
+        <w:t>2.1.2. Верстка экрана списка расходов (</w:t>
+      </w:r>
+      <w:proofErr w:type="spellStart"/>
+      <w:r>
         <w:rPr>
           <w:rFonts w:ascii="Times New Roman" w:hAnsi="Times New Roman" w:cs="Times New Roman"/>
           <w:b/>
           <w:bCs/>
           <w:color w:val="auto"/>
         </w:rPr>
-      </w:pPr>
-      <w:bookmarkStart w:id="13" w:name="_Toc225414003"/>
+        <w:t>HomeFragment</w:t>
+      </w:r>
+      <w:proofErr w:type="spellEnd"/>
       <w:r>
         <w:rPr>
           <w:rFonts w:ascii="Times New Roman" w:hAnsi="Times New Roman" w:cs="Times New Roman"/>
@@ -5838,6 +7026,510 @@
           <w:bCs/>
           <w:color w:val="auto"/>
         </w:rPr>
+        <w:t>)</w:t>
+      </w:r>
+      <w:bookmarkEnd w:id="12"/>
+    </w:p>
+    <w:p>
+      <w:pPr>
+        <w:spacing w:line="360" w:lineRule="auto"/>
+        <w:ind w:firstLine="709"/>
+        <w:jc w:val="both"/>
+        <w:rPr>
+          <w:rFonts w:ascii="Times New Roman" w:hAnsi="Times New Roman" w:cs="Times New Roman"/>
+          <w:sz w:val="28"/>
+          <w:szCs w:val="28"/>
+        </w:rPr>
+      </w:pPr>
+      <w:r>
+        <w:rPr>
+          <w:rFonts w:ascii="Times New Roman" w:hAnsi="Times New Roman" w:cs="Times New Roman"/>
+          <w:sz w:val="28"/>
+          <w:szCs w:val="28"/>
+        </w:rPr>
+        <w:t xml:space="preserve">Макет главного экрана fragment_home.xml построен на базе </w:t>
+      </w:r>
+      <w:proofErr w:type="spellStart"/>
+      <w:r>
+        <w:rPr>
+          <w:rFonts w:ascii="Times New Roman" w:hAnsi="Times New Roman" w:cs="Times New Roman"/>
+          <w:sz w:val="28"/>
+          <w:szCs w:val="28"/>
+        </w:rPr>
+        <w:t>CoordinatorLayout</w:t>
+      </w:r>
+      <w:proofErr w:type="spellEnd"/>
+      <w:r>
+        <w:rPr>
+          <w:rFonts w:ascii="Times New Roman" w:hAnsi="Times New Roman" w:cs="Times New Roman"/>
+          <w:sz w:val="28"/>
+          <w:szCs w:val="28"/>
+        </w:rPr>
+        <w:t>. Этот контейнер позволяет организовывать сложное взаимодействие дочерних элементов (например, скрытие строки поиска при скроллинге списка).</w:t>
+      </w:r>
+    </w:p>
+    <w:p>
+      <w:pPr>
+        <w:spacing w:line="360" w:lineRule="auto"/>
+        <w:ind w:firstLine="709"/>
+        <w:jc w:val="both"/>
+        <w:rPr>
+          <w:rFonts w:ascii="Times New Roman" w:hAnsi="Times New Roman" w:cs="Times New Roman"/>
+          <w:sz w:val="28"/>
+          <w:szCs w:val="28"/>
+        </w:rPr>
+      </w:pPr>
+      <w:r>
+        <w:rPr>
+          <w:rFonts w:ascii="Times New Roman" w:hAnsi="Times New Roman" w:cs="Times New Roman"/>
+          <w:sz w:val="28"/>
+          <w:szCs w:val="28"/>
+        </w:rPr>
+        <w:t xml:space="preserve">Верхнюю часть экрана занимает компонент </w:t>
+      </w:r>
+      <w:proofErr w:type="spellStart"/>
+      <w:r>
+        <w:rPr>
+          <w:rFonts w:ascii="Times New Roman" w:hAnsi="Times New Roman" w:cs="Times New Roman"/>
+          <w:sz w:val="28"/>
+          <w:szCs w:val="28"/>
+        </w:rPr>
+        <w:t>SearchView</w:t>
+      </w:r>
+      <w:proofErr w:type="spellEnd"/>
+      <w:r>
+        <w:rPr>
+          <w:rFonts w:ascii="Times New Roman" w:hAnsi="Times New Roman" w:cs="Times New Roman"/>
+          <w:sz w:val="28"/>
+          <w:szCs w:val="28"/>
+        </w:rPr>
+        <w:t>, стилизованный под общее оформление. Он позволяет пользователю вводить текстовые запросы.</w:t>
+      </w:r>
+    </w:p>
+    <w:p>
+      <w:pPr>
+        <w:spacing w:line="360" w:lineRule="auto"/>
+        <w:ind w:firstLine="709"/>
+        <w:jc w:val="both"/>
+        <w:rPr>
+          <w:rFonts w:ascii="Times New Roman" w:hAnsi="Times New Roman" w:cs="Times New Roman"/>
+          <w:sz w:val="28"/>
+          <w:szCs w:val="28"/>
+        </w:rPr>
+      </w:pPr>
+      <w:r>
+        <w:rPr>
+          <w:rFonts w:ascii="Times New Roman" w:hAnsi="Times New Roman" w:cs="Times New Roman"/>
+          <w:sz w:val="28"/>
+          <w:szCs w:val="28"/>
+        </w:rPr>
+        <w:t xml:space="preserve">Под строкой поиска расположена карточка итогов, реализованная через </w:t>
+      </w:r>
+      <w:proofErr w:type="spellStart"/>
+      <w:r>
+        <w:rPr>
+          <w:rFonts w:ascii="Times New Roman" w:hAnsi="Times New Roman" w:cs="Times New Roman"/>
+          <w:sz w:val="28"/>
+          <w:szCs w:val="28"/>
+        </w:rPr>
+        <w:t>MaterialCardView</w:t>
+      </w:r>
+      <w:proofErr w:type="spellEnd"/>
+      <w:r>
+        <w:rPr>
+          <w:rFonts w:ascii="Times New Roman" w:hAnsi="Times New Roman" w:cs="Times New Roman"/>
+          <w:sz w:val="28"/>
+          <w:szCs w:val="28"/>
+        </w:rPr>
+        <w:t>. Карточка имеет скругленные углы (</w:t>
+      </w:r>
+      <w:proofErr w:type="spellStart"/>
+      <w:proofErr w:type="gramStart"/>
+      <w:r>
+        <w:rPr>
+          <w:rFonts w:ascii="Times New Roman" w:hAnsi="Times New Roman" w:cs="Times New Roman"/>
+          <w:sz w:val="28"/>
+          <w:szCs w:val="28"/>
+        </w:rPr>
+        <w:t>app:cardCornerRadius</w:t>
+      </w:r>
+      <w:proofErr w:type="spellEnd"/>
+      <w:proofErr w:type="gramEnd"/>
+      <w:r>
+        <w:rPr>
+          <w:rFonts w:ascii="Times New Roman" w:hAnsi="Times New Roman" w:cs="Times New Roman"/>
+          <w:sz w:val="28"/>
+          <w:szCs w:val="28"/>
+        </w:rPr>
+        <w:t>="16dp") и акцентный фиолетовый фон. Внутри карточки расположены:</w:t>
+      </w:r>
+      <w:r>
+        <w:rPr>
+          <w:rFonts w:ascii="Times New Roman" w:hAnsi="Times New Roman" w:cs="Times New Roman"/>
+          <w:sz w:val="28"/>
+          <w:szCs w:val="28"/>
+        </w:rPr>
+        <w:br/>
+        <w:t>− Текстовое поле (</w:t>
+      </w:r>
+      <w:proofErr w:type="spellStart"/>
+      <w:r>
+        <w:rPr>
+          <w:rFonts w:ascii="Times New Roman" w:hAnsi="Times New Roman" w:cs="Times New Roman"/>
+          <w:sz w:val="28"/>
+          <w:szCs w:val="28"/>
+        </w:rPr>
+        <w:t>TextView</w:t>
+      </w:r>
+      <w:proofErr w:type="spellEnd"/>
+      <w:r>
+        <w:rPr>
+          <w:rFonts w:ascii="Times New Roman" w:hAnsi="Times New Roman" w:cs="Times New Roman"/>
+          <w:sz w:val="28"/>
+          <w:szCs w:val="28"/>
+        </w:rPr>
+        <w:t>), отображающее общую сумму всех расходов крупным шрифтом, что сразу привлекает внимание.</w:t>
+      </w:r>
+      <w:r>
+        <w:rPr>
+          <w:rFonts w:ascii="Times New Roman" w:hAnsi="Times New Roman" w:cs="Times New Roman"/>
+          <w:sz w:val="28"/>
+          <w:szCs w:val="28"/>
+        </w:rPr>
+        <w:br/>
+        <w:t xml:space="preserve">− Линейный индикатор прогресса </w:t>
+      </w:r>
+      <w:proofErr w:type="spellStart"/>
+      <w:r>
+        <w:rPr>
+          <w:rFonts w:ascii="Times New Roman" w:hAnsi="Times New Roman" w:cs="Times New Roman"/>
+          <w:sz w:val="28"/>
+          <w:szCs w:val="28"/>
+        </w:rPr>
+        <w:t>LinearProgressIndicator</w:t>
+      </w:r>
+      <w:proofErr w:type="spellEnd"/>
+      <w:r>
+        <w:rPr>
+          <w:rFonts w:ascii="Times New Roman" w:hAnsi="Times New Roman" w:cs="Times New Roman"/>
+          <w:sz w:val="28"/>
+          <w:szCs w:val="28"/>
+        </w:rPr>
+        <w:t>, визуализирующий, какую часть бюджета потратил пользователь.</w:t>
+      </w:r>
+      <w:r>
+        <w:rPr>
+          <w:rFonts w:ascii="Times New Roman" w:hAnsi="Times New Roman" w:cs="Times New Roman"/>
+          <w:sz w:val="28"/>
+          <w:szCs w:val="28"/>
+        </w:rPr>
+        <w:br/>
+        <w:t>− Текстовое поле статуса (например, "Потрачено 45% от лимита").</w:t>
+      </w:r>
+    </w:p>
+    <w:p>
+      <w:pPr>
+        <w:spacing w:line="360" w:lineRule="auto"/>
+        <w:ind w:firstLine="709"/>
+        <w:jc w:val="both"/>
+        <w:rPr>
+          <w:rFonts w:ascii="Times New Roman" w:hAnsi="Times New Roman" w:cs="Times New Roman"/>
+          <w:sz w:val="28"/>
+          <w:szCs w:val="28"/>
+        </w:rPr>
+      </w:pPr>
+      <w:r>
+        <w:rPr>
+          <w:rFonts w:ascii="Times New Roman" w:hAnsi="Times New Roman" w:cs="Times New Roman"/>
+          <w:sz w:val="28"/>
+          <w:szCs w:val="28"/>
+        </w:rPr>
+        <w:t xml:space="preserve">Большую часть экрана занимает </w:t>
+      </w:r>
+      <w:proofErr w:type="spellStart"/>
+      <w:r>
+        <w:rPr>
+          <w:rFonts w:ascii="Times New Roman" w:hAnsi="Times New Roman" w:cs="Times New Roman"/>
+          <w:sz w:val="28"/>
+          <w:szCs w:val="28"/>
+        </w:rPr>
+        <w:t>RecyclerView</w:t>
+      </w:r>
+      <w:proofErr w:type="spellEnd"/>
+      <w:r>
+        <w:rPr>
+          <w:rFonts w:ascii="Times New Roman" w:hAnsi="Times New Roman" w:cs="Times New Roman"/>
+          <w:sz w:val="28"/>
+          <w:szCs w:val="28"/>
+        </w:rPr>
+        <w:t xml:space="preserve"> — мощный и </w:t>
+      </w:r>
+      <w:proofErr w:type="spellStart"/>
+      <w:r>
+        <w:rPr>
+          <w:rFonts w:ascii="Times New Roman" w:hAnsi="Times New Roman" w:cs="Times New Roman"/>
+          <w:sz w:val="28"/>
+          <w:szCs w:val="28"/>
+        </w:rPr>
+        <w:t>высокооптимизированный</w:t>
+      </w:r>
+      <w:proofErr w:type="spellEnd"/>
+      <w:r>
+        <w:rPr>
+          <w:rFonts w:ascii="Times New Roman" w:hAnsi="Times New Roman" w:cs="Times New Roman"/>
+          <w:sz w:val="28"/>
+          <w:szCs w:val="28"/>
+        </w:rPr>
+        <w:t xml:space="preserve"> компонент для вывода длинных списков. В отличие от устаревшего </w:t>
+      </w:r>
+      <w:proofErr w:type="spellStart"/>
+      <w:r>
+        <w:rPr>
+          <w:rFonts w:ascii="Times New Roman" w:hAnsi="Times New Roman" w:cs="Times New Roman"/>
+          <w:sz w:val="28"/>
+          <w:szCs w:val="28"/>
+        </w:rPr>
+        <w:t>ListView</w:t>
+      </w:r>
+      <w:proofErr w:type="spellEnd"/>
+      <w:r>
+        <w:rPr>
+          <w:rFonts w:ascii="Times New Roman" w:hAnsi="Times New Roman" w:cs="Times New Roman"/>
+          <w:sz w:val="28"/>
+          <w:szCs w:val="28"/>
+        </w:rPr>
+        <w:t xml:space="preserve">, </w:t>
+      </w:r>
+      <w:proofErr w:type="spellStart"/>
+      <w:r>
+        <w:rPr>
+          <w:rFonts w:ascii="Times New Roman" w:hAnsi="Times New Roman" w:cs="Times New Roman"/>
+          <w:sz w:val="28"/>
+          <w:szCs w:val="28"/>
+        </w:rPr>
+        <w:t>RecyclerView</w:t>
+      </w:r>
+      <w:proofErr w:type="spellEnd"/>
+      <w:r>
+        <w:rPr>
+          <w:rFonts w:ascii="Times New Roman" w:hAnsi="Times New Roman" w:cs="Times New Roman"/>
+          <w:sz w:val="28"/>
+          <w:szCs w:val="28"/>
+        </w:rPr>
+        <w:t xml:space="preserve"> не создает новые элементы интерфейса для каждой записи в базе данных. Он создает лишь столько элементов, сколько помещается на экране, и по мере прокрутки "</w:t>
+      </w:r>
+      <w:proofErr w:type="spellStart"/>
+      <w:r>
+        <w:rPr>
+          <w:rFonts w:ascii="Times New Roman" w:hAnsi="Times New Roman" w:cs="Times New Roman"/>
+          <w:sz w:val="28"/>
+          <w:szCs w:val="28"/>
+        </w:rPr>
+        <w:t>переиспользует</w:t>
+      </w:r>
+      <w:proofErr w:type="spellEnd"/>
+      <w:r>
+        <w:rPr>
+          <w:rFonts w:ascii="Times New Roman" w:hAnsi="Times New Roman" w:cs="Times New Roman"/>
+          <w:sz w:val="28"/>
+          <w:szCs w:val="28"/>
+        </w:rPr>
+        <w:t>" (</w:t>
+      </w:r>
+      <w:proofErr w:type="spellStart"/>
+      <w:r>
+        <w:rPr>
+          <w:rFonts w:ascii="Times New Roman" w:hAnsi="Times New Roman" w:cs="Times New Roman"/>
+          <w:sz w:val="28"/>
+          <w:szCs w:val="28"/>
+        </w:rPr>
+        <w:t>recycle</w:t>
+      </w:r>
+      <w:proofErr w:type="spellEnd"/>
+      <w:r>
+        <w:rPr>
+          <w:rFonts w:ascii="Times New Roman" w:hAnsi="Times New Roman" w:cs="Times New Roman"/>
+          <w:sz w:val="28"/>
+          <w:szCs w:val="28"/>
+        </w:rPr>
+        <w:t>) скрывшиеся элементы, подставляя в них новые данные. Это обеспечивает стабильные 60 FPS при любом объеме базы данных.</w:t>
+      </w:r>
+    </w:p>
+    <w:p>
+      <w:pPr>
+        <w:spacing w:line="360" w:lineRule="auto"/>
+        <w:ind w:firstLine="709"/>
+        <w:jc w:val="both"/>
+        <w:rPr>
+          <w:rFonts w:ascii="Times New Roman" w:hAnsi="Times New Roman" w:cs="Times New Roman"/>
+          <w:sz w:val="28"/>
+          <w:szCs w:val="28"/>
+          <w:lang w:val="en-US"/>
+        </w:rPr>
+      </w:pPr>
+      <w:r>
+        <w:rPr>
+          <w:rFonts w:ascii="Times New Roman" w:hAnsi="Times New Roman" w:cs="Times New Roman"/>
+          <w:sz w:val="28"/>
+          <w:szCs w:val="28"/>
+        </w:rPr>
+        <w:t xml:space="preserve">В случае, если база данных пуста, </w:t>
+      </w:r>
+      <w:proofErr w:type="spellStart"/>
+      <w:r>
+        <w:rPr>
+          <w:rFonts w:ascii="Times New Roman" w:hAnsi="Times New Roman" w:cs="Times New Roman"/>
+          <w:sz w:val="28"/>
+          <w:szCs w:val="28"/>
+        </w:rPr>
+        <w:t>RecyclerView</w:t>
+      </w:r>
+      <w:proofErr w:type="spellEnd"/>
+      <w:r>
+        <w:rPr>
+          <w:rFonts w:ascii="Times New Roman" w:hAnsi="Times New Roman" w:cs="Times New Roman"/>
+          <w:sz w:val="28"/>
+          <w:szCs w:val="28"/>
+        </w:rPr>
+        <w:t xml:space="preserve"> скрывается, и на экране появляется компонент </w:t>
+      </w:r>
+      <w:proofErr w:type="spellStart"/>
+      <w:r>
+        <w:rPr>
+          <w:rFonts w:ascii="Times New Roman" w:hAnsi="Times New Roman" w:cs="Times New Roman"/>
+          <w:sz w:val="28"/>
+          <w:szCs w:val="28"/>
+        </w:rPr>
+        <w:t>LinearLayout</w:t>
+      </w:r>
+      <w:proofErr w:type="spellEnd"/>
+      <w:r>
+        <w:rPr>
+          <w:rFonts w:ascii="Times New Roman" w:hAnsi="Times New Roman" w:cs="Times New Roman"/>
+          <w:sz w:val="28"/>
+          <w:szCs w:val="28"/>
+        </w:rPr>
+        <w:t xml:space="preserve"> (заглушка) с надписью "Нет расходов", подсказывая пользователю, что система работает корректно, но данных пока нет.</w:t>
+      </w:r>
+    </w:p>
+    <w:p>
+      <w:pPr>
+        <w:spacing w:line="360" w:lineRule="auto"/>
+        <w:ind w:firstLine="709"/>
+        <w:jc w:val="both"/>
+        <w:rPr>
+          <w:lang w:val="en-US"/>
+        </w:rPr>
+      </w:pPr>
+      <w:r>
+        <w:rPr>
+          <w:rFonts w:ascii="Times New Roman" w:hAnsi="Times New Roman" w:cs="Times New Roman"/>
+          <w:sz w:val="28"/>
+          <w:szCs w:val="28"/>
+          <w:lang w:val="en-US"/>
+        </w:rPr>
+        <w:lastRenderedPageBreak/>
+        <w:drawing>
+          <wp:anchor distT="0" distB="0" distL="114300" distR="114300" simplePos="0" relativeHeight="251658240" behindDoc="0" locked="0" layoutInCell="1" allowOverlap="1" wp14:anchorId="027E7E5B" wp14:editId="308473AB">
+            <wp:simplePos x="0" y="0"/>
+            <wp:positionH relativeFrom="page">
+              <wp:posOffset>887730</wp:posOffset>
+            </wp:positionH>
+            <wp:positionV relativeFrom="paragraph">
+              <wp:posOffset>180975</wp:posOffset>
+            </wp:positionV>
+            <wp:extent cx="5781675" cy="8176260"/>
+            <wp:effectExtent l="0" t="0" r="9525" b="0"/>
+            <wp:wrapSquare wrapText="bothSides"/>
+            <wp:docPr id="6" name="Рисунок 6"/>
+            <wp:cNvGraphicFramePr>
+              <a:graphicFrameLocks xmlns:a="http://schemas.openxmlformats.org/drawingml/2006/main" noChangeAspect="1"/>
+            </wp:cNvGraphicFramePr>
+            <a:graphic xmlns:a="http://schemas.openxmlformats.org/drawingml/2006/main">
+              <a:graphicData uri="http://schemas.openxmlformats.org/drawingml/2006/picture">
+                <pic:pic xmlns:pic="http://schemas.openxmlformats.org/drawingml/2006/picture">
+                  <pic:nvPicPr>
+                    <pic:cNvPr id="1" name=""/>
+                    <pic:cNvPicPr/>
+                  </pic:nvPicPr>
+                  <pic:blipFill rotWithShape="1">
+                    <a:blip r:embed="rId7" cstate="print">
+                      <a:extLst>
+                        <a:ext uri="{28A0092B-C50C-407E-A947-70E740481C1C}">
+                          <a14:useLocalDpi xmlns:a14="http://schemas.microsoft.com/office/drawing/2010/main" val="0"/>
+                        </a:ext>
+                      </a:extLst>
+                    </a:blip>
+                    <a:srcRect t="2861" b="2585"/>
+                    <a:stretch/>
+                  </pic:blipFill>
+                  <pic:spPr bwMode="auto">
+                    <a:xfrm>
+                      <a:off x="0" y="0"/>
+                      <a:ext cx="5781675" cy="8176260"/>
+                    </a:xfrm>
+                    <a:prstGeom prst="rect">
+                      <a:avLst/>
+                    </a:prstGeom>
+                    <a:ln>
+                      <a:noFill/>
+                    </a:ln>
+                    <a:extLst>
+                      <a:ext uri="{53640926-AAD7-44D8-BBD7-CCE9431645EC}">
+                        <a14:shadowObscured xmlns:a14="http://schemas.microsoft.com/office/drawing/2010/main"/>
+                      </a:ext>
+                    </a:extLst>
+                  </pic:spPr>
+                </pic:pic>
+              </a:graphicData>
+            </a:graphic>
+            <wp14:sizeRelV relativeFrom="margin">
+              <wp14:pctHeight>0</wp14:pctHeight>
+            </wp14:sizeRelV>
+          </wp:anchor>
+        </w:drawing>
+      </w:r>
+    </w:p>
+    <w:p>
+      <w:pPr>
+        <w:spacing w:line="360" w:lineRule="auto"/>
+        <w:ind w:firstLine="709"/>
+        <w:jc w:val="center"/>
+        <w:rPr>
+          <w:rFonts w:ascii="Times New Roman" w:hAnsi="Times New Roman" w:cs="Times New Roman"/>
+          <w:sz w:val="28"/>
+          <w:szCs w:val="28"/>
+          <w:lang w:val="en-US"/>
+        </w:rPr>
+      </w:pPr>
+      <w:r>
+        <w:rPr>
+          <w:rFonts w:ascii="Times New Roman" w:hAnsi="Times New Roman" w:cs="Times New Roman"/>
+          <w:sz w:val="28"/>
+          <w:szCs w:val="28"/>
+        </w:rPr>
+        <w:t>Рис. 2.1. Главный экран приложения: список расходов и контроль бюджета</w:t>
+      </w:r>
+    </w:p>
+    <w:p>
+      <w:pPr>
+        <w:pStyle w:val="3"/>
+        <w:rPr>
+          <w:rFonts w:ascii="Times New Roman" w:hAnsi="Times New Roman" w:cs="Times New Roman"/>
+          <w:b/>
+          <w:bCs/>
+          <w:color w:val="auto"/>
+        </w:rPr>
+      </w:pPr>
+      <w:bookmarkStart w:id="13" w:name="_Toc225414003"/>
+      <w:r>
+        <w:rPr>
+          <w:rFonts w:ascii="Times New Roman" w:hAnsi="Times New Roman" w:cs="Times New Roman"/>
+          <w:b/>
+          <w:bCs/>
+          <w:color w:val="auto"/>
+        </w:rPr>
+        <w:lastRenderedPageBreak/>
         <w:t>2.1.3. Верстка карточки отдельного расхода</w:t>
       </w:r>
       <w:bookmarkEnd w:id="13"/>
@@ -5859,7 +7551,61 @@
           <w:sz w:val="28"/>
           <w:szCs w:val="28"/>
         </w:rPr>
-        <w:t>Для каждого элемента в RecyclerView был создан отдельный файл разметки expense_item.xml. За основу взят MaterialCardView с белым фоном, легкой тенью (cardElevation="2dp") и отступами между элементами.</w:t>
+        <w:t xml:space="preserve">Для каждого элемента в </w:t>
+      </w:r>
+      <w:proofErr w:type="spellStart"/>
+      <w:r>
+        <w:rPr>
+          <w:rFonts w:ascii="Times New Roman" w:hAnsi="Times New Roman" w:cs="Times New Roman"/>
+          <w:sz w:val="28"/>
+          <w:szCs w:val="28"/>
+        </w:rPr>
+        <w:t>RecyclerView</w:t>
+      </w:r>
+      <w:proofErr w:type="spellEnd"/>
+      <w:r>
+        <w:rPr>
+          <w:rFonts w:ascii="Times New Roman" w:hAnsi="Times New Roman" w:cs="Times New Roman"/>
+          <w:sz w:val="28"/>
+          <w:szCs w:val="28"/>
+        </w:rPr>
+        <w:t xml:space="preserve"> был создан отдельный файл разметки expense_item.xml. За основу взят </w:t>
+      </w:r>
+      <w:proofErr w:type="spellStart"/>
+      <w:r>
+        <w:rPr>
+          <w:rFonts w:ascii="Times New Roman" w:hAnsi="Times New Roman" w:cs="Times New Roman"/>
+          <w:sz w:val="28"/>
+          <w:szCs w:val="28"/>
+        </w:rPr>
+        <w:t>MaterialCardView</w:t>
+      </w:r>
+      <w:proofErr w:type="spellEnd"/>
+      <w:r>
+        <w:rPr>
+          <w:rFonts w:ascii="Times New Roman" w:hAnsi="Times New Roman" w:cs="Times New Roman"/>
+          <w:sz w:val="28"/>
+          <w:szCs w:val="28"/>
+        </w:rPr>
+        <w:t xml:space="preserve"> с белым фоном, легкой тенью (</w:t>
+      </w:r>
+      <w:proofErr w:type="spellStart"/>
+      <w:r>
+        <w:rPr>
+          <w:rFonts w:ascii="Times New Roman" w:hAnsi="Times New Roman" w:cs="Times New Roman"/>
+          <w:sz w:val="28"/>
+          <w:szCs w:val="28"/>
+        </w:rPr>
+        <w:t>cardElevation</w:t>
+      </w:r>
+      <w:proofErr w:type="spellEnd"/>
+      <w:r>
+        <w:rPr>
+          <w:rFonts w:ascii="Times New Roman" w:hAnsi="Times New Roman" w:cs="Times New Roman"/>
+          <w:sz w:val="28"/>
+          <w:szCs w:val="28"/>
+        </w:rPr>
+        <w:t>="2dp") и отступами между элементами.</w:t>
       </w:r>
     </w:p>
     <w:p>
@@ -5879,7 +7625,25 @@
           <w:sz w:val="28"/>
           <w:szCs w:val="28"/>
         </w:rPr>
-        <w:t>Внутри карточки используется LinearLayout с горизонтальной ориентацией, разделяющий область на две части:</w:t>
+        <w:t xml:space="preserve">Внутри карточки используется </w:t>
+      </w:r>
+      <w:proofErr w:type="spellStart"/>
+      <w:r>
+        <w:rPr>
+          <w:rFonts w:ascii="Times New Roman" w:hAnsi="Times New Roman" w:cs="Times New Roman"/>
+          <w:sz w:val="28"/>
+          <w:szCs w:val="28"/>
+        </w:rPr>
+        <w:t>LinearLayout</w:t>
+      </w:r>
+      <w:proofErr w:type="spellEnd"/>
+      <w:r>
+        <w:rPr>
+          <w:rFonts w:ascii="Times New Roman" w:hAnsi="Times New Roman" w:cs="Times New Roman"/>
+          <w:sz w:val="28"/>
+          <w:szCs w:val="28"/>
+        </w:rPr>
+        <w:t xml:space="preserve"> с горизонтальной ориентацией, разделяющий область на две части:</w:t>
       </w:r>
     </w:p>
     <w:p>
@@ -5903,7 +7667,43 @@
           <w:sz w:val="28"/>
           <w:szCs w:val="28"/>
         </w:rPr>
-        <w:t>Левая (информационная): содержит название расхода (жирным шрифтом), категорию с датой (серым шрифтом) и комментарий (курсивом). Если комментарий при создании расхода не был указан, данное текстовое поле программно скрывается (View.GONE), чтобы не занимать пустое место.</w:t>
+        <w:t xml:space="preserve">Левая (информационная): содержит название расхода (жирным шрифтом), категорию с датой (серым шрифтом) и комментарий (курсивом). Если комментарий при создании расхода не был указан, данное текстовое поле </w:t>
+      </w:r>
+      <w:proofErr w:type="spellStart"/>
+      <w:r>
+        <w:rPr>
+          <w:rFonts w:ascii="Times New Roman" w:hAnsi="Times New Roman" w:cs="Times New Roman"/>
+          <w:sz w:val="28"/>
+          <w:szCs w:val="28"/>
+        </w:rPr>
+        <w:t>программно</w:t>
+      </w:r>
+      <w:proofErr w:type="spellEnd"/>
+      <w:r>
+        <w:rPr>
+          <w:rFonts w:ascii="Times New Roman" w:hAnsi="Times New Roman" w:cs="Times New Roman"/>
+          <w:sz w:val="28"/>
+          <w:szCs w:val="28"/>
+        </w:rPr>
+        <w:t xml:space="preserve"> скрывается (</w:t>
+      </w:r>
+      <w:proofErr w:type="spellStart"/>
+      <w:r>
+        <w:rPr>
+          <w:rFonts w:ascii="Times New Roman" w:hAnsi="Times New Roman" w:cs="Times New Roman"/>
+          <w:sz w:val="28"/>
+          <w:szCs w:val="28"/>
+        </w:rPr>
+        <w:t>View.GONE</w:t>
+      </w:r>
+      <w:proofErr w:type="spellEnd"/>
+      <w:r>
+        <w:rPr>
+          <w:rFonts w:ascii="Times New Roman" w:hAnsi="Times New Roman" w:cs="Times New Roman"/>
+          <w:sz w:val="28"/>
+          <w:szCs w:val="28"/>
+        </w:rPr>
+        <w:t>), чтобы не занимать пустое место.</w:t>
       </w:r>
     </w:p>
     <w:p>
@@ -5927,7 +7727,25 @@
           <w:sz w:val="28"/>
           <w:szCs w:val="28"/>
         </w:rPr>
-        <w:t>Правая (числовая): содержит сумму расхода. Для лучшего визуального восприятия сумма выделяется ярким цветом, зависящим от выбранной категории (назначается программно).</w:t>
+        <w:t xml:space="preserve">Правая (числовая): содержит сумму расхода. Для лучшего визуального восприятия сумма выделяется ярким цветом, зависящим от выбранной категории (назначается </w:t>
+      </w:r>
+      <w:proofErr w:type="spellStart"/>
+      <w:r>
+        <w:rPr>
+          <w:rFonts w:ascii="Times New Roman" w:hAnsi="Times New Roman" w:cs="Times New Roman"/>
+          <w:sz w:val="28"/>
+          <w:szCs w:val="28"/>
+        </w:rPr>
+        <w:t>программно</w:t>
+      </w:r>
+      <w:proofErr w:type="spellEnd"/>
+      <w:r>
+        <w:rPr>
+          <w:rFonts w:ascii="Times New Roman" w:hAnsi="Times New Roman" w:cs="Times New Roman"/>
+          <w:sz w:val="28"/>
+          <w:szCs w:val="28"/>
+        </w:rPr>
+        <w:t>).</w:t>
       </w:r>
       <w:r>
         <w:rPr>
@@ -5977,7 +7795,43 @@
           <w:sz w:val="28"/>
           <w:szCs w:val="28"/>
         </w:rPr>
-        <w:t>Для формы добавления был выбран паттерн «Bottom Sheet» — модальное окно, всплывающее из нижней части экрана (sheet_add_expense.xml). Этот подход обладает значительным преимуществом в UX (User Experience): пользователю не нужно тянуться к верхней части экрана, все элементы ввода находятся под большим пальцем. Окно можно закрыть простым смахиванием вниз.</w:t>
+        <w:t>Для формы добавления был выбран паттерн «</w:t>
+      </w:r>
+      <w:proofErr w:type="spellStart"/>
+      <w:r>
+        <w:rPr>
+          <w:rFonts w:ascii="Times New Roman" w:hAnsi="Times New Roman" w:cs="Times New Roman"/>
+          <w:sz w:val="28"/>
+          <w:szCs w:val="28"/>
+        </w:rPr>
+        <w:t>Bottom</w:t>
+      </w:r>
+      <w:proofErr w:type="spellEnd"/>
+      <w:r>
+        <w:rPr>
+          <w:rFonts w:ascii="Times New Roman" w:hAnsi="Times New Roman" w:cs="Times New Roman"/>
+          <w:sz w:val="28"/>
+          <w:szCs w:val="28"/>
+        </w:rPr>
+        <w:t xml:space="preserve"> </w:t>
+      </w:r>
+      <w:proofErr w:type="spellStart"/>
+      <w:r>
+        <w:rPr>
+          <w:rFonts w:ascii="Times New Roman" w:hAnsi="Times New Roman" w:cs="Times New Roman"/>
+          <w:sz w:val="28"/>
+          <w:szCs w:val="28"/>
+        </w:rPr>
+        <w:t>Sheet</w:t>
+      </w:r>
+      <w:proofErr w:type="spellEnd"/>
+      <w:r>
+        <w:rPr>
+          <w:rFonts w:ascii="Times New Roman" w:hAnsi="Times New Roman" w:cs="Times New Roman"/>
+          <w:sz w:val="28"/>
+          <w:szCs w:val="28"/>
+        </w:rPr>
+        <w:t>» — модальное окно, всплывающее из нижней части экрана (sheet_add_expense.xml). Этот подход обладает значительным преимуществом в UX (User Experience): пользователю не нужно тянуться к верхней части экрана, все элементы ввода находятся под большим пальцем. Окно можно закрыть простым смахиванием вниз.</w:t>
       </w:r>
     </w:p>
     <w:p>
@@ -5997,8 +7851,45 @@
           <w:sz w:val="28"/>
           <w:szCs w:val="28"/>
         </w:rPr>
-        <w:t>Форма включает в себя поля ввода TextInputEditText (оформленные в стиле OutlinedBox с рамкой). Поле "Сумма" настроено на вызов цифровой клавиатуры (</w:t>
-      </w:r>
+        <w:t xml:space="preserve">Форма включает в себя поля ввода </w:t>
+      </w:r>
+      <w:proofErr w:type="spellStart"/>
+      <w:r>
+        <w:rPr>
+          <w:rFonts w:ascii="Times New Roman" w:hAnsi="Times New Roman" w:cs="Times New Roman"/>
+          <w:sz w:val="28"/>
+          <w:szCs w:val="28"/>
+        </w:rPr>
+        <w:t>TextInputEditText</w:t>
+      </w:r>
+      <w:proofErr w:type="spellEnd"/>
+      <w:r>
+        <w:rPr>
+          <w:rFonts w:ascii="Times New Roman" w:hAnsi="Times New Roman" w:cs="Times New Roman"/>
+          <w:sz w:val="28"/>
+          <w:szCs w:val="28"/>
+        </w:rPr>
+        <w:t xml:space="preserve"> (оформленные в стиле </w:t>
+      </w:r>
+      <w:proofErr w:type="spellStart"/>
+      <w:r>
+        <w:rPr>
+          <w:rFonts w:ascii="Times New Roman" w:hAnsi="Times New Roman" w:cs="Times New Roman"/>
+          <w:sz w:val="28"/>
+          <w:szCs w:val="28"/>
+        </w:rPr>
+        <w:t>OutlinedBox</w:t>
+      </w:r>
+      <w:proofErr w:type="spellEnd"/>
+      <w:r>
+        <w:rPr>
+          <w:rFonts w:ascii="Times New Roman" w:hAnsi="Times New Roman" w:cs="Times New Roman"/>
+          <w:sz w:val="28"/>
+          <w:szCs w:val="28"/>
+        </w:rPr>
+        <w:t xml:space="preserve"> с рамкой). Поле "Сумма" настроено на вызов цифровой клавиатуры (</w:t>
+      </w:r>
+      <w:proofErr w:type="spellStart"/>
       <w:proofErr w:type="gramStart"/>
       <w:r>
         <w:rPr>
@@ -6008,6 +7899,7 @@
         </w:rPr>
         <w:t>android:inputType</w:t>
       </w:r>
+      <w:proofErr w:type="spellEnd"/>
       <w:proofErr w:type="gramEnd"/>
       <w:r>
         <w:rPr>
@@ -6015,16 +7907,79 @@
           <w:sz w:val="28"/>
           <w:szCs w:val="28"/>
         </w:rPr>
-        <w:t xml:space="preserve">="numberDecimal"). Выбор категории реализован через ChipGroup — блок переключателей в виде «фишек» (чипсов), </w:t>
-      </w:r>
-      <w:r>
-        <w:rPr>
-          <w:rFonts w:ascii="Times New Roman" w:hAnsi="Times New Roman" w:cs="Times New Roman"/>
-          <w:sz w:val="28"/>
-          <w:szCs w:val="28"/>
-        </w:rPr>
-        <w:lastRenderedPageBreak/>
-        <w:t>скомпонованных в горизонтальный ScrollView. Это позволяет пользователю выбрать категорию в один клик, что намного быстрее, чем использование выпадающих списков (Spinner).</w:t>
+        <w:t>="</w:t>
+      </w:r>
+      <w:proofErr w:type="spellStart"/>
+      <w:r>
+        <w:rPr>
+          <w:rFonts w:ascii="Times New Roman" w:hAnsi="Times New Roman" w:cs="Times New Roman"/>
+          <w:sz w:val="28"/>
+          <w:szCs w:val="28"/>
+        </w:rPr>
+        <w:t>numberDecimal</w:t>
+      </w:r>
+      <w:proofErr w:type="spellEnd"/>
+      <w:r>
+        <w:rPr>
+          <w:rFonts w:ascii="Times New Roman" w:hAnsi="Times New Roman" w:cs="Times New Roman"/>
+          <w:sz w:val="28"/>
+          <w:szCs w:val="28"/>
+        </w:rPr>
+        <w:t xml:space="preserve">"). Выбор категории реализован через </w:t>
+      </w:r>
+      <w:proofErr w:type="spellStart"/>
+      <w:r>
+        <w:rPr>
+          <w:rFonts w:ascii="Times New Roman" w:hAnsi="Times New Roman" w:cs="Times New Roman"/>
+          <w:sz w:val="28"/>
+          <w:szCs w:val="28"/>
+        </w:rPr>
+        <w:t>ChipGroup</w:t>
+      </w:r>
+      <w:proofErr w:type="spellEnd"/>
+      <w:r>
+        <w:rPr>
+          <w:rFonts w:ascii="Times New Roman" w:hAnsi="Times New Roman" w:cs="Times New Roman"/>
+          <w:sz w:val="28"/>
+          <w:szCs w:val="28"/>
+        </w:rPr>
+        <w:t xml:space="preserve"> — блок переключателей в виде «фишек» (чипсов), скомпонованных в горизонтальный </w:t>
+      </w:r>
+      <w:proofErr w:type="spellStart"/>
+      <w:r>
+        <w:rPr>
+          <w:rFonts w:ascii="Times New Roman" w:hAnsi="Times New Roman" w:cs="Times New Roman"/>
+          <w:sz w:val="28"/>
+          <w:szCs w:val="28"/>
+        </w:rPr>
+        <w:t>ScrollView</w:t>
+      </w:r>
+      <w:proofErr w:type="spellEnd"/>
+      <w:r>
+        <w:rPr>
+          <w:rFonts w:ascii="Times New Roman" w:hAnsi="Times New Roman" w:cs="Times New Roman"/>
+          <w:sz w:val="28"/>
+          <w:szCs w:val="28"/>
+        </w:rPr>
+        <w:t>. Это позволяет пользователю выбрать категорию в один клик, что намного быстрее, чем использование выпадающих списков (</w:t>
+      </w:r>
+      <w:proofErr w:type="spellStart"/>
+      <w:r>
+        <w:rPr>
+          <w:rFonts w:ascii="Times New Roman" w:hAnsi="Times New Roman" w:cs="Times New Roman"/>
+          <w:sz w:val="28"/>
+          <w:szCs w:val="28"/>
+        </w:rPr>
+        <w:t>Spinner</w:t>
+      </w:r>
+      <w:proofErr w:type="spellEnd"/>
+      <w:r>
+        <w:rPr>
+          <w:rFonts w:ascii="Times New Roman" w:hAnsi="Times New Roman" w:cs="Times New Roman"/>
+          <w:sz w:val="28"/>
+          <w:szCs w:val="28"/>
+        </w:rPr>
+        <w:t>).</w:t>
       </w:r>
     </w:p>
     <w:p>
@@ -6046,149 +8001,643 @@
           <w:bCs/>
           <w:color w:val="auto"/>
         </w:rPr>
-        <w:t>2.1.5. Верстка экрана статистики (StatsFragment)</w:t>
-      </w:r>
-      <w:bookmarkEnd w:id="15"/>
-    </w:p>
-    <w:p>
-      <w:pPr>
-        <w:spacing w:line="360" w:lineRule="auto"/>
-        <w:jc w:val="both"/>
-        <w:rPr>
-          <w:rFonts w:ascii="Times New Roman" w:hAnsi="Times New Roman" w:cs="Times New Roman"/>
-          <w:sz w:val="28"/>
-          <w:szCs w:val="28"/>
-        </w:rPr>
-      </w:pPr>
-      <w:r>
-        <w:rPr>
-          <w:rFonts w:ascii="Times New Roman" w:hAnsi="Times New Roman" w:cs="Times New Roman"/>
-          <w:sz w:val="28"/>
-          <w:szCs w:val="28"/>
-        </w:rPr>
-        <w:t>Экран аналитики (fragment_stats.xml) спроектирован с акцентом на графику. В верхней части расположена ChipGroup для выбора временного периода (Неделя, Месяц, Год</w:t>
-      </w:r>
-      <w:proofErr w:type="gramStart"/>
-      <w:r>
-        <w:rPr>
-          <w:rFonts w:ascii="Times New Roman" w:hAnsi="Times New Roman" w:cs="Times New Roman"/>
-          <w:sz w:val="28"/>
-          <w:szCs w:val="28"/>
-        </w:rPr>
-        <w:t>, Все время</w:t>
-      </w:r>
-      <w:proofErr w:type="gramEnd"/>
-      <w:r>
-        <w:rPr>
-          <w:rFonts w:ascii="Times New Roman" w:hAnsi="Times New Roman" w:cs="Times New Roman"/>
-          <w:sz w:val="28"/>
-          <w:szCs w:val="28"/>
-        </w:rPr>
-        <w:t>). При выборе чипса интерфейс не перезагружается, а плавно перерисовывает данные.</w:t>
-      </w:r>
-    </w:p>
-    <w:p>
-      <w:pPr>
-        <w:spacing w:line="360" w:lineRule="auto"/>
-        <w:ind w:firstLine="709"/>
-        <w:jc w:val="both"/>
-        <w:rPr>
-          <w:rFonts w:ascii="Times New Roman" w:hAnsi="Times New Roman" w:cs="Times New Roman"/>
-          <w:sz w:val="28"/>
-          <w:szCs w:val="28"/>
-        </w:rPr>
-      </w:pPr>
-      <w:r>
-        <w:rPr>
-          <w:rFonts w:ascii="Times New Roman" w:hAnsi="Times New Roman" w:cs="Times New Roman"/>
-          <w:sz w:val="28"/>
-          <w:szCs w:val="28"/>
-        </w:rPr>
-        <w:t>Центральным элементом является компонент PieChart из библиотеки MPAndroidChart. Под графиком размещен контейнер LinearLayout, в который динамически (из Java-кода) добавляются элементы-строки item_category_stat.xml. Каждая строка представляет собой цветовую точку (соответствующую сектору на графике), название категории, сумму и процентное отношение.</w:t>
-      </w:r>
-    </w:p>
-    <w:p>
-      <w:pPr>
-        <w:spacing w:line="360" w:lineRule="auto"/>
-        <w:ind w:firstLine="709"/>
-        <w:jc w:val="both"/>
-        <w:rPr>
-          <w:rFonts w:ascii="Times New Roman" w:hAnsi="Times New Roman" w:cs="Times New Roman"/>
-          <w:sz w:val="28"/>
-          <w:szCs w:val="28"/>
-        </w:rPr>
-      </w:pPr>
-      <w:r>
-        <w:rPr>
-          <w:rFonts w:ascii="Times New Roman" w:hAnsi="Times New Roman" w:cs="Times New Roman"/>
-          <w:sz w:val="28"/>
-          <w:szCs w:val="28"/>
-        </w:rPr>
-        <w:t>[ВНИМАНИЕ СТУДЕНТУ: Вставьте скриншоты экрана Добавления расхода (Bottom Sheet) и экрана Статистики (с диаграммой). Подпись: Рис. 2.2. Экран добавления записи и визуализация статистики]</w:t>
-      </w:r>
-    </w:p>
-    <w:p>
-      <w:pPr>
-        <w:pStyle w:val="2"/>
-        <w:rPr>
-          <w:rFonts w:ascii="Times New Roman" w:hAnsi="Times New Roman" w:cs="Times New Roman"/>
-          <w:b/>
-          <w:bCs/>
-          <w:sz w:val="28"/>
-          <w:szCs w:val="28"/>
-        </w:rPr>
-      </w:pPr>
-      <w:bookmarkStart w:id="16" w:name="_Toc225414006"/>
+        <w:lastRenderedPageBreak/>
+        <w:t>2.1.5. Верстка экрана статистики (</w:t>
+      </w:r>
+      <w:proofErr w:type="spellStart"/>
       <w:r>
         <w:rPr>
           <w:rFonts w:ascii="Times New Roman" w:hAnsi="Times New Roman" w:cs="Times New Roman"/>
           <w:b/>
           <w:bCs/>
           <w:color w:val="auto"/>
-          <w:sz w:val="28"/>
-          <w:szCs w:val="28"/>
-        </w:rPr>
-        <w:t>2.2. Разработка программной логики и архитектуры приложения</w:t>
-      </w:r>
-      <w:bookmarkEnd w:id="16"/>
-    </w:p>
-    <w:p>
-      <w:pPr>
-        <w:spacing w:line="360" w:lineRule="auto"/>
-        <w:ind w:firstLine="709"/>
-        <w:jc w:val="both"/>
-        <w:rPr>
-          <w:rFonts w:ascii="Times New Roman" w:hAnsi="Times New Roman" w:cs="Times New Roman"/>
-          <w:sz w:val="28"/>
-          <w:szCs w:val="28"/>
-        </w:rPr>
-      </w:pPr>
-      <w:r>
-        <w:rPr>
-          <w:rFonts w:ascii="Times New Roman" w:hAnsi="Times New Roman" w:cs="Times New Roman"/>
-          <w:sz w:val="28"/>
-          <w:szCs w:val="28"/>
-        </w:rPr>
-        <w:t>Программная логика приложения строго разделена на слои в соответствии с архитектурой MVVM. Это позволило сделать код модульным, тестируемым и независимым от жизненного цикла графических окон (Activity/Fragment).</w:t>
-      </w:r>
-    </w:p>
-    <w:p>
-      <w:pPr>
-        <w:pStyle w:val="3"/>
+        </w:rPr>
+        <w:t>StatsFragment</w:t>
+      </w:r>
+      <w:proofErr w:type="spellEnd"/>
+      <w:r>
         <w:rPr>
           <w:rFonts w:ascii="Times New Roman" w:hAnsi="Times New Roman" w:cs="Times New Roman"/>
           <w:b/>
           <w:bCs/>
           <w:color w:val="auto"/>
         </w:rPr>
-      </w:pPr>
-      <w:bookmarkStart w:id="17" w:name="_Toc225414007"/>
+        <w:t>)</w:t>
+      </w:r>
+      <w:bookmarkEnd w:id="15"/>
+    </w:p>
+    <w:p>
+      <w:pPr>
+        <w:spacing w:line="360" w:lineRule="auto"/>
+        <w:jc w:val="both"/>
+        <w:rPr>
+          <w:rFonts w:ascii="Times New Roman" w:hAnsi="Times New Roman" w:cs="Times New Roman"/>
+          <w:sz w:val="28"/>
+          <w:szCs w:val="28"/>
+        </w:rPr>
+      </w:pPr>
+      <w:r>
+        <w:rPr>
+          <w:rFonts w:ascii="Times New Roman" w:hAnsi="Times New Roman" w:cs="Times New Roman"/>
+          <w:sz w:val="28"/>
+          <w:szCs w:val="28"/>
+        </w:rPr>
+        <w:t xml:space="preserve">Экран аналитики (fragment_stats.xml) спроектирован с акцентом на графику. В верхней части расположена </w:t>
+      </w:r>
+      <w:proofErr w:type="spellStart"/>
+      <w:r>
+        <w:rPr>
+          <w:rFonts w:ascii="Times New Roman" w:hAnsi="Times New Roman" w:cs="Times New Roman"/>
+          <w:sz w:val="28"/>
+          <w:szCs w:val="28"/>
+        </w:rPr>
+        <w:t>ChipGroup</w:t>
+      </w:r>
+      <w:proofErr w:type="spellEnd"/>
+      <w:r>
+        <w:rPr>
+          <w:rFonts w:ascii="Times New Roman" w:hAnsi="Times New Roman" w:cs="Times New Roman"/>
+          <w:sz w:val="28"/>
+          <w:szCs w:val="28"/>
+        </w:rPr>
+        <w:t xml:space="preserve"> для выбора временного периода (Неделя, Месяц, Год</w:t>
+      </w:r>
+      <w:proofErr w:type="gramStart"/>
+      <w:r>
+        <w:rPr>
+          <w:rFonts w:ascii="Times New Roman" w:hAnsi="Times New Roman" w:cs="Times New Roman"/>
+          <w:sz w:val="28"/>
+          <w:szCs w:val="28"/>
+        </w:rPr>
+        <w:t>, Все время</w:t>
+      </w:r>
+      <w:proofErr w:type="gramEnd"/>
+      <w:r>
+        <w:rPr>
+          <w:rFonts w:ascii="Times New Roman" w:hAnsi="Times New Roman" w:cs="Times New Roman"/>
+          <w:sz w:val="28"/>
+          <w:szCs w:val="28"/>
+        </w:rPr>
+        <w:t xml:space="preserve">). При выборе </w:t>
+      </w:r>
+      <w:proofErr w:type="spellStart"/>
+      <w:r>
+        <w:rPr>
+          <w:rFonts w:ascii="Times New Roman" w:hAnsi="Times New Roman" w:cs="Times New Roman"/>
+          <w:sz w:val="28"/>
+          <w:szCs w:val="28"/>
+        </w:rPr>
+        <w:t>чипса</w:t>
+      </w:r>
+      <w:proofErr w:type="spellEnd"/>
+      <w:r>
+        <w:rPr>
+          <w:rFonts w:ascii="Times New Roman" w:hAnsi="Times New Roman" w:cs="Times New Roman"/>
+          <w:sz w:val="28"/>
+          <w:szCs w:val="28"/>
+        </w:rPr>
+        <w:t xml:space="preserve"> интерфейс не перезагружается, а плавно перерисовывает данные.</w:t>
+      </w:r>
+    </w:p>
+    <w:p>
+      <w:pPr>
+        <w:spacing w:line="360" w:lineRule="auto"/>
+        <w:ind w:firstLine="709"/>
+        <w:jc w:val="both"/>
+        <w:rPr>
+          <w:rFonts w:ascii="Times New Roman" w:hAnsi="Times New Roman" w:cs="Times New Roman"/>
+          <w:sz w:val="28"/>
+          <w:szCs w:val="28"/>
+          <w:lang w:val="en-US"/>
+        </w:rPr>
+      </w:pPr>
+      <w:r>
+        <w:rPr>
+          <w:rFonts w:ascii="Times New Roman" w:hAnsi="Times New Roman" w:cs="Times New Roman"/>
+          <w:sz w:val="28"/>
+          <w:szCs w:val="28"/>
+          <w:lang w:val="en-US"/>
+        </w:rPr>
+        <w:drawing>
+          <wp:anchor distT="0" distB="0" distL="114300" distR="114300" simplePos="0" relativeHeight="251659264" behindDoc="0" locked="0" layoutInCell="1" allowOverlap="1" wp14:anchorId="195D2EB7" wp14:editId="16400174">
+            <wp:simplePos x="0" y="0"/>
+            <wp:positionH relativeFrom="margin">
+              <wp:align>center</wp:align>
+            </wp:positionH>
+            <wp:positionV relativeFrom="paragraph">
+              <wp:posOffset>1814001</wp:posOffset>
+            </wp:positionV>
+            <wp:extent cx="4598035" cy="3723005"/>
+            <wp:effectExtent l="0" t="0" r="0" b="0"/>
+            <wp:wrapSquare wrapText="bothSides"/>
+            <wp:docPr id="7" name="Рисунок 7"/>
+            <wp:cNvGraphicFramePr>
+              <a:graphicFrameLocks xmlns:a="http://schemas.openxmlformats.org/drawingml/2006/main" noChangeAspect="1"/>
+            </wp:cNvGraphicFramePr>
+            <a:graphic xmlns:a="http://schemas.openxmlformats.org/drawingml/2006/main">
+              <a:graphicData uri="http://schemas.openxmlformats.org/drawingml/2006/picture">
+                <pic:pic xmlns:pic="http://schemas.openxmlformats.org/drawingml/2006/picture">
+                  <pic:nvPicPr>
+                    <pic:cNvPr id="1" name=""/>
+                    <pic:cNvPicPr/>
+                  </pic:nvPicPr>
+                  <pic:blipFill rotWithShape="1">
+                    <a:blip r:embed="rId8" cstate="print">
+                      <a:extLst>
+                        <a:ext uri="{28A0092B-C50C-407E-A947-70E740481C1C}">
+                          <a14:useLocalDpi xmlns:a14="http://schemas.microsoft.com/office/drawing/2010/main" val="0"/>
+                        </a:ext>
+                      </a:extLst>
+                    </a:blip>
+                    <a:srcRect l="9855" t="57008" r="10618" b="2742"/>
+                    <a:stretch/>
+                  </pic:blipFill>
+                  <pic:spPr bwMode="auto">
+                    <a:xfrm>
+                      <a:off x="0" y="0"/>
+                      <a:ext cx="4598035" cy="3723005"/>
+                    </a:xfrm>
+                    <a:prstGeom prst="rect">
+                      <a:avLst/>
+                    </a:prstGeom>
+                    <a:ln>
+                      <a:noFill/>
+                    </a:ln>
+                    <a:extLst>
+                      <a:ext uri="{53640926-AAD7-44D8-BBD7-CCE9431645EC}">
+                        <a14:shadowObscured xmlns:a14="http://schemas.microsoft.com/office/drawing/2010/main"/>
+                      </a:ext>
+                    </a:extLst>
+                  </pic:spPr>
+                </pic:pic>
+              </a:graphicData>
+            </a:graphic>
+            <wp14:sizeRelH relativeFrom="margin">
+              <wp14:pctWidth>0</wp14:pctWidth>
+            </wp14:sizeRelH>
+            <wp14:sizeRelV relativeFrom="margin">
+              <wp14:pctHeight>0</wp14:pctHeight>
+            </wp14:sizeRelV>
+          </wp:anchor>
+        </w:drawing>
+      </w:r>
+      <w:r>
+        <w:rPr>
+          <w:rFonts w:ascii="Times New Roman" w:hAnsi="Times New Roman" w:cs="Times New Roman"/>
+          <w:sz w:val="28"/>
+          <w:szCs w:val="28"/>
+        </w:rPr>
+        <w:t xml:space="preserve">Центральным элементом является компонент </w:t>
+      </w:r>
+      <w:proofErr w:type="spellStart"/>
+      <w:r>
+        <w:rPr>
+          <w:rFonts w:ascii="Times New Roman" w:hAnsi="Times New Roman" w:cs="Times New Roman"/>
+          <w:sz w:val="28"/>
+          <w:szCs w:val="28"/>
+        </w:rPr>
+        <w:t>PieChart</w:t>
+      </w:r>
+      <w:proofErr w:type="spellEnd"/>
+      <w:r>
+        <w:rPr>
+          <w:rFonts w:ascii="Times New Roman" w:hAnsi="Times New Roman" w:cs="Times New Roman"/>
+          <w:sz w:val="28"/>
+          <w:szCs w:val="28"/>
+        </w:rPr>
+        <w:t xml:space="preserve"> из библиотеки </w:t>
+      </w:r>
+      <w:proofErr w:type="spellStart"/>
+      <w:r>
+        <w:rPr>
+          <w:rFonts w:ascii="Times New Roman" w:hAnsi="Times New Roman" w:cs="Times New Roman"/>
+          <w:sz w:val="28"/>
+          <w:szCs w:val="28"/>
+        </w:rPr>
+        <w:t>MPAndroidChart</w:t>
+      </w:r>
+      <w:proofErr w:type="spellEnd"/>
+      <w:r>
+        <w:rPr>
+          <w:rFonts w:ascii="Times New Roman" w:hAnsi="Times New Roman" w:cs="Times New Roman"/>
+          <w:sz w:val="28"/>
+          <w:szCs w:val="28"/>
+        </w:rPr>
+        <w:t xml:space="preserve">. Под графиком размещен контейнер </w:t>
+      </w:r>
+      <w:proofErr w:type="spellStart"/>
+      <w:r>
+        <w:rPr>
+          <w:rFonts w:ascii="Times New Roman" w:hAnsi="Times New Roman" w:cs="Times New Roman"/>
+          <w:sz w:val="28"/>
+          <w:szCs w:val="28"/>
+        </w:rPr>
+        <w:t>LinearLayout</w:t>
+      </w:r>
+      <w:proofErr w:type="spellEnd"/>
+      <w:r>
+        <w:rPr>
+          <w:rFonts w:ascii="Times New Roman" w:hAnsi="Times New Roman" w:cs="Times New Roman"/>
+          <w:sz w:val="28"/>
+          <w:szCs w:val="28"/>
+        </w:rPr>
+        <w:t>, в который динамически (из Java-кода) добавляются элементы-строки item_category_stat.xml. Каждая строка представляет собой цветовую точку (соответствующую сектору на графике), название категории, сумму и процентное отношение.</w:t>
+      </w:r>
+    </w:p>
+    <w:p>
+      <w:pPr>
+        <w:spacing w:line="360" w:lineRule="auto"/>
+        <w:ind w:firstLine="709"/>
+        <w:jc w:val="both"/>
+        <w:rPr>
+          <w:rFonts w:ascii="Times New Roman" w:hAnsi="Times New Roman" w:cs="Times New Roman"/>
+          <w:sz w:val="28"/>
+          <w:szCs w:val="28"/>
+          <w:lang w:val="en-US"/>
+        </w:rPr>
+      </w:pPr>
+    </w:p>
+    <w:p>
+      <w:pPr>
+        <w:spacing w:line="360" w:lineRule="auto"/>
+        <w:ind w:firstLine="709"/>
+        <w:jc w:val="both"/>
+        <w:rPr>
+          <w:rFonts w:ascii="Times New Roman" w:hAnsi="Times New Roman" w:cs="Times New Roman"/>
+          <w:sz w:val="28"/>
+          <w:szCs w:val="28"/>
+          <w:lang w:val="en-US"/>
+        </w:rPr>
+      </w:pPr>
+    </w:p>
+    <w:p>
+      <w:pPr>
+        <w:spacing w:line="360" w:lineRule="auto"/>
+        <w:ind w:firstLine="709"/>
+        <w:jc w:val="both"/>
+        <w:rPr>
+          <w:rFonts w:ascii="Times New Roman" w:hAnsi="Times New Roman" w:cs="Times New Roman"/>
+          <w:sz w:val="28"/>
+          <w:szCs w:val="28"/>
+          <w:lang w:val="en-US"/>
+        </w:rPr>
+      </w:pPr>
+    </w:p>
+    <w:p>
+      <w:pPr>
+        <w:spacing w:line="360" w:lineRule="auto"/>
+        <w:ind w:firstLine="709"/>
+        <w:jc w:val="both"/>
+        <w:rPr>
+          <w:rFonts w:ascii="Times New Roman" w:hAnsi="Times New Roman" w:cs="Times New Roman"/>
+          <w:sz w:val="28"/>
+          <w:szCs w:val="28"/>
+          <w:lang w:val="en-US"/>
+        </w:rPr>
+      </w:pPr>
+    </w:p>
+    <w:p>
+      <w:pPr>
+        <w:spacing w:line="360" w:lineRule="auto"/>
+        <w:ind w:firstLine="709"/>
+        <w:jc w:val="both"/>
+        <w:rPr>
+          <w:rFonts w:ascii="Times New Roman" w:hAnsi="Times New Roman" w:cs="Times New Roman"/>
+          <w:sz w:val="28"/>
+          <w:szCs w:val="28"/>
+          <w:lang w:val="en-US"/>
+        </w:rPr>
+      </w:pPr>
+    </w:p>
+    <w:p>
+      <w:pPr>
+        <w:spacing w:line="360" w:lineRule="auto"/>
+        <w:ind w:firstLine="709"/>
+        <w:jc w:val="both"/>
+        <w:rPr>
+          <w:rFonts w:ascii="Times New Roman" w:hAnsi="Times New Roman" w:cs="Times New Roman"/>
+          <w:sz w:val="28"/>
+          <w:szCs w:val="28"/>
+          <w:lang w:val="en-US"/>
+        </w:rPr>
+      </w:pPr>
+    </w:p>
+    <w:p>
+      <w:pPr>
+        <w:spacing w:line="360" w:lineRule="auto"/>
+        <w:ind w:firstLine="709"/>
+        <w:jc w:val="both"/>
+        <w:rPr>
+          <w:rFonts w:ascii="Times New Roman" w:hAnsi="Times New Roman" w:cs="Times New Roman"/>
+          <w:sz w:val="28"/>
+          <w:szCs w:val="28"/>
+          <w:lang w:val="en-US"/>
+        </w:rPr>
+      </w:pPr>
+    </w:p>
+    <w:p>
+      <w:pPr>
+        <w:spacing w:line="360" w:lineRule="auto"/>
+        <w:ind w:firstLine="709"/>
+        <w:jc w:val="both"/>
+        <w:rPr>
+          <w:rFonts w:ascii="Times New Roman" w:hAnsi="Times New Roman" w:cs="Times New Roman"/>
+          <w:sz w:val="28"/>
+          <w:szCs w:val="28"/>
+          <w:lang w:val="en-US"/>
+        </w:rPr>
+      </w:pPr>
+    </w:p>
+    <w:p>
+      <w:pPr>
+        <w:spacing w:line="360" w:lineRule="auto"/>
+        <w:ind w:firstLine="709"/>
+        <w:jc w:val="both"/>
+        <w:rPr>
+          <w:rFonts w:ascii="Times New Roman" w:hAnsi="Times New Roman" w:cs="Times New Roman"/>
+          <w:sz w:val="28"/>
+          <w:szCs w:val="28"/>
+          <w:lang w:val="en-US"/>
+        </w:rPr>
+      </w:pPr>
+    </w:p>
+    <w:p>
+      <w:pPr>
+        <w:spacing w:line="360" w:lineRule="auto"/>
+        <w:ind w:firstLine="709"/>
+        <w:jc w:val="center"/>
+        <w:rPr>
+          <w:rFonts w:ascii="Times New Roman" w:hAnsi="Times New Roman" w:cs="Times New Roman"/>
+          <w:sz w:val="28"/>
+          <w:szCs w:val="28"/>
+          <w:lang w:val="en-US"/>
+        </w:rPr>
+      </w:pPr>
+      <w:r>
+        <w:rPr>
+          <w:rFonts w:ascii="Times New Roman" w:hAnsi="Times New Roman" w:cs="Times New Roman"/>
+          <w:sz w:val="28"/>
+          <w:szCs w:val="28"/>
+        </w:rPr>
+        <w:t>Рис.2.2. Экран добавления записи</w:t>
+      </w:r>
+    </w:p>
+    <w:p>
+      <w:pPr>
+        <w:spacing w:line="360" w:lineRule="auto"/>
+        <w:ind w:firstLine="709"/>
+        <w:jc w:val="center"/>
+        <w:rPr>
+          <w:rFonts w:ascii="Times New Roman" w:hAnsi="Times New Roman" w:cs="Times New Roman"/>
+          <w:sz w:val="28"/>
+          <w:szCs w:val="28"/>
+          <w:lang w:val="en-US"/>
+        </w:rPr>
+      </w:pPr>
+    </w:p>
+    <w:p>
+      <w:pPr>
+        <w:spacing w:line="360" w:lineRule="auto"/>
+        <w:ind w:firstLine="709"/>
+        <w:jc w:val="center"/>
+        <w:rPr>
+          <w:rFonts w:ascii="Times New Roman" w:hAnsi="Times New Roman" w:cs="Times New Roman"/>
+          <w:sz w:val="28"/>
+          <w:szCs w:val="28"/>
+          <w:lang w:val="en-US"/>
+        </w:rPr>
+      </w:pPr>
+      <w:r>
+        <w:rPr>
+          <w:rFonts w:ascii="Times New Roman" w:hAnsi="Times New Roman" w:cs="Times New Roman"/>
+          <w:sz w:val="28"/>
+          <w:szCs w:val="28"/>
+          <w:lang w:val="en-US"/>
+        </w:rPr>
+        <w:lastRenderedPageBreak/>
+        <w:drawing>
+          <wp:anchor distT="0" distB="0" distL="114300" distR="114300" simplePos="0" relativeHeight="251660288" behindDoc="0" locked="0" layoutInCell="1" allowOverlap="1" wp14:anchorId="3825E42D" wp14:editId="5A69571E">
+            <wp:simplePos x="0" y="0"/>
+            <wp:positionH relativeFrom="margin">
+              <wp:align>center</wp:align>
+            </wp:positionH>
+            <wp:positionV relativeFrom="paragraph">
+              <wp:posOffset>260267</wp:posOffset>
+            </wp:positionV>
+            <wp:extent cx="5782310" cy="8123555"/>
+            <wp:effectExtent l="0" t="0" r="8890" b="0"/>
+            <wp:wrapSquare wrapText="bothSides"/>
+            <wp:docPr id="8" name="Рисунок 8"/>
+            <wp:cNvGraphicFramePr>
+              <a:graphicFrameLocks xmlns:a="http://schemas.openxmlformats.org/drawingml/2006/main" noChangeAspect="1"/>
+            </wp:cNvGraphicFramePr>
+            <a:graphic xmlns:a="http://schemas.openxmlformats.org/drawingml/2006/main">
+              <a:graphicData uri="http://schemas.openxmlformats.org/drawingml/2006/picture">
+                <pic:pic xmlns:pic="http://schemas.openxmlformats.org/drawingml/2006/picture">
+                  <pic:nvPicPr>
+                    <pic:cNvPr id="1" name=""/>
+                    <pic:cNvPicPr/>
+                  </pic:nvPicPr>
+                  <pic:blipFill rotWithShape="1">
+                    <a:blip r:embed="rId9" cstate="print">
+                      <a:extLst>
+                        <a:ext uri="{28A0092B-C50C-407E-A947-70E740481C1C}">
+                          <a14:useLocalDpi xmlns:a14="http://schemas.microsoft.com/office/drawing/2010/main" val="0"/>
+                        </a:ext>
+                      </a:extLst>
+                    </a:blip>
+                    <a:srcRect t="2722" b="2310"/>
+                    <a:stretch/>
+                  </pic:blipFill>
+                  <pic:spPr bwMode="auto">
+                    <a:xfrm>
+                      <a:off x="0" y="0"/>
+                      <a:ext cx="5787992" cy="8131565"/>
+                    </a:xfrm>
+                    <a:prstGeom prst="rect">
+                      <a:avLst/>
+                    </a:prstGeom>
+                    <a:ln>
+                      <a:noFill/>
+                    </a:ln>
+                    <a:extLst>
+                      <a:ext uri="{53640926-AAD7-44D8-BBD7-CCE9431645EC}">
+                        <a14:shadowObscured xmlns:a14="http://schemas.microsoft.com/office/drawing/2010/main"/>
+                      </a:ext>
+                    </a:extLst>
+                  </pic:spPr>
+                </pic:pic>
+              </a:graphicData>
+            </a:graphic>
+            <wp14:sizeRelV relativeFrom="margin">
+              <wp14:pctHeight>0</wp14:pctHeight>
+            </wp14:sizeRelV>
+          </wp:anchor>
+        </w:drawing>
+      </w:r>
+    </w:p>
+    <w:p>
+      <w:pPr>
+        <w:spacing w:line="360" w:lineRule="auto"/>
+        <w:ind w:firstLine="709"/>
+        <w:jc w:val="center"/>
+        <w:rPr>
+          <w:rFonts w:ascii="Times New Roman" w:hAnsi="Times New Roman" w:cs="Times New Roman"/>
+          <w:sz w:val="28"/>
+          <w:szCs w:val="28"/>
+          <w:lang w:val="en-US"/>
+        </w:rPr>
+      </w:pPr>
+      <w:r>
+        <w:rPr>
+          <w:rFonts w:ascii="Times New Roman" w:hAnsi="Times New Roman" w:cs="Times New Roman"/>
+          <w:sz w:val="28"/>
+          <w:szCs w:val="28"/>
+        </w:rPr>
+        <w:t>Рис. 2.</w:t>
+      </w:r>
+      <w:r>
+        <w:rPr>
+          <w:rFonts w:ascii="Times New Roman" w:hAnsi="Times New Roman" w:cs="Times New Roman"/>
+          <w:sz w:val="28"/>
+          <w:szCs w:val="28"/>
+          <w:lang w:val="en-US"/>
+        </w:rPr>
+        <w:t>3</w:t>
+      </w:r>
+      <w:r>
+        <w:rPr>
+          <w:rFonts w:ascii="Times New Roman" w:hAnsi="Times New Roman" w:cs="Times New Roman"/>
+          <w:sz w:val="28"/>
+          <w:szCs w:val="28"/>
+        </w:rPr>
+        <w:t>.</w:t>
+      </w:r>
+      <w:r>
+        <w:rPr>
+          <w:rFonts w:ascii="Times New Roman" w:hAnsi="Times New Roman" w:cs="Times New Roman"/>
+          <w:sz w:val="28"/>
+          <w:szCs w:val="28"/>
+          <w:lang w:val="en-US"/>
+        </w:rPr>
+        <w:t xml:space="preserve"> </w:t>
+      </w:r>
+      <w:r>
+        <w:rPr>
+          <w:rFonts w:ascii="Times New Roman" w:hAnsi="Times New Roman" w:cs="Times New Roman"/>
+          <w:sz w:val="28"/>
+          <w:szCs w:val="28"/>
+        </w:rPr>
+        <w:t>В</w:t>
+      </w:r>
+      <w:r>
+        <w:rPr>
+          <w:rFonts w:ascii="Times New Roman" w:hAnsi="Times New Roman" w:cs="Times New Roman"/>
+          <w:sz w:val="28"/>
+          <w:szCs w:val="28"/>
+        </w:rPr>
+        <w:t>изуализация статистики</w:t>
+      </w:r>
+    </w:p>
+    <w:p>
+      <w:pPr>
+        <w:pStyle w:val="2"/>
+        <w:rPr>
+          <w:rFonts w:ascii="Times New Roman" w:hAnsi="Times New Roman" w:cs="Times New Roman"/>
+          <w:b/>
+          <w:bCs/>
+          <w:sz w:val="28"/>
+          <w:szCs w:val="28"/>
+        </w:rPr>
+      </w:pPr>
+      <w:bookmarkStart w:id="16" w:name="_Toc225414006"/>
       <w:r>
         <w:rPr>
           <w:rFonts w:ascii="Times New Roman" w:hAnsi="Times New Roman" w:cs="Times New Roman"/>
           <w:b/>
           <w:bCs/>
           <w:color w:val="auto"/>
+          <w:sz w:val="28"/>
+          <w:szCs w:val="28"/>
+        </w:rPr>
+        <w:lastRenderedPageBreak/>
+        <w:t>2.2. Разработка программной логики и архитектуры приложения</w:t>
+      </w:r>
+      <w:bookmarkEnd w:id="16"/>
+    </w:p>
+    <w:p>
+      <w:pPr>
+        <w:spacing w:line="360" w:lineRule="auto"/>
+        <w:ind w:firstLine="709"/>
+        <w:jc w:val="both"/>
+        <w:rPr>
+          <w:rFonts w:ascii="Times New Roman" w:hAnsi="Times New Roman" w:cs="Times New Roman"/>
+          <w:sz w:val="28"/>
+          <w:szCs w:val="28"/>
+        </w:rPr>
+      </w:pPr>
+      <w:r>
+        <w:rPr>
+          <w:rFonts w:ascii="Times New Roman" w:hAnsi="Times New Roman" w:cs="Times New Roman"/>
+          <w:sz w:val="28"/>
+          <w:szCs w:val="28"/>
+        </w:rPr>
+        <w:t>Программная логика приложения строго разделена на слои в соответствии с архитектурой MVVM. Это позволило сделать код модульным, тестируемым и независимым от жизненного цикла графических окон (</w:t>
+      </w:r>
+      <w:proofErr w:type="spellStart"/>
+      <w:r>
+        <w:rPr>
+          <w:rFonts w:ascii="Times New Roman" w:hAnsi="Times New Roman" w:cs="Times New Roman"/>
+          <w:sz w:val="28"/>
+          <w:szCs w:val="28"/>
+        </w:rPr>
+        <w:t>Activity</w:t>
+      </w:r>
+      <w:proofErr w:type="spellEnd"/>
+      <w:r>
+        <w:rPr>
+          <w:rFonts w:ascii="Times New Roman" w:hAnsi="Times New Roman" w:cs="Times New Roman"/>
+          <w:sz w:val="28"/>
+          <w:szCs w:val="28"/>
+        </w:rPr>
+        <w:t>/</w:t>
+      </w:r>
+      <w:proofErr w:type="spellStart"/>
+      <w:r>
+        <w:rPr>
+          <w:rFonts w:ascii="Times New Roman" w:hAnsi="Times New Roman" w:cs="Times New Roman"/>
+          <w:sz w:val="28"/>
+          <w:szCs w:val="28"/>
+        </w:rPr>
+        <w:t>Fragment</w:t>
+      </w:r>
+      <w:proofErr w:type="spellEnd"/>
+      <w:r>
+        <w:rPr>
+          <w:rFonts w:ascii="Times New Roman" w:hAnsi="Times New Roman" w:cs="Times New Roman"/>
+          <w:sz w:val="28"/>
+          <w:szCs w:val="28"/>
+        </w:rPr>
+        <w:t>).</w:t>
+      </w:r>
+    </w:p>
+    <w:p>
+      <w:pPr>
+        <w:pStyle w:val="3"/>
+        <w:rPr>
+          <w:rFonts w:ascii="Times New Roman" w:hAnsi="Times New Roman" w:cs="Times New Roman"/>
+          <w:b/>
+          <w:bCs/>
+          <w:color w:val="auto"/>
+        </w:rPr>
+      </w:pPr>
+      <w:bookmarkStart w:id="17" w:name="_Toc225414007"/>
+      <w:r>
+        <w:rPr>
+          <w:rFonts w:ascii="Times New Roman" w:hAnsi="Times New Roman" w:cs="Times New Roman"/>
+          <w:b/>
+          <w:bCs/>
+          <w:color w:val="auto"/>
         </w:rPr>
         <w:t>2.2.1. Реализация уровня Модели (Локальная база данных)</w:t>
       </w:r>
@@ -6211,7 +8660,43 @@
           <w:sz w:val="28"/>
           <w:szCs w:val="28"/>
         </w:rPr>
-        <w:t>Основой системы хранения данных служит библиотека Room. В первую очередь был создан класс-сущность Expense.java, аннотированный как @Entity(tableName = "expenses").</w:t>
+        <w:t xml:space="preserve">Основой системы хранения данных служит библиотека </w:t>
+      </w:r>
+      <w:proofErr w:type="spellStart"/>
+      <w:r>
+        <w:rPr>
+          <w:rFonts w:ascii="Times New Roman" w:hAnsi="Times New Roman" w:cs="Times New Roman"/>
+          <w:sz w:val="28"/>
+          <w:szCs w:val="28"/>
+        </w:rPr>
+        <w:t>Room</w:t>
+      </w:r>
+      <w:proofErr w:type="spellEnd"/>
+      <w:r>
+        <w:rPr>
+          <w:rFonts w:ascii="Times New Roman" w:hAnsi="Times New Roman" w:cs="Times New Roman"/>
+          <w:sz w:val="28"/>
+          <w:szCs w:val="28"/>
+        </w:rPr>
+        <w:t>. В первую очередь был создан класс-сущность Expense.java, аннотированный как @Entity(tableName = "</w:t>
+      </w:r>
+      <w:proofErr w:type="spellStart"/>
+      <w:r>
+        <w:rPr>
+          <w:rFonts w:ascii="Times New Roman" w:hAnsi="Times New Roman" w:cs="Times New Roman"/>
+          <w:sz w:val="28"/>
+          <w:szCs w:val="28"/>
+        </w:rPr>
+        <w:t>expenses</w:t>
+      </w:r>
+      <w:proofErr w:type="spellEnd"/>
+      <w:r>
+        <w:rPr>
+          <w:rFonts w:ascii="Times New Roman" w:hAnsi="Times New Roman" w:cs="Times New Roman"/>
+          <w:sz w:val="28"/>
+          <w:szCs w:val="28"/>
+        </w:rPr>
+        <w:t>").</w:t>
       </w:r>
       <w:r>
         <w:rPr>
@@ -6220,7 +8705,25 @@
           <w:szCs w:val="28"/>
         </w:rPr>
         <w:br/>
-        <w:t>Этот класс описывает структуру таблицы в базе данных SQLite и содержит следующие поля:</w:t>
+        <w:t xml:space="preserve">Этот класс описывает структуру таблицы в базе данных </w:t>
+      </w:r>
+      <w:proofErr w:type="spellStart"/>
+      <w:r>
+        <w:rPr>
+          <w:rFonts w:ascii="Times New Roman" w:hAnsi="Times New Roman" w:cs="Times New Roman"/>
+          <w:sz w:val="28"/>
+          <w:szCs w:val="28"/>
+        </w:rPr>
+        <w:t>SQLite</w:t>
+      </w:r>
+      <w:proofErr w:type="spellEnd"/>
+      <w:r>
+        <w:rPr>
+          <w:rFonts w:ascii="Times New Roman" w:hAnsi="Times New Roman" w:cs="Times New Roman"/>
+          <w:sz w:val="28"/>
+          <w:szCs w:val="28"/>
+        </w:rPr>
+        <w:t xml:space="preserve"> и содержит следующие поля:</w:t>
       </w:r>
       <w:r>
         <w:rPr>
@@ -6229,16 +8732,61 @@
           <w:szCs w:val="28"/>
         </w:rPr>
         <w:br/>
-        <w:t xml:space="preserve">− id (тип int) — первичный ключ с аннотацией @PrimaryKey(autoGenerate = </w:t>
-      </w:r>
-      <w:r>
-        <w:rPr>
-          <w:rFonts w:ascii="Times New Roman" w:hAnsi="Times New Roman" w:cs="Times New Roman"/>
-          <w:sz w:val="28"/>
-          <w:szCs w:val="28"/>
-        </w:rPr>
-        <w:lastRenderedPageBreak/>
-        <w:t>true), обеспечивающей автоматическое инкрементирование счетчика для новых записей;</w:t>
+        <w:t xml:space="preserve">− </w:t>
+      </w:r>
+      <w:proofErr w:type="spellStart"/>
+      <w:r>
+        <w:rPr>
+          <w:rFonts w:ascii="Times New Roman" w:hAnsi="Times New Roman" w:cs="Times New Roman"/>
+          <w:sz w:val="28"/>
+          <w:szCs w:val="28"/>
+        </w:rPr>
+        <w:t>id</w:t>
+      </w:r>
+      <w:proofErr w:type="spellEnd"/>
+      <w:r>
+        <w:rPr>
+          <w:rFonts w:ascii="Times New Roman" w:hAnsi="Times New Roman" w:cs="Times New Roman"/>
+          <w:sz w:val="28"/>
+          <w:szCs w:val="28"/>
+        </w:rPr>
+        <w:t xml:space="preserve"> (тип </w:t>
+      </w:r>
+      <w:proofErr w:type="spellStart"/>
+      <w:r>
+        <w:rPr>
+          <w:rFonts w:ascii="Times New Roman" w:hAnsi="Times New Roman" w:cs="Times New Roman"/>
+          <w:sz w:val="28"/>
+          <w:szCs w:val="28"/>
+        </w:rPr>
+        <w:t>int</w:t>
+      </w:r>
+      <w:proofErr w:type="spellEnd"/>
+      <w:r>
+        <w:rPr>
+          <w:rFonts w:ascii="Times New Roman" w:hAnsi="Times New Roman" w:cs="Times New Roman"/>
+          <w:sz w:val="28"/>
+          <w:szCs w:val="28"/>
+        </w:rPr>
+        <w:t xml:space="preserve">) — первичный ключ с аннотацией @PrimaryKey(autoGenerate = </w:t>
+      </w:r>
+      <w:proofErr w:type="spellStart"/>
+      <w:r>
+        <w:rPr>
+          <w:rFonts w:ascii="Times New Roman" w:hAnsi="Times New Roman" w:cs="Times New Roman"/>
+          <w:sz w:val="28"/>
+          <w:szCs w:val="28"/>
+        </w:rPr>
+        <w:t>true</w:t>
+      </w:r>
+      <w:proofErr w:type="spellEnd"/>
+      <w:r>
+        <w:rPr>
+          <w:rFonts w:ascii="Times New Roman" w:hAnsi="Times New Roman" w:cs="Times New Roman"/>
+          <w:sz w:val="28"/>
+          <w:szCs w:val="28"/>
+        </w:rPr>
+        <w:t>), обеспечивающей автоматическое инкрементирование счетчика для новых записей;</w:t>
       </w:r>
       <w:r>
         <w:rPr>
@@ -6247,7 +8795,43 @@
           <w:szCs w:val="28"/>
         </w:rPr>
         <w:br/>
-        <w:t>− title (тип String) — наименование транзакции;</w:t>
+        <w:t xml:space="preserve">− </w:t>
+      </w:r>
+      <w:proofErr w:type="spellStart"/>
+      <w:r>
+        <w:rPr>
+          <w:rFonts w:ascii="Times New Roman" w:hAnsi="Times New Roman" w:cs="Times New Roman"/>
+          <w:sz w:val="28"/>
+          <w:szCs w:val="28"/>
+        </w:rPr>
+        <w:t>title</w:t>
+      </w:r>
+      <w:proofErr w:type="spellEnd"/>
+      <w:r>
+        <w:rPr>
+          <w:rFonts w:ascii="Times New Roman" w:hAnsi="Times New Roman" w:cs="Times New Roman"/>
+          <w:sz w:val="28"/>
+          <w:szCs w:val="28"/>
+        </w:rPr>
+        <w:t xml:space="preserve"> (тип </w:t>
+      </w:r>
+      <w:proofErr w:type="spellStart"/>
+      <w:r>
+        <w:rPr>
+          <w:rFonts w:ascii="Times New Roman" w:hAnsi="Times New Roman" w:cs="Times New Roman"/>
+          <w:sz w:val="28"/>
+          <w:szCs w:val="28"/>
+        </w:rPr>
+        <w:t>String</w:t>
+      </w:r>
+      <w:proofErr w:type="spellEnd"/>
+      <w:r>
+        <w:rPr>
+          <w:rFonts w:ascii="Times New Roman" w:hAnsi="Times New Roman" w:cs="Times New Roman"/>
+          <w:sz w:val="28"/>
+          <w:szCs w:val="28"/>
+        </w:rPr>
+        <w:t>) — наименование транзакции;</w:t>
       </w:r>
       <w:r>
         <w:rPr>
@@ -6256,7 +8840,43 @@
           <w:szCs w:val="28"/>
         </w:rPr>
         <w:br/>
-        <w:t>− amount (тип double) — числовое значение расхода;</w:t>
+        <w:t xml:space="preserve">− </w:t>
+      </w:r>
+      <w:proofErr w:type="spellStart"/>
+      <w:r>
+        <w:rPr>
+          <w:rFonts w:ascii="Times New Roman" w:hAnsi="Times New Roman" w:cs="Times New Roman"/>
+          <w:sz w:val="28"/>
+          <w:szCs w:val="28"/>
+        </w:rPr>
+        <w:t>amount</w:t>
+      </w:r>
+      <w:proofErr w:type="spellEnd"/>
+      <w:r>
+        <w:rPr>
+          <w:rFonts w:ascii="Times New Roman" w:hAnsi="Times New Roman" w:cs="Times New Roman"/>
+          <w:sz w:val="28"/>
+          <w:szCs w:val="28"/>
+        </w:rPr>
+        <w:t xml:space="preserve"> (тип </w:t>
+      </w:r>
+      <w:proofErr w:type="spellStart"/>
+      <w:r>
+        <w:rPr>
+          <w:rFonts w:ascii="Times New Roman" w:hAnsi="Times New Roman" w:cs="Times New Roman"/>
+          <w:sz w:val="28"/>
+          <w:szCs w:val="28"/>
+        </w:rPr>
+        <w:t>double</w:t>
+      </w:r>
+      <w:proofErr w:type="spellEnd"/>
+      <w:r>
+        <w:rPr>
+          <w:rFonts w:ascii="Times New Roman" w:hAnsi="Times New Roman" w:cs="Times New Roman"/>
+          <w:sz w:val="28"/>
+          <w:szCs w:val="28"/>
+        </w:rPr>
+        <w:t>) — числовое значение расхода;</w:t>
       </w:r>
       <w:r>
         <w:rPr>
@@ -6265,7 +8885,61 @@
           <w:szCs w:val="28"/>
         </w:rPr>
         <w:br/>
-        <w:t>− category и description (тип String) — категория и необязательный комментарий;</w:t>
+        <w:t xml:space="preserve">− </w:t>
+      </w:r>
+      <w:proofErr w:type="spellStart"/>
+      <w:r>
+        <w:rPr>
+          <w:rFonts w:ascii="Times New Roman" w:hAnsi="Times New Roman" w:cs="Times New Roman"/>
+          <w:sz w:val="28"/>
+          <w:szCs w:val="28"/>
+        </w:rPr>
+        <w:t>category</w:t>
+      </w:r>
+      <w:proofErr w:type="spellEnd"/>
+      <w:r>
+        <w:rPr>
+          <w:rFonts w:ascii="Times New Roman" w:hAnsi="Times New Roman" w:cs="Times New Roman"/>
+          <w:sz w:val="28"/>
+          <w:szCs w:val="28"/>
+        </w:rPr>
+        <w:t xml:space="preserve"> и </w:t>
+      </w:r>
+      <w:proofErr w:type="spellStart"/>
+      <w:r>
+        <w:rPr>
+          <w:rFonts w:ascii="Times New Roman" w:hAnsi="Times New Roman" w:cs="Times New Roman"/>
+          <w:sz w:val="28"/>
+          <w:szCs w:val="28"/>
+        </w:rPr>
+        <w:t>description</w:t>
+      </w:r>
+      <w:proofErr w:type="spellEnd"/>
+      <w:r>
+        <w:rPr>
+          <w:rFonts w:ascii="Times New Roman" w:hAnsi="Times New Roman" w:cs="Times New Roman"/>
+          <w:sz w:val="28"/>
+          <w:szCs w:val="28"/>
+        </w:rPr>
+        <w:t xml:space="preserve"> (тип </w:t>
+      </w:r>
+      <w:proofErr w:type="spellStart"/>
+      <w:r>
+        <w:rPr>
+          <w:rFonts w:ascii="Times New Roman" w:hAnsi="Times New Roman" w:cs="Times New Roman"/>
+          <w:sz w:val="28"/>
+          <w:szCs w:val="28"/>
+        </w:rPr>
+        <w:t>String</w:t>
+      </w:r>
+      <w:proofErr w:type="spellEnd"/>
+      <w:r>
+        <w:rPr>
+          <w:rFonts w:ascii="Times New Roman" w:hAnsi="Times New Roman" w:cs="Times New Roman"/>
+          <w:sz w:val="28"/>
+          <w:szCs w:val="28"/>
+        </w:rPr>
+        <w:t>) — категория и необязательный комментарий;</w:t>
       </w:r>
       <w:r>
         <w:rPr>
@@ -6274,7 +8948,61 @@
           <w:szCs w:val="28"/>
         </w:rPr>
         <w:br/>
-        <w:t>− date (тип long) — дата создания транзакции, хранящаяся в формате Unix Timestamp (количество миллисекунд), что значительно упрощает сортировку и фильтрацию на уровне SQL по сравнению со строковыми форматами дат.</w:t>
+        <w:t xml:space="preserve">− </w:t>
+      </w:r>
+      <w:proofErr w:type="spellStart"/>
+      <w:r>
+        <w:rPr>
+          <w:rFonts w:ascii="Times New Roman" w:hAnsi="Times New Roman" w:cs="Times New Roman"/>
+          <w:sz w:val="28"/>
+          <w:szCs w:val="28"/>
+        </w:rPr>
+        <w:t>date</w:t>
+      </w:r>
+      <w:proofErr w:type="spellEnd"/>
+      <w:r>
+        <w:rPr>
+          <w:rFonts w:ascii="Times New Roman" w:hAnsi="Times New Roman" w:cs="Times New Roman"/>
+          <w:sz w:val="28"/>
+          <w:szCs w:val="28"/>
+        </w:rPr>
+        <w:t xml:space="preserve"> (тип </w:t>
+      </w:r>
+      <w:proofErr w:type="spellStart"/>
+      <w:r>
+        <w:rPr>
+          <w:rFonts w:ascii="Times New Roman" w:hAnsi="Times New Roman" w:cs="Times New Roman"/>
+          <w:sz w:val="28"/>
+          <w:szCs w:val="28"/>
+        </w:rPr>
+        <w:t>long</w:t>
+      </w:r>
+      <w:proofErr w:type="spellEnd"/>
+      <w:r>
+        <w:rPr>
+          <w:rFonts w:ascii="Times New Roman" w:hAnsi="Times New Roman" w:cs="Times New Roman"/>
+          <w:sz w:val="28"/>
+          <w:szCs w:val="28"/>
+        </w:rPr>
+        <w:t xml:space="preserve">) — дата создания транзакции, хранящаяся в формате Unix </w:t>
+      </w:r>
+      <w:proofErr w:type="spellStart"/>
+      <w:r>
+        <w:rPr>
+          <w:rFonts w:ascii="Times New Roman" w:hAnsi="Times New Roman" w:cs="Times New Roman"/>
+          <w:sz w:val="28"/>
+          <w:szCs w:val="28"/>
+        </w:rPr>
+        <w:t>Timestamp</w:t>
+      </w:r>
+      <w:proofErr w:type="spellEnd"/>
+      <w:r>
+        <w:rPr>
+          <w:rFonts w:ascii="Times New Roman" w:hAnsi="Times New Roman" w:cs="Times New Roman"/>
+          <w:sz w:val="28"/>
+          <w:szCs w:val="28"/>
+        </w:rPr>
+        <w:t xml:space="preserve"> (количество миллисекунд), что значительно упрощает сортировку и фильтрацию на уровне SQL по сравнению со строковыми форматами дат.</w:t>
       </w:r>
     </w:p>
     <w:p>
@@ -6294,7 +9022,43 @@
           <w:sz w:val="28"/>
           <w:szCs w:val="28"/>
         </w:rPr>
-        <w:t>Для взаимодействия с таблицей expenses разработан интерфейс ExpenseDao.java (Data Access Object). Room автоматически генерирует реализацию этого интерфейса при компиляции проекта.</w:t>
+        <w:t xml:space="preserve">Для взаимодействия с таблицей </w:t>
+      </w:r>
+      <w:proofErr w:type="spellStart"/>
+      <w:r>
+        <w:rPr>
+          <w:rFonts w:ascii="Times New Roman" w:hAnsi="Times New Roman" w:cs="Times New Roman"/>
+          <w:sz w:val="28"/>
+          <w:szCs w:val="28"/>
+        </w:rPr>
+        <w:t>expenses</w:t>
+      </w:r>
+      <w:proofErr w:type="spellEnd"/>
+      <w:r>
+        <w:rPr>
+          <w:rFonts w:ascii="Times New Roman" w:hAnsi="Times New Roman" w:cs="Times New Roman"/>
+          <w:sz w:val="28"/>
+          <w:szCs w:val="28"/>
+        </w:rPr>
+        <w:t xml:space="preserve"> разработан интерфейс ExpenseDao.java (Data Access Object). </w:t>
+      </w:r>
+      <w:proofErr w:type="spellStart"/>
+      <w:r>
+        <w:rPr>
+          <w:rFonts w:ascii="Times New Roman" w:hAnsi="Times New Roman" w:cs="Times New Roman"/>
+          <w:sz w:val="28"/>
+          <w:szCs w:val="28"/>
+        </w:rPr>
+        <w:t>Room</w:t>
+      </w:r>
+      <w:proofErr w:type="spellEnd"/>
+      <w:r>
+        <w:rPr>
+          <w:rFonts w:ascii="Times New Roman" w:hAnsi="Times New Roman" w:cs="Times New Roman"/>
+          <w:sz w:val="28"/>
+          <w:szCs w:val="28"/>
+        </w:rPr>
+        <w:t xml:space="preserve"> автоматически генерирует реализацию этого интерфейса при компиляции проекта.</w:t>
       </w:r>
       <w:r>
         <w:rPr>
@@ -6339,8 +9103,54 @@
           <w:sz w:val="28"/>
           <w:szCs w:val="28"/>
         </w:rPr>
-        <w:t xml:space="preserve">"SELECT * FROM expenses ORDER BY date DESC") — метод извлечения всех данных, отсортированных по дате убывания (новые сверху). Важной архитектурной особенностью является то, что метод возвращает тип </w:t>
-      </w:r>
+        <w:t xml:space="preserve">"SELECT * FROM </w:t>
+      </w:r>
+      <w:proofErr w:type="spellStart"/>
+      <w:r>
+        <w:rPr>
+          <w:rFonts w:ascii="Times New Roman" w:hAnsi="Times New Roman" w:cs="Times New Roman"/>
+          <w:sz w:val="28"/>
+          <w:szCs w:val="28"/>
+        </w:rPr>
+        <w:t>expenses</w:t>
+      </w:r>
+      <w:proofErr w:type="spellEnd"/>
+      <w:r>
+        <w:rPr>
+          <w:rFonts w:ascii="Times New Roman" w:hAnsi="Times New Roman" w:cs="Times New Roman"/>
+          <w:sz w:val="28"/>
+          <w:szCs w:val="28"/>
+        </w:rPr>
+        <w:t xml:space="preserve"> ORDER BY </w:t>
+      </w:r>
+      <w:proofErr w:type="spellStart"/>
+      <w:r>
+        <w:rPr>
+          <w:rFonts w:ascii="Times New Roman" w:hAnsi="Times New Roman" w:cs="Times New Roman"/>
+          <w:sz w:val="28"/>
+          <w:szCs w:val="28"/>
+        </w:rPr>
+        <w:t>date</w:t>
+      </w:r>
+      <w:proofErr w:type="spellEnd"/>
+      <w:r>
+        <w:rPr>
+          <w:rFonts w:ascii="Times New Roman" w:hAnsi="Times New Roman" w:cs="Times New Roman"/>
+          <w:sz w:val="28"/>
+          <w:szCs w:val="28"/>
+        </w:rPr>
+        <w:t xml:space="preserve"> DESC") — метод извлечения всех данных, отсортированных по дате убывания (новые сверху). </w:t>
+      </w:r>
+      <w:r>
+        <w:rPr>
+          <w:rFonts w:ascii="Times New Roman" w:hAnsi="Times New Roman" w:cs="Times New Roman"/>
+          <w:sz w:val="28"/>
+          <w:szCs w:val="28"/>
+        </w:rPr>
+        <w:lastRenderedPageBreak/>
+        <w:t xml:space="preserve">Важной архитектурной особенностью является то, что метод возвращает тип </w:t>
+      </w:r>
+      <w:proofErr w:type="spellStart"/>
       <w:proofErr w:type="gramStart"/>
       <w:r>
         <w:rPr>
@@ -6348,7 +9158,16 @@
           <w:sz w:val="28"/>
           <w:szCs w:val="28"/>
         </w:rPr>
-        <w:t>LiveData&lt;</w:t>
+        <w:t>LiveData</w:t>
+      </w:r>
+      <w:proofErr w:type="spellEnd"/>
+      <w:r>
+        <w:rPr>
+          <w:rFonts w:ascii="Times New Roman" w:hAnsi="Times New Roman" w:cs="Times New Roman"/>
+          <w:sz w:val="28"/>
+          <w:szCs w:val="28"/>
+        </w:rPr>
+        <w:t>&lt;</w:t>
       </w:r>
       <w:proofErr w:type="gramEnd"/>
       <w:r>
@@ -6357,7 +9176,61 @@
           <w:sz w:val="28"/>
           <w:szCs w:val="28"/>
         </w:rPr>
-        <w:t>List&lt;Expense&gt;&gt;. Это создает постоянное соединение (наблюдателя) между базой данных и UI. При любой вставке новой строки в таблицу Room автоматически опубликует новый список в LiveData.</w:t>
+        <w:t>List&lt;</w:t>
+      </w:r>
+      <w:proofErr w:type="spellStart"/>
+      <w:r>
+        <w:rPr>
+          <w:rFonts w:ascii="Times New Roman" w:hAnsi="Times New Roman" w:cs="Times New Roman"/>
+          <w:sz w:val="28"/>
+          <w:szCs w:val="28"/>
+        </w:rPr>
+        <w:t>Expense</w:t>
+      </w:r>
+      <w:proofErr w:type="spellEnd"/>
+      <w:r>
+        <w:rPr>
+          <w:rFonts w:ascii="Times New Roman" w:hAnsi="Times New Roman" w:cs="Times New Roman"/>
+          <w:sz w:val="28"/>
+          <w:szCs w:val="28"/>
+        </w:rPr>
+        <w:t xml:space="preserve">&gt;&gt;. Это создает постоянное соединение (наблюдателя) между базой данных и UI. При любой вставке новой строки в таблицу </w:t>
+      </w:r>
+      <w:proofErr w:type="spellStart"/>
+      <w:r>
+        <w:rPr>
+          <w:rFonts w:ascii="Times New Roman" w:hAnsi="Times New Roman" w:cs="Times New Roman"/>
+          <w:sz w:val="28"/>
+          <w:szCs w:val="28"/>
+        </w:rPr>
+        <w:t>Room</w:t>
+      </w:r>
+      <w:proofErr w:type="spellEnd"/>
+      <w:r>
+        <w:rPr>
+          <w:rFonts w:ascii="Times New Roman" w:hAnsi="Times New Roman" w:cs="Times New Roman"/>
+          <w:sz w:val="28"/>
+          <w:szCs w:val="28"/>
+        </w:rPr>
+        <w:t xml:space="preserve"> автоматически опубликует новый список в </w:t>
+      </w:r>
+      <w:proofErr w:type="spellStart"/>
+      <w:r>
+        <w:rPr>
+          <w:rFonts w:ascii="Times New Roman" w:hAnsi="Times New Roman" w:cs="Times New Roman"/>
+          <w:sz w:val="28"/>
+          <w:szCs w:val="28"/>
+        </w:rPr>
+        <w:t>LiveData</w:t>
+      </w:r>
+      <w:proofErr w:type="spellEnd"/>
+      <w:r>
+        <w:rPr>
+          <w:rFonts w:ascii="Times New Roman" w:hAnsi="Times New Roman" w:cs="Times New Roman"/>
+          <w:sz w:val="28"/>
+          <w:szCs w:val="28"/>
+        </w:rPr>
+        <w:t>.</w:t>
       </w:r>
       <w:r>
         <w:rPr>
@@ -6368,6 +9241,7 @@
         <w:br/>
         <w:t>− Также реализованы SQL-запросы с использованием оператора LIKE для полнотекстового поиска и математические сравнения даты (</w:t>
       </w:r>
+      <w:proofErr w:type="spellStart"/>
       <w:proofErr w:type="gramStart"/>
       <w:r>
         <w:rPr>
@@ -6375,7 +9249,16 @@
           <w:sz w:val="28"/>
           <w:szCs w:val="28"/>
         </w:rPr>
-        <w:t>date &gt;</w:t>
+        <w:t>date</w:t>
+      </w:r>
+      <w:proofErr w:type="spellEnd"/>
+      <w:r>
+        <w:rPr>
+          <w:rFonts w:ascii="Times New Roman" w:hAnsi="Times New Roman" w:cs="Times New Roman"/>
+          <w:sz w:val="28"/>
+          <w:szCs w:val="28"/>
+        </w:rPr>
+        <w:t xml:space="preserve"> &gt;</w:t>
       </w:r>
       <w:proofErr w:type="gramEnd"/>
       <w:r>
@@ -6384,7 +9267,25 @@
           <w:sz w:val="28"/>
           <w:szCs w:val="28"/>
         </w:rPr>
-        <w:t>= :startDate) для выборки данных за определенный период (для экрана статистики).</w:t>
+        <w:t>= :</w:t>
+      </w:r>
+      <w:proofErr w:type="spellStart"/>
+      <w:r>
+        <w:rPr>
+          <w:rFonts w:ascii="Times New Roman" w:hAnsi="Times New Roman" w:cs="Times New Roman"/>
+          <w:sz w:val="28"/>
+          <w:szCs w:val="28"/>
+        </w:rPr>
+        <w:t>startDate</w:t>
+      </w:r>
+      <w:proofErr w:type="spellEnd"/>
+      <w:r>
+        <w:rPr>
+          <w:rFonts w:ascii="Times New Roman" w:hAnsi="Times New Roman" w:cs="Times New Roman"/>
+          <w:sz w:val="28"/>
+          <w:szCs w:val="28"/>
+        </w:rPr>
+        <w:t>) для выборки данных за определенный период (для экрана статистики).</w:t>
       </w:r>
     </w:p>
     <w:p>
@@ -6404,33 +9305,79 @@
           <w:sz w:val="28"/>
           <w:szCs w:val="28"/>
         </w:rPr>
-        <w:t xml:space="preserve">Объединение сущностей и DAO происходит в абстрактном классе AppDatabase.java, наследуемом от RoomDatabase. В этом классе реализован паттерн проектирования Singleton (Одиночка), гарантирующий, что в приложении существует только один активный экземпляр базы данных. Для </w:t>
-      </w:r>
-      <w:r>
-        <w:rPr>
-          <w:rFonts w:ascii="Times New Roman" w:hAnsi="Times New Roman" w:cs="Times New Roman"/>
-          <w:sz w:val="28"/>
-          <w:szCs w:val="28"/>
+        <w:t xml:space="preserve">Объединение сущностей и DAO происходит в абстрактном классе AppDatabase.java, наследуемом от </w:t>
+      </w:r>
+      <w:proofErr w:type="spellStart"/>
+      <w:r>
+        <w:rPr>
+          <w:rFonts w:ascii="Times New Roman" w:hAnsi="Times New Roman" w:cs="Times New Roman"/>
+          <w:sz w:val="28"/>
+          <w:szCs w:val="28"/>
+        </w:rPr>
+        <w:t>RoomDatabase</w:t>
+      </w:r>
+      <w:proofErr w:type="spellEnd"/>
+      <w:r>
+        <w:rPr>
+          <w:rFonts w:ascii="Times New Roman" w:hAnsi="Times New Roman" w:cs="Times New Roman"/>
+          <w:sz w:val="28"/>
+          <w:szCs w:val="28"/>
+        </w:rPr>
+        <w:t xml:space="preserve">. В этом классе реализован паттерн проектирования </w:t>
+      </w:r>
+      <w:proofErr w:type="spellStart"/>
+      <w:r>
+        <w:rPr>
+          <w:rFonts w:ascii="Times New Roman" w:hAnsi="Times New Roman" w:cs="Times New Roman"/>
+          <w:sz w:val="28"/>
+          <w:szCs w:val="28"/>
+        </w:rPr>
+        <w:t>Singleton</w:t>
+      </w:r>
+      <w:proofErr w:type="spellEnd"/>
+      <w:r>
+        <w:rPr>
+          <w:rFonts w:ascii="Times New Roman" w:hAnsi="Times New Roman" w:cs="Times New Roman"/>
+          <w:sz w:val="28"/>
+          <w:szCs w:val="28"/>
+        </w:rPr>
+        <w:t xml:space="preserve"> (Одиночка), гарантирующий, что в приложении существует только один активный экземпляр базы данных. Для обеспечения асинхронности операций записи здесь же инициализируется пул потоков </w:t>
+      </w:r>
+      <w:proofErr w:type="spellStart"/>
+      <w:r>
+        <w:rPr>
+          <w:rFonts w:ascii="Times New Roman" w:hAnsi="Times New Roman" w:cs="Times New Roman"/>
+          <w:sz w:val="28"/>
+          <w:szCs w:val="28"/>
+        </w:rPr>
+        <w:t>databaseWriteExecutor</w:t>
+      </w:r>
+      <w:proofErr w:type="spellEnd"/>
+      <w:r>
+        <w:rPr>
+          <w:rFonts w:ascii="Times New Roman" w:hAnsi="Times New Roman" w:cs="Times New Roman"/>
+          <w:sz w:val="28"/>
+          <w:szCs w:val="28"/>
+        </w:rPr>
+        <w:t>.</w:t>
+      </w:r>
+    </w:p>
+    <w:p>
+      <w:pPr>
+        <w:spacing w:line="360" w:lineRule="auto"/>
+        <w:ind w:firstLine="709"/>
+        <w:jc w:val="both"/>
+        <w:rPr>
+          <w:rFonts w:ascii="Times New Roman" w:hAnsi="Times New Roman" w:cs="Times New Roman"/>
+          <w:sz w:val="28"/>
+          <w:szCs w:val="28"/>
+        </w:rPr>
+      </w:pPr>
+      <w:r>
+        <w:rPr>
+          <w:noProof/>
         </w:rPr>
         <w:lastRenderedPageBreak/>
-        <w:t>обеспечения асинхронности операций записи здесь же инициализируется пул потоков databaseWriteExecutor.</w:t>
-      </w:r>
-    </w:p>
-    <w:p>
-      <w:pPr>
-        <w:spacing w:line="360" w:lineRule="auto"/>
-        <w:ind w:firstLine="709"/>
-        <w:jc w:val="both"/>
-        <w:rPr>
-          <w:rFonts w:ascii="Times New Roman" w:hAnsi="Times New Roman" w:cs="Times New Roman"/>
-          <w:sz w:val="28"/>
-          <w:szCs w:val="28"/>
-        </w:rPr>
-      </w:pPr>
-      <w:r>
-        <w:rPr>
-          <w:noProof/>
-        </w:rPr>
         <w:drawing>
           <wp:inline distT="0" distB="0" distL="0" distR="0" wp14:anchorId="4F249292" wp14:editId="04793A3A">
             <wp:extent cx="4977130" cy="5139055"/>
@@ -6449,7 +9396,7 @@
                     </pic:cNvPicPr>
                   </pic:nvPicPr>
                   <pic:blipFill>
-                    <a:blip r:embed="rId7">
+                    <a:blip r:embed="rId10">
                       <a:extLst>
                         <a:ext uri="{28A0092B-C50C-407E-A947-70E740481C1C}">
                           <a14:useLocalDpi xmlns:a14="http://schemas.microsoft.com/office/drawing/2010/main" val="0"/>
@@ -6519,7 +9466,27 @@
           <w:bCs/>
           <w:color w:val="auto"/>
         </w:rPr>
-        <w:t>2.2.2. Реализация связующего уровня (ViewModel)</w:t>
+        <w:t>2.2.2. Реализация связующего уровня (</w:t>
+      </w:r>
+      <w:proofErr w:type="spellStart"/>
+      <w:r>
+        <w:rPr>
+          <w:rFonts w:ascii="Times New Roman" w:hAnsi="Times New Roman" w:cs="Times New Roman"/>
+          <w:b/>
+          <w:bCs/>
+          <w:color w:val="auto"/>
+        </w:rPr>
+        <w:t>ViewModel</w:t>
+      </w:r>
+      <w:proofErr w:type="spellEnd"/>
+      <w:r>
+        <w:rPr>
+          <w:rFonts w:ascii="Times New Roman" w:hAnsi="Times New Roman" w:cs="Times New Roman"/>
+          <w:b/>
+          <w:bCs/>
+          <w:color w:val="auto"/>
+        </w:rPr>
+        <w:t>)</w:t>
       </w:r>
       <w:bookmarkEnd w:id="18"/>
     </w:p>
@@ -6540,7 +9507,25 @@
           <w:sz w:val="28"/>
           <w:szCs w:val="28"/>
         </w:rPr>
-        <w:t>Класс ExpenseViewModel.java наследуется от AndroidViewModel и служит "мостом" между DAO и Фрагментами.</w:t>
+        <w:t xml:space="preserve">Класс ExpenseViewModel.java наследуется от </w:t>
+      </w:r>
+      <w:proofErr w:type="spellStart"/>
+      <w:r>
+        <w:rPr>
+          <w:rFonts w:ascii="Times New Roman" w:hAnsi="Times New Roman" w:cs="Times New Roman"/>
+          <w:sz w:val="28"/>
+          <w:szCs w:val="28"/>
+        </w:rPr>
+        <w:t>AndroidViewModel</w:t>
+      </w:r>
+      <w:proofErr w:type="spellEnd"/>
+      <w:r>
+        <w:rPr>
+          <w:rFonts w:ascii="Times New Roman" w:hAnsi="Times New Roman" w:cs="Times New Roman"/>
+          <w:sz w:val="28"/>
+          <w:szCs w:val="28"/>
+        </w:rPr>
+        <w:t xml:space="preserve"> и служит "мостом" между DAO и Фрагментами.</w:t>
       </w:r>
     </w:p>
     <w:p>
@@ -6560,7 +9545,61 @@
           <w:sz w:val="28"/>
           <w:szCs w:val="28"/>
         </w:rPr>
-        <w:t>При инициализации ViewModel получает экземпляр базы данных и сохраняет ссылки на потоки LiveData. Одной из самых интересных реализаций в данном классе является обработка фильтрации данных по датам для статистики. Для этого используется Transformations.switchMap.</w:t>
+        <w:t xml:space="preserve">При инициализации </w:t>
+      </w:r>
+      <w:proofErr w:type="spellStart"/>
+      <w:r>
+        <w:rPr>
+          <w:rFonts w:ascii="Times New Roman" w:hAnsi="Times New Roman" w:cs="Times New Roman"/>
+          <w:sz w:val="28"/>
+          <w:szCs w:val="28"/>
+        </w:rPr>
+        <w:t>ViewModel</w:t>
+      </w:r>
+      <w:proofErr w:type="spellEnd"/>
+      <w:r>
+        <w:rPr>
+          <w:rFonts w:ascii="Times New Roman" w:hAnsi="Times New Roman" w:cs="Times New Roman"/>
+          <w:sz w:val="28"/>
+          <w:szCs w:val="28"/>
+        </w:rPr>
+        <w:t xml:space="preserve"> получает экземпляр базы данных и сохраняет ссылки на потоки </w:t>
+      </w:r>
+      <w:proofErr w:type="spellStart"/>
+      <w:r>
+        <w:rPr>
+          <w:rFonts w:ascii="Times New Roman" w:hAnsi="Times New Roman" w:cs="Times New Roman"/>
+          <w:sz w:val="28"/>
+          <w:szCs w:val="28"/>
+        </w:rPr>
+        <w:t>LiveData</w:t>
+      </w:r>
+      <w:proofErr w:type="spellEnd"/>
+      <w:r>
+        <w:rPr>
+          <w:rFonts w:ascii="Times New Roman" w:hAnsi="Times New Roman" w:cs="Times New Roman"/>
+          <w:sz w:val="28"/>
+          <w:szCs w:val="28"/>
+        </w:rPr>
+        <w:t xml:space="preserve">. Одной из самых интересных реализаций в данном классе является обработка фильтрации данных по датам для статистики. Для этого используется </w:t>
+      </w:r>
+      <w:proofErr w:type="spellStart"/>
+      <w:r>
+        <w:rPr>
+          <w:rFonts w:ascii="Times New Roman" w:hAnsi="Times New Roman" w:cs="Times New Roman"/>
+          <w:sz w:val="28"/>
+          <w:szCs w:val="28"/>
+        </w:rPr>
+        <w:t>Transformations.switchMap</w:t>
+      </w:r>
+      <w:proofErr w:type="spellEnd"/>
+      <w:r>
+        <w:rPr>
+          <w:rFonts w:ascii="Times New Roman" w:hAnsi="Times New Roman" w:cs="Times New Roman"/>
+          <w:sz w:val="28"/>
+          <w:szCs w:val="28"/>
+        </w:rPr>
+        <w:t>.</w:t>
       </w:r>
       <w:r>
         <w:rPr>
@@ -6593,9 +9632,45 @@
           <w:sz w:val="28"/>
           <w:szCs w:val="28"/>
         </w:rPr>
-        <w:lastRenderedPageBreak/>
-        <w:t xml:space="preserve">Во ViewModel хранится текущая выбранная дата начала периода selectedStartDate в виде </w:t>
-      </w:r>
+        <w:t xml:space="preserve">Во </w:t>
+      </w:r>
+      <w:proofErr w:type="spellStart"/>
+      <w:r>
+        <w:rPr>
+          <w:rFonts w:ascii="Times New Roman" w:hAnsi="Times New Roman" w:cs="Times New Roman"/>
+          <w:sz w:val="28"/>
+          <w:szCs w:val="28"/>
+        </w:rPr>
+        <w:t>ViewModel</w:t>
+      </w:r>
+      <w:proofErr w:type="spellEnd"/>
+      <w:r>
+        <w:rPr>
+          <w:rFonts w:ascii="Times New Roman" w:hAnsi="Times New Roman" w:cs="Times New Roman"/>
+          <w:sz w:val="28"/>
+          <w:szCs w:val="28"/>
+        </w:rPr>
+        <w:t xml:space="preserve"> хранится текущая выбранная дата начала периода </w:t>
+      </w:r>
+      <w:proofErr w:type="spellStart"/>
+      <w:r>
+        <w:rPr>
+          <w:rFonts w:ascii="Times New Roman" w:hAnsi="Times New Roman" w:cs="Times New Roman"/>
+          <w:sz w:val="28"/>
+          <w:szCs w:val="28"/>
+        </w:rPr>
+        <w:t>selectedStartDate</w:t>
+      </w:r>
+      <w:proofErr w:type="spellEnd"/>
+      <w:r>
+        <w:rPr>
+          <w:rFonts w:ascii="Times New Roman" w:hAnsi="Times New Roman" w:cs="Times New Roman"/>
+          <w:sz w:val="28"/>
+          <w:szCs w:val="28"/>
+        </w:rPr>
+        <w:t xml:space="preserve"> в виде </w:t>
+      </w:r>
+      <w:proofErr w:type="spellStart"/>
       <w:proofErr w:type="gramStart"/>
       <w:r>
         <w:rPr>
@@ -6603,7 +9678,16 @@
           <w:sz w:val="28"/>
           <w:szCs w:val="28"/>
         </w:rPr>
-        <w:t>MutableLiveData&lt;</w:t>
+        <w:t>MutableLiveData</w:t>
+      </w:r>
+      <w:proofErr w:type="spellEnd"/>
+      <w:r>
+        <w:rPr>
+          <w:rFonts w:ascii="Times New Roman" w:hAnsi="Times New Roman" w:cs="Times New Roman"/>
+          <w:sz w:val="28"/>
+          <w:szCs w:val="28"/>
+        </w:rPr>
+        <w:t>&lt;</w:t>
       </w:r>
       <w:proofErr w:type="gramEnd"/>
       <w:r>
@@ -6630,13 +9714,24 @@
           <w:szCs w:val="28"/>
         </w:rPr>
       </w:pPr>
-      <w:r>
-        <w:rPr>
-          <w:rFonts w:ascii="Times New Roman" w:hAnsi="Times New Roman" w:cs="Times New Roman"/>
-          <w:sz w:val="28"/>
-          <w:szCs w:val="28"/>
-        </w:rPr>
-        <w:t>switchMap "слушает" изменения этой переменной.</w:t>
+      <w:proofErr w:type="spellStart"/>
+      <w:r>
+        <w:rPr>
+          <w:rFonts w:ascii="Times New Roman" w:hAnsi="Times New Roman" w:cs="Times New Roman"/>
+          <w:sz w:val="28"/>
+          <w:szCs w:val="28"/>
+        </w:rPr>
+        <w:lastRenderedPageBreak/>
+        <w:t>switchMap</w:t>
+      </w:r>
+      <w:proofErr w:type="spellEnd"/>
+      <w:r>
+        <w:rPr>
+          <w:rFonts w:ascii="Times New Roman" w:hAnsi="Times New Roman" w:cs="Times New Roman"/>
+          <w:sz w:val="28"/>
+          <w:szCs w:val="28"/>
+        </w:rPr>
+        <w:t xml:space="preserve"> "слушает" изменения этой переменной.</w:t>
       </w:r>
     </w:p>
     <w:p>
@@ -6662,6 +9757,7 @@
         </w:rPr>
         <w:t xml:space="preserve">Как только пользователь нажимает кнопку "За неделю" на экране статистики, вызывается метод </w:t>
       </w:r>
+      <w:proofErr w:type="spellStart"/>
       <w:proofErr w:type="gramStart"/>
       <w:r>
         <w:rPr>
@@ -6669,7 +9765,16 @@
           <w:sz w:val="28"/>
           <w:szCs w:val="28"/>
         </w:rPr>
-        <w:t>setPeriod(</w:t>
+        <w:t>setPeriod</w:t>
+      </w:r>
+      <w:proofErr w:type="spellEnd"/>
+      <w:r>
+        <w:rPr>
+          <w:rFonts w:ascii="Times New Roman" w:hAnsi="Times New Roman" w:cs="Times New Roman"/>
+          <w:sz w:val="28"/>
+          <w:szCs w:val="28"/>
+        </w:rPr>
+        <w:t>(</w:t>
       </w:r>
       <w:proofErr w:type="gramEnd"/>
       <w:r>
@@ -6678,7 +9783,43 @@
           <w:sz w:val="28"/>
           <w:szCs w:val="28"/>
         </w:rPr>
-        <w:t>7). Метод вычисляет timestamp даты, которая была 7 дней назад, и обновляет selectedStartDate.</w:t>
+        <w:t xml:space="preserve">7). Метод вычисляет </w:t>
+      </w:r>
+      <w:proofErr w:type="spellStart"/>
+      <w:r>
+        <w:rPr>
+          <w:rFonts w:ascii="Times New Roman" w:hAnsi="Times New Roman" w:cs="Times New Roman"/>
+          <w:sz w:val="28"/>
+          <w:szCs w:val="28"/>
+        </w:rPr>
+        <w:t>timestamp</w:t>
+      </w:r>
+      <w:proofErr w:type="spellEnd"/>
+      <w:r>
+        <w:rPr>
+          <w:rFonts w:ascii="Times New Roman" w:hAnsi="Times New Roman" w:cs="Times New Roman"/>
+          <w:sz w:val="28"/>
+          <w:szCs w:val="28"/>
+        </w:rPr>
+        <w:t xml:space="preserve"> даты, которая была 7 дней назад, и обновляет </w:t>
+      </w:r>
+      <w:proofErr w:type="spellStart"/>
+      <w:r>
+        <w:rPr>
+          <w:rFonts w:ascii="Times New Roman" w:hAnsi="Times New Roman" w:cs="Times New Roman"/>
+          <w:sz w:val="28"/>
+          <w:szCs w:val="28"/>
+        </w:rPr>
+        <w:t>selectedStartDate</w:t>
+      </w:r>
+      <w:proofErr w:type="spellEnd"/>
+      <w:r>
+        <w:rPr>
+          <w:rFonts w:ascii="Times New Roman" w:hAnsi="Times New Roman" w:cs="Times New Roman"/>
+          <w:sz w:val="28"/>
+          <w:szCs w:val="28"/>
+        </w:rPr>
+        <w:t>.</w:t>
       </w:r>
     </w:p>
     <w:p>
@@ -6696,13 +9837,41 @@
           <w:szCs w:val="28"/>
         </w:rPr>
       </w:pPr>
-      <w:r>
-        <w:rPr>
-          <w:rFonts w:ascii="Times New Roman" w:hAnsi="Times New Roman" w:cs="Times New Roman"/>
-          <w:sz w:val="28"/>
-          <w:szCs w:val="28"/>
-        </w:rPr>
-        <w:t>switchMap реагирует на изменение, отменяет старый SQL-запрос к базе данных и выполняет новый (передавая новую дату в метод DAO getExpensesFromDate).</w:t>
+      <w:proofErr w:type="spellStart"/>
+      <w:r>
+        <w:rPr>
+          <w:rFonts w:ascii="Times New Roman" w:hAnsi="Times New Roman" w:cs="Times New Roman"/>
+          <w:sz w:val="28"/>
+          <w:szCs w:val="28"/>
+        </w:rPr>
+        <w:t>switchMap</w:t>
+      </w:r>
+      <w:proofErr w:type="spellEnd"/>
+      <w:r>
+        <w:rPr>
+          <w:rFonts w:ascii="Times New Roman" w:hAnsi="Times New Roman" w:cs="Times New Roman"/>
+          <w:sz w:val="28"/>
+          <w:szCs w:val="28"/>
+        </w:rPr>
+        <w:t xml:space="preserve"> реагирует на изменение, отменяет старый SQL-запрос к базе данных и выполняет новый (передавая новую дату в метод DAO </w:t>
+      </w:r>
+      <w:proofErr w:type="spellStart"/>
+      <w:r>
+        <w:rPr>
+          <w:rFonts w:ascii="Times New Roman" w:hAnsi="Times New Roman" w:cs="Times New Roman"/>
+          <w:sz w:val="28"/>
+          <w:szCs w:val="28"/>
+        </w:rPr>
+        <w:t>getExpensesFromDate</w:t>
+      </w:r>
+      <w:proofErr w:type="spellEnd"/>
+      <w:r>
+        <w:rPr>
+          <w:rFonts w:ascii="Times New Roman" w:hAnsi="Times New Roman" w:cs="Times New Roman"/>
+          <w:sz w:val="28"/>
+          <w:szCs w:val="28"/>
+        </w:rPr>
+        <w:t>).</w:t>
       </w:r>
     </w:p>
     <w:p>
@@ -6755,8 +9924,63 @@
           <w:sz w:val="28"/>
           <w:szCs w:val="28"/>
         </w:rPr>
-        <w:t xml:space="preserve">Все методы, изменяющие данные (insert, delete, update), оборачиваются в вызов </w:t>
-      </w:r>
+        <w:t>Все методы, изменяющие данные (</w:t>
+      </w:r>
+      <w:proofErr w:type="spellStart"/>
+      <w:r>
+        <w:rPr>
+          <w:rFonts w:ascii="Times New Roman" w:hAnsi="Times New Roman" w:cs="Times New Roman"/>
+          <w:sz w:val="28"/>
+          <w:szCs w:val="28"/>
+        </w:rPr>
+        <w:t>insert</w:t>
+      </w:r>
+      <w:proofErr w:type="spellEnd"/>
+      <w:r>
+        <w:rPr>
+          <w:rFonts w:ascii="Times New Roman" w:hAnsi="Times New Roman" w:cs="Times New Roman"/>
+          <w:sz w:val="28"/>
+          <w:szCs w:val="28"/>
+        </w:rPr>
+        <w:t xml:space="preserve">, </w:t>
+      </w:r>
+      <w:proofErr w:type="spellStart"/>
+      <w:r>
+        <w:rPr>
+          <w:rFonts w:ascii="Times New Roman" w:hAnsi="Times New Roman" w:cs="Times New Roman"/>
+          <w:sz w:val="28"/>
+          <w:szCs w:val="28"/>
+        </w:rPr>
+        <w:t>delete</w:t>
+      </w:r>
+      <w:proofErr w:type="spellEnd"/>
+      <w:r>
+        <w:rPr>
+          <w:rFonts w:ascii="Times New Roman" w:hAnsi="Times New Roman" w:cs="Times New Roman"/>
+          <w:sz w:val="28"/>
+          <w:szCs w:val="28"/>
+        </w:rPr>
+        <w:t xml:space="preserve">, </w:t>
+      </w:r>
+      <w:proofErr w:type="spellStart"/>
+      <w:r>
+        <w:rPr>
+          <w:rFonts w:ascii="Times New Roman" w:hAnsi="Times New Roman" w:cs="Times New Roman"/>
+          <w:sz w:val="28"/>
+          <w:szCs w:val="28"/>
+        </w:rPr>
+        <w:t>update</w:t>
+      </w:r>
+      <w:proofErr w:type="spellEnd"/>
+      <w:r>
+        <w:rPr>
+          <w:rFonts w:ascii="Times New Roman" w:hAnsi="Times New Roman" w:cs="Times New Roman"/>
+          <w:sz w:val="28"/>
+          <w:szCs w:val="28"/>
+        </w:rPr>
+        <w:t xml:space="preserve">), оборачиваются в вызов </w:t>
+      </w:r>
+      <w:proofErr w:type="spellStart"/>
       <w:proofErr w:type="gramStart"/>
       <w:r>
         <w:rPr>
@@ -6766,6 +9990,7 @@
         </w:rPr>
         <w:t>AppDatabase.databaseWriteExecutor.execute</w:t>
       </w:r>
+      <w:proofErr w:type="spellEnd"/>
       <w:proofErr w:type="gramEnd"/>
       <w:r>
         <w:rPr>
@@ -6810,7 +10035,7 @@
                     </pic:cNvPicPr>
                   </pic:nvPicPr>
                   <pic:blipFill>
-                    <a:blip r:embed="rId8">
+                    <a:blip r:embed="rId11">
                       <a:extLst>
                         <a:ext uri="{28A0092B-C50C-407E-A947-70E740481C1C}">
                           <a14:useLocalDpi xmlns:a14="http://schemas.microsoft.com/office/drawing/2010/main" val="0"/>
@@ -6901,7 +10126,25 @@
           <w:sz w:val="28"/>
           <w:szCs w:val="28"/>
         </w:rPr>
-        <w:t>Бизнес-логика экранов реализована в классах-наследниках Fragment.</w:t>
+        <w:t xml:space="preserve">Бизнес-логика экранов реализована в классах-наследниках </w:t>
+      </w:r>
+      <w:proofErr w:type="spellStart"/>
+      <w:r>
+        <w:rPr>
+          <w:rFonts w:ascii="Times New Roman" w:hAnsi="Times New Roman" w:cs="Times New Roman"/>
+          <w:sz w:val="28"/>
+          <w:szCs w:val="28"/>
+        </w:rPr>
+        <w:t>Fragment</w:t>
+      </w:r>
+      <w:proofErr w:type="spellEnd"/>
+      <w:r>
+        <w:rPr>
+          <w:rFonts w:ascii="Times New Roman" w:hAnsi="Times New Roman" w:cs="Times New Roman"/>
+          <w:sz w:val="28"/>
+          <w:szCs w:val="28"/>
+        </w:rPr>
+        <w:t>.</w:t>
       </w:r>
       <w:r>
         <w:rPr>
@@ -6944,7 +10187,43 @@
           <w:szCs w:val="28"/>
         </w:rPr>
         <w:lastRenderedPageBreak/>
-        <w:t>Инициализация RecyclerView и присвоение ему менеджера компоновки LinearLayoutManager.</w:t>
+        <w:t xml:space="preserve">Инициализация </w:t>
+      </w:r>
+      <w:proofErr w:type="spellStart"/>
+      <w:r>
+        <w:rPr>
+          <w:rFonts w:ascii="Times New Roman" w:hAnsi="Times New Roman" w:cs="Times New Roman"/>
+          <w:sz w:val="28"/>
+          <w:szCs w:val="28"/>
+        </w:rPr>
+        <w:t>RecyclerView</w:t>
+      </w:r>
+      <w:proofErr w:type="spellEnd"/>
+      <w:r>
+        <w:rPr>
+          <w:rFonts w:ascii="Times New Roman" w:hAnsi="Times New Roman" w:cs="Times New Roman"/>
+          <w:sz w:val="28"/>
+          <w:szCs w:val="28"/>
+        </w:rPr>
+        <w:t xml:space="preserve"> и присвоение ему менеджера компоновки </w:t>
+      </w:r>
+      <w:proofErr w:type="spellStart"/>
+      <w:r>
+        <w:rPr>
+          <w:rFonts w:ascii="Times New Roman" w:hAnsi="Times New Roman" w:cs="Times New Roman"/>
+          <w:sz w:val="28"/>
+          <w:szCs w:val="28"/>
+        </w:rPr>
+        <w:t>LinearLayoutManager</w:t>
+      </w:r>
+      <w:proofErr w:type="spellEnd"/>
+      <w:r>
+        <w:rPr>
+          <w:rFonts w:ascii="Times New Roman" w:hAnsi="Times New Roman" w:cs="Times New Roman"/>
+          <w:sz w:val="28"/>
+          <w:szCs w:val="28"/>
+        </w:rPr>
+        <w:t>.</w:t>
       </w:r>
     </w:p>
     <w:p>
@@ -6968,7 +10247,25 @@
           <w:sz w:val="28"/>
           <w:szCs w:val="28"/>
         </w:rPr>
-        <w:t>Инициализация ExpenseAdapter.</w:t>
+        <w:t xml:space="preserve">Инициализация </w:t>
+      </w:r>
+      <w:proofErr w:type="spellStart"/>
+      <w:r>
+        <w:rPr>
+          <w:rFonts w:ascii="Times New Roman" w:hAnsi="Times New Roman" w:cs="Times New Roman"/>
+          <w:sz w:val="28"/>
+          <w:szCs w:val="28"/>
+        </w:rPr>
+        <w:t>ExpenseAdapter</w:t>
+      </w:r>
+      <w:proofErr w:type="spellEnd"/>
+      <w:r>
+        <w:rPr>
+          <w:rFonts w:ascii="Times New Roman" w:hAnsi="Times New Roman" w:cs="Times New Roman"/>
+          <w:sz w:val="28"/>
+          <w:szCs w:val="28"/>
+        </w:rPr>
+        <w:t>.</w:t>
       </w:r>
     </w:p>
     <w:p>
@@ -6992,7 +10289,43 @@
           <w:sz w:val="28"/>
           <w:szCs w:val="28"/>
         </w:rPr>
-        <w:t>Подписка на данные из ViewModel: viewModel.getAllExpenses(</w:t>
+        <w:t xml:space="preserve">Подписка на данные из </w:t>
+      </w:r>
+      <w:proofErr w:type="spellStart"/>
+      <w:r>
+        <w:rPr>
+          <w:rFonts w:ascii="Times New Roman" w:hAnsi="Times New Roman" w:cs="Times New Roman"/>
+          <w:sz w:val="28"/>
+          <w:szCs w:val="28"/>
+        </w:rPr>
+        <w:t>ViewModel</w:t>
+      </w:r>
+      <w:proofErr w:type="spellEnd"/>
+      <w:r>
+        <w:rPr>
+          <w:rFonts w:ascii="Times New Roman" w:hAnsi="Times New Roman" w:cs="Times New Roman"/>
+          <w:sz w:val="28"/>
+          <w:szCs w:val="28"/>
+        </w:rPr>
+        <w:t xml:space="preserve">: </w:t>
+      </w:r>
+      <w:proofErr w:type="spellStart"/>
+      <w:r>
+        <w:rPr>
+          <w:rFonts w:ascii="Times New Roman" w:hAnsi="Times New Roman" w:cs="Times New Roman"/>
+          <w:sz w:val="28"/>
+          <w:szCs w:val="28"/>
+        </w:rPr>
+        <w:t>viewModel.getAllExpenses</w:t>
+      </w:r>
+      <w:proofErr w:type="spellEnd"/>
+      <w:r>
+        <w:rPr>
+          <w:rFonts w:ascii="Times New Roman" w:hAnsi="Times New Roman" w:cs="Times New Roman"/>
+          <w:sz w:val="28"/>
+          <w:szCs w:val="28"/>
+        </w:rPr>
+        <w:t>(</w:t>
       </w:r>
       <w:proofErr w:type="gramStart"/>
       <w:r>
@@ -7001,8 +10334,18 @@
           <w:sz w:val="28"/>
           <w:szCs w:val="28"/>
         </w:rPr>
-        <w:t>).observe</w:t>
-      </w:r>
+        <w:t>).</w:t>
+      </w:r>
+      <w:proofErr w:type="spellStart"/>
+      <w:r>
+        <w:rPr>
+          <w:rFonts w:ascii="Times New Roman" w:hAnsi="Times New Roman" w:cs="Times New Roman"/>
+          <w:sz w:val="28"/>
+          <w:szCs w:val="28"/>
+        </w:rPr>
+        <w:t>observe</w:t>
+      </w:r>
+      <w:proofErr w:type="spellEnd"/>
       <w:proofErr w:type="gramEnd"/>
       <w:r>
         <w:rPr>
@@ -7012,6 +10355,7 @@
         </w:rPr>
         <w:t>(...). Внутри метода-наблюдателя полученный список передается в адаптер (</w:t>
       </w:r>
+      <w:proofErr w:type="spellStart"/>
       <w:proofErr w:type="gramStart"/>
       <w:r>
         <w:rPr>
@@ -7021,6 +10365,7 @@
         </w:rPr>
         <w:t>adapter.setExpenses</w:t>
       </w:r>
+      <w:proofErr w:type="spellEnd"/>
       <w:proofErr w:type="gramEnd"/>
       <w:r>
         <w:rPr>
@@ -7028,7 +10373,25 @@
           <w:sz w:val="28"/>
           <w:szCs w:val="28"/>
         </w:rPr>
-        <w:t>(expenses)), после чего адаптер сам обновляет интерфейс на экране. Также в этом блоке вызывается метод пересчета итоговой суммы для карточки бюджета.</w:t>
+        <w:t>(</w:t>
+      </w:r>
+      <w:proofErr w:type="spellStart"/>
+      <w:r>
+        <w:rPr>
+          <w:rFonts w:ascii="Times New Roman" w:hAnsi="Times New Roman" w:cs="Times New Roman"/>
+          <w:sz w:val="28"/>
+          <w:szCs w:val="28"/>
+        </w:rPr>
+        <w:t>expenses</w:t>
+      </w:r>
+      <w:proofErr w:type="spellEnd"/>
+      <w:r>
+        <w:rPr>
+          <w:rFonts w:ascii="Times New Roman" w:hAnsi="Times New Roman" w:cs="Times New Roman"/>
+          <w:sz w:val="28"/>
+          <w:szCs w:val="28"/>
+        </w:rPr>
+        <w:t>)), после чего адаптер сам обновляет интерфейс на экране. Также в этом блоке вызывается метод пересчета итоговой суммы для карточки бюджета.</w:t>
       </w:r>
     </w:p>
     <w:p>
@@ -7048,7 +10411,187 @@
           <w:sz w:val="28"/>
           <w:szCs w:val="28"/>
         </w:rPr>
-        <w:t>Для реализации возможности удаления расхода был использован класс ItemTouchHelper. В него передается анонимный класс-обработчик (Callback), который реагирует на смахивание элемента (свайп). При срабатывании события onSwiped программа вычисляет позицию элемента в списке, получает соответствующий объект Expense, отправляет команду на удаление во ViewModel и выводит всплывающее уведомление Toast об успешном удалении. Для улучшения пользовательского опыта переопределен метод onChildDraw, который во время свайпа отрисовывает под элементом красный фон прямоугольника, сигнализирующий о деструктивном действии.</w:t>
+        <w:t xml:space="preserve">Для реализации возможности удаления расхода был использован класс </w:t>
+      </w:r>
+      <w:proofErr w:type="spellStart"/>
+      <w:r>
+        <w:rPr>
+          <w:rFonts w:ascii="Times New Roman" w:hAnsi="Times New Roman" w:cs="Times New Roman"/>
+          <w:sz w:val="28"/>
+          <w:szCs w:val="28"/>
+        </w:rPr>
+        <w:t>ItemTouchHelper</w:t>
+      </w:r>
+      <w:proofErr w:type="spellEnd"/>
+      <w:r>
+        <w:rPr>
+          <w:rFonts w:ascii="Times New Roman" w:hAnsi="Times New Roman" w:cs="Times New Roman"/>
+          <w:sz w:val="28"/>
+          <w:szCs w:val="28"/>
+        </w:rPr>
+        <w:t>. В него передается анонимный класс-обработчик (</w:t>
+      </w:r>
+      <w:proofErr w:type="spellStart"/>
+      <w:r>
+        <w:rPr>
+          <w:rFonts w:ascii="Times New Roman" w:hAnsi="Times New Roman" w:cs="Times New Roman"/>
+          <w:sz w:val="28"/>
+          <w:szCs w:val="28"/>
+        </w:rPr>
+        <w:t>Callback</w:t>
+      </w:r>
+      <w:proofErr w:type="spellEnd"/>
+      <w:r>
+        <w:rPr>
+          <w:rFonts w:ascii="Times New Roman" w:hAnsi="Times New Roman" w:cs="Times New Roman"/>
+          <w:sz w:val="28"/>
+          <w:szCs w:val="28"/>
+        </w:rPr>
+        <w:t>), который реагирует на смахивание элемента (</w:t>
+      </w:r>
+      <w:proofErr w:type="spellStart"/>
+      <w:r>
+        <w:rPr>
+          <w:rFonts w:ascii="Times New Roman" w:hAnsi="Times New Roman" w:cs="Times New Roman"/>
+          <w:sz w:val="28"/>
+          <w:szCs w:val="28"/>
+        </w:rPr>
+        <w:t>свайп</w:t>
+      </w:r>
+      <w:proofErr w:type="spellEnd"/>
+      <w:r>
+        <w:rPr>
+          <w:rFonts w:ascii="Times New Roman" w:hAnsi="Times New Roman" w:cs="Times New Roman"/>
+          <w:sz w:val="28"/>
+          <w:szCs w:val="28"/>
+        </w:rPr>
+        <w:t xml:space="preserve">). При срабатывании события </w:t>
+      </w:r>
+      <w:proofErr w:type="spellStart"/>
+      <w:r>
+        <w:rPr>
+          <w:rFonts w:ascii="Times New Roman" w:hAnsi="Times New Roman" w:cs="Times New Roman"/>
+          <w:sz w:val="28"/>
+          <w:szCs w:val="28"/>
+        </w:rPr>
+        <w:t>onSwiped</w:t>
+      </w:r>
+      <w:proofErr w:type="spellEnd"/>
+      <w:r>
+        <w:rPr>
+          <w:rFonts w:ascii="Times New Roman" w:hAnsi="Times New Roman" w:cs="Times New Roman"/>
+          <w:sz w:val="28"/>
+          <w:szCs w:val="28"/>
+        </w:rPr>
+        <w:t xml:space="preserve"> программа вычисляет позицию элемента в списке, получает соответствующий объект </w:t>
+      </w:r>
+      <w:proofErr w:type="spellStart"/>
+      <w:r>
+        <w:rPr>
+          <w:rFonts w:ascii="Times New Roman" w:hAnsi="Times New Roman" w:cs="Times New Roman"/>
+          <w:sz w:val="28"/>
+          <w:szCs w:val="28"/>
+        </w:rPr>
+        <w:t>Expense</w:t>
+      </w:r>
+      <w:proofErr w:type="spellEnd"/>
+      <w:r>
+        <w:rPr>
+          <w:rFonts w:ascii="Times New Roman" w:hAnsi="Times New Roman" w:cs="Times New Roman"/>
+          <w:sz w:val="28"/>
+          <w:szCs w:val="28"/>
+        </w:rPr>
+        <w:t xml:space="preserve">, отправляет команду на удаление во </w:t>
+      </w:r>
+      <w:proofErr w:type="spellStart"/>
+      <w:r>
+        <w:rPr>
+          <w:rFonts w:ascii="Times New Roman" w:hAnsi="Times New Roman" w:cs="Times New Roman"/>
+          <w:sz w:val="28"/>
+          <w:szCs w:val="28"/>
+        </w:rPr>
+        <w:t>ViewModel</w:t>
+      </w:r>
+      <w:proofErr w:type="spellEnd"/>
+      <w:r>
+        <w:rPr>
+          <w:rFonts w:ascii="Times New Roman" w:hAnsi="Times New Roman" w:cs="Times New Roman"/>
+          <w:sz w:val="28"/>
+          <w:szCs w:val="28"/>
+        </w:rPr>
+        <w:t xml:space="preserve"> и выводит всплывающее уведомление </w:t>
+      </w:r>
+      <w:proofErr w:type="spellStart"/>
+      <w:r>
+        <w:rPr>
+          <w:rFonts w:ascii="Times New Roman" w:hAnsi="Times New Roman" w:cs="Times New Roman"/>
+          <w:sz w:val="28"/>
+          <w:szCs w:val="28"/>
+        </w:rPr>
+        <w:t>Toast</w:t>
+      </w:r>
+      <w:proofErr w:type="spellEnd"/>
+      <w:r>
+        <w:rPr>
+          <w:rFonts w:ascii="Times New Roman" w:hAnsi="Times New Roman" w:cs="Times New Roman"/>
+          <w:sz w:val="28"/>
+          <w:szCs w:val="28"/>
+        </w:rPr>
+        <w:t xml:space="preserve"> об успешном удалении. Для улучшения пользовательского опыта переопределен метод </w:t>
+      </w:r>
+      <w:proofErr w:type="spellStart"/>
+      <w:r>
+        <w:rPr>
+          <w:rFonts w:ascii="Times New Roman" w:hAnsi="Times New Roman" w:cs="Times New Roman"/>
+          <w:sz w:val="28"/>
+          <w:szCs w:val="28"/>
+        </w:rPr>
+        <w:t>onChildDraw</w:t>
+      </w:r>
+      <w:proofErr w:type="spellEnd"/>
+      <w:r>
+        <w:rPr>
+          <w:rFonts w:ascii="Times New Roman" w:hAnsi="Times New Roman" w:cs="Times New Roman"/>
+          <w:sz w:val="28"/>
+          <w:szCs w:val="28"/>
+        </w:rPr>
+        <w:t xml:space="preserve">, который во время </w:t>
+      </w:r>
+      <w:proofErr w:type="spellStart"/>
+      <w:r>
+        <w:rPr>
+          <w:rFonts w:ascii="Times New Roman" w:hAnsi="Times New Roman" w:cs="Times New Roman"/>
+          <w:sz w:val="28"/>
+          <w:szCs w:val="28"/>
+        </w:rPr>
+        <w:t>свайпа</w:t>
+      </w:r>
+      <w:proofErr w:type="spellEnd"/>
+      <w:r>
+        <w:rPr>
+          <w:rFonts w:ascii="Times New Roman" w:hAnsi="Times New Roman" w:cs="Times New Roman"/>
+          <w:sz w:val="28"/>
+          <w:szCs w:val="28"/>
+        </w:rPr>
+        <w:t xml:space="preserve"> </w:t>
+      </w:r>
+      <w:proofErr w:type="spellStart"/>
+      <w:r>
+        <w:rPr>
+          <w:rFonts w:ascii="Times New Roman" w:hAnsi="Times New Roman" w:cs="Times New Roman"/>
+          <w:sz w:val="28"/>
+          <w:szCs w:val="28"/>
+        </w:rPr>
+        <w:t>отрисовывает</w:t>
+      </w:r>
+      <w:proofErr w:type="spellEnd"/>
+      <w:r>
+        <w:rPr>
+          <w:rFonts w:ascii="Times New Roman" w:hAnsi="Times New Roman" w:cs="Times New Roman"/>
+          <w:sz w:val="28"/>
+          <w:szCs w:val="28"/>
+        </w:rPr>
+        <w:t xml:space="preserve"> под элементом красный фон прямоугольника, сигнализирующий о деструктивном действии.</w:t>
       </w:r>
     </w:p>
     <w:p>
@@ -7068,8 +10611,63 @@
           <w:sz w:val="28"/>
           <w:szCs w:val="28"/>
         </w:rPr>
-        <w:t xml:space="preserve">Логика добавления расхода инициируется нажатием на FAB (Floating Action Button). Обработчик нажатия создает экземпляр диалога AddExpenseSheet и вызывает метод </w:t>
-      </w:r>
+        <w:t>Логика добавления расхода инициируется нажатием на FAB (</w:t>
+      </w:r>
+      <w:proofErr w:type="spellStart"/>
+      <w:r>
+        <w:rPr>
+          <w:rFonts w:ascii="Times New Roman" w:hAnsi="Times New Roman" w:cs="Times New Roman"/>
+          <w:sz w:val="28"/>
+          <w:szCs w:val="28"/>
+        </w:rPr>
+        <w:t>Floating</w:t>
+      </w:r>
+      <w:proofErr w:type="spellEnd"/>
+      <w:r>
+        <w:rPr>
+          <w:rFonts w:ascii="Times New Roman" w:hAnsi="Times New Roman" w:cs="Times New Roman"/>
+          <w:sz w:val="28"/>
+          <w:szCs w:val="28"/>
+        </w:rPr>
+        <w:t xml:space="preserve"> Action </w:t>
+      </w:r>
+      <w:proofErr w:type="spellStart"/>
+      <w:r>
+        <w:rPr>
+          <w:rFonts w:ascii="Times New Roman" w:hAnsi="Times New Roman" w:cs="Times New Roman"/>
+          <w:sz w:val="28"/>
+          <w:szCs w:val="28"/>
+        </w:rPr>
+        <w:t>Button</w:t>
+      </w:r>
+      <w:proofErr w:type="spellEnd"/>
+      <w:r>
+        <w:rPr>
+          <w:rFonts w:ascii="Times New Roman" w:hAnsi="Times New Roman" w:cs="Times New Roman"/>
+          <w:sz w:val="28"/>
+          <w:szCs w:val="28"/>
+        </w:rPr>
+        <w:t xml:space="preserve">). Обработчик нажатия создает экземпляр диалога </w:t>
+      </w:r>
+      <w:proofErr w:type="spellStart"/>
+      <w:r>
+        <w:rPr>
+          <w:rFonts w:ascii="Times New Roman" w:hAnsi="Times New Roman" w:cs="Times New Roman"/>
+          <w:sz w:val="28"/>
+          <w:szCs w:val="28"/>
+        </w:rPr>
+        <w:t>AddExpenseSheet</w:t>
+      </w:r>
+      <w:proofErr w:type="spellEnd"/>
+      <w:r>
+        <w:rPr>
+          <w:rFonts w:ascii="Times New Roman" w:hAnsi="Times New Roman" w:cs="Times New Roman"/>
+          <w:sz w:val="28"/>
+          <w:szCs w:val="28"/>
+        </w:rPr>
+        <w:t xml:space="preserve"> и вызывает метод </w:t>
+      </w:r>
+      <w:proofErr w:type="spellStart"/>
       <w:proofErr w:type="gramStart"/>
       <w:r>
         <w:rPr>
@@ -7077,7 +10675,16 @@
           <w:sz w:val="28"/>
           <w:szCs w:val="28"/>
         </w:rPr>
-        <w:t>show(</w:t>
+        <w:t>show</w:t>
+      </w:r>
+      <w:proofErr w:type="spellEnd"/>
+      <w:r>
+        <w:rPr>
+          <w:rFonts w:ascii="Times New Roman" w:hAnsi="Times New Roman" w:cs="Times New Roman"/>
+          <w:sz w:val="28"/>
+          <w:szCs w:val="28"/>
+        </w:rPr>
+        <w:t>(</w:t>
       </w:r>
       <w:proofErr w:type="gramEnd"/>
       <w:r>
@@ -7086,7 +10693,79 @@
           <w:sz w:val="28"/>
           <w:szCs w:val="28"/>
         </w:rPr>
-        <w:t>). Через интерфейс обратного вызова (Callback) диалог возвращает в HomeFragment введенные данные (название, сумму, категорию), после чего формируется новый объект Expense и передается в метод insert базы данных.</w:t>
+        <w:t>). Через интерфейс обратного вызова (</w:t>
+      </w:r>
+      <w:proofErr w:type="spellStart"/>
+      <w:r>
+        <w:rPr>
+          <w:rFonts w:ascii="Times New Roman" w:hAnsi="Times New Roman" w:cs="Times New Roman"/>
+          <w:sz w:val="28"/>
+          <w:szCs w:val="28"/>
+        </w:rPr>
+        <w:t>Callback</w:t>
+      </w:r>
+      <w:proofErr w:type="spellEnd"/>
+      <w:r>
+        <w:rPr>
+          <w:rFonts w:ascii="Times New Roman" w:hAnsi="Times New Roman" w:cs="Times New Roman"/>
+          <w:sz w:val="28"/>
+          <w:szCs w:val="28"/>
+        </w:rPr>
+        <w:t xml:space="preserve">) диалог возвращает в </w:t>
+      </w:r>
+      <w:proofErr w:type="spellStart"/>
+      <w:r>
+        <w:rPr>
+          <w:rFonts w:ascii="Times New Roman" w:hAnsi="Times New Roman" w:cs="Times New Roman"/>
+          <w:sz w:val="28"/>
+          <w:szCs w:val="28"/>
+        </w:rPr>
+        <w:t>HomeFragment</w:t>
+      </w:r>
+      <w:proofErr w:type="spellEnd"/>
+      <w:r>
+        <w:rPr>
+          <w:rFonts w:ascii="Times New Roman" w:hAnsi="Times New Roman" w:cs="Times New Roman"/>
+          <w:sz w:val="28"/>
+          <w:szCs w:val="28"/>
+        </w:rPr>
+        <w:t xml:space="preserve"> введенные данные (название, сумму, категорию), после чего формируется новый объект </w:t>
+      </w:r>
+      <w:proofErr w:type="spellStart"/>
+      <w:r>
+        <w:rPr>
+          <w:rFonts w:ascii="Times New Roman" w:hAnsi="Times New Roman" w:cs="Times New Roman"/>
+          <w:sz w:val="28"/>
+          <w:szCs w:val="28"/>
+        </w:rPr>
+        <w:t>Expense</w:t>
+      </w:r>
+      <w:proofErr w:type="spellEnd"/>
+      <w:r>
+        <w:rPr>
+          <w:rFonts w:ascii="Times New Roman" w:hAnsi="Times New Roman" w:cs="Times New Roman"/>
+          <w:sz w:val="28"/>
+          <w:szCs w:val="28"/>
+        </w:rPr>
+        <w:t xml:space="preserve"> и передается в метод </w:t>
+      </w:r>
+      <w:proofErr w:type="spellStart"/>
+      <w:r>
+        <w:rPr>
+          <w:rFonts w:ascii="Times New Roman" w:hAnsi="Times New Roman" w:cs="Times New Roman"/>
+          <w:sz w:val="28"/>
+          <w:szCs w:val="28"/>
+        </w:rPr>
+        <w:t>insert</w:t>
+      </w:r>
+      <w:proofErr w:type="spellEnd"/>
+      <w:r>
+        <w:rPr>
+          <w:rFonts w:ascii="Times New Roman" w:hAnsi="Times New Roman" w:cs="Times New Roman"/>
+          <w:sz w:val="28"/>
+          <w:szCs w:val="28"/>
+        </w:rPr>
+        <w:t xml:space="preserve"> базы данных.</w:t>
       </w:r>
     </w:p>
     <w:p>
@@ -7106,7 +10785,79 @@
           <w:sz w:val="28"/>
           <w:szCs w:val="28"/>
         </w:rPr>
-        <w:t xml:space="preserve">Отдельного внимания заслуживает реализация поиска по списку расходов. Компонент SearchView оснащен слушателем OnQueryTextListener. При вводе каждого нового символа onQueryTextChange отправляет введенный текст во ViewModel, где к строке добавляются символы подстановки % (для </w:t>
+        <w:t xml:space="preserve">Отдельного внимания заслуживает реализация поиска по списку расходов. Компонент </w:t>
+      </w:r>
+      <w:proofErr w:type="spellStart"/>
+      <w:r>
+        <w:rPr>
+          <w:rFonts w:ascii="Times New Roman" w:hAnsi="Times New Roman" w:cs="Times New Roman"/>
+          <w:sz w:val="28"/>
+          <w:szCs w:val="28"/>
+        </w:rPr>
+        <w:t>SearchView</w:t>
+      </w:r>
+      <w:proofErr w:type="spellEnd"/>
+      <w:r>
+        <w:rPr>
+          <w:rFonts w:ascii="Times New Roman" w:hAnsi="Times New Roman" w:cs="Times New Roman"/>
+          <w:sz w:val="28"/>
+          <w:szCs w:val="28"/>
+        </w:rPr>
+        <w:t xml:space="preserve"> оснащен слушателем </w:t>
+      </w:r>
+      <w:proofErr w:type="spellStart"/>
+      <w:r>
+        <w:rPr>
+          <w:rFonts w:ascii="Times New Roman" w:hAnsi="Times New Roman" w:cs="Times New Roman"/>
+          <w:sz w:val="28"/>
+          <w:szCs w:val="28"/>
+        </w:rPr>
+        <w:t>OnQueryTextListener</w:t>
+      </w:r>
+      <w:proofErr w:type="spellEnd"/>
+      <w:r>
+        <w:rPr>
+          <w:rFonts w:ascii="Times New Roman" w:hAnsi="Times New Roman" w:cs="Times New Roman"/>
+          <w:sz w:val="28"/>
+          <w:szCs w:val="28"/>
+        </w:rPr>
+        <w:t xml:space="preserve">. При вводе каждого нового символа </w:t>
+      </w:r>
+      <w:proofErr w:type="spellStart"/>
+      <w:r>
+        <w:rPr>
+          <w:rFonts w:ascii="Times New Roman" w:hAnsi="Times New Roman" w:cs="Times New Roman"/>
+          <w:sz w:val="28"/>
+          <w:szCs w:val="28"/>
+        </w:rPr>
+        <w:t>onQueryTextChange</w:t>
+      </w:r>
+      <w:proofErr w:type="spellEnd"/>
+      <w:r>
+        <w:rPr>
+          <w:rFonts w:ascii="Times New Roman" w:hAnsi="Times New Roman" w:cs="Times New Roman"/>
+          <w:sz w:val="28"/>
+          <w:szCs w:val="28"/>
+        </w:rPr>
+        <w:t xml:space="preserve"> отправляет введенный текст во </w:t>
+      </w:r>
+      <w:proofErr w:type="spellStart"/>
+      <w:r>
+        <w:rPr>
+          <w:rFonts w:ascii="Times New Roman" w:hAnsi="Times New Roman" w:cs="Times New Roman"/>
+          <w:sz w:val="28"/>
+          <w:szCs w:val="28"/>
+        </w:rPr>
+        <w:t>ViewModel</w:t>
+      </w:r>
+      <w:proofErr w:type="spellEnd"/>
+      <w:r>
+        <w:rPr>
+          <w:rFonts w:ascii="Times New Roman" w:hAnsi="Times New Roman" w:cs="Times New Roman"/>
+          <w:sz w:val="28"/>
+          <w:szCs w:val="28"/>
+        </w:rPr>
+        <w:t xml:space="preserve">, где к строке добавляются символы подстановки % (для </w:t>
       </w:r>
       <w:r>
         <w:rPr>
@@ -7115,7 +10866,25 @@
           <w:szCs w:val="28"/>
         </w:rPr>
         <w:lastRenderedPageBreak/>
-        <w:t>SQL-оператора LIKE). Сформированный LiveData заменяет текущий список в адаптере, обеспечивая мгновенный поиск без необходимости нажатия кнопки "Найти".</w:t>
+        <w:t xml:space="preserve">SQL-оператора LIKE). Сформированный </w:t>
+      </w:r>
+      <w:proofErr w:type="spellStart"/>
+      <w:r>
+        <w:rPr>
+          <w:rFonts w:ascii="Times New Roman" w:hAnsi="Times New Roman" w:cs="Times New Roman"/>
+          <w:sz w:val="28"/>
+          <w:szCs w:val="28"/>
+        </w:rPr>
+        <w:t>LiveData</w:t>
+      </w:r>
+      <w:proofErr w:type="spellEnd"/>
+      <w:r>
+        <w:rPr>
+          <w:rFonts w:ascii="Times New Roman" w:hAnsi="Times New Roman" w:cs="Times New Roman"/>
+          <w:sz w:val="28"/>
+          <w:szCs w:val="28"/>
+        </w:rPr>
+        <w:t xml:space="preserve"> заменяет текущий список в адаптере, обеспечивая мгновенный поиск без необходимости нажатия кнопки "Найти".</w:t>
       </w:r>
     </w:p>
     <w:p>
@@ -7131,12 +10900,161 @@
       </w:pPr>
       <w:r>
         <w:rPr>
-          <w:rFonts w:ascii="Times New Roman" w:hAnsi="Times New Roman" w:cs="Times New Roman"/>
-          <w:sz w:val="28"/>
-          <w:szCs w:val="28"/>
-        </w:rPr>
-        <w:t xml:space="preserve">Контроль бюджета реализован через PreferenceManager (обертку над SharedPreferences). При клике на карточку бюджета открывается диалоговое окно AlertDialog с полем ввода. Сохраненный лимит записывается в XML-файл настроек приложения. Метод </w:t>
-      </w:r>
+          <w:noProof/>
+        </w:rPr>
+        <w:drawing>
+          <wp:inline distT="0" distB="0" distL="0" distR="0" wp14:anchorId="36EFF364" wp14:editId="7DE687CC">
+            <wp:extent cx="4699635" cy="6805930"/>
+            <wp:effectExtent l="0" t="0" r="5715" b="0"/>
+            <wp:docPr id="4" name="Рисунок 4"/>
+            <wp:cNvGraphicFramePr>
+              <a:graphicFrameLocks xmlns:a="http://schemas.openxmlformats.org/drawingml/2006/main" noChangeAspect="1"/>
+            </wp:cNvGraphicFramePr>
+            <a:graphic xmlns:a="http://schemas.openxmlformats.org/drawingml/2006/main">
+              <a:graphicData uri="http://schemas.openxmlformats.org/drawingml/2006/picture">
+                <pic:pic xmlns:pic="http://schemas.openxmlformats.org/drawingml/2006/picture">
+                  <pic:nvPicPr>
+                    <pic:cNvPr id="0" name="Picture 7"/>
+                    <pic:cNvPicPr>
+                      <a:picLocks noChangeAspect="1" noChangeArrowheads="1"/>
+                    </pic:cNvPicPr>
+                  </pic:nvPicPr>
+                  <pic:blipFill>
+                    <a:blip r:embed="rId12">
+                      <a:extLst>
+                        <a:ext uri="{28A0092B-C50C-407E-A947-70E740481C1C}">
+                          <a14:useLocalDpi xmlns:a14="http://schemas.microsoft.com/office/drawing/2010/main" val="0"/>
+                        </a:ext>
+                      </a:extLst>
+                    </a:blip>
+                    <a:srcRect/>
+                    <a:stretch>
+                      <a:fillRect/>
+                    </a:stretch>
+                  </pic:blipFill>
+                  <pic:spPr bwMode="auto">
+                    <a:xfrm>
+                      <a:off x="0" y="0"/>
+                      <a:ext cx="4699635" cy="6805930"/>
+                    </a:xfrm>
+                    <a:prstGeom prst="rect">
+                      <a:avLst/>
+                    </a:prstGeom>
+                    <a:noFill/>
+                    <a:ln>
+                      <a:noFill/>
+                    </a:ln>
+                  </pic:spPr>
+                </pic:pic>
+              </a:graphicData>
+            </a:graphic>
+          </wp:inline>
+        </w:drawing>
+      </w:r>
+    </w:p>
+    <w:p>
+      <w:pPr>
+        <w:spacing w:line="360" w:lineRule="auto"/>
+        <w:ind w:firstLine="709"/>
+        <w:jc w:val="center"/>
+        <w:rPr>
+          <w:rFonts w:ascii="Times New Roman" w:hAnsi="Times New Roman" w:cs="Times New Roman"/>
+          <w:sz w:val="28"/>
+          <w:szCs w:val="28"/>
+        </w:rPr>
+      </w:pPr>
+      <w:r>
+        <w:rPr>
+          <w:rFonts w:ascii="Times New Roman" w:hAnsi="Times New Roman" w:cs="Times New Roman"/>
+          <w:sz w:val="28"/>
+          <w:szCs w:val="28"/>
+        </w:rPr>
+        <w:t>Рис. 2.4. Блок-схема алгоритма добавления новой финансовой записи</w:t>
+      </w:r>
+    </w:p>
+    <w:p>
+      <w:pPr>
+        <w:spacing w:line="360" w:lineRule="auto"/>
+        <w:ind w:firstLine="709"/>
+        <w:jc w:val="both"/>
+        <w:rPr>
+          <w:rFonts w:ascii="Times New Roman" w:hAnsi="Times New Roman" w:cs="Times New Roman"/>
+          <w:sz w:val="28"/>
+          <w:szCs w:val="28"/>
+        </w:rPr>
+      </w:pPr>
+      <w:r>
+        <w:rPr>
+          <w:rFonts w:ascii="Times New Roman" w:hAnsi="Times New Roman" w:cs="Times New Roman"/>
+          <w:sz w:val="28"/>
+          <w:szCs w:val="28"/>
+        </w:rPr>
+        <w:t xml:space="preserve">Контроль бюджета реализован через </w:t>
+      </w:r>
+      <w:proofErr w:type="spellStart"/>
+      <w:r>
+        <w:rPr>
+          <w:rFonts w:ascii="Times New Roman" w:hAnsi="Times New Roman" w:cs="Times New Roman"/>
+          <w:sz w:val="28"/>
+          <w:szCs w:val="28"/>
+        </w:rPr>
+        <w:t>PreferenceManager</w:t>
+      </w:r>
+      <w:proofErr w:type="spellEnd"/>
+      <w:r>
+        <w:rPr>
+          <w:rFonts w:ascii="Times New Roman" w:hAnsi="Times New Roman" w:cs="Times New Roman"/>
+          <w:sz w:val="28"/>
+          <w:szCs w:val="28"/>
+        </w:rPr>
+        <w:t xml:space="preserve"> (обертку над </w:t>
+      </w:r>
+      <w:proofErr w:type="spellStart"/>
+      <w:r>
+        <w:rPr>
+          <w:rFonts w:ascii="Times New Roman" w:hAnsi="Times New Roman" w:cs="Times New Roman"/>
+          <w:sz w:val="28"/>
+          <w:szCs w:val="28"/>
+        </w:rPr>
+        <w:t>SharedPreferences</w:t>
+      </w:r>
+      <w:proofErr w:type="spellEnd"/>
+      <w:r>
+        <w:rPr>
+          <w:rFonts w:ascii="Times New Roman" w:hAnsi="Times New Roman" w:cs="Times New Roman"/>
+          <w:sz w:val="28"/>
+          <w:szCs w:val="28"/>
+        </w:rPr>
+        <w:t xml:space="preserve">). При клике на карточку бюджета открывается диалоговое окно </w:t>
+      </w:r>
+      <w:proofErr w:type="spellStart"/>
+      <w:r>
+        <w:rPr>
+          <w:rFonts w:ascii="Times New Roman" w:hAnsi="Times New Roman" w:cs="Times New Roman"/>
+          <w:sz w:val="28"/>
+          <w:szCs w:val="28"/>
+        </w:rPr>
+        <w:t>AlertDialog</w:t>
+      </w:r>
+      <w:proofErr w:type="spellEnd"/>
+      <w:r>
+        <w:rPr>
+          <w:rFonts w:ascii="Times New Roman" w:hAnsi="Times New Roman" w:cs="Times New Roman"/>
+          <w:sz w:val="28"/>
+          <w:szCs w:val="28"/>
+        </w:rPr>
+        <w:t xml:space="preserve"> с полем ввода. Сохраненный лимит записывается в XML-</w:t>
+      </w:r>
+      <w:r>
+        <w:rPr>
+          <w:rFonts w:ascii="Times New Roman" w:hAnsi="Times New Roman" w:cs="Times New Roman"/>
+          <w:sz w:val="28"/>
+          <w:szCs w:val="28"/>
+        </w:rPr>
+        <w:lastRenderedPageBreak/>
+        <w:t xml:space="preserve">файл настроек приложения. Метод </w:t>
+      </w:r>
+      <w:proofErr w:type="spellStart"/>
       <w:proofErr w:type="gramStart"/>
       <w:r>
         <w:rPr>
@@ -7144,7 +11062,16 @@
           <w:sz w:val="28"/>
           <w:szCs w:val="28"/>
         </w:rPr>
-        <w:t>updateTotalSum(</w:t>
+        <w:t>updateTotalSum</w:t>
+      </w:r>
+      <w:proofErr w:type="spellEnd"/>
+      <w:r>
+        <w:rPr>
+          <w:rFonts w:ascii="Times New Roman" w:hAnsi="Times New Roman" w:cs="Times New Roman"/>
+          <w:sz w:val="28"/>
+          <w:szCs w:val="28"/>
+        </w:rPr>
+        <w:t>(</w:t>
       </w:r>
       <w:proofErr w:type="gramEnd"/>
       <w:r>
@@ -7153,7 +11080,43 @@
           <w:sz w:val="28"/>
           <w:szCs w:val="28"/>
         </w:rPr>
-        <w:t>) рассчитывает отношение всех трат к установленному лимиту и обновляет свойство progress у компонента LinearProgressIndicator.</w:t>
+        <w:t xml:space="preserve">) рассчитывает отношение всех трат к установленному лимиту и обновляет свойство </w:t>
+      </w:r>
+      <w:proofErr w:type="spellStart"/>
+      <w:r>
+        <w:rPr>
+          <w:rFonts w:ascii="Times New Roman" w:hAnsi="Times New Roman" w:cs="Times New Roman"/>
+          <w:sz w:val="28"/>
+          <w:szCs w:val="28"/>
+        </w:rPr>
+        <w:t>progress</w:t>
+      </w:r>
+      <w:proofErr w:type="spellEnd"/>
+      <w:r>
+        <w:rPr>
+          <w:rFonts w:ascii="Times New Roman" w:hAnsi="Times New Roman" w:cs="Times New Roman"/>
+          <w:sz w:val="28"/>
+          <w:szCs w:val="28"/>
+        </w:rPr>
+        <w:t xml:space="preserve"> у компонента </w:t>
+      </w:r>
+      <w:proofErr w:type="spellStart"/>
+      <w:r>
+        <w:rPr>
+          <w:rFonts w:ascii="Times New Roman" w:hAnsi="Times New Roman" w:cs="Times New Roman"/>
+          <w:sz w:val="28"/>
+          <w:szCs w:val="28"/>
+        </w:rPr>
+        <w:t>LinearProgressIndicator</w:t>
+      </w:r>
+      <w:proofErr w:type="spellEnd"/>
+      <w:r>
+        <w:rPr>
+          <w:rFonts w:ascii="Times New Roman" w:hAnsi="Times New Roman" w:cs="Times New Roman"/>
+          <w:sz w:val="28"/>
+          <w:szCs w:val="28"/>
+        </w:rPr>
+        <w:t>.</w:t>
       </w:r>
     </w:p>
     <w:p>
@@ -7195,7 +11158,43 @@
           <w:sz w:val="28"/>
           <w:szCs w:val="28"/>
         </w:rPr>
-        <w:t>Экран статистики управляется классом StatsFragment.java. Главная задача этого фрагмента — получить "плоский" список расходов из ViewModel, сгруппировать их по категориям и передать в библиотеку MPAndroidChart.</w:t>
+        <w:t xml:space="preserve">Экран статистики управляется классом StatsFragment.java. Главная задача этого фрагмента — получить "плоский" список расходов из </w:t>
+      </w:r>
+      <w:proofErr w:type="spellStart"/>
+      <w:r>
+        <w:rPr>
+          <w:rFonts w:ascii="Times New Roman" w:hAnsi="Times New Roman" w:cs="Times New Roman"/>
+          <w:sz w:val="28"/>
+          <w:szCs w:val="28"/>
+        </w:rPr>
+        <w:t>ViewModel</w:t>
+      </w:r>
+      <w:proofErr w:type="spellEnd"/>
+      <w:r>
+        <w:rPr>
+          <w:rFonts w:ascii="Times New Roman" w:hAnsi="Times New Roman" w:cs="Times New Roman"/>
+          <w:sz w:val="28"/>
+          <w:szCs w:val="28"/>
+        </w:rPr>
+        <w:t xml:space="preserve">, сгруппировать их по категориям и передать в библиотеку </w:t>
+      </w:r>
+      <w:proofErr w:type="spellStart"/>
+      <w:r>
+        <w:rPr>
+          <w:rFonts w:ascii="Times New Roman" w:hAnsi="Times New Roman" w:cs="Times New Roman"/>
+          <w:sz w:val="28"/>
+          <w:szCs w:val="28"/>
+        </w:rPr>
+        <w:t>MPAndroidChart</w:t>
+      </w:r>
+      <w:proofErr w:type="spellEnd"/>
+      <w:r>
+        <w:rPr>
+          <w:rFonts w:ascii="Times New Roman" w:hAnsi="Times New Roman" w:cs="Times New Roman"/>
+          <w:sz w:val="28"/>
+          <w:szCs w:val="28"/>
+        </w:rPr>
+        <w:t>.</w:t>
       </w:r>
     </w:p>
     <w:p>
@@ -7217,6 +11216,7 @@
         </w:rPr>
         <w:t xml:space="preserve">Эта логика реализована в методе </w:t>
       </w:r>
+      <w:proofErr w:type="spellStart"/>
       <w:proofErr w:type="gramStart"/>
       <w:r>
         <w:rPr>
@@ -7224,7 +11224,16 @@
           <w:sz w:val="28"/>
           <w:szCs w:val="28"/>
         </w:rPr>
-        <w:t>updateStats(</w:t>
+        <w:t>updateStats</w:t>
+      </w:r>
+      <w:proofErr w:type="spellEnd"/>
+      <w:r>
+        <w:rPr>
+          <w:rFonts w:ascii="Times New Roman" w:hAnsi="Times New Roman" w:cs="Times New Roman"/>
+          <w:sz w:val="28"/>
+          <w:szCs w:val="28"/>
+        </w:rPr>
+        <w:t>(</w:t>
       </w:r>
       <w:proofErr w:type="gramEnd"/>
       <w:r>
@@ -7295,6 +11304,7 @@
         </w:rPr>
         <w:t xml:space="preserve"> </w:t>
       </w:r>
+      <w:proofErr w:type="spellStart"/>
       <w:r>
         <w:rPr>
           <w:rFonts w:ascii="Times New Roman" w:hAnsi="Times New Roman" w:cs="Times New Roman"/>
@@ -7303,6 +11313,7 @@
         </w:rPr>
         <w:t>хеш</w:t>
       </w:r>
+      <w:proofErr w:type="spellEnd"/>
       <w:r>
         <w:rPr>
           <w:rFonts w:ascii="Times New Roman" w:hAnsi="Times New Roman" w:cs="Times New Roman"/>
@@ -7347,7 +11358,27 @@
           <w:szCs w:val="28"/>
           <w:lang w:val="en-US"/>
         </w:rPr>
-        <w:t>String, Double&gt; categorySumMap.</w:t>
+        <w:t xml:space="preserve">String, Double&gt; </w:t>
+      </w:r>
+      <w:proofErr w:type="spellStart"/>
+      <w:r>
+        <w:rPr>
+          <w:rFonts w:ascii="Times New Roman" w:hAnsi="Times New Roman" w:cs="Times New Roman"/>
+          <w:sz w:val="28"/>
+          <w:szCs w:val="28"/>
+          <w:lang w:val="en-US"/>
+        </w:rPr>
+        <w:t>categorySumMap</w:t>
+      </w:r>
+      <w:proofErr w:type="spellEnd"/>
+      <w:r>
+        <w:rPr>
+          <w:rFonts w:ascii="Times New Roman" w:hAnsi="Times New Roman" w:cs="Times New Roman"/>
+          <w:sz w:val="28"/>
+          <w:szCs w:val="28"/>
+          <w:lang w:val="en-US"/>
+        </w:rPr>
+        <w:t>.</w:t>
       </w:r>
     </w:p>
     <w:p>
@@ -7371,7 +11402,25 @@
           <w:sz w:val="28"/>
           <w:szCs w:val="28"/>
         </w:rPr>
-        <w:t xml:space="preserve">Запускается цикл по всем расходам (Expense </w:t>
+        <w:t>Запускается цикл по всем расходам (</w:t>
+      </w:r>
+      <w:proofErr w:type="spellStart"/>
+      <w:r>
+        <w:rPr>
+          <w:rFonts w:ascii="Times New Roman" w:hAnsi="Times New Roman" w:cs="Times New Roman"/>
+          <w:sz w:val="28"/>
+          <w:szCs w:val="28"/>
+        </w:rPr>
+        <w:t>Expense</w:t>
+      </w:r>
+      <w:proofErr w:type="spellEnd"/>
+      <w:r>
+        <w:rPr>
+          <w:rFonts w:ascii="Times New Roman" w:hAnsi="Times New Roman" w:cs="Times New Roman"/>
+          <w:sz w:val="28"/>
+          <w:szCs w:val="28"/>
+        </w:rPr>
+        <w:t xml:space="preserve"> </w:t>
       </w:r>
       <w:proofErr w:type="gramStart"/>
       <w:r>
@@ -7389,7 +11438,25 @@
           <w:sz w:val="28"/>
           <w:szCs w:val="28"/>
         </w:rPr>
-        <w:t xml:space="preserve"> expenses).</w:t>
+        <w:t xml:space="preserve"> </w:t>
+      </w:r>
+      <w:proofErr w:type="spellStart"/>
+      <w:r>
+        <w:rPr>
+          <w:rFonts w:ascii="Times New Roman" w:hAnsi="Times New Roman" w:cs="Times New Roman"/>
+          <w:sz w:val="28"/>
+          <w:szCs w:val="28"/>
+        </w:rPr>
+        <w:t>expenses</w:t>
+      </w:r>
+      <w:proofErr w:type="spellEnd"/>
+      <w:r>
+        <w:rPr>
+          <w:rFonts w:ascii="Times New Roman" w:hAnsi="Times New Roman" w:cs="Times New Roman"/>
+          <w:sz w:val="28"/>
+          <w:szCs w:val="28"/>
+        </w:rPr>
+        <w:t>).</w:t>
       </w:r>
     </w:p>
     <w:p>
@@ -7413,7 +11480,25 @@
           <w:sz w:val="28"/>
           <w:szCs w:val="28"/>
         </w:rPr>
-        <w:t>Для каждой записи проверяется наличие ее категории в Map. Если категория уже есть, сумма прибавляется к существующей. Если нет — создается новая пара "Ключ-Значение".</w:t>
+        <w:t xml:space="preserve">Для каждой записи проверяется наличие ее категории в </w:t>
+      </w:r>
+      <w:proofErr w:type="spellStart"/>
+      <w:r>
+        <w:rPr>
+          <w:rFonts w:ascii="Times New Roman" w:hAnsi="Times New Roman" w:cs="Times New Roman"/>
+          <w:sz w:val="28"/>
+          <w:szCs w:val="28"/>
+        </w:rPr>
+        <w:t>Map</w:t>
+      </w:r>
+      <w:proofErr w:type="spellEnd"/>
+      <w:r>
+        <w:rPr>
+          <w:rFonts w:ascii="Times New Roman" w:hAnsi="Times New Roman" w:cs="Times New Roman"/>
+          <w:sz w:val="28"/>
+          <w:szCs w:val="28"/>
+        </w:rPr>
+        <w:t>. Если категория уже есть, сумма прибавляется к существующей. Если нет — создается новая пара "Ключ-Значение".</w:t>
       </w:r>
     </w:p>
     <w:p>
@@ -7437,7 +11522,25 @@
           <w:sz w:val="28"/>
           <w:szCs w:val="28"/>
         </w:rPr>
-        <w:t>Параллельно вычисляется общая сумма currentTotal для расчета процентов.</w:t>
+        <w:t xml:space="preserve">Параллельно вычисляется общая сумма </w:t>
+      </w:r>
+      <w:proofErr w:type="spellStart"/>
+      <w:r>
+        <w:rPr>
+          <w:rFonts w:ascii="Times New Roman" w:hAnsi="Times New Roman" w:cs="Times New Roman"/>
+          <w:sz w:val="28"/>
+          <w:szCs w:val="28"/>
+        </w:rPr>
+        <w:t>currentTotal</w:t>
+      </w:r>
+      <w:proofErr w:type="spellEnd"/>
+      <w:r>
+        <w:rPr>
+          <w:rFonts w:ascii="Times New Roman" w:hAnsi="Times New Roman" w:cs="Times New Roman"/>
+          <w:sz w:val="28"/>
+          <w:szCs w:val="28"/>
+        </w:rPr>
+        <w:t xml:space="preserve"> для расчета процентов.</w:t>
       </w:r>
     </w:p>
     <w:p>
@@ -7457,7 +11560,171 @@
           <w:sz w:val="28"/>
           <w:szCs w:val="28"/>
         </w:rPr>
-        <w:t xml:space="preserve">После формирования сгруппированных данных, создается список объектов PieEntry (формат данных, требуемый библиотекой графиков). График настраивается: отключается стандартная легенда и описания секторов для </w:t>
+        <w:t xml:space="preserve">После формирования сгруппированных данных, создается список объектов </w:t>
+      </w:r>
+      <w:proofErr w:type="spellStart"/>
+      <w:r>
+        <w:rPr>
+          <w:rFonts w:ascii="Times New Roman" w:hAnsi="Times New Roman" w:cs="Times New Roman"/>
+          <w:sz w:val="28"/>
+          <w:szCs w:val="28"/>
+        </w:rPr>
+        <w:t>PieEntry</w:t>
+      </w:r>
+      <w:proofErr w:type="spellEnd"/>
+      <w:r>
+        <w:rPr>
+          <w:rFonts w:ascii="Times New Roman" w:hAnsi="Times New Roman" w:cs="Times New Roman"/>
+          <w:sz w:val="28"/>
+          <w:szCs w:val="28"/>
+        </w:rPr>
+        <w:t xml:space="preserve"> (формат данных, требуемый библиотекой графиков). График настраивается: отключается стандартная легенда и описания секторов для визуальной разгрузки интерфейса. Запускается анимация построения графика </w:t>
+      </w:r>
+      <w:proofErr w:type="spellStart"/>
+      <w:r>
+        <w:rPr>
+          <w:rFonts w:ascii="Times New Roman" w:hAnsi="Times New Roman" w:cs="Times New Roman"/>
+          <w:sz w:val="28"/>
+          <w:szCs w:val="28"/>
+        </w:rPr>
+        <w:t>pieChart.animateY</w:t>
+      </w:r>
+      <w:proofErr w:type="spellEnd"/>
+      <w:r>
+        <w:rPr>
+          <w:rFonts w:ascii="Times New Roman" w:hAnsi="Times New Roman" w:cs="Times New Roman"/>
+          <w:sz w:val="28"/>
+          <w:szCs w:val="28"/>
+        </w:rPr>
+        <w:t>(800).</w:t>
+      </w:r>
+    </w:p>
+    <w:p>
+      <w:pPr>
+        <w:spacing w:line="360" w:lineRule="auto"/>
+        <w:ind w:firstLine="709"/>
+        <w:jc w:val="both"/>
+        <w:rPr>
+          <w:rFonts w:ascii="Times New Roman" w:hAnsi="Times New Roman" w:cs="Times New Roman"/>
+          <w:sz w:val="28"/>
+          <w:szCs w:val="28"/>
+        </w:rPr>
+      </w:pPr>
+      <w:r>
+        <w:rPr>
+          <w:rFonts w:ascii="Times New Roman" w:hAnsi="Times New Roman" w:cs="Times New Roman"/>
+          <w:sz w:val="28"/>
+          <w:szCs w:val="28"/>
+        </w:rPr>
+        <w:t xml:space="preserve">Для отображения текстовой расшифровки используется метод </w:t>
+      </w:r>
+      <w:proofErr w:type="spellStart"/>
+      <w:proofErr w:type="gramStart"/>
+      <w:r>
+        <w:rPr>
+          <w:rFonts w:ascii="Times New Roman" w:hAnsi="Times New Roman" w:cs="Times New Roman"/>
+          <w:sz w:val="28"/>
+          <w:szCs w:val="28"/>
+        </w:rPr>
+        <w:t>renderCategoryList</w:t>
+      </w:r>
+      <w:proofErr w:type="spellEnd"/>
+      <w:r>
+        <w:rPr>
+          <w:rFonts w:ascii="Times New Roman" w:hAnsi="Times New Roman" w:cs="Times New Roman"/>
+          <w:sz w:val="28"/>
+          <w:szCs w:val="28"/>
+        </w:rPr>
+        <w:t>(</w:t>
+      </w:r>
+      <w:proofErr w:type="gramEnd"/>
+      <w:r>
+        <w:rPr>
+          <w:rFonts w:ascii="Times New Roman" w:hAnsi="Times New Roman" w:cs="Times New Roman"/>
+          <w:sz w:val="28"/>
+          <w:szCs w:val="28"/>
+        </w:rPr>
+        <w:t xml:space="preserve">). Он </w:t>
+      </w:r>
+      <w:proofErr w:type="spellStart"/>
+      <w:r>
+        <w:rPr>
+          <w:rFonts w:ascii="Times New Roman" w:hAnsi="Times New Roman" w:cs="Times New Roman"/>
+          <w:sz w:val="28"/>
+          <w:szCs w:val="28"/>
+        </w:rPr>
+        <w:t>программно</w:t>
+      </w:r>
+      <w:proofErr w:type="spellEnd"/>
+      <w:r>
+        <w:rPr>
+          <w:rFonts w:ascii="Times New Roman" w:hAnsi="Times New Roman" w:cs="Times New Roman"/>
+          <w:sz w:val="28"/>
+          <w:szCs w:val="28"/>
+        </w:rPr>
+        <w:t xml:space="preserve"> создает (</w:t>
+      </w:r>
+      <w:proofErr w:type="spellStart"/>
+      <w:r>
+        <w:rPr>
+          <w:rFonts w:ascii="Times New Roman" w:hAnsi="Times New Roman" w:cs="Times New Roman"/>
+          <w:sz w:val="28"/>
+          <w:szCs w:val="28"/>
+        </w:rPr>
+        <w:t>инфлейтит</w:t>
+      </w:r>
+      <w:proofErr w:type="spellEnd"/>
+      <w:r>
+        <w:rPr>
+          <w:rFonts w:ascii="Times New Roman" w:hAnsi="Times New Roman" w:cs="Times New Roman"/>
+          <w:sz w:val="28"/>
+          <w:szCs w:val="28"/>
+        </w:rPr>
+        <w:t xml:space="preserve">) макет item_category_stat.xml для каждой категории, подставляет вычисленные суммы и проценты, закрашивает маркер нужным цветом (используя вспомогательный класс </w:t>
+      </w:r>
+      <w:proofErr w:type="spellStart"/>
+      <w:r>
+        <w:rPr>
+          <w:rFonts w:ascii="Times New Roman" w:hAnsi="Times New Roman" w:cs="Times New Roman"/>
+          <w:sz w:val="28"/>
+          <w:szCs w:val="28"/>
+        </w:rPr>
+        <w:t>CategoryColorMapper</w:t>
+      </w:r>
+      <w:proofErr w:type="spellEnd"/>
+      <w:r>
+        <w:rPr>
+          <w:rFonts w:ascii="Times New Roman" w:hAnsi="Times New Roman" w:cs="Times New Roman"/>
+          <w:sz w:val="28"/>
+          <w:szCs w:val="28"/>
+        </w:rPr>
+        <w:t xml:space="preserve">) и добавляет View в контейнер </w:t>
+      </w:r>
+      <w:proofErr w:type="spellStart"/>
+      <w:r>
+        <w:rPr>
+          <w:rFonts w:ascii="Times New Roman" w:hAnsi="Times New Roman" w:cs="Times New Roman"/>
+          <w:sz w:val="28"/>
+          <w:szCs w:val="28"/>
+        </w:rPr>
+        <w:t>LinearLayout</w:t>
+      </w:r>
+      <w:proofErr w:type="spellEnd"/>
+      <w:r>
+        <w:rPr>
+          <w:rFonts w:ascii="Times New Roman" w:hAnsi="Times New Roman" w:cs="Times New Roman"/>
+          <w:sz w:val="28"/>
+          <w:szCs w:val="28"/>
+        </w:rPr>
+        <w:t>.</w:t>
+      </w:r>
+      <w:r>
+        <w:rPr>
+          <w:rFonts w:ascii="Times New Roman" w:hAnsi="Times New Roman" w:cs="Times New Roman"/>
+          <w:sz w:val="28"/>
+          <w:szCs w:val="28"/>
+        </w:rPr>
+        <w:br/>
       </w:r>
       <w:r>
         <w:rPr>
@@ -7466,54 +11733,61 @@
           <w:szCs w:val="28"/>
         </w:rPr>
         <w:lastRenderedPageBreak/>
-        <w:t>визуальной разгрузки интерфейса. Запускается анимация построения графика pieChart.animateY(800).</w:t>
-      </w:r>
-    </w:p>
-    <w:p>
-      <w:pPr>
-        <w:spacing w:line="360" w:lineRule="auto"/>
-        <w:ind w:firstLine="709"/>
-        <w:jc w:val="both"/>
-        <w:rPr>
-          <w:rFonts w:ascii="Times New Roman" w:hAnsi="Times New Roman" w:cs="Times New Roman"/>
-          <w:sz w:val="28"/>
-          <w:szCs w:val="28"/>
-        </w:rPr>
-      </w:pPr>
-      <w:r>
-        <w:rPr>
-          <w:rFonts w:ascii="Times New Roman" w:hAnsi="Times New Roman" w:cs="Times New Roman"/>
-          <w:sz w:val="28"/>
-          <w:szCs w:val="28"/>
-        </w:rPr>
-        <w:t xml:space="preserve">Для отображения текстовой расшифровки используется метод </w:t>
-      </w:r>
-      <w:proofErr w:type="gramStart"/>
-      <w:r>
-        <w:rPr>
-          <w:rFonts w:ascii="Times New Roman" w:hAnsi="Times New Roman" w:cs="Times New Roman"/>
-          <w:sz w:val="28"/>
-          <w:szCs w:val="28"/>
-        </w:rPr>
-        <w:t>renderCategoryList(</w:t>
-      </w:r>
-      <w:proofErr w:type="gramEnd"/>
-      <w:r>
-        <w:rPr>
-          <w:rFonts w:ascii="Times New Roman" w:hAnsi="Times New Roman" w:cs="Times New Roman"/>
-          <w:sz w:val="28"/>
-          <w:szCs w:val="28"/>
-        </w:rPr>
-        <w:t>). Он программно создает (инфлейтит) макет item_category_stat.xml для каждой категории, подставляет вычисленные суммы и проценты, закрашивает маркер нужным цветом (используя вспомогательный класс CategoryColorMapper) и добавляет View в контейнер LinearLayout.</w:t>
-      </w:r>
-      <w:r>
-        <w:rPr>
-          <w:rFonts w:ascii="Times New Roman" w:hAnsi="Times New Roman" w:cs="Times New Roman"/>
-          <w:sz w:val="28"/>
-          <w:szCs w:val="28"/>
-        </w:rPr>
-        <w:br/>
-        <w:t>Библиотека MPAndroidChart поддерживает интерактивность: при касании пальцем ного сектора на диаграмме срабатывает метод onValueSelected, который очищает список категорий под графиком и выводит информацию только о выбранной (нажатой) категории.</w:t>
+        <w:t xml:space="preserve">Библиотека </w:t>
+      </w:r>
+      <w:proofErr w:type="spellStart"/>
+      <w:r>
+        <w:rPr>
+          <w:rFonts w:ascii="Times New Roman" w:hAnsi="Times New Roman" w:cs="Times New Roman"/>
+          <w:sz w:val="28"/>
+          <w:szCs w:val="28"/>
+        </w:rPr>
+        <w:t>MPAndroidChart</w:t>
+      </w:r>
+      <w:proofErr w:type="spellEnd"/>
+      <w:r>
+        <w:rPr>
+          <w:rFonts w:ascii="Times New Roman" w:hAnsi="Times New Roman" w:cs="Times New Roman"/>
+          <w:sz w:val="28"/>
+          <w:szCs w:val="28"/>
+        </w:rPr>
+        <w:t xml:space="preserve"> поддерживает интерактивность: при касании пальцем </w:t>
+      </w:r>
+      <w:proofErr w:type="spellStart"/>
+      <w:r>
+        <w:rPr>
+          <w:rFonts w:ascii="Times New Roman" w:hAnsi="Times New Roman" w:cs="Times New Roman"/>
+          <w:sz w:val="28"/>
+          <w:szCs w:val="28"/>
+        </w:rPr>
+        <w:t>ного</w:t>
+      </w:r>
+      <w:proofErr w:type="spellEnd"/>
+      <w:r>
+        <w:rPr>
+          <w:rFonts w:ascii="Times New Roman" w:hAnsi="Times New Roman" w:cs="Times New Roman"/>
+          <w:sz w:val="28"/>
+          <w:szCs w:val="28"/>
+        </w:rPr>
+        <w:t xml:space="preserve"> сектора на диаграмме срабатывает метод </w:t>
+      </w:r>
+      <w:proofErr w:type="spellStart"/>
+      <w:r>
+        <w:rPr>
+          <w:rFonts w:ascii="Times New Roman" w:hAnsi="Times New Roman" w:cs="Times New Roman"/>
+          <w:sz w:val="28"/>
+          <w:szCs w:val="28"/>
+        </w:rPr>
+        <w:t>onValueSelected</w:t>
+      </w:r>
+      <w:proofErr w:type="spellEnd"/>
+      <w:r>
+        <w:rPr>
+          <w:rFonts w:ascii="Times New Roman" w:hAnsi="Times New Roman" w:cs="Times New Roman"/>
+          <w:sz w:val="28"/>
+          <w:szCs w:val="28"/>
+        </w:rPr>
+        <w:t>, который очищает список категорий под графиком и выводит информацию только о выбранной (нажатой) категории.</w:t>
       </w:r>
     </w:p>
     <w:p>
@@ -7559,7 +11833,43 @@
           <w:sz w:val="28"/>
           <w:szCs w:val="28"/>
         </w:rPr>
-        <w:t>После завершения этапа кодирования было проведено функциональное и интерфейсное тестирование мобильного приложения на эмуляторе Android Studio (Pixel 6, API 33), а также на реальном физическом устройстве.</w:t>
+        <w:t xml:space="preserve">После завершения этапа кодирования было проведено функциональное и интерфейсное тестирование мобильного приложения на эмуляторе </w:t>
+      </w:r>
+      <w:proofErr w:type="spellStart"/>
+      <w:r>
+        <w:rPr>
+          <w:rFonts w:ascii="Times New Roman" w:hAnsi="Times New Roman" w:cs="Times New Roman"/>
+          <w:sz w:val="28"/>
+          <w:szCs w:val="28"/>
+        </w:rPr>
+        <w:t>Android</w:t>
+      </w:r>
+      <w:proofErr w:type="spellEnd"/>
+      <w:r>
+        <w:rPr>
+          <w:rFonts w:ascii="Times New Roman" w:hAnsi="Times New Roman" w:cs="Times New Roman"/>
+          <w:sz w:val="28"/>
+          <w:szCs w:val="28"/>
+        </w:rPr>
+        <w:t xml:space="preserve"> Studio (</w:t>
+      </w:r>
+      <w:proofErr w:type="spellStart"/>
+      <w:r>
+        <w:rPr>
+          <w:rFonts w:ascii="Times New Roman" w:hAnsi="Times New Roman" w:cs="Times New Roman"/>
+          <w:sz w:val="28"/>
+          <w:szCs w:val="28"/>
+        </w:rPr>
+        <w:t>Pixel</w:t>
+      </w:r>
+      <w:proofErr w:type="spellEnd"/>
+      <w:r>
+        <w:rPr>
+          <w:rFonts w:ascii="Times New Roman" w:hAnsi="Times New Roman" w:cs="Times New Roman"/>
+          <w:sz w:val="28"/>
+          <w:szCs w:val="28"/>
+        </w:rPr>
+        <w:t xml:space="preserve"> 6, API 33), а также на реальном физическом устройстве.</w:t>
       </w:r>
     </w:p>
     <w:p>
@@ -7603,7 +11913,43 @@
           <w:sz w:val="28"/>
           <w:szCs w:val="28"/>
         </w:rPr>
-        <w:t>Тестирование ввода данных: при попытке сохранения пустого расхода (без указания суммы или названия) форма корректно блокирует операцию. Ввод некорректных числовых форматов (например, несколько запятых) блокируется настройками клавиатуры на уровне XML (inputType="numberDecimal").</w:t>
+        <w:t>Тестирование ввода данных: при попытке сохранения пустого расхода (без указания суммы или названия) форма корректно блокирует операцию. Ввод некорректных числовых форматов (например, несколько запятых) блокируется настройками клавиатуры на уровне XML (</w:t>
+      </w:r>
+      <w:proofErr w:type="spellStart"/>
+      <w:r>
+        <w:rPr>
+          <w:rFonts w:ascii="Times New Roman" w:hAnsi="Times New Roman" w:cs="Times New Roman"/>
+          <w:sz w:val="28"/>
+          <w:szCs w:val="28"/>
+        </w:rPr>
+        <w:t>inputType</w:t>
+      </w:r>
+      <w:proofErr w:type="spellEnd"/>
+      <w:r>
+        <w:rPr>
+          <w:rFonts w:ascii="Times New Roman" w:hAnsi="Times New Roman" w:cs="Times New Roman"/>
+          <w:sz w:val="28"/>
+          <w:szCs w:val="28"/>
+        </w:rPr>
+        <w:t>="</w:t>
+      </w:r>
+      <w:proofErr w:type="spellStart"/>
+      <w:r>
+        <w:rPr>
+          <w:rFonts w:ascii="Times New Roman" w:hAnsi="Times New Roman" w:cs="Times New Roman"/>
+          <w:sz w:val="28"/>
+          <w:szCs w:val="28"/>
+        </w:rPr>
+        <w:t>numberDecimal</w:t>
+      </w:r>
+      <w:proofErr w:type="spellEnd"/>
+      <w:r>
+        <w:rPr>
+          <w:rFonts w:ascii="Times New Roman" w:hAnsi="Times New Roman" w:cs="Times New Roman"/>
+          <w:sz w:val="28"/>
+          <w:szCs w:val="28"/>
+        </w:rPr>
+        <w:t>").</w:t>
       </w:r>
     </w:p>
     <w:p>
@@ -7627,7 +11973,43 @@
           <w:sz w:val="28"/>
           <w:szCs w:val="28"/>
         </w:rPr>
-        <w:t>Тестирование сохранения состояния: при повороте экрана устройства из портретной в ландшафтную ориентацию и обратно, введенный текст в строке поиска не сбрасывается, а список не перезапрашивается заново благодаря использованию компонента ViewModel.</w:t>
+        <w:t xml:space="preserve">Тестирование сохранения состояния: при повороте экрана устройства из портретной в ландшафтную ориентацию и обратно, введенный текст в строке поиска не сбрасывается, а список не </w:t>
+      </w:r>
+      <w:proofErr w:type="spellStart"/>
+      <w:r>
+        <w:rPr>
+          <w:rFonts w:ascii="Times New Roman" w:hAnsi="Times New Roman" w:cs="Times New Roman"/>
+          <w:sz w:val="28"/>
+          <w:szCs w:val="28"/>
+        </w:rPr>
+        <w:t>перезапрашивается</w:t>
+      </w:r>
+      <w:proofErr w:type="spellEnd"/>
+      <w:r>
+        <w:rPr>
+          <w:rFonts w:ascii="Times New Roman" w:hAnsi="Times New Roman" w:cs="Times New Roman"/>
+          <w:sz w:val="28"/>
+          <w:szCs w:val="28"/>
+        </w:rPr>
+        <w:t xml:space="preserve"> заново благодаря использованию компонента </w:t>
+      </w:r>
+      <w:proofErr w:type="spellStart"/>
+      <w:r>
+        <w:rPr>
+          <w:rFonts w:ascii="Times New Roman" w:hAnsi="Times New Roman" w:cs="Times New Roman"/>
+          <w:sz w:val="28"/>
+          <w:szCs w:val="28"/>
+        </w:rPr>
+        <w:t>ViewModel</w:t>
+      </w:r>
+      <w:proofErr w:type="spellEnd"/>
+      <w:r>
+        <w:rPr>
+          <w:rFonts w:ascii="Times New Roman" w:hAnsi="Times New Roman" w:cs="Times New Roman"/>
+          <w:sz w:val="28"/>
+          <w:szCs w:val="28"/>
+        </w:rPr>
+        <w:t>.</w:t>
       </w:r>
     </w:p>
     <w:p>
@@ -7651,8 +12033,43 @@
           <w:sz w:val="28"/>
           <w:szCs w:val="28"/>
         </w:rPr>
-        <w:lastRenderedPageBreak/>
-        <w:t>Тестирование производительности списка: в базу данных с помощью скрипта было добавлено 500 тестовых записей. Компонент RecyclerView обеспечил гладкую прокрутку без зависаний интерфейса. Свайп для удаления отрабатывал без задержек.</w:t>
+        <w:t xml:space="preserve">Тестирование производительности списка: в базу данных с помощью скрипта было добавлено 500 тестовых записей. Компонент </w:t>
+      </w:r>
+      <w:proofErr w:type="spellStart"/>
+      <w:r>
+        <w:rPr>
+          <w:rFonts w:ascii="Times New Roman" w:hAnsi="Times New Roman" w:cs="Times New Roman"/>
+          <w:sz w:val="28"/>
+          <w:szCs w:val="28"/>
+        </w:rPr>
+        <w:t>RecyclerView</w:t>
+      </w:r>
+      <w:proofErr w:type="spellEnd"/>
+      <w:r>
+        <w:rPr>
+          <w:rFonts w:ascii="Times New Roman" w:hAnsi="Times New Roman" w:cs="Times New Roman"/>
+          <w:sz w:val="28"/>
+          <w:szCs w:val="28"/>
+        </w:rPr>
+        <w:t xml:space="preserve"> обеспечил гладкую прокрутку без зависаний интерфейса. </w:t>
+      </w:r>
+      <w:proofErr w:type="spellStart"/>
+      <w:r>
+        <w:rPr>
+          <w:rFonts w:ascii="Times New Roman" w:hAnsi="Times New Roman" w:cs="Times New Roman"/>
+          <w:sz w:val="28"/>
+          <w:szCs w:val="28"/>
+        </w:rPr>
+        <w:t>Свайп</w:t>
+      </w:r>
+      <w:proofErr w:type="spellEnd"/>
+      <w:r>
+        <w:rPr>
+          <w:rFonts w:ascii="Times New Roman" w:hAnsi="Times New Roman" w:cs="Times New Roman"/>
+          <w:sz w:val="28"/>
+          <w:szCs w:val="28"/>
+        </w:rPr>
+        <w:t xml:space="preserve"> для удаления отрабатывал без задержек.</w:t>
       </w:r>
     </w:p>
     <w:p>
@@ -7676,7 +12093,16 @@
           <w:sz w:val="28"/>
           <w:szCs w:val="28"/>
         </w:rPr>
-        <w:t>Тестирование бизнес-логики (графики): при добавлении расхода в новую категорию на экране "Список", переключение на экран "Статистика" показало мгновенное обновление круговой диаграммы (появление нового сектора). Фильтры по временным промежуткам (Неделя/Месяц) корректно отсеивают старые записи из выборки.</w:t>
+        <w:t xml:space="preserve">Тестирование бизнес-логики (графики): при добавлении расхода в новую категорию на экране "Список", переключение на экран "Статистика" показало мгновенное обновление круговой диаграммы </w:t>
+      </w:r>
+      <w:r>
+        <w:rPr>
+          <w:rFonts w:ascii="Times New Roman" w:hAnsi="Times New Roman" w:cs="Times New Roman"/>
+          <w:sz w:val="28"/>
+          <w:szCs w:val="28"/>
+        </w:rPr>
+        <w:lastRenderedPageBreak/>
+        <w:t>(появление нового сектора). Фильтры по временным промежуткам (Неделя/Месяц) корректно отсеивают старые записи из выборки.</w:t>
       </w:r>
     </w:p>
     <w:p>
@@ -7700,7 +12126,25 @@
           <w:sz w:val="28"/>
           <w:szCs w:val="28"/>
         </w:rPr>
-        <w:t xml:space="preserve">Тестирование персистентности (надежности): принудительное закрытие приложения </w:t>
+        <w:t xml:space="preserve">Тестирование </w:t>
+      </w:r>
+      <w:proofErr w:type="spellStart"/>
+      <w:r>
+        <w:rPr>
+          <w:rFonts w:ascii="Times New Roman" w:hAnsi="Times New Roman" w:cs="Times New Roman"/>
+          <w:sz w:val="28"/>
+          <w:szCs w:val="28"/>
+        </w:rPr>
+        <w:t>персистентности</w:t>
+      </w:r>
+      <w:proofErr w:type="spellEnd"/>
+      <w:r>
+        <w:rPr>
+          <w:rFonts w:ascii="Times New Roman" w:hAnsi="Times New Roman" w:cs="Times New Roman"/>
+          <w:sz w:val="28"/>
+          <w:szCs w:val="28"/>
+        </w:rPr>
+        <w:t xml:space="preserve"> (надежности): принудительное закрытие приложения </w:t>
       </w:r>
       <w:proofErr w:type="gramStart"/>
       <w:r>
@@ -7718,7 +12162,79 @@
           <w:sz w:val="28"/>
           <w:szCs w:val="28"/>
         </w:rPr>
-        <w:t xml:space="preserve"> задач смартфона (Kill Process) и последующий запуск подтвердили, что все данные успешно сохранились в базе SQLite (Room), а установленный лимит бюджета был корректно считан из SharedPreferences.</w:t>
+        <w:t xml:space="preserve"> задач смартфона (</w:t>
+      </w:r>
+      <w:proofErr w:type="spellStart"/>
+      <w:r>
+        <w:rPr>
+          <w:rFonts w:ascii="Times New Roman" w:hAnsi="Times New Roman" w:cs="Times New Roman"/>
+          <w:sz w:val="28"/>
+          <w:szCs w:val="28"/>
+        </w:rPr>
+        <w:t>Kill</w:t>
+      </w:r>
+      <w:proofErr w:type="spellEnd"/>
+      <w:r>
+        <w:rPr>
+          <w:rFonts w:ascii="Times New Roman" w:hAnsi="Times New Roman" w:cs="Times New Roman"/>
+          <w:sz w:val="28"/>
+          <w:szCs w:val="28"/>
+        </w:rPr>
+        <w:t xml:space="preserve"> Process) и последующий запуск подтвердили, что все данные успешно сохранились в базе </w:t>
+      </w:r>
+      <w:proofErr w:type="spellStart"/>
+      <w:r>
+        <w:rPr>
+          <w:rFonts w:ascii="Times New Roman" w:hAnsi="Times New Roman" w:cs="Times New Roman"/>
+          <w:sz w:val="28"/>
+          <w:szCs w:val="28"/>
+        </w:rPr>
+        <w:t>SQLite</w:t>
+      </w:r>
+      <w:proofErr w:type="spellEnd"/>
+      <w:r>
+        <w:rPr>
+          <w:rFonts w:ascii="Times New Roman" w:hAnsi="Times New Roman" w:cs="Times New Roman"/>
+          <w:sz w:val="28"/>
+          <w:szCs w:val="28"/>
+        </w:rPr>
+        <w:t xml:space="preserve"> (</w:t>
+      </w:r>
+      <w:proofErr w:type="spellStart"/>
+      <w:r>
+        <w:rPr>
+          <w:rFonts w:ascii="Times New Roman" w:hAnsi="Times New Roman" w:cs="Times New Roman"/>
+          <w:sz w:val="28"/>
+          <w:szCs w:val="28"/>
+        </w:rPr>
+        <w:t>Room</w:t>
+      </w:r>
+      <w:proofErr w:type="spellEnd"/>
+      <w:r>
+        <w:rPr>
+          <w:rFonts w:ascii="Times New Roman" w:hAnsi="Times New Roman" w:cs="Times New Roman"/>
+          <w:sz w:val="28"/>
+          <w:szCs w:val="28"/>
+        </w:rPr>
+        <w:t xml:space="preserve">), а установленный лимит бюджета был корректно считан из </w:t>
+      </w:r>
+      <w:proofErr w:type="spellStart"/>
+      <w:r>
+        <w:rPr>
+          <w:rFonts w:ascii="Times New Roman" w:hAnsi="Times New Roman" w:cs="Times New Roman"/>
+          <w:sz w:val="28"/>
+          <w:szCs w:val="28"/>
+        </w:rPr>
+        <w:t>SharedPreferences</w:t>
+      </w:r>
+      <w:proofErr w:type="spellEnd"/>
+      <w:r>
+        <w:rPr>
+          <w:rFonts w:ascii="Times New Roman" w:hAnsi="Times New Roman" w:cs="Times New Roman"/>
+          <w:sz w:val="28"/>
+          <w:szCs w:val="28"/>
+        </w:rPr>
+        <w:t>.</w:t>
       </w:r>
     </w:p>
     <w:p>
@@ -7772,7 +12288,97 @@
           <w:sz w:val="28"/>
           <w:szCs w:val="28"/>
         </w:rPr>
-        <w:t>Во второй главе был детально рассмотрен практический процесс создания мобильного приложения. Спроектирован и сверстан адаптивный пользовательский интерфейс в стиле Material Design, обеспечивающий интуитивное взаимодействие (BottomSheet, Swipe-to-delete). Программная логика реализована на базе передовой архитектуры MVVM. Интеграция базы данных Room обеспечила надежное локальное хранение, а связка DAO с LiveData — реактивное обновление интерфейса. Математическая обработка коллекций данных позволила реализовать сложную систему фильтрации и визуализации статистики в виде интерактивной круговой диаграммы. Проведенное функциональное тестирование подтвердило стабильность работы приложения, отсутствие утечек памяти и корректное выполнение всех заявленных в первой главе требований.</w:t>
+        <w:t xml:space="preserve">Во второй главе был детально рассмотрен практический процесс создания мобильного приложения. Спроектирован и сверстан адаптивный пользовательский интерфейс в стиле </w:t>
+      </w:r>
+      <w:proofErr w:type="spellStart"/>
+      <w:r>
+        <w:rPr>
+          <w:rFonts w:ascii="Times New Roman" w:hAnsi="Times New Roman" w:cs="Times New Roman"/>
+          <w:sz w:val="28"/>
+          <w:szCs w:val="28"/>
+        </w:rPr>
+        <w:t>Material</w:t>
+      </w:r>
+      <w:proofErr w:type="spellEnd"/>
+      <w:r>
+        <w:rPr>
+          <w:rFonts w:ascii="Times New Roman" w:hAnsi="Times New Roman" w:cs="Times New Roman"/>
+          <w:sz w:val="28"/>
+          <w:szCs w:val="28"/>
+        </w:rPr>
+        <w:t xml:space="preserve"> Design, обеспечивающий интуитивное взаимодействие (</w:t>
+      </w:r>
+      <w:proofErr w:type="spellStart"/>
+      <w:r>
+        <w:rPr>
+          <w:rFonts w:ascii="Times New Roman" w:hAnsi="Times New Roman" w:cs="Times New Roman"/>
+          <w:sz w:val="28"/>
+          <w:szCs w:val="28"/>
+        </w:rPr>
+        <w:t>BottomSheet</w:t>
+      </w:r>
+      <w:proofErr w:type="spellEnd"/>
+      <w:r>
+        <w:rPr>
+          <w:rFonts w:ascii="Times New Roman" w:hAnsi="Times New Roman" w:cs="Times New Roman"/>
+          <w:sz w:val="28"/>
+          <w:szCs w:val="28"/>
+        </w:rPr>
+        <w:t xml:space="preserve">, </w:t>
+      </w:r>
+      <w:proofErr w:type="spellStart"/>
+      <w:r>
+        <w:rPr>
+          <w:rFonts w:ascii="Times New Roman" w:hAnsi="Times New Roman" w:cs="Times New Roman"/>
+          <w:sz w:val="28"/>
+          <w:szCs w:val="28"/>
+        </w:rPr>
+        <w:t>Swipe-to-delete</w:t>
+      </w:r>
+      <w:proofErr w:type="spellEnd"/>
+      <w:r>
+        <w:rPr>
+          <w:rFonts w:ascii="Times New Roman" w:hAnsi="Times New Roman" w:cs="Times New Roman"/>
+          <w:sz w:val="28"/>
+          <w:szCs w:val="28"/>
+        </w:rPr>
+        <w:t xml:space="preserve">). Программная логика реализована на базе передовой архитектуры MVVM. Интеграция базы данных </w:t>
+      </w:r>
+      <w:proofErr w:type="spellStart"/>
+      <w:r>
+        <w:rPr>
+          <w:rFonts w:ascii="Times New Roman" w:hAnsi="Times New Roman" w:cs="Times New Roman"/>
+          <w:sz w:val="28"/>
+          <w:szCs w:val="28"/>
+        </w:rPr>
+        <w:t>Room</w:t>
+      </w:r>
+      <w:proofErr w:type="spellEnd"/>
+      <w:r>
+        <w:rPr>
+          <w:rFonts w:ascii="Times New Roman" w:hAnsi="Times New Roman" w:cs="Times New Roman"/>
+          <w:sz w:val="28"/>
+          <w:szCs w:val="28"/>
+        </w:rPr>
+        <w:t xml:space="preserve"> обеспечила надежное локальное хранение, а связка DAO с </w:t>
+      </w:r>
+      <w:proofErr w:type="spellStart"/>
+      <w:r>
+        <w:rPr>
+          <w:rFonts w:ascii="Times New Roman" w:hAnsi="Times New Roman" w:cs="Times New Roman"/>
+          <w:sz w:val="28"/>
+          <w:szCs w:val="28"/>
+        </w:rPr>
+        <w:t>LiveData</w:t>
+      </w:r>
+      <w:proofErr w:type="spellEnd"/>
+      <w:r>
+        <w:rPr>
+          <w:rFonts w:ascii="Times New Roman" w:hAnsi="Times New Roman" w:cs="Times New Roman"/>
+          <w:sz w:val="28"/>
+          <w:szCs w:val="28"/>
+        </w:rPr>
+        <w:t xml:space="preserve"> — реактивное обновление интерфейса. Математическая обработка коллекций данных позволила реализовать сложную систему фильтрации и визуализации статистики в виде интерактивной круговой диаграммы. Проведенное функциональное тестирование подтвердило стабильность работы приложения, отсутствие утечек памяти и корректное выполнение всех заявленных в первой главе требований.</w:t>
       </w:r>
     </w:p>
     <w:p>
@@ -7834,7 +12440,25 @@
           <w:sz w:val="28"/>
           <w:szCs w:val="28"/>
         </w:rPr>
-        <w:t>В рамках выполнения данной курсовой работы было успешно спроектировано, разработано и протестировано локальное мобильное приложение под операционную систему Android, предназначенное для автоматизации учета личных финансовых расходов пользователя. Поставленные во введении цели и задачи исследования были полностью достигнуты.</w:t>
+        <w:t xml:space="preserve">В рамках выполнения данной курсовой работы было успешно спроектировано, разработано и протестировано локальное мобильное приложение под операционную систему </w:t>
+      </w:r>
+      <w:proofErr w:type="spellStart"/>
+      <w:r>
+        <w:rPr>
+          <w:rFonts w:ascii="Times New Roman" w:hAnsi="Times New Roman" w:cs="Times New Roman"/>
+          <w:sz w:val="28"/>
+          <w:szCs w:val="28"/>
+        </w:rPr>
+        <w:t>Android</w:t>
+      </w:r>
+      <w:proofErr w:type="spellEnd"/>
+      <w:r>
+        <w:rPr>
+          <w:rFonts w:ascii="Times New Roman" w:hAnsi="Times New Roman" w:cs="Times New Roman"/>
+          <w:sz w:val="28"/>
+          <w:szCs w:val="28"/>
+        </w:rPr>
+        <w:t>, предназначенное для автоматизации учета личных финансовых расходов пользователя. Поставленные во введении цели и задачи исследования были полностью достигнуты.</w:t>
       </w:r>
     </w:p>
     <w:p>
@@ -7902,7 +12526,79 @@
           <w:sz w:val="28"/>
           <w:szCs w:val="28"/>
         </w:rPr>
-        <w:t xml:space="preserve"> был обоснован современными тенденциями мобильной разработки. В качестве среды использовалась Android Studio, язык программирования — Java. Архитектурной основой проекта стал паттерн MVVM (Model-View-ViewModel), который обеспечил надежное разделение логики работы с данными и пользовательского интерфейса. В качестве системы управления базами данных была применена ORM-библиотека Room, гарантирующая безопасность SQL-запросов и реактивность интерфейса за счет паттерна Observer (компоненты LiveData).</w:t>
+        <w:t xml:space="preserve"> был обоснован современными тенденциями мобильной разработки. В качестве среды использовалась </w:t>
+      </w:r>
+      <w:proofErr w:type="spellStart"/>
+      <w:r>
+        <w:rPr>
+          <w:rFonts w:ascii="Times New Roman" w:hAnsi="Times New Roman" w:cs="Times New Roman"/>
+          <w:sz w:val="28"/>
+          <w:szCs w:val="28"/>
+        </w:rPr>
+        <w:t>Android</w:t>
+      </w:r>
+      <w:proofErr w:type="spellEnd"/>
+      <w:r>
+        <w:rPr>
+          <w:rFonts w:ascii="Times New Roman" w:hAnsi="Times New Roman" w:cs="Times New Roman"/>
+          <w:sz w:val="28"/>
+          <w:szCs w:val="28"/>
+        </w:rPr>
+        <w:t xml:space="preserve"> Studio, язык программирования — Java. Архитектурной основой проекта стал паттерн MVVM (Model-View-</w:t>
+      </w:r>
+      <w:proofErr w:type="spellStart"/>
+      <w:r>
+        <w:rPr>
+          <w:rFonts w:ascii="Times New Roman" w:hAnsi="Times New Roman" w:cs="Times New Roman"/>
+          <w:sz w:val="28"/>
+          <w:szCs w:val="28"/>
+        </w:rPr>
+        <w:t>ViewModel</w:t>
+      </w:r>
+      <w:proofErr w:type="spellEnd"/>
+      <w:r>
+        <w:rPr>
+          <w:rFonts w:ascii="Times New Roman" w:hAnsi="Times New Roman" w:cs="Times New Roman"/>
+          <w:sz w:val="28"/>
+          <w:szCs w:val="28"/>
+        </w:rPr>
+        <w:t xml:space="preserve">), который обеспечил надежное разделение логики работы с данными и пользовательского интерфейса. В качестве системы управления базами данных была применена ORM-библиотека </w:t>
+      </w:r>
+      <w:proofErr w:type="spellStart"/>
+      <w:r>
+        <w:rPr>
+          <w:rFonts w:ascii="Times New Roman" w:hAnsi="Times New Roman" w:cs="Times New Roman"/>
+          <w:sz w:val="28"/>
+          <w:szCs w:val="28"/>
+        </w:rPr>
+        <w:t>Room</w:t>
+      </w:r>
+      <w:proofErr w:type="spellEnd"/>
+      <w:r>
+        <w:rPr>
+          <w:rFonts w:ascii="Times New Roman" w:hAnsi="Times New Roman" w:cs="Times New Roman"/>
+          <w:sz w:val="28"/>
+          <w:szCs w:val="28"/>
+        </w:rPr>
+        <w:t xml:space="preserve">, гарантирующая безопасность SQL-запросов и реактивность интерфейса за счет паттерна Observer (компоненты </w:t>
+      </w:r>
+      <w:proofErr w:type="spellStart"/>
+      <w:r>
+        <w:rPr>
+          <w:rFonts w:ascii="Times New Roman" w:hAnsi="Times New Roman" w:cs="Times New Roman"/>
+          <w:sz w:val="28"/>
+          <w:szCs w:val="28"/>
+        </w:rPr>
+        <w:t>LiveData</w:t>
+      </w:r>
+      <w:proofErr w:type="spellEnd"/>
+      <w:r>
+        <w:rPr>
+          <w:rFonts w:ascii="Times New Roman" w:hAnsi="Times New Roman" w:cs="Times New Roman"/>
+          <w:sz w:val="28"/>
+          <w:szCs w:val="28"/>
+        </w:rPr>
+        <w:t>).</w:t>
       </w:r>
     </w:p>
     <w:p>
@@ -7940,7 +12636,115 @@
           <w:sz w:val="28"/>
           <w:szCs w:val="28"/>
         </w:rPr>
-        <w:t xml:space="preserve"> был создан современный пользовательский интерфейс, строго следующий гайдлайнам Material Design 3. Использование таких компонентов, как BottomNavigationView, FloatingActionButton, BottomSheetDialogFragment и RecyclerView, позволило создать отзывчивое и интуитивно понятное приложение. Реализована система интерактивной статистики на базе библиотеки MPAndroidChart: данные из </w:t>
+        <w:t xml:space="preserve"> был создан современный пользовательский интерфейс, строго следующий гайдлайнам </w:t>
+      </w:r>
+      <w:proofErr w:type="spellStart"/>
+      <w:r>
+        <w:rPr>
+          <w:rFonts w:ascii="Times New Roman" w:hAnsi="Times New Roman" w:cs="Times New Roman"/>
+          <w:sz w:val="28"/>
+          <w:szCs w:val="28"/>
+        </w:rPr>
+        <w:t>Material</w:t>
+      </w:r>
+      <w:proofErr w:type="spellEnd"/>
+      <w:r>
+        <w:rPr>
+          <w:rFonts w:ascii="Times New Roman" w:hAnsi="Times New Roman" w:cs="Times New Roman"/>
+          <w:sz w:val="28"/>
+          <w:szCs w:val="28"/>
+        </w:rPr>
+        <w:t xml:space="preserve"> Design 3. Использование таких компонентов, как </w:t>
+      </w:r>
+      <w:proofErr w:type="spellStart"/>
+      <w:r>
+        <w:rPr>
+          <w:rFonts w:ascii="Times New Roman" w:hAnsi="Times New Roman" w:cs="Times New Roman"/>
+          <w:sz w:val="28"/>
+          <w:szCs w:val="28"/>
+        </w:rPr>
+        <w:t>BottomNavigationView</w:t>
+      </w:r>
+      <w:proofErr w:type="spellEnd"/>
+      <w:r>
+        <w:rPr>
+          <w:rFonts w:ascii="Times New Roman" w:hAnsi="Times New Roman" w:cs="Times New Roman"/>
+          <w:sz w:val="28"/>
+          <w:szCs w:val="28"/>
+        </w:rPr>
+        <w:t xml:space="preserve">, </w:t>
+      </w:r>
+      <w:proofErr w:type="spellStart"/>
+      <w:r>
+        <w:rPr>
+          <w:rFonts w:ascii="Times New Roman" w:hAnsi="Times New Roman" w:cs="Times New Roman"/>
+          <w:sz w:val="28"/>
+          <w:szCs w:val="28"/>
+        </w:rPr>
+        <w:t>FloatingActionButton</w:t>
+      </w:r>
+      <w:proofErr w:type="spellEnd"/>
+      <w:r>
+        <w:rPr>
+          <w:rFonts w:ascii="Times New Roman" w:hAnsi="Times New Roman" w:cs="Times New Roman"/>
+          <w:sz w:val="28"/>
+          <w:szCs w:val="28"/>
+        </w:rPr>
+        <w:t xml:space="preserve">, </w:t>
+      </w:r>
+      <w:proofErr w:type="spellStart"/>
+      <w:r>
+        <w:rPr>
+          <w:rFonts w:ascii="Times New Roman" w:hAnsi="Times New Roman" w:cs="Times New Roman"/>
+          <w:sz w:val="28"/>
+          <w:szCs w:val="28"/>
+        </w:rPr>
+        <w:t>BottomSheetDialogFragment</w:t>
+      </w:r>
+      <w:proofErr w:type="spellEnd"/>
+      <w:r>
+        <w:rPr>
+          <w:rFonts w:ascii="Times New Roman" w:hAnsi="Times New Roman" w:cs="Times New Roman"/>
+          <w:sz w:val="28"/>
+          <w:szCs w:val="28"/>
+        </w:rPr>
+        <w:t xml:space="preserve"> и </w:t>
+      </w:r>
+      <w:proofErr w:type="spellStart"/>
+      <w:r>
+        <w:rPr>
+          <w:rFonts w:ascii="Times New Roman" w:hAnsi="Times New Roman" w:cs="Times New Roman"/>
+          <w:sz w:val="28"/>
+          <w:szCs w:val="28"/>
+        </w:rPr>
+        <w:t>RecyclerView</w:t>
+      </w:r>
+      <w:proofErr w:type="spellEnd"/>
+      <w:r>
+        <w:rPr>
+          <w:rFonts w:ascii="Times New Roman" w:hAnsi="Times New Roman" w:cs="Times New Roman"/>
+          <w:sz w:val="28"/>
+          <w:szCs w:val="28"/>
+        </w:rPr>
+        <w:t xml:space="preserve">, позволило создать отзывчивое и интуитивно понятное приложение. Реализована система интерактивной статистики на базе библиотеки </w:t>
+      </w:r>
+      <w:proofErr w:type="spellStart"/>
+      <w:r>
+        <w:rPr>
+          <w:rFonts w:ascii="Times New Roman" w:hAnsi="Times New Roman" w:cs="Times New Roman"/>
+          <w:sz w:val="28"/>
+          <w:szCs w:val="28"/>
+        </w:rPr>
+        <w:t>MPAndroidChart</w:t>
+      </w:r>
+      <w:proofErr w:type="spellEnd"/>
+      <w:r>
+        <w:rPr>
+          <w:rFonts w:ascii="Times New Roman" w:hAnsi="Times New Roman" w:cs="Times New Roman"/>
+          <w:sz w:val="28"/>
+          <w:szCs w:val="28"/>
+        </w:rPr>
+        <w:t xml:space="preserve">: данные из </w:t>
       </w:r>
       <w:r>
         <w:rPr>
@@ -8017,7 +12821,43 @@
           <w:sz w:val="28"/>
           <w:szCs w:val="28"/>
         </w:rPr>
-        <w:t xml:space="preserve"> заключается в том, что разработанное приложение представляет собой полностью завершенный Minimum Viable Product (MVP), готовый к эксплуатации конечными пользователями для улучшения их финансовой дисциплины и контроля над бюджетом. Приложение не требует сторонних серверов и гарантирует 100% конфиденциальность данных, так как они не покидают устройство пользователя.</w:t>
+        <w:t xml:space="preserve"> заключается в том, что разработанное приложение представляет собой полностью завершенный </w:t>
+      </w:r>
+      <w:proofErr w:type="spellStart"/>
+      <w:r>
+        <w:rPr>
+          <w:rFonts w:ascii="Times New Roman" w:hAnsi="Times New Roman" w:cs="Times New Roman"/>
+          <w:sz w:val="28"/>
+          <w:szCs w:val="28"/>
+        </w:rPr>
+        <w:t>Minimum</w:t>
+      </w:r>
+      <w:proofErr w:type="spellEnd"/>
+      <w:r>
+        <w:rPr>
+          <w:rFonts w:ascii="Times New Roman" w:hAnsi="Times New Roman" w:cs="Times New Roman"/>
+          <w:sz w:val="28"/>
+          <w:szCs w:val="28"/>
+        </w:rPr>
+        <w:t xml:space="preserve"> </w:t>
+      </w:r>
+      <w:proofErr w:type="spellStart"/>
+      <w:r>
+        <w:rPr>
+          <w:rFonts w:ascii="Times New Roman" w:hAnsi="Times New Roman" w:cs="Times New Roman"/>
+          <w:sz w:val="28"/>
+          <w:szCs w:val="28"/>
+        </w:rPr>
+        <w:t>Viable</w:t>
+      </w:r>
+      <w:proofErr w:type="spellEnd"/>
+      <w:r>
+        <w:rPr>
+          <w:rFonts w:ascii="Times New Roman" w:hAnsi="Times New Roman" w:cs="Times New Roman"/>
+          <w:sz w:val="28"/>
+          <w:szCs w:val="28"/>
+        </w:rPr>
+        <w:t xml:space="preserve"> Product (MVP), готовый к эксплуатации конечными пользователями для улучшения их финансовой дисциплины и контроля над бюджетом. Приложение не требует сторонних серверов и гарантирует 100% конфиденциальность данных, так как они не покидают устройство пользователя.</w:t>
       </w:r>
     </w:p>
     <w:p>
@@ -8085,7 +12925,25 @@
           <w:sz w:val="28"/>
           <w:szCs w:val="28"/>
         </w:rPr>
-        <w:t>Добавление поддержки мультивалютности с автоматической или ручной конвертацией курсов.</w:t>
+        <w:t xml:space="preserve">Добавление поддержки </w:t>
+      </w:r>
+      <w:proofErr w:type="spellStart"/>
+      <w:r>
+        <w:rPr>
+          <w:rFonts w:ascii="Times New Roman" w:hAnsi="Times New Roman" w:cs="Times New Roman"/>
+          <w:sz w:val="28"/>
+          <w:szCs w:val="28"/>
+        </w:rPr>
+        <w:t>мультивалютности</w:t>
+      </w:r>
+      <w:proofErr w:type="spellEnd"/>
+      <w:r>
+        <w:rPr>
+          <w:rFonts w:ascii="Times New Roman" w:hAnsi="Times New Roman" w:cs="Times New Roman"/>
+          <w:sz w:val="28"/>
+          <w:szCs w:val="28"/>
+        </w:rPr>
+        <w:t xml:space="preserve"> с автоматической или ручной конвертацией курсов.</w:t>
       </w:r>
     </w:p>
     <w:p>
@@ -8288,6 +13146,7 @@
         </w:rPr>
         <w:t xml:space="preserve">Голощапов, А. Л. Разработка мобильных приложений под </w:t>
       </w:r>
+      <w:proofErr w:type="spellStart"/>
       <w:proofErr w:type="gramStart"/>
       <w:r>
         <w:rPr>
@@ -8295,7 +13154,16 @@
           <w:sz w:val="28"/>
           <w:szCs w:val="28"/>
         </w:rPr>
-        <w:t>Android :</w:t>
+        <w:t>Android</w:t>
+      </w:r>
+      <w:proofErr w:type="spellEnd"/>
+      <w:r>
+        <w:rPr>
+          <w:rFonts w:ascii="Times New Roman" w:hAnsi="Times New Roman" w:cs="Times New Roman"/>
+          <w:sz w:val="28"/>
+          <w:szCs w:val="28"/>
+        </w:rPr>
+        <w:t xml:space="preserve"> :</w:t>
       </w:r>
       <w:proofErr w:type="gramEnd"/>
       <w:r>
@@ -8340,13 +13208,41 @@
           <w:szCs w:val="28"/>
         </w:rPr>
       </w:pPr>
-      <w:r>
-        <w:rPr>
-          <w:rFonts w:ascii="Times New Roman" w:hAnsi="Times New Roman" w:cs="Times New Roman"/>
-          <w:sz w:val="28"/>
-          <w:szCs w:val="28"/>
-        </w:rPr>
-        <w:t xml:space="preserve">Зиглер, К. Разработка приложений для Android: от идеи до </w:t>
+      <w:proofErr w:type="spellStart"/>
+      <w:r>
+        <w:rPr>
+          <w:rFonts w:ascii="Times New Roman" w:hAnsi="Times New Roman" w:cs="Times New Roman"/>
+          <w:sz w:val="28"/>
+          <w:szCs w:val="28"/>
+        </w:rPr>
+        <w:t>Зиглер</w:t>
+      </w:r>
+      <w:proofErr w:type="spellEnd"/>
+      <w:r>
+        <w:rPr>
+          <w:rFonts w:ascii="Times New Roman" w:hAnsi="Times New Roman" w:cs="Times New Roman"/>
+          <w:sz w:val="28"/>
+          <w:szCs w:val="28"/>
+        </w:rPr>
+        <w:t xml:space="preserve">, К. Разработка приложений для </w:t>
+      </w:r>
+      <w:proofErr w:type="spellStart"/>
+      <w:r>
+        <w:rPr>
+          <w:rFonts w:ascii="Times New Roman" w:hAnsi="Times New Roman" w:cs="Times New Roman"/>
+          <w:sz w:val="28"/>
+          <w:szCs w:val="28"/>
+        </w:rPr>
+        <w:t>Android</w:t>
+      </w:r>
+      <w:proofErr w:type="spellEnd"/>
+      <w:r>
+        <w:rPr>
+          <w:rFonts w:ascii="Times New Roman" w:hAnsi="Times New Roman" w:cs="Times New Roman"/>
+          <w:sz w:val="28"/>
+          <w:szCs w:val="28"/>
+        </w:rPr>
+        <w:t xml:space="preserve">: от идеи до </w:t>
       </w:r>
       <w:proofErr w:type="gramStart"/>
       <w:r>
@@ -8364,7 +13260,25 @@
           <w:sz w:val="28"/>
           <w:szCs w:val="28"/>
         </w:rPr>
-        <w:t xml:space="preserve"> практическое руководство / К. Зиглер. — Санкт-</w:t>
+        <w:t xml:space="preserve"> практическое руководство / К. </w:t>
+      </w:r>
+      <w:proofErr w:type="spellStart"/>
+      <w:r>
+        <w:rPr>
+          <w:rFonts w:ascii="Times New Roman" w:hAnsi="Times New Roman" w:cs="Times New Roman"/>
+          <w:sz w:val="28"/>
+          <w:szCs w:val="28"/>
+        </w:rPr>
+        <w:t>Зиглер</w:t>
+      </w:r>
+      <w:proofErr w:type="spellEnd"/>
+      <w:r>
+        <w:rPr>
+          <w:rFonts w:ascii="Times New Roman" w:hAnsi="Times New Roman" w:cs="Times New Roman"/>
+          <w:sz w:val="28"/>
+          <w:szCs w:val="28"/>
+        </w:rPr>
+        <w:t>. — Санкт-</w:t>
       </w:r>
       <w:proofErr w:type="gramStart"/>
       <w:r>
@@ -8406,7 +13320,43 @@
           <w:sz w:val="28"/>
           <w:szCs w:val="28"/>
         </w:rPr>
-        <w:t>Иванов, В. В. Архитектура мобильных приложений на базе Android. Паттерны MVVM и Clean Architecture / В. В. Иванов // Информационные технологии и системы. — 2022. — № 4. — С. 45-52.</w:t>
+        <w:t xml:space="preserve">Иванов, В. В. Архитектура мобильных приложений на базе </w:t>
+      </w:r>
+      <w:proofErr w:type="spellStart"/>
+      <w:r>
+        <w:rPr>
+          <w:rFonts w:ascii="Times New Roman" w:hAnsi="Times New Roman" w:cs="Times New Roman"/>
+          <w:sz w:val="28"/>
+          <w:szCs w:val="28"/>
+        </w:rPr>
+        <w:t>Android</w:t>
+      </w:r>
+      <w:proofErr w:type="spellEnd"/>
+      <w:r>
+        <w:rPr>
+          <w:rFonts w:ascii="Times New Roman" w:hAnsi="Times New Roman" w:cs="Times New Roman"/>
+          <w:sz w:val="28"/>
+          <w:szCs w:val="28"/>
+        </w:rPr>
+        <w:t xml:space="preserve">. Паттерны MVVM и </w:t>
+      </w:r>
+      <w:proofErr w:type="spellStart"/>
+      <w:r>
+        <w:rPr>
+          <w:rFonts w:ascii="Times New Roman" w:hAnsi="Times New Roman" w:cs="Times New Roman"/>
+          <w:sz w:val="28"/>
+          <w:szCs w:val="28"/>
+        </w:rPr>
+        <w:t>Clean</w:t>
+      </w:r>
+      <w:proofErr w:type="spellEnd"/>
+      <w:r>
+        <w:rPr>
+          <w:rFonts w:ascii="Times New Roman" w:hAnsi="Times New Roman" w:cs="Times New Roman"/>
+          <w:sz w:val="28"/>
+          <w:szCs w:val="28"/>
+        </w:rPr>
+        <w:t xml:space="preserve"> Architecture / В. В. Иванов // Информационные технологии и системы. — 2022. — № 4. — С. 45-52.</w:t>
       </w:r>
     </w:p>
     <w:p>
@@ -8430,7 +13380,25 @@
           <w:sz w:val="28"/>
           <w:szCs w:val="28"/>
         </w:rPr>
-        <w:t xml:space="preserve">Майер, Р. Android. Разработка приложений для </w:t>
+        <w:t xml:space="preserve">Майер, Р. </w:t>
+      </w:r>
+      <w:proofErr w:type="spellStart"/>
+      <w:r>
+        <w:rPr>
+          <w:rFonts w:ascii="Times New Roman" w:hAnsi="Times New Roman" w:cs="Times New Roman"/>
+          <w:sz w:val="28"/>
+          <w:szCs w:val="28"/>
+        </w:rPr>
+        <w:t>Android</w:t>
+      </w:r>
+      <w:proofErr w:type="spellEnd"/>
+      <w:r>
+        <w:rPr>
+          <w:rFonts w:ascii="Times New Roman" w:hAnsi="Times New Roman" w:cs="Times New Roman"/>
+          <w:sz w:val="28"/>
+          <w:szCs w:val="28"/>
+        </w:rPr>
+        <w:t xml:space="preserve">. Разработка приложений для </w:t>
       </w:r>
       <w:proofErr w:type="gramStart"/>
       <w:r>
@@ -8490,7 +13458,25 @@
           <w:sz w:val="28"/>
           <w:szCs w:val="28"/>
         </w:rPr>
-        <w:t>Петросян, Л. Э. Разработка мобильных приложений на Kotlin (и Java</w:t>
+        <w:t xml:space="preserve">Петросян, Л. Э. Разработка мобильных приложений на </w:t>
+      </w:r>
+      <w:proofErr w:type="spellStart"/>
+      <w:r>
+        <w:rPr>
+          <w:rFonts w:ascii="Times New Roman" w:hAnsi="Times New Roman" w:cs="Times New Roman"/>
+          <w:sz w:val="28"/>
+          <w:szCs w:val="28"/>
+        </w:rPr>
+        <w:t>Kotlin</w:t>
+      </w:r>
+      <w:proofErr w:type="spellEnd"/>
+      <w:r>
+        <w:rPr>
+          <w:rFonts w:ascii="Times New Roman" w:hAnsi="Times New Roman" w:cs="Times New Roman"/>
+          <w:sz w:val="28"/>
+          <w:szCs w:val="28"/>
+        </w:rPr>
+        <w:t xml:space="preserve"> (и Java</w:t>
       </w:r>
       <w:proofErr w:type="gramStart"/>
       <w:r>
@@ -8612,6 +13598,7 @@
         </w:rPr>
         <w:t xml:space="preserve">Сычев, А. В. Разработка мобильных приложений для платформы </w:t>
       </w:r>
+      <w:proofErr w:type="spellStart"/>
       <w:proofErr w:type="gramStart"/>
       <w:r>
         <w:rPr>
@@ -8619,7 +13606,16 @@
           <w:sz w:val="28"/>
           <w:szCs w:val="28"/>
         </w:rPr>
-        <w:t>Android :</w:t>
+        <w:t>Android</w:t>
+      </w:r>
+      <w:proofErr w:type="spellEnd"/>
+      <w:r>
+        <w:rPr>
+          <w:rFonts w:ascii="Times New Roman" w:hAnsi="Times New Roman" w:cs="Times New Roman"/>
+          <w:sz w:val="28"/>
+          <w:szCs w:val="28"/>
+        </w:rPr>
+        <w:t xml:space="preserve"> :</w:t>
       </w:r>
       <w:proofErr w:type="gramEnd"/>
       <w:r>
@@ -8751,7 +13747,7 @@
         </w:rPr>
         <w:t xml:space="preserve">]. — URL: </w:t>
       </w:r>
-      <w:hyperlink r:id="rId9" w:tgtFrame="_blank" w:history="1">
+      <w:hyperlink r:id="rId13" w:tgtFrame="_blank" w:history="1">
         <w:r>
           <w:rPr>
             <w:rStyle w:val="ac"/>
@@ -8866,7 +13862,7 @@
         </w:rPr>
         <w:t xml:space="preserve">]. — URL: </w:t>
       </w:r>
-      <w:hyperlink r:id="rId10" w:tgtFrame="_blank" w:history="1">
+      <w:hyperlink r:id="rId14" w:tgtFrame="_blank" w:history="1">
         <w:r>
           <w:rPr>
             <w:rStyle w:val="ac"/>
@@ -8981,7 +13977,7 @@
         </w:rPr>
         <w:t xml:space="preserve">]. — URL: </w:t>
       </w:r>
-      <w:hyperlink r:id="rId11" w:tgtFrame="_blank" w:history="1">
+      <w:hyperlink r:id="rId15" w:tgtFrame="_blank" w:history="1">
         <w:r>
           <w:rPr>
             <w:rStyle w:val="ac"/>
@@ -9053,6 +14049,7 @@
           <w:lang w:val="en-US"/>
         </w:rPr>
       </w:pPr>
+      <w:proofErr w:type="spellStart"/>
       <w:r>
         <w:rPr>
           <w:rFonts w:ascii="Times New Roman" w:hAnsi="Times New Roman" w:cs="Times New Roman"/>
@@ -9060,7 +14057,17 @@
           <w:szCs w:val="28"/>
           <w:lang w:val="en-US"/>
         </w:rPr>
-        <w:t>MPAndroidChart Documentation [</w:t>
+        <w:t>MPAndroidChart</w:t>
+      </w:r>
+      <w:proofErr w:type="spellEnd"/>
+      <w:r>
+        <w:rPr>
+          <w:rFonts w:ascii="Times New Roman" w:hAnsi="Times New Roman" w:cs="Times New Roman"/>
+          <w:sz w:val="28"/>
+          <w:szCs w:val="28"/>
+          <w:lang w:val="en-US"/>
+        </w:rPr>
+        <w:t xml:space="preserve"> Documentation [</w:t>
       </w:r>
       <w:r>
         <w:rPr>
@@ -9096,7 +14103,7 @@
         </w:rPr>
         <w:t xml:space="preserve">] // GitHub. — URL: </w:t>
       </w:r>
-      <w:hyperlink r:id="rId12" w:tgtFrame="_blank" w:history="1">
+      <w:hyperlink r:id="rId16" w:tgtFrame="_blank" w:history="1">
         <w:r>
           <w:rPr>
             <w:rStyle w:val="ac"/>
@@ -9175,7 +14182,7 @@
         </w:rPr>
         <w:t xml:space="preserve">Официальная документация Java 11 [Электронный ресурс] // Oracle. — URL: </w:t>
       </w:r>
-      <w:hyperlink r:id="rId13" w:tgtFrame="_blank" w:history="1">
+      <w:hyperlink r:id="rId17" w:tgtFrame="_blank" w:history="1">
         <w:r>
           <w:rPr>
             <w:rStyle w:val="ac"/>
@@ -9216,9 +14223,81 @@
           <w:sz w:val="28"/>
           <w:szCs w:val="28"/>
         </w:rPr>
-        <w:t xml:space="preserve">Статья “Построение Android-приложений с использованием Room и LiveData” [Электронный ресурс] // Хабр. — URL: </w:t>
-      </w:r>
-      <w:hyperlink r:id="rId14" w:tgtFrame="_blank" w:history="1">
+        <w:t xml:space="preserve">Статья “Построение </w:t>
+      </w:r>
+      <w:proofErr w:type="spellStart"/>
+      <w:r>
+        <w:rPr>
+          <w:rFonts w:ascii="Times New Roman" w:hAnsi="Times New Roman" w:cs="Times New Roman"/>
+          <w:sz w:val="28"/>
+          <w:szCs w:val="28"/>
+        </w:rPr>
+        <w:t>Android</w:t>
+      </w:r>
+      <w:proofErr w:type="spellEnd"/>
+      <w:r>
+        <w:rPr>
+          <w:rFonts w:ascii="Times New Roman" w:hAnsi="Times New Roman" w:cs="Times New Roman"/>
+          <w:sz w:val="28"/>
+          <w:szCs w:val="28"/>
+        </w:rPr>
+        <w:t xml:space="preserve">-приложений с использованием </w:t>
+      </w:r>
+      <w:proofErr w:type="spellStart"/>
+      <w:r>
+        <w:rPr>
+          <w:rFonts w:ascii="Times New Roman" w:hAnsi="Times New Roman" w:cs="Times New Roman"/>
+          <w:sz w:val="28"/>
+          <w:szCs w:val="28"/>
+        </w:rPr>
+        <w:t>Room</w:t>
+      </w:r>
+      <w:proofErr w:type="spellEnd"/>
+      <w:r>
+        <w:rPr>
+          <w:rFonts w:ascii="Times New Roman" w:hAnsi="Times New Roman" w:cs="Times New Roman"/>
+          <w:sz w:val="28"/>
+          <w:szCs w:val="28"/>
+        </w:rPr>
+        <w:t xml:space="preserve"> и </w:t>
+      </w:r>
+      <w:proofErr w:type="spellStart"/>
+      <w:r>
+        <w:rPr>
+          <w:rFonts w:ascii="Times New Roman" w:hAnsi="Times New Roman" w:cs="Times New Roman"/>
+          <w:sz w:val="28"/>
+          <w:szCs w:val="28"/>
+        </w:rPr>
+        <w:t>LiveData</w:t>
+      </w:r>
+      <w:proofErr w:type="spellEnd"/>
+      <w:r>
+        <w:rPr>
+          <w:rFonts w:ascii="Times New Roman" w:hAnsi="Times New Roman" w:cs="Times New Roman"/>
+          <w:sz w:val="28"/>
+          <w:szCs w:val="28"/>
+        </w:rPr>
+        <w:t xml:space="preserve">” [Электронный ресурс] // </w:t>
+      </w:r>
+      <w:proofErr w:type="spellStart"/>
+      <w:r>
+        <w:rPr>
+          <w:rFonts w:ascii="Times New Roman" w:hAnsi="Times New Roman" w:cs="Times New Roman"/>
+          <w:sz w:val="28"/>
+          <w:szCs w:val="28"/>
+        </w:rPr>
+        <w:t>Хабр</w:t>
+      </w:r>
+      <w:proofErr w:type="spellEnd"/>
+      <w:r>
+        <w:rPr>
+          <w:rFonts w:ascii="Times New Roman" w:hAnsi="Times New Roman" w:cs="Times New Roman"/>
+          <w:sz w:val="28"/>
+          <w:szCs w:val="28"/>
+        </w:rPr>
+        <w:t xml:space="preserve">. — URL: </w:t>
+      </w:r>
+      <w:hyperlink r:id="rId18" w:tgtFrame="_blank" w:history="1">
         <w:r>
           <w:rPr>
             <w:rStyle w:val="ac"/>

--- a/Курсовая работа ТурсуновАА.docx
+++ b/Курсовая работа ТурсуновАА.docx
@@ -1,6 +1,6 @@
 
 <file path=word/document.xml><?xml version="1.0" encoding="utf-8"?>
-<w:document xmlns:wpc="http://schemas.microsoft.com/office/word/2010/wordprocessingCanvas" xmlns:cx="http://schemas.microsoft.com/office/drawing/2014/chartex" xmlns:cx1="http://schemas.microsoft.com/office/drawing/2015/9/8/chartex" xmlns:cx2="http://schemas.microsoft.com/office/drawing/2015/10/21/chartex" xmlns:cx3="http://schemas.microsoft.com/office/drawing/2016/5/9/chartex" xmlns:cx4="http://schemas.microsoft.com/office/drawing/2016/5/10/chartex" xmlns:cx5="http://schemas.microsoft.com/office/drawing/2016/5/11/chartex" xmlns:cx6="http://schemas.microsoft.com/office/drawing/2016/5/12/chartex" xmlns:cx7="http://schemas.microsoft.com/office/drawing/2016/5/13/chartex" xmlns:cx8="http://schemas.microsoft.com/office/drawing/2016/5/14/chartex" xmlns:mc="http://schemas.openxmlformats.org/markup-compatibility/2006" xmlns:aink="http://schemas.microsoft.com/office/drawing/2016/ink" xmlns:am3d="http://schemas.microsoft.com/office/drawing/2017/model3d" xmlns:o="urn:schemas-microsoft-com:office:office" xmlns:oel="http://schemas.microsoft.com/office/2019/extlst" xmlns:r="http://schemas.openxmlformats.org/officeDocument/2006/relationships" xmlns:m="http://schemas.openxmlformats.org/officeDocument/2006/math" xmlns:v="urn:schemas-microsoft-com:vml" xmlns:wp14="http://schemas.microsoft.com/office/word/2010/wordprocessingDrawing" xmlns:wp="http://schemas.openxmlformats.org/drawingml/2006/wordprocessingDrawing" xmlns:w10="urn:schemas-microsoft-com:office:word" xmlns:w="http://schemas.openxmlformats.org/wordprocessingml/2006/main" xmlns:w14="http://schemas.microsoft.com/office/word/2010/wordml" xmlns:w15="http://schemas.microsoft.com/office/word/2012/wordml" xmlns:w16cex="http://schemas.microsoft.com/office/word/2018/wordml/cex" xmlns:w16cid="http://schemas.microsoft.com/office/word/2016/wordml/cid" xmlns:w16="http://schemas.microsoft.com/office/word/2018/wordml" xmlns:w16sdtdh="http://schemas.microsoft.com/office/word/2020/wordml/sdtdatahash" xmlns:w16se="http://schemas.microsoft.com/office/word/2015/wordml/symex" xmlns:wpg="http://schemas.microsoft.com/office/word/2010/wordprocessingGroup" xmlns:wpi="http://schemas.microsoft.com/office/word/2010/wordprocessingInk" xmlns:wne="http://schemas.microsoft.com/office/word/2006/wordml" xmlns:wps="http://schemas.microsoft.com/office/word/2010/wordprocessingShape" mc:Ignorable="w14 w15 w16se w16cid w16 w16cex w16sdtdh wp14">
+<w:document xmlns:wpc="http://schemas.microsoft.com/office/word/2010/wordprocessingCanvas" xmlns:cx="http://schemas.microsoft.com/office/drawing/2014/chartex" xmlns:cx1="http://schemas.microsoft.com/office/drawing/2015/9/8/chartex" xmlns:cx2="http://schemas.microsoft.com/office/drawing/2015/10/21/chartex" xmlns:cx3="http://schemas.microsoft.com/office/drawing/2016/5/9/chartex" xmlns:cx4="http://schemas.microsoft.com/office/drawing/2016/5/10/chartex" xmlns:cx5="http://schemas.microsoft.com/office/drawing/2016/5/11/chartex" xmlns:cx6="http://schemas.microsoft.com/office/drawing/2016/5/12/chartex" xmlns:cx7="http://schemas.microsoft.com/office/drawing/2016/5/13/chartex" xmlns:cx8="http://schemas.microsoft.com/office/drawing/2016/5/14/chartex" xmlns:mc="http://schemas.openxmlformats.org/markup-compatibility/2006" xmlns:aink="http://schemas.microsoft.com/office/drawing/2016/ink" xmlns:am3d="http://schemas.microsoft.com/office/drawing/2017/model3d" xmlns:o="urn:schemas-microsoft-com:office:office" xmlns:r="http://schemas.openxmlformats.org/officeDocument/2006/relationships" xmlns:m="http://schemas.openxmlformats.org/officeDocument/2006/math" xmlns:v="urn:schemas-microsoft-com:vml" xmlns:wp14="http://schemas.microsoft.com/office/word/2010/wordprocessingDrawing" xmlns:wp="http://schemas.openxmlformats.org/drawingml/2006/wordprocessingDrawing" xmlns:w10="urn:schemas-microsoft-com:office:word" xmlns:w="http://schemas.openxmlformats.org/wordprocessingml/2006/main" xmlns:w14="http://schemas.microsoft.com/office/word/2010/wordml" xmlns:w15="http://schemas.microsoft.com/office/word/2012/wordml" xmlns:w16cex="http://schemas.microsoft.com/office/word/2018/wordml/cex" xmlns:w16cid="http://schemas.microsoft.com/office/word/2016/wordml/cid" xmlns:w16="http://schemas.microsoft.com/office/word/2018/wordml" xmlns:w16sdtdh="http://schemas.microsoft.com/office/word/2020/wordml/sdtdatahash" xmlns:w16se="http://schemas.microsoft.com/office/word/2015/wordml/symex" xmlns:wpg="http://schemas.microsoft.com/office/word/2010/wordprocessingGroup" xmlns:wpi="http://schemas.microsoft.com/office/word/2010/wordprocessingInk" xmlns:wne="http://schemas.microsoft.com/office/word/2006/wordml" xmlns:wps="http://schemas.microsoft.com/office/word/2010/wordprocessingShape" mc:Ignorable="w14 w15 w16se w16cid w16 w16cex w16sdtdh wp14">
   <w:body>
     <w:p>
       <w:pPr>
@@ -329,47 +329,15 @@
           <w:szCs w:val="28"/>
         </w:rPr>
       </w:pPr>
-      <w:r>
-        <w:rPr>
-          <w:rFonts w:ascii="Times New Roman" w:hAnsi="Times New Roman" w:cs="Times New Roman"/>
-          <w:sz w:val="28"/>
-          <w:szCs w:val="28"/>
-        </w:rPr>
-        <w:t>К защите допущена ______________________________ 202</w:t>
-      </w:r>
-      <w:r>
-        <w:rPr>
-          <w:rFonts w:ascii="Times New Roman" w:hAnsi="Times New Roman" w:cs="Times New Roman"/>
-          <w:sz w:val="28"/>
-          <w:szCs w:val="28"/>
-        </w:rPr>
-        <w:t>6</w:t>
-      </w:r>
-      <w:r>
-        <w:rPr>
-          <w:rFonts w:ascii="Times New Roman" w:hAnsi="Times New Roman" w:cs="Times New Roman"/>
-          <w:sz w:val="28"/>
-          <w:szCs w:val="28"/>
-        </w:rPr>
-        <w:t>_ г.</w:t>
-      </w:r>
-    </w:p>
-    <w:p>
-      <w:pPr>
-        <w:rPr>
-          <w:rFonts w:ascii="Times New Roman" w:hAnsi="Times New Roman" w:cs="Times New Roman"/>
-          <w:sz w:val="28"/>
-          <w:szCs w:val="28"/>
-        </w:rPr>
-      </w:pPr>
-      <w:r>
-        <w:rPr>
-          <w:rFonts w:ascii="Times New Roman" w:hAnsi="Times New Roman" w:cs="Times New Roman"/>
-          <w:sz w:val="28"/>
-          <w:szCs w:val="28"/>
-        </w:rPr>
-        <w:t>Заведующий учебно-методической работой _______________</w:t>
-      </w:r>
+    </w:p>
+    <w:p>
+      <w:pPr>
+        <w:rPr>
+          <w:rFonts w:ascii="Times New Roman" w:hAnsi="Times New Roman" w:cs="Times New Roman"/>
+          <w:sz w:val="28"/>
+          <w:szCs w:val="28"/>
+        </w:rPr>
+      </w:pPr>
     </w:p>
     <w:p>
       <w:pPr>
@@ -453,26 +421,31 @@
     </w:p>
     <w:p>
       <w:pPr>
-        <w:pStyle w:val="1"/>
-        <w:rPr>
-          <w:rFonts w:ascii="Times New Roman" w:hAnsi="Times New Roman" w:cs="Times New Roman"/>
-          <w:color w:val="auto"/>
-        </w:rPr>
-      </w:pPr>
-      <w:r>
-        <w:rPr>
-          <w:rFonts w:ascii="Times New Roman" w:hAnsi="Times New Roman" w:cs="Times New Roman"/>
-          <w:color w:val="auto"/>
+        <w:jc w:val="center"/>
+        <w:rPr>
+          <w:rFonts w:ascii="Times New Roman" w:hAnsi="Times New Roman" w:cs="Times New Roman"/>
+          <w:b/>
+          <w:bCs/>
+          <w:sz w:val="28"/>
+          <w:szCs w:val="28"/>
+        </w:rPr>
+      </w:pPr>
+      <w:r>
+        <w:rPr>
+          <w:rFonts w:ascii="Times New Roman" w:hAnsi="Times New Roman" w:cs="Times New Roman"/>
+          <w:b/>
+          <w:bCs/>
+          <w:sz w:val="28"/>
+          <w:szCs w:val="28"/>
         </w:rPr>
         <w:lastRenderedPageBreak/>
-        <w:t>Содержание</w:t>
+        <w:t>СОДЕРЖАНИЕ</w:t>
       </w:r>
     </w:p>
     <w:sdt>
       <w:sdtPr>
         <w:rPr>
-          <w:rFonts w:ascii="Times New Roman" w:eastAsiaTheme="minorHAnsi" w:hAnsi="Times New Roman" w:cs="Times New Roman"/>
-          <w:color w:val="auto"/>
+          <w:rFonts w:ascii="Times New Roman" w:eastAsiaTheme="minorHAnsi" w:hAnsi="Times New Roman"/>
           <w:kern w:val="2"/>
           <w:sz w:val="28"/>
           <w:szCs w:val="28"/>
@@ -494,20 +467,21 @@
       <w:sdtContent>
         <w:p>
           <w:pPr>
-            <w:pStyle w:val="ae"/>
+            <w:pStyle w:val="11"/>
+            <w:tabs>
+              <w:tab w:val="right" w:leader="dot" w:pos="9345"/>
+            </w:tabs>
             <w:rPr>
-              <w:rFonts w:ascii="Times New Roman" w:eastAsiaTheme="minorHAnsi" w:hAnsi="Times New Roman" w:cs="Times New Roman"/>
-              <w:color w:val="auto"/>
-              <w:kern w:val="2"/>
+              <w:rFonts w:ascii="Times New Roman" w:hAnsi="Times New Roman"/>
+              <w:noProof/>
               <w:sz w:val="28"/>
               <w:szCs w:val="28"/>
-              <w:lang w:eastAsia="en-US"/>
-              <w14:ligatures w14:val="standardContextual"/>
             </w:rPr>
           </w:pPr>
           <w:r>
             <w:rPr>
-              <w:rFonts w:ascii="Times New Roman" w:eastAsiaTheme="minorEastAsia" w:hAnsi="Times New Roman"/>
+              <w:rFonts w:ascii="Times New Roman" w:hAnsi="Times New Roman"/>
+              <w:color w:val="0F4761" w:themeColor="accent1" w:themeShade="BF"/>
               <w:sz w:val="28"/>
               <w:szCs w:val="28"/>
             </w:rPr>
@@ -523,19 +497,19 @@
           </w:r>
           <w:r>
             <w:rPr>
-              <w:rFonts w:ascii="Times New Roman" w:eastAsiaTheme="minorEastAsia" w:hAnsi="Times New Roman"/>
+              <w:rFonts w:ascii="Times New Roman" w:hAnsi="Times New Roman"/>
+              <w:color w:val="0F4761" w:themeColor="accent1" w:themeShade="BF"/>
               <w:sz w:val="28"/>
               <w:szCs w:val="28"/>
             </w:rPr>
             <w:fldChar w:fldCharType="separate"/>
           </w:r>
-          <w:hyperlink w:anchor="_Toc225413990" w:history="1">
+          <w:hyperlink w:anchor="_Toc225773177" w:history="1">
             <w:r>
               <w:rPr>
                 <w:rStyle w:val="ac"/>
                 <w:rFonts w:ascii="Times New Roman" w:hAnsi="Times New Roman"/>
                 <w:noProof/>
-                <w:color w:val="auto"/>
                 <w:sz w:val="28"/>
                 <w:szCs w:val="28"/>
               </w:rPr>
@@ -546,7 +520,6 @@
                 <w:rFonts w:ascii="Times New Roman" w:hAnsi="Times New Roman"/>
                 <w:noProof/>
                 <w:webHidden/>
-                <w:color w:val="auto"/>
                 <w:sz w:val="28"/>
                 <w:szCs w:val="28"/>
               </w:rPr>
@@ -557,7 +530,6 @@
                 <w:rFonts w:ascii="Times New Roman" w:hAnsi="Times New Roman"/>
                 <w:noProof/>
                 <w:webHidden/>
-                <w:color w:val="auto"/>
                 <w:sz w:val="28"/>
                 <w:szCs w:val="28"/>
               </w:rPr>
@@ -568,18 +540,16 @@
                 <w:rFonts w:ascii="Times New Roman" w:hAnsi="Times New Roman"/>
                 <w:noProof/>
                 <w:webHidden/>
-                <w:color w:val="auto"/>
-                <w:sz w:val="28"/>
-                <w:szCs w:val="28"/>
-              </w:rPr>
-              <w:instrText xml:space="preserve"> PAGEREF _Toc225413990 \h </w:instrText>
+                <w:sz w:val="28"/>
+                <w:szCs w:val="28"/>
+              </w:rPr>
+              <w:instrText xml:space="preserve"> PAGEREF _Toc225773177 \h </w:instrText>
             </w:r>
             <w:r>
               <w:rPr>
                 <w:rFonts w:ascii="Times New Roman" w:hAnsi="Times New Roman"/>
                 <w:noProof/>
                 <w:webHidden/>
-                <w:color w:val="auto"/>
                 <w:sz w:val="28"/>
                 <w:szCs w:val="28"/>
               </w:rPr>
@@ -589,7 +559,6 @@
                 <w:rFonts w:ascii="Times New Roman" w:hAnsi="Times New Roman"/>
                 <w:noProof/>
                 <w:webHidden/>
-                <w:color w:val="auto"/>
                 <w:sz w:val="28"/>
                 <w:szCs w:val="28"/>
               </w:rPr>
@@ -600,7 +569,6 @@
                 <w:rFonts w:ascii="Times New Roman" w:hAnsi="Times New Roman"/>
                 <w:noProof/>
                 <w:webHidden/>
-                <w:color w:val="auto"/>
                 <w:sz w:val="28"/>
                 <w:szCs w:val="28"/>
               </w:rPr>
@@ -611,7 +579,6 @@
                 <w:rFonts w:ascii="Times New Roman" w:hAnsi="Times New Roman"/>
                 <w:noProof/>
                 <w:webHidden/>
-                <w:color w:val="auto"/>
                 <w:sz w:val="28"/>
                 <w:szCs w:val="28"/>
               </w:rPr>
@@ -628,13 +595,11 @@
             <w:rPr>
               <w:rFonts w:ascii="Times New Roman" w:hAnsi="Times New Roman"/>
               <w:noProof/>
-              <w:kern w:val="2"/>
               <w:sz w:val="28"/>
               <w:szCs w:val="28"/>
-              <w14:ligatures w14:val="standardContextual"/>
             </w:rPr>
           </w:pPr>
-          <w:hyperlink w:anchor="_Toc225413991" w:history="1">
+          <w:hyperlink w:anchor="_Toc225773178" w:history="1">
             <w:r>
               <w:rPr>
                 <w:rStyle w:val="ac"/>
@@ -673,7 +638,7 @@
                 <w:sz w:val="28"/>
                 <w:szCs w:val="28"/>
               </w:rPr>
-              <w:instrText xml:space="preserve"> PAGEREF _Toc225413991 \h </w:instrText>
+              <w:instrText xml:space="preserve"> PAGEREF _Toc225773178 \h </w:instrText>
             </w:r>
             <w:r>
               <w:rPr>
@@ -725,13 +690,11 @@
             <w:rPr>
               <w:rFonts w:ascii="Times New Roman" w:hAnsi="Times New Roman"/>
               <w:noProof/>
-              <w:kern w:val="2"/>
               <w:sz w:val="28"/>
               <w:szCs w:val="28"/>
-              <w14:ligatures w14:val="standardContextual"/>
             </w:rPr>
           </w:pPr>
-          <w:hyperlink w:anchor="_Toc225413992" w:history="1">
+          <w:hyperlink w:anchor="_Toc225773179" w:history="1">
             <w:r>
               <w:rPr>
                 <w:rStyle w:val="ac"/>
@@ -770,7 +733,7 @@
                 <w:sz w:val="28"/>
                 <w:szCs w:val="28"/>
               </w:rPr>
-              <w:instrText xml:space="preserve"> PAGEREF _Toc225413992 \h </w:instrText>
+              <w:instrText xml:space="preserve"> PAGEREF _Toc225773179 \h </w:instrText>
             </w:r>
             <w:r>
               <w:rPr>
@@ -822,13 +785,11 @@
             <w:rPr>
               <w:rFonts w:ascii="Times New Roman" w:hAnsi="Times New Roman"/>
               <w:noProof/>
-              <w:kern w:val="2"/>
               <w:sz w:val="28"/>
               <w:szCs w:val="28"/>
-              <w14:ligatures w14:val="standardContextual"/>
             </w:rPr>
           </w:pPr>
-          <w:hyperlink w:anchor="_Toc225413993" w:history="1">
+          <w:hyperlink w:anchor="_Toc225773180" w:history="1">
             <w:r>
               <w:rPr>
                 <w:rStyle w:val="ac"/>
@@ -867,7 +828,7 @@
                 <w:sz w:val="28"/>
                 <w:szCs w:val="28"/>
               </w:rPr>
-              <w:instrText xml:space="preserve"> PAGEREF _Toc225413993 \h </w:instrText>
+              <w:instrText xml:space="preserve"> PAGEREF _Toc225773180 \h </w:instrText>
             </w:r>
             <w:r>
               <w:rPr>
@@ -919,13 +880,11 @@
             <w:rPr>
               <w:rFonts w:ascii="Times New Roman" w:hAnsi="Times New Roman"/>
               <w:noProof/>
-              <w:kern w:val="2"/>
               <w:sz w:val="28"/>
               <w:szCs w:val="28"/>
-              <w14:ligatures w14:val="standardContextual"/>
             </w:rPr>
           </w:pPr>
-          <w:hyperlink w:anchor="_Toc225413994" w:history="1">
+          <w:hyperlink w:anchor="_Toc225773181" w:history="1">
             <w:r>
               <w:rPr>
                 <w:rStyle w:val="ac"/>
@@ -964,7 +923,7 @@
                 <w:sz w:val="28"/>
                 <w:szCs w:val="28"/>
               </w:rPr>
-              <w:instrText xml:space="preserve"> PAGEREF _Toc225413994 \h </w:instrText>
+              <w:instrText xml:space="preserve"> PAGEREF _Toc225773181 \h </w:instrText>
             </w:r>
             <w:r>
               <w:rPr>
@@ -1016,13 +975,11 @@
             <w:rPr>
               <w:rFonts w:ascii="Times New Roman" w:hAnsi="Times New Roman"/>
               <w:noProof/>
-              <w:kern w:val="2"/>
               <w:sz w:val="28"/>
               <w:szCs w:val="28"/>
-              <w14:ligatures w14:val="standardContextual"/>
             </w:rPr>
           </w:pPr>
-          <w:hyperlink w:anchor="_Toc225413995" w:history="1">
+          <w:hyperlink w:anchor="_Toc225773182" w:history="1">
             <w:r>
               <w:rPr>
                 <w:rStyle w:val="ac"/>
@@ -1061,7 +1018,7 @@
                 <w:sz w:val="28"/>
                 <w:szCs w:val="28"/>
               </w:rPr>
-              <w:instrText xml:space="preserve"> PAGEREF _Toc225413995 \h </w:instrText>
+              <w:instrText xml:space="preserve"> PAGEREF _Toc225773182 \h </w:instrText>
             </w:r>
             <w:r>
               <w:rPr>
@@ -1113,13 +1070,11 @@
             <w:rPr>
               <w:rFonts w:ascii="Times New Roman" w:hAnsi="Times New Roman"/>
               <w:noProof/>
-              <w:kern w:val="2"/>
               <w:sz w:val="28"/>
               <w:szCs w:val="28"/>
-              <w14:ligatures w14:val="standardContextual"/>
             </w:rPr>
           </w:pPr>
-          <w:hyperlink w:anchor="_Toc225413996" w:history="1">
+          <w:hyperlink w:anchor="_Toc225773183" w:history="1">
             <w:r>
               <w:rPr>
                 <w:rStyle w:val="ac"/>
@@ -1158,7 +1113,7 @@
                 <w:sz w:val="28"/>
                 <w:szCs w:val="28"/>
               </w:rPr>
-              <w:instrText xml:space="preserve"> PAGEREF _Toc225413996 \h </w:instrText>
+              <w:instrText xml:space="preserve"> PAGEREF _Toc225773183 \h </w:instrText>
             </w:r>
             <w:r>
               <w:rPr>
@@ -1187,7 +1142,7 @@
                 <w:sz w:val="28"/>
                 <w:szCs w:val="28"/>
               </w:rPr>
-              <w:t>12</w:t>
+              <w:t>11</w:t>
             </w:r>
             <w:r>
               <w:rPr>
@@ -1210,13 +1165,11 @@
             <w:rPr>
               <w:rFonts w:ascii="Times New Roman" w:hAnsi="Times New Roman"/>
               <w:noProof/>
-              <w:kern w:val="2"/>
               <w:sz w:val="28"/>
               <w:szCs w:val="28"/>
-              <w14:ligatures w14:val="standardContextual"/>
             </w:rPr>
           </w:pPr>
-          <w:hyperlink w:anchor="_Toc225413997" w:history="1">
+          <w:hyperlink w:anchor="_Toc225773184" w:history="1">
             <w:r>
               <w:rPr>
                 <w:rStyle w:val="ac"/>
@@ -1225,7 +1178,7 @@
                 <w:sz w:val="28"/>
                 <w:szCs w:val="28"/>
               </w:rPr>
-              <w:t>1.4.3. Выбор архитектурного паттерна</w:t>
+              <w:t>1.4.2. Выбор языка программирования</w:t>
             </w:r>
             <w:r>
               <w:rPr>
@@ -1255,7 +1208,7 @@
                 <w:sz w:val="28"/>
                 <w:szCs w:val="28"/>
               </w:rPr>
-              <w:instrText xml:space="preserve"> PAGEREF _Toc225413997 \h </w:instrText>
+              <w:instrText xml:space="preserve"> PAGEREF _Toc225773184 \h </w:instrText>
             </w:r>
             <w:r>
               <w:rPr>
@@ -1284,7 +1237,7 @@
                 <w:sz w:val="28"/>
                 <w:szCs w:val="28"/>
               </w:rPr>
-              <w:t>13</w:t>
+              <w:t>12</w:t>
             </w:r>
             <w:r>
               <w:rPr>
@@ -1307,13 +1260,11 @@
             <w:rPr>
               <w:rFonts w:ascii="Times New Roman" w:hAnsi="Times New Roman"/>
               <w:noProof/>
-              <w:kern w:val="2"/>
               <w:sz w:val="28"/>
               <w:szCs w:val="28"/>
-              <w14:ligatures w14:val="standardContextual"/>
             </w:rPr>
           </w:pPr>
-          <w:hyperlink w:anchor="_Toc225413998" w:history="1">
+          <w:hyperlink w:anchor="_Toc225773185" w:history="1">
             <w:r>
               <w:rPr>
                 <w:rStyle w:val="ac"/>
@@ -1322,6 +1273,101 @@
                 <w:sz w:val="28"/>
                 <w:szCs w:val="28"/>
               </w:rPr>
+              <w:t>1.4.3. Выбор архитектурного паттерна</w:t>
+            </w:r>
+            <w:r>
+              <w:rPr>
+                <w:rFonts w:ascii="Times New Roman" w:hAnsi="Times New Roman"/>
+                <w:noProof/>
+                <w:webHidden/>
+                <w:sz w:val="28"/>
+                <w:szCs w:val="28"/>
+              </w:rPr>
+              <w:tab/>
+            </w:r>
+            <w:r>
+              <w:rPr>
+                <w:rFonts w:ascii="Times New Roman" w:hAnsi="Times New Roman"/>
+                <w:noProof/>
+                <w:webHidden/>
+                <w:sz w:val="28"/>
+                <w:szCs w:val="28"/>
+              </w:rPr>
+              <w:fldChar w:fldCharType="begin"/>
+            </w:r>
+            <w:r>
+              <w:rPr>
+                <w:rFonts w:ascii="Times New Roman" w:hAnsi="Times New Roman"/>
+                <w:noProof/>
+                <w:webHidden/>
+                <w:sz w:val="28"/>
+                <w:szCs w:val="28"/>
+              </w:rPr>
+              <w:instrText xml:space="preserve"> PAGEREF _Toc225773185 \h </w:instrText>
+            </w:r>
+            <w:r>
+              <w:rPr>
+                <w:rFonts w:ascii="Times New Roman" w:hAnsi="Times New Roman"/>
+                <w:noProof/>
+                <w:webHidden/>
+                <w:sz w:val="28"/>
+                <w:szCs w:val="28"/>
+              </w:rPr>
+            </w:r>
+            <w:r>
+              <w:rPr>
+                <w:rFonts w:ascii="Times New Roman" w:hAnsi="Times New Roman"/>
+                <w:noProof/>
+                <w:webHidden/>
+                <w:sz w:val="28"/>
+                <w:szCs w:val="28"/>
+              </w:rPr>
+              <w:fldChar w:fldCharType="separate"/>
+            </w:r>
+            <w:r>
+              <w:rPr>
+                <w:rFonts w:ascii="Times New Roman" w:hAnsi="Times New Roman"/>
+                <w:noProof/>
+                <w:webHidden/>
+                <w:sz w:val="28"/>
+                <w:szCs w:val="28"/>
+              </w:rPr>
+              <w:t>13</w:t>
+            </w:r>
+            <w:r>
+              <w:rPr>
+                <w:rFonts w:ascii="Times New Roman" w:hAnsi="Times New Roman"/>
+                <w:noProof/>
+                <w:webHidden/>
+                <w:sz w:val="28"/>
+                <w:szCs w:val="28"/>
+              </w:rPr>
+              <w:fldChar w:fldCharType="end"/>
+            </w:r>
+          </w:hyperlink>
+        </w:p>
+        <w:p>
+          <w:pPr>
+            <w:pStyle w:val="31"/>
+            <w:tabs>
+              <w:tab w:val="right" w:leader="dot" w:pos="9345"/>
+            </w:tabs>
+            <w:rPr>
+              <w:rFonts w:ascii="Times New Roman" w:hAnsi="Times New Roman"/>
+              <w:noProof/>
+              <w:sz w:val="28"/>
+              <w:szCs w:val="28"/>
+            </w:rPr>
+          </w:pPr>
+          <w:hyperlink w:anchor="_Toc225773186" w:history="1">
+            <w:r>
+              <w:rPr>
+                <w:rStyle w:val="ac"/>
+                <w:rFonts w:ascii="Times New Roman" w:hAnsi="Times New Roman"/>
+                <w:noProof/>
+                <w:sz w:val="28"/>
+                <w:szCs w:val="28"/>
+              </w:rPr>
               <w:t>1.4.4. Выбор системы управления базами данных</w:t>
             </w:r>
             <w:r>
@@ -1352,7 +1398,102 @@
                 <w:sz w:val="28"/>
                 <w:szCs w:val="28"/>
               </w:rPr>
-              <w:instrText xml:space="preserve"> PAGEREF _Toc225413998 \h </w:instrText>
+              <w:instrText xml:space="preserve"> PAGEREF _Toc225773186 \h </w:instrText>
+            </w:r>
+            <w:r>
+              <w:rPr>
+                <w:rFonts w:ascii="Times New Roman" w:hAnsi="Times New Roman"/>
+                <w:noProof/>
+                <w:webHidden/>
+                <w:sz w:val="28"/>
+                <w:szCs w:val="28"/>
+              </w:rPr>
+            </w:r>
+            <w:r>
+              <w:rPr>
+                <w:rFonts w:ascii="Times New Roman" w:hAnsi="Times New Roman"/>
+                <w:noProof/>
+                <w:webHidden/>
+                <w:sz w:val="28"/>
+                <w:szCs w:val="28"/>
+              </w:rPr>
+              <w:fldChar w:fldCharType="separate"/>
+            </w:r>
+            <w:r>
+              <w:rPr>
+                <w:rFonts w:ascii="Times New Roman" w:hAnsi="Times New Roman"/>
+                <w:noProof/>
+                <w:webHidden/>
+                <w:sz w:val="28"/>
+                <w:szCs w:val="28"/>
+              </w:rPr>
+              <w:t>13</w:t>
+            </w:r>
+            <w:r>
+              <w:rPr>
+                <w:rFonts w:ascii="Times New Roman" w:hAnsi="Times New Roman"/>
+                <w:noProof/>
+                <w:webHidden/>
+                <w:sz w:val="28"/>
+                <w:szCs w:val="28"/>
+              </w:rPr>
+              <w:fldChar w:fldCharType="end"/>
+            </w:r>
+          </w:hyperlink>
+        </w:p>
+        <w:p>
+          <w:pPr>
+            <w:pStyle w:val="31"/>
+            <w:tabs>
+              <w:tab w:val="right" w:leader="dot" w:pos="9345"/>
+            </w:tabs>
+            <w:rPr>
+              <w:rFonts w:ascii="Times New Roman" w:hAnsi="Times New Roman"/>
+              <w:noProof/>
+              <w:sz w:val="28"/>
+              <w:szCs w:val="28"/>
+            </w:rPr>
+          </w:pPr>
+          <w:hyperlink w:anchor="_Toc225773187" w:history="1">
+            <w:r>
+              <w:rPr>
+                <w:rStyle w:val="ac"/>
+                <w:rFonts w:ascii="Times New Roman" w:hAnsi="Times New Roman"/>
+                <w:noProof/>
+                <w:sz w:val="28"/>
+                <w:szCs w:val="28"/>
+              </w:rPr>
+              <w:t>1.4.5. Дополнительные библиотеки</w:t>
+            </w:r>
+            <w:r>
+              <w:rPr>
+                <w:rFonts w:ascii="Times New Roman" w:hAnsi="Times New Roman"/>
+                <w:noProof/>
+                <w:webHidden/>
+                <w:sz w:val="28"/>
+                <w:szCs w:val="28"/>
+              </w:rPr>
+              <w:tab/>
+            </w:r>
+            <w:r>
+              <w:rPr>
+                <w:rFonts w:ascii="Times New Roman" w:hAnsi="Times New Roman"/>
+                <w:noProof/>
+                <w:webHidden/>
+                <w:sz w:val="28"/>
+                <w:szCs w:val="28"/>
+              </w:rPr>
+              <w:fldChar w:fldCharType="begin"/>
+            </w:r>
+            <w:r>
+              <w:rPr>
+                <w:rFonts w:ascii="Times New Roman" w:hAnsi="Times New Roman"/>
+                <w:noProof/>
+                <w:webHidden/>
+                <w:sz w:val="28"/>
+                <w:szCs w:val="28"/>
+              </w:rPr>
+              <w:instrText xml:space="preserve"> PAGEREF _Toc225773187 \h </w:instrText>
             </w:r>
             <w:r>
               <w:rPr>
@@ -1404,13 +1545,11 @@
             <w:rPr>
               <w:rFonts w:ascii="Times New Roman" w:hAnsi="Times New Roman"/>
               <w:noProof/>
-              <w:kern w:val="2"/>
               <w:sz w:val="28"/>
               <w:szCs w:val="28"/>
-              <w14:ligatures w14:val="standardContextual"/>
             </w:rPr>
           </w:pPr>
-          <w:hyperlink w:anchor="_Toc225413999" w:history="1">
+          <w:hyperlink w:anchor="_Toc225773188" w:history="1">
             <w:r>
               <w:rPr>
                 <w:rStyle w:val="ac"/>
@@ -1449,7 +1588,7 @@
                 <w:sz w:val="28"/>
                 <w:szCs w:val="28"/>
               </w:rPr>
-              <w:instrText xml:space="preserve"> PAGEREF _Toc225413999 \h </w:instrText>
+              <w:instrText xml:space="preserve"> PAGEREF _Toc225773188 \h </w:instrText>
             </w:r>
             <w:r>
               <w:rPr>
@@ -1478,7 +1617,7 @@
                 <w:sz w:val="28"/>
                 <w:szCs w:val="28"/>
               </w:rPr>
-              <w:t>16</w:t>
+              <w:t>15</w:t>
             </w:r>
             <w:r>
               <w:rPr>
@@ -1501,13 +1640,11 @@
             <w:rPr>
               <w:rFonts w:ascii="Times New Roman" w:hAnsi="Times New Roman"/>
               <w:noProof/>
-              <w:kern w:val="2"/>
               <w:sz w:val="28"/>
               <w:szCs w:val="28"/>
-              <w14:ligatures w14:val="standardContextual"/>
             </w:rPr>
           </w:pPr>
-          <w:hyperlink w:anchor="_Toc225414000" w:history="1">
+          <w:hyperlink w:anchor="_Toc225773189" w:history="1">
             <w:r>
               <w:rPr>
                 <w:rStyle w:val="ac"/>
@@ -1546,7 +1683,7 @@
                 <w:sz w:val="28"/>
                 <w:szCs w:val="28"/>
               </w:rPr>
-              <w:instrText xml:space="preserve"> PAGEREF _Toc225414000 \h </w:instrText>
+              <w:instrText xml:space="preserve"> PAGEREF _Toc225773189 \h </w:instrText>
             </w:r>
             <w:r>
               <w:rPr>
@@ -1575,7 +1712,7 @@
                 <w:sz w:val="28"/>
                 <w:szCs w:val="28"/>
               </w:rPr>
-              <w:t>16</w:t>
+              <w:t>15</w:t>
             </w:r>
             <w:r>
               <w:rPr>
@@ -1598,13 +1735,11 @@
             <w:rPr>
               <w:rFonts w:ascii="Times New Roman" w:hAnsi="Times New Roman"/>
               <w:noProof/>
-              <w:kern w:val="2"/>
               <w:sz w:val="28"/>
               <w:szCs w:val="28"/>
-              <w14:ligatures w14:val="standardContextual"/>
             </w:rPr>
           </w:pPr>
-          <w:hyperlink w:anchor="_Toc225414001" w:history="1">
+          <w:hyperlink w:anchor="_Toc225773190" w:history="1">
             <w:r>
               <w:rPr>
                 <w:rStyle w:val="ac"/>
@@ -1643,7 +1778,7 @@
                 <w:sz w:val="28"/>
                 <w:szCs w:val="28"/>
               </w:rPr>
-              <w:instrText xml:space="preserve"> PAGEREF _Toc225414001 \h </w:instrText>
+              <w:instrText xml:space="preserve"> PAGEREF _Toc225773190 \h </w:instrText>
             </w:r>
             <w:r>
               <w:rPr>
@@ -1672,7 +1807,7 @@
                 <w:sz w:val="28"/>
                 <w:szCs w:val="28"/>
               </w:rPr>
-              <w:t>16</w:t>
+              <w:t>15</w:t>
             </w:r>
             <w:r>
               <w:rPr>
@@ -1695,13 +1830,11 @@
             <w:rPr>
               <w:rFonts w:ascii="Times New Roman" w:hAnsi="Times New Roman"/>
               <w:noProof/>
-              <w:kern w:val="2"/>
               <w:sz w:val="28"/>
               <w:szCs w:val="28"/>
-              <w14:ligatures w14:val="standardContextual"/>
             </w:rPr>
           </w:pPr>
-          <w:hyperlink w:anchor="_Toc225414002" w:history="1">
+          <w:hyperlink w:anchor="_Toc225773191" w:history="1">
             <w:r>
               <w:rPr>
                 <w:rStyle w:val="ac"/>
@@ -1740,7 +1873,7 @@
                 <w:sz w:val="28"/>
                 <w:szCs w:val="28"/>
               </w:rPr>
-              <w:instrText xml:space="preserve"> PAGEREF _Toc225414002 \h </w:instrText>
+              <w:instrText xml:space="preserve"> PAGEREF _Toc225773191 \h </w:instrText>
             </w:r>
             <w:r>
               <w:rPr>
@@ -1769,7 +1902,7 @@
                 <w:sz w:val="28"/>
                 <w:szCs w:val="28"/>
               </w:rPr>
-              <w:t>17</w:t>
+              <w:t>15</w:t>
             </w:r>
             <w:r>
               <w:rPr>
@@ -1792,13 +1925,11 @@
             <w:rPr>
               <w:rFonts w:ascii="Times New Roman" w:hAnsi="Times New Roman"/>
               <w:noProof/>
-              <w:kern w:val="2"/>
               <w:sz w:val="28"/>
               <w:szCs w:val="28"/>
-              <w14:ligatures w14:val="standardContextual"/>
             </w:rPr>
           </w:pPr>
-          <w:hyperlink w:anchor="_Toc225414003" w:history="1">
+          <w:hyperlink w:anchor="_Toc225773192" w:history="1">
             <w:r>
               <w:rPr>
                 <w:rStyle w:val="ac"/>
@@ -1837,7 +1968,7 @@
                 <w:sz w:val="28"/>
                 <w:szCs w:val="28"/>
               </w:rPr>
-              <w:instrText xml:space="preserve"> PAGEREF _Toc225414003 \h </w:instrText>
+              <w:instrText xml:space="preserve"> PAGEREF _Toc225773192 \h </w:instrText>
             </w:r>
             <w:r>
               <w:rPr>
@@ -1889,13 +2020,11 @@
             <w:rPr>
               <w:rFonts w:ascii="Times New Roman" w:hAnsi="Times New Roman"/>
               <w:noProof/>
-              <w:kern w:val="2"/>
               <w:sz w:val="28"/>
               <w:szCs w:val="28"/>
-              <w14:ligatures w14:val="standardContextual"/>
             </w:rPr>
           </w:pPr>
-          <w:hyperlink w:anchor="_Toc225414004" w:history="1">
+          <w:hyperlink w:anchor="_Toc225773193" w:history="1">
             <w:r>
               <w:rPr>
                 <w:rStyle w:val="ac"/>
@@ -1934,7 +2063,7 @@
                 <w:sz w:val="28"/>
                 <w:szCs w:val="28"/>
               </w:rPr>
-              <w:instrText xml:space="preserve"> PAGEREF _Toc225414004 \h </w:instrText>
+              <w:instrText xml:space="preserve"> PAGEREF _Toc225773193 \h </w:instrText>
             </w:r>
             <w:r>
               <w:rPr>
@@ -1986,13 +2115,11 @@
             <w:rPr>
               <w:rFonts w:ascii="Times New Roman" w:hAnsi="Times New Roman"/>
               <w:noProof/>
-              <w:kern w:val="2"/>
               <w:sz w:val="28"/>
               <w:szCs w:val="28"/>
-              <w14:ligatures w14:val="standardContextual"/>
             </w:rPr>
           </w:pPr>
-          <w:hyperlink w:anchor="_Toc225414005" w:history="1">
+          <w:hyperlink w:anchor="_Toc225773194" w:history="1">
             <w:r>
               <w:rPr>
                 <w:rStyle w:val="ac"/>
@@ -2031,7 +2158,7 @@
                 <w:sz w:val="28"/>
                 <w:szCs w:val="28"/>
               </w:rPr>
-              <w:instrText xml:space="preserve"> PAGEREF _Toc225414005 \h </w:instrText>
+              <w:instrText xml:space="preserve"> PAGEREF _Toc225773194 \h </w:instrText>
             </w:r>
             <w:r>
               <w:rPr>
@@ -2060,7 +2187,7 @@
                 <w:sz w:val="28"/>
                 <w:szCs w:val="28"/>
               </w:rPr>
-              <w:t>19</w:t>
+              <w:t>18</w:t>
             </w:r>
             <w:r>
               <w:rPr>
@@ -2083,13 +2210,11 @@
             <w:rPr>
               <w:rFonts w:ascii="Times New Roman" w:hAnsi="Times New Roman"/>
               <w:noProof/>
-              <w:kern w:val="2"/>
               <w:sz w:val="28"/>
               <w:szCs w:val="28"/>
-              <w14:ligatures w14:val="standardContextual"/>
             </w:rPr>
           </w:pPr>
-          <w:hyperlink w:anchor="_Toc225414006" w:history="1">
+          <w:hyperlink w:anchor="_Toc225773195" w:history="1">
             <w:r>
               <w:rPr>
                 <w:rStyle w:val="ac"/>
@@ -2128,7 +2253,7 @@
                 <w:sz w:val="28"/>
                 <w:szCs w:val="28"/>
               </w:rPr>
-              <w:instrText xml:space="preserve"> PAGEREF _Toc225414006 \h </w:instrText>
+              <w:instrText xml:space="preserve"> PAGEREF _Toc225773195 \h </w:instrText>
             </w:r>
             <w:r>
               <w:rPr>
@@ -2157,7 +2282,7 @@
                 <w:sz w:val="28"/>
                 <w:szCs w:val="28"/>
               </w:rPr>
-              <w:t>19</w:t>
+              <w:t>21</w:t>
             </w:r>
             <w:r>
               <w:rPr>
@@ -2180,13 +2305,11 @@
             <w:rPr>
               <w:rFonts w:ascii="Times New Roman" w:hAnsi="Times New Roman"/>
               <w:noProof/>
-              <w:kern w:val="2"/>
               <w:sz w:val="28"/>
               <w:szCs w:val="28"/>
-              <w14:ligatures w14:val="standardContextual"/>
             </w:rPr>
           </w:pPr>
-          <w:hyperlink w:anchor="_Toc225414007" w:history="1">
+          <w:hyperlink w:anchor="_Toc225773196" w:history="1">
             <w:r>
               <w:rPr>
                 <w:rStyle w:val="ac"/>
@@ -2225,7 +2348,7 @@
                 <w:sz w:val="28"/>
                 <w:szCs w:val="28"/>
               </w:rPr>
-              <w:instrText xml:space="preserve"> PAGEREF _Toc225414007 \h </w:instrText>
+              <w:instrText xml:space="preserve"> PAGEREF _Toc225773196 \h </w:instrText>
             </w:r>
             <w:r>
               <w:rPr>
@@ -2254,7 +2377,7 @@
                 <w:sz w:val="28"/>
                 <w:szCs w:val="28"/>
               </w:rPr>
-              <w:t>19</w:t>
+              <w:t>21</w:t>
             </w:r>
             <w:r>
               <w:rPr>
@@ -2277,13 +2400,11 @@
             <w:rPr>
               <w:rFonts w:ascii="Times New Roman" w:hAnsi="Times New Roman"/>
               <w:noProof/>
-              <w:kern w:val="2"/>
               <w:sz w:val="28"/>
               <w:szCs w:val="28"/>
-              <w14:ligatures w14:val="standardContextual"/>
             </w:rPr>
           </w:pPr>
-          <w:hyperlink w:anchor="_Toc225414008" w:history="1">
+          <w:hyperlink w:anchor="_Toc225773197" w:history="1">
             <w:r>
               <w:rPr>
                 <w:rStyle w:val="ac"/>
@@ -2322,7 +2443,7 @@
                 <w:sz w:val="28"/>
                 <w:szCs w:val="28"/>
               </w:rPr>
-              <w:instrText xml:space="preserve"> PAGEREF _Toc225414008 \h </w:instrText>
+              <w:instrText xml:space="preserve"> PAGEREF _Toc225773197 \h </w:instrText>
             </w:r>
             <w:r>
               <w:rPr>
@@ -2351,7 +2472,7 @@
                 <w:sz w:val="28"/>
                 <w:szCs w:val="28"/>
               </w:rPr>
-              <w:t>21</w:t>
+              <w:t>23</w:t>
             </w:r>
             <w:r>
               <w:rPr>
@@ -2374,13 +2495,11 @@
             <w:rPr>
               <w:rFonts w:ascii="Times New Roman" w:hAnsi="Times New Roman"/>
               <w:noProof/>
-              <w:kern w:val="2"/>
               <w:sz w:val="28"/>
               <w:szCs w:val="28"/>
-              <w14:ligatures w14:val="standardContextual"/>
             </w:rPr>
           </w:pPr>
-          <w:hyperlink w:anchor="_Toc225414009" w:history="1">
+          <w:hyperlink w:anchor="_Toc225773198" w:history="1">
             <w:r>
               <w:rPr>
                 <w:rStyle w:val="ac"/>
@@ -2419,7 +2538,7 @@
                 <w:sz w:val="28"/>
                 <w:szCs w:val="28"/>
               </w:rPr>
-              <w:instrText xml:space="preserve"> PAGEREF _Toc225414009 \h </w:instrText>
+              <w:instrText xml:space="preserve"> PAGEREF _Toc225773198 \h </w:instrText>
             </w:r>
             <w:r>
               <w:rPr>
@@ -2448,7 +2567,7 @@
                 <w:sz w:val="28"/>
                 <w:szCs w:val="28"/>
               </w:rPr>
-              <w:t>22</w:t>
+              <w:t>24</w:t>
             </w:r>
             <w:r>
               <w:rPr>
@@ -2471,13 +2590,11 @@
             <w:rPr>
               <w:rFonts w:ascii="Times New Roman" w:hAnsi="Times New Roman"/>
               <w:noProof/>
-              <w:kern w:val="2"/>
               <w:sz w:val="28"/>
               <w:szCs w:val="28"/>
-              <w14:ligatures w14:val="standardContextual"/>
             </w:rPr>
           </w:pPr>
-          <w:hyperlink w:anchor="_Toc225414010" w:history="1">
+          <w:hyperlink w:anchor="_Toc225773199" w:history="1">
             <w:r>
               <w:rPr>
                 <w:rStyle w:val="ac"/>
@@ -2516,7 +2633,7 @@
                 <w:sz w:val="28"/>
                 <w:szCs w:val="28"/>
               </w:rPr>
-              <w:instrText xml:space="preserve"> PAGEREF _Toc225414010 \h </w:instrText>
+              <w:instrText xml:space="preserve"> PAGEREF _Toc225773199 \h </w:instrText>
             </w:r>
             <w:r>
               <w:rPr>
@@ -2545,7 +2662,7 @@
                 <w:sz w:val="28"/>
                 <w:szCs w:val="28"/>
               </w:rPr>
-              <w:t>23</w:t>
+              <w:t>27</w:t>
             </w:r>
             <w:r>
               <w:rPr>
@@ -2568,13 +2685,11 @@
             <w:rPr>
               <w:rFonts w:ascii="Times New Roman" w:hAnsi="Times New Roman"/>
               <w:noProof/>
-              <w:kern w:val="2"/>
               <w:sz w:val="28"/>
               <w:szCs w:val="28"/>
-              <w14:ligatures w14:val="standardContextual"/>
             </w:rPr>
           </w:pPr>
-          <w:hyperlink w:anchor="_Toc225414011" w:history="1">
+          <w:hyperlink w:anchor="_Toc225773200" w:history="1">
             <w:r>
               <w:rPr>
                 <w:rStyle w:val="ac"/>
@@ -2613,7 +2728,7 @@
                 <w:sz w:val="28"/>
                 <w:szCs w:val="28"/>
               </w:rPr>
-              <w:instrText xml:space="preserve"> PAGEREF _Toc225414011 \h </w:instrText>
+              <w:instrText xml:space="preserve"> PAGEREF _Toc225773200 \h </w:instrText>
             </w:r>
             <w:r>
               <w:rPr>
@@ -2642,7 +2757,7 @@
                 <w:sz w:val="28"/>
                 <w:szCs w:val="28"/>
               </w:rPr>
-              <w:t>24</w:t>
+              <w:t>28</w:t>
             </w:r>
             <w:r>
               <w:rPr>
@@ -2665,13 +2780,11 @@
             <w:rPr>
               <w:rFonts w:ascii="Times New Roman" w:hAnsi="Times New Roman"/>
               <w:noProof/>
-              <w:kern w:val="2"/>
               <w:sz w:val="28"/>
               <w:szCs w:val="28"/>
-              <w14:ligatures w14:val="standardContextual"/>
             </w:rPr>
           </w:pPr>
-          <w:hyperlink w:anchor="_Toc225414012" w:history="1">
+          <w:hyperlink w:anchor="_Toc225773201" w:history="1">
             <w:r>
               <w:rPr>
                 <w:rStyle w:val="ac"/>
@@ -2710,7 +2823,7 @@
                 <w:sz w:val="28"/>
                 <w:szCs w:val="28"/>
               </w:rPr>
-              <w:instrText xml:space="preserve"> PAGEREF _Toc225414012 \h </w:instrText>
+              <w:instrText xml:space="preserve"> PAGEREF _Toc225773201 \h </w:instrText>
             </w:r>
             <w:r>
               <w:rPr>
@@ -2739,7 +2852,7 @@
                 <w:sz w:val="28"/>
                 <w:szCs w:val="28"/>
               </w:rPr>
-              <w:t>27</w:t>
+              <w:t>30</w:t>
             </w:r>
             <w:r>
               <w:rPr>
@@ -2762,13 +2875,11 @@
             <w:rPr>
               <w:rFonts w:ascii="Times New Roman" w:hAnsi="Times New Roman"/>
               <w:noProof/>
-              <w:kern w:val="2"/>
               <w:sz w:val="28"/>
               <w:szCs w:val="28"/>
-              <w14:ligatures w14:val="standardContextual"/>
             </w:rPr>
           </w:pPr>
-          <w:hyperlink w:anchor="_Toc225414013" w:history="1">
+          <w:hyperlink w:anchor="_Toc225773202" w:history="1">
             <w:r>
               <w:rPr>
                 <w:rStyle w:val="ac"/>
@@ -2807,7 +2918,7 @@
                 <w:sz w:val="28"/>
                 <w:szCs w:val="28"/>
               </w:rPr>
-              <w:instrText xml:space="preserve"> PAGEREF _Toc225414013 \h </w:instrText>
+              <w:instrText xml:space="preserve"> PAGEREF _Toc225773202 \h </w:instrText>
             </w:r>
             <w:r>
               <w:rPr>
@@ -2836,7 +2947,7 @@
                 <w:sz w:val="28"/>
                 <w:szCs w:val="28"/>
               </w:rPr>
-              <w:t>30</w:t>
+              <w:t>32</w:t>
             </w:r>
             <w:r>
               <w:rPr>
@@ -2886,20 +2997,27 @@
     <w:p>
       <w:pPr>
         <w:pStyle w:val="1"/>
+        <w:spacing w:before="0" w:after="0" w:line="360" w:lineRule="auto"/>
+        <w:ind w:firstLine="709"/>
+        <w:jc w:val="center"/>
         <w:rPr>
           <w:rFonts w:ascii="Times New Roman" w:hAnsi="Times New Roman" w:cs="Times New Roman"/>
           <w:b/>
           <w:bCs/>
           <w:color w:val="auto"/>
-        </w:rPr>
-      </w:pPr>
-      <w:bookmarkStart w:id="0" w:name="_Toc225413990"/>
+          <w:sz w:val="28"/>
+          <w:szCs w:val="28"/>
+        </w:rPr>
+      </w:pPr>
+      <w:bookmarkStart w:id="0" w:name="_Toc225773177"/>
       <w:r>
         <w:rPr>
           <w:rFonts w:ascii="Times New Roman" w:hAnsi="Times New Roman" w:cs="Times New Roman"/>
           <w:b/>
           <w:bCs/>
           <w:color w:val="auto"/>
+          <w:sz w:val="28"/>
+          <w:szCs w:val="28"/>
         </w:rPr>
         <w:lastRenderedPageBreak/>
         <w:t>ВВЕДЕНИЕ</w:t>
@@ -2908,7 +3026,7 @@
     </w:p>
     <w:p>
       <w:pPr>
-        <w:spacing w:line="360" w:lineRule="auto"/>
+        <w:spacing w:after="0" w:line="360" w:lineRule="auto"/>
         <w:ind w:firstLine="709"/>
         <w:jc w:val="both"/>
         <w:rPr>
@@ -2938,7 +3056,7 @@
     </w:p>
     <w:p>
       <w:pPr>
-        <w:spacing w:line="360" w:lineRule="auto"/>
+        <w:spacing w:after="0" w:line="360" w:lineRule="auto"/>
         <w:ind w:firstLine="709"/>
         <w:jc w:val="both"/>
         <w:rPr>
@@ -2958,7 +3076,7 @@
     </w:p>
     <w:p>
       <w:pPr>
-        <w:spacing w:line="360" w:lineRule="auto"/>
+        <w:spacing w:after="0" w:line="360" w:lineRule="auto"/>
         <w:ind w:firstLine="709"/>
         <w:jc w:val="both"/>
         <w:rPr>
@@ -2978,7 +3096,7 @@
     </w:p>
     <w:p>
       <w:pPr>
-        <w:spacing w:line="360" w:lineRule="auto"/>
+        <w:spacing w:after="0" w:line="360" w:lineRule="auto"/>
         <w:ind w:firstLine="709"/>
         <w:jc w:val="both"/>
         <w:rPr>
@@ -3026,7 +3144,7 @@
     </w:p>
     <w:p>
       <w:pPr>
-        <w:spacing w:line="360" w:lineRule="auto"/>
+        <w:spacing w:after="0" w:line="360" w:lineRule="auto"/>
         <w:ind w:firstLine="709"/>
         <w:jc w:val="both"/>
         <w:rPr>
@@ -3041,7 +3159,6 @@
           <w:sz w:val="28"/>
           <w:szCs w:val="28"/>
         </w:rPr>
-        <w:lastRenderedPageBreak/>
         <w:t>Для достижения поставленной цели были сформулированы и решены следующие задачи:</w:t>
       </w:r>
     </w:p>
@@ -3051,21 +3168,22 @@
           <w:ilvl w:val="0"/>
           <w:numId w:val="5"/>
         </w:numPr>
-        <w:spacing w:line="360" w:lineRule="auto"/>
-        <w:ind w:firstLine="709"/>
-        <w:jc w:val="both"/>
-        <w:rPr>
-          <w:rFonts w:ascii="Times New Roman" w:hAnsi="Times New Roman" w:cs="Times New Roman"/>
-          <w:sz w:val="28"/>
-          <w:szCs w:val="28"/>
-        </w:rPr>
-      </w:pPr>
-      <w:r>
-        <w:rPr>
-          <w:rFonts w:ascii="Times New Roman" w:hAnsi="Times New Roman" w:cs="Times New Roman"/>
-          <w:sz w:val="28"/>
-          <w:szCs w:val="28"/>
-        </w:rPr>
+        <w:spacing w:after="0" w:line="360" w:lineRule="auto"/>
+        <w:ind w:left="0" w:firstLine="709"/>
+        <w:jc w:val="both"/>
+        <w:rPr>
+          <w:rFonts w:ascii="Times New Roman" w:hAnsi="Times New Roman" w:cs="Times New Roman"/>
+          <w:sz w:val="28"/>
+          <w:szCs w:val="28"/>
+        </w:rPr>
+      </w:pPr>
+      <w:r>
+        <w:rPr>
+          <w:rFonts w:ascii="Times New Roman" w:hAnsi="Times New Roman" w:cs="Times New Roman"/>
+          <w:sz w:val="28"/>
+          <w:szCs w:val="28"/>
+        </w:rPr>
+        <w:lastRenderedPageBreak/>
         <w:t>Провести детальный анализ предметной области, выявить основные проблемы пользователей при учете личных финансов и рассмотреть существующие аналоги.</w:t>
       </w:r>
     </w:p>
@@ -3075,8 +3193,8 @@
           <w:ilvl w:val="0"/>
           <w:numId w:val="5"/>
         </w:numPr>
-        <w:spacing w:line="360" w:lineRule="auto"/>
-        <w:ind w:firstLine="709"/>
+        <w:spacing w:after="0" w:line="360" w:lineRule="auto"/>
+        <w:ind w:left="0" w:firstLine="709"/>
         <w:jc w:val="both"/>
         <w:rPr>
           <w:rFonts w:ascii="Times New Roman" w:hAnsi="Times New Roman" w:cs="Times New Roman"/>
@@ -3099,8 +3217,8 @@
           <w:ilvl w:val="0"/>
           <w:numId w:val="5"/>
         </w:numPr>
-        <w:spacing w:line="360" w:lineRule="auto"/>
-        <w:ind w:firstLine="709"/>
+        <w:spacing w:after="0" w:line="360" w:lineRule="auto"/>
+        <w:ind w:left="0" w:firstLine="709"/>
         <w:jc w:val="both"/>
         <w:rPr>
           <w:rFonts w:ascii="Times New Roman" w:hAnsi="Times New Roman" w:cs="Times New Roman"/>
@@ -3123,8 +3241,8 @@
           <w:ilvl w:val="0"/>
           <w:numId w:val="5"/>
         </w:numPr>
-        <w:spacing w:line="360" w:lineRule="auto"/>
-        <w:ind w:firstLine="709"/>
+        <w:spacing w:after="0" w:line="360" w:lineRule="auto"/>
+        <w:ind w:left="0" w:firstLine="709"/>
         <w:jc w:val="both"/>
         <w:rPr>
           <w:rFonts w:ascii="Times New Roman" w:hAnsi="Times New Roman" w:cs="Times New Roman"/>
@@ -3147,8 +3265,8 @@
           <w:ilvl w:val="0"/>
           <w:numId w:val="5"/>
         </w:numPr>
-        <w:spacing w:line="360" w:lineRule="auto"/>
-        <w:ind w:firstLine="709"/>
+        <w:spacing w:after="0" w:line="360" w:lineRule="auto"/>
+        <w:ind w:left="0" w:firstLine="709"/>
         <w:jc w:val="both"/>
         <w:rPr>
           <w:rFonts w:ascii="Times New Roman" w:hAnsi="Times New Roman" w:cs="Times New Roman"/>
@@ -3171,8 +3289,8 @@
           <w:ilvl w:val="0"/>
           <w:numId w:val="5"/>
         </w:numPr>
-        <w:spacing w:line="360" w:lineRule="auto"/>
-        <w:ind w:firstLine="709"/>
+        <w:spacing w:after="0" w:line="360" w:lineRule="auto"/>
+        <w:ind w:left="0" w:firstLine="709"/>
         <w:jc w:val="both"/>
         <w:rPr>
           <w:rFonts w:ascii="Times New Roman" w:hAnsi="Times New Roman" w:cs="Times New Roman"/>
@@ -3195,6 +3313,173 @@
           <w:ilvl w:val="0"/>
           <w:numId w:val="5"/>
         </w:numPr>
+        <w:spacing w:after="0" w:line="360" w:lineRule="auto"/>
+        <w:ind w:left="0" w:firstLine="709"/>
+        <w:jc w:val="both"/>
+        <w:rPr>
+          <w:rFonts w:ascii="Times New Roman" w:hAnsi="Times New Roman" w:cs="Times New Roman"/>
+          <w:sz w:val="28"/>
+          <w:szCs w:val="28"/>
+        </w:rPr>
+      </w:pPr>
+      <w:r>
+        <w:rPr>
+          <w:rFonts w:ascii="Times New Roman" w:hAnsi="Times New Roman" w:cs="Times New Roman"/>
+          <w:sz w:val="28"/>
+          <w:szCs w:val="28"/>
+        </w:rPr>
+        <w:t>Оценить работоспособность приложения.</w:t>
+      </w:r>
+    </w:p>
+    <w:p>
+      <w:pPr>
+        <w:spacing w:after="0" w:line="360" w:lineRule="auto"/>
+        <w:ind w:firstLine="709"/>
+        <w:jc w:val="both"/>
+        <w:rPr>
+          <w:rFonts w:ascii="Times New Roman" w:hAnsi="Times New Roman" w:cs="Times New Roman"/>
+          <w:sz w:val="28"/>
+          <w:szCs w:val="28"/>
+        </w:rPr>
+      </w:pPr>
+      <w:r>
+        <w:rPr>
+          <w:rFonts w:ascii="Times New Roman" w:hAnsi="Times New Roman" w:cs="Times New Roman"/>
+          <w:b/>
+          <w:bCs/>
+          <w:sz w:val="28"/>
+          <w:szCs w:val="28"/>
+        </w:rPr>
+        <w:t>Объект исследования</w:t>
+      </w:r>
+      <w:r>
+        <w:rPr>
+          <w:rFonts w:ascii="Times New Roman" w:hAnsi="Times New Roman" w:cs="Times New Roman"/>
+          <w:sz w:val="28"/>
+          <w:szCs w:val="28"/>
+        </w:rPr>
+        <w:t>: процесс управления и систематизации личных финансовых средств физического лица.</w:t>
+      </w:r>
+    </w:p>
+    <w:p>
+      <w:pPr>
+        <w:spacing w:after="0" w:line="360" w:lineRule="auto"/>
+        <w:ind w:firstLine="709"/>
+        <w:jc w:val="both"/>
+        <w:rPr>
+          <w:rFonts w:ascii="Times New Roman" w:hAnsi="Times New Roman" w:cs="Times New Roman"/>
+          <w:sz w:val="28"/>
+          <w:szCs w:val="28"/>
+        </w:rPr>
+      </w:pPr>
+      <w:r>
+        <w:rPr>
+          <w:rFonts w:ascii="Times New Roman" w:hAnsi="Times New Roman" w:cs="Times New Roman"/>
+          <w:b/>
+          <w:bCs/>
+          <w:sz w:val="28"/>
+          <w:szCs w:val="28"/>
+        </w:rPr>
+        <w:t>Предмет исследования</w:t>
+      </w:r>
+      <w:r>
+        <w:rPr>
+          <w:rFonts w:ascii="Times New Roman" w:hAnsi="Times New Roman" w:cs="Times New Roman"/>
+          <w:sz w:val="28"/>
+          <w:szCs w:val="28"/>
+        </w:rPr>
+        <w:t xml:space="preserve">: программные методы, алгоритмы и архитектурные решения, применяемые при разработке мобильного приложения для платформы </w:t>
+      </w:r>
+      <w:proofErr w:type="spellStart"/>
+      <w:r>
+        <w:rPr>
+          <w:rFonts w:ascii="Times New Roman" w:hAnsi="Times New Roman" w:cs="Times New Roman"/>
+          <w:sz w:val="28"/>
+          <w:szCs w:val="28"/>
+        </w:rPr>
+        <w:t>Android</w:t>
+      </w:r>
+      <w:proofErr w:type="spellEnd"/>
+      <w:r>
+        <w:rPr>
+          <w:rFonts w:ascii="Times New Roman" w:hAnsi="Times New Roman" w:cs="Times New Roman"/>
+          <w:sz w:val="28"/>
+          <w:szCs w:val="28"/>
+        </w:rPr>
+        <w:t>.</w:t>
+      </w:r>
+    </w:p>
+    <w:p>
+      <w:pPr>
+        <w:spacing w:after="0" w:line="360" w:lineRule="auto"/>
+        <w:ind w:firstLine="709"/>
+        <w:jc w:val="both"/>
+        <w:rPr>
+          <w:rFonts w:ascii="Times New Roman" w:hAnsi="Times New Roman" w:cs="Times New Roman"/>
+          <w:sz w:val="28"/>
+          <w:szCs w:val="28"/>
+        </w:rPr>
+      </w:pPr>
+      <w:r>
+        <w:rPr>
+          <w:rFonts w:ascii="Times New Roman" w:hAnsi="Times New Roman" w:cs="Times New Roman"/>
+          <w:b/>
+          <w:bCs/>
+          <w:sz w:val="28"/>
+          <w:szCs w:val="28"/>
+        </w:rPr>
+        <w:t>Практическая значимость</w:t>
+      </w:r>
+      <w:r>
+        <w:rPr>
+          <w:rFonts w:ascii="Times New Roman" w:hAnsi="Times New Roman" w:cs="Times New Roman"/>
+          <w:sz w:val="28"/>
+          <w:szCs w:val="28"/>
+        </w:rPr>
+        <w:t>: разработанный программный продукт представляет собой готовое к эксплуатации мобильное приложение. Оно может быть использовано широким кругом лиц (студентами, молодыми специалистами, семьями) в повседневной жизни для планирования личного бюджета, жесткого контроля трат по различным категориям и визуального анализа своей финансовой активности, что в перспективе способствует оптимизации расходов пользователя.</w:t>
+      </w:r>
+    </w:p>
+    <w:p>
+      <w:pPr>
+        <w:spacing w:after="0" w:line="360" w:lineRule="auto"/>
+        <w:ind w:firstLine="709"/>
+        <w:jc w:val="both"/>
+        <w:rPr>
+          <w:rFonts w:ascii="Times New Roman" w:hAnsi="Times New Roman" w:cs="Times New Roman"/>
+          <w:sz w:val="28"/>
+          <w:szCs w:val="28"/>
+        </w:rPr>
+      </w:pPr>
+      <w:r>
+        <w:rPr>
+          <w:rFonts w:ascii="Times New Roman" w:hAnsi="Times New Roman" w:cs="Times New Roman"/>
+          <w:b/>
+          <w:bCs/>
+          <w:sz w:val="28"/>
+          <w:szCs w:val="28"/>
+        </w:rPr>
+        <w:t>Структура работы</w:t>
+      </w:r>
+      <w:r>
+        <w:rPr>
+          <w:rFonts w:ascii="Times New Roman" w:hAnsi="Times New Roman" w:cs="Times New Roman"/>
+          <w:sz w:val="28"/>
+          <w:szCs w:val="28"/>
+        </w:rPr>
+        <w:t xml:space="preserve">: курсовая работа состоит из введения, двух глав, заключения и списка использованной литературы. Во первой главе проводится </w:t>
+      </w:r>
+      <w:r>
+        <w:rPr>
+          <w:rFonts w:ascii="Times New Roman" w:hAnsi="Times New Roman" w:cs="Times New Roman"/>
+          <w:sz w:val="28"/>
+          <w:szCs w:val="28"/>
+        </w:rPr>
+        <w:lastRenderedPageBreak/>
+        <w:t>теоретический анализ предметной области, разрабатываются требования и выбирается стек технологий. Во второй главе подробно описывается практический процесс программной реализации пользовательского интерфейса, базы данных и бизнес-логики мобильного приложения.</w:t>
+      </w:r>
+    </w:p>
+    <w:p>
+      <w:pPr>
         <w:spacing w:line="360" w:lineRule="auto"/>
         <w:ind w:firstLine="709"/>
         <w:jc w:val="both"/>
@@ -3210,173 +3495,6 @@
           <w:sz w:val="28"/>
           <w:szCs w:val="28"/>
         </w:rPr>
-        <w:t>Оценить работоспособность приложения.</w:t>
-      </w:r>
-    </w:p>
-    <w:p>
-      <w:pPr>
-        <w:spacing w:line="360" w:lineRule="auto"/>
-        <w:ind w:firstLine="709"/>
-        <w:jc w:val="both"/>
-        <w:rPr>
-          <w:rFonts w:ascii="Times New Roman" w:hAnsi="Times New Roman" w:cs="Times New Roman"/>
-          <w:sz w:val="28"/>
-          <w:szCs w:val="28"/>
-        </w:rPr>
-      </w:pPr>
-      <w:r>
-        <w:rPr>
-          <w:rFonts w:ascii="Times New Roman" w:hAnsi="Times New Roman" w:cs="Times New Roman"/>
-          <w:b/>
-          <w:bCs/>
-          <w:sz w:val="28"/>
-          <w:szCs w:val="28"/>
-        </w:rPr>
-        <w:t>Объект исследования</w:t>
-      </w:r>
-      <w:r>
-        <w:rPr>
-          <w:rFonts w:ascii="Times New Roman" w:hAnsi="Times New Roman" w:cs="Times New Roman"/>
-          <w:sz w:val="28"/>
-          <w:szCs w:val="28"/>
-        </w:rPr>
-        <w:t>: процесс управления и систематизации личных финансовых средств физического лица.</w:t>
-      </w:r>
-    </w:p>
-    <w:p>
-      <w:pPr>
-        <w:spacing w:line="360" w:lineRule="auto"/>
-        <w:ind w:firstLine="709"/>
-        <w:jc w:val="both"/>
-        <w:rPr>
-          <w:rFonts w:ascii="Times New Roman" w:hAnsi="Times New Roman" w:cs="Times New Roman"/>
-          <w:sz w:val="28"/>
-          <w:szCs w:val="28"/>
-        </w:rPr>
-      </w:pPr>
-      <w:r>
-        <w:rPr>
-          <w:rFonts w:ascii="Times New Roman" w:hAnsi="Times New Roman" w:cs="Times New Roman"/>
-          <w:b/>
-          <w:bCs/>
-          <w:sz w:val="28"/>
-          <w:szCs w:val="28"/>
-        </w:rPr>
-        <w:t>Предмет исследования</w:t>
-      </w:r>
-      <w:r>
-        <w:rPr>
-          <w:rFonts w:ascii="Times New Roman" w:hAnsi="Times New Roman" w:cs="Times New Roman"/>
-          <w:sz w:val="28"/>
-          <w:szCs w:val="28"/>
-        </w:rPr>
-        <w:t xml:space="preserve">: программные методы, алгоритмы и архитектурные решения, применяемые при разработке мобильного приложения для платформы </w:t>
-      </w:r>
-      <w:proofErr w:type="spellStart"/>
-      <w:r>
-        <w:rPr>
-          <w:rFonts w:ascii="Times New Roman" w:hAnsi="Times New Roman" w:cs="Times New Roman"/>
-          <w:sz w:val="28"/>
-          <w:szCs w:val="28"/>
-        </w:rPr>
-        <w:t>Android</w:t>
-      </w:r>
-      <w:proofErr w:type="spellEnd"/>
-      <w:r>
-        <w:rPr>
-          <w:rFonts w:ascii="Times New Roman" w:hAnsi="Times New Roman" w:cs="Times New Roman"/>
-          <w:sz w:val="28"/>
-          <w:szCs w:val="28"/>
-        </w:rPr>
-        <w:t>.</w:t>
-      </w:r>
-    </w:p>
-    <w:p>
-      <w:pPr>
-        <w:spacing w:line="360" w:lineRule="auto"/>
-        <w:ind w:firstLine="709"/>
-        <w:jc w:val="both"/>
-        <w:rPr>
-          <w:rFonts w:ascii="Times New Roman" w:hAnsi="Times New Roman" w:cs="Times New Roman"/>
-          <w:sz w:val="28"/>
-          <w:szCs w:val="28"/>
-        </w:rPr>
-      </w:pPr>
-      <w:r>
-        <w:rPr>
-          <w:rFonts w:ascii="Times New Roman" w:hAnsi="Times New Roman" w:cs="Times New Roman"/>
-          <w:b/>
-          <w:bCs/>
-          <w:sz w:val="28"/>
-          <w:szCs w:val="28"/>
-        </w:rPr>
-        <w:t>Практическая значимость</w:t>
-      </w:r>
-      <w:r>
-        <w:rPr>
-          <w:rFonts w:ascii="Times New Roman" w:hAnsi="Times New Roman" w:cs="Times New Roman"/>
-          <w:sz w:val="28"/>
-          <w:szCs w:val="28"/>
-        </w:rPr>
-        <w:t xml:space="preserve">: разработанный программный продукт представляет собой готовое к эксплуатации мобильное приложение. Оно может быть использовано широким кругом лиц (студентами, молодыми </w:t>
-      </w:r>
-      <w:r>
-        <w:rPr>
-          <w:rFonts w:ascii="Times New Roman" w:hAnsi="Times New Roman" w:cs="Times New Roman"/>
-          <w:sz w:val="28"/>
-          <w:szCs w:val="28"/>
-        </w:rPr>
-        <w:lastRenderedPageBreak/>
-        <w:t>специалистами, семьями) в повседневной жизни для планирования личного бюджета, жесткого контроля трат по различным категориям и визуального анализа своей финансовой активности, что в перспективе способствует оптимизации расходов пользователя.</w:t>
-      </w:r>
-    </w:p>
-    <w:p>
-      <w:pPr>
-        <w:spacing w:line="360" w:lineRule="auto"/>
-        <w:ind w:firstLine="709"/>
-        <w:jc w:val="both"/>
-        <w:rPr>
-          <w:rFonts w:ascii="Times New Roman" w:hAnsi="Times New Roman" w:cs="Times New Roman"/>
-          <w:sz w:val="28"/>
-          <w:szCs w:val="28"/>
-        </w:rPr>
-      </w:pPr>
-      <w:r>
-        <w:rPr>
-          <w:rFonts w:ascii="Times New Roman" w:hAnsi="Times New Roman" w:cs="Times New Roman"/>
-          <w:b/>
-          <w:bCs/>
-          <w:sz w:val="28"/>
-          <w:szCs w:val="28"/>
-        </w:rPr>
-        <w:t>Структура работы</w:t>
-      </w:r>
-      <w:r>
-        <w:rPr>
-          <w:rFonts w:ascii="Times New Roman" w:hAnsi="Times New Roman" w:cs="Times New Roman"/>
-          <w:sz w:val="28"/>
-          <w:szCs w:val="28"/>
-        </w:rPr>
-        <w:t>: курсовая работа состоит из введения, двух глав, заключения и списка использованной литературы. Во первой главе проводится теоретический анализ предметной области, разрабатываются требования и выбирается стек технологий. Во второй главе подробно описывается практический процесс программной реализации пользовательского интерфейса, базы данных и бизнес-логики мобильного приложения.</w:t>
-      </w:r>
-    </w:p>
-    <w:p>
-      <w:pPr>
-        <w:spacing w:line="360" w:lineRule="auto"/>
-        <w:ind w:firstLine="709"/>
-        <w:jc w:val="both"/>
-        <w:rPr>
-          <w:rFonts w:ascii="Times New Roman" w:hAnsi="Times New Roman" w:cs="Times New Roman"/>
-          <w:sz w:val="28"/>
-          <w:szCs w:val="28"/>
-        </w:rPr>
-      </w:pPr>
-      <w:r>
-        <w:rPr>
-          <w:rFonts w:ascii="Times New Roman" w:hAnsi="Times New Roman" w:cs="Times New Roman"/>
-          <w:sz w:val="28"/>
-          <w:szCs w:val="28"/>
-        </w:rPr>
         <w:br w:type="page"/>
       </w:r>
     </w:p>
@@ -3384,7 +3502,7 @@
       <w:pPr>
         <w:pStyle w:val="1"/>
         <w:spacing w:line="360" w:lineRule="auto"/>
-        <w:jc w:val="both"/>
+        <w:jc w:val="center"/>
         <w:rPr>
           <w:rFonts w:ascii="Times New Roman" w:hAnsi="Times New Roman" w:cs="Times New Roman"/>
           <w:b/>
@@ -3394,7 +3512,7 @@
           <w:szCs w:val="28"/>
         </w:rPr>
       </w:pPr>
-      <w:bookmarkStart w:id="1" w:name="_Toc225413991"/>
+      <w:bookmarkStart w:id="1" w:name="_Toc225773178"/>
       <w:r>
         <w:rPr>
           <w:rFonts w:ascii="Times New Roman" w:hAnsi="Times New Roman" w:cs="Times New Roman"/>
@@ -3412,9 +3530,9 @@
     <w:p>
       <w:pPr>
         <w:pStyle w:val="2"/>
-        <w:spacing w:line="360" w:lineRule="auto"/>
+        <w:spacing w:before="0" w:after="0" w:line="360" w:lineRule="auto"/>
         <w:ind w:firstLine="709"/>
-        <w:jc w:val="both"/>
+        <w:jc w:val="center"/>
         <w:rPr>
           <w:rFonts w:ascii="Times New Roman" w:hAnsi="Times New Roman" w:cs="Times New Roman"/>
           <w:b/>
@@ -3424,7 +3542,7 @@
           <w:szCs w:val="28"/>
         </w:rPr>
       </w:pPr>
-      <w:bookmarkStart w:id="2" w:name="_Toc225413992"/>
+      <w:bookmarkStart w:id="2" w:name="_Toc225773179"/>
       <w:r>
         <w:rPr>
           <w:rFonts w:ascii="Times New Roman" w:hAnsi="Times New Roman" w:cs="Times New Roman"/>
@@ -3440,7 +3558,7 @@
     </w:p>
     <w:p>
       <w:pPr>
-        <w:spacing w:line="360" w:lineRule="auto"/>
+        <w:spacing w:after="0" w:line="360" w:lineRule="auto"/>
         <w:ind w:firstLine="709"/>
         <w:jc w:val="both"/>
         <w:rPr>
@@ -3460,7 +3578,7 @@
     </w:p>
     <w:p>
       <w:pPr>
-        <w:spacing w:line="360" w:lineRule="auto"/>
+        <w:spacing w:after="0" w:line="360" w:lineRule="auto"/>
         <w:ind w:firstLine="709"/>
         <w:jc w:val="both"/>
         <w:rPr>
@@ -3511,25 +3629,23 @@
           <w:sz w:val="28"/>
           <w:szCs w:val="28"/>
         </w:rPr>
-        <w:t>, 1</w:t>
-      </w:r>
-      <w:proofErr w:type="gramStart"/>
-      <w:r>
-        <w:rPr>
-          <w:rFonts w:ascii="Times New Roman" w:hAnsi="Times New Roman" w:cs="Times New Roman"/>
-          <w:sz w:val="28"/>
-          <w:szCs w:val="28"/>
-        </w:rPr>
-        <w:t>C:Деньги</w:t>
-      </w:r>
-      <w:proofErr w:type="gramEnd"/>
-      <w:r>
-        <w:rPr>
-          <w:rFonts w:ascii="Times New Roman" w:hAnsi="Times New Roman" w:cs="Times New Roman"/>
-          <w:sz w:val="28"/>
-          <w:szCs w:val="28"/>
-        </w:rPr>
-        <w:t>, Тяжеловато и другие. Однако глубокий анализ пользовательского опыта выявляет ряд существенных недостатков существующих систем:</w:t>
+        <w:t>, 1C:</w:t>
+      </w:r>
+      <w:r>
+        <w:rPr>
+          <w:rFonts w:ascii="Times New Roman" w:hAnsi="Times New Roman" w:cs="Times New Roman"/>
+          <w:sz w:val="28"/>
+          <w:szCs w:val="28"/>
+        </w:rPr>
+        <w:t xml:space="preserve"> </w:t>
+      </w:r>
+      <w:r>
+        <w:rPr>
+          <w:rFonts w:ascii="Times New Roman" w:hAnsi="Times New Roman" w:cs="Times New Roman"/>
+          <w:sz w:val="28"/>
+          <w:szCs w:val="28"/>
+        </w:rPr>
+        <w:t>Деньги, Тяжеловато и другие. Однако глубокий анализ пользовательского опыта выявляет ряд существенных недостатков существующих систем:</w:t>
       </w:r>
     </w:p>
     <w:p>
@@ -3538,8 +3654,8 @@
           <w:ilvl w:val="0"/>
           <w:numId w:val="6"/>
         </w:numPr>
-        <w:spacing w:line="360" w:lineRule="auto"/>
-        <w:ind w:firstLine="709"/>
+        <w:spacing w:after="0" w:line="360" w:lineRule="auto"/>
+        <w:ind w:left="0" w:firstLine="709"/>
         <w:jc w:val="both"/>
         <w:rPr>
           <w:rFonts w:ascii="Times New Roman" w:hAnsi="Times New Roman" w:cs="Times New Roman"/>
@@ -3572,8 +3688,8 @@
           <w:ilvl w:val="0"/>
           <w:numId w:val="6"/>
         </w:numPr>
-        <w:spacing w:line="360" w:lineRule="auto"/>
-        <w:ind w:firstLine="709"/>
+        <w:spacing w:after="0" w:line="360" w:lineRule="auto"/>
+        <w:ind w:left="0" w:firstLine="709"/>
         <w:jc w:val="both"/>
         <w:rPr>
           <w:rFonts w:ascii="Times New Roman" w:hAnsi="Times New Roman" w:cs="Times New Roman"/>
@@ -3606,8 +3722,8 @@
           <w:ilvl w:val="0"/>
           <w:numId w:val="6"/>
         </w:numPr>
-        <w:spacing w:line="360" w:lineRule="auto"/>
-        <w:ind w:firstLine="709"/>
+        <w:spacing w:after="0" w:line="360" w:lineRule="auto"/>
+        <w:ind w:left="0" w:firstLine="709"/>
         <w:jc w:val="both"/>
         <w:rPr>
           <w:rFonts w:ascii="Times New Roman" w:hAnsi="Times New Roman" w:cs="Times New Roman"/>
@@ -3623,16 +3739,24 @@
           <w:sz w:val="28"/>
           <w:szCs w:val="28"/>
         </w:rPr>
+        <w:t>Монетизация и платные подписки</w:t>
+      </w:r>
+      <w:r>
+        <w:rPr>
+          <w:rFonts w:ascii="Times New Roman" w:hAnsi="Times New Roman" w:cs="Times New Roman"/>
+          <w:sz w:val="28"/>
+          <w:szCs w:val="28"/>
+        </w:rPr>
+        <w:t xml:space="preserve">. Большинство коммерческих продуктов предоставляют лишь базовый (и часто сильно урезанный) </w:t>
+      </w:r>
+      <w:r>
+        <w:rPr>
+          <w:rFonts w:ascii="Times New Roman" w:hAnsi="Times New Roman" w:cs="Times New Roman"/>
+          <w:sz w:val="28"/>
+          <w:szCs w:val="28"/>
+        </w:rPr>
         <w:lastRenderedPageBreak/>
-        <w:t>Монетизация и платные подписки</w:t>
-      </w:r>
-      <w:r>
-        <w:rPr>
-          <w:rFonts w:ascii="Times New Roman" w:hAnsi="Times New Roman" w:cs="Times New Roman"/>
-          <w:sz w:val="28"/>
-          <w:szCs w:val="28"/>
-        </w:rPr>
-        <w:t>. Большинство коммерческих продуктов предоставляют лишь базовый (и часто сильно урезанный) функционал бесплатно. Доступ к подробной статистике, созданию новых категорий или экспорту данных требует ежемесячной или ежегодной платной подписки. Для пользователей, стремящихся сэкономить свои средства, оплата приложения для учета расходов выглядит нецелесообразной.</w:t>
+        <w:t>функционал бесплатно. Доступ к подробной статистике, созданию новых категорий или экспорту данных требует ежемесячной или ежегодной платной подписки. Для пользователей, стремящихся сэкономить свои средства, оплата приложения для учета расходов выглядит нецелесообразной.</w:t>
       </w:r>
     </w:p>
     <w:p>
@@ -3641,8 +3765,8 @@
           <w:ilvl w:val="0"/>
           <w:numId w:val="6"/>
         </w:numPr>
-        <w:spacing w:line="360" w:lineRule="auto"/>
-        <w:ind w:firstLine="709"/>
+        <w:spacing w:after="0" w:line="360" w:lineRule="auto"/>
+        <w:ind w:left="0" w:firstLine="709"/>
         <w:jc w:val="both"/>
         <w:rPr>
           <w:rFonts w:ascii="Times New Roman" w:hAnsi="Times New Roman" w:cs="Times New Roman"/>
@@ -3671,7 +3795,7 @@
     </w:p>
     <w:p>
       <w:pPr>
-        <w:spacing w:line="360" w:lineRule="auto"/>
+        <w:spacing w:after="0" w:line="360" w:lineRule="auto"/>
         <w:ind w:firstLine="709"/>
         <w:jc w:val="both"/>
         <w:rPr>
@@ -3691,7 +3815,7 @@
     </w:p>
     <w:p>
       <w:pPr>
-        <w:spacing w:line="360" w:lineRule="auto"/>
+        <w:spacing w:after="0" w:line="360" w:lineRule="auto"/>
         <w:ind w:firstLine="709"/>
         <w:jc w:val="both"/>
         <w:rPr>
@@ -3711,7 +3835,7 @@
     </w:p>
     <w:p>
       <w:pPr>
-        <w:spacing w:line="360" w:lineRule="auto"/>
+        <w:spacing w:after="0" w:line="360" w:lineRule="auto"/>
         <w:ind w:firstLine="709"/>
         <w:jc w:val="both"/>
         <w:rPr>
@@ -3732,9 +3856,9 @@
     <w:p>
       <w:pPr>
         <w:pStyle w:val="2"/>
-        <w:spacing w:line="360" w:lineRule="auto"/>
+        <w:spacing w:before="0" w:after="0" w:line="360" w:lineRule="auto"/>
         <w:ind w:firstLine="709"/>
-        <w:jc w:val="both"/>
+        <w:jc w:val="center"/>
         <w:rPr>
           <w:rFonts w:ascii="Times New Roman" w:hAnsi="Times New Roman" w:cs="Times New Roman"/>
           <w:b/>
@@ -3744,7 +3868,7 @@
           <w:szCs w:val="28"/>
         </w:rPr>
       </w:pPr>
-      <w:bookmarkStart w:id="3" w:name="_Toc225413993"/>
+      <w:bookmarkStart w:id="3" w:name="_Toc225773180"/>
       <w:r>
         <w:rPr>
           <w:rFonts w:ascii="Times New Roman" w:hAnsi="Times New Roman" w:cs="Times New Roman"/>
@@ -3760,7 +3884,7 @@
     </w:p>
     <w:p>
       <w:pPr>
-        <w:spacing w:line="360" w:lineRule="auto"/>
+        <w:spacing w:after="0" w:line="360" w:lineRule="auto"/>
         <w:ind w:firstLine="709"/>
         <w:jc w:val="both"/>
         <w:rPr>
@@ -3775,21 +3899,12 @@
           <w:sz w:val="28"/>
           <w:szCs w:val="28"/>
         </w:rPr>
-        <w:t xml:space="preserve">На основе анализа предметной области и потребностей потенциальных пользователей был сформирован перечень функциональных требований. </w:t>
-      </w:r>
-      <w:r>
-        <w:rPr>
-          <w:rFonts w:ascii="Times New Roman" w:hAnsi="Times New Roman" w:cs="Times New Roman"/>
-          <w:sz w:val="28"/>
-          <w:szCs w:val="28"/>
-        </w:rPr>
-        <w:lastRenderedPageBreak/>
-        <w:t>Функциональные требования описывают поведение системы — то, какие действия она должна уметь выполнять и какие сервисы предоставлять пользователю.</w:t>
-      </w:r>
-    </w:p>
-    <w:p>
-      <w:pPr>
-        <w:spacing w:line="360" w:lineRule="auto"/>
+        <w:t>На основе анализа предметной области и потребностей потенциальных пользователей был сформирован перечень функциональных требований. Функциональные требования описывают поведение системы — то, какие действия она должна уметь выполнять и какие сервисы предоставлять пользователю.</w:t>
+      </w:r>
+    </w:p>
+    <w:p>
+      <w:pPr>
+        <w:spacing w:after="0" w:line="360" w:lineRule="auto"/>
         <w:ind w:firstLine="709"/>
         <w:jc w:val="both"/>
         <w:rPr>
@@ -3809,9 +3924,9 @@
     </w:p>
     <w:p>
       <w:pPr>
-        <w:spacing w:line="360" w:lineRule="auto"/>
+        <w:spacing w:after="0" w:line="360" w:lineRule="auto"/>
         <w:ind w:firstLine="709"/>
-        <w:jc w:val="both"/>
+        <w:jc w:val="center"/>
         <w:rPr>
           <w:rFonts w:ascii="Times New Roman" w:hAnsi="Times New Roman" w:cs="Times New Roman"/>
           <w:b/>
@@ -3828,6 +3943,7 @@
           <w:sz w:val="28"/>
           <w:szCs w:val="28"/>
         </w:rPr>
+        <w:lastRenderedPageBreak/>
         <w:t>Блок 1: Управление записями расходов (CRUD-операции)</w:t>
       </w:r>
     </w:p>
@@ -3837,8 +3953,8 @@
           <w:ilvl w:val="0"/>
           <w:numId w:val="7"/>
         </w:numPr>
-        <w:spacing w:line="360" w:lineRule="auto"/>
-        <w:ind w:firstLine="709"/>
+        <w:spacing w:after="0" w:line="360" w:lineRule="auto"/>
+        <w:ind w:left="0" w:firstLine="709"/>
         <w:jc w:val="both"/>
         <w:rPr>
           <w:rFonts w:ascii="Times New Roman" w:hAnsi="Times New Roman" w:cs="Times New Roman"/>
@@ -3861,8 +3977,8 @@
           <w:ilvl w:val="0"/>
           <w:numId w:val="7"/>
         </w:numPr>
-        <w:spacing w:line="360" w:lineRule="auto"/>
-        <w:ind w:firstLine="709"/>
+        <w:spacing w:after="0" w:line="360" w:lineRule="auto"/>
+        <w:ind w:left="0" w:firstLine="709"/>
         <w:jc w:val="both"/>
         <w:rPr>
           <w:rFonts w:ascii="Times New Roman" w:hAnsi="Times New Roman" w:cs="Times New Roman"/>
@@ -3885,8 +4001,8 @@
           <w:ilvl w:val="0"/>
           <w:numId w:val="7"/>
         </w:numPr>
-        <w:spacing w:line="360" w:lineRule="auto"/>
-        <w:ind w:firstLine="709"/>
+        <w:spacing w:after="0" w:line="360" w:lineRule="auto"/>
+        <w:ind w:left="0" w:firstLine="709"/>
         <w:jc w:val="both"/>
         <w:rPr>
           <w:rFonts w:ascii="Times New Roman" w:hAnsi="Times New Roman" w:cs="Times New Roman"/>
@@ -3909,8 +4025,8 @@
           <w:ilvl w:val="0"/>
           <w:numId w:val="7"/>
         </w:numPr>
-        <w:spacing w:line="360" w:lineRule="auto"/>
-        <w:ind w:firstLine="709"/>
+        <w:spacing w:after="0" w:line="360" w:lineRule="auto"/>
+        <w:ind w:left="0" w:firstLine="709"/>
         <w:jc w:val="both"/>
         <w:rPr>
           <w:rFonts w:ascii="Times New Roman" w:hAnsi="Times New Roman" w:cs="Times New Roman"/>
@@ -3951,8 +4067,8 @@
           <w:ilvl w:val="0"/>
           <w:numId w:val="7"/>
         </w:numPr>
-        <w:spacing w:line="360" w:lineRule="auto"/>
-        <w:ind w:firstLine="709"/>
+        <w:spacing w:after="0" w:line="360" w:lineRule="auto"/>
+        <w:ind w:left="0" w:firstLine="709"/>
         <w:jc w:val="both"/>
         <w:rPr>
           <w:rFonts w:ascii="Times New Roman" w:hAnsi="Times New Roman" w:cs="Times New Roman"/>
@@ -3975,8 +4091,8 @@
           <w:ilvl w:val="0"/>
           <w:numId w:val="7"/>
         </w:numPr>
-        <w:spacing w:line="360" w:lineRule="auto"/>
-        <w:ind w:firstLine="709"/>
+        <w:spacing w:after="0" w:line="360" w:lineRule="auto"/>
+        <w:ind w:left="0" w:firstLine="709"/>
         <w:jc w:val="both"/>
         <w:rPr>
           <w:rFonts w:ascii="Times New Roman" w:hAnsi="Times New Roman" w:cs="Times New Roman"/>
@@ -3999,47 +4115,47 @@
           <w:ilvl w:val="0"/>
           <w:numId w:val="7"/>
         </w:numPr>
-        <w:spacing w:line="360" w:lineRule="auto"/>
+        <w:spacing w:after="0" w:line="360" w:lineRule="auto"/>
+        <w:ind w:left="0" w:firstLine="709"/>
+        <w:jc w:val="both"/>
+        <w:rPr>
+          <w:rFonts w:ascii="Times New Roman" w:hAnsi="Times New Roman" w:cs="Times New Roman"/>
+          <w:sz w:val="28"/>
+          <w:szCs w:val="28"/>
+        </w:rPr>
+      </w:pPr>
+      <w:r>
+        <w:rPr>
+          <w:rFonts w:ascii="Times New Roman" w:hAnsi="Times New Roman" w:cs="Times New Roman"/>
+          <w:sz w:val="28"/>
+          <w:szCs w:val="28"/>
+        </w:rPr>
+        <w:t>Система должна предоставлять возможность быстрого удаления ошибочно введенной записи при помощи жеста смахивания (</w:t>
+      </w:r>
+      <w:proofErr w:type="spellStart"/>
+      <w:r>
+        <w:rPr>
+          <w:rFonts w:ascii="Times New Roman" w:hAnsi="Times New Roman" w:cs="Times New Roman"/>
+          <w:sz w:val="28"/>
+          <w:szCs w:val="28"/>
+        </w:rPr>
+        <w:t>свайпа</w:t>
+      </w:r>
+      <w:proofErr w:type="spellEnd"/>
+      <w:r>
+        <w:rPr>
+          <w:rFonts w:ascii="Times New Roman" w:hAnsi="Times New Roman" w:cs="Times New Roman"/>
+          <w:sz w:val="28"/>
+          <w:szCs w:val="28"/>
+        </w:rPr>
+        <w:t>) элемента списка влево или вправо.</w:t>
+      </w:r>
+    </w:p>
+    <w:p>
+      <w:pPr>
+        <w:spacing w:after="0" w:line="360" w:lineRule="auto"/>
         <w:ind w:firstLine="709"/>
-        <w:jc w:val="both"/>
-        <w:rPr>
-          <w:rFonts w:ascii="Times New Roman" w:hAnsi="Times New Roman" w:cs="Times New Roman"/>
-          <w:sz w:val="28"/>
-          <w:szCs w:val="28"/>
-        </w:rPr>
-      </w:pPr>
-      <w:r>
-        <w:rPr>
-          <w:rFonts w:ascii="Times New Roman" w:hAnsi="Times New Roman" w:cs="Times New Roman"/>
-          <w:sz w:val="28"/>
-          <w:szCs w:val="28"/>
-        </w:rPr>
-        <w:t>Система должна предоставлять возможность быстрого удаления ошибочно введенной записи при помощи жеста смахивания (</w:t>
-      </w:r>
-      <w:proofErr w:type="spellStart"/>
-      <w:r>
-        <w:rPr>
-          <w:rFonts w:ascii="Times New Roman" w:hAnsi="Times New Roman" w:cs="Times New Roman"/>
-          <w:sz w:val="28"/>
-          <w:szCs w:val="28"/>
-        </w:rPr>
-        <w:t>свайпа</w:t>
-      </w:r>
-      <w:proofErr w:type="spellEnd"/>
-      <w:r>
-        <w:rPr>
-          <w:rFonts w:ascii="Times New Roman" w:hAnsi="Times New Roman" w:cs="Times New Roman"/>
-          <w:sz w:val="28"/>
-          <w:szCs w:val="28"/>
-        </w:rPr>
-        <w:t>) элемента списка влево или вправо.</w:t>
-      </w:r>
-    </w:p>
-    <w:p>
-      <w:pPr>
-        <w:spacing w:line="360" w:lineRule="auto"/>
-        <w:ind w:firstLine="709"/>
-        <w:jc w:val="both"/>
+        <w:jc w:val="center"/>
         <w:rPr>
           <w:rFonts w:ascii="Times New Roman" w:hAnsi="Times New Roman" w:cs="Times New Roman"/>
           <w:b/>
@@ -4065,22 +4181,21 @@
           <w:ilvl w:val="0"/>
           <w:numId w:val="7"/>
         </w:numPr>
-        <w:spacing w:line="360" w:lineRule="auto"/>
-        <w:ind w:firstLine="709"/>
-        <w:jc w:val="both"/>
-        <w:rPr>
-          <w:rFonts w:ascii="Times New Roman" w:hAnsi="Times New Roman" w:cs="Times New Roman"/>
-          <w:sz w:val="28"/>
-          <w:szCs w:val="28"/>
-        </w:rPr>
-      </w:pPr>
-      <w:r>
-        <w:rPr>
-          <w:rFonts w:ascii="Times New Roman" w:hAnsi="Times New Roman" w:cs="Times New Roman"/>
-          <w:sz w:val="28"/>
-          <w:szCs w:val="28"/>
-        </w:rPr>
-        <w:lastRenderedPageBreak/>
+        <w:spacing w:after="0" w:line="360" w:lineRule="auto"/>
+        <w:ind w:left="0" w:firstLine="709"/>
+        <w:jc w:val="both"/>
+        <w:rPr>
+          <w:rFonts w:ascii="Times New Roman" w:hAnsi="Times New Roman" w:cs="Times New Roman"/>
+          <w:sz w:val="28"/>
+          <w:szCs w:val="28"/>
+        </w:rPr>
+      </w:pPr>
+      <w:r>
+        <w:rPr>
+          <w:rFonts w:ascii="Times New Roman" w:hAnsi="Times New Roman" w:cs="Times New Roman"/>
+          <w:sz w:val="28"/>
+          <w:szCs w:val="28"/>
+        </w:rPr>
         <w:t>Пользователь должен иметь возможность осуществлять полнотекстовый поиск по списку расходов. Поиск должен работать динамически: при вводе символов в строку поиска список должен фильтроваться по совпадению с названием расхода или его категорией.</w:t>
       </w:r>
     </w:p>
@@ -4090,65 +4205,65 @@
           <w:ilvl w:val="0"/>
           <w:numId w:val="7"/>
         </w:numPr>
-        <w:spacing w:line="360" w:lineRule="auto"/>
+        <w:spacing w:after="0" w:line="360" w:lineRule="auto"/>
+        <w:ind w:left="0" w:firstLine="709"/>
+        <w:jc w:val="both"/>
+        <w:rPr>
+          <w:rFonts w:ascii="Times New Roman" w:hAnsi="Times New Roman" w:cs="Times New Roman"/>
+          <w:sz w:val="28"/>
+          <w:szCs w:val="28"/>
+        </w:rPr>
+      </w:pPr>
+      <w:r>
+        <w:rPr>
+          <w:rFonts w:ascii="Times New Roman" w:hAnsi="Times New Roman" w:cs="Times New Roman"/>
+          <w:sz w:val="28"/>
+          <w:szCs w:val="28"/>
+        </w:rPr>
+        <w:t>Приложение должно содержать нижнее навигационное меню (</w:t>
+      </w:r>
+      <w:proofErr w:type="spellStart"/>
+      <w:r>
+        <w:rPr>
+          <w:rFonts w:ascii="Times New Roman" w:hAnsi="Times New Roman" w:cs="Times New Roman"/>
+          <w:sz w:val="28"/>
+          <w:szCs w:val="28"/>
+        </w:rPr>
+        <w:t>Bottom</w:t>
+      </w:r>
+      <w:proofErr w:type="spellEnd"/>
+      <w:r>
+        <w:rPr>
+          <w:rFonts w:ascii="Times New Roman" w:hAnsi="Times New Roman" w:cs="Times New Roman"/>
+          <w:sz w:val="28"/>
+          <w:szCs w:val="28"/>
+        </w:rPr>
+        <w:t xml:space="preserve"> </w:t>
+      </w:r>
+      <w:proofErr w:type="spellStart"/>
+      <w:r>
+        <w:rPr>
+          <w:rFonts w:ascii="Times New Roman" w:hAnsi="Times New Roman" w:cs="Times New Roman"/>
+          <w:sz w:val="28"/>
+          <w:szCs w:val="28"/>
+        </w:rPr>
+        <w:t>Navigation</w:t>
+      </w:r>
+      <w:proofErr w:type="spellEnd"/>
+      <w:r>
+        <w:rPr>
+          <w:rFonts w:ascii="Times New Roman" w:hAnsi="Times New Roman" w:cs="Times New Roman"/>
+          <w:sz w:val="28"/>
+          <w:szCs w:val="28"/>
+        </w:rPr>
+        <w:t>) для быстрого переключения между главным экраном (список) и экраном аналитики (статистика).</w:t>
+      </w:r>
+    </w:p>
+    <w:p>
+      <w:pPr>
+        <w:spacing w:after="0" w:line="360" w:lineRule="auto"/>
         <w:ind w:firstLine="709"/>
-        <w:jc w:val="both"/>
-        <w:rPr>
-          <w:rFonts w:ascii="Times New Roman" w:hAnsi="Times New Roman" w:cs="Times New Roman"/>
-          <w:sz w:val="28"/>
-          <w:szCs w:val="28"/>
-        </w:rPr>
-      </w:pPr>
-      <w:r>
-        <w:rPr>
-          <w:rFonts w:ascii="Times New Roman" w:hAnsi="Times New Roman" w:cs="Times New Roman"/>
-          <w:sz w:val="28"/>
-          <w:szCs w:val="28"/>
-        </w:rPr>
-        <w:t>Приложение должно содержать нижнее навигационное меню (</w:t>
-      </w:r>
-      <w:proofErr w:type="spellStart"/>
-      <w:r>
-        <w:rPr>
-          <w:rFonts w:ascii="Times New Roman" w:hAnsi="Times New Roman" w:cs="Times New Roman"/>
-          <w:sz w:val="28"/>
-          <w:szCs w:val="28"/>
-        </w:rPr>
-        <w:t>Bottom</w:t>
-      </w:r>
-      <w:proofErr w:type="spellEnd"/>
-      <w:r>
-        <w:rPr>
-          <w:rFonts w:ascii="Times New Roman" w:hAnsi="Times New Roman" w:cs="Times New Roman"/>
-          <w:sz w:val="28"/>
-          <w:szCs w:val="28"/>
-        </w:rPr>
-        <w:t xml:space="preserve"> </w:t>
-      </w:r>
-      <w:proofErr w:type="spellStart"/>
-      <w:r>
-        <w:rPr>
-          <w:rFonts w:ascii="Times New Roman" w:hAnsi="Times New Roman" w:cs="Times New Roman"/>
-          <w:sz w:val="28"/>
-          <w:szCs w:val="28"/>
-        </w:rPr>
-        <w:t>Navigation</w:t>
-      </w:r>
-      <w:proofErr w:type="spellEnd"/>
-      <w:r>
-        <w:rPr>
-          <w:rFonts w:ascii="Times New Roman" w:hAnsi="Times New Roman" w:cs="Times New Roman"/>
-          <w:sz w:val="28"/>
-          <w:szCs w:val="28"/>
-        </w:rPr>
-        <w:t>) для быстрого переключения между главным экраном (список) и экраном аналитики (статистика).</w:t>
-      </w:r>
-    </w:p>
-    <w:p>
-      <w:pPr>
-        <w:spacing w:line="360" w:lineRule="auto"/>
-        <w:ind w:firstLine="709"/>
-        <w:jc w:val="both"/>
+        <w:jc w:val="center"/>
         <w:rPr>
           <w:rFonts w:ascii="Times New Roman" w:hAnsi="Times New Roman" w:cs="Times New Roman"/>
           <w:b/>
@@ -4174,8 +4289,8 @@
           <w:ilvl w:val="0"/>
           <w:numId w:val="7"/>
         </w:numPr>
-        <w:spacing w:line="360" w:lineRule="auto"/>
-        <w:ind w:firstLine="709"/>
+        <w:spacing w:after="0" w:line="360" w:lineRule="auto"/>
+        <w:ind w:left="0" w:firstLine="709"/>
         <w:jc w:val="both"/>
         <w:rPr>
           <w:rFonts w:ascii="Times New Roman" w:hAnsi="Times New Roman" w:cs="Times New Roman"/>
@@ -4198,21 +4313,22 @@
           <w:ilvl w:val="0"/>
           <w:numId w:val="7"/>
         </w:numPr>
-        <w:spacing w:line="360" w:lineRule="auto"/>
-        <w:ind w:firstLine="709"/>
-        <w:jc w:val="both"/>
-        <w:rPr>
-          <w:rFonts w:ascii="Times New Roman" w:hAnsi="Times New Roman" w:cs="Times New Roman"/>
-          <w:sz w:val="28"/>
-          <w:szCs w:val="28"/>
-        </w:rPr>
-      </w:pPr>
-      <w:r>
-        <w:rPr>
-          <w:rFonts w:ascii="Times New Roman" w:hAnsi="Times New Roman" w:cs="Times New Roman"/>
-          <w:sz w:val="28"/>
-          <w:szCs w:val="28"/>
-        </w:rPr>
+        <w:spacing w:after="0" w:line="360" w:lineRule="auto"/>
+        <w:ind w:left="0" w:firstLine="709"/>
+        <w:jc w:val="both"/>
+        <w:rPr>
+          <w:rFonts w:ascii="Times New Roman" w:hAnsi="Times New Roman" w:cs="Times New Roman"/>
+          <w:sz w:val="28"/>
+          <w:szCs w:val="28"/>
+        </w:rPr>
+      </w:pPr>
+      <w:r>
+        <w:rPr>
+          <w:rFonts w:ascii="Times New Roman" w:hAnsi="Times New Roman" w:cs="Times New Roman"/>
+          <w:sz w:val="28"/>
+          <w:szCs w:val="28"/>
+        </w:rPr>
+        <w:lastRenderedPageBreak/>
         <w:t>На главном экране система должна отображать виджет (прогресс-бар), который в режиме реального времени показывает процент исчерпания установленного лимита бюджета на основе суммы всех добавленных расходов.</w:t>
       </w:r>
     </w:p>
@@ -4222,8 +4338,8 @@
           <w:ilvl w:val="0"/>
           <w:numId w:val="7"/>
         </w:numPr>
-        <w:spacing w:line="360" w:lineRule="auto"/>
-        <w:ind w:firstLine="709"/>
+        <w:spacing w:after="0" w:line="360" w:lineRule="auto"/>
+        <w:ind w:left="0" w:firstLine="709"/>
         <w:jc w:val="both"/>
         <w:rPr>
           <w:rFonts w:ascii="Times New Roman" w:hAnsi="Times New Roman" w:cs="Times New Roman"/>
@@ -4246,8 +4362,8 @@
           <w:ilvl w:val="0"/>
           <w:numId w:val="7"/>
         </w:numPr>
-        <w:spacing w:line="360" w:lineRule="auto"/>
-        <w:ind w:firstLine="709"/>
+        <w:spacing w:after="0" w:line="360" w:lineRule="auto"/>
+        <w:ind w:left="0" w:firstLine="709"/>
         <w:jc w:val="both"/>
         <w:rPr>
           <w:rFonts w:ascii="Times New Roman" w:hAnsi="Times New Roman" w:cs="Times New Roman"/>
@@ -4288,8 +4404,8 @@
           <w:ilvl w:val="0"/>
           <w:numId w:val="7"/>
         </w:numPr>
-        <w:spacing w:line="360" w:lineRule="auto"/>
-        <w:ind w:firstLine="709"/>
+        <w:spacing w:after="0" w:line="360" w:lineRule="auto"/>
+        <w:ind w:left="0" w:firstLine="709"/>
         <w:jc w:val="both"/>
         <w:rPr>
           <w:rFonts w:ascii="Times New Roman" w:hAnsi="Times New Roman" w:cs="Times New Roman"/>
@@ -4312,7 +4428,27 @@
           <w:ilvl w:val="0"/>
           <w:numId w:val="7"/>
         </w:numPr>
-        <w:spacing w:line="360" w:lineRule="auto"/>
+        <w:spacing w:after="0" w:line="360" w:lineRule="auto"/>
+        <w:ind w:left="0" w:firstLine="709"/>
+        <w:jc w:val="both"/>
+        <w:rPr>
+          <w:rFonts w:ascii="Times New Roman" w:hAnsi="Times New Roman" w:cs="Times New Roman"/>
+          <w:sz w:val="28"/>
+          <w:szCs w:val="28"/>
+        </w:rPr>
+      </w:pPr>
+      <w:r>
+        <w:rPr>
+          <w:rFonts w:ascii="Times New Roman" w:hAnsi="Times New Roman" w:cs="Times New Roman"/>
+          <w:sz w:val="28"/>
+          <w:szCs w:val="28"/>
+        </w:rPr>
+        <w:t>Под круговой диаграммой система должна выводить детализированный список категорий с указанием абсолютной суммы трат в данной категории и её процентной доли от общего объема расходов за выбранный период.</w:t>
+      </w:r>
+    </w:p>
+    <w:p>
+      <w:pPr>
+        <w:spacing w:after="0" w:line="360" w:lineRule="auto"/>
         <w:ind w:firstLine="709"/>
         <w:jc w:val="both"/>
         <w:rPr>
@@ -4323,36 +4459,10 @@
       </w:pPr>
       <w:r>
         <w:rPr>
-          <w:rFonts w:ascii="Times New Roman" w:hAnsi="Times New Roman" w:cs="Times New Roman"/>
-          <w:sz w:val="28"/>
-          <w:szCs w:val="28"/>
-        </w:rPr>
-        <w:t>Под круговой диаграммой система должна выводить детализированный список категорий с указанием абсолютной суммы трат в данной категории и её процентной доли от общего объема расходов за выбранный период.</w:t>
-      </w:r>
-    </w:p>
-    <w:p>
-      <w:pPr>
-        <w:pStyle w:val="2"/>
-        <w:spacing w:line="360" w:lineRule="auto"/>
-        <w:ind w:firstLine="709"/>
-        <w:jc w:val="both"/>
-        <w:rPr>
-          <w:rFonts w:ascii="Times New Roman" w:hAnsi="Times New Roman" w:cs="Times New Roman"/>
-          <w:b/>
-          <w:bCs/>
-          <w:color w:val="auto"/>
-          <w:sz w:val="28"/>
-          <w:szCs w:val="28"/>
-        </w:rPr>
-      </w:pPr>
-      <w:bookmarkStart w:id="4" w:name="_Toc225413994"/>
-      <w:r>
-        <w:rPr>
           <w:noProof/>
         </w:rPr>
-        <w:lastRenderedPageBreak/>
         <w:drawing>
-          <wp:inline distT="0" distB="0" distL="0" distR="0" wp14:anchorId="1149AC2F" wp14:editId="5D5BE0CF">
+          <wp:inline distT="0" distB="0" distL="0" distR="0" wp14:anchorId="28173D2E" wp14:editId="1E92C815">
             <wp:extent cx="4954270" cy="4016375"/>
             <wp:effectExtent l="0" t="0" r="0" b="3175"/>
             <wp:docPr id="1" name="Рисунок 1" descr="TLBDIiD04Bu7zXs6dFJGW_svIa5y0lK1bdIDeMbIThUWY60ZtafF7fKUV86qD3NQ7rzXzesSJQguWfViVBlVpyoGhj9Swj4WPbuiBZNe56GKNcdeHL84EaeJvgb-b0ovv0COyg3FGt6cRs81zfqdOIoOnpmUw5I2ZpFSuTfCy8tE1UOcmy9Y7xY22oMavVu8YVzCl3cMbMPBTG7uQUxj1O4LYRTK5t1mUZqKYH9mBga58Gzzk6KUm4Y9W2jhz5GPvHHQcinCW4noCpQFTBsiqq-ENCKhBec__f_VTFapekpC63VqpQWkQjsOPhHpbbLLueTvsEjRV_9gQZNcTvSsdWm90CxDb3fQML_CznPjr-A5vEysnMcNLeOx8D-Srhwe4aeptJjqc7TdbswN3ut6SRs7NwZfe9Q3sWxgM9-kI7hqktm1 (520×422)"/>
@@ -4403,69 +4513,73 @@
     </w:p>
     <w:p>
       <w:pPr>
+        <w:spacing w:after="0" w:line="360" w:lineRule="auto"/>
+        <w:ind w:firstLine="709"/>
+        <w:jc w:val="both"/>
+        <w:rPr>
+          <w:rFonts w:ascii="Times New Roman" w:hAnsi="Times New Roman" w:cs="Times New Roman"/>
+          <w:sz w:val="28"/>
+          <w:szCs w:val="28"/>
+        </w:rPr>
+      </w:pPr>
+      <w:r>
+        <w:rPr>
+          <w:rFonts w:ascii="Times New Roman" w:hAnsi="Times New Roman" w:cs="Times New Roman"/>
+          <w:sz w:val="28"/>
+          <w:szCs w:val="28"/>
+        </w:rPr>
+        <w:lastRenderedPageBreak/>
+        <w:t xml:space="preserve">Рис.1 </w:t>
+      </w:r>
+      <w:r>
+        <w:rPr>
+          <w:rFonts w:ascii="Times New Roman" w:hAnsi="Times New Roman" w:cs="Times New Roman"/>
+          <w:sz w:val="28"/>
+          <w:szCs w:val="28"/>
+        </w:rPr>
+        <w:t>–</w:t>
+      </w:r>
+      <w:r>
+        <w:rPr>
+          <w:rFonts w:ascii="Times New Roman" w:hAnsi="Times New Roman" w:cs="Times New Roman"/>
+          <w:sz w:val="28"/>
+          <w:szCs w:val="28"/>
+        </w:rPr>
+        <w:t xml:space="preserve"> </w:t>
+      </w:r>
+      <w:r>
+        <w:rPr>
+          <w:rFonts w:ascii="Times New Roman" w:hAnsi="Times New Roman" w:cs="Times New Roman"/>
+          <w:sz w:val="28"/>
+          <w:szCs w:val="28"/>
+        </w:rPr>
+        <w:t>Диаграмма вариантов использования (</w:t>
+      </w:r>
+      <w:proofErr w:type="spellStart"/>
+      <w:r>
+        <w:rPr>
+          <w:rFonts w:ascii="Times New Roman" w:hAnsi="Times New Roman" w:cs="Times New Roman"/>
+          <w:sz w:val="28"/>
+          <w:szCs w:val="28"/>
+        </w:rPr>
+        <w:t>Use</w:t>
+      </w:r>
+      <w:proofErr w:type="spellEnd"/>
+      <w:r>
+        <w:rPr>
+          <w:rFonts w:ascii="Times New Roman" w:hAnsi="Times New Roman" w:cs="Times New Roman"/>
+          <w:sz w:val="28"/>
+          <w:szCs w:val="28"/>
+        </w:rPr>
+        <w:t xml:space="preserve"> Case) разрабатываемого приложения</w:t>
+      </w:r>
+    </w:p>
+    <w:p>
+      <w:pPr>
+        <w:pStyle w:val="2"/>
+        <w:spacing w:before="0" w:after="0" w:line="360" w:lineRule="auto"/>
+        <w:ind w:firstLine="709"/>
         <w:jc w:val="center"/>
-        <w:rPr>
-          <w:rFonts w:ascii="Times New Roman" w:hAnsi="Times New Roman" w:cs="Times New Roman"/>
-          <w:sz w:val="28"/>
-          <w:szCs w:val="28"/>
-        </w:rPr>
-      </w:pPr>
-      <w:r>
-        <w:rPr>
-          <w:rFonts w:ascii="Times New Roman" w:hAnsi="Times New Roman" w:cs="Times New Roman"/>
-          <w:sz w:val="28"/>
-          <w:szCs w:val="28"/>
-        </w:rPr>
-        <w:t xml:space="preserve">Рис.1 </w:t>
-      </w:r>
-      <w:r>
-        <w:rPr>
-          <w:rFonts w:ascii="Times New Roman" w:hAnsi="Times New Roman" w:cs="Times New Roman"/>
-          <w:sz w:val="28"/>
-          <w:szCs w:val="28"/>
-        </w:rPr>
-        <w:t>–</w:t>
-      </w:r>
-      <w:r>
-        <w:rPr>
-          <w:rFonts w:ascii="Times New Roman" w:hAnsi="Times New Roman" w:cs="Times New Roman"/>
-          <w:sz w:val="28"/>
-          <w:szCs w:val="28"/>
-        </w:rPr>
-        <w:t xml:space="preserve"> </w:t>
-      </w:r>
-      <w:r>
-        <w:rPr>
-          <w:rFonts w:ascii="Times New Roman" w:hAnsi="Times New Roman" w:cs="Times New Roman"/>
-          <w:sz w:val="28"/>
-          <w:szCs w:val="28"/>
-        </w:rPr>
-        <w:t>Диаграмма вариантов использования (</w:t>
-      </w:r>
-      <w:proofErr w:type="spellStart"/>
-      <w:r>
-        <w:rPr>
-          <w:rFonts w:ascii="Times New Roman" w:hAnsi="Times New Roman" w:cs="Times New Roman"/>
-          <w:sz w:val="28"/>
-          <w:szCs w:val="28"/>
-        </w:rPr>
-        <w:t>Use</w:t>
-      </w:r>
-      <w:proofErr w:type="spellEnd"/>
-      <w:r>
-        <w:rPr>
-          <w:rFonts w:ascii="Times New Roman" w:hAnsi="Times New Roman" w:cs="Times New Roman"/>
-          <w:sz w:val="28"/>
-          <w:szCs w:val="28"/>
-        </w:rPr>
-        <w:t xml:space="preserve"> Case) разрабатываемого приложения</w:t>
-      </w:r>
-    </w:p>
-    <w:p>
-      <w:pPr>
-        <w:pStyle w:val="2"/>
-        <w:spacing w:line="360" w:lineRule="auto"/>
-        <w:jc w:val="both"/>
         <w:rPr>
           <w:rFonts w:ascii="Times New Roman" w:hAnsi="Times New Roman" w:cs="Times New Roman"/>
           <w:b/>
@@ -4475,6 +4589,7 @@
           <w:szCs w:val="28"/>
         </w:rPr>
       </w:pPr>
+      <w:bookmarkStart w:id="4" w:name="_Toc225773181"/>
       <w:r>
         <w:rPr>
           <w:rFonts w:ascii="Times New Roman" w:hAnsi="Times New Roman" w:cs="Times New Roman"/>
@@ -4490,7 +4605,7 @@
     </w:p>
     <w:p>
       <w:pPr>
-        <w:spacing w:line="360" w:lineRule="auto"/>
+        <w:spacing w:after="0" w:line="360" w:lineRule="auto"/>
         <w:ind w:firstLine="709"/>
         <w:jc w:val="both"/>
         <w:rPr>
@@ -4510,7 +4625,7 @@
     </w:p>
     <w:p>
       <w:pPr>
-        <w:spacing w:line="360" w:lineRule="auto"/>
+        <w:spacing w:after="0" w:line="360" w:lineRule="auto"/>
         <w:ind w:firstLine="709"/>
         <w:jc w:val="both"/>
         <w:rPr>
@@ -4530,8 +4645,9 @@
     </w:p>
     <w:p>
       <w:pPr>
-        <w:spacing w:line="360" w:lineRule="auto"/>
-        <w:jc w:val="both"/>
+        <w:spacing w:after="0" w:line="360" w:lineRule="auto"/>
+        <w:ind w:firstLine="709"/>
+        <w:jc w:val="center"/>
         <w:rPr>
           <w:rFonts w:ascii="Times New Roman" w:hAnsi="Times New Roman" w:cs="Times New Roman"/>
           <w:b/>
@@ -4557,8 +4673,8 @@
           <w:ilvl w:val="0"/>
           <w:numId w:val="8"/>
         </w:numPr>
-        <w:spacing w:line="360" w:lineRule="auto"/>
-        <w:ind w:firstLine="709"/>
+        <w:spacing w:after="0" w:line="360" w:lineRule="auto"/>
+        <w:ind w:left="0" w:firstLine="709"/>
         <w:jc w:val="both"/>
         <w:rPr>
           <w:rFonts w:ascii="Times New Roman" w:hAnsi="Times New Roman" w:cs="Times New Roman"/>
@@ -4599,73 +4715,65 @@
           <w:ilvl w:val="0"/>
           <w:numId w:val="8"/>
         </w:numPr>
-        <w:spacing w:line="360" w:lineRule="auto"/>
+        <w:spacing w:after="0" w:line="360" w:lineRule="auto"/>
+        <w:ind w:left="0" w:firstLine="709"/>
+        <w:jc w:val="both"/>
+        <w:rPr>
+          <w:rFonts w:ascii="Times New Roman" w:hAnsi="Times New Roman" w:cs="Times New Roman"/>
+          <w:sz w:val="28"/>
+          <w:szCs w:val="28"/>
+        </w:rPr>
+      </w:pPr>
+      <w:r>
+        <w:rPr>
+          <w:rFonts w:ascii="Times New Roman" w:hAnsi="Times New Roman" w:cs="Times New Roman"/>
+          <w:sz w:val="28"/>
+          <w:szCs w:val="28"/>
+        </w:rPr>
+        <w:t xml:space="preserve">Приложение должно поддерживать широкий спектр устройств. Минимальная поддерживаемая версия операционной системы — </w:t>
+      </w:r>
+      <w:proofErr w:type="spellStart"/>
+      <w:r>
+        <w:rPr>
+          <w:rFonts w:ascii="Times New Roman" w:hAnsi="Times New Roman" w:cs="Times New Roman"/>
+          <w:sz w:val="28"/>
+          <w:szCs w:val="28"/>
+        </w:rPr>
+        <w:t>Android</w:t>
+      </w:r>
+      <w:proofErr w:type="spellEnd"/>
+      <w:r>
+        <w:rPr>
+          <w:rFonts w:ascii="Times New Roman" w:hAnsi="Times New Roman" w:cs="Times New Roman"/>
+          <w:sz w:val="28"/>
+          <w:szCs w:val="28"/>
+        </w:rPr>
+        <w:t xml:space="preserve"> 7.0 (API Level 24), что обеспечит охват подавляющего большинства активно используемых смартфонов. Целевая версия для компиляции и оптимизации — </w:t>
+      </w:r>
+      <w:proofErr w:type="spellStart"/>
+      <w:r>
+        <w:rPr>
+          <w:rFonts w:ascii="Times New Roman" w:hAnsi="Times New Roman" w:cs="Times New Roman"/>
+          <w:sz w:val="28"/>
+          <w:szCs w:val="28"/>
+        </w:rPr>
+        <w:t>Android</w:t>
+      </w:r>
+      <w:proofErr w:type="spellEnd"/>
+      <w:r>
+        <w:rPr>
+          <w:rFonts w:ascii="Times New Roman" w:hAnsi="Times New Roman" w:cs="Times New Roman"/>
+          <w:sz w:val="28"/>
+          <w:szCs w:val="28"/>
+        </w:rPr>
+        <w:t xml:space="preserve"> 14 (API Level 34).</w:t>
+      </w:r>
+    </w:p>
+    <w:p>
+      <w:pPr>
+        <w:spacing w:after="0" w:line="360" w:lineRule="auto"/>
         <w:ind w:firstLine="709"/>
-        <w:jc w:val="both"/>
-        <w:rPr>
-          <w:rFonts w:ascii="Times New Roman" w:hAnsi="Times New Roman" w:cs="Times New Roman"/>
-          <w:sz w:val="28"/>
-          <w:szCs w:val="28"/>
-        </w:rPr>
-      </w:pPr>
-      <w:r>
-        <w:rPr>
-          <w:rFonts w:ascii="Times New Roman" w:hAnsi="Times New Roman" w:cs="Times New Roman"/>
-          <w:sz w:val="28"/>
-          <w:szCs w:val="28"/>
-        </w:rPr>
-        <w:t xml:space="preserve">Приложение должно поддерживать широкий спектр устройств. Минимальная поддерживаемая версия операционной системы — </w:t>
-      </w:r>
-      <w:proofErr w:type="spellStart"/>
-      <w:r>
-        <w:rPr>
-          <w:rFonts w:ascii="Times New Roman" w:hAnsi="Times New Roman" w:cs="Times New Roman"/>
-          <w:sz w:val="28"/>
-          <w:szCs w:val="28"/>
-        </w:rPr>
-        <w:t>Android</w:t>
-      </w:r>
-      <w:proofErr w:type="spellEnd"/>
-      <w:r>
-        <w:rPr>
-          <w:rFonts w:ascii="Times New Roman" w:hAnsi="Times New Roman" w:cs="Times New Roman"/>
-          <w:sz w:val="28"/>
-          <w:szCs w:val="28"/>
-        </w:rPr>
-        <w:t xml:space="preserve"> 7.0 (API Level 24), что обеспечит охват </w:t>
-      </w:r>
-      <w:r>
-        <w:rPr>
-          <w:rFonts w:ascii="Times New Roman" w:hAnsi="Times New Roman" w:cs="Times New Roman"/>
-          <w:sz w:val="28"/>
-          <w:szCs w:val="28"/>
-        </w:rPr>
-        <w:lastRenderedPageBreak/>
-        <w:t xml:space="preserve">подавляющего большинства активно используемых смартфонов. Целевая версия для компиляции и оптимизации — </w:t>
-      </w:r>
-      <w:proofErr w:type="spellStart"/>
-      <w:r>
-        <w:rPr>
-          <w:rFonts w:ascii="Times New Roman" w:hAnsi="Times New Roman" w:cs="Times New Roman"/>
-          <w:sz w:val="28"/>
-          <w:szCs w:val="28"/>
-        </w:rPr>
-        <w:t>Android</w:t>
-      </w:r>
-      <w:proofErr w:type="spellEnd"/>
-      <w:r>
-        <w:rPr>
-          <w:rFonts w:ascii="Times New Roman" w:hAnsi="Times New Roman" w:cs="Times New Roman"/>
-          <w:sz w:val="28"/>
-          <w:szCs w:val="28"/>
-        </w:rPr>
-        <w:t xml:space="preserve"> 14 (API Level 34).</w:t>
-      </w:r>
-    </w:p>
-    <w:p>
-      <w:pPr>
-        <w:spacing w:line="360" w:lineRule="auto"/>
-        <w:jc w:val="both"/>
+        <w:jc w:val="center"/>
         <w:rPr>
           <w:rFonts w:ascii="Times New Roman" w:hAnsi="Times New Roman" w:cs="Times New Roman"/>
           <w:sz w:val="28"/>
@@ -4689,8 +4797,8 @@
           <w:ilvl w:val="0"/>
           <w:numId w:val="8"/>
         </w:numPr>
-        <w:spacing w:line="360" w:lineRule="auto"/>
-        <w:ind w:firstLine="709"/>
+        <w:spacing w:after="0" w:line="360" w:lineRule="auto"/>
+        <w:ind w:left="0" w:firstLine="709"/>
         <w:jc w:val="both"/>
         <w:rPr>
           <w:rFonts w:ascii="Times New Roman" w:hAnsi="Times New Roman" w:cs="Times New Roman"/>
@@ -4731,28 +4839,29 @@
           <w:ilvl w:val="0"/>
           <w:numId w:val="8"/>
         </w:numPr>
-        <w:spacing w:line="360" w:lineRule="auto"/>
+        <w:spacing w:after="0" w:line="360" w:lineRule="auto"/>
+        <w:ind w:left="0" w:firstLine="709"/>
+        <w:jc w:val="both"/>
+        <w:rPr>
+          <w:rFonts w:ascii="Times New Roman" w:hAnsi="Times New Roman" w:cs="Times New Roman"/>
+          <w:sz w:val="28"/>
+          <w:szCs w:val="28"/>
+        </w:rPr>
+      </w:pPr>
+      <w:r>
+        <w:rPr>
+          <w:rFonts w:ascii="Times New Roman" w:hAnsi="Times New Roman" w:cs="Times New Roman"/>
+          <w:sz w:val="28"/>
+          <w:szCs w:val="28"/>
+        </w:rPr>
+        <w:t>Приложение должно быть полностью автономным. Для выполнения любой из заявленных функций не требуется подключение к сети Интернет.</w:t>
+      </w:r>
+    </w:p>
+    <w:p>
+      <w:pPr>
+        <w:spacing w:after="0" w:line="360" w:lineRule="auto"/>
         <w:ind w:firstLine="709"/>
-        <w:jc w:val="both"/>
-        <w:rPr>
-          <w:rFonts w:ascii="Times New Roman" w:hAnsi="Times New Roman" w:cs="Times New Roman"/>
-          <w:sz w:val="28"/>
-          <w:szCs w:val="28"/>
-        </w:rPr>
-      </w:pPr>
-      <w:r>
-        <w:rPr>
-          <w:rFonts w:ascii="Times New Roman" w:hAnsi="Times New Roman" w:cs="Times New Roman"/>
-          <w:sz w:val="28"/>
-          <w:szCs w:val="28"/>
-        </w:rPr>
-        <w:t>Приложение должно быть полностью автономным. Для выполнения любой из заявленных функций не требуется подключение к сети Интернет.</w:t>
-      </w:r>
-    </w:p>
-    <w:p>
-      <w:pPr>
-        <w:spacing w:line="360" w:lineRule="auto"/>
-        <w:jc w:val="both"/>
+        <w:jc w:val="center"/>
         <w:rPr>
           <w:rFonts w:ascii="Times New Roman" w:hAnsi="Times New Roman" w:cs="Times New Roman"/>
           <w:b/>
@@ -4778,8 +4887,8 @@
           <w:ilvl w:val="0"/>
           <w:numId w:val="8"/>
         </w:numPr>
-        <w:spacing w:line="360" w:lineRule="auto"/>
-        <w:ind w:firstLine="709"/>
+        <w:spacing w:after="0" w:line="360" w:lineRule="auto"/>
+        <w:ind w:left="0" w:firstLine="709"/>
         <w:jc w:val="both"/>
         <w:rPr>
           <w:rFonts w:ascii="Times New Roman" w:hAnsi="Times New Roman" w:cs="Times New Roman"/>
@@ -4810,64 +4919,74 @@
           <w:ilvl w:val="0"/>
           <w:numId w:val="8"/>
         </w:numPr>
-        <w:spacing w:line="360" w:lineRule="auto"/>
+        <w:spacing w:after="0" w:line="360" w:lineRule="auto"/>
+        <w:ind w:left="0" w:firstLine="709"/>
+        <w:jc w:val="both"/>
+        <w:rPr>
+          <w:rFonts w:ascii="Times New Roman" w:hAnsi="Times New Roman" w:cs="Times New Roman"/>
+          <w:sz w:val="28"/>
+          <w:szCs w:val="28"/>
+        </w:rPr>
+      </w:pPr>
+      <w:r>
+        <w:rPr>
+          <w:rFonts w:ascii="Times New Roman" w:hAnsi="Times New Roman" w:cs="Times New Roman"/>
+          <w:sz w:val="28"/>
+          <w:szCs w:val="28"/>
+        </w:rPr>
+        <w:t xml:space="preserve">Выполнение "тяжелых" операций, таких как чтение и запись в базу данных, фильтрация списков и расчет статистики, должно происходить в </w:t>
+      </w:r>
+      <w:r>
+        <w:rPr>
+          <w:rFonts w:ascii="Times New Roman" w:hAnsi="Times New Roman" w:cs="Times New Roman"/>
+          <w:sz w:val="28"/>
+          <w:szCs w:val="28"/>
+        </w:rPr>
+        <w:lastRenderedPageBreak/>
+        <w:t xml:space="preserve">асинхронном режиме (в фоновых потоках), чтобы не вызывать блокировку или "зависание" пользовательского интерфейса (ошибка ANR - Application </w:t>
+      </w:r>
+      <w:proofErr w:type="spellStart"/>
+      <w:r>
+        <w:rPr>
+          <w:rFonts w:ascii="Times New Roman" w:hAnsi="Times New Roman" w:cs="Times New Roman"/>
+          <w:sz w:val="28"/>
+          <w:szCs w:val="28"/>
+        </w:rPr>
+        <w:t>Not</w:t>
+      </w:r>
+      <w:proofErr w:type="spellEnd"/>
+      <w:r>
+        <w:rPr>
+          <w:rFonts w:ascii="Times New Roman" w:hAnsi="Times New Roman" w:cs="Times New Roman"/>
+          <w:sz w:val="28"/>
+          <w:szCs w:val="28"/>
+        </w:rPr>
+        <w:t xml:space="preserve"> </w:t>
+      </w:r>
+      <w:proofErr w:type="spellStart"/>
+      <w:r>
+        <w:rPr>
+          <w:rFonts w:ascii="Times New Roman" w:hAnsi="Times New Roman" w:cs="Times New Roman"/>
+          <w:sz w:val="28"/>
+          <w:szCs w:val="28"/>
+        </w:rPr>
+        <w:t>Responding</w:t>
+      </w:r>
+      <w:proofErr w:type="spellEnd"/>
+      <w:r>
+        <w:rPr>
+          <w:rFonts w:ascii="Times New Roman" w:hAnsi="Times New Roman" w:cs="Times New Roman"/>
+          <w:sz w:val="28"/>
+          <w:szCs w:val="28"/>
+        </w:rPr>
+        <w:t>).</w:t>
+      </w:r>
+    </w:p>
+    <w:p>
+      <w:pPr>
+        <w:spacing w:after="0" w:line="360" w:lineRule="auto"/>
         <w:ind w:firstLine="709"/>
-        <w:jc w:val="both"/>
-        <w:rPr>
-          <w:rFonts w:ascii="Times New Roman" w:hAnsi="Times New Roman" w:cs="Times New Roman"/>
-          <w:sz w:val="28"/>
-          <w:szCs w:val="28"/>
-        </w:rPr>
-      </w:pPr>
-      <w:r>
-        <w:rPr>
-          <w:rFonts w:ascii="Times New Roman" w:hAnsi="Times New Roman" w:cs="Times New Roman"/>
-          <w:sz w:val="28"/>
-          <w:szCs w:val="28"/>
-        </w:rPr>
-        <w:t xml:space="preserve">Выполнение "тяжелых" операций, таких как чтение и запись в базу данных, фильтрация списков и расчет статистики, должно происходить в асинхронном режиме (в фоновых потоках), чтобы не вызывать блокировку или "зависание" пользовательского интерфейса (ошибка ANR - Application </w:t>
-      </w:r>
-      <w:proofErr w:type="spellStart"/>
-      <w:r>
-        <w:rPr>
-          <w:rFonts w:ascii="Times New Roman" w:hAnsi="Times New Roman" w:cs="Times New Roman"/>
-          <w:sz w:val="28"/>
-          <w:szCs w:val="28"/>
-        </w:rPr>
-        <w:t>Not</w:t>
-      </w:r>
-      <w:proofErr w:type="spellEnd"/>
-      <w:r>
-        <w:rPr>
-          <w:rFonts w:ascii="Times New Roman" w:hAnsi="Times New Roman" w:cs="Times New Roman"/>
-          <w:sz w:val="28"/>
-          <w:szCs w:val="28"/>
-        </w:rPr>
-        <w:t xml:space="preserve"> </w:t>
-      </w:r>
-      <w:proofErr w:type="spellStart"/>
-      <w:r>
-        <w:rPr>
-          <w:rFonts w:ascii="Times New Roman" w:hAnsi="Times New Roman" w:cs="Times New Roman"/>
-          <w:sz w:val="28"/>
-          <w:szCs w:val="28"/>
-        </w:rPr>
-        <w:t>Responding</w:t>
-      </w:r>
-      <w:proofErr w:type="spellEnd"/>
-      <w:r>
-        <w:rPr>
-          <w:rFonts w:ascii="Times New Roman" w:hAnsi="Times New Roman" w:cs="Times New Roman"/>
-          <w:sz w:val="28"/>
-          <w:szCs w:val="28"/>
-        </w:rPr>
-        <w:t>).</w:t>
-      </w:r>
-    </w:p>
-    <w:p>
-      <w:pPr>
-        <w:spacing w:line="360" w:lineRule="auto"/>
-        <w:jc w:val="both"/>
+        <w:jc w:val="center"/>
         <w:rPr>
           <w:rFonts w:ascii="Times New Roman" w:hAnsi="Times New Roman" w:cs="Times New Roman"/>
           <w:sz w:val="28"/>
@@ -4891,8 +5010,8 @@
           <w:ilvl w:val="0"/>
           <w:numId w:val="8"/>
         </w:numPr>
-        <w:spacing w:line="360" w:lineRule="auto"/>
-        <w:ind w:firstLine="709"/>
+        <w:spacing w:after="0" w:line="360" w:lineRule="auto"/>
+        <w:ind w:left="0" w:firstLine="709"/>
         <w:jc w:val="both"/>
         <w:rPr>
           <w:rFonts w:ascii="Times New Roman" w:hAnsi="Times New Roman" w:cs="Times New Roman"/>
@@ -4933,31 +5052,22 @@
           <w:ilvl w:val="0"/>
           <w:numId w:val="8"/>
         </w:numPr>
-        <w:spacing w:line="360" w:lineRule="auto"/>
-        <w:ind w:firstLine="709"/>
-        <w:jc w:val="both"/>
-        <w:rPr>
-          <w:rFonts w:ascii="Times New Roman" w:hAnsi="Times New Roman" w:cs="Times New Roman"/>
-          <w:sz w:val="28"/>
-          <w:szCs w:val="28"/>
-        </w:rPr>
-      </w:pPr>
-      <w:r>
-        <w:rPr>
-          <w:rFonts w:ascii="Times New Roman" w:hAnsi="Times New Roman" w:cs="Times New Roman"/>
-          <w:sz w:val="28"/>
-          <w:szCs w:val="28"/>
-        </w:rPr>
-        <w:t xml:space="preserve">Цветовая палитра должна быть контрастной, чтобы текст легко читался при любом освещении. Каждой категории расходов </w:t>
-      </w:r>
-      <w:r>
-        <w:rPr>
-          <w:rFonts w:ascii="Times New Roman" w:hAnsi="Times New Roman" w:cs="Times New Roman"/>
-          <w:sz w:val="28"/>
-          <w:szCs w:val="28"/>
-        </w:rPr>
-        <w:lastRenderedPageBreak/>
-        <w:t>должен быть присвоен уникальный цветовой маркер для быстрого визуального распознавания на графиках.</w:t>
+        <w:spacing w:after="0" w:line="360" w:lineRule="auto"/>
+        <w:ind w:left="0" w:firstLine="709"/>
+        <w:jc w:val="both"/>
+        <w:rPr>
+          <w:rFonts w:ascii="Times New Roman" w:hAnsi="Times New Roman" w:cs="Times New Roman"/>
+          <w:sz w:val="28"/>
+          <w:szCs w:val="28"/>
+        </w:rPr>
+      </w:pPr>
+      <w:r>
+        <w:rPr>
+          <w:rFonts w:ascii="Times New Roman" w:hAnsi="Times New Roman" w:cs="Times New Roman"/>
+          <w:sz w:val="28"/>
+          <w:szCs w:val="28"/>
+        </w:rPr>
+        <w:t>Цветовая палитра должна быть контрастной, чтобы текст легко читался при любом освещении. Каждой категории расходов должен быть присвоен уникальный цветовой маркер для быстрого визуального распознавания на графиках.</w:t>
       </w:r>
     </w:p>
     <w:p>
@@ -4966,28 +5076,29 @@
           <w:ilvl w:val="0"/>
           <w:numId w:val="8"/>
         </w:numPr>
-        <w:spacing w:line="360" w:lineRule="auto"/>
+        <w:spacing w:after="0" w:line="360" w:lineRule="auto"/>
+        <w:ind w:left="0" w:firstLine="709"/>
+        <w:jc w:val="both"/>
+        <w:rPr>
+          <w:rFonts w:ascii="Times New Roman" w:hAnsi="Times New Roman" w:cs="Times New Roman"/>
+          <w:sz w:val="28"/>
+          <w:szCs w:val="28"/>
+        </w:rPr>
+      </w:pPr>
+      <w:r>
+        <w:rPr>
+          <w:rFonts w:ascii="Times New Roman" w:hAnsi="Times New Roman" w:cs="Times New Roman"/>
+          <w:sz w:val="28"/>
+          <w:szCs w:val="28"/>
+        </w:rPr>
+        <w:t>Приложение должно корректно отображаться и масштабироваться в портретной (вертикальной) ориентации экрана смартфона. Поддержка ландшафтной ориентации не является приоритетной для данного типа приложений.</w:t>
+      </w:r>
+    </w:p>
+    <w:p>
+      <w:pPr>
+        <w:spacing w:after="0" w:line="360" w:lineRule="auto"/>
         <w:ind w:firstLine="709"/>
-        <w:jc w:val="both"/>
-        <w:rPr>
-          <w:rFonts w:ascii="Times New Roman" w:hAnsi="Times New Roman" w:cs="Times New Roman"/>
-          <w:sz w:val="28"/>
-          <w:szCs w:val="28"/>
-        </w:rPr>
-      </w:pPr>
-      <w:r>
-        <w:rPr>
-          <w:rFonts w:ascii="Times New Roman" w:hAnsi="Times New Roman" w:cs="Times New Roman"/>
-          <w:sz w:val="28"/>
-          <w:szCs w:val="28"/>
-        </w:rPr>
-        <w:t>Приложение должно корректно отображаться и масштабироваться в портретной (вертикальной) ориентации экрана смартфона. Поддержка ландшафтной ориентации не является приоритетной для данного типа приложений.</w:t>
-      </w:r>
-    </w:p>
-    <w:p>
-      <w:pPr>
-        <w:spacing w:line="360" w:lineRule="auto"/>
-        <w:jc w:val="both"/>
+        <w:jc w:val="center"/>
         <w:rPr>
           <w:rFonts w:ascii="Times New Roman" w:hAnsi="Times New Roman" w:cs="Times New Roman"/>
           <w:b/>
@@ -5013,8 +5124,8 @@
           <w:ilvl w:val="0"/>
           <w:numId w:val="8"/>
         </w:numPr>
-        <w:spacing w:line="360" w:lineRule="auto"/>
-        <w:ind w:firstLine="709"/>
+        <w:spacing w:after="0" w:line="360" w:lineRule="auto"/>
+        <w:ind w:left="0" w:firstLine="709"/>
         <w:jc w:val="both"/>
         <w:rPr>
           <w:rFonts w:ascii="Times New Roman" w:hAnsi="Times New Roman" w:cs="Times New Roman"/>
@@ -5055,45 +5166,48 @@
           <w:ilvl w:val="0"/>
           <w:numId w:val="8"/>
         </w:numPr>
-        <w:spacing w:line="360" w:lineRule="auto"/>
+        <w:spacing w:after="0" w:line="360" w:lineRule="auto"/>
+        <w:ind w:left="0" w:firstLine="709"/>
+        <w:jc w:val="both"/>
+        <w:rPr>
+          <w:rFonts w:ascii="Times New Roman" w:hAnsi="Times New Roman" w:cs="Times New Roman"/>
+          <w:sz w:val="28"/>
+          <w:szCs w:val="28"/>
+        </w:rPr>
+      </w:pPr>
+      <w:r>
+        <w:rPr>
+          <w:rFonts w:ascii="Times New Roman" w:hAnsi="Times New Roman" w:cs="Times New Roman"/>
+          <w:sz w:val="28"/>
+          <w:szCs w:val="28"/>
+        </w:rPr>
+        <w:t xml:space="preserve">Язык реализации проекта — Java версии 11 (или совместимый с текущими требованиями </w:t>
+      </w:r>
+      <w:proofErr w:type="spellStart"/>
+      <w:r>
+        <w:rPr>
+          <w:rFonts w:ascii="Times New Roman" w:hAnsi="Times New Roman" w:cs="Times New Roman"/>
+          <w:sz w:val="28"/>
+          <w:szCs w:val="28"/>
+        </w:rPr>
+        <w:t>Android</w:t>
+      </w:r>
+      <w:proofErr w:type="spellEnd"/>
+      <w:r>
+        <w:rPr>
+          <w:rFonts w:ascii="Times New Roman" w:hAnsi="Times New Roman" w:cs="Times New Roman"/>
+          <w:sz w:val="28"/>
+          <w:szCs w:val="28"/>
+        </w:rPr>
+        <w:t xml:space="preserve"> SDK).</w:t>
+      </w:r>
+    </w:p>
+    <w:p>
+      <w:pPr>
+        <w:pStyle w:val="2"/>
+        <w:spacing w:before="0" w:after="0" w:line="360" w:lineRule="auto"/>
         <w:ind w:firstLine="709"/>
-        <w:jc w:val="both"/>
-        <w:rPr>
-          <w:rFonts w:ascii="Times New Roman" w:hAnsi="Times New Roman" w:cs="Times New Roman"/>
-          <w:sz w:val="28"/>
-          <w:szCs w:val="28"/>
-        </w:rPr>
-      </w:pPr>
-      <w:r>
-        <w:rPr>
-          <w:rFonts w:ascii="Times New Roman" w:hAnsi="Times New Roman" w:cs="Times New Roman"/>
-          <w:sz w:val="28"/>
-          <w:szCs w:val="28"/>
-        </w:rPr>
-        <w:t xml:space="preserve">Язык реализации проекта — Java версии 11 (или совместимый с текущими требованиями </w:t>
-      </w:r>
-      <w:proofErr w:type="spellStart"/>
-      <w:r>
-        <w:rPr>
-          <w:rFonts w:ascii="Times New Roman" w:hAnsi="Times New Roman" w:cs="Times New Roman"/>
-          <w:sz w:val="28"/>
-          <w:szCs w:val="28"/>
-        </w:rPr>
-        <w:t>Android</w:t>
-      </w:r>
-      <w:proofErr w:type="spellEnd"/>
-      <w:r>
-        <w:rPr>
-          <w:rFonts w:ascii="Times New Roman" w:hAnsi="Times New Roman" w:cs="Times New Roman"/>
-          <w:sz w:val="28"/>
-          <w:szCs w:val="28"/>
-        </w:rPr>
-        <w:t xml:space="preserve"> SDK).</w:t>
-      </w:r>
-    </w:p>
-    <w:p>
-      <w:pPr>
-        <w:pStyle w:val="2"/>
+        <w:jc w:val="center"/>
         <w:rPr>
           <w:rFonts w:ascii="Times New Roman" w:hAnsi="Times New Roman" w:cs="Times New Roman"/>
           <w:b/>
@@ -5103,7 +5217,7 @@
           <w:szCs w:val="28"/>
         </w:rPr>
       </w:pPr>
-      <w:bookmarkStart w:id="5" w:name="_Toc225413995"/>
+      <w:bookmarkStart w:id="5" w:name="_Toc225773182"/>
       <w:r>
         <w:rPr>
           <w:rFonts w:ascii="Times New Roman" w:hAnsi="Times New Roman" w:cs="Times New Roman"/>
@@ -5119,7 +5233,7 @@
     </w:p>
     <w:p>
       <w:pPr>
-        <w:spacing w:line="360" w:lineRule="auto"/>
+        <w:spacing w:after="0" w:line="360" w:lineRule="auto"/>
         <w:ind w:firstLine="709"/>
         <w:jc w:val="both"/>
         <w:rPr>
@@ -5140,6 +5254,9 @@
     <w:p>
       <w:pPr>
         <w:pStyle w:val="3"/>
+        <w:spacing w:before="0" w:after="0" w:line="360" w:lineRule="auto"/>
+        <w:ind w:firstLine="709"/>
+        <w:jc w:val="center"/>
         <w:rPr>
           <w:rFonts w:ascii="Times New Roman" w:hAnsi="Times New Roman" w:cs="Times New Roman"/>
           <w:b/>
@@ -5147,7 +5264,7 @@
           <w:color w:val="auto"/>
         </w:rPr>
       </w:pPr>
-      <w:bookmarkStart w:id="6" w:name="_Toc225413996"/>
+      <w:bookmarkStart w:id="6" w:name="_Toc225773183"/>
       <w:r>
         <w:rPr>
           <w:rFonts w:ascii="Times New Roman" w:hAnsi="Times New Roman" w:cs="Times New Roman"/>
@@ -5161,7 +5278,7 @@
     </w:p>
     <w:p>
       <w:pPr>
-        <w:spacing w:line="360" w:lineRule="auto"/>
+        <w:spacing w:after="0" w:line="360" w:lineRule="auto"/>
         <w:ind w:firstLine="709"/>
         <w:jc w:val="both"/>
         <w:rPr>
@@ -5194,7 +5311,16 @@
           <w:sz w:val="28"/>
           <w:szCs w:val="28"/>
         </w:rPr>
-        <w:t xml:space="preserve"> Studio. На сегодняшний день это официальная, наиболее мощная и рекомендуемая компанией Google IDE для разработки под платформу </w:t>
+        <w:t xml:space="preserve"> Studio. На сегодняшний день это официальная, наиболее мощная и </w:t>
+      </w:r>
+      <w:r>
+        <w:rPr>
+          <w:rFonts w:ascii="Times New Roman" w:hAnsi="Times New Roman" w:cs="Times New Roman"/>
+          <w:sz w:val="28"/>
+          <w:szCs w:val="28"/>
+        </w:rPr>
+        <w:lastRenderedPageBreak/>
+        <w:t xml:space="preserve">рекомендуемая компанией Google IDE для разработки под платформу </w:t>
       </w:r>
       <w:proofErr w:type="spellStart"/>
       <w:r>
@@ -5253,7 +5379,7 @@
     </w:p>
     <w:p>
       <w:pPr>
-        <w:spacing w:line="360" w:lineRule="auto"/>
+        <w:spacing w:after="0" w:line="360" w:lineRule="auto"/>
         <w:ind w:firstLine="709"/>
         <w:jc w:val="both"/>
         <w:rPr>
@@ -5358,14 +5484,6 @@
           <w:szCs w:val="28"/>
         </w:rPr>
         <w:br/>
-      </w:r>
-      <w:r>
-        <w:rPr>
-          <w:rFonts w:ascii="Times New Roman" w:hAnsi="Times New Roman" w:cs="Times New Roman"/>
-          <w:sz w:val="28"/>
-          <w:szCs w:val="28"/>
-        </w:rPr>
-        <w:lastRenderedPageBreak/>
         <w:t>− Встроенный визуальный редактор XML-макетов (</w:t>
       </w:r>
       <w:proofErr w:type="spellStart"/>
@@ -5480,6 +5598,9 @@
     <w:p>
       <w:pPr>
         <w:pStyle w:val="3"/>
+        <w:spacing w:before="0" w:after="0" w:line="360" w:lineRule="auto"/>
+        <w:ind w:firstLine="709"/>
+        <w:jc w:val="center"/>
         <w:rPr>
           <w:rFonts w:ascii="Times New Roman" w:hAnsi="Times New Roman" w:cs="Times New Roman"/>
           <w:b/>
@@ -5487,6 +5608,7 @@
           <w:color w:val="auto"/>
         </w:rPr>
       </w:pPr>
+      <w:bookmarkStart w:id="7" w:name="_Toc225773184"/>
       <w:r>
         <w:rPr>
           <w:rFonts w:ascii="Times New Roman" w:hAnsi="Times New Roman" w:cs="Times New Roman"/>
@@ -5496,10 +5618,11 @@
         </w:rPr>
         <w:t>1.4.2. Выбор языка программирования</w:t>
       </w:r>
-    </w:p>
-    <w:p>
-      <w:pPr>
-        <w:spacing w:line="360" w:lineRule="auto"/>
+      <w:bookmarkEnd w:id="7"/>
+    </w:p>
+    <w:p>
+      <w:pPr>
+        <w:spacing w:after="0" w:line="360" w:lineRule="auto"/>
         <w:ind w:firstLine="709"/>
         <w:jc w:val="both"/>
         <w:rPr>
@@ -5555,7 +5678,7 @@
     </w:p>
     <w:p>
       <w:pPr>
-        <w:spacing w:line="360" w:lineRule="auto"/>
+        <w:spacing w:after="0" w:line="360" w:lineRule="auto"/>
         <w:ind w:firstLine="709"/>
         <w:jc w:val="both"/>
         <w:rPr>
@@ -5565,6 +5688,43 @@
         </w:rPr>
       </w:pPr>
       <w:r>
+        <w:rPr>
+          <w:rFonts w:ascii="Times New Roman" w:hAnsi="Times New Roman" w:cs="Times New Roman"/>
+          <w:sz w:val="28"/>
+          <w:szCs w:val="28"/>
+        </w:rPr>
+        <w:t>Обоснование</w:t>
+      </w:r>
+      <w:r>
+        <w:rPr>
+          <w:rFonts w:ascii="Times New Roman" w:hAnsi="Times New Roman" w:cs="Times New Roman"/>
+          <w:sz w:val="28"/>
+          <w:szCs w:val="28"/>
+        </w:rPr>
+        <w:t xml:space="preserve"> </w:t>
+      </w:r>
+      <w:r>
+        <w:rPr>
+          <w:rFonts w:ascii="Times New Roman" w:hAnsi="Times New Roman" w:cs="Times New Roman"/>
+          <w:sz w:val="28"/>
+          <w:szCs w:val="28"/>
+        </w:rPr>
+        <w:t>выбора:</w:t>
+      </w:r>
+      <w:r>
+        <w:rPr>
+          <w:rFonts w:ascii="Times New Roman" w:hAnsi="Times New Roman" w:cs="Times New Roman"/>
+          <w:sz w:val="28"/>
+          <w:szCs w:val="28"/>
+        </w:rPr>
+        <w:t xml:space="preserve"> </w:t>
+      </w:r>
+    </w:p>
+    <w:p>
+      <w:pPr>
+        <w:spacing w:after="0" w:line="360" w:lineRule="auto"/>
+        <w:ind w:firstLine="709"/>
+        <w:jc w:val="both"/>
         <w:rPr>
           <w:rFonts w:ascii="Times New Roman" w:hAnsi="Times New Roman" w:cs="Times New Roman"/>
           <w:b/>
@@ -5572,35 +5732,13 @@
           <w:sz w:val="28"/>
           <w:szCs w:val="28"/>
         </w:rPr>
-        <w:t>Обоснование</w:t>
-      </w:r>
-      <w:r>
-        <w:rPr>
-          <w:rFonts w:ascii="Times New Roman" w:hAnsi="Times New Roman" w:cs="Times New Roman"/>
-          <w:b/>
-          <w:bCs/>
-          <w:sz w:val="28"/>
-          <w:szCs w:val="28"/>
-        </w:rPr>
-        <w:t xml:space="preserve"> </w:t>
-      </w:r>
-      <w:r>
-        <w:rPr>
-          <w:rFonts w:ascii="Times New Roman" w:hAnsi="Times New Roman" w:cs="Times New Roman"/>
-          <w:b/>
-          <w:bCs/>
-          <w:sz w:val="28"/>
-          <w:szCs w:val="28"/>
-        </w:rPr>
-        <w:t>выбора:</w:t>
-      </w:r>
-      <w:r>
-        <w:rPr>
-          <w:rFonts w:ascii="Times New Roman" w:hAnsi="Times New Roman" w:cs="Times New Roman"/>
-          <w:sz w:val="28"/>
-          <w:szCs w:val="28"/>
-        </w:rPr>
-        <w:br/>
+      </w:pPr>
+      <w:r>
+        <w:rPr>
+          <w:rFonts w:ascii="Times New Roman" w:hAnsi="Times New Roman" w:cs="Times New Roman"/>
+          <w:sz w:val="28"/>
+          <w:szCs w:val="28"/>
+        </w:rPr>
         <w:t>− Java обладает строгой статической типизацией и объектно-ориентированной парадигмой, что способствует созданию предсказуемого и легко читаемого кода.</w:t>
       </w:r>
       <w:r>
@@ -5664,18 +5802,29 @@
           <w:szCs w:val="28"/>
         </w:rPr>
         <w:br/>
+      </w:r>
+      <w:r>
+        <w:rPr>
+          <w:rFonts w:ascii="Times New Roman" w:hAnsi="Times New Roman" w:cs="Times New Roman"/>
+          <w:sz w:val="28"/>
+          <w:szCs w:val="28"/>
+        </w:rPr>
+        <w:lastRenderedPageBreak/>
         <w:t>− Язык полностью отвечает образовательным целям курсовой работы, требуя от разработчика четкого понимания работы с памятью, интерфейсами и многопоточностью.</w:t>
       </w:r>
     </w:p>
     <w:p>
       <w:pPr>
         <w:pStyle w:val="3"/>
+        <w:spacing w:before="0" w:after="0" w:line="360" w:lineRule="auto"/>
+        <w:ind w:firstLine="709"/>
+        <w:jc w:val="center"/>
         <w:rPr>
           <w:rFonts w:ascii="Times New Roman" w:hAnsi="Times New Roman" w:cs="Times New Roman"/>
           <w:color w:val="auto"/>
         </w:rPr>
       </w:pPr>
-      <w:bookmarkStart w:id="7" w:name="_Toc225413997"/>
+      <w:bookmarkStart w:id="8" w:name="_Toc225773185"/>
       <w:r>
         <w:rPr>
           <w:rFonts w:ascii="Times New Roman" w:hAnsi="Times New Roman" w:cs="Times New Roman"/>
@@ -5685,11 +5834,11 @@
         </w:rPr>
         <w:t>1.4.3. Выбор архитектурного паттерна</w:t>
       </w:r>
-      <w:bookmarkEnd w:id="7"/>
-    </w:p>
-    <w:p>
-      <w:pPr>
-        <w:spacing w:line="360" w:lineRule="auto"/>
+      <w:bookmarkEnd w:id="8"/>
+    </w:p>
+    <w:p>
+      <w:pPr>
+        <w:spacing w:after="0" w:line="360" w:lineRule="auto"/>
         <w:ind w:firstLine="709"/>
         <w:jc w:val="both"/>
         <w:rPr>
@@ -5760,16 +5909,7 @@
           <w:sz w:val="28"/>
           <w:szCs w:val="28"/>
         </w:rPr>
-        <w:t xml:space="preserve">, что приводило к появлению так называемых </w:t>
-      </w:r>
-      <w:r>
-        <w:rPr>
-          <w:rFonts w:ascii="Times New Roman" w:hAnsi="Times New Roman" w:cs="Times New Roman"/>
-          <w:sz w:val="28"/>
-          <w:szCs w:val="28"/>
-        </w:rPr>
-        <w:lastRenderedPageBreak/>
-        <w:t>«</w:t>
+        <w:t>, что приводило к появлению так называемых «</w:t>
       </w:r>
       <w:proofErr w:type="spellStart"/>
       <w:r>
@@ -5810,7 +5950,7 @@
     </w:p>
     <w:p>
       <w:pPr>
-        <w:spacing w:line="360" w:lineRule="auto"/>
+        <w:spacing w:after="0" w:line="360" w:lineRule="auto"/>
         <w:ind w:firstLine="709"/>
         <w:jc w:val="both"/>
         <w:rPr>
@@ -5874,8 +6014,6 @@
       <w:r>
         <w:rPr>
           <w:rFonts w:ascii="Times New Roman" w:hAnsi="Times New Roman" w:cs="Times New Roman"/>
-          <w:b/>
-          <w:bCs/>
           <w:sz w:val="28"/>
           <w:szCs w:val="28"/>
         </w:rPr>
@@ -5888,8 +6026,8 @@
           <w:ilvl w:val="0"/>
           <w:numId w:val="9"/>
         </w:numPr>
-        <w:spacing w:line="360" w:lineRule="auto"/>
-        <w:ind w:firstLine="709"/>
+        <w:spacing w:after="0" w:line="360" w:lineRule="auto"/>
+        <w:ind w:left="0" w:firstLine="709"/>
         <w:jc w:val="both"/>
         <w:rPr>
           <w:rFonts w:ascii="Times New Roman" w:hAnsi="Times New Roman" w:cs="Times New Roman"/>
@@ -5922,8 +6060,8 @@
           <w:ilvl w:val="0"/>
           <w:numId w:val="9"/>
         </w:numPr>
-        <w:spacing w:line="360" w:lineRule="auto"/>
-        <w:ind w:firstLine="709"/>
+        <w:spacing w:after="0" w:line="360" w:lineRule="auto"/>
+        <w:ind w:left="0" w:firstLine="709"/>
         <w:jc w:val="both"/>
         <w:rPr>
           <w:rFonts w:ascii="Times New Roman" w:hAnsi="Times New Roman" w:cs="Times New Roman"/>
@@ -5992,8 +6130,8 @@
           <w:ilvl w:val="0"/>
           <w:numId w:val="9"/>
         </w:numPr>
-        <w:spacing w:line="360" w:lineRule="auto"/>
-        <w:ind w:firstLine="709"/>
+        <w:spacing w:after="0" w:line="360" w:lineRule="auto"/>
+        <w:ind w:left="0" w:firstLine="709"/>
         <w:jc w:val="both"/>
         <w:rPr>
           <w:rFonts w:ascii="Times New Roman" w:hAnsi="Times New Roman" w:cs="Times New Roman"/>
@@ -6079,13 +6217,16 @@
     <w:p>
       <w:pPr>
         <w:pStyle w:val="3"/>
+        <w:spacing w:before="0" w:after="0" w:line="360" w:lineRule="auto"/>
+        <w:ind w:firstLine="709"/>
+        <w:jc w:val="center"/>
         <w:rPr>
           <w:rFonts w:ascii="Times New Roman" w:hAnsi="Times New Roman" w:cs="Times New Roman"/>
           <w:b/>
           <w:bCs/>
         </w:rPr>
       </w:pPr>
-      <w:bookmarkStart w:id="8" w:name="_Toc225413998"/>
+      <w:bookmarkStart w:id="9" w:name="_Toc225773186"/>
       <w:r>
         <w:rPr>
           <w:rFonts w:ascii="Times New Roman" w:hAnsi="Times New Roman" w:cs="Times New Roman"/>
@@ -6095,19 +6236,11 @@
         </w:rPr>
         <w:t>1.4.4. Выбор системы управления базами данных</w:t>
       </w:r>
-      <w:bookmarkEnd w:id="8"/>
-      <w:r>
-        <w:rPr>
-          <w:rFonts w:ascii="Times New Roman" w:hAnsi="Times New Roman" w:cs="Times New Roman"/>
-          <w:b/>
-          <w:bCs/>
-        </w:rPr>
-        <w:br/>
-      </w:r>
-    </w:p>
-    <w:p>
-      <w:pPr>
-        <w:spacing w:line="360" w:lineRule="auto"/>
+      <w:bookmarkEnd w:id="9"/>
+    </w:p>
+    <w:p>
+      <w:pPr>
+        <w:spacing w:after="0" w:line="360" w:lineRule="auto"/>
         <w:ind w:firstLine="709"/>
         <w:jc w:val="both"/>
         <w:rPr>
@@ -6199,7 +6332,7 @@
     </w:p>
     <w:p>
       <w:pPr>
-        <w:spacing w:line="360" w:lineRule="auto"/>
+        <w:spacing w:after="0" w:line="360" w:lineRule="auto"/>
         <w:ind w:firstLine="709"/>
         <w:jc w:val="both"/>
         <w:rPr>
@@ -6401,6 +6534,9 @@
     <w:p>
       <w:pPr>
         <w:pStyle w:val="3"/>
+        <w:spacing w:before="0" w:after="0" w:line="360" w:lineRule="auto"/>
+        <w:ind w:firstLine="709"/>
+        <w:jc w:val="center"/>
         <w:rPr>
           <w:rFonts w:ascii="Times New Roman" w:hAnsi="Times New Roman" w:cs="Times New Roman"/>
           <w:b/>
@@ -6408,6 +6544,7 @@
           <w:color w:val="auto"/>
         </w:rPr>
       </w:pPr>
+      <w:bookmarkStart w:id="10" w:name="_Toc225773187"/>
       <w:r>
         <w:rPr>
           <w:rFonts w:ascii="Times New Roman" w:hAnsi="Times New Roman" w:cs="Times New Roman"/>
@@ -6417,10 +6554,11 @@
         </w:rPr>
         <w:t>1.4.5. Дополнительные библиотеки</w:t>
       </w:r>
-    </w:p>
-    <w:p>
-      <w:pPr>
-        <w:spacing w:line="360" w:lineRule="auto"/>
+      <w:bookmarkEnd w:id="10"/>
+    </w:p>
+    <w:p>
+      <w:pPr>
+        <w:spacing w:after="0" w:line="360" w:lineRule="auto"/>
         <w:ind w:firstLine="709"/>
         <w:jc w:val="both"/>
         <w:rPr>
@@ -6512,9 +6650,9 @@
     </w:p>
     <w:p>
       <w:pPr>
-        <w:spacing w:line="360" w:lineRule="auto"/>
+        <w:spacing w:after="0" w:line="360" w:lineRule="auto"/>
         <w:ind w:firstLine="709"/>
-        <w:jc w:val="both"/>
+        <w:jc w:val="center"/>
         <w:rPr>
           <w:rFonts w:ascii="Times New Roman" w:hAnsi="Times New Roman" w:cs="Times New Roman"/>
           <w:b/>
@@ -6536,7 +6674,7 @@
     </w:p>
     <w:p>
       <w:pPr>
-        <w:spacing w:line="360" w:lineRule="auto"/>
+        <w:spacing w:after="0" w:line="360" w:lineRule="auto"/>
         <w:ind w:firstLine="709"/>
         <w:jc w:val="both"/>
         <w:rPr>
@@ -6622,13 +6760,15 @@
           <w:sz w:val="28"/>
           <w:szCs w:val="28"/>
         </w:rPr>
-        <w:lastRenderedPageBreak/>
         <w:br w:type="page"/>
       </w:r>
     </w:p>
     <w:p>
       <w:pPr>
         <w:pStyle w:val="1"/>
+        <w:spacing w:before="0" w:after="0" w:line="360" w:lineRule="auto"/>
+        <w:ind w:firstLine="709"/>
+        <w:jc w:val="center"/>
         <w:rPr>
           <w:rFonts w:ascii="Times New Roman" w:hAnsi="Times New Roman" w:cs="Times New Roman"/>
           <w:b/>
@@ -6638,7 +6778,7 @@
           <w:szCs w:val="28"/>
         </w:rPr>
       </w:pPr>
-      <w:bookmarkStart w:id="9" w:name="_Toc225413999"/>
+      <w:bookmarkStart w:id="11" w:name="_Toc225773188"/>
       <w:r>
         <w:rPr>
           <w:rFonts w:ascii="Times New Roman" w:hAnsi="Times New Roman" w:cs="Times New Roman"/>
@@ -6651,11 +6791,11 @@
         <w:lastRenderedPageBreak/>
         <w:t>ГЛАВА 2. РЕАЛИЗАЦИЯ ПРОЕКТА В СРЕДЕ РАЗРАБОТКИ</w:t>
       </w:r>
-      <w:bookmarkEnd w:id="9"/>
-    </w:p>
-    <w:p>
-      <w:pPr>
-        <w:spacing w:line="360" w:lineRule="auto"/>
+      <w:bookmarkEnd w:id="11"/>
+    </w:p>
+    <w:p>
+      <w:pPr>
+        <w:spacing w:after="0" w:line="360" w:lineRule="auto"/>
         <w:ind w:firstLine="709"/>
         <w:jc w:val="both"/>
         <w:rPr>
@@ -6676,6 +6816,9 @@
     <w:p>
       <w:pPr>
         <w:pStyle w:val="2"/>
+        <w:spacing w:before="0" w:after="0" w:line="360" w:lineRule="auto"/>
+        <w:ind w:firstLine="709"/>
+        <w:jc w:val="center"/>
         <w:rPr>
           <w:rFonts w:ascii="Times New Roman" w:hAnsi="Times New Roman" w:cs="Times New Roman"/>
           <w:b/>
@@ -6685,7 +6828,7 @@
           <w:szCs w:val="28"/>
         </w:rPr>
       </w:pPr>
-      <w:bookmarkStart w:id="10" w:name="_Toc225414000"/>
+      <w:bookmarkStart w:id="12" w:name="_Toc225773189"/>
       <w:r>
         <w:rPr>
           <w:rFonts w:ascii="Times New Roman" w:hAnsi="Times New Roman" w:cs="Times New Roman"/>
@@ -6697,11 +6840,11 @@
         </w:rPr>
         <w:t>2.1. Проектирование и разработка пользовательского интерфейса</w:t>
       </w:r>
-      <w:bookmarkEnd w:id="10"/>
-    </w:p>
-    <w:p>
-      <w:pPr>
-        <w:spacing w:line="360" w:lineRule="auto"/>
+      <w:bookmarkEnd w:id="12"/>
+    </w:p>
+    <w:p>
+      <w:pPr>
+        <w:spacing w:after="0" w:line="360" w:lineRule="auto"/>
         <w:ind w:firstLine="709"/>
         <w:jc w:val="both"/>
         <w:rPr>
@@ -6758,6 +6901,9 @@
     <w:p>
       <w:pPr>
         <w:pStyle w:val="3"/>
+        <w:spacing w:before="0" w:after="0" w:line="360" w:lineRule="auto"/>
+        <w:ind w:firstLine="709"/>
+        <w:jc w:val="center"/>
         <w:rPr>
           <w:rFonts w:ascii="Times New Roman" w:hAnsi="Times New Roman" w:cs="Times New Roman"/>
           <w:b/>
@@ -6765,7 +6911,7 @@
           <w:color w:val="auto"/>
         </w:rPr>
       </w:pPr>
-      <w:bookmarkStart w:id="11" w:name="_Toc225414001"/>
+      <w:bookmarkStart w:id="13" w:name="_Toc225773190"/>
       <w:r>
         <w:rPr>
           <w:rFonts w:ascii="Times New Roman" w:hAnsi="Times New Roman" w:cs="Times New Roman"/>
@@ -6775,11 +6921,11 @@
         </w:rPr>
         <w:t>2.1.1. Архитектура главного окна приложения</w:t>
       </w:r>
-      <w:bookmarkEnd w:id="11"/>
-    </w:p>
-    <w:p>
-      <w:pPr>
-        <w:spacing w:line="360" w:lineRule="auto"/>
+      <w:bookmarkEnd w:id="13"/>
+    </w:p>
+    <w:p>
+      <w:pPr>
+        <w:spacing w:after="0" w:line="360" w:lineRule="auto"/>
         <w:ind w:firstLine="709"/>
         <w:jc w:val="both"/>
         <w:rPr>
@@ -6821,8 +6967,8 @@
           <w:ilvl w:val="0"/>
           <w:numId w:val="10"/>
         </w:numPr>
-        <w:spacing w:line="360" w:lineRule="auto"/>
-        <w:ind w:firstLine="709"/>
+        <w:spacing w:after="0" w:line="360" w:lineRule="auto"/>
+        <w:ind w:left="0" w:firstLine="709"/>
         <w:jc w:val="both"/>
         <w:rPr>
           <w:rFonts w:ascii="Times New Roman" w:hAnsi="Times New Roman" w:cs="Times New Roman"/>
@@ -6909,7 +7055,37 @@
           <w:ilvl w:val="0"/>
           <w:numId w:val="10"/>
         </w:numPr>
-        <w:spacing w:line="360" w:lineRule="auto"/>
+        <w:spacing w:after="0" w:line="360" w:lineRule="auto"/>
+        <w:ind w:left="0" w:firstLine="709"/>
+        <w:jc w:val="both"/>
+        <w:rPr>
+          <w:rFonts w:ascii="Times New Roman" w:hAnsi="Times New Roman" w:cs="Times New Roman"/>
+          <w:sz w:val="28"/>
+          <w:szCs w:val="28"/>
+        </w:rPr>
+      </w:pPr>
+      <w:proofErr w:type="spellStart"/>
+      <w:r>
+        <w:rPr>
+          <w:rFonts w:ascii="Times New Roman" w:hAnsi="Times New Roman" w:cs="Times New Roman"/>
+          <w:sz w:val="28"/>
+          <w:szCs w:val="28"/>
+        </w:rPr>
+        <w:t>BottomNavigationView</w:t>
+      </w:r>
+      <w:proofErr w:type="spellEnd"/>
+      <w:r>
+        <w:rPr>
+          <w:rFonts w:ascii="Times New Roman" w:hAnsi="Times New Roman" w:cs="Times New Roman"/>
+          <w:sz w:val="28"/>
+          <w:szCs w:val="28"/>
+        </w:rPr>
+        <w:t xml:space="preserve"> — панель нижней навигации, зафиксированная внизу экрана. Она содержит меню (bottom_nav_menu.xml) с иконками и текстом: "Список" и "Статистика". При нажатии на пункты меню происходит смена Фрагмента в контейнере.</w:t>
+      </w:r>
+    </w:p>
+    <w:p>
+      <w:pPr>
+        <w:spacing w:after="0" w:line="360" w:lineRule="auto"/>
         <w:ind w:firstLine="709"/>
         <w:jc w:val="both"/>
         <w:rPr>
@@ -6918,78 +7094,39 @@
           <w:szCs w:val="28"/>
         </w:rPr>
       </w:pPr>
-      <w:proofErr w:type="spellStart"/>
-      <w:r>
-        <w:rPr>
-          <w:rFonts w:ascii="Times New Roman" w:hAnsi="Times New Roman" w:cs="Times New Roman"/>
-          <w:sz w:val="28"/>
-          <w:szCs w:val="28"/>
-        </w:rPr>
-        <w:t>BottomNavigationView</w:t>
-      </w:r>
-      <w:proofErr w:type="spellEnd"/>
-      <w:r>
-        <w:rPr>
-          <w:rFonts w:ascii="Times New Roman" w:hAnsi="Times New Roman" w:cs="Times New Roman"/>
-          <w:sz w:val="28"/>
-          <w:szCs w:val="28"/>
-        </w:rPr>
-        <w:t xml:space="preserve"> — панель нижней навигации, зафиксированная внизу экрана. Она содержит меню (bottom_nav_menu.xml) с иконками и текстом: "Список" и "Статистика". При нажатии на пункты меню происходит смена Фрагмента в контейнере.</w:t>
-      </w:r>
-    </w:p>
-    <w:p>
-      <w:pPr>
-        <w:spacing w:line="360" w:lineRule="auto"/>
+      <w:r>
+        <w:rPr>
+          <w:rFonts w:ascii="Times New Roman" w:hAnsi="Times New Roman" w:cs="Times New Roman"/>
+          <w:sz w:val="28"/>
+          <w:szCs w:val="28"/>
+        </w:rPr>
+        <w:t xml:space="preserve">Также в главном окне реализована "плавающая" кнопка </w:t>
+      </w:r>
+      <w:proofErr w:type="spellStart"/>
+      <w:r>
+        <w:rPr>
+          <w:rFonts w:ascii="Times New Roman" w:hAnsi="Times New Roman" w:cs="Times New Roman"/>
+          <w:sz w:val="28"/>
+          <w:szCs w:val="28"/>
+        </w:rPr>
+        <w:t>FloatingActionButton</w:t>
+      </w:r>
+      <w:proofErr w:type="spellEnd"/>
+      <w:r>
+        <w:rPr>
+          <w:rFonts w:ascii="Times New Roman" w:hAnsi="Times New Roman" w:cs="Times New Roman"/>
+          <w:sz w:val="28"/>
+          <w:szCs w:val="28"/>
+        </w:rPr>
+        <w:t xml:space="preserve"> (FAB) со значком "плюс", служащая главным призывом к действию (Call To Action) — добавлению нового расхода.</w:t>
+      </w:r>
+    </w:p>
+    <w:p>
+      <w:pPr>
+        <w:pStyle w:val="3"/>
+        <w:spacing w:before="0" w:after="0" w:line="360" w:lineRule="auto"/>
         <w:ind w:firstLine="709"/>
-        <w:jc w:val="both"/>
-        <w:rPr>
-          <w:rFonts w:ascii="Times New Roman" w:hAnsi="Times New Roman" w:cs="Times New Roman"/>
-          <w:sz w:val="28"/>
-          <w:szCs w:val="28"/>
-        </w:rPr>
-      </w:pPr>
-      <w:r>
-        <w:rPr>
-          <w:rFonts w:ascii="Times New Roman" w:hAnsi="Times New Roman" w:cs="Times New Roman"/>
-          <w:sz w:val="28"/>
-          <w:szCs w:val="28"/>
-        </w:rPr>
-        <w:t xml:space="preserve">Также в главном окне реализована "плавающая" кнопка </w:t>
-      </w:r>
-      <w:proofErr w:type="spellStart"/>
-      <w:r>
-        <w:rPr>
-          <w:rFonts w:ascii="Times New Roman" w:hAnsi="Times New Roman" w:cs="Times New Roman"/>
-          <w:sz w:val="28"/>
-          <w:szCs w:val="28"/>
-        </w:rPr>
-        <w:t>FloatingActionButton</w:t>
-      </w:r>
-      <w:proofErr w:type="spellEnd"/>
-      <w:r>
-        <w:rPr>
-          <w:rFonts w:ascii="Times New Roman" w:hAnsi="Times New Roman" w:cs="Times New Roman"/>
-          <w:sz w:val="28"/>
-          <w:szCs w:val="28"/>
-        </w:rPr>
-        <w:t xml:space="preserve"> (FAB) со значком "плюс", служащая главным призывом к действию (Call To Action) — добавлению нового расхода.</w:t>
-      </w:r>
-    </w:p>
-    <w:p>
-      <w:pPr>
-        <w:spacing w:line="360" w:lineRule="auto"/>
-        <w:ind w:firstLine="709"/>
-        <w:jc w:val="both"/>
-        <w:rPr>
-          <w:rFonts w:ascii="Times New Roman" w:hAnsi="Times New Roman" w:cs="Times New Roman"/>
-          <w:sz w:val="28"/>
-          <w:szCs w:val="28"/>
-        </w:rPr>
-      </w:pPr>
-    </w:p>
-    <w:p>
-      <w:pPr>
-        <w:pStyle w:val="3"/>
+        <w:jc w:val="center"/>
         <w:rPr>
           <w:rFonts w:ascii="Times New Roman" w:hAnsi="Times New Roman" w:cs="Times New Roman"/>
           <w:b/>
@@ -6997,7 +7134,7 @@
           <w:color w:val="auto"/>
         </w:rPr>
       </w:pPr>
-      <w:bookmarkStart w:id="12" w:name="_Toc225414002"/>
+      <w:bookmarkStart w:id="14" w:name="_Toc225773191"/>
       <w:r>
         <w:rPr>
           <w:rFonts w:ascii="Times New Roman" w:hAnsi="Times New Roman" w:cs="Times New Roman"/>
@@ -7005,7 +7142,6 @@
           <w:bCs/>
           <w:color w:val="auto"/>
         </w:rPr>
-        <w:lastRenderedPageBreak/>
         <w:t>2.1.2. Верстка экрана списка расходов (</w:t>
       </w:r>
       <w:proofErr w:type="spellStart"/>
@@ -7028,11 +7164,11 @@
         </w:rPr>
         <w:t>)</w:t>
       </w:r>
-      <w:bookmarkEnd w:id="12"/>
-    </w:p>
-    <w:p>
-      <w:pPr>
-        <w:spacing w:line="360" w:lineRule="auto"/>
+      <w:bookmarkEnd w:id="14"/>
+    </w:p>
+    <w:p>
+      <w:pPr>
+        <w:spacing w:after="0" w:line="360" w:lineRule="auto"/>
         <w:ind w:firstLine="709"/>
         <w:jc w:val="both"/>
         <w:rPr>
@@ -7070,7 +7206,7 @@
     </w:p>
     <w:p>
       <w:pPr>
-        <w:spacing w:line="360" w:lineRule="auto"/>
+        <w:spacing w:after="0" w:line="360" w:lineRule="auto"/>
         <w:ind w:firstLine="709"/>
         <w:jc w:val="both"/>
         <w:rPr>
@@ -7085,6 +7221,7 @@
           <w:sz w:val="28"/>
           <w:szCs w:val="28"/>
         </w:rPr>
+        <w:lastRenderedPageBreak/>
         <w:t xml:space="preserve">Верхнюю часть экрана занимает компонент </w:t>
       </w:r>
       <w:proofErr w:type="spellStart"/>
@@ -7108,7 +7245,7 @@
     </w:p>
     <w:p>
       <w:pPr>
-        <w:spacing w:line="360" w:lineRule="auto"/>
+        <w:spacing w:after="0" w:line="360" w:lineRule="auto"/>
         <w:ind w:firstLine="709"/>
         <w:jc w:val="both"/>
         <w:rPr>
@@ -7163,14 +7300,30 @@
         </w:rPr>
         <w:t>="16dp") и акцентный фиолетовый фон. Внутри карточки расположены:</w:t>
       </w:r>
-      <w:r>
-        <w:rPr>
-          <w:rFonts w:ascii="Times New Roman" w:hAnsi="Times New Roman" w:cs="Times New Roman"/>
-          <w:sz w:val="28"/>
-          <w:szCs w:val="28"/>
-        </w:rPr>
-        <w:br/>
-        <w:t>− Текстовое поле (</w:t>
+    </w:p>
+    <w:p>
+      <w:pPr>
+        <w:pStyle w:val="a7"/>
+        <w:numPr>
+          <w:ilvl w:val="0"/>
+          <w:numId w:val="18"/>
+        </w:numPr>
+        <w:spacing w:after="0" w:line="360" w:lineRule="auto"/>
+        <w:ind w:left="0" w:firstLine="709"/>
+        <w:jc w:val="both"/>
+        <w:rPr>
+          <w:rFonts w:ascii="Times New Roman" w:hAnsi="Times New Roman" w:cs="Times New Roman"/>
+          <w:sz w:val="28"/>
+          <w:szCs w:val="28"/>
+        </w:rPr>
+      </w:pPr>
+      <w:r>
+        <w:rPr>
+          <w:rFonts w:ascii="Times New Roman" w:hAnsi="Times New Roman" w:cs="Times New Roman"/>
+          <w:sz w:val="28"/>
+          <w:szCs w:val="28"/>
+        </w:rPr>
+        <w:t>Текстовое поле (</w:t>
       </w:r>
       <w:proofErr w:type="spellStart"/>
       <w:r>
@@ -7188,16 +7341,40 @@
           <w:sz w:val="28"/>
           <w:szCs w:val="28"/>
         </w:rPr>
-        <w:t>), отображающее общую сумму всех расходов крупным шрифтом, что сразу привлекает внимание.</w:t>
-      </w:r>
-      <w:r>
-        <w:rPr>
-          <w:rFonts w:ascii="Times New Roman" w:hAnsi="Times New Roman" w:cs="Times New Roman"/>
-          <w:sz w:val="28"/>
-          <w:szCs w:val="28"/>
-        </w:rPr>
-        <w:br/>
-        <w:t xml:space="preserve">− Линейный индикатор прогресса </w:t>
+        <w:t>), отображающее общую сумму всех расходов крупным шрифтом, что сразу привлекает внимание</w:t>
+      </w:r>
+      <w:r>
+        <w:rPr>
+          <w:rFonts w:ascii="Times New Roman" w:hAnsi="Times New Roman" w:cs="Times New Roman"/>
+          <w:sz w:val="28"/>
+          <w:szCs w:val="28"/>
+        </w:rPr>
+        <w:t>.</w:t>
+      </w:r>
+    </w:p>
+    <w:p>
+      <w:pPr>
+        <w:pStyle w:val="a7"/>
+        <w:numPr>
+          <w:ilvl w:val="0"/>
+          <w:numId w:val="18"/>
+        </w:numPr>
+        <w:spacing w:after="0" w:line="360" w:lineRule="auto"/>
+        <w:ind w:left="0" w:firstLine="709"/>
+        <w:jc w:val="both"/>
+        <w:rPr>
+          <w:rFonts w:ascii="Times New Roman" w:hAnsi="Times New Roman" w:cs="Times New Roman"/>
+          <w:sz w:val="28"/>
+          <w:szCs w:val="28"/>
+        </w:rPr>
+      </w:pPr>
+      <w:r>
+        <w:rPr>
+          <w:rFonts w:ascii="Times New Roman" w:hAnsi="Times New Roman" w:cs="Times New Roman"/>
+          <w:sz w:val="28"/>
+          <w:szCs w:val="28"/>
+        </w:rPr>
+        <w:t xml:space="preserve">Линейный индикатор прогресса </w:t>
       </w:r>
       <w:proofErr w:type="spellStart"/>
       <w:r>
@@ -7217,19 +7394,35 @@
         </w:rPr>
         <w:t>, визуализирующий, какую часть бюджета потратил пользователь.</w:t>
       </w:r>
-      <w:r>
-        <w:rPr>
-          <w:rFonts w:ascii="Times New Roman" w:hAnsi="Times New Roman" w:cs="Times New Roman"/>
-          <w:sz w:val="28"/>
-          <w:szCs w:val="28"/>
-        </w:rPr>
-        <w:br/>
-        <w:t>− Текстовое поле статуса (например, "Потрачено 45% от лимита").</w:t>
-      </w:r>
-    </w:p>
-    <w:p>
-      <w:pPr>
-        <w:spacing w:line="360" w:lineRule="auto"/>
+    </w:p>
+    <w:p>
+      <w:pPr>
+        <w:pStyle w:val="a7"/>
+        <w:numPr>
+          <w:ilvl w:val="0"/>
+          <w:numId w:val="18"/>
+        </w:numPr>
+        <w:spacing w:after="0" w:line="360" w:lineRule="auto"/>
+        <w:ind w:left="0" w:firstLine="709"/>
+        <w:jc w:val="both"/>
+        <w:rPr>
+          <w:rFonts w:ascii="Times New Roman" w:hAnsi="Times New Roman" w:cs="Times New Roman"/>
+          <w:sz w:val="28"/>
+          <w:szCs w:val="28"/>
+        </w:rPr>
+      </w:pPr>
+      <w:r>
+        <w:rPr>
+          <w:rFonts w:ascii="Times New Roman" w:hAnsi="Times New Roman" w:cs="Times New Roman"/>
+          <w:sz w:val="28"/>
+          <w:szCs w:val="28"/>
+        </w:rPr>
+        <w:t>Текстовое поле статуса (например, "Потрачено 45% от лимита").</w:t>
+      </w:r>
+    </w:p>
+    <w:p>
+      <w:pPr>
+        <w:spacing w:after="0" w:line="360" w:lineRule="auto"/>
         <w:ind w:firstLine="709"/>
         <w:jc w:val="both"/>
         <w:rPr>
@@ -7357,14 +7550,13 @@
     </w:p>
     <w:p>
       <w:pPr>
-        <w:spacing w:line="360" w:lineRule="auto"/>
+        <w:spacing w:after="0" w:line="360" w:lineRule="auto"/>
         <w:ind w:firstLine="709"/>
         <w:jc w:val="both"/>
         <w:rPr>
           <w:rFonts w:ascii="Times New Roman" w:hAnsi="Times New Roman" w:cs="Times New Roman"/>
           <w:sz w:val="28"/>
           <w:szCs w:val="28"/>
-          <w:lang w:val="en-US"/>
         </w:rPr>
       </w:pPr>
       <w:r>
@@ -7414,29 +7606,26 @@
     </w:p>
     <w:p>
       <w:pPr>
-        <w:spacing w:line="360" w:lineRule="auto"/>
-        <w:ind w:firstLine="709"/>
-        <w:jc w:val="both"/>
-        <w:rPr>
-          <w:lang w:val="en-US"/>
-        </w:rPr>
-      </w:pPr>
-      <w:r>
-        <w:rPr>
-          <w:rFonts w:ascii="Times New Roman" w:hAnsi="Times New Roman" w:cs="Times New Roman"/>
+        <w:spacing w:after="0" w:line="360" w:lineRule="auto"/>
+        <w:jc w:val="center"/>
+      </w:pPr>
+      <w:r>
+        <w:rPr>
+          <w:rFonts w:ascii="Times New Roman" w:hAnsi="Times New Roman" w:cs="Times New Roman"/>
+          <w:noProof/>
           <w:sz w:val="28"/>
           <w:szCs w:val="28"/>
           <w:lang w:val="en-US"/>
         </w:rPr>
         <w:lastRenderedPageBreak/>
         <w:drawing>
-          <wp:anchor distT="0" distB="0" distL="114300" distR="114300" simplePos="0" relativeHeight="251658240" behindDoc="0" locked="0" layoutInCell="1" allowOverlap="1" wp14:anchorId="027E7E5B" wp14:editId="308473AB">
+          <wp:anchor distT="0" distB="0" distL="114300" distR="114300" simplePos="0" relativeHeight="251658240" behindDoc="0" locked="0" layoutInCell="1" allowOverlap="1" wp14:anchorId="027E7E5B" wp14:editId="5B385F4B">
             <wp:simplePos x="0" y="0"/>
-            <wp:positionH relativeFrom="page">
-              <wp:posOffset>887730</wp:posOffset>
+            <wp:positionH relativeFrom="margin">
+              <wp:align>center</wp:align>
             </wp:positionH>
             <wp:positionV relativeFrom="paragraph">
-              <wp:posOffset>180975</wp:posOffset>
+              <wp:posOffset>0</wp:posOffset>
             </wp:positionV>
             <wp:extent cx="5781675" cy="8176260"/>
             <wp:effectExtent l="0" t="0" r="9525" b="0"/>
@@ -7489,31 +7678,21 @@
           </wp:anchor>
         </w:drawing>
       </w:r>
-    </w:p>
-    <w:p>
-      <w:pPr>
-        <w:spacing w:line="360" w:lineRule="auto"/>
+      <w:r>
+        <w:rPr>
+          <w:rFonts w:ascii="Times New Roman" w:hAnsi="Times New Roman" w:cs="Times New Roman"/>
+          <w:sz w:val="28"/>
+          <w:szCs w:val="28"/>
+        </w:rPr>
+        <w:t>Рис. 2.1. Главный экран приложения: список расходов и контроль бюджета</w:t>
+      </w:r>
+    </w:p>
+    <w:p>
+      <w:pPr>
+        <w:pStyle w:val="3"/>
+        <w:spacing w:before="0" w:after="0" w:line="360" w:lineRule="auto"/>
         <w:ind w:firstLine="709"/>
         <w:jc w:val="center"/>
-        <w:rPr>
-          <w:rFonts w:ascii="Times New Roman" w:hAnsi="Times New Roman" w:cs="Times New Roman"/>
-          <w:sz w:val="28"/>
-          <w:szCs w:val="28"/>
-          <w:lang w:val="en-US"/>
-        </w:rPr>
-      </w:pPr>
-      <w:r>
-        <w:rPr>
-          <w:rFonts w:ascii="Times New Roman" w:hAnsi="Times New Roman" w:cs="Times New Roman"/>
-          <w:sz w:val="28"/>
-          <w:szCs w:val="28"/>
-        </w:rPr>
-        <w:t>Рис. 2.1. Главный экран приложения: список расходов и контроль бюджета</w:t>
-      </w:r>
-    </w:p>
-    <w:p>
-      <w:pPr>
-        <w:pStyle w:val="3"/>
         <w:rPr>
           <w:rFonts w:ascii="Times New Roman" w:hAnsi="Times New Roman" w:cs="Times New Roman"/>
           <w:b/>
@@ -7521,7 +7700,7 @@
           <w:color w:val="auto"/>
         </w:rPr>
       </w:pPr>
-      <w:bookmarkStart w:id="13" w:name="_Toc225414003"/>
+      <w:bookmarkStart w:id="15" w:name="_Toc225773192"/>
       <w:r>
         <w:rPr>
           <w:rFonts w:ascii="Times New Roman" w:hAnsi="Times New Roman" w:cs="Times New Roman"/>
@@ -7532,11 +7711,11 @@
         <w:lastRenderedPageBreak/>
         <w:t>2.1.3. Верстка карточки отдельного расхода</w:t>
       </w:r>
-      <w:bookmarkEnd w:id="13"/>
-    </w:p>
-    <w:p>
-      <w:pPr>
-        <w:spacing w:line="360" w:lineRule="auto"/>
+      <w:bookmarkEnd w:id="15"/>
+    </w:p>
+    <w:p>
+      <w:pPr>
+        <w:spacing w:after="0" w:line="360" w:lineRule="auto"/>
         <w:ind w:firstLine="709"/>
         <w:jc w:val="both"/>
         <w:rPr>
@@ -7610,7 +7789,7 @@
     </w:p>
     <w:p>
       <w:pPr>
-        <w:spacing w:line="360" w:lineRule="auto"/>
+        <w:spacing w:after="0" w:line="360" w:lineRule="auto"/>
         <w:ind w:firstLine="709"/>
         <w:jc w:val="both"/>
         <w:rPr>
@@ -7652,8 +7831,8 @@
           <w:ilvl w:val="0"/>
           <w:numId w:val="11"/>
         </w:numPr>
-        <w:spacing w:line="360" w:lineRule="auto"/>
-        <w:ind w:firstLine="709"/>
+        <w:spacing w:after="0" w:line="360" w:lineRule="auto"/>
+        <w:ind w:left="0" w:firstLine="709"/>
         <w:jc w:val="both"/>
         <w:rPr>
           <w:rFonts w:ascii="Times New Roman" w:hAnsi="Times New Roman" w:cs="Times New Roman"/>
@@ -7712,53 +7891,56 @@
           <w:ilvl w:val="0"/>
           <w:numId w:val="11"/>
         </w:numPr>
-        <w:spacing w:line="360" w:lineRule="auto"/>
+        <w:spacing w:after="0" w:line="360" w:lineRule="auto"/>
+        <w:ind w:left="0" w:firstLine="709"/>
+        <w:jc w:val="both"/>
+        <w:rPr>
+          <w:rFonts w:ascii="Times New Roman" w:hAnsi="Times New Roman" w:cs="Times New Roman"/>
+          <w:sz w:val="28"/>
+          <w:szCs w:val="28"/>
+        </w:rPr>
+      </w:pPr>
+      <w:r>
+        <w:rPr>
+          <w:rFonts w:ascii="Times New Roman" w:hAnsi="Times New Roman" w:cs="Times New Roman"/>
+          <w:sz w:val="28"/>
+          <w:szCs w:val="28"/>
+        </w:rPr>
+        <w:t xml:space="preserve">Правая (числовая): содержит сумму расхода. Для лучшего визуального восприятия сумма выделяется ярким цветом, зависящим от выбранной категории (назначается </w:t>
+      </w:r>
+      <w:proofErr w:type="spellStart"/>
+      <w:r>
+        <w:rPr>
+          <w:rFonts w:ascii="Times New Roman" w:hAnsi="Times New Roman" w:cs="Times New Roman"/>
+          <w:sz w:val="28"/>
+          <w:szCs w:val="28"/>
+        </w:rPr>
+        <w:t>программно</w:t>
+      </w:r>
+      <w:proofErr w:type="spellEnd"/>
+      <w:r>
+        <w:rPr>
+          <w:rFonts w:ascii="Times New Roman" w:hAnsi="Times New Roman" w:cs="Times New Roman"/>
+          <w:sz w:val="28"/>
+          <w:szCs w:val="28"/>
+        </w:rPr>
+        <w:t>).</w:t>
+      </w:r>
+      <w:r>
+        <w:rPr>
+          <w:rFonts w:ascii="Times New Roman" w:hAnsi="Times New Roman" w:cs="Times New Roman"/>
+          <w:sz w:val="28"/>
+          <w:szCs w:val="28"/>
+        </w:rPr>
+        <w:t xml:space="preserve"> </w:t>
+      </w:r>
+    </w:p>
+    <w:p>
+      <w:pPr>
+        <w:pStyle w:val="3"/>
+        <w:spacing w:before="0" w:after="0" w:line="360" w:lineRule="auto"/>
         <w:ind w:firstLine="709"/>
-        <w:jc w:val="both"/>
-        <w:rPr>
-          <w:rFonts w:ascii="Times New Roman" w:hAnsi="Times New Roman" w:cs="Times New Roman"/>
-          <w:sz w:val="28"/>
-          <w:szCs w:val="28"/>
-        </w:rPr>
-      </w:pPr>
-      <w:r>
-        <w:rPr>
-          <w:rFonts w:ascii="Times New Roman" w:hAnsi="Times New Roman" w:cs="Times New Roman"/>
-          <w:sz w:val="28"/>
-          <w:szCs w:val="28"/>
-        </w:rPr>
-        <w:t xml:space="preserve">Правая (числовая): содержит сумму расхода. Для лучшего визуального восприятия сумма выделяется ярким цветом, зависящим от выбранной категории (назначается </w:t>
-      </w:r>
-      <w:proofErr w:type="spellStart"/>
-      <w:r>
-        <w:rPr>
-          <w:rFonts w:ascii="Times New Roman" w:hAnsi="Times New Roman" w:cs="Times New Roman"/>
-          <w:sz w:val="28"/>
-          <w:szCs w:val="28"/>
-        </w:rPr>
-        <w:t>программно</w:t>
-      </w:r>
-      <w:proofErr w:type="spellEnd"/>
-      <w:r>
-        <w:rPr>
-          <w:rFonts w:ascii="Times New Roman" w:hAnsi="Times New Roman" w:cs="Times New Roman"/>
-          <w:sz w:val="28"/>
-          <w:szCs w:val="28"/>
-        </w:rPr>
-        <w:t>).</w:t>
-      </w:r>
-      <w:r>
-        <w:rPr>
-          <w:rFonts w:ascii="Times New Roman" w:hAnsi="Times New Roman" w:cs="Times New Roman"/>
-          <w:sz w:val="28"/>
-          <w:szCs w:val="28"/>
-        </w:rPr>
-        <w:t xml:space="preserve"> </w:t>
-      </w:r>
-    </w:p>
-    <w:p>
-      <w:pPr>
-        <w:pStyle w:val="3"/>
+        <w:jc w:val="center"/>
         <w:rPr>
           <w:rFonts w:ascii="Times New Roman" w:hAnsi="Times New Roman" w:cs="Times New Roman"/>
           <w:b/>
@@ -7766,7 +7948,7 @@
           <w:color w:val="auto"/>
         </w:rPr>
       </w:pPr>
-      <w:bookmarkStart w:id="14" w:name="_Toc225414004"/>
+      <w:bookmarkStart w:id="16" w:name="_Toc225773193"/>
       <w:r>
         <w:rPr>
           <w:rFonts w:ascii="Times New Roman" w:hAnsi="Times New Roman" w:cs="Times New Roman"/>
@@ -7776,11 +7958,11 @@
         </w:rPr>
         <w:t>2.1.4. Проектирование формы добавления расхода</w:t>
       </w:r>
-      <w:bookmarkEnd w:id="14"/>
-    </w:p>
-    <w:p>
-      <w:pPr>
-        <w:spacing w:line="360" w:lineRule="auto"/>
+      <w:bookmarkEnd w:id="16"/>
+    </w:p>
+    <w:p>
+      <w:pPr>
+        <w:spacing w:after="0" w:line="360" w:lineRule="auto"/>
         <w:ind w:firstLine="709"/>
         <w:jc w:val="both"/>
         <w:rPr>
@@ -7836,7 +8018,7 @@
     </w:p>
     <w:p>
       <w:pPr>
-        <w:spacing w:line="360" w:lineRule="auto"/>
+        <w:spacing w:after="0" w:line="360" w:lineRule="auto"/>
         <w:ind w:firstLine="709"/>
         <w:jc w:val="both"/>
         <w:rPr>
@@ -7985,7 +8167,9 @@
     <w:p>
       <w:pPr>
         <w:pStyle w:val="3"/>
+        <w:spacing w:before="0" w:after="0" w:line="360" w:lineRule="auto"/>
         <w:ind w:firstLine="709"/>
+        <w:jc w:val="center"/>
         <w:rPr>
           <w:rFonts w:ascii="Times New Roman" w:hAnsi="Times New Roman" w:cs="Times New Roman"/>
           <w:b/>
@@ -7993,7 +8177,7 @@
           <w:color w:val="auto"/>
         </w:rPr>
       </w:pPr>
-      <w:bookmarkStart w:id="15" w:name="_Toc225414005"/>
+      <w:bookmarkStart w:id="17" w:name="_Toc225773194"/>
       <w:r>
         <w:rPr>
           <w:rFonts w:ascii="Times New Roman" w:hAnsi="Times New Roman" w:cs="Times New Roman"/>
@@ -8001,7 +8185,6 @@
           <w:bCs/>
           <w:color w:val="auto"/>
         </w:rPr>
-        <w:lastRenderedPageBreak/>
         <w:t>2.1.5. Верстка экрана статистики (</w:t>
       </w:r>
       <w:proofErr w:type="spellStart"/>
@@ -8024,11 +8207,12 @@
         </w:rPr>
         <w:t>)</w:t>
       </w:r>
-      <w:bookmarkEnd w:id="15"/>
-    </w:p>
-    <w:p>
-      <w:pPr>
-        <w:spacing w:line="360" w:lineRule="auto"/>
+      <w:bookmarkEnd w:id="17"/>
+    </w:p>
+    <w:p>
+      <w:pPr>
+        <w:spacing w:after="0" w:line="360" w:lineRule="auto"/>
+        <w:ind w:firstLine="709"/>
         <w:jc w:val="both"/>
         <w:rPr>
           <w:rFonts w:ascii="Times New Roman" w:hAnsi="Times New Roman" w:cs="Times New Roman"/>
@@ -8060,25 +8244,16 @@
           <w:sz w:val="28"/>
           <w:szCs w:val="28"/>
         </w:rPr>
-        <w:t xml:space="preserve"> для выбора временного периода (Неделя, Месяц, Год</w:t>
-      </w:r>
-      <w:proofErr w:type="gramStart"/>
-      <w:r>
-        <w:rPr>
-          <w:rFonts w:ascii="Times New Roman" w:hAnsi="Times New Roman" w:cs="Times New Roman"/>
-          <w:sz w:val="28"/>
-          <w:szCs w:val="28"/>
-        </w:rPr>
-        <w:t>, Все время</w:t>
-      </w:r>
-      <w:proofErr w:type="gramEnd"/>
-      <w:r>
-        <w:rPr>
-          <w:rFonts w:ascii="Times New Roman" w:hAnsi="Times New Roman" w:cs="Times New Roman"/>
-          <w:sz w:val="28"/>
-          <w:szCs w:val="28"/>
-        </w:rPr>
-        <w:t xml:space="preserve">). При выборе </w:t>
+        <w:t xml:space="preserve"> для выбора временного </w:t>
+      </w:r>
+      <w:r>
+        <w:rPr>
+          <w:rFonts w:ascii="Times New Roman" w:hAnsi="Times New Roman" w:cs="Times New Roman"/>
+          <w:sz w:val="28"/>
+          <w:szCs w:val="28"/>
+        </w:rPr>
+        <w:lastRenderedPageBreak/>
+        <w:t xml:space="preserve">периода (Неделя, Месяц, Год, Все время). При выборе </w:t>
       </w:r>
       <w:proofErr w:type="spellStart"/>
       <w:r>
@@ -8101,19 +8276,19 @@
     </w:p>
     <w:p>
       <w:pPr>
-        <w:spacing w:line="360" w:lineRule="auto"/>
+        <w:spacing w:after="0" w:line="360" w:lineRule="auto"/>
         <w:ind w:firstLine="709"/>
         <w:jc w:val="both"/>
         <w:rPr>
           <w:rFonts w:ascii="Times New Roman" w:hAnsi="Times New Roman" w:cs="Times New Roman"/>
           <w:sz w:val="28"/>
           <w:szCs w:val="28"/>
-          <w:lang w:val="en-US"/>
-        </w:rPr>
-      </w:pPr>
-      <w:r>
-        <w:rPr>
-          <w:rFonts w:ascii="Times New Roman" w:hAnsi="Times New Roman" w:cs="Times New Roman"/>
+        </w:rPr>
+      </w:pPr>
+      <w:r>
+        <w:rPr>
+          <w:rFonts w:ascii="Times New Roman" w:hAnsi="Times New Roman" w:cs="Times New Roman"/>
+          <w:noProof/>
           <w:sz w:val="28"/>
           <w:szCs w:val="28"/>
           <w:lang w:val="en-US"/>
@@ -8246,131 +8421,121 @@
     </w:p>
     <w:p>
       <w:pPr>
-        <w:spacing w:line="360" w:lineRule="auto"/>
+        <w:spacing w:after="0" w:line="360" w:lineRule="auto"/>
         <w:ind w:firstLine="709"/>
         <w:jc w:val="both"/>
         <w:rPr>
           <w:rFonts w:ascii="Times New Roman" w:hAnsi="Times New Roman" w:cs="Times New Roman"/>
           <w:sz w:val="28"/>
           <w:szCs w:val="28"/>
-          <w:lang w:val="en-US"/>
-        </w:rPr>
-      </w:pPr>
-    </w:p>
-    <w:p>
-      <w:pPr>
-        <w:spacing w:line="360" w:lineRule="auto"/>
+        </w:rPr>
+      </w:pPr>
+    </w:p>
+    <w:p>
+      <w:pPr>
+        <w:spacing w:after="0" w:line="360" w:lineRule="auto"/>
         <w:ind w:firstLine="709"/>
         <w:jc w:val="both"/>
         <w:rPr>
           <w:rFonts w:ascii="Times New Roman" w:hAnsi="Times New Roman" w:cs="Times New Roman"/>
           <w:sz w:val="28"/>
           <w:szCs w:val="28"/>
-          <w:lang w:val="en-US"/>
-        </w:rPr>
-      </w:pPr>
-    </w:p>
-    <w:p>
-      <w:pPr>
-        <w:spacing w:line="360" w:lineRule="auto"/>
+        </w:rPr>
+      </w:pPr>
+    </w:p>
+    <w:p>
+      <w:pPr>
+        <w:spacing w:after="0" w:line="360" w:lineRule="auto"/>
         <w:ind w:firstLine="709"/>
         <w:jc w:val="both"/>
         <w:rPr>
           <w:rFonts w:ascii="Times New Roman" w:hAnsi="Times New Roman" w:cs="Times New Roman"/>
           <w:sz w:val="28"/>
           <w:szCs w:val="28"/>
-          <w:lang w:val="en-US"/>
-        </w:rPr>
-      </w:pPr>
-    </w:p>
-    <w:p>
-      <w:pPr>
-        <w:spacing w:line="360" w:lineRule="auto"/>
+        </w:rPr>
+      </w:pPr>
+    </w:p>
+    <w:p>
+      <w:pPr>
+        <w:spacing w:after="0" w:line="360" w:lineRule="auto"/>
         <w:ind w:firstLine="709"/>
         <w:jc w:val="both"/>
         <w:rPr>
           <w:rFonts w:ascii="Times New Roman" w:hAnsi="Times New Roman" w:cs="Times New Roman"/>
           <w:sz w:val="28"/>
           <w:szCs w:val="28"/>
-          <w:lang w:val="en-US"/>
-        </w:rPr>
-      </w:pPr>
-    </w:p>
-    <w:p>
-      <w:pPr>
-        <w:spacing w:line="360" w:lineRule="auto"/>
+        </w:rPr>
+      </w:pPr>
+    </w:p>
+    <w:p>
+      <w:pPr>
+        <w:spacing w:after="0" w:line="360" w:lineRule="auto"/>
         <w:ind w:firstLine="709"/>
         <w:jc w:val="both"/>
         <w:rPr>
           <w:rFonts w:ascii="Times New Roman" w:hAnsi="Times New Roman" w:cs="Times New Roman"/>
           <w:sz w:val="28"/>
           <w:szCs w:val="28"/>
-          <w:lang w:val="en-US"/>
-        </w:rPr>
-      </w:pPr>
-    </w:p>
-    <w:p>
-      <w:pPr>
-        <w:spacing w:line="360" w:lineRule="auto"/>
+        </w:rPr>
+      </w:pPr>
+    </w:p>
+    <w:p>
+      <w:pPr>
+        <w:spacing w:after="0" w:line="360" w:lineRule="auto"/>
         <w:ind w:firstLine="709"/>
         <w:jc w:val="both"/>
         <w:rPr>
           <w:rFonts w:ascii="Times New Roman" w:hAnsi="Times New Roman" w:cs="Times New Roman"/>
           <w:sz w:val="28"/>
           <w:szCs w:val="28"/>
-          <w:lang w:val="en-US"/>
-        </w:rPr>
-      </w:pPr>
-    </w:p>
-    <w:p>
-      <w:pPr>
-        <w:spacing w:line="360" w:lineRule="auto"/>
+        </w:rPr>
+      </w:pPr>
+    </w:p>
+    <w:p>
+      <w:pPr>
+        <w:spacing w:after="0" w:line="360" w:lineRule="auto"/>
         <w:ind w:firstLine="709"/>
         <w:jc w:val="both"/>
         <w:rPr>
           <w:rFonts w:ascii="Times New Roman" w:hAnsi="Times New Roman" w:cs="Times New Roman"/>
           <w:sz w:val="28"/>
           <w:szCs w:val="28"/>
-          <w:lang w:val="en-US"/>
-        </w:rPr>
-      </w:pPr>
-    </w:p>
-    <w:p>
-      <w:pPr>
-        <w:spacing w:line="360" w:lineRule="auto"/>
+        </w:rPr>
+      </w:pPr>
+    </w:p>
+    <w:p>
+      <w:pPr>
+        <w:spacing w:after="0" w:line="360" w:lineRule="auto"/>
         <w:ind w:firstLine="709"/>
         <w:jc w:val="both"/>
         <w:rPr>
           <w:rFonts w:ascii="Times New Roman" w:hAnsi="Times New Roman" w:cs="Times New Roman"/>
           <w:sz w:val="28"/>
           <w:szCs w:val="28"/>
-          <w:lang w:val="en-US"/>
-        </w:rPr>
-      </w:pPr>
-    </w:p>
-    <w:p>
-      <w:pPr>
-        <w:spacing w:line="360" w:lineRule="auto"/>
+        </w:rPr>
+      </w:pPr>
+    </w:p>
+    <w:p>
+      <w:pPr>
+        <w:spacing w:after="0" w:line="360" w:lineRule="auto"/>
         <w:ind w:firstLine="709"/>
         <w:jc w:val="both"/>
         <w:rPr>
           <w:rFonts w:ascii="Times New Roman" w:hAnsi="Times New Roman" w:cs="Times New Roman"/>
           <w:sz w:val="28"/>
           <w:szCs w:val="28"/>
-          <w:lang w:val="en-US"/>
-        </w:rPr>
-      </w:pPr>
-    </w:p>
-    <w:p>
-      <w:pPr>
-        <w:spacing w:line="360" w:lineRule="auto"/>
+        </w:rPr>
+      </w:pPr>
+    </w:p>
+    <w:p>
+      <w:pPr>
+        <w:spacing w:after="0" w:line="360" w:lineRule="auto"/>
         <w:ind w:firstLine="709"/>
         <w:jc w:val="center"/>
         <w:rPr>
           <w:rFonts w:ascii="Times New Roman" w:hAnsi="Times New Roman" w:cs="Times New Roman"/>
           <w:sz w:val="28"/>
           <w:szCs w:val="28"/>
-          <w:lang w:val="en-US"/>
         </w:rPr>
       </w:pPr>
       <w:r>
@@ -8384,45 +8549,31 @@
     </w:p>
     <w:p>
       <w:pPr>
-        <w:spacing w:line="360" w:lineRule="auto"/>
-        <w:ind w:firstLine="709"/>
+        <w:spacing w:after="0" w:line="360" w:lineRule="auto"/>
         <w:jc w:val="center"/>
         <w:rPr>
           <w:rFonts w:ascii="Times New Roman" w:hAnsi="Times New Roman" w:cs="Times New Roman"/>
           <w:sz w:val="28"/>
           <w:szCs w:val="28"/>
-          <w:lang w:val="en-US"/>
-        </w:rPr>
-      </w:pPr>
-    </w:p>
-    <w:p>
-      <w:pPr>
-        <w:spacing w:line="360" w:lineRule="auto"/>
-        <w:ind w:firstLine="709"/>
-        <w:jc w:val="center"/>
-        <w:rPr>
-          <w:rFonts w:ascii="Times New Roman" w:hAnsi="Times New Roman" w:cs="Times New Roman"/>
-          <w:sz w:val="28"/>
-          <w:szCs w:val="28"/>
-          <w:lang w:val="en-US"/>
-        </w:rPr>
-      </w:pPr>
-      <w:r>
-        <w:rPr>
-          <w:rFonts w:ascii="Times New Roman" w:hAnsi="Times New Roman" w:cs="Times New Roman"/>
+        </w:rPr>
+      </w:pPr>
+      <w:r>
+        <w:rPr>
+          <w:rFonts w:ascii="Times New Roman" w:hAnsi="Times New Roman" w:cs="Times New Roman"/>
+          <w:noProof/>
           <w:sz w:val="28"/>
           <w:szCs w:val="28"/>
           <w:lang w:val="en-US"/>
         </w:rPr>
         <w:lastRenderedPageBreak/>
         <w:drawing>
-          <wp:anchor distT="0" distB="0" distL="114300" distR="114300" simplePos="0" relativeHeight="251660288" behindDoc="0" locked="0" layoutInCell="1" allowOverlap="1" wp14:anchorId="3825E42D" wp14:editId="5A69571E">
+          <wp:anchor distT="0" distB="0" distL="114300" distR="114300" simplePos="0" relativeHeight="251660288" behindDoc="0" locked="0" layoutInCell="1" allowOverlap="1" wp14:anchorId="3825E42D" wp14:editId="5104B0CE">
             <wp:simplePos x="0" y="0"/>
             <wp:positionH relativeFrom="margin">
               <wp:align>center</wp:align>
             </wp:positionH>
             <wp:positionV relativeFrom="paragraph">
-              <wp:posOffset>260267</wp:posOffset>
+              <wp:posOffset>0</wp:posOffset>
             </wp:positionV>
             <wp:extent cx="5782310" cy="8123555"/>
             <wp:effectExtent l="0" t="0" r="8890" b="0"/>
@@ -8452,7 +8603,7 @@
                   <pic:spPr bwMode="auto">
                     <a:xfrm>
                       <a:off x="0" y="0"/>
-                      <a:ext cx="5787992" cy="8131565"/>
+                      <a:ext cx="5782310" cy="8123555"/>
                     </a:xfrm>
                     <a:prstGeom prst="rect">
                       <a:avLst/>
@@ -8475,82 +8626,81 @@
           </wp:anchor>
         </w:drawing>
       </w:r>
-    </w:p>
-    <w:p>
-      <w:pPr>
-        <w:spacing w:line="360" w:lineRule="auto"/>
+      <w:r>
+        <w:rPr>
+          <w:rFonts w:ascii="Times New Roman" w:hAnsi="Times New Roman" w:cs="Times New Roman"/>
+          <w:sz w:val="28"/>
+          <w:szCs w:val="28"/>
+        </w:rPr>
+        <w:t>Рис. 2.</w:t>
+      </w:r>
+      <w:r>
+        <w:rPr>
+          <w:rFonts w:ascii="Times New Roman" w:hAnsi="Times New Roman" w:cs="Times New Roman"/>
+          <w:sz w:val="28"/>
+          <w:szCs w:val="28"/>
+        </w:rPr>
+        <w:t>3</w:t>
+      </w:r>
+      <w:r>
+        <w:rPr>
+          <w:rFonts w:ascii="Times New Roman" w:hAnsi="Times New Roman" w:cs="Times New Roman"/>
+          <w:sz w:val="28"/>
+          <w:szCs w:val="28"/>
+        </w:rPr>
+        <w:t>.</w:t>
+      </w:r>
+      <w:r>
+        <w:rPr>
+          <w:rFonts w:ascii="Times New Roman" w:hAnsi="Times New Roman" w:cs="Times New Roman"/>
+          <w:sz w:val="28"/>
+          <w:szCs w:val="28"/>
+        </w:rPr>
+        <w:t xml:space="preserve"> </w:t>
+      </w:r>
+      <w:r>
+        <w:rPr>
+          <w:rFonts w:ascii="Times New Roman" w:hAnsi="Times New Roman" w:cs="Times New Roman"/>
+          <w:sz w:val="28"/>
+          <w:szCs w:val="28"/>
+        </w:rPr>
+        <w:t>В</w:t>
+      </w:r>
+      <w:r>
+        <w:rPr>
+          <w:rFonts w:ascii="Times New Roman" w:hAnsi="Times New Roman" w:cs="Times New Roman"/>
+          <w:sz w:val="28"/>
+          <w:szCs w:val="28"/>
+        </w:rPr>
+        <w:t>изуализация статистики</w:t>
+      </w:r>
+    </w:p>
+    <w:p>
+      <w:pPr>
+        <w:spacing w:after="0" w:line="360" w:lineRule="auto"/>
+        <w:jc w:val="center"/>
+        <w:rPr>
+          <w:rFonts w:ascii="Times New Roman" w:hAnsi="Times New Roman" w:cs="Times New Roman"/>
+          <w:sz w:val="28"/>
+          <w:szCs w:val="28"/>
+        </w:rPr>
+      </w:pPr>
+    </w:p>
+    <w:p>
+      <w:pPr>
+        <w:pStyle w:val="2"/>
+        <w:spacing w:before="0" w:after="0" w:line="360" w:lineRule="auto"/>
         <w:ind w:firstLine="709"/>
         <w:jc w:val="center"/>
         <w:rPr>
           <w:rFonts w:ascii="Times New Roman" w:hAnsi="Times New Roman" w:cs="Times New Roman"/>
-          <w:sz w:val="28"/>
-          <w:szCs w:val="28"/>
-          <w:lang w:val="en-US"/>
-        </w:rPr>
-      </w:pPr>
-      <w:r>
-        <w:rPr>
-          <w:rFonts w:ascii="Times New Roman" w:hAnsi="Times New Roman" w:cs="Times New Roman"/>
-          <w:sz w:val="28"/>
-          <w:szCs w:val="28"/>
-        </w:rPr>
-        <w:t>Рис. 2.</w:t>
-      </w:r>
-      <w:r>
-        <w:rPr>
-          <w:rFonts w:ascii="Times New Roman" w:hAnsi="Times New Roman" w:cs="Times New Roman"/>
-          <w:sz w:val="28"/>
-          <w:szCs w:val="28"/>
-          <w:lang w:val="en-US"/>
-        </w:rPr>
-        <w:t>3</w:t>
-      </w:r>
-      <w:r>
-        <w:rPr>
-          <w:rFonts w:ascii="Times New Roman" w:hAnsi="Times New Roman" w:cs="Times New Roman"/>
-          <w:sz w:val="28"/>
-          <w:szCs w:val="28"/>
-        </w:rPr>
-        <w:t>.</w:t>
-      </w:r>
-      <w:r>
-        <w:rPr>
-          <w:rFonts w:ascii="Times New Roman" w:hAnsi="Times New Roman" w:cs="Times New Roman"/>
-          <w:sz w:val="28"/>
-          <w:szCs w:val="28"/>
-          <w:lang w:val="en-US"/>
-        </w:rPr>
-        <w:t xml:space="preserve"> </w:t>
-      </w:r>
-      <w:r>
-        <w:rPr>
-          <w:rFonts w:ascii="Times New Roman" w:hAnsi="Times New Roman" w:cs="Times New Roman"/>
-          <w:sz w:val="28"/>
-          <w:szCs w:val="28"/>
-        </w:rPr>
-        <w:t>В</w:t>
-      </w:r>
-      <w:r>
-        <w:rPr>
-          <w:rFonts w:ascii="Times New Roman" w:hAnsi="Times New Roman" w:cs="Times New Roman"/>
-          <w:sz w:val="28"/>
-          <w:szCs w:val="28"/>
-        </w:rPr>
-        <w:t>изуализация статистики</w:t>
-      </w:r>
-    </w:p>
-    <w:p>
-      <w:pPr>
-        <w:pStyle w:val="2"/>
-        <w:rPr>
-          <w:rFonts w:ascii="Times New Roman" w:hAnsi="Times New Roman" w:cs="Times New Roman"/>
           <w:b/>
           <w:bCs/>
           <w:sz w:val="28"/>
           <w:szCs w:val="28"/>
         </w:rPr>
       </w:pPr>
-      <w:bookmarkStart w:id="16" w:name="_Toc225414006"/>
+      <w:bookmarkStart w:id="18" w:name="_Toc225773195"/>
       <w:r>
         <w:rPr>
           <w:rFonts w:ascii="Times New Roman" w:hAnsi="Times New Roman" w:cs="Times New Roman"/>
@@ -8563,11 +8713,11 @@
         <w:lastRenderedPageBreak/>
         <w:t>2.2. Разработка программной логики и архитектуры приложения</w:t>
       </w:r>
-      <w:bookmarkEnd w:id="16"/>
-    </w:p>
-    <w:p>
-      <w:pPr>
-        <w:spacing w:line="360" w:lineRule="auto"/>
+      <w:bookmarkEnd w:id="18"/>
+    </w:p>
+    <w:p>
+      <w:pPr>
+        <w:spacing w:after="0" w:line="360" w:lineRule="auto"/>
         <w:ind w:firstLine="709"/>
         <w:jc w:val="both"/>
         <w:rPr>
@@ -8624,6 +8774,9 @@
     <w:p>
       <w:pPr>
         <w:pStyle w:val="3"/>
+        <w:spacing w:before="0" w:after="0" w:line="360" w:lineRule="auto"/>
+        <w:ind w:firstLine="709"/>
+        <w:jc w:val="center"/>
         <w:rPr>
           <w:rFonts w:ascii="Times New Roman" w:hAnsi="Times New Roman" w:cs="Times New Roman"/>
           <w:b/>
@@ -8631,7 +8784,7 @@
           <w:color w:val="auto"/>
         </w:rPr>
       </w:pPr>
-      <w:bookmarkStart w:id="17" w:name="_Toc225414007"/>
+      <w:bookmarkStart w:id="19" w:name="_Toc225773196"/>
       <w:r>
         <w:rPr>
           <w:rFonts w:ascii="Times New Roman" w:hAnsi="Times New Roman" w:cs="Times New Roman"/>
@@ -8641,11 +8794,11 @@
         </w:rPr>
         <w:t>2.2.1. Реализация уровня Модели (Локальная база данных)</w:t>
       </w:r>
-      <w:bookmarkEnd w:id="17"/>
-    </w:p>
-    <w:p>
-      <w:pPr>
-        <w:spacing w:line="360" w:lineRule="auto"/>
+      <w:bookmarkEnd w:id="19"/>
+    </w:p>
+    <w:p>
+      <w:pPr>
+        <w:spacing w:after="0" w:line="360" w:lineRule="auto"/>
         <w:ind w:firstLine="709"/>
         <w:jc w:val="both"/>
         <w:rPr>
@@ -8678,7 +8831,25 @@
           <w:sz w:val="28"/>
           <w:szCs w:val="28"/>
         </w:rPr>
-        <w:t>. В первую очередь был создан класс-сущность Expense.java, аннотированный как @Entity(tableName = "</w:t>
+        <w:t>. В первую очередь был создан класс-сущность Expense.java, аннотированный как @</w:t>
+      </w:r>
+      <w:proofErr w:type="gramStart"/>
+      <w:r>
+        <w:rPr>
+          <w:rFonts w:ascii="Times New Roman" w:hAnsi="Times New Roman" w:cs="Times New Roman"/>
+          <w:sz w:val="28"/>
+          <w:szCs w:val="28"/>
+        </w:rPr>
+        <w:t>Entity(</w:t>
+      </w:r>
+      <w:proofErr w:type="gramEnd"/>
+      <w:r>
+        <w:rPr>
+          <w:rFonts w:ascii="Times New Roman" w:hAnsi="Times New Roman" w:cs="Times New Roman"/>
+          <w:sz w:val="28"/>
+          <w:szCs w:val="28"/>
+        </w:rPr>
+        <w:t>tableName = "</w:t>
       </w:r>
       <w:proofErr w:type="spellStart"/>
       <w:r>
@@ -8698,13 +8869,24 @@
         </w:rPr>
         <w:t>").</w:t>
       </w:r>
-      <w:r>
-        <w:rPr>
-          <w:rFonts w:ascii="Times New Roman" w:hAnsi="Times New Roman" w:cs="Times New Roman"/>
-          <w:sz w:val="28"/>
-          <w:szCs w:val="28"/>
-        </w:rPr>
-        <w:br/>
+    </w:p>
+    <w:p>
+      <w:pPr>
+        <w:spacing w:after="0" w:line="360" w:lineRule="auto"/>
+        <w:ind w:firstLine="709"/>
+        <w:jc w:val="both"/>
+        <w:rPr>
+          <w:rFonts w:ascii="Times New Roman" w:hAnsi="Times New Roman" w:cs="Times New Roman"/>
+          <w:sz w:val="28"/>
+          <w:szCs w:val="28"/>
+        </w:rPr>
+      </w:pPr>
+      <w:r>
+        <w:rPr>
+          <w:rFonts w:ascii="Times New Roman" w:hAnsi="Times New Roman" w:cs="Times New Roman"/>
+          <w:sz w:val="28"/>
+          <w:szCs w:val="28"/>
+        </w:rPr>
         <w:t xml:space="preserve">Этот класс описывает структуру таблицы в базе данных </w:t>
       </w:r>
       <w:proofErr w:type="spellStart"/>
@@ -8725,13 +8907,24 @@
         </w:rPr>
         <w:t xml:space="preserve"> и содержит следующие поля:</w:t>
       </w:r>
-      <w:r>
-        <w:rPr>
-          <w:rFonts w:ascii="Times New Roman" w:hAnsi="Times New Roman" w:cs="Times New Roman"/>
-          <w:sz w:val="28"/>
-          <w:szCs w:val="28"/>
-        </w:rPr>
-        <w:br/>
+    </w:p>
+    <w:p>
+      <w:pPr>
+        <w:spacing w:after="0" w:line="360" w:lineRule="auto"/>
+        <w:ind w:firstLine="709"/>
+        <w:jc w:val="both"/>
+        <w:rPr>
+          <w:rFonts w:ascii="Times New Roman" w:hAnsi="Times New Roman" w:cs="Times New Roman"/>
+          <w:sz w:val="28"/>
+          <w:szCs w:val="28"/>
+        </w:rPr>
+      </w:pPr>
+      <w:r>
+        <w:rPr>
+          <w:rFonts w:ascii="Times New Roman" w:hAnsi="Times New Roman" w:cs="Times New Roman"/>
+          <w:sz w:val="28"/>
+          <w:szCs w:val="28"/>
+        </w:rPr>
         <w:t xml:space="preserve">− </w:t>
       </w:r>
       <w:proofErr w:type="spellStart"/>
@@ -8758,17 +8951,44 @@
           <w:rFonts w:ascii="Times New Roman" w:hAnsi="Times New Roman" w:cs="Times New Roman"/>
           <w:sz w:val="28"/>
           <w:szCs w:val="28"/>
-        </w:rPr>
-        <w:t>int</w:t>
-      </w:r>
-      <w:proofErr w:type="spellEnd"/>
-      <w:r>
-        <w:rPr>
-          <w:rFonts w:ascii="Times New Roman" w:hAnsi="Times New Roman" w:cs="Times New Roman"/>
-          <w:sz w:val="28"/>
-          <w:szCs w:val="28"/>
-        </w:rPr>
-        <w:t xml:space="preserve">) — первичный ключ с аннотацией @PrimaryKey(autoGenerate = </w:t>
+          <w:lang w:val="en-US"/>
+        </w:rPr>
+        <w:t>i</w:t>
+      </w:r>
+      <w:r>
+        <w:rPr>
+          <w:rFonts w:ascii="Times New Roman" w:hAnsi="Times New Roman" w:cs="Times New Roman"/>
+          <w:sz w:val="28"/>
+          <w:szCs w:val="28"/>
+        </w:rPr>
+        <w:t>nt</w:t>
+      </w:r>
+      <w:proofErr w:type="spellEnd"/>
+      <w:r>
+        <w:rPr>
+          <w:rFonts w:ascii="Times New Roman" w:hAnsi="Times New Roman" w:cs="Times New Roman"/>
+          <w:sz w:val="28"/>
+          <w:szCs w:val="28"/>
+        </w:rPr>
+        <w:t>) — первичный ключ с аннотацией @</w:t>
+      </w:r>
+      <w:proofErr w:type="gramStart"/>
+      <w:r>
+        <w:rPr>
+          <w:rFonts w:ascii="Times New Roman" w:hAnsi="Times New Roman" w:cs="Times New Roman"/>
+          <w:sz w:val="28"/>
+          <w:szCs w:val="28"/>
+        </w:rPr>
+        <w:t>PrimaryKey(</w:t>
+      </w:r>
+      <w:proofErr w:type="gramEnd"/>
+      <w:r>
+        <w:rPr>
+          <w:rFonts w:ascii="Times New Roman" w:hAnsi="Times New Roman" w:cs="Times New Roman"/>
+          <w:sz w:val="28"/>
+          <w:szCs w:val="28"/>
+        </w:rPr>
+        <w:t xml:space="preserve">autoGenerate = </w:t>
       </w:r>
       <w:proofErr w:type="spellStart"/>
       <w:r>
@@ -8788,13 +9008,24 @@
         </w:rPr>
         <w:t>), обеспечивающей автоматическое инкрементирование счетчика для новых записей;</w:t>
       </w:r>
-      <w:r>
-        <w:rPr>
-          <w:rFonts w:ascii="Times New Roman" w:hAnsi="Times New Roman" w:cs="Times New Roman"/>
-          <w:sz w:val="28"/>
-          <w:szCs w:val="28"/>
-        </w:rPr>
-        <w:br/>
+    </w:p>
+    <w:p>
+      <w:pPr>
+        <w:spacing w:after="0" w:line="360" w:lineRule="auto"/>
+        <w:ind w:firstLine="709"/>
+        <w:jc w:val="both"/>
+        <w:rPr>
+          <w:rFonts w:ascii="Times New Roman" w:hAnsi="Times New Roman" w:cs="Times New Roman"/>
+          <w:sz w:val="28"/>
+          <w:szCs w:val="28"/>
+        </w:rPr>
+      </w:pPr>
+      <w:r>
+        <w:rPr>
+          <w:rFonts w:ascii="Times New Roman" w:hAnsi="Times New Roman" w:cs="Times New Roman"/>
+          <w:sz w:val="28"/>
+          <w:szCs w:val="28"/>
+        </w:rPr>
         <w:t xml:space="preserve">− </w:t>
       </w:r>
       <w:proofErr w:type="spellStart"/>
@@ -8833,13 +9064,24 @@
         </w:rPr>
         <w:t>) — наименование транзакции;</w:t>
       </w:r>
-      <w:r>
-        <w:rPr>
-          <w:rFonts w:ascii="Times New Roman" w:hAnsi="Times New Roman" w:cs="Times New Roman"/>
-          <w:sz w:val="28"/>
-          <w:szCs w:val="28"/>
-        </w:rPr>
-        <w:br/>
+    </w:p>
+    <w:p>
+      <w:pPr>
+        <w:spacing w:after="0" w:line="360" w:lineRule="auto"/>
+        <w:ind w:firstLine="709"/>
+        <w:jc w:val="both"/>
+        <w:rPr>
+          <w:rFonts w:ascii="Times New Roman" w:hAnsi="Times New Roman" w:cs="Times New Roman"/>
+          <w:sz w:val="28"/>
+          <w:szCs w:val="28"/>
+        </w:rPr>
+      </w:pPr>
+      <w:r>
+        <w:rPr>
+          <w:rFonts w:ascii="Times New Roman" w:hAnsi="Times New Roman" w:cs="Times New Roman"/>
+          <w:sz w:val="28"/>
+          <w:szCs w:val="28"/>
+        </w:rPr>
         <w:t xml:space="preserve">− </w:t>
       </w:r>
       <w:proofErr w:type="spellStart"/>
@@ -8878,13 +9120,24 @@
         </w:rPr>
         <w:t>) — числовое значение расхода;</w:t>
       </w:r>
-      <w:r>
-        <w:rPr>
-          <w:rFonts w:ascii="Times New Roman" w:hAnsi="Times New Roman" w:cs="Times New Roman"/>
-          <w:sz w:val="28"/>
-          <w:szCs w:val="28"/>
-        </w:rPr>
-        <w:br/>
+    </w:p>
+    <w:p>
+      <w:pPr>
+        <w:spacing w:after="0" w:line="360" w:lineRule="auto"/>
+        <w:ind w:firstLine="709"/>
+        <w:jc w:val="both"/>
+        <w:rPr>
+          <w:rFonts w:ascii="Times New Roman" w:hAnsi="Times New Roman" w:cs="Times New Roman"/>
+          <w:sz w:val="28"/>
+          <w:szCs w:val="28"/>
+        </w:rPr>
+      </w:pPr>
+      <w:r>
+        <w:rPr>
+          <w:rFonts w:ascii="Times New Roman" w:hAnsi="Times New Roman" w:cs="Times New Roman"/>
+          <w:sz w:val="28"/>
+          <w:szCs w:val="28"/>
+        </w:rPr>
         <w:t xml:space="preserve">− </w:t>
       </w:r>
       <w:proofErr w:type="spellStart"/>
@@ -8941,13 +9194,24 @@
         </w:rPr>
         <w:t>) — категория и необязательный комментарий;</w:t>
       </w:r>
-      <w:r>
-        <w:rPr>
-          <w:rFonts w:ascii="Times New Roman" w:hAnsi="Times New Roman" w:cs="Times New Roman"/>
-          <w:sz w:val="28"/>
-          <w:szCs w:val="28"/>
-        </w:rPr>
-        <w:br/>
+    </w:p>
+    <w:p>
+      <w:pPr>
+        <w:spacing w:after="0" w:line="360" w:lineRule="auto"/>
+        <w:ind w:firstLine="709"/>
+        <w:jc w:val="both"/>
+        <w:rPr>
+          <w:rFonts w:ascii="Times New Roman" w:hAnsi="Times New Roman" w:cs="Times New Roman"/>
+          <w:sz w:val="28"/>
+          <w:szCs w:val="28"/>
+        </w:rPr>
+      </w:pPr>
+      <w:r>
+        <w:rPr>
+          <w:rFonts w:ascii="Times New Roman" w:hAnsi="Times New Roman" w:cs="Times New Roman"/>
+          <w:sz w:val="28"/>
+          <w:szCs w:val="28"/>
+        </w:rPr>
         <w:t xml:space="preserve">− </w:t>
       </w:r>
       <w:proofErr w:type="spellStart"/>
@@ -9007,7 +9271,7 @@
     </w:p>
     <w:p>
       <w:pPr>
-        <w:spacing w:line="360" w:lineRule="auto"/>
+        <w:spacing w:after="0" w:line="360" w:lineRule="auto"/>
         <w:ind w:firstLine="709"/>
         <w:jc w:val="both"/>
         <w:rPr>
@@ -9060,31 +9324,64 @@
         </w:rPr>
         <w:t xml:space="preserve"> автоматически генерирует реализацию этого интерфейса при компиляции проекта.</w:t>
       </w:r>
-      <w:r>
-        <w:rPr>
-          <w:rFonts w:ascii="Times New Roman" w:hAnsi="Times New Roman" w:cs="Times New Roman"/>
-          <w:sz w:val="28"/>
-          <w:szCs w:val="28"/>
-        </w:rPr>
-        <w:br/>
+    </w:p>
+    <w:p>
+      <w:pPr>
+        <w:spacing w:after="0" w:line="360" w:lineRule="auto"/>
+        <w:ind w:firstLine="709"/>
+        <w:jc w:val="both"/>
+        <w:rPr>
+          <w:rFonts w:ascii="Times New Roman" w:hAnsi="Times New Roman" w:cs="Times New Roman"/>
+          <w:sz w:val="28"/>
+          <w:szCs w:val="28"/>
+        </w:rPr>
+      </w:pPr>
+      <w:r>
+        <w:rPr>
+          <w:rFonts w:ascii="Times New Roman" w:hAnsi="Times New Roman" w:cs="Times New Roman"/>
+          <w:sz w:val="28"/>
+          <w:szCs w:val="28"/>
+        </w:rPr>
         <w:t>В DAO определены базовые операции:</w:t>
       </w:r>
-      <w:r>
-        <w:rPr>
-          <w:rFonts w:ascii="Times New Roman" w:hAnsi="Times New Roman" w:cs="Times New Roman"/>
-          <w:sz w:val="28"/>
-          <w:szCs w:val="28"/>
-        </w:rPr>
-        <w:br/>
+    </w:p>
+    <w:p>
+      <w:pPr>
+        <w:spacing w:after="0" w:line="360" w:lineRule="auto"/>
+        <w:ind w:firstLine="709"/>
+        <w:jc w:val="both"/>
+        <w:rPr>
+          <w:rFonts w:ascii="Times New Roman" w:hAnsi="Times New Roman" w:cs="Times New Roman"/>
+          <w:sz w:val="28"/>
+          <w:szCs w:val="28"/>
+        </w:rPr>
+      </w:pPr>
+      <w:r>
+        <w:rPr>
+          <w:rFonts w:ascii="Times New Roman" w:hAnsi="Times New Roman" w:cs="Times New Roman"/>
+          <w:sz w:val="28"/>
+          <w:szCs w:val="28"/>
+        </w:rPr>
         <w:t>− @Insert, @Update, @Delete — стандартные операции добавления, изменения и удаления объектов.</w:t>
       </w:r>
-      <w:r>
-        <w:rPr>
-          <w:rFonts w:ascii="Times New Roman" w:hAnsi="Times New Roman" w:cs="Times New Roman"/>
-          <w:sz w:val="28"/>
-          <w:szCs w:val="28"/>
-        </w:rPr>
-        <w:br/>
+    </w:p>
+    <w:p>
+      <w:pPr>
+        <w:spacing w:after="0" w:line="360" w:lineRule="auto"/>
+        <w:ind w:firstLine="709"/>
+        <w:jc w:val="both"/>
+        <w:rPr>
+          <w:rFonts w:ascii="Times New Roman" w:hAnsi="Times New Roman" w:cs="Times New Roman"/>
+          <w:sz w:val="28"/>
+          <w:szCs w:val="28"/>
+        </w:rPr>
+      </w:pPr>
+      <w:r>
+        <w:rPr>
+          <w:rFonts w:ascii="Times New Roman" w:hAnsi="Times New Roman" w:cs="Times New Roman"/>
+          <w:sz w:val="28"/>
+          <w:szCs w:val="28"/>
+        </w:rPr>
         <w:t>− @</w:t>
       </w:r>
       <w:proofErr w:type="gramStart"/>
@@ -9139,8 +9436,20 @@
           <w:sz w:val="28"/>
           <w:szCs w:val="28"/>
         </w:rPr>
-        <w:t xml:space="preserve"> DESC") — метод извлечения всех данных, отсортированных по дате убывания (новые сверху). </w:t>
-      </w:r>
+        <w:t xml:space="preserve"> DESC") — метод извлечения всех данных, отсортированных по дате убывания (новые сверху).</w:t>
+      </w:r>
+    </w:p>
+    <w:p>
+      <w:pPr>
+        <w:spacing w:after="0" w:line="360" w:lineRule="auto"/>
+        <w:ind w:firstLine="709"/>
+        <w:jc w:val="both"/>
+        <w:rPr>
+          <w:rFonts w:ascii="Times New Roman" w:hAnsi="Times New Roman" w:cs="Times New Roman"/>
+          <w:sz w:val="28"/>
+          <w:szCs w:val="28"/>
+        </w:rPr>
+      </w:pPr>
       <w:r>
         <w:rPr>
           <w:rFonts w:ascii="Times New Roman" w:hAnsi="Times New Roman" w:cs="Times New Roman"/>
@@ -9290,7 +9599,7 @@
     </w:p>
     <w:p>
       <w:pPr>
-        <w:spacing w:line="360" w:lineRule="auto"/>
+        <w:spacing w:after="0" w:line="360" w:lineRule="auto"/>
         <w:ind w:firstLine="709"/>
         <w:jc w:val="both"/>
         <w:rPr>
@@ -9364,7 +9673,7 @@
     </w:p>
     <w:p>
       <w:pPr>
-        <w:spacing w:line="360" w:lineRule="auto"/>
+        <w:spacing w:after="0" w:line="360" w:lineRule="auto"/>
         <w:ind w:firstLine="709"/>
         <w:jc w:val="both"/>
         <w:rPr>
@@ -9377,11 +9686,10 @@
         <w:rPr>
           <w:noProof/>
         </w:rPr>
-        <w:lastRenderedPageBreak/>
         <w:drawing>
-          <wp:inline distT="0" distB="0" distL="0" distR="0" wp14:anchorId="4F249292" wp14:editId="04793A3A">
-            <wp:extent cx="4977130" cy="5139055"/>
-            <wp:effectExtent l="0" t="0" r="0" b="4445"/>
+          <wp:inline distT="0" distB="0" distL="0" distR="0" wp14:anchorId="4F249292" wp14:editId="12D59436">
+            <wp:extent cx="4977130" cy="4933950"/>
+            <wp:effectExtent l="0" t="0" r="0" b="0"/>
             <wp:docPr id="2" name="Рисунок 2"/>
             <wp:cNvGraphicFramePr>
               <a:graphicFrameLocks xmlns:a="http://schemas.openxmlformats.org/drawingml/2006/main" noChangeAspect="1"/>
@@ -9411,7 +9719,7 @@
                   <pic:spPr bwMode="auto">
                     <a:xfrm>
                       <a:off x="0" y="0"/>
-                      <a:ext cx="4977130" cy="5139055"/>
+                      <a:ext cx="4977130" cy="4933950"/>
                     </a:xfrm>
                     <a:prstGeom prst="rect">
                       <a:avLst/>
@@ -9430,7 +9738,7 @@
     </w:p>
     <w:p>
       <w:pPr>
-        <w:spacing w:line="360" w:lineRule="auto"/>
+        <w:spacing w:after="0" w:line="360" w:lineRule="auto"/>
         <w:ind w:firstLine="709"/>
         <w:jc w:val="center"/>
         <w:rPr>
@@ -9451,6 +9759,9 @@
     <w:p>
       <w:pPr>
         <w:pStyle w:val="3"/>
+        <w:spacing w:before="0" w:after="0" w:line="360" w:lineRule="auto"/>
+        <w:ind w:firstLine="709"/>
+        <w:jc w:val="center"/>
         <w:rPr>
           <w:rFonts w:ascii="Times New Roman" w:hAnsi="Times New Roman" w:cs="Times New Roman"/>
           <w:b/>
@@ -9458,7 +9769,7 @@
           <w:color w:val="auto"/>
         </w:rPr>
       </w:pPr>
-      <w:bookmarkStart w:id="18" w:name="_Toc225414008"/>
+      <w:bookmarkStart w:id="20" w:name="_Toc225773197"/>
       <w:r>
         <w:rPr>
           <w:rFonts w:ascii="Times New Roman" w:hAnsi="Times New Roman" w:cs="Times New Roman"/>
@@ -9466,6 +9777,7 @@
           <w:bCs/>
           <w:color w:val="auto"/>
         </w:rPr>
+        <w:lastRenderedPageBreak/>
         <w:t>2.2.2. Реализация связующего уровня (</w:t>
       </w:r>
       <w:proofErr w:type="spellStart"/>
@@ -9488,11 +9800,11 @@
         </w:rPr>
         <w:t>)</w:t>
       </w:r>
-      <w:bookmarkEnd w:id="18"/>
-    </w:p>
-    <w:p>
-      <w:pPr>
-        <w:spacing w:line="360" w:lineRule="auto"/>
+      <w:bookmarkEnd w:id="20"/>
+    </w:p>
+    <w:p>
+      <w:pPr>
+        <w:spacing w:after="0" w:line="360" w:lineRule="auto"/>
         <w:ind w:firstLine="709"/>
         <w:jc w:val="both"/>
         <w:rPr>
@@ -9530,7 +9842,7 @@
     </w:p>
     <w:p>
       <w:pPr>
-        <w:spacing w:line="360" w:lineRule="auto"/>
+        <w:spacing w:after="0" w:line="360" w:lineRule="auto"/>
         <w:ind w:firstLine="709"/>
         <w:jc w:val="both"/>
         <w:rPr>
@@ -9617,8 +9929,8 @@
           <w:ilvl w:val="0"/>
           <w:numId w:val="12"/>
         </w:numPr>
-        <w:spacing w:line="360" w:lineRule="auto"/>
-        <w:ind w:firstLine="709"/>
+        <w:spacing w:after="0" w:line="360" w:lineRule="auto"/>
+        <w:ind w:left="0" w:firstLine="709"/>
         <w:jc w:val="both"/>
         <w:rPr>
           <w:rFonts w:ascii="Times New Roman" w:hAnsi="Times New Roman" w:cs="Times New Roman"/>
@@ -9705,23 +10017,22 @@
           <w:ilvl w:val="0"/>
           <w:numId w:val="12"/>
         </w:numPr>
-        <w:spacing w:line="360" w:lineRule="auto"/>
-        <w:ind w:firstLine="709"/>
-        <w:jc w:val="both"/>
-        <w:rPr>
-          <w:rFonts w:ascii="Times New Roman" w:hAnsi="Times New Roman" w:cs="Times New Roman"/>
-          <w:sz w:val="28"/>
-          <w:szCs w:val="28"/>
-        </w:rPr>
-      </w:pPr>
-      <w:proofErr w:type="spellStart"/>
-      <w:r>
-        <w:rPr>
-          <w:rFonts w:ascii="Times New Roman" w:hAnsi="Times New Roman" w:cs="Times New Roman"/>
-          <w:sz w:val="28"/>
-          <w:szCs w:val="28"/>
-        </w:rPr>
-        <w:lastRenderedPageBreak/>
+        <w:spacing w:after="0" w:line="360" w:lineRule="auto"/>
+        <w:ind w:left="0" w:firstLine="709"/>
+        <w:jc w:val="both"/>
+        <w:rPr>
+          <w:rFonts w:ascii="Times New Roman" w:hAnsi="Times New Roman" w:cs="Times New Roman"/>
+          <w:sz w:val="28"/>
+          <w:szCs w:val="28"/>
+        </w:rPr>
+      </w:pPr>
+      <w:proofErr w:type="spellStart"/>
+      <w:r>
+        <w:rPr>
+          <w:rFonts w:ascii="Times New Roman" w:hAnsi="Times New Roman" w:cs="Times New Roman"/>
+          <w:sz w:val="28"/>
+          <w:szCs w:val="28"/>
+        </w:rPr>
         <w:t>switchMap</w:t>
       </w:r>
       <w:proofErr w:type="spellEnd"/>
@@ -9740,8 +10051,8 @@
           <w:ilvl w:val="0"/>
           <w:numId w:val="12"/>
         </w:numPr>
-        <w:spacing w:line="360" w:lineRule="auto"/>
-        <w:ind w:firstLine="709"/>
+        <w:spacing w:after="0" w:line="360" w:lineRule="auto"/>
+        <w:ind w:left="0" w:firstLine="709"/>
         <w:jc w:val="both"/>
         <w:rPr>
           <w:rFonts w:ascii="Times New Roman" w:hAnsi="Times New Roman" w:cs="Times New Roman"/>
@@ -9828,8 +10139,8 @@
           <w:ilvl w:val="0"/>
           <w:numId w:val="12"/>
         </w:numPr>
-        <w:spacing w:line="360" w:lineRule="auto"/>
-        <w:ind w:firstLine="709"/>
+        <w:spacing w:after="0" w:line="360" w:lineRule="auto"/>
+        <w:ind w:left="0" w:firstLine="709"/>
         <w:jc w:val="both"/>
         <w:rPr>
           <w:rFonts w:ascii="Times New Roman" w:hAnsi="Times New Roman" w:cs="Times New Roman"/>
@@ -9880,7 +10191,43 @@
           <w:ilvl w:val="0"/>
           <w:numId w:val="12"/>
         </w:numPr>
-        <w:spacing w:line="360" w:lineRule="auto"/>
+        <w:spacing w:after="0" w:line="360" w:lineRule="auto"/>
+        <w:ind w:left="0" w:firstLine="709"/>
+        <w:jc w:val="both"/>
+        <w:rPr>
+          <w:rFonts w:ascii="Times New Roman" w:hAnsi="Times New Roman" w:cs="Times New Roman"/>
+          <w:sz w:val="28"/>
+          <w:szCs w:val="28"/>
+        </w:rPr>
+      </w:pPr>
+      <w:r>
+        <w:rPr>
+          <w:rFonts w:ascii="Times New Roman" w:hAnsi="Times New Roman" w:cs="Times New Roman"/>
+          <w:sz w:val="28"/>
+          <w:szCs w:val="28"/>
+        </w:rPr>
+        <w:t>Обновленный список автоматически отправляется в пользовательский интерфейс для перерисовки диаграммы.</w:t>
+      </w:r>
+      <w:r>
+        <w:rPr>
+          <w:rFonts w:ascii="Times New Roman" w:hAnsi="Times New Roman" w:cs="Times New Roman"/>
+          <w:sz w:val="28"/>
+          <w:szCs w:val="28"/>
+        </w:rPr>
+        <w:t xml:space="preserve"> </w:t>
+      </w:r>
+      <w:r>
+        <w:rPr>
+          <w:rFonts w:ascii="Times New Roman" w:hAnsi="Times New Roman" w:cs="Times New Roman"/>
+          <w:sz w:val="28"/>
+          <w:szCs w:val="28"/>
+        </w:rPr>
+        <w:t>Это позволяет избежать дублирования кода и делает обработку событий полностью реактивной.</w:t>
+      </w:r>
+    </w:p>
+    <w:p>
+      <w:pPr>
+        <w:spacing w:after="0" w:line="360" w:lineRule="auto"/>
         <w:ind w:firstLine="709"/>
         <w:jc w:val="both"/>
         <w:rPr>
@@ -9895,35 +10242,6 @@
           <w:sz w:val="28"/>
           <w:szCs w:val="28"/>
         </w:rPr>
-        <w:t>Обновленный список автоматически отправляется в пользовательский интерфейс для перерисовки диаграммы.</w:t>
-      </w:r>
-      <w:r>
-        <w:rPr>
-          <w:rFonts w:ascii="Times New Roman" w:hAnsi="Times New Roman" w:cs="Times New Roman"/>
-          <w:sz w:val="28"/>
-          <w:szCs w:val="28"/>
-        </w:rPr>
-        <w:br/>
-        <w:t>Это позволяет избежать дублирования кода и делает обработку событий полностью реактивной.</w:t>
-      </w:r>
-    </w:p>
-    <w:p>
-      <w:pPr>
-        <w:spacing w:line="360" w:lineRule="auto"/>
-        <w:ind w:firstLine="709"/>
-        <w:jc w:val="both"/>
-        <w:rPr>
-          <w:rFonts w:ascii="Times New Roman" w:hAnsi="Times New Roman" w:cs="Times New Roman"/>
-          <w:sz w:val="28"/>
-          <w:szCs w:val="28"/>
-        </w:rPr>
-      </w:pPr>
-      <w:r>
-        <w:rPr>
-          <w:rFonts w:ascii="Times New Roman" w:hAnsi="Times New Roman" w:cs="Times New Roman"/>
-          <w:sz w:val="28"/>
-          <w:szCs w:val="28"/>
-        </w:rPr>
         <w:t>Все методы, изменяющие данные (</w:t>
       </w:r>
       <w:proofErr w:type="spellStart"/>
@@ -10003,7 +10321,7 @@
     </w:p>
     <w:p>
       <w:pPr>
-        <w:spacing w:line="360" w:lineRule="auto"/>
+        <w:spacing w:after="0" w:line="360" w:lineRule="auto"/>
         <w:ind w:firstLine="709"/>
         <w:jc w:val="both"/>
         <w:rPr>
@@ -10069,27 +10387,54 @@
     </w:p>
     <w:p>
       <w:pPr>
-        <w:spacing w:line="360" w:lineRule="auto"/>
+        <w:spacing w:after="0" w:line="360" w:lineRule="auto"/>
+        <w:ind w:firstLine="709"/>
+        <w:jc w:val="both"/>
+        <w:rPr>
+          <w:rFonts w:ascii="Times New Roman" w:hAnsi="Times New Roman" w:cs="Times New Roman"/>
+          <w:sz w:val="28"/>
+          <w:szCs w:val="28"/>
+        </w:rPr>
+      </w:pPr>
+      <w:r>
+        <w:rPr>
+          <w:rFonts w:ascii="Times New Roman" w:hAnsi="Times New Roman" w:cs="Times New Roman"/>
+          <w:sz w:val="28"/>
+          <w:szCs w:val="28"/>
+        </w:rPr>
+        <w:t>Рис. 2.2. Архитектура приложения на базе паттерна MVVM</w:t>
+      </w:r>
+    </w:p>
+    <w:p>
+      <w:pPr>
+        <w:spacing w:after="0" w:line="360" w:lineRule="auto"/>
+        <w:ind w:firstLine="709"/>
+        <w:jc w:val="both"/>
+        <w:rPr>
+          <w:rFonts w:ascii="Times New Roman" w:hAnsi="Times New Roman" w:cs="Times New Roman"/>
+          <w:sz w:val="28"/>
+          <w:szCs w:val="28"/>
+        </w:rPr>
+      </w:pPr>
+    </w:p>
+    <w:p>
+      <w:pPr>
+        <w:spacing w:after="0" w:line="360" w:lineRule="auto"/>
+        <w:ind w:firstLine="709"/>
+        <w:jc w:val="both"/>
+        <w:rPr>
+          <w:rFonts w:ascii="Times New Roman" w:hAnsi="Times New Roman" w:cs="Times New Roman"/>
+          <w:sz w:val="28"/>
+          <w:szCs w:val="28"/>
+        </w:rPr>
+      </w:pPr>
+    </w:p>
+    <w:p>
+      <w:pPr>
+        <w:pStyle w:val="3"/>
+        <w:spacing w:before="0" w:after="0" w:line="360" w:lineRule="auto"/>
         <w:ind w:firstLine="709"/>
         <w:jc w:val="center"/>
-        <w:rPr>
-          <w:rFonts w:ascii="Times New Roman" w:hAnsi="Times New Roman" w:cs="Times New Roman"/>
-          <w:sz w:val="28"/>
-          <w:szCs w:val="28"/>
-        </w:rPr>
-      </w:pPr>
-      <w:r>
-        <w:rPr>
-          <w:rFonts w:ascii="Times New Roman" w:hAnsi="Times New Roman" w:cs="Times New Roman"/>
-          <w:sz w:val="28"/>
-          <w:szCs w:val="28"/>
-        </w:rPr>
-        <w:t>Рис. 2.2. Архитектура приложения на базе паттерна MVVM</w:t>
-      </w:r>
-    </w:p>
-    <w:p>
-      <w:pPr>
-        <w:pStyle w:val="3"/>
         <w:rPr>
           <w:rFonts w:ascii="Times New Roman" w:hAnsi="Times New Roman" w:cs="Times New Roman"/>
           <w:b/>
@@ -10097,7 +10442,7 @@
           <w:color w:val="auto"/>
         </w:rPr>
       </w:pPr>
-      <w:bookmarkStart w:id="19" w:name="_Toc225414009"/>
+      <w:bookmarkStart w:id="21" w:name="_Toc225773198"/>
       <w:r>
         <w:rPr>
           <w:rFonts w:ascii="Times New Roman" w:hAnsi="Times New Roman" w:cs="Times New Roman"/>
@@ -10105,13 +10450,14 @@
           <w:bCs/>
           <w:color w:val="auto"/>
         </w:rPr>
+        <w:lastRenderedPageBreak/>
         <w:t>2.2.3. Реализация логики Представлений (View)</w:t>
       </w:r>
-      <w:bookmarkEnd w:id="19"/>
-    </w:p>
-    <w:p>
-      <w:pPr>
-        <w:spacing w:line="360" w:lineRule="auto"/>
+      <w:bookmarkEnd w:id="21"/>
+    </w:p>
+    <w:p>
+      <w:pPr>
+        <w:spacing w:after="0" w:line="360" w:lineRule="auto"/>
         <w:ind w:firstLine="709"/>
         <w:jc w:val="both"/>
         <w:rPr>
@@ -10171,22 +10517,21 @@
           <w:ilvl w:val="0"/>
           <w:numId w:val="13"/>
         </w:numPr>
-        <w:spacing w:line="360" w:lineRule="auto"/>
-        <w:ind w:firstLine="709"/>
-        <w:jc w:val="both"/>
-        <w:rPr>
-          <w:rFonts w:ascii="Times New Roman" w:hAnsi="Times New Roman" w:cs="Times New Roman"/>
-          <w:sz w:val="28"/>
-          <w:szCs w:val="28"/>
-        </w:rPr>
-      </w:pPr>
-      <w:r>
-        <w:rPr>
-          <w:rFonts w:ascii="Times New Roman" w:hAnsi="Times New Roman" w:cs="Times New Roman"/>
-          <w:sz w:val="28"/>
-          <w:szCs w:val="28"/>
-        </w:rPr>
-        <w:lastRenderedPageBreak/>
+        <w:spacing w:after="0" w:line="360" w:lineRule="auto"/>
+        <w:ind w:left="0" w:firstLine="709"/>
+        <w:jc w:val="both"/>
+        <w:rPr>
+          <w:rFonts w:ascii="Times New Roman" w:hAnsi="Times New Roman" w:cs="Times New Roman"/>
+          <w:sz w:val="28"/>
+          <w:szCs w:val="28"/>
+        </w:rPr>
+      </w:pPr>
+      <w:r>
+        <w:rPr>
+          <w:rFonts w:ascii="Times New Roman" w:hAnsi="Times New Roman" w:cs="Times New Roman"/>
+          <w:sz w:val="28"/>
+          <w:szCs w:val="28"/>
+        </w:rPr>
         <w:t xml:space="preserve">Инициализация </w:t>
       </w:r>
       <w:proofErr w:type="spellStart"/>
@@ -10232,8 +10577,8 @@
           <w:ilvl w:val="0"/>
           <w:numId w:val="13"/>
         </w:numPr>
-        <w:spacing w:line="360" w:lineRule="auto"/>
-        <w:ind w:firstLine="709"/>
+        <w:spacing w:after="0" w:line="360" w:lineRule="auto"/>
+        <w:ind w:left="0" w:firstLine="709"/>
         <w:jc w:val="both"/>
         <w:rPr>
           <w:rFonts w:ascii="Times New Roman" w:hAnsi="Times New Roman" w:cs="Times New Roman"/>
@@ -10274,7 +10619,129 @@
           <w:ilvl w:val="0"/>
           <w:numId w:val="13"/>
         </w:numPr>
-        <w:spacing w:line="360" w:lineRule="auto"/>
+        <w:spacing w:after="0" w:line="360" w:lineRule="auto"/>
+        <w:ind w:left="0" w:firstLine="709"/>
+        <w:jc w:val="both"/>
+        <w:rPr>
+          <w:rFonts w:ascii="Times New Roman" w:hAnsi="Times New Roman" w:cs="Times New Roman"/>
+          <w:sz w:val="28"/>
+          <w:szCs w:val="28"/>
+        </w:rPr>
+      </w:pPr>
+      <w:r>
+        <w:rPr>
+          <w:rFonts w:ascii="Times New Roman" w:hAnsi="Times New Roman" w:cs="Times New Roman"/>
+          <w:sz w:val="28"/>
+          <w:szCs w:val="28"/>
+        </w:rPr>
+        <w:t xml:space="preserve">Подписка на данные из </w:t>
+      </w:r>
+      <w:proofErr w:type="spellStart"/>
+      <w:r>
+        <w:rPr>
+          <w:rFonts w:ascii="Times New Roman" w:hAnsi="Times New Roman" w:cs="Times New Roman"/>
+          <w:sz w:val="28"/>
+          <w:szCs w:val="28"/>
+        </w:rPr>
+        <w:t>ViewModel</w:t>
+      </w:r>
+      <w:proofErr w:type="spellEnd"/>
+      <w:r>
+        <w:rPr>
+          <w:rFonts w:ascii="Times New Roman" w:hAnsi="Times New Roman" w:cs="Times New Roman"/>
+          <w:sz w:val="28"/>
+          <w:szCs w:val="28"/>
+        </w:rPr>
+        <w:t xml:space="preserve">: </w:t>
+      </w:r>
+      <w:proofErr w:type="spellStart"/>
+      <w:r>
+        <w:rPr>
+          <w:rFonts w:ascii="Times New Roman" w:hAnsi="Times New Roman" w:cs="Times New Roman"/>
+          <w:sz w:val="28"/>
+          <w:szCs w:val="28"/>
+        </w:rPr>
+        <w:t>viewModel.getAllExpenses</w:t>
+      </w:r>
+      <w:proofErr w:type="spellEnd"/>
+      <w:r>
+        <w:rPr>
+          <w:rFonts w:ascii="Times New Roman" w:hAnsi="Times New Roman" w:cs="Times New Roman"/>
+          <w:sz w:val="28"/>
+          <w:szCs w:val="28"/>
+        </w:rPr>
+        <w:t>(</w:t>
+      </w:r>
+      <w:proofErr w:type="gramStart"/>
+      <w:r>
+        <w:rPr>
+          <w:rFonts w:ascii="Times New Roman" w:hAnsi="Times New Roman" w:cs="Times New Roman"/>
+          <w:sz w:val="28"/>
+          <w:szCs w:val="28"/>
+        </w:rPr>
+        <w:t>).</w:t>
+      </w:r>
+      <w:proofErr w:type="spellStart"/>
+      <w:r>
+        <w:rPr>
+          <w:rFonts w:ascii="Times New Roman" w:hAnsi="Times New Roman" w:cs="Times New Roman"/>
+          <w:sz w:val="28"/>
+          <w:szCs w:val="28"/>
+        </w:rPr>
+        <w:t>observe</w:t>
+      </w:r>
+      <w:proofErr w:type="spellEnd"/>
+      <w:proofErr w:type="gramEnd"/>
+      <w:r>
+        <w:rPr>
+          <w:rFonts w:ascii="Times New Roman" w:hAnsi="Times New Roman" w:cs="Times New Roman"/>
+          <w:sz w:val="28"/>
+          <w:szCs w:val="28"/>
+        </w:rPr>
+        <w:t>(...). Внутри метода-наблюдателя полученный список передается в адаптер (</w:t>
+      </w:r>
+      <w:proofErr w:type="spellStart"/>
+      <w:proofErr w:type="gramStart"/>
+      <w:r>
+        <w:rPr>
+          <w:rFonts w:ascii="Times New Roman" w:hAnsi="Times New Roman" w:cs="Times New Roman"/>
+          <w:sz w:val="28"/>
+          <w:szCs w:val="28"/>
+        </w:rPr>
+        <w:t>adapter.setExpenses</w:t>
+      </w:r>
+      <w:proofErr w:type="spellEnd"/>
+      <w:proofErr w:type="gramEnd"/>
+      <w:r>
+        <w:rPr>
+          <w:rFonts w:ascii="Times New Roman" w:hAnsi="Times New Roman" w:cs="Times New Roman"/>
+          <w:sz w:val="28"/>
+          <w:szCs w:val="28"/>
+        </w:rPr>
+        <w:t>(</w:t>
+      </w:r>
+      <w:proofErr w:type="spellStart"/>
+      <w:r>
+        <w:rPr>
+          <w:rFonts w:ascii="Times New Roman" w:hAnsi="Times New Roman" w:cs="Times New Roman"/>
+          <w:sz w:val="28"/>
+          <w:szCs w:val="28"/>
+        </w:rPr>
+        <w:t>expenses</w:t>
+      </w:r>
+      <w:proofErr w:type="spellEnd"/>
+      <w:r>
+        <w:rPr>
+          <w:rFonts w:ascii="Times New Roman" w:hAnsi="Times New Roman" w:cs="Times New Roman"/>
+          <w:sz w:val="28"/>
+          <w:szCs w:val="28"/>
+        </w:rPr>
+        <w:t>)), после чего адаптер сам обновляет интерфейс на экране. Также в этом блоке вызывается метод пересчета итоговой суммы для карточки бюджета.</w:t>
+      </w:r>
+    </w:p>
+    <w:p>
+      <w:pPr>
+        <w:spacing w:after="0" w:line="360" w:lineRule="auto"/>
         <w:ind w:firstLine="709"/>
         <w:jc w:val="both"/>
         <w:rPr>
@@ -10289,7 +10756,97 @@
           <w:sz w:val="28"/>
           <w:szCs w:val="28"/>
         </w:rPr>
-        <w:t xml:space="preserve">Подписка на данные из </w:t>
+        <w:t xml:space="preserve">Для реализации возможности удаления расхода был использован класс </w:t>
+      </w:r>
+      <w:proofErr w:type="spellStart"/>
+      <w:r>
+        <w:rPr>
+          <w:rFonts w:ascii="Times New Roman" w:hAnsi="Times New Roman" w:cs="Times New Roman"/>
+          <w:sz w:val="28"/>
+          <w:szCs w:val="28"/>
+        </w:rPr>
+        <w:t>ItemTouchHelper</w:t>
+      </w:r>
+      <w:proofErr w:type="spellEnd"/>
+      <w:r>
+        <w:rPr>
+          <w:rFonts w:ascii="Times New Roman" w:hAnsi="Times New Roman" w:cs="Times New Roman"/>
+          <w:sz w:val="28"/>
+          <w:szCs w:val="28"/>
+        </w:rPr>
+        <w:t>. В него передается анонимный класс-обработчик (</w:t>
+      </w:r>
+      <w:proofErr w:type="spellStart"/>
+      <w:r>
+        <w:rPr>
+          <w:rFonts w:ascii="Times New Roman" w:hAnsi="Times New Roman" w:cs="Times New Roman"/>
+          <w:sz w:val="28"/>
+          <w:szCs w:val="28"/>
+        </w:rPr>
+        <w:t>Callback</w:t>
+      </w:r>
+      <w:proofErr w:type="spellEnd"/>
+      <w:r>
+        <w:rPr>
+          <w:rFonts w:ascii="Times New Roman" w:hAnsi="Times New Roman" w:cs="Times New Roman"/>
+          <w:sz w:val="28"/>
+          <w:szCs w:val="28"/>
+        </w:rPr>
+        <w:t>), который реагирует на смахивание элемента (</w:t>
+      </w:r>
+      <w:proofErr w:type="spellStart"/>
+      <w:r>
+        <w:rPr>
+          <w:rFonts w:ascii="Times New Roman" w:hAnsi="Times New Roman" w:cs="Times New Roman"/>
+          <w:sz w:val="28"/>
+          <w:szCs w:val="28"/>
+        </w:rPr>
+        <w:t>свайп</w:t>
+      </w:r>
+      <w:proofErr w:type="spellEnd"/>
+      <w:r>
+        <w:rPr>
+          <w:rFonts w:ascii="Times New Roman" w:hAnsi="Times New Roman" w:cs="Times New Roman"/>
+          <w:sz w:val="28"/>
+          <w:szCs w:val="28"/>
+        </w:rPr>
+        <w:t xml:space="preserve">). При срабатывании события </w:t>
+      </w:r>
+      <w:proofErr w:type="spellStart"/>
+      <w:r>
+        <w:rPr>
+          <w:rFonts w:ascii="Times New Roman" w:hAnsi="Times New Roman" w:cs="Times New Roman"/>
+          <w:sz w:val="28"/>
+          <w:szCs w:val="28"/>
+        </w:rPr>
+        <w:t>onSwiped</w:t>
+      </w:r>
+      <w:proofErr w:type="spellEnd"/>
+      <w:r>
+        <w:rPr>
+          <w:rFonts w:ascii="Times New Roman" w:hAnsi="Times New Roman" w:cs="Times New Roman"/>
+          <w:sz w:val="28"/>
+          <w:szCs w:val="28"/>
+        </w:rPr>
+        <w:t xml:space="preserve"> программа вычисляет позицию элемента в списке, получает соответствующий объект </w:t>
+      </w:r>
+      <w:proofErr w:type="spellStart"/>
+      <w:r>
+        <w:rPr>
+          <w:rFonts w:ascii="Times New Roman" w:hAnsi="Times New Roman" w:cs="Times New Roman"/>
+          <w:sz w:val="28"/>
+          <w:szCs w:val="28"/>
+        </w:rPr>
+        <w:t>Expense</w:t>
+      </w:r>
+      <w:proofErr w:type="spellEnd"/>
+      <w:r>
+        <w:rPr>
+          <w:rFonts w:ascii="Times New Roman" w:hAnsi="Times New Roman" w:cs="Times New Roman"/>
+          <w:sz w:val="28"/>
+          <w:szCs w:val="28"/>
+        </w:rPr>
+        <w:t xml:space="preserve">, отправляет команду на удаление во </w:t>
       </w:r>
       <w:proofErr w:type="spellStart"/>
       <w:r>
@@ -10307,16 +10864,163 @@
           <w:sz w:val="28"/>
           <w:szCs w:val="28"/>
         </w:rPr>
-        <w:t xml:space="preserve">: </w:t>
-      </w:r>
-      <w:proofErr w:type="spellStart"/>
-      <w:r>
-        <w:rPr>
-          <w:rFonts w:ascii="Times New Roman" w:hAnsi="Times New Roman" w:cs="Times New Roman"/>
-          <w:sz w:val="28"/>
-          <w:szCs w:val="28"/>
-        </w:rPr>
-        <w:t>viewModel.getAllExpenses</w:t>
+        <w:t xml:space="preserve"> и выводит всплывающее уведомление </w:t>
+      </w:r>
+      <w:proofErr w:type="spellStart"/>
+      <w:r>
+        <w:rPr>
+          <w:rFonts w:ascii="Times New Roman" w:hAnsi="Times New Roman" w:cs="Times New Roman"/>
+          <w:sz w:val="28"/>
+          <w:szCs w:val="28"/>
+        </w:rPr>
+        <w:t>Toast</w:t>
+      </w:r>
+      <w:proofErr w:type="spellEnd"/>
+      <w:r>
+        <w:rPr>
+          <w:rFonts w:ascii="Times New Roman" w:hAnsi="Times New Roman" w:cs="Times New Roman"/>
+          <w:sz w:val="28"/>
+          <w:szCs w:val="28"/>
+        </w:rPr>
+        <w:t xml:space="preserve"> об успешном удалении. Для улучшения пользовательского опыта переопределен метод </w:t>
+      </w:r>
+      <w:proofErr w:type="spellStart"/>
+      <w:r>
+        <w:rPr>
+          <w:rFonts w:ascii="Times New Roman" w:hAnsi="Times New Roman" w:cs="Times New Roman"/>
+          <w:sz w:val="28"/>
+          <w:szCs w:val="28"/>
+        </w:rPr>
+        <w:t>onChildDraw</w:t>
+      </w:r>
+      <w:proofErr w:type="spellEnd"/>
+      <w:r>
+        <w:rPr>
+          <w:rFonts w:ascii="Times New Roman" w:hAnsi="Times New Roman" w:cs="Times New Roman"/>
+          <w:sz w:val="28"/>
+          <w:szCs w:val="28"/>
+        </w:rPr>
+        <w:t xml:space="preserve">, который во время </w:t>
+      </w:r>
+      <w:proofErr w:type="spellStart"/>
+      <w:r>
+        <w:rPr>
+          <w:rFonts w:ascii="Times New Roman" w:hAnsi="Times New Roman" w:cs="Times New Roman"/>
+          <w:sz w:val="28"/>
+          <w:szCs w:val="28"/>
+        </w:rPr>
+        <w:t>свайпа</w:t>
+      </w:r>
+      <w:proofErr w:type="spellEnd"/>
+      <w:r>
+        <w:rPr>
+          <w:rFonts w:ascii="Times New Roman" w:hAnsi="Times New Roman" w:cs="Times New Roman"/>
+          <w:sz w:val="28"/>
+          <w:szCs w:val="28"/>
+        </w:rPr>
+        <w:t xml:space="preserve"> </w:t>
+      </w:r>
+      <w:proofErr w:type="spellStart"/>
+      <w:r>
+        <w:rPr>
+          <w:rFonts w:ascii="Times New Roman" w:hAnsi="Times New Roman" w:cs="Times New Roman"/>
+          <w:sz w:val="28"/>
+          <w:szCs w:val="28"/>
+        </w:rPr>
+        <w:t>отрисовывает</w:t>
+      </w:r>
+      <w:proofErr w:type="spellEnd"/>
+      <w:r>
+        <w:rPr>
+          <w:rFonts w:ascii="Times New Roman" w:hAnsi="Times New Roman" w:cs="Times New Roman"/>
+          <w:sz w:val="28"/>
+          <w:szCs w:val="28"/>
+        </w:rPr>
+        <w:t xml:space="preserve"> под элементом красный фон прямоугольника, сигнализирующий о деструктивном действии.</w:t>
+      </w:r>
+    </w:p>
+    <w:p>
+      <w:pPr>
+        <w:spacing w:after="0" w:line="360" w:lineRule="auto"/>
+        <w:ind w:firstLine="709"/>
+        <w:jc w:val="both"/>
+        <w:rPr>
+          <w:rFonts w:ascii="Times New Roman" w:hAnsi="Times New Roman" w:cs="Times New Roman"/>
+          <w:sz w:val="28"/>
+          <w:szCs w:val="28"/>
+        </w:rPr>
+      </w:pPr>
+      <w:r>
+        <w:rPr>
+          <w:rFonts w:ascii="Times New Roman" w:hAnsi="Times New Roman" w:cs="Times New Roman"/>
+          <w:sz w:val="28"/>
+          <w:szCs w:val="28"/>
+        </w:rPr>
+        <w:t>Логика добавления расхода инициируется нажатием на FAB (</w:t>
+      </w:r>
+      <w:proofErr w:type="spellStart"/>
+      <w:r>
+        <w:rPr>
+          <w:rFonts w:ascii="Times New Roman" w:hAnsi="Times New Roman" w:cs="Times New Roman"/>
+          <w:sz w:val="28"/>
+          <w:szCs w:val="28"/>
+        </w:rPr>
+        <w:t>Floating</w:t>
+      </w:r>
+      <w:proofErr w:type="spellEnd"/>
+      <w:r>
+        <w:rPr>
+          <w:rFonts w:ascii="Times New Roman" w:hAnsi="Times New Roman" w:cs="Times New Roman"/>
+          <w:sz w:val="28"/>
+          <w:szCs w:val="28"/>
+        </w:rPr>
+        <w:t xml:space="preserve"> Action </w:t>
+      </w:r>
+      <w:proofErr w:type="spellStart"/>
+      <w:r>
+        <w:rPr>
+          <w:rFonts w:ascii="Times New Roman" w:hAnsi="Times New Roman" w:cs="Times New Roman"/>
+          <w:sz w:val="28"/>
+          <w:szCs w:val="28"/>
+        </w:rPr>
+        <w:t>Button</w:t>
+      </w:r>
+      <w:proofErr w:type="spellEnd"/>
+      <w:r>
+        <w:rPr>
+          <w:rFonts w:ascii="Times New Roman" w:hAnsi="Times New Roman" w:cs="Times New Roman"/>
+          <w:sz w:val="28"/>
+          <w:szCs w:val="28"/>
+        </w:rPr>
+        <w:t xml:space="preserve">). Обработчик нажатия создает экземпляр диалога </w:t>
+      </w:r>
+      <w:proofErr w:type="spellStart"/>
+      <w:r>
+        <w:rPr>
+          <w:rFonts w:ascii="Times New Roman" w:hAnsi="Times New Roman" w:cs="Times New Roman"/>
+          <w:sz w:val="28"/>
+          <w:szCs w:val="28"/>
+        </w:rPr>
+        <w:t>AddExpenseSheet</w:t>
+      </w:r>
+      <w:proofErr w:type="spellEnd"/>
+      <w:r>
+        <w:rPr>
+          <w:rFonts w:ascii="Times New Roman" w:hAnsi="Times New Roman" w:cs="Times New Roman"/>
+          <w:sz w:val="28"/>
+          <w:szCs w:val="28"/>
+        </w:rPr>
+        <w:t xml:space="preserve"> и вызывает метод </w:t>
+      </w:r>
+      <w:proofErr w:type="spellStart"/>
+      <w:proofErr w:type="gramStart"/>
+      <w:r>
+        <w:rPr>
+          <w:rFonts w:ascii="Times New Roman" w:hAnsi="Times New Roman" w:cs="Times New Roman"/>
+          <w:sz w:val="28"/>
+          <w:szCs w:val="28"/>
+        </w:rPr>
+        <w:t>show</w:t>
       </w:r>
       <w:proofErr w:type="spellEnd"/>
       <w:r>
@@ -10327,25 +11031,6 @@
         </w:rPr>
         <w:t>(</w:t>
       </w:r>
-      <w:proofErr w:type="gramStart"/>
-      <w:r>
-        <w:rPr>
-          <w:rFonts w:ascii="Times New Roman" w:hAnsi="Times New Roman" w:cs="Times New Roman"/>
-          <w:sz w:val="28"/>
-          <w:szCs w:val="28"/>
-        </w:rPr>
-        <w:t>).</w:t>
-      </w:r>
-      <w:proofErr w:type="spellStart"/>
-      <w:r>
-        <w:rPr>
-          <w:rFonts w:ascii="Times New Roman" w:hAnsi="Times New Roman" w:cs="Times New Roman"/>
-          <w:sz w:val="28"/>
-          <w:szCs w:val="28"/>
-        </w:rPr>
-        <w:t>observe</w:t>
-      </w:r>
-      <w:proofErr w:type="spellEnd"/>
       <w:proofErr w:type="gramEnd"/>
       <w:r>
         <w:rPr>
@@ -10353,50 +11038,84 @@
           <w:sz w:val="28"/>
           <w:szCs w:val="28"/>
         </w:rPr>
-        <w:t>(...). Внутри метода-наблюдателя полученный список передается в адаптер (</w:t>
-      </w:r>
-      <w:proofErr w:type="spellStart"/>
-      <w:proofErr w:type="gramStart"/>
-      <w:r>
-        <w:rPr>
-          <w:rFonts w:ascii="Times New Roman" w:hAnsi="Times New Roman" w:cs="Times New Roman"/>
-          <w:sz w:val="28"/>
-          <w:szCs w:val="28"/>
-        </w:rPr>
-        <w:t>adapter.setExpenses</w:t>
-      </w:r>
-      <w:proofErr w:type="spellEnd"/>
-      <w:proofErr w:type="gramEnd"/>
-      <w:r>
-        <w:rPr>
-          <w:rFonts w:ascii="Times New Roman" w:hAnsi="Times New Roman" w:cs="Times New Roman"/>
-          <w:sz w:val="28"/>
-          <w:szCs w:val="28"/>
-        </w:rPr>
-        <w:t>(</w:t>
-      </w:r>
-      <w:proofErr w:type="spellStart"/>
-      <w:r>
-        <w:rPr>
-          <w:rFonts w:ascii="Times New Roman" w:hAnsi="Times New Roman" w:cs="Times New Roman"/>
-          <w:sz w:val="28"/>
-          <w:szCs w:val="28"/>
-        </w:rPr>
-        <w:t>expenses</w:t>
-      </w:r>
-      <w:proofErr w:type="spellEnd"/>
-      <w:r>
-        <w:rPr>
-          <w:rFonts w:ascii="Times New Roman" w:hAnsi="Times New Roman" w:cs="Times New Roman"/>
-          <w:sz w:val="28"/>
-          <w:szCs w:val="28"/>
-        </w:rPr>
-        <w:t>)), после чего адаптер сам обновляет интерфейс на экране. Также в этом блоке вызывается метод пересчета итоговой суммы для карточки бюджета.</w:t>
-      </w:r>
-    </w:p>
-    <w:p>
-      <w:pPr>
-        <w:spacing w:line="360" w:lineRule="auto"/>
+        <w:t>). Через интерфейс обратного вызова (</w:t>
+      </w:r>
+      <w:proofErr w:type="spellStart"/>
+      <w:r>
+        <w:rPr>
+          <w:rFonts w:ascii="Times New Roman" w:hAnsi="Times New Roman" w:cs="Times New Roman"/>
+          <w:sz w:val="28"/>
+          <w:szCs w:val="28"/>
+        </w:rPr>
+        <w:t>Callback</w:t>
+      </w:r>
+      <w:proofErr w:type="spellEnd"/>
+      <w:r>
+        <w:rPr>
+          <w:rFonts w:ascii="Times New Roman" w:hAnsi="Times New Roman" w:cs="Times New Roman"/>
+          <w:sz w:val="28"/>
+          <w:szCs w:val="28"/>
+        </w:rPr>
+        <w:t xml:space="preserve">) диалог возвращает в </w:t>
+      </w:r>
+      <w:proofErr w:type="spellStart"/>
+      <w:r>
+        <w:rPr>
+          <w:rFonts w:ascii="Times New Roman" w:hAnsi="Times New Roman" w:cs="Times New Roman"/>
+          <w:sz w:val="28"/>
+          <w:szCs w:val="28"/>
+        </w:rPr>
+        <w:t>HomeFragment</w:t>
+      </w:r>
+      <w:proofErr w:type="spellEnd"/>
+      <w:r>
+        <w:rPr>
+          <w:rFonts w:ascii="Times New Roman" w:hAnsi="Times New Roman" w:cs="Times New Roman"/>
+          <w:sz w:val="28"/>
+          <w:szCs w:val="28"/>
+        </w:rPr>
+        <w:t xml:space="preserve"> введенные данные (название, сумму, категорию), после чего формируется новый объект </w:t>
+      </w:r>
+      <w:proofErr w:type="spellStart"/>
+      <w:r>
+        <w:rPr>
+          <w:rFonts w:ascii="Times New Roman" w:hAnsi="Times New Roman" w:cs="Times New Roman"/>
+          <w:sz w:val="28"/>
+          <w:szCs w:val="28"/>
+        </w:rPr>
+        <w:t>Expense</w:t>
+      </w:r>
+      <w:proofErr w:type="spellEnd"/>
+      <w:r>
+        <w:rPr>
+          <w:rFonts w:ascii="Times New Roman" w:hAnsi="Times New Roman" w:cs="Times New Roman"/>
+          <w:sz w:val="28"/>
+          <w:szCs w:val="28"/>
+        </w:rPr>
+        <w:t xml:space="preserve"> и передается в метод </w:t>
+      </w:r>
+      <w:proofErr w:type="spellStart"/>
+      <w:r>
+        <w:rPr>
+          <w:rFonts w:ascii="Times New Roman" w:hAnsi="Times New Roman" w:cs="Times New Roman"/>
+          <w:sz w:val="28"/>
+          <w:szCs w:val="28"/>
+        </w:rPr>
+        <w:t>insert</w:t>
+      </w:r>
+      <w:proofErr w:type="spellEnd"/>
+      <w:r>
+        <w:rPr>
+          <w:rFonts w:ascii="Times New Roman" w:hAnsi="Times New Roman" w:cs="Times New Roman"/>
+          <w:sz w:val="28"/>
+          <w:szCs w:val="28"/>
+        </w:rPr>
+        <w:t xml:space="preserve"> базы данных.</w:t>
+      </w:r>
+    </w:p>
+    <w:p>
+      <w:pPr>
+        <w:spacing w:after="0" w:line="360" w:lineRule="auto"/>
         <w:ind w:firstLine="709"/>
         <w:jc w:val="both"/>
         <w:rPr>
@@ -10411,97 +11130,70 @@
           <w:sz w:val="28"/>
           <w:szCs w:val="28"/>
         </w:rPr>
-        <w:t xml:space="preserve">Для реализации возможности удаления расхода был использован класс </w:t>
-      </w:r>
-      <w:proofErr w:type="spellStart"/>
-      <w:r>
-        <w:rPr>
-          <w:rFonts w:ascii="Times New Roman" w:hAnsi="Times New Roman" w:cs="Times New Roman"/>
-          <w:sz w:val="28"/>
-          <w:szCs w:val="28"/>
-        </w:rPr>
-        <w:t>ItemTouchHelper</w:t>
-      </w:r>
-      <w:proofErr w:type="spellEnd"/>
-      <w:r>
-        <w:rPr>
-          <w:rFonts w:ascii="Times New Roman" w:hAnsi="Times New Roman" w:cs="Times New Roman"/>
-          <w:sz w:val="28"/>
-          <w:szCs w:val="28"/>
-        </w:rPr>
-        <w:t>. В него передается анонимный класс-обработчик (</w:t>
-      </w:r>
-      <w:proofErr w:type="spellStart"/>
-      <w:r>
-        <w:rPr>
-          <w:rFonts w:ascii="Times New Roman" w:hAnsi="Times New Roman" w:cs="Times New Roman"/>
-          <w:sz w:val="28"/>
-          <w:szCs w:val="28"/>
-        </w:rPr>
-        <w:t>Callback</w:t>
-      </w:r>
-      <w:proofErr w:type="spellEnd"/>
-      <w:r>
-        <w:rPr>
-          <w:rFonts w:ascii="Times New Roman" w:hAnsi="Times New Roman" w:cs="Times New Roman"/>
-          <w:sz w:val="28"/>
-          <w:szCs w:val="28"/>
-        </w:rPr>
-        <w:t>), который реагирует на смахивание элемента (</w:t>
-      </w:r>
-      <w:proofErr w:type="spellStart"/>
-      <w:r>
-        <w:rPr>
-          <w:rFonts w:ascii="Times New Roman" w:hAnsi="Times New Roman" w:cs="Times New Roman"/>
-          <w:sz w:val="28"/>
-          <w:szCs w:val="28"/>
-        </w:rPr>
-        <w:t>свайп</w:t>
-      </w:r>
-      <w:proofErr w:type="spellEnd"/>
-      <w:r>
-        <w:rPr>
-          <w:rFonts w:ascii="Times New Roman" w:hAnsi="Times New Roman" w:cs="Times New Roman"/>
-          <w:sz w:val="28"/>
-          <w:szCs w:val="28"/>
-        </w:rPr>
-        <w:t xml:space="preserve">). При срабатывании события </w:t>
-      </w:r>
-      <w:proofErr w:type="spellStart"/>
-      <w:r>
-        <w:rPr>
-          <w:rFonts w:ascii="Times New Roman" w:hAnsi="Times New Roman" w:cs="Times New Roman"/>
-          <w:sz w:val="28"/>
-          <w:szCs w:val="28"/>
-        </w:rPr>
-        <w:t>onSwiped</w:t>
-      </w:r>
-      <w:proofErr w:type="spellEnd"/>
-      <w:r>
-        <w:rPr>
-          <w:rFonts w:ascii="Times New Roman" w:hAnsi="Times New Roman" w:cs="Times New Roman"/>
-          <w:sz w:val="28"/>
-          <w:szCs w:val="28"/>
-        </w:rPr>
-        <w:t xml:space="preserve"> программа вычисляет позицию элемента в списке, получает соответствующий объект </w:t>
-      </w:r>
-      <w:proofErr w:type="spellStart"/>
-      <w:r>
-        <w:rPr>
-          <w:rFonts w:ascii="Times New Roman" w:hAnsi="Times New Roman" w:cs="Times New Roman"/>
-          <w:sz w:val="28"/>
-          <w:szCs w:val="28"/>
-        </w:rPr>
-        <w:t>Expense</w:t>
-      </w:r>
-      <w:proofErr w:type="spellEnd"/>
-      <w:r>
-        <w:rPr>
-          <w:rFonts w:ascii="Times New Roman" w:hAnsi="Times New Roman" w:cs="Times New Roman"/>
-          <w:sz w:val="28"/>
-          <w:szCs w:val="28"/>
-        </w:rPr>
-        <w:t xml:space="preserve">, отправляет команду на удаление во </w:t>
+        <w:t xml:space="preserve">Отдельного внимания заслуживает реализация поиска по списку расходов. Компонент </w:t>
+      </w:r>
+      <w:proofErr w:type="spellStart"/>
+      <w:r>
+        <w:rPr>
+          <w:rFonts w:ascii="Times New Roman" w:hAnsi="Times New Roman" w:cs="Times New Roman"/>
+          <w:sz w:val="28"/>
+          <w:szCs w:val="28"/>
+        </w:rPr>
+        <w:t>SearchView</w:t>
+      </w:r>
+      <w:proofErr w:type="spellEnd"/>
+      <w:r>
+        <w:rPr>
+          <w:rFonts w:ascii="Times New Roman" w:hAnsi="Times New Roman" w:cs="Times New Roman"/>
+          <w:sz w:val="28"/>
+          <w:szCs w:val="28"/>
+        </w:rPr>
+        <w:t xml:space="preserve"> оснащен слушателем </w:t>
+      </w:r>
+      <w:proofErr w:type="spellStart"/>
+      <w:r>
+        <w:rPr>
+          <w:rFonts w:ascii="Times New Roman" w:hAnsi="Times New Roman" w:cs="Times New Roman"/>
+          <w:sz w:val="28"/>
+          <w:szCs w:val="28"/>
+        </w:rPr>
+        <w:t>OnQueryTextListener</w:t>
+      </w:r>
+      <w:proofErr w:type="spellEnd"/>
+      <w:r>
+        <w:rPr>
+          <w:rFonts w:ascii="Times New Roman" w:hAnsi="Times New Roman" w:cs="Times New Roman"/>
+          <w:sz w:val="28"/>
+          <w:szCs w:val="28"/>
+        </w:rPr>
+        <w:t xml:space="preserve">. При вводе каждого нового символа </w:t>
+      </w:r>
+      <w:proofErr w:type="spellStart"/>
+      <w:r>
+        <w:rPr>
+          <w:rFonts w:ascii="Times New Roman" w:hAnsi="Times New Roman" w:cs="Times New Roman"/>
+          <w:sz w:val="28"/>
+          <w:szCs w:val="28"/>
+        </w:rPr>
+        <w:t>onQueryTextChange</w:t>
+      </w:r>
+      <w:proofErr w:type="spellEnd"/>
+      <w:r>
+        <w:rPr>
+          <w:rFonts w:ascii="Times New Roman" w:hAnsi="Times New Roman" w:cs="Times New Roman"/>
+          <w:sz w:val="28"/>
+          <w:szCs w:val="28"/>
+        </w:rPr>
+        <w:t xml:space="preserve"> отправляет введенный </w:t>
+      </w:r>
+      <w:r>
+        <w:rPr>
+          <w:rFonts w:ascii="Times New Roman" w:hAnsi="Times New Roman" w:cs="Times New Roman"/>
+          <w:sz w:val="28"/>
+          <w:szCs w:val="28"/>
+        </w:rPr>
+        <w:lastRenderedPageBreak/>
+        <w:t xml:space="preserve">текст во </w:t>
       </w:r>
       <w:proofErr w:type="spellStart"/>
       <w:r>
@@ -10519,354 +11211,7 @@
           <w:sz w:val="28"/>
           <w:szCs w:val="28"/>
         </w:rPr>
-        <w:t xml:space="preserve"> и выводит всплывающее уведомление </w:t>
-      </w:r>
-      <w:proofErr w:type="spellStart"/>
-      <w:r>
-        <w:rPr>
-          <w:rFonts w:ascii="Times New Roman" w:hAnsi="Times New Roman" w:cs="Times New Roman"/>
-          <w:sz w:val="28"/>
-          <w:szCs w:val="28"/>
-        </w:rPr>
-        <w:t>Toast</w:t>
-      </w:r>
-      <w:proofErr w:type="spellEnd"/>
-      <w:r>
-        <w:rPr>
-          <w:rFonts w:ascii="Times New Roman" w:hAnsi="Times New Roman" w:cs="Times New Roman"/>
-          <w:sz w:val="28"/>
-          <w:szCs w:val="28"/>
-        </w:rPr>
-        <w:t xml:space="preserve"> об успешном удалении. Для улучшения пользовательского опыта переопределен метод </w:t>
-      </w:r>
-      <w:proofErr w:type="spellStart"/>
-      <w:r>
-        <w:rPr>
-          <w:rFonts w:ascii="Times New Roman" w:hAnsi="Times New Roman" w:cs="Times New Roman"/>
-          <w:sz w:val="28"/>
-          <w:szCs w:val="28"/>
-        </w:rPr>
-        <w:t>onChildDraw</w:t>
-      </w:r>
-      <w:proofErr w:type="spellEnd"/>
-      <w:r>
-        <w:rPr>
-          <w:rFonts w:ascii="Times New Roman" w:hAnsi="Times New Roman" w:cs="Times New Roman"/>
-          <w:sz w:val="28"/>
-          <w:szCs w:val="28"/>
-        </w:rPr>
-        <w:t xml:space="preserve">, который во время </w:t>
-      </w:r>
-      <w:proofErr w:type="spellStart"/>
-      <w:r>
-        <w:rPr>
-          <w:rFonts w:ascii="Times New Roman" w:hAnsi="Times New Roman" w:cs="Times New Roman"/>
-          <w:sz w:val="28"/>
-          <w:szCs w:val="28"/>
-        </w:rPr>
-        <w:t>свайпа</w:t>
-      </w:r>
-      <w:proofErr w:type="spellEnd"/>
-      <w:r>
-        <w:rPr>
-          <w:rFonts w:ascii="Times New Roman" w:hAnsi="Times New Roman" w:cs="Times New Roman"/>
-          <w:sz w:val="28"/>
-          <w:szCs w:val="28"/>
-        </w:rPr>
-        <w:t xml:space="preserve"> </w:t>
-      </w:r>
-      <w:proofErr w:type="spellStart"/>
-      <w:r>
-        <w:rPr>
-          <w:rFonts w:ascii="Times New Roman" w:hAnsi="Times New Roman" w:cs="Times New Roman"/>
-          <w:sz w:val="28"/>
-          <w:szCs w:val="28"/>
-        </w:rPr>
-        <w:t>отрисовывает</w:t>
-      </w:r>
-      <w:proofErr w:type="spellEnd"/>
-      <w:r>
-        <w:rPr>
-          <w:rFonts w:ascii="Times New Roman" w:hAnsi="Times New Roman" w:cs="Times New Roman"/>
-          <w:sz w:val="28"/>
-          <w:szCs w:val="28"/>
-        </w:rPr>
-        <w:t xml:space="preserve"> под элементом красный фон прямоугольника, сигнализирующий о деструктивном действии.</w:t>
-      </w:r>
-    </w:p>
-    <w:p>
-      <w:pPr>
-        <w:spacing w:line="360" w:lineRule="auto"/>
-        <w:ind w:firstLine="709"/>
-        <w:jc w:val="both"/>
-        <w:rPr>
-          <w:rFonts w:ascii="Times New Roman" w:hAnsi="Times New Roman" w:cs="Times New Roman"/>
-          <w:sz w:val="28"/>
-          <w:szCs w:val="28"/>
-        </w:rPr>
-      </w:pPr>
-      <w:r>
-        <w:rPr>
-          <w:rFonts w:ascii="Times New Roman" w:hAnsi="Times New Roman" w:cs="Times New Roman"/>
-          <w:sz w:val="28"/>
-          <w:szCs w:val="28"/>
-        </w:rPr>
-        <w:t>Логика добавления расхода инициируется нажатием на FAB (</w:t>
-      </w:r>
-      <w:proofErr w:type="spellStart"/>
-      <w:r>
-        <w:rPr>
-          <w:rFonts w:ascii="Times New Roman" w:hAnsi="Times New Roman" w:cs="Times New Roman"/>
-          <w:sz w:val="28"/>
-          <w:szCs w:val="28"/>
-        </w:rPr>
-        <w:t>Floating</w:t>
-      </w:r>
-      <w:proofErr w:type="spellEnd"/>
-      <w:r>
-        <w:rPr>
-          <w:rFonts w:ascii="Times New Roman" w:hAnsi="Times New Roman" w:cs="Times New Roman"/>
-          <w:sz w:val="28"/>
-          <w:szCs w:val="28"/>
-        </w:rPr>
-        <w:t xml:space="preserve"> Action </w:t>
-      </w:r>
-      <w:proofErr w:type="spellStart"/>
-      <w:r>
-        <w:rPr>
-          <w:rFonts w:ascii="Times New Roman" w:hAnsi="Times New Roman" w:cs="Times New Roman"/>
-          <w:sz w:val="28"/>
-          <w:szCs w:val="28"/>
-        </w:rPr>
-        <w:t>Button</w:t>
-      </w:r>
-      <w:proofErr w:type="spellEnd"/>
-      <w:r>
-        <w:rPr>
-          <w:rFonts w:ascii="Times New Roman" w:hAnsi="Times New Roman" w:cs="Times New Roman"/>
-          <w:sz w:val="28"/>
-          <w:szCs w:val="28"/>
-        </w:rPr>
-        <w:t xml:space="preserve">). Обработчик нажатия создает экземпляр диалога </w:t>
-      </w:r>
-      <w:proofErr w:type="spellStart"/>
-      <w:r>
-        <w:rPr>
-          <w:rFonts w:ascii="Times New Roman" w:hAnsi="Times New Roman" w:cs="Times New Roman"/>
-          <w:sz w:val="28"/>
-          <w:szCs w:val="28"/>
-        </w:rPr>
-        <w:t>AddExpenseSheet</w:t>
-      </w:r>
-      <w:proofErr w:type="spellEnd"/>
-      <w:r>
-        <w:rPr>
-          <w:rFonts w:ascii="Times New Roman" w:hAnsi="Times New Roman" w:cs="Times New Roman"/>
-          <w:sz w:val="28"/>
-          <w:szCs w:val="28"/>
-        </w:rPr>
-        <w:t xml:space="preserve"> и вызывает метод </w:t>
-      </w:r>
-      <w:proofErr w:type="spellStart"/>
-      <w:proofErr w:type="gramStart"/>
-      <w:r>
-        <w:rPr>
-          <w:rFonts w:ascii="Times New Roman" w:hAnsi="Times New Roman" w:cs="Times New Roman"/>
-          <w:sz w:val="28"/>
-          <w:szCs w:val="28"/>
-        </w:rPr>
-        <w:t>show</w:t>
-      </w:r>
-      <w:proofErr w:type="spellEnd"/>
-      <w:r>
-        <w:rPr>
-          <w:rFonts w:ascii="Times New Roman" w:hAnsi="Times New Roman" w:cs="Times New Roman"/>
-          <w:sz w:val="28"/>
-          <w:szCs w:val="28"/>
-        </w:rPr>
-        <w:t>(</w:t>
-      </w:r>
-      <w:proofErr w:type="gramEnd"/>
-      <w:r>
-        <w:rPr>
-          <w:rFonts w:ascii="Times New Roman" w:hAnsi="Times New Roman" w:cs="Times New Roman"/>
-          <w:sz w:val="28"/>
-          <w:szCs w:val="28"/>
-        </w:rPr>
-        <w:t>). Через интерфейс обратного вызова (</w:t>
-      </w:r>
-      <w:proofErr w:type="spellStart"/>
-      <w:r>
-        <w:rPr>
-          <w:rFonts w:ascii="Times New Roman" w:hAnsi="Times New Roman" w:cs="Times New Roman"/>
-          <w:sz w:val="28"/>
-          <w:szCs w:val="28"/>
-        </w:rPr>
-        <w:t>Callback</w:t>
-      </w:r>
-      <w:proofErr w:type="spellEnd"/>
-      <w:r>
-        <w:rPr>
-          <w:rFonts w:ascii="Times New Roman" w:hAnsi="Times New Roman" w:cs="Times New Roman"/>
-          <w:sz w:val="28"/>
-          <w:szCs w:val="28"/>
-        </w:rPr>
-        <w:t xml:space="preserve">) диалог возвращает в </w:t>
-      </w:r>
-      <w:proofErr w:type="spellStart"/>
-      <w:r>
-        <w:rPr>
-          <w:rFonts w:ascii="Times New Roman" w:hAnsi="Times New Roman" w:cs="Times New Roman"/>
-          <w:sz w:val="28"/>
-          <w:szCs w:val="28"/>
-        </w:rPr>
-        <w:t>HomeFragment</w:t>
-      </w:r>
-      <w:proofErr w:type="spellEnd"/>
-      <w:r>
-        <w:rPr>
-          <w:rFonts w:ascii="Times New Roman" w:hAnsi="Times New Roman" w:cs="Times New Roman"/>
-          <w:sz w:val="28"/>
-          <w:szCs w:val="28"/>
-        </w:rPr>
-        <w:t xml:space="preserve"> введенные данные (название, сумму, категорию), после чего формируется новый объект </w:t>
-      </w:r>
-      <w:proofErr w:type="spellStart"/>
-      <w:r>
-        <w:rPr>
-          <w:rFonts w:ascii="Times New Roman" w:hAnsi="Times New Roman" w:cs="Times New Roman"/>
-          <w:sz w:val="28"/>
-          <w:szCs w:val="28"/>
-        </w:rPr>
-        <w:t>Expense</w:t>
-      </w:r>
-      <w:proofErr w:type="spellEnd"/>
-      <w:r>
-        <w:rPr>
-          <w:rFonts w:ascii="Times New Roman" w:hAnsi="Times New Roman" w:cs="Times New Roman"/>
-          <w:sz w:val="28"/>
-          <w:szCs w:val="28"/>
-        </w:rPr>
-        <w:t xml:space="preserve"> и передается в метод </w:t>
-      </w:r>
-      <w:proofErr w:type="spellStart"/>
-      <w:r>
-        <w:rPr>
-          <w:rFonts w:ascii="Times New Roman" w:hAnsi="Times New Roman" w:cs="Times New Roman"/>
-          <w:sz w:val="28"/>
-          <w:szCs w:val="28"/>
-        </w:rPr>
-        <w:t>insert</w:t>
-      </w:r>
-      <w:proofErr w:type="spellEnd"/>
-      <w:r>
-        <w:rPr>
-          <w:rFonts w:ascii="Times New Roman" w:hAnsi="Times New Roman" w:cs="Times New Roman"/>
-          <w:sz w:val="28"/>
-          <w:szCs w:val="28"/>
-        </w:rPr>
-        <w:t xml:space="preserve"> базы данных.</w:t>
-      </w:r>
-    </w:p>
-    <w:p>
-      <w:pPr>
-        <w:spacing w:line="360" w:lineRule="auto"/>
-        <w:ind w:firstLine="709"/>
-        <w:jc w:val="both"/>
-        <w:rPr>
-          <w:rFonts w:ascii="Times New Roman" w:hAnsi="Times New Roman" w:cs="Times New Roman"/>
-          <w:sz w:val="28"/>
-          <w:szCs w:val="28"/>
-        </w:rPr>
-      </w:pPr>
-      <w:r>
-        <w:rPr>
-          <w:rFonts w:ascii="Times New Roman" w:hAnsi="Times New Roman" w:cs="Times New Roman"/>
-          <w:sz w:val="28"/>
-          <w:szCs w:val="28"/>
-        </w:rPr>
-        <w:t xml:space="preserve">Отдельного внимания заслуживает реализация поиска по списку расходов. Компонент </w:t>
-      </w:r>
-      <w:proofErr w:type="spellStart"/>
-      <w:r>
-        <w:rPr>
-          <w:rFonts w:ascii="Times New Roman" w:hAnsi="Times New Roman" w:cs="Times New Roman"/>
-          <w:sz w:val="28"/>
-          <w:szCs w:val="28"/>
-        </w:rPr>
-        <w:t>SearchView</w:t>
-      </w:r>
-      <w:proofErr w:type="spellEnd"/>
-      <w:r>
-        <w:rPr>
-          <w:rFonts w:ascii="Times New Roman" w:hAnsi="Times New Roman" w:cs="Times New Roman"/>
-          <w:sz w:val="28"/>
-          <w:szCs w:val="28"/>
-        </w:rPr>
-        <w:t xml:space="preserve"> оснащен слушателем </w:t>
-      </w:r>
-      <w:proofErr w:type="spellStart"/>
-      <w:r>
-        <w:rPr>
-          <w:rFonts w:ascii="Times New Roman" w:hAnsi="Times New Roman" w:cs="Times New Roman"/>
-          <w:sz w:val="28"/>
-          <w:szCs w:val="28"/>
-        </w:rPr>
-        <w:t>OnQueryTextListener</w:t>
-      </w:r>
-      <w:proofErr w:type="spellEnd"/>
-      <w:r>
-        <w:rPr>
-          <w:rFonts w:ascii="Times New Roman" w:hAnsi="Times New Roman" w:cs="Times New Roman"/>
-          <w:sz w:val="28"/>
-          <w:szCs w:val="28"/>
-        </w:rPr>
-        <w:t xml:space="preserve">. При вводе каждого нового символа </w:t>
-      </w:r>
-      <w:proofErr w:type="spellStart"/>
-      <w:r>
-        <w:rPr>
-          <w:rFonts w:ascii="Times New Roman" w:hAnsi="Times New Roman" w:cs="Times New Roman"/>
-          <w:sz w:val="28"/>
-          <w:szCs w:val="28"/>
-        </w:rPr>
-        <w:t>onQueryTextChange</w:t>
-      </w:r>
-      <w:proofErr w:type="spellEnd"/>
-      <w:r>
-        <w:rPr>
-          <w:rFonts w:ascii="Times New Roman" w:hAnsi="Times New Roman" w:cs="Times New Roman"/>
-          <w:sz w:val="28"/>
-          <w:szCs w:val="28"/>
-        </w:rPr>
-        <w:t xml:space="preserve"> отправляет введенный текст во </w:t>
-      </w:r>
-      <w:proofErr w:type="spellStart"/>
-      <w:r>
-        <w:rPr>
-          <w:rFonts w:ascii="Times New Roman" w:hAnsi="Times New Roman" w:cs="Times New Roman"/>
-          <w:sz w:val="28"/>
-          <w:szCs w:val="28"/>
-        </w:rPr>
-        <w:t>ViewModel</w:t>
-      </w:r>
-      <w:proofErr w:type="spellEnd"/>
-      <w:r>
-        <w:rPr>
-          <w:rFonts w:ascii="Times New Roman" w:hAnsi="Times New Roman" w:cs="Times New Roman"/>
-          <w:sz w:val="28"/>
-          <w:szCs w:val="28"/>
-        </w:rPr>
-        <w:t xml:space="preserve">, где к строке добавляются символы подстановки % (для </w:t>
-      </w:r>
-      <w:r>
-        <w:rPr>
-          <w:rFonts w:ascii="Times New Roman" w:hAnsi="Times New Roman" w:cs="Times New Roman"/>
-          <w:sz w:val="28"/>
-          <w:szCs w:val="28"/>
-        </w:rPr>
-        <w:lastRenderedPageBreak/>
-        <w:t xml:space="preserve">SQL-оператора LIKE). Сформированный </w:t>
+        <w:t xml:space="preserve">, где к строке добавляются символы подстановки % (для SQL-оператора LIKE). Сформированный </w:t>
       </w:r>
       <w:proofErr w:type="spellStart"/>
       <w:r>
@@ -10889,7 +11234,7 @@
     </w:p>
     <w:p>
       <w:pPr>
-        <w:spacing w:line="360" w:lineRule="auto"/>
+        <w:spacing w:after="0" w:line="360" w:lineRule="auto"/>
         <w:ind w:firstLine="709"/>
         <w:jc w:val="both"/>
         <w:rPr>
@@ -10954,174 +11299,197 @@
     </w:p>
     <w:p>
       <w:pPr>
-        <w:spacing w:line="360" w:lineRule="auto"/>
+        <w:spacing w:after="0" w:line="360" w:lineRule="auto"/>
+        <w:ind w:firstLine="709"/>
+        <w:jc w:val="both"/>
+        <w:rPr>
+          <w:rFonts w:ascii="Times New Roman" w:hAnsi="Times New Roman" w:cs="Times New Roman"/>
+          <w:sz w:val="28"/>
+          <w:szCs w:val="28"/>
+        </w:rPr>
+      </w:pPr>
+      <w:r>
+        <w:rPr>
+          <w:rFonts w:ascii="Times New Roman" w:hAnsi="Times New Roman" w:cs="Times New Roman"/>
+          <w:sz w:val="28"/>
+          <w:szCs w:val="28"/>
+        </w:rPr>
+        <w:t>Рис. 2.4. Блок-схема алгоритма добавления новой финансовой записи</w:t>
+      </w:r>
+    </w:p>
+    <w:p>
+      <w:pPr>
+        <w:rPr>
+          <w:rFonts w:ascii="Times New Roman" w:hAnsi="Times New Roman" w:cs="Times New Roman"/>
+          <w:sz w:val="28"/>
+          <w:szCs w:val="28"/>
+        </w:rPr>
+      </w:pPr>
+      <w:r>
+        <w:rPr>
+          <w:rFonts w:ascii="Times New Roman" w:hAnsi="Times New Roman" w:cs="Times New Roman"/>
+          <w:sz w:val="28"/>
+          <w:szCs w:val="28"/>
+        </w:rPr>
+        <w:br w:type="page"/>
+      </w:r>
+    </w:p>
+    <w:p>
+      <w:pPr>
+        <w:spacing w:after="0" w:line="360" w:lineRule="auto"/>
+        <w:ind w:firstLine="709"/>
+        <w:jc w:val="both"/>
+        <w:rPr>
+          <w:rFonts w:ascii="Times New Roman" w:hAnsi="Times New Roman" w:cs="Times New Roman"/>
+          <w:sz w:val="28"/>
+          <w:szCs w:val="28"/>
+        </w:rPr>
+      </w:pPr>
+    </w:p>
+    <w:p>
+      <w:pPr>
+        <w:spacing w:after="0" w:line="360" w:lineRule="auto"/>
+        <w:ind w:firstLine="709"/>
+        <w:jc w:val="both"/>
+        <w:rPr>
+          <w:rFonts w:ascii="Times New Roman" w:hAnsi="Times New Roman" w:cs="Times New Roman"/>
+          <w:sz w:val="28"/>
+          <w:szCs w:val="28"/>
+        </w:rPr>
+      </w:pPr>
+      <w:r>
+        <w:rPr>
+          <w:rFonts w:ascii="Times New Roman" w:hAnsi="Times New Roman" w:cs="Times New Roman"/>
+          <w:sz w:val="28"/>
+          <w:szCs w:val="28"/>
+        </w:rPr>
+        <w:t xml:space="preserve">Контроль бюджета реализован через </w:t>
+      </w:r>
+      <w:proofErr w:type="spellStart"/>
+      <w:r>
+        <w:rPr>
+          <w:rFonts w:ascii="Times New Roman" w:hAnsi="Times New Roman" w:cs="Times New Roman"/>
+          <w:sz w:val="28"/>
+          <w:szCs w:val="28"/>
+        </w:rPr>
+        <w:t>PreferenceManager</w:t>
+      </w:r>
+      <w:proofErr w:type="spellEnd"/>
+      <w:r>
+        <w:rPr>
+          <w:rFonts w:ascii="Times New Roman" w:hAnsi="Times New Roman" w:cs="Times New Roman"/>
+          <w:sz w:val="28"/>
+          <w:szCs w:val="28"/>
+        </w:rPr>
+        <w:t xml:space="preserve"> (обертку над </w:t>
+      </w:r>
+      <w:proofErr w:type="spellStart"/>
+      <w:r>
+        <w:rPr>
+          <w:rFonts w:ascii="Times New Roman" w:hAnsi="Times New Roman" w:cs="Times New Roman"/>
+          <w:sz w:val="28"/>
+          <w:szCs w:val="28"/>
+        </w:rPr>
+        <w:t>SharedPreferences</w:t>
+      </w:r>
+      <w:proofErr w:type="spellEnd"/>
+      <w:r>
+        <w:rPr>
+          <w:rFonts w:ascii="Times New Roman" w:hAnsi="Times New Roman" w:cs="Times New Roman"/>
+          <w:sz w:val="28"/>
+          <w:szCs w:val="28"/>
+        </w:rPr>
+        <w:t xml:space="preserve">). При клике на карточку бюджета открывается диалоговое окно </w:t>
+      </w:r>
+      <w:proofErr w:type="spellStart"/>
+      <w:r>
+        <w:rPr>
+          <w:rFonts w:ascii="Times New Roman" w:hAnsi="Times New Roman" w:cs="Times New Roman"/>
+          <w:sz w:val="28"/>
+          <w:szCs w:val="28"/>
+        </w:rPr>
+        <w:t>AlertDialog</w:t>
+      </w:r>
+      <w:proofErr w:type="spellEnd"/>
+      <w:r>
+        <w:rPr>
+          <w:rFonts w:ascii="Times New Roman" w:hAnsi="Times New Roman" w:cs="Times New Roman"/>
+          <w:sz w:val="28"/>
+          <w:szCs w:val="28"/>
+        </w:rPr>
+        <w:t xml:space="preserve"> с полем ввода. Сохраненный лимит записывается в XML-файл настроек приложения. Метод </w:t>
+      </w:r>
+      <w:proofErr w:type="spellStart"/>
+      <w:proofErr w:type="gramStart"/>
+      <w:r>
+        <w:rPr>
+          <w:rFonts w:ascii="Times New Roman" w:hAnsi="Times New Roman" w:cs="Times New Roman"/>
+          <w:sz w:val="28"/>
+          <w:szCs w:val="28"/>
+        </w:rPr>
+        <w:t>updateTotalSum</w:t>
+      </w:r>
+      <w:proofErr w:type="spellEnd"/>
+      <w:r>
+        <w:rPr>
+          <w:rFonts w:ascii="Times New Roman" w:hAnsi="Times New Roman" w:cs="Times New Roman"/>
+          <w:sz w:val="28"/>
+          <w:szCs w:val="28"/>
+        </w:rPr>
+        <w:t>(</w:t>
+      </w:r>
+      <w:proofErr w:type="gramEnd"/>
+      <w:r>
+        <w:rPr>
+          <w:rFonts w:ascii="Times New Roman" w:hAnsi="Times New Roman" w:cs="Times New Roman"/>
+          <w:sz w:val="28"/>
+          <w:szCs w:val="28"/>
+        </w:rPr>
+        <w:t xml:space="preserve">) рассчитывает отношение всех трат к установленному лимиту и обновляет свойство </w:t>
+      </w:r>
+      <w:proofErr w:type="spellStart"/>
+      <w:r>
+        <w:rPr>
+          <w:rFonts w:ascii="Times New Roman" w:hAnsi="Times New Roman" w:cs="Times New Roman"/>
+          <w:sz w:val="28"/>
+          <w:szCs w:val="28"/>
+        </w:rPr>
+        <w:t>progress</w:t>
+      </w:r>
+      <w:proofErr w:type="spellEnd"/>
+      <w:r>
+        <w:rPr>
+          <w:rFonts w:ascii="Times New Roman" w:hAnsi="Times New Roman" w:cs="Times New Roman"/>
+          <w:sz w:val="28"/>
+          <w:szCs w:val="28"/>
+        </w:rPr>
+        <w:t xml:space="preserve"> у компонента </w:t>
+      </w:r>
+      <w:proofErr w:type="spellStart"/>
+      <w:r>
+        <w:rPr>
+          <w:rFonts w:ascii="Times New Roman" w:hAnsi="Times New Roman" w:cs="Times New Roman"/>
+          <w:sz w:val="28"/>
+          <w:szCs w:val="28"/>
+        </w:rPr>
+        <w:t>LinearProgressIndicator</w:t>
+      </w:r>
+      <w:proofErr w:type="spellEnd"/>
+      <w:r>
+        <w:rPr>
+          <w:rFonts w:ascii="Times New Roman" w:hAnsi="Times New Roman" w:cs="Times New Roman"/>
+          <w:sz w:val="28"/>
+          <w:szCs w:val="28"/>
+        </w:rPr>
+        <w:t>.</w:t>
+      </w:r>
+    </w:p>
+    <w:p>
+      <w:pPr>
+        <w:pStyle w:val="3"/>
+        <w:spacing w:before="0" w:after="0" w:line="360" w:lineRule="auto"/>
         <w:ind w:firstLine="709"/>
         <w:jc w:val="center"/>
-        <w:rPr>
-          <w:rFonts w:ascii="Times New Roman" w:hAnsi="Times New Roman" w:cs="Times New Roman"/>
-          <w:sz w:val="28"/>
-          <w:szCs w:val="28"/>
-        </w:rPr>
-      </w:pPr>
-      <w:r>
-        <w:rPr>
-          <w:rFonts w:ascii="Times New Roman" w:hAnsi="Times New Roman" w:cs="Times New Roman"/>
-          <w:sz w:val="28"/>
-          <w:szCs w:val="28"/>
-        </w:rPr>
-        <w:t>Рис. 2.4. Блок-схема алгоритма добавления новой финансовой записи</w:t>
-      </w:r>
-    </w:p>
-    <w:p>
-      <w:pPr>
-        <w:spacing w:line="360" w:lineRule="auto"/>
-        <w:ind w:firstLine="709"/>
-        <w:jc w:val="both"/>
-        <w:rPr>
-          <w:rFonts w:ascii="Times New Roman" w:hAnsi="Times New Roman" w:cs="Times New Roman"/>
-          <w:sz w:val="28"/>
-          <w:szCs w:val="28"/>
-        </w:rPr>
-      </w:pPr>
-      <w:r>
-        <w:rPr>
-          <w:rFonts w:ascii="Times New Roman" w:hAnsi="Times New Roman" w:cs="Times New Roman"/>
-          <w:sz w:val="28"/>
-          <w:szCs w:val="28"/>
-        </w:rPr>
-        <w:t xml:space="preserve">Контроль бюджета реализован через </w:t>
-      </w:r>
-      <w:proofErr w:type="spellStart"/>
-      <w:r>
-        <w:rPr>
-          <w:rFonts w:ascii="Times New Roman" w:hAnsi="Times New Roman" w:cs="Times New Roman"/>
-          <w:sz w:val="28"/>
-          <w:szCs w:val="28"/>
-        </w:rPr>
-        <w:t>PreferenceManager</w:t>
-      </w:r>
-      <w:proofErr w:type="spellEnd"/>
-      <w:r>
-        <w:rPr>
-          <w:rFonts w:ascii="Times New Roman" w:hAnsi="Times New Roman" w:cs="Times New Roman"/>
-          <w:sz w:val="28"/>
-          <w:szCs w:val="28"/>
-        </w:rPr>
-        <w:t xml:space="preserve"> (обертку над </w:t>
-      </w:r>
-      <w:proofErr w:type="spellStart"/>
-      <w:r>
-        <w:rPr>
-          <w:rFonts w:ascii="Times New Roman" w:hAnsi="Times New Roman" w:cs="Times New Roman"/>
-          <w:sz w:val="28"/>
-          <w:szCs w:val="28"/>
-        </w:rPr>
-        <w:t>SharedPreferences</w:t>
-      </w:r>
-      <w:proofErr w:type="spellEnd"/>
-      <w:r>
-        <w:rPr>
-          <w:rFonts w:ascii="Times New Roman" w:hAnsi="Times New Roman" w:cs="Times New Roman"/>
-          <w:sz w:val="28"/>
-          <w:szCs w:val="28"/>
-        </w:rPr>
-        <w:t xml:space="preserve">). При клике на карточку бюджета открывается диалоговое окно </w:t>
-      </w:r>
-      <w:proofErr w:type="spellStart"/>
-      <w:r>
-        <w:rPr>
-          <w:rFonts w:ascii="Times New Roman" w:hAnsi="Times New Roman" w:cs="Times New Roman"/>
-          <w:sz w:val="28"/>
-          <w:szCs w:val="28"/>
-        </w:rPr>
-        <w:t>AlertDialog</w:t>
-      </w:r>
-      <w:proofErr w:type="spellEnd"/>
-      <w:r>
-        <w:rPr>
-          <w:rFonts w:ascii="Times New Roman" w:hAnsi="Times New Roman" w:cs="Times New Roman"/>
-          <w:sz w:val="28"/>
-          <w:szCs w:val="28"/>
-        </w:rPr>
-        <w:t xml:space="preserve"> с полем ввода. Сохраненный лимит записывается в XML-</w:t>
-      </w:r>
-      <w:r>
-        <w:rPr>
-          <w:rFonts w:ascii="Times New Roman" w:hAnsi="Times New Roman" w:cs="Times New Roman"/>
-          <w:sz w:val="28"/>
-          <w:szCs w:val="28"/>
-        </w:rPr>
-        <w:lastRenderedPageBreak/>
-        <w:t xml:space="preserve">файл настроек приложения. Метод </w:t>
-      </w:r>
-      <w:proofErr w:type="spellStart"/>
-      <w:proofErr w:type="gramStart"/>
-      <w:r>
-        <w:rPr>
-          <w:rFonts w:ascii="Times New Roman" w:hAnsi="Times New Roman" w:cs="Times New Roman"/>
-          <w:sz w:val="28"/>
-          <w:szCs w:val="28"/>
-        </w:rPr>
-        <w:t>updateTotalSum</w:t>
-      </w:r>
-      <w:proofErr w:type="spellEnd"/>
-      <w:r>
-        <w:rPr>
-          <w:rFonts w:ascii="Times New Roman" w:hAnsi="Times New Roman" w:cs="Times New Roman"/>
-          <w:sz w:val="28"/>
-          <w:szCs w:val="28"/>
-        </w:rPr>
-        <w:t>(</w:t>
-      </w:r>
-      <w:proofErr w:type="gramEnd"/>
-      <w:r>
-        <w:rPr>
-          <w:rFonts w:ascii="Times New Roman" w:hAnsi="Times New Roman" w:cs="Times New Roman"/>
-          <w:sz w:val="28"/>
-          <w:szCs w:val="28"/>
-        </w:rPr>
-        <w:t xml:space="preserve">) рассчитывает отношение всех трат к установленному лимиту и обновляет свойство </w:t>
-      </w:r>
-      <w:proofErr w:type="spellStart"/>
-      <w:r>
-        <w:rPr>
-          <w:rFonts w:ascii="Times New Roman" w:hAnsi="Times New Roman" w:cs="Times New Roman"/>
-          <w:sz w:val="28"/>
-          <w:szCs w:val="28"/>
-        </w:rPr>
-        <w:t>progress</w:t>
-      </w:r>
-      <w:proofErr w:type="spellEnd"/>
-      <w:r>
-        <w:rPr>
-          <w:rFonts w:ascii="Times New Roman" w:hAnsi="Times New Roman" w:cs="Times New Roman"/>
-          <w:sz w:val="28"/>
-          <w:szCs w:val="28"/>
-        </w:rPr>
-        <w:t xml:space="preserve"> у компонента </w:t>
-      </w:r>
-      <w:proofErr w:type="spellStart"/>
-      <w:r>
-        <w:rPr>
-          <w:rFonts w:ascii="Times New Roman" w:hAnsi="Times New Roman" w:cs="Times New Roman"/>
-          <w:sz w:val="28"/>
-          <w:szCs w:val="28"/>
-        </w:rPr>
-        <w:t>LinearProgressIndicator</w:t>
-      </w:r>
-      <w:proofErr w:type="spellEnd"/>
-      <w:r>
-        <w:rPr>
-          <w:rFonts w:ascii="Times New Roman" w:hAnsi="Times New Roman" w:cs="Times New Roman"/>
-          <w:sz w:val="28"/>
-          <w:szCs w:val="28"/>
-        </w:rPr>
-        <w:t>.</w:t>
-      </w:r>
-    </w:p>
-    <w:p>
-      <w:pPr>
-        <w:pStyle w:val="3"/>
         <w:rPr>
           <w:rFonts w:ascii="Times New Roman" w:hAnsi="Times New Roman" w:cs="Times New Roman"/>
           <w:b/>
@@ -11129,7 +11497,7 @@
           <w:color w:val="auto"/>
         </w:rPr>
       </w:pPr>
-      <w:bookmarkStart w:id="20" w:name="_Toc225414010"/>
+      <w:bookmarkStart w:id="22" w:name="_Toc225773199"/>
       <w:r>
         <w:rPr>
           <w:rFonts w:ascii="Times New Roman" w:hAnsi="Times New Roman" w:cs="Times New Roman"/>
@@ -11139,11 +11507,11 @@
         </w:rPr>
         <w:t>2.2.4. Реализация логики статистической аналитики</w:t>
       </w:r>
-      <w:bookmarkEnd w:id="20"/>
-    </w:p>
-    <w:p>
-      <w:pPr>
-        <w:spacing w:line="360" w:lineRule="auto"/>
+      <w:bookmarkEnd w:id="22"/>
+    </w:p>
+    <w:p>
+      <w:pPr>
+        <w:spacing w:after="0" w:line="360" w:lineRule="auto"/>
         <w:ind w:firstLine="709"/>
         <w:jc w:val="both"/>
         <w:rPr>
@@ -11199,7 +11567,7 @@
     </w:p>
     <w:p>
       <w:pPr>
-        <w:spacing w:line="360" w:lineRule="auto"/>
+        <w:spacing w:after="0" w:line="360" w:lineRule="auto"/>
         <w:ind w:firstLine="709"/>
         <w:jc w:val="both"/>
         <w:rPr>
@@ -11260,8 +11628,8 @@
           <w:ilvl w:val="0"/>
           <w:numId w:val="14"/>
         </w:numPr>
-        <w:spacing w:line="360" w:lineRule="auto"/>
-        <w:ind w:firstLine="709"/>
+        <w:spacing w:after="0" w:line="360" w:lineRule="auto"/>
+        <w:ind w:left="0" w:firstLine="709"/>
         <w:jc w:val="both"/>
         <w:rPr>
           <w:rFonts w:ascii="Times New Roman" w:hAnsi="Times New Roman" w:cs="Times New Roman"/>
@@ -11387,8 +11755,8 @@
           <w:ilvl w:val="0"/>
           <w:numId w:val="14"/>
         </w:numPr>
-        <w:spacing w:line="360" w:lineRule="auto"/>
-        <w:ind w:firstLine="709"/>
+        <w:spacing w:after="0" w:line="360" w:lineRule="auto"/>
+        <w:ind w:left="0" w:firstLine="709"/>
         <w:jc w:val="both"/>
         <w:rPr>
           <w:rFonts w:ascii="Times New Roman" w:hAnsi="Times New Roman" w:cs="Times New Roman"/>
@@ -11465,8 +11833,8 @@
           <w:ilvl w:val="0"/>
           <w:numId w:val="14"/>
         </w:numPr>
-        <w:spacing w:line="360" w:lineRule="auto"/>
-        <w:ind w:firstLine="709"/>
+        <w:spacing w:after="0" w:line="360" w:lineRule="auto"/>
+        <w:ind w:left="0" w:firstLine="709"/>
         <w:jc w:val="both"/>
         <w:rPr>
           <w:rFonts w:ascii="Times New Roman" w:hAnsi="Times New Roman" w:cs="Times New Roman"/>
@@ -11507,7 +11875,45 @@
           <w:ilvl w:val="0"/>
           <w:numId w:val="14"/>
         </w:numPr>
-        <w:spacing w:line="360" w:lineRule="auto"/>
+        <w:spacing w:after="0" w:line="360" w:lineRule="auto"/>
+        <w:ind w:left="0" w:firstLine="709"/>
+        <w:jc w:val="both"/>
+        <w:rPr>
+          <w:rFonts w:ascii="Times New Roman" w:hAnsi="Times New Roman" w:cs="Times New Roman"/>
+          <w:sz w:val="28"/>
+          <w:szCs w:val="28"/>
+        </w:rPr>
+      </w:pPr>
+      <w:r>
+        <w:rPr>
+          <w:rFonts w:ascii="Times New Roman" w:hAnsi="Times New Roman" w:cs="Times New Roman"/>
+          <w:sz w:val="28"/>
+          <w:szCs w:val="28"/>
+        </w:rPr>
+        <w:t xml:space="preserve">Параллельно вычисляется общая сумма </w:t>
+      </w:r>
+      <w:proofErr w:type="spellStart"/>
+      <w:r>
+        <w:rPr>
+          <w:rFonts w:ascii="Times New Roman" w:hAnsi="Times New Roman" w:cs="Times New Roman"/>
+          <w:sz w:val="28"/>
+          <w:szCs w:val="28"/>
+        </w:rPr>
+        <w:t>currentTotal</w:t>
+      </w:r>
+      <w:proofErr w:type="spellEnd"/>
+      <w:r>
+        <w:rPr>
+          <w:rFonts w:ascii="Times New Roman" w:hAnsi="Times New Roman" w:cs="Times New Roman"/>
+          <w:sz w:val="28"/>
+          <w:szCs w:val="28"/>
+        </w:rPr>
+        <w:t xml:space="preserve"> для расчета процентов.</w:t>
+      </w:r>
+    </w:p>
+    <w:p>
+      <w:pPr>
+        <w:spacing w:after="0" w:line="360" w:lineRule="auto"/>
         <w:ind w:firstLine="709"/>
         <w:jc w:val="both"/>
         <w:rPr>
@@ -11522,30 +11928,48 @@
           <w:sz w:val="28"/>
           <w:szCs w:val="28"/>
         </w:rPr>
-        <w:t xml:space="preserve">Параллельно вычисляется общая сумма </w:t>
-      </w:r>
-      <w:proofErr w:type="spellStart"/>
-      <w:r>
-        <w:rPr>
-          <w:rFonts w:ascii="Times New Roman" w:hAnsi="Times New Roman" w:cs="Times New Roman"/>
-          <w:sz w:val="28"/>
-          <w:szCs w:val="28"/>
-        </w:rPr>
-        <w:t>currentTotal</w:t>
-      </w:r>
-      <w:proofErr w:type="spellEnd"/>
-      <w:r>
-        <w:rPr>
-          <w:rFonts w:ascii="Times New Roman" w:hAnsi="Times New Roman" w:cs="Times New Roman"/>
-          <w:sz w:val="28"/>
-          <w:szCs w:val="28"/>
-        </w:rPr>
-        <w:t xml:space="preserve"> для расчета процентов.</w:t>
-      </w:r>
-    </w:p>
-    <w:p>
-      <w:pPr>
-        <w:spacing w:line="360" w:lineRule="auto"/>
+        <w:t xml:space="preserve">После формирования сгруппированных данных, создается список объектов </w:t>
+      </w:r>
+      <w:proofErr w:type="spellStart"/>
+      <w:r>
+        <w:rPr>
+          <w:rFonts w:ascii="Times New Roman" w:hAnsi="Times New Roman" w:cs="Times New Roman"/>
+          <w:sz w:val="28"/>
+          <w:szCs w:val="28"/>
+        </w:rPr>
+        <w:t>PieEntry</w:t>
+      </w:r>
+      <w:proofErr w:type="spellEnd"/>
+      <w:r>
+        <w:rPr>
+          <w:rFonts w:ascii="Times New Roman" w:hAnsi="Times New Roman" w:cs="Times New Roman"/>
+          <w:sz w:val="28"/>
+          <w:szCs w:val="28"/>
+        </w:rPr>
+        <w:t xml:space="preserve"> (формат данных, требуемый библиотекой графиков). График настраивается: отключается стандартная легенда и описания секторов для визуальной разгрузки интерфейса. Запускается анимация построения графика </w:t>
+      </w:r>
+      <w:proofErr w:type="spellStart"/>
+      <w:r>
+        <w:rPr>
+          <w:rFonts w:ascii="Times New Roman" w:hAnsi="Times New Roman" w:cs="Times New Roman"/>
+          <w:sz w:val="28"/>
+          <w:szCs w:val="28"/>
+        </w:rPr>
+        <w:t>pieChart.animateY</w:t>
+      </w:r>
+      <w:proofErr w:type="spellEnd"/>
+      <w:r>
+        <w:rPr>
+          <w:rFonts w:ascii="Times New Roman" w:hAnsi="Times New Roman" w:cs="Times New Roman"/>
+          <w:sz w:val="28"/>
+          <w:szCs w:val="28"/>
+        </w:rPr>
+        <w:t>(800).</w:t>
+      </w:r>
+    </w:p>
+    <w:p>
+      <w:pPr>
+        <w:spacing w:after="0" w:line="360" w:lineRule="auto"/>
         <w:ind w:firstLine="709"/>
         <w:jc w:val="both"/>
         <w:rPr>
@@ -11560,239 +11984,187 @@
           <w:sz w:val="28"/>
           <w:szCs w:val="28"/>
         </w:rPr>
-        <w:t xml:space="preserve">После формирования сгруппированных данных, создается список объектов </w:t>
-      </w:r>
-      <w:proofErr w:type="spellStart"/>
-      <w:r>
-        <w:rPr>
-          <w:rFonts w:ascii="Times New Roman" w:hAnsi="Times New Roman" w:cs="Times New Roman"/>
-          <w:sz w:val="28"/>
-          <w:szCs w:val="28"/>
-        </w:rPr>
-        <w:t>PieEntry</w:t>
-      </w:r>
-      <w:proofErr w:type="spellEnd"/>
-      <w:r>
-        <w:rPr>
-          <w:rFonts w:ascii="Times New Roman" w:hAnsi="Times New Roman" w:cs="Times New Roman"/>
-          <w:sz w:val="28"/>
-          <w:szCs w:val="28"/>
-        </w:rPr>
-        <w:t xml:space="preserve"> (формат данных, требуемый библиотекой графиков). График настраивается: отключается стандартная легенда и описания секторов для визуальной разгрузки интерфейса. Запускается анимация построения графика </w:t>
-      </w:r>
-      <w:proofErr w:type="spellStart"/>
-      <w:r>
-        <w:rPr>
-          <w:rFonts w:ascii="Times New Roman" w:hAnsi="Times New Roman" w:cs="Times New Roman"/>
-          <w:sz w:val="28"/>
-          <w:szCs w:val="28"/>
-        </w:rPr>
-        <w:t>pieChart.animateY</w:t>
-      </w:r>
-      <w:proofErr w:type="spellEnd"/>
-      <w:r>
-        <w:rPr>
-          <w:rFonts w:ascii="Times New Roman" w:hAnsi="Times New Roman" w:cs="Times New Roman"/>
-          <w:sz w:val="28"/>
-          <w:szCs w:val="28"/>
-        </w:rPr>
-        <w:t>(800).</w:t>
-      </w:r>
-    </w:p>
-    <w:p>
-      <w:pPr>
-        <w:spacing w:line="360" w:lineRule="auto"/>
+        <w:t xml:space="preserve">Для отображения текстовой расшифровки используется метод </w:t>
+      </w:r>
+      <w:proofErr w:type="spellStart"/>
+      <w:proofErr w:type="gramStart"/>
+      <w:r>
+        <w:rPr>
+          <w:rFonts w:ascii="Times New Roman" w:hAnsi="Times New Roman" w:cs="Times New Roman"/>
+          <w:sz w:val="28"/>
+          <w:szCs w:val="28"/>
+        </w:rPr>
+        <w:t>renderCategoryList</w:t>
+      </w:r>
+      <w:proofErr w:type="spellEnd"/>
+      <w:r>
+        <w:rPr>
+          <w:rFonts w:ascii="Times New Roman" w:hAnsi="Times New Roman" w:cs="Times New Roman"/>
+          <w:sz w:val="28"/>
+          <w:szCs w:val="28"/>
+        </w:rPr>
+        <w:t>(</w:t>
+      </w:r>
+      <w:proofErr w:type="gramEnd"/>
+      <w:r>
+        <w:rPr>
+          <w:rFonts w:ascii="Times New Roman" w:hAnsi="Times New Roman" w:cs="Times New Roman"/>
+          <w:sz w:val="28"/>
+          <w:szCs w:val="28"/>
+        </w:rPr>
+        <w:t xml:space="preserve">). Он </w:t>
+      </w:r>
+      <w:proofErr w:type="spellStart"/>
+      <w:r>
+        <w:rPr>
+          <w:rFonts w:ascii="Times New Roman" w:hAnsi="Times New Roman" w:cs="Times New Roman"/>
+          <w:sz w:val="28"/>
+          <w:szCs w:val="28"/>
+        </w:rPr>
+        <w:t>программно</w:t>
+      </w:r>
+      <w:proofErr w:type="spellEnd"/>
+      <w:r>
+        <w:rPr>
+          <w:rFonts w:ascii="Times New Roman" w:hAnsi="Times New Roman" w:cs="Times New Roman"/>
+          <w:sz w:val="28"/>
+          <w:szCs w:val="28"/>
+        </w:rPr>
+        <w:t xml:space="preserve"> создает (</w:t>
+      </w:r>
+      <w:proofErr w:type="spellStart"/>
+      <w:r>
+        <w:rPr>
+          <w:rFonts w:ascii="Times New Roman" w:hAnsi="Times New Roman" w:cs="Times New Roman"/>
+          <w:sz w:val="28"/>
+          <w:szCs w:val="28"/>
+        </w:rPr>
+        <w:t>инфлейтит</w:t>
+      </w:r>
+      <w:proofErr w:type="spellEnd"/>
+      <w:r>
+        <w:rPr>
+          <w:rFonts w:ascii="Times New Roman" w:hAnsi="Times New Roman" w:cs="Times New Roman"/>
+          <w:sz w:val="28"/>
+          <w:szCs w:val="28"/>
+        </w:rPr>
+        <w:t xml:space="preserve">) макет item_category_stat.xml для каждой категории, подставляет вычисленные суммы и проценты, закрашивает маркер нужным цветом (используя вспомогательный </w:t>
+      </w:r>
+      <w:r>
+        <w:rPr>
+          <w:rFonts w:ascii="Times New Roman" w:hAnsi="Times New Roman" w:cs="Times New Roman"/>
+          <w:sz w:val="28"/>
+          <w:szCs w:val="28"/>
+        </w:rPr>
+        <w:lastRenderedPageBreak/>
+        <w:t xml:space="preserve">класс </w:t>
+      </w:r>
+      <w:proofErr w:type="spellStart"/>
+      <w:r>
+        <w:rPr>
+          <w:rFonts w:ascii="Times New Roman" w:hAnsi="Times New Roman" w:cs="Times New Roman"/>
+          <w:sz w:val="28"/>
+          <w:szCs w:val="28"/>
+        </w:rPr>
+        <w:t>CategoryColorMapper</w:t>
+      </w:r>
+      <w:proofErr w:type="spellEnd"/>
+      <w:r>
+        <w:rPr>
+          <w:rFonts w:ascii="Times New Roman" w:hAnsi="Times New Roman" w:cs="Times New Roman"/>
+          <w:sz w:val="28"/>
+          <w:szCs w:val="28"/>
+        </w:rPr>
+        <w:t xml:space="preserve">) и добавляет View в контейнер </w:t>
+      </w:r>
+      <w:proofErr w:type="spellStart"/>
+      <w:r>
+        <w:rPr>
+          <w:rFonts w:ascii="Times New Roman" w:hAnsi="Times New Roman" w:cs="Times New Roman"/>
+          <w:sz w:val="28"/>
+          <w:szCs w:val="28"/>
+        </w:rPr>
+        <w:t>LinearLayout</w:t>
+      </w:r>
+      <w:proofErr w:type="spellEnd"/>
+      <w:r>
+        <w:rPr>
+          <w:rFonts w:ascii="Times New Roman" w:hAnsi="Times New Roman" w:cs="Times New Roman"/>
+          <w:sz w:val="28"/>
+          <w:szCs w:val="28"/>
+        </w:rPr>
+        <w:t>.</w:t>
+      </w:r>
+      <w:r>
+        <w:rPr>
+          <w:rFonts w:ascii="Times New Roman" w:hAnsi="Times New Roman" w:cs="Times New Roman"/>
+          <w:sz w:val="28"/>
+          <w:szCs w:val="28"/>
+        </w:rPr>
+        <w:br/>
+        <w:t xml:space="preserve">Библиотека </w:t>
+      </w:r>
+      <w:proofErr w:type="spellStart"/>
+      <w:r>
+        <w:rPr>
+          <w:rFonts w:ascii="Times New Roman" w:hAnsi="Times New Roman" w:cs="Times New Roman"/>
+          <w:sz w:val="28"/>
+          <w:szCs w:val="28"/>
+        </w:rPr>
+        <w:t>MPAndroidChart</w:t>
+      </w:r>
+      <w:proofErr w:type="spellEnd"/>
+      <w:r>
+        <w:rPr>
+          <w:rFonts w:ascii="Times New Roman" w:hAnsi="Times New Roman" w:cs="Times New Roman"/>
+          <w:sz w:val="28"/>
+          <w:szCs w:val="28"/>
+        </w:rPr>
+        <w:t xml:space="preserve"> поддерживает интерактивность: при касании пальцем </w:t>
+      </w:r>
+      <w:proofErr w:type="spellStart"/>
+      <w:r>
+        <w:rPr>
+          <w:rFonts w:ascii="Times New Roman" w:hAnsi="Times New Roman" w:cs="Times New Roman"/>
+          <w:sz w:val="28"/>
+          <w:szCs w:val="28"/>
+        </w:rPr>
+        <w:t>ного</w:t>
+      </w:r>
+      <w:proofErr w:type="spellEnd"/>
+      <w:r>
+        <w:rPr>
+          <w:rFonts w:ascii="Times New Roman" w:hAnsi="Times New Roman" w:cs="Times New Roman"/>
+          <w:sz w:val="28"/>
+          <w:szCs w:val="28"/>
+        </w:rPr>
+        <w:t xml:space="preserve"> сектора на диаграмме срабатывает метод </w:t>
+      </w:r>
+      <w:proofErr w:type="spellStart"/>
+      <w:r>
+        <w:rPr>
+          <w:rFonts w:ascii="Times New Roman" w:hAnsi="Times New Roman" w:cs="Times New Roman"/>
+          <w:sz w:val="28"/>
+          <w:szCs w:val="28"/>
+        </w:rPr>
+        <w:t>onValueSelected</w:t>
+      </w:r>
+      <w:proofErr w:type="spellEnd"/>
+      <w:r>
+        <w:rPr>
+          <w:rFonts w:ascii="Times New Roman" w:hAnsi="Times New Roman" w:cs="Times New Roman"/>
+          <w:sz w:val="28"/>
+          <w:szCs w:val="28"/>
+        </w:rPr>
+        <w:t>, который очищает список категорий под графиком и выводит информацию только о выбранной (нажатой) категории.</w:t>
+      </w:r>
+    </w:p>
+    <w:p>
+      <w:pPr>
+        <w:pStyle w:val="2"/>
+        <w:spacing w:before="0" w:after="0" w:line="360" w:lineRule="auto"/>
         <w:ind w:firstLine="709"/>
-        <w:jc w:val="both"/>
-        <w:rPr>
-          <w:rFonts w:ascii="Times New Roman" w:hAnsi="Times New Roman" w:cs="Times New Roman"/>
-          <w:sz w:val="28"/>
-          <w:szCs w:val="28"/>
-        </w:rPr>
-      </w:pPr>
-      <w:r>
-        <w:rPr>
-          <w:rFonts w:ascii="Times New Roman" w:hAnsi="Times New Roman" w:cs="Times New Roman"/>
-          <w:sz w:val="28"/>
-          <w:szCs w:val="28"/>
-        </w:rPr>
-        <w:t xml:space="preserve">Для отображения текстовой расшифровки используется метод </w:t>
-      </w:r>
-      <w:proofErr w:type="spellStart"/>
-      <w:proofErr w:type="gramStart"/>
-      <w:r>
-        <w:rPr>
-          <w:rFonts w:ascii="Times New Roman" w:hAnsi="Times New Roman" w:cs="Times New Roman"/>
-          <w:sz w:val="28"/>
-          <w:szCs w:val="28"/>
-        </w:rPr>
-        <w:t>renderCategoryList</w:t>
-      </w:r>
-      <w:proofErr w:type="spellEnd"/>
-      <w:r>
-        <w:rPr>
-          <w:rFonts w:ascii="Times New Roman" w:hAnsi="Times New Roman" w:cs="Times New Roman"/>
-          <w:sz w:val="28"/>
-          <w:szCs w:val="28"/>
-        </w:rPr>
-        <w:t>(</w:t>
-      </w:r>
-      <w:proofErr w:type="gramEnd"/>
-      <w:r>
-        <w:rPr>
-          <w:rFonts w:ascii="Times New Roman" w:hAnsi="Times New Roman" w:cs="Times New Roman"/>
-          <w:sz w:val="28"/>
-          <w:szCs w:val="28"/>
-        </w:rPr>
-        <w:t xml:space="preserve">). Он </w:t>
-      </w:r>
-      <w:proofErr w:type="spellStart"/>
-      <w:r>
-        <w:rPr>
-          <w:rFonts w:ascii="Times New Roman" w:hAnsi="Times New Roman" w:cs="Times New Roman"/>
-          <w:sz w:val="28"/>
-          <w:szCs w:val="28"/>
-        </w:rPr>
-        <w:t>программно</w:t>
-      </w:r>
-      <w:proofErr w:type="spellEnd"/>
-      <w:r>
-        <w:rPr>
-          <w:rFonts w:ascii="Times New Roman" w:hAnsi="Times New Roman" w:cs="Times New Roman"/>
-          <w:sz w:val="28"/>
-          <w:szCs w:val="28"/>
-        </w:rPr>
-        <w:t xml:space="preserve"> создает (</w:t>
-      </w:r>
-      <w:proofErr w:type="spellStart"/>
-      <w:r>
-        <w:rPr>
-          <w:rFonts w:ascii="Times New Roman" w:hAnsi="Times New Roman" w:cs="Times New Roman"/>
-          <w:sz w:val="28"/>
-          <w:szCs w:val="28"/>
-        </w:rPr>
-        <w:t>инфлейтит</w:t>
-      </w:r>
-      <w:proofErr w:type="spellEnd"/>
-      <w:r>
-        <w:rPr>
-          <w:rFonts w:ascii="Times New Roman" w:hAnsi="Times New Roman" w:cs="Times New Roman"/>
-          <w:sz w:val="28"/>
-          <w:szCs w:val="28"/>
-        </w:rPr>
-        <w:t xml:space="preserve">) макет item_category_stat.xml для каждой категории, подставляет вычисленные суммы и проценты, закрашивает маркер нужным цветом (используя вспомогательный класс </w:t>
-      </w:r>
-      <w:proofErr w:type="spellStart"/>
-      <w:r>
-        <w:rPr>
-          <w:rFonts w:ascii="Times New Roman" w:hAnsi="Times New Roman" w:cs="Times New Roman"/>
-          <w:sz w:val="28"/>
-          <w:szCs w:val="28"/>
-        </w:rPr>
-        <w:t>CategoryColorMapper</w:t>
-      </w:r>
-      <w:proofErr w:type="spellEnd"/>
-      <w:r>
-        <w:rPr>
-          <w:rFonts w:ascii="Times New Roman" w:hAnsi="Times New Roman" w:cs="Times New Roman"/>
-          <w:sz w:val="28"/>
-          <w:szCs w:val="28"/>
-        </w:rPr>
-        <w:t xml:space="preserve">) и добавляет View в контейнер </w:t>
-      </w:r>
-      <w:proofErr w:type="spellStart"/>
-      <w:r>
-        <w:rPr>
-          <w:rFonts w:ascii="Times New Roman" w:hAnsi="Times New Roman" w:cs="Times New Roman"/>
-          <w:sz w:val="28"/>
-          <w:szCs w:val="28"/>
-        </w:rPr>
-        <w:t>LinearLayout</w:t>
-      </w:r>
-      <w:proofErr w:type="spellEnd"/>
-      <w:r>
-        <w:rPr>
-          <w:rFonts w:ascii="Times New Roman" w:hAnsi="Times New Roman" w:cs="Times New Roman"/>
-          <w:sz w:val="28"/>
-          <w:szCs w:val="28"/>
-        </w:rPr>
-        <w:t>.</w:t>
-      </w:r>
-      <w:r>
-        <w:rPr>
-          <w:rFonts w:ascii="Times New Roman" w:hAnsi="Times New Roman" w:cs="Times New Roman"/>
-          <w:sz w:val="28"/>
-          <w:szCs w:val="28"/>
-        </w:rPr>
-        <w:br/>
-      </w:r>
-      <w:r>
-        <w:rPr>
-          <w:rFonts w:ascii="Times New Roman" w:hAnsi="Times New Roman" w:cs="Times New Roman"/>
-          <w:sz w:val="28"/>
-          <w:szCs w:val="28"/>
-        </w:rPr>
-        <w:lastRenderedPageBreak/>
-        <w:t xml:space="preserve">Библиотека </w:t>
-      </w:r>
-      <w:proofErr w:type="spellStart"/>
-      <w:r>
-        <w:rPr>
-          <w:rFonts w:ascii="Times New Roman" w:hAnsi="Times New Roman" w:cs="Times New Roman"/>
-          <w:sz w:val="28"/>
-          <w:szCs w:val="28"/>
-        </w:rPr>
-        <w:t>MPAndroidChart</w:t>
-      </w:r>
-      <w:proofErr w:type="spellEnd"/>
-      <w:r>
-        <w:rPr>
-          <w:rFonts w:ascii="Times New Roman" w:hAnsi="Times New Roman" w:cs="Times New Roman"/>
-          <w:sz w:val="28"/>
-          <w:szCs w:val="28"/>
-        </w:rPr>
-        <w:t xml:space="preserve"> поддерживает интерактивность: при касании пальцем </w:t>
-      </w:r>
-      <w:proofErr w:type="spellStart"/>
-      <w:r>
-        <w:rPr>
-          <w:rFonts w:ascii="Times New Roman" w:hAnsi="Times New Roman" w:cs="Times New Roman"/>
-          <w:sz w:val="28"/>
-          <w:szCs w:val="28"/>
-        </w:rPr>
-        <w:t>ного</w:t>
-      </w:r>
-      <w:proofErr w:type="spellEnd"/>
-      <w:r>
-        <w:rPr>
-          <w:rFonts w:ascii="Times New Roman" w:hAnsi="Times New Roman" w:cs="Times New Roman"/>
-          <w:sz w:val="28"/>
-          <w:szCs w:val="28"/>
-        </w:rPr>
-        <w:t xml:space="preserve"> сектора на диаграмме срабатывает метод </w:t>
-      </w:r>
-      <w:proofErr w:type="spellStart"/>
-      <w:r>
-        <w:rPr>
-          <w:rFonts w:ascii="Times New Roman" w:hAnsi="Times New Roman" w:cs="Times New Roman"/>
-          <w:sz w:val="28"/>
-          <w:szCs w:val="28"/>
-        </w:rPr>
-        <w:t>onValueSelected</w:t>
-      </w:r>
-      <w:proofErr w:type="spellEnd"/>
-      <w:r>
-        <w:rPr>
-          <w:rFonts w:ascii="Times New Roman" w:hAnsi="Times New Roman" w:cs="Times New Roman"/>
-          <w:sz w:val="28"/>
-          <w:szCs w:val="28"/>
-        </w:rPr>
-        <w:t>, который очищает список категорий под графиком и выводит информацию только о выбранной (нажатой) категории.</w:t>
-      </w:r>
-    </w:p>
-    <w:p>
-      <w:pPr>
-        <w:pStyle w:val="2"/>
+        <w:jc w:val="center"/>
         <w:rPr>
           <w:rFonts w:ascii="Times New Roman" w:hAnsi="Times New Roman" w:cs="Times New Roman"/>
           <w:b/>
@@ -11802,7 +12174,7 @@
           <w:szCs w:val="28"/>
         </w:rPr>
       </w:pPr>
-      <w:bookmarkStart w:id="21" w:name="_Toc225414011"/>
+      <w:bookmarkStart w:id="23" w:name="_Toc225773200"/>
       <w:r>
         <w:rPr>
           <w:rFonts w:ascii="Times New Roman" w:hAnsi="Times New Roman" w:cs="Times New Roman"/>
@@ -11814,11 +12186,11 @@
         </w:rPr>
         <w:t>2.3. Тестирование мобильного приложения</w:t>
       </w:r>
-      <w:bookmarkEnd w:id="21"/>
-    </w:p>
-    <w:p>
-      <w:pPr>
-        <w:spacing w:line="360" w:lineRule="auto"/>
+      <w:bookmarkEnd w:id="23"/>
+    </w:p>
+    <w:p>
+      <w:pPr>
+        <w:spacing w:after="0" w:line="360" w:lineRule="auto"/>
         <w:ind w:firstLine="709"/>
         <w:jc w:val="both"/>
         <w:rPr>
@@ -11874,7 +12246,7 @@
     </w:p>
     <w:p>
       <w:pPr>
-        <w:spacing w:line="360" w:lineRule="auto"/>
+        <w:spacing w:after="0" w:line="360" w:lineRule="auto"/>
         <w:ind w:firstLine="709"/>
         <w:jc w:val="both"/>
         <w:rPr>
@@ -11898,8 +12270,8 @@
           <w:ilvl w:val="0"/>
           <w:numId w:val="15"/>
         </w:numPr>
-        <w:spacing w:line="360" w:lineRule="auto"/>
-        <w:ind w:firstLine="709"/>
+        <w:spacing w:after="0" w:line="360" w:lineRule="auto"/>
+        <w:ind w:left="0" w:firstLine="709"/>
         <w:jc w:val="both"/>
         <w:rPr>
           <w:rFonts w:ascii="Times New Roman" w:hAnsi="Times New Roman" w:cs="Times New Roman"/>
@@ -11958,8 +12330,8 @@
           <w:ilvl w:val="0"/>
           <w:numId w:val="15"/>
         </w:numPr>
-        <w:spacing w:line="360" w:lineRule="auto"/>
-        <w:ind w:firstLine="709"/>
+        <w:spacing w:after="0" w:line="360" w:lineRule="auto"/>
+        <w:ind w:left="0" w:firstLine="709"/>
         <w:jc w:val="both"/>
         <w:rPr>
           <w:rFonts w:ascii="Times New Roman" w:hAnsi="Times New Roman" w:cs="Times New Roman"/>
@@ -12018,8 +12390,8 @@
           <w:ilvl w:val="0"/>
           <w:numId w:val="15"/>
         </w:numPr>
-        <w:spacing w:line="360" w:lineRule="auto"/>
-        <w:ind w:firstLine="709"/>
+        <w:spacing w:after="0" w:line="360" w:lineRule="auto"/>
+        <w:ind w:left="0" w:firstLine="709"/>
         <w:jc w:val="both"/>
         <w:rPr>
           <w:rFonts w:ascii="Times New Roman" w:hAnsi="Times New Roman" w:cs="Times New Roman"/>
@@ -12078,31 +12450,22 @@
           <w:ilvl w:val="0"/>
           <w:numId w:val="15"/>
         </w:numPr>
-        <w:spacing w:line="360" w:lineRule="auto"/>
-        <w:ind w:firstLine="709"/>
-        <w:jc w:val="both"/>
-        <w:rPr>
-          <w:rFonts w:ascii="Times New Roman" w:hAnsi="Times New Roman" w:cs="Times New Roman"/>
-          <w:sz w:val="28"/>
-          <w:szCs w:val="28"/>
-        </w:rPr>
-      </w:pPr>
-      <w:r>
-        <w:rPr>
-          <w:rFonts w:ascii="Times New Roman" w:hAnsi="Times New Roman" w:cs="Times New Roman"/>
-          <w:sz w:val="28"/>
-          <w:szCs w:val="28"/>
-        </w:rPr>
-        <w:t xml:space="preserve">Тестирование бизнес-логики (графики): при добавлении расхода в новую категорию на экране "Список", переключение на экран "Статистика" показало мгновенное обновление круговой диаграммы </w:t>
-      </w:r>
-      <w:r>
-        <w:rPr>
-          <w:rFonts w:ascii="Times New Roman" w:hAnsi="Times New Roman" w:cs="Times New Roman"/>
-          <w:sz w:val="28"/>
-          <w:szCs w:val="28"/>
-        </w:rPr>
-        <w:lastRenderedPageBreak/>
-        <w:t>(появление нового сектора). Фильтры по временным промежуткам (Неделя/Месяц) корректно отсеивают старые записи из выборки.</w:t>
+        <w:spacing w:after="0" w:line="360" w:lineRule="auto"/>
+        <w:ind w:left="0" w:firstLine="709"/>
+        <w:jc w:val="both"/>
+        <w:rPr>
+          <w:rFonts w:ascii="Times New Roman" w:hAnsi="Times New Roman" w:cs="Times New Roman"/>
+          <w:sz w:val="28"/>
+          <w:szCs w:val="28"/>
+        </w:rPr>
+      </w:pPr>
+      <w:r>
+        <w:rPr>
+          <w:rFonts w:ascii="Times New Roman" w:hAnsi="Times New Roman" w:cs="Times New Roman"/>
+          <w:sz w:val="28"/>
+          <w:szCs w:val="28"/>
+        </w:rPr>
+        <w:t>Тестирование бизнес-логики (графики): при добавлении расхода в новую категорию на экране "Список", переключение на экран "Статистика" показало мгновенное обновление круговой диаграммы (появление нового сектора). Фильтры по временным промежуткам (Неделя/Месяц) корректно отсеивают старые записи из выборки.</w:t>
       </w:r>
     </w:p>
     <w:p>
@@ -12111,136 +12474,149 @@
           <w:ilvl w:val="0"/>
           <w:numId w:val="15"/>
         </w:numPr>
-        <w:spacing w:line="360" w:lineRule="auto"/>
+        <w:spacing w:after="0" w:line="360" w:lineRule="auto"/>
+        <w:ind w:left="0" w:firstLine="709"/>
+        <w:jc w:val="both"/>
+        <w:rPr>
+          <w:rFonts w:ascii="Times New Roman" w:hAnsi="Times New Roman" w:cs="Times New Roman"/>
+          <w:sz w:val="28"/>
+          <w:szCs w:val="28"/>
+        </w:rPr>
+      </w:pPr>
+      <w:r>
+        <w:rPr>
+          <w:rFonts w:ascii="Times New Roman" w:hAnsi="Times New Roman" w:cs="Times New Roman"/>
+          <w:sz w:val="28"/>
+          <w:szCs w:val="28"/>
+        </w:rPr>
+        <w:lastRenderedPageBreak/>
+        <w:t xml:space="preserve">Тестирование </w:t>
+      </w:r>
+      <w:proofErr w:type="spellStart"/>
+      <w:r>
+        <w:rPr>
+          <w:rFonts w:ascii="Times New Roman" w:hAnsi="Times New Roman" w:cs="Times New Roman"/>
+          <w:sz w:val="28"/>
+          <w:szCs w:val="28"/>
+        </w:rPr>
+        <w:t>персистентности</w:t>
+      </w:r>
+      <w:proofErr w:type="spellEnd"/>
+      <w:r>
+        <w:rPr>
+          <w:rFonts w:ascii="Times New Roman" w:hAnsi="Times New Roman" w:cs="Times New Roman"/>
+          <w:sz w:val="28"/>
+          <w:szCs w:val="28"/>
+        </w:rPr>
+        <w:t xml:space="preserve"> (надежности): принудительное закрытие приложения </w:t>
+      </w:r>
+      <w:proofErr w:type="gramStart"/>
+      <w:r>
+        <w:rPr>
+          <w:rFonts w:ascii="Times New Roman" w:hAnsi="Times New Roman" w:cs="Times New Roman"/>
+          <w:sz w:val="28"/>
+          <w:szCs w:val="28"/>
+        </w:rPr>
+        <w:t>через диспетчер</w:t>
+      </w:r>
+      <w:proofErr w:type="gramEnd"/>
+      <w:r>
+        <w:rPr>
+          <w:rFonts w:ascii="Times New Roman" w:hAnsi="Times New Roman" w:cs="Times New Roman"/>
+          <w:sz w:val="28"/>
+          <w:szCs w:val="28"/>
+        </w:rPr>
+        <w:t xml:space="preserve"> задач смартфона (</w:t>
+      </w:r>
+      <w:proofErr w:type="spellStart"/>
+      <w:r>
+        <w:rPr>
+          <w:rFonts w:ascii="Times New Roman" w:hAnsi="Times New Roman" w:cs="Times New Roman"/>
+          <w:sz w:val="28"/>
+          <w:szCs w:val="28"/>
+        </w:rPr>
+        <w:t>Kill</w:t>
+      </w:r>
+      <w:proofErr w:type="spellEnd"/>
+      <w:r>
+        <w:rPr>
+          <w:rFonts w:ascii="Times New Roman" w:hAnsi="Times New Roman" w:cs="Times New Roman"/>
+          <w:sz w:val="28"/>
+          <w:szCs w:val="28"/>
+        </w:rPr>
+        <w:t xml:space="preserve"> Process) и последующий запуск подтвердили, что все данные успешно сохранились в базе </w:t>
+      </w:r>
+      <w:proofErr w:type="spellStart"/>
+      <w:r>
+        <w:rPr>
+          <w:rFonts w:ascii="Times New Roman" w:hAnsi="Times New Roman" w:cs="Times New Roman"/>
+          <w:sz w:val="28"/>
+          <w:szCs w:val="28"/>
+        </w:rPr>
+        <w:t>SQLite</w:t>
+      </w:r>
+      <w:proofErr w:type="spellEnd"/>
+      <w:r>
+        <w:rPr>
+          <w:rFonts w:ascii="Times New Roman" w:hAnsi="Times New Roman" w:cs="Times New Roman"/>
+          <w:sz w:val="28"/>
+          <w:szCs w:val="28"/>
+        </w:rPr>
+        <w:t xml:space="preserve"> (</w:t>
+      </w:r>
+      <w:proofErr w:type="spellStart"/>
+      <w:r>
+        <w:rPr>
+          <w:rFonts w:ascii="Times New Roman" w:hAnsi="Times New Roman" w:cs="Times New Roman"/>
+          <w:sz w:val="28"/>
+          <w:szCs w:val="28"/>
+        </w:rPr>
+        <w:t>Room</w:t>
+      </w:r>
+      <w:proofErr w:type="spellEnd"/>
+      <w:r>
+        <w:rPr>
+          <w:rFonts w:ascii="Times New Roman" w:hAnsi="Times New Roman" w:cs="Times New Roman"/>
+          <w:sz w:val="28"/>
+          <w:szCs w:val="28"/>
+        </w:rPr>
+        <w:t xml:space="preserve">), а установленный лимит бюджета был корректно считан из </w:t>
+      </w:r>
+      <w:proofErr w:type="spellStart"/>
+      <w:r>
+        <w:rPr>
+          <w:rFonts w:ascii="Times New Roman" w:hAnsi="Times New Roman" w:cs="Times New Roman"/>
+          <w:sz w:val="28"/>
+          <w:szCs w:val="28"/>
+        </w:rPr>
+        <w:t>SharedPreferences</w:t>
+      </w:r>
+      <w:proofErr w:type="spellEnd"/>
+      <w:r>
+        <w:rPr>
+          <w:rFonts w:ascii="Times New Roman" w:hAnsi="Times New Roman" w:cs="Times New Roman"/>
+          <w:sz w:val="28"/>
+          <w:szCs w:val="28"/>
+        </w:rPr>
+        <w:t>.</w:t>
+      </w:r>
+    </w:p>
+    <w:p>
+      <w:pPr>
+        <w:spacing w:after="0" w:line="360" w:lineRule="auto"/>
+        <w:jc w:val="both"/>
+        <w:rPr>
+          <w:rFonts w:ascii="Times New Roman" w:hAnsi="Times New Roman" w:cs="Times New Roman"/>
+          <w:sz w:val="28"/>
+          <w:szCs w:val="28"/>
+        </w:rPr>
+      </w:pPr>
+    </w:p>
+    <w:p>
+      <w:pPr>
+        <w:spacing w:after="0" w:line="360" w:lineRule="auto"/>
         <w:ind w:firstLine="709"/>
-        <w:jc w:val="both"/>
-        <w:rPr>
-          <w:rFonts w:ascii="Times New Roman" w:hAnsi="Times New Roman" w:cs="Times New Roman"/>
-          <w:sz w:val="28"/>
-          <w:szCs w:val="28"/>
-        </w:rPr>
-      </w:pPr>
-      <w:r>
-        <w:rPr>
-          <w:rFonts w:ascii="Times New Roman" w:hAnsi="Times New Roman" w:cs="Times New Roman"/>
-          <w:sz w:val="28"/>
-          <w:szCs w:val="28"/>
-        </w:rPr>
-        <w:t xml:space="preserve">Тестирование </w:t>
-      </w:r>
-      <w:proofErr w:type="spellStart"/>
-      <w:r>
-        <w:rPr>
-          <w:rFonts w:ascii="Times New Roman" w:hAnsi="Times New Roman" w:cs="Times New Roman"/>
-          <w:sz w:val="28"/>
-          <w:szCs w:val="28"/>
-        </w:rPr>
-        <w:t>персистентности</w:t>
-      </w:r>
-      <w:proofErr w:type="spellEnd"/>
-      <w:r>
-        <w:rPr>
-          <w:rFonts w:ascii="Times New Roman" w:hAnsi="Times New Roman" w:cs="Times New Roman"/>
-          <w:sz w:val="28"/>
-          <w:szCs w:val="28"/>
-        </w:rPr>
-        <w:t xml:space="preserve"> (надежности): принудительное закрытие приложения </w:t>
-      </w:r>
-      <w:proofErr w:type="gramStart"/>
-      <w:r>
-        <w:rPr>
-          <w:rFonts w:ascii="Times New Roman" w:hAnsi="Times New Roman" w:cs="Times New Roman"/>
-          <w:sz w:val="28"/>
-          <w:szCs w:val="28"/>
-        </w:rPr>
-        <w:t>через диспетчер</w:t>
-      </w:r>
-      <w:proofErr w:type="gramEnd"/>
-      <w:r>
-        <w:rPr>
-          <w:rFonts w:ascii="Times New Roman" w:hAnsi="Times New Roman" w:cs="Times New Roman"/>
-          <w:sz w:val="28"/>
-          <w:szCs w:val="28"/>
-        </w:rPr>
-        <w:t xml:space="preserve"> задач смартфона (</w:t>
-      </w:r>
-      <w:proofErr w:type="spellStart"/>
-      <w:r>
-        <w:rPr>
-          <w:rFonts w:ascii="Times New Roman" w:hAnsi="Times New Roman" w:cs="Times New Roman"/>
-          <w:sz w:val="28"/>
-          <w:szCs w:val="28"/>
-        </w:rPr>
-        <w:t>Kill</w:t>
-      </w:r>
-      <w:proofErr w:type="spellEnd"/>
-      <w:r>
-        <w:rPr>
-          <w:rFonts w:ascii="Times New Roman" w:hAnsi="Times New Roman" w:cs="Times New Roman"/>
-          <w:sz w:val="28"/>
-          <w:szCs w:val="28"/>
-        </w:rPr>
-        <w:t xml:space="preserve"> Process) и последующий запуск подтвердили, что все данные успешно сохранились в базе </w:t>
-      </w:r>
-      <w:proofErr w:type="spellStart"/>
-      <w:r>
-        <w:rPr>
-          <w:rFonts w:ascii="Times New Roman" w:hAnsi="Times New Roman" w:cs="Times New Roman"/>
-          <w:sz w:val="28"/>
-          <w:szCs w:val="28"/>
-        </w:rPr>
-        <w:t>SQLite</w:t>
-      </w:r>
-      <w:proofErr w:type="spellEnd"/>
-      <w:r>
-        <w:rPr>
-          <w:rFonts w:ascii="Times New Roman" w:hAnsi="Times New Roman" w:cs="Times New Roman"/>
-          <w:sz w:val="28"/>
-          <w:szCs w:val="28"/>
-        </w:rPr>
-        <w:t xml:space="preserve"> (</w:t>
-      </w:r>
-      <w:proofErr w:type="spellStart"/>
-      <w:r>
-        <w:rPr>
-          <w:rFonts w:ascii="Times New Roman" w:hAnsi="Times New Roman" w:cs="Times New Roman"/>
-          <w:sz w:val="28"/>
-          <w:szCs w:val="28"/>
-        </w:rPr>
-        <w:t>Room</w:t>
-      </w:r>
-      <w:proofErr w:type="spellEnd"/>
-      <w:r>
-        <w:rPr>
-          <w:rFonts w:ascii="Times New Roman" w:hAnsi="Times New Roman" w:cs="Times New Roman"/>
-          <w:sz w:val="28"/>
-          <w:szCs w:val="28"/>
-        </w:rPr>
-        <w:t xml:space="preserve">), а установленный лимит бюджета был корректно считан из </w:t>
-      </w:r>
-      <w:proofErr w:type="spellStart"/>
-      <w:r>
-        <w:rPr>
-          <w:rFonts w:ascii="Times New Roman" w:hAnsi="Times New Roman" w:cs="Times New Roman"/>
-          <w:sz w:val="28"/>
-          <w:szCs w:val="28"/>
-        </w:rPr>
-        <w:t>SharedPreferences</w:t>
-      </w:r>
-      <w:proofErr w:type="spellEnd"/>
-      <w:r>
-        <w:rPr>
-          <w:rFonts w:ascii="Times New Roman" w:hAnsi="Times New Roman" w:cs="Times New Roman"/>
-          <w:sz w:val="28"/>
-          <w:szCs w:val="28"/>
-        </w:rPr>
-        <w:t>.</w:t>
-      </w:r>
-    </w:p>
-    <w:p>
-      <w:pPr>
-        <w:spacing w:line="360" w:lineRule="auto"/>
-        <w:ind w:firstLine="709"/>
+        <w:jc w:val="center"/>
         <w:rPr>
           <w:rFonts w:ascii="Times New Roman" w:hAnsi="Times New Roman" w:cs="Times New Roman"/>
           <w:b/>
@@ -12272,8 +12648,9 @@
     </w:p>
     <w:p>
       <w:pPr>
-        <w:spacing w:line="360" w:lineRule="auto"/>
+        <w:spacing w:after="0" w:line="360" w:lineRule="auto"/>
         <w:ind w:firstLine="709"/>
+        <w:jc w:val="both"/>
         <w:rPr>
           <w:rFonts w:ascii="Times New Roman" w:hAnsi="Times New Roman" w:cs="Times New Roman"/>
           <w:b/>
@@ -12401,31 +12778,34 @@
     <w:p>
       <w:pPr>
         <w:pStyle w:val="1"/>
+        <w:jc w:val="center"/>
         <w:rPr>
           <w:rFonts w:ascii="Times New Roman" w:hAnsi="Times New Roman" w:cs="Times New Roman"/>
           <w:b/>
           <w:bCs/>
           <w:color w:val="auto"/>
-        </w:rPr>
-      </w:pPr>
-      <w:bookmarkStart w:id="22" w:name="_Toc225414012"/>
+          <w:sz w:val="36"/>
+          <w:szCs w:val="36"/>
+        </w:rPr>
+      </w:pPr>
+      <w:bookmarkStart w:id="24" w:name="_Toc225773201"/>
       <w:r>
         <w:rPr>
           <w:rFonts w:ascii="Times New Roman" w:hAnsi="Times New Roman" w:cs="Times New Roman"/>
           <w:b/>
           <w:bCs/>
           <w:color w:val="auto"/>
-          <w:sz w:val="32"/>
-          <w:szCs w:val="32"/>
+          <w:sz w:val="28"/>
+          <w:szCs w:val="28"/>
         </w:rPr>
         <w:lastRenderedPageBreak/>
         <w:t>ЗАКЛЮЧЕНИЕ</w:t>
       </w:r>
-      <w:bookmarkEnd w:id="22"/>
-    </w:p>
-    <w:p>
-      <w:pPr>
-        <w:spacing w:line="360" w:lineRule="auto"/>
+      <w:bookmarkEnd w:id="24"/>
+    </w:p>
+    <w:p>
+      <w:pPr>
+        <w:spacing w:after="0" w:line="360" w:lineRule="auto"/>
         <w:ind w:firstLine="709"/>
         <w:jc w:val="both"/>
         <w:rPr>
@@ -12463,7 +12843,7 @@
     </w:p>
     <w:p>
       <w:pPr>
-        <w:spacing w:line="360" w:lineRule="auto"/>
+        <w:spacing w:after="0" w:line="360" w:lineRule="auto"/>
         <w:ind w:firstLine="709"/>
         <w:jc w:val="both"/>
         <w:rPr>
@@ -12501,7 +12881,7 @@
     </w:p>
     <w:p>
       <w:pPr>
-        <w:spacing w:line="360" w:lineRule="auto"/>
+        <w:spacing w:after="0" w:line="360" w:lineRule="auto"/>
         <w:ind w:firstLine="709"/>
         <w:jc w:val="both"/>
         <w:rPr>
@@ -12603,7 +12983,7 @@
     </w:p>
     <w:p>
       <w:pPr>
-        <w:spacing w:line="360" w:lineRule="auto"/>
+        <w:spacing w:after="0" w:line="360" w:lineRule="auto"/>
         <w:ind w:firstLine="709"/>
         <w:jc w:val="both"/>
         <w:rPr>
@@ -12744,7 +13124,7 @@
           <w:sz w:val="28"/>
           <w:szCs w:val="28"/>
         </w:rPr>
-        <w:t xml:space="preserve">: данные из </w:t>
+        <w:t xml:space="preserve">: данные из базы динамически агрегируются, вычисляются процентные доли категорий и </w:t>
       </w:r>
       <w:r>
         <w:rPr>
@@ -12753,12 +13133,12 @@
           <w:szCs w:val="28"/>
         </w:rPr>
         <w:lastRenderedPageBreak/>
-        <w:t>базы динамически агрегируются, вычисляются процентные доли категорий и выводятся в виде наглядной круговой диаграммы. Логика контроля бюджета позволяет пользователю визуально отслеживать приближение к финансовым ограничениям.</w:t>
-      </w:r>
-    </w:p>
-    <w:p>
-      <w:pPr>
-        <w:spacing w:line="360" w:lineRule="auto"/>
+        <w:t>выводятся в виде наглядной круговой диаграммы. Логика контроля бюджета позволяет пользователю визуально отслеживать приближение к финансовым ограничениям.</w:t>
+      </w:r>
+    </w:p>
+    <w:p>
+      <w:pPr>
+        <w:spacing w:after="0" w:line="360" w:lineRule="auto"/>
         <w:ind w:firstLine="709"/>
         <w:jc w:val="both"/>
         <w:rPr>
@@ -12796,7 +13176,7 @@
     </w:p>
     <w:p>
       <w:pPr>
-        <w:spacing w:line="360" w:lineRule="auto"/>
+        <w:spacing w:after="0" w:line="360" w:lineRule="auto"/>
         <w:ind w:firstLine="709"/>
         <w:jc w:val="both"/>
         <w:rPr>
@@ -12862,7 +13242,7 @@
     </w:p>
     <w:p>
       <w:pPr>
-        <w:spacing w:line="360" w:lineRule="auto"/>
+        <w:spacing w:after="0" w:line="360" w:lineRule="auto"/>
         <w:ind w:firstLine="709"/>
         <w:jc w:val="both"/>
         <w:rPr>
@@ -12886,8 +13266,8 @@
           <w:ilvl w:val="0"/>
           <w:numId w:val="16"/>
         </w:numPr>
-        <w:spacing w:line="360" w:lineRule="auto"/>
-        <w:ind w:firstLine="709"/>
+        <w:spacing w:after="0" w:line="360" w:lineRule="auto"/>
+        <w:ind w:left="0" w:firstLine="709"/>
         <w:jc w:val="both"/>
         <w:rPr>
           <w:rFonts w:ascii="Times New Roman" w:hAnsi="Times New Roman" w:cs="Times New Roman"/>
@@ -12910,8 +13290,8 @@
           <w:ilvl w:val="0"/>
           <w:numId w:val="16"/>
         </w:numPr>
-        <w:spacing w:line="360" w:lineRule="auto"/>
-        <w:ind w:firstLine="709"/>
+        <w:spacing w:after="0" w:line="360" w:lineRule="auto"/>
+        <w:ind w:left="0" w:firstLine="709"/>
         <w:jc w:val="both"/>
         <w:rPr>
           <w:rFonts w:ascii="Times New Roman" w:hAnsi="Times New Roman" w:cs="Times New Roman"/>
@@ -12952,8 +13332,8 @@
           <w:ilvl w:val="0"/>
           <w:numId w:val="16"/>
         </w:numPr>
-        <w:spacing w:line="360" w:lineRule="auto"/>
-        <w:ind w:firstLine="709"/>
+        <w:spacing w:after="0" w:line="360" w:lineRule="auto"/>
+        <w:ind w:left="0" w:firstLine="709"/>
         <w:jc w:val="both"/>
         <w:rPr>
           <w:rFonts w:ascii="Times New Roman" w:hAnsi="Times New Roman" w:cs="Times New Roman"/>
@@ -12976,8 +13356,8 @@
           <w:ilvl w:val="0"/>
           <w:numId w:val="16"/>
         </w:numPr>
-        <w:spacing w:line="360" w:lineRule="auto"/>
-        <w:ind w:firstLine="709"/>
+        <w:spacing w:after="0" w:line="360" w:lineRule="auto"/>
+        <w:ind w:left="0" w:firstLine="709"/>
         <w:jc w:val="both"/>
         <w:rPr>
           <w:rFonts w:ascii="Times New Roman" w:hAnsi="Times New Roman" w:cs="Times New Roman"/>
@@ -13000,22 +13380,21 @@
           <w:ilvl w:val="0"/>
           <w:numId w:val="16"/>
         </w:numPr>
-        <w:spacing w:line="360" w:lineRule="auto"/>
-        <w:ind w:firstLine="709"/>
-        <w:jc w:val="both"/>
-        <w:rPr>
-          <w:rFonts w:ascii="Times New Roman" w:hAnsi="Times New Roman" w:cs="Times New Roman"/>
-          <w:sz w:val="28"/>
-          <w:szCs w:val="28"/>
-        </w:rPr>
-      </w:pPr>
-      <w:r>
-        <w:rPr>
-          <w:rFonts w:ascii="Times New Roman" w:hAnsi="Times New Roman" w:cs="Times New Roman"/>
-          <w:sz w:val="28"/>
-          <w:szCs w:val="28"/>
-        </w:rPr>
-        <w:lastRenderedPageBreak/>
+        <w:spacing w:after="0" w:line="360" w:lineRule="auto"/>
+        <w:ind w:left="0" w:firstLine="709"/>
+        <w:jc w:val="both"/>
+        <w:rPr>
+          <w:rFonts w:ascii="Times New Roman" w:hAnsi="Times New Roman" w:cs="Times New Roman"/>
+          <w:sz w:val="28"/>
+          <w:szCs w:val="28"/>
+        </w:rPr>
+      </w:pPr>
+      <w:r>
+        <w:rPr>
+          <w:rFonts w:ascii="Times New Roman" w:hAnsi="Times New Roman" w:cs="Times New Roman"/>
+          <w:sz w:val="28"/>
+          <w:szCs w:val="28"/>
+        </w:rPr>
         <w:t>Интеграция темной темы оформления (Dark Mode) для снижения нагрузки на зрение пользователя и экономии заряда батареи на OLED-дисплеях.</w:t>
       </w:r>
     </w:p>
@@ -13039,29 +13418,30 @@
     <w:p>
       <w:pPr>
         <w:pStyle w:val="1"/>
+        <w:jc w:val="center"/>
         <w:rPr>
           <w:rFonts w:ascii="Times New Roman" w:hAnsi="Times New Roman" w:cs="Times New Roman"/>
           <w:b/>
           <w:bCs/>
           <w:color w:val="auto"/>
-          <w:sz w:val="32"/>
-          <w:szCs w:val="32"/>
-        </w:rPr>
-      </w:pPr>
-      <w:bookmarkStart w:id="23" w:name="_Toc225414013"/>
+          <w:sz w:val="28"/>
+          <w:szCs w:val="28"/>
+        </w:rPr>
+      </w:pPr>
+      <w:bookmarkStart w:id="25" w:name="_Toc225773202"/>
       <w:r>
         <w:rPr>
           <w:rFonts w:ascii="Times New Roman" w:hAnsi="Times New Roman" w:cs="Times New Roman"/>
           <w:b/>
           <w:bCs/>
           <w:color w:val="auto"/>
-          <w:sz w:val="32"/>
-          <w:szCs w:val="32"/>
+          <w:sz w:val="28"/>
+          <w:szCs w:val="28"/>
         </w:rPr>
         <w:lastRenderedPageBreak/>
         <w:t>СПИСОК ЛИТЕРАТУРЫ</w:t>
       </w:r>
-      <w:bookmarkEnd w:id="23"/>
+      <w:bookmarkEnd w:id="25"/>
     </w:p>
     <w:p>
       <w:pPr>
@@ -13069,7 +13449,7 @@
           <w:ilvl w:val="0"/>
           <w:numId w:val="17"/>
         </w:numPr>
-        <w:spacing w:line="360" w:lineRule="auto"/>
+        <w:spacing w:after="0" w:line="360" w:lineRule="auto"/>
         <w:ind w:left="0" w:firstLine="709"/>
         <w:jc w:val="both"/>
         <w:rPr>
@@ -13129,7 +13509,7 @@
           <w:ilvl w:val="0"/>
           <w:numId w:val="17"/>
         </w:numPr>
-        <w:spacing w:line="360" w:lineRule="auto"/>
+        <w:spacing w:after="0" w:line="360" w:lineRule="auto"/>
         <w:ind w:left="0" w:firstLine="709"/>
         <w:jc w:val="both"/>
         <w:rPr>
@@ -13199,7 +13579,7 @@
           <w:ilvl w:val="0"/>
           <w:numId w:val="17"/>
         </w:numPr>
-        <w:spacing w:line="360" w:lineRule="auto"/>
+        <w:spacing w:after="0" w:line="360" w:lineRule="auto"/>
         <w:ind w:left="0" w:firstLine="709"/>
         <w:jc w:val="both"/>
         <w:rPr>
@@ -13305,7 +13685,7 @@
           <w:ilvl w:val="0"/>
           <w:numId w:val="17"/>
         </w:numPr>
-        <w:spacing w:line="360" w:lineRule="auto"/>
+        <w:spacing w:after="0" w:line="360" w:lineRule="auto"/>
         <w:ind w:left="0" w:firstLine="709"/>
         <w:jc w:val="both"/>
         <w:rPr>
@@ -13365,7 +13745,7 @@
           <w:ilvl w:val="0"/>
           <w:numId w:val="17"/>
         </w:numPr>
-        <w:spacing w:line="360" w:lineRule="auto"/>
+        <w:spacing w:after="0" w:line="360" w:lineRule="auto"/>
         <w:ind w:left="0" w:firstLine="709"/>
         <w:jc w:val="both"/>
         <w:rPr>
@@ -13443,7 +13823,7 @@
           <w:ilvl w:val="0"/>
           <w:numId w:val="17"/>
         </w:numPr>
-        <w:spacing w:line="360" w:lineRule="auto"/>
+        <w:spacing w:after="0" w:line="360" w:lineRule="auto"/>
         <w:ind w:left="0" w:firstLine="709"/>
         <w:jc w:val="both"/>
         <w:rPr>
@@ -13521,7 +13901,7 @@
           <w:ilvl w:val="0"/>
           <w:numId w:val="17"/>
         </w:numPr>
-        <w:spacing w:line="360" w:lineRule="auto"/>
+        <w:spacing w:after="0" w:line="360" w:lineRule="auto"/>
         <w:ind w:left="0" w:firstLine="709"/>
         <w:jc w:val="both"/>
         <w:rPr>
@@ -13581,7 +13961,7 @@
           <w:ilvl w:val="0"/>
           <w:numId w:val="17"/>
         </w:numPr>
-        <w:spacing w:line="360" w:lineRule="auto"/>
+        <w:spacing w:after="0" w:line="360" w:lineRule="auto"/>
         <w:ind w:left="0" w:firstLine="709"/>
         <w:jc w:val="both"/>
         <w:rPr>
@@ -13651,7 +14031,7 @@
           <w:ilvl w:val="0"/>
           <w:numId w:val="17"/>
         </w:numPr>
-        <w:spacing w:line="360" w:lineRule="auto"/>
+        <w:spacing w:after="0" w:line="360" w:lineRule="auto"/>
         <w:ind w:left="0" w:firstLine="709"/>
         <w:jc w:val="both"/>
         <w:rPr>
@@ -13693,7 +14073,7 @@
           <w:ilvl w:val="0"/>
           <w:numId w:val="17"/>
         </w:numPr>
-        <w:spacing w:line="360" w:lineRule="auto"/>
+        <w:spacing w:after="0" w:line="360" w:lineRule="auto"/>
         <w:ind w:left="0" w:firstLine="709"/>
         <w:jc w:val="both"/>
         <w:rPr>
@@ -13710,7 +14090,6 @@
           <w:szCs w:val="28"/>
           <w:lang w:val="en-US"/>
         </w:rPr>
-        <w:lastRenderedPageBreak/>
         <w:t>Android Developers: Guide to app architecture [</w:t>
       </w:r>
       <w:r>
@@ -13809,7 +14188,7 @@
           <w:ilvl w:val="0"/>
           <w:numId w:val="17"/>
         </w:numPr>
-        <w:spacing w:line="360" w:lineRule="auto"/>
+        <w:spacing w:after="0" w:line="360" w:lineRule="auto"/>
         <w:ind w:left="0" w:firstLine="709"/>
         <w:jc w:val="both"/>
         <w:rPr>
@@ -13826,6 +14205,7 @@
           <w:szCs w:val="28"/>
           <w:lang w:val="en-US"/>
         </w:rPr>
+        <w:lastRenderedPageBreak/>
         <w:t>Android Developers: Save data in a local database using Room [</w:t>
       </w:r>
       <w:r>
@@ -13924,7 +14304,7 @@
           <w:ilvl w:val="0"/>
           <w:numId w:val="17"/>
         </w:numPr>
-        <w:spacing w:line="360" w:lineRule="auto"/>
+        <w:spacing w:after="0" w:line="360" w:lineRule="auto"/>
         <w:ind w:left="0" w:firstLine="709"/>
         <w:jc w:val="both"/>
         <w:rPr>
@@ -14039,7 +14419,7 @@
           <w:ilvl w:val="0"/>
           <w:numId w:val="17"/>
         </w:numPr>
-        <w:spacing w:line="360" w:lineRule="auto"/>
+        <w:spacing w:after="0" w:line="360" w:lineRule="auto"/>
         <w:ind w:left="0" w:firstLine="709"/>
         <w:jc w:val="both"/>
         <w:rPr>
@@ -14165,7 +14545,7 @@
           <w:ilvl w:val="0"/>
           <w:numId w:val="17"/>
         </w:numPr>
-        <w:spacing w:line="360" w:lineRule="auto"/>
+        <w:spacing w:after="0" w:line="360" w:lineRule="auto"/>
         <w:ind w:left="0" w:firstLine="709"/>
         <w:jc w:val="both"/>
         <w:rPr>
@@ -14208,7 +14588,7 @@
           <w:ilvl w:val="0"/>
           <w:numId w:val="17"/>
         </w:numPr>
-        <w:spacing w:line="360" w:lineRule="auto"/>
+        <w:spacing w:after="0" w:line="360" w:lineRule="auto"/>
         <w:ind w:left="0" w:firstLine="709"/>
         <w:jc w:val="both"/>
         <w:rPr>
@@ -14340,7 +14720,7 @@
 </file>
 
 <file path=word/numbering.xml><?xml version="1.0" encoding="utf-8"?>
-<w:numbering xmlns:wpc="http://schemas.microsoft.com/office/word/2010/wordprocessingCanvas" xmlns:cx="http://schemas.microsoft.com/office/drawing/2014/chartex" xmlns:cx1="http://schemas.microsoft.com/office/drawing/2015/9/8/chartex" xmlns:cx2="http://schemas.microsoft.com/office/drawing/2015/10/21/chartex" xmlns:cx3="http://schemas.microsoft.com/office/drawing/2016/5/9/chartex" xmlns:cx4="http://schemas.microsoft.com/office/drawing/2016/5/10/chartex" xmlns:cx5="http://schemas.microsoft.com/office/drawing/2016/5/11/chartex" xmlns:cx6="http://schemas.microsoft.com/office/drawing/2016/5/12/chartex" xmlns:cx7="http://schemas.microsoft.com/office/drawing/2016/5/13/chartex" xmlns:cx8="http://schemas.microsoft.com/office/drawing/2016/5/14/chartex" xmlns:mc="http://schemas.openxmlformats.org/markup-compatibility/2006" xmlns:aink="http://schemas.microsoft.com/office/drawing/2016/ink" xmlns:am3d="http://schemas.microsoft.com/office/drawing/2017/model3d" xmlns:o="urn:schemas-microsoft-com:office:office" xmlns:oel="http://schemas.microsoft.com/office/2019/extlst" xmlns:r="http://schemas.openxmlformats.org/officeDocument/2006/relationships" xmlns:m="http://schemas.openxmlformats.org/officeDocument/2006/math" xmlns:v="urn:schemas-microsoft-com:vml" xmlns:wp14="http://schemas.microsoft.com/office/word/2010/wordprocessingDrawing" xmlns:wp="http://schemas.openxmlformats.org/drawingml/2006/wordprocessingDrawing" xmlns:w10="urn:schemas-microsoft-com:office:word" xmlns:w="http://schemas.openxmlformats.org/wordprocessingml/2006/main" xmlns:w14="http://schemas.microsoft.com/office/word/2010/wordml" xmlns:w15="http://schemas.microsoft.com/office/word/2012/wordml" xmlns:w16cex="http://schemas.microsoft.com/office/word/2018/wordml/cex" xmlns:w16cid="http://schemas.microsoft.com/office/word/2016/wordml/cid" xmlns:w16="http://schemas.microsoft.com/office/word/2018/wordml" xmlns:w16sdtdh="http://schemas.microsoft.com/office/word/2020/wordml/sdtdatahash" xmlns:w16se="http://schemas.microsoft.com/office/word/2015/wordml/symex" xmlns:wpg="http://schemas.microsoft.com/office/word/2010/wordprocessingGroup" xmlns:wpi="http://schemas.microsoft.com/office/word/2010/wordprocessingInk" xmlns:wne="http://schemas.microsoft.com/office/word/2006/wordml" xmlns:wps="http://schemas.microsoft.com/office/word/2010/wordprocessingShape" mc:Ignorable="w14 w15 w16se w16cid w16 w16cex w16sdtdh wp14">
+<w:numbering xmlns:wpc="http://schemas.microsoft.com/office/word/2010/wordprocessingCanvas" xmlns:cx="http://schemas.microsoft.com/office/drawing/2014/chartex" xmlns:cx1="http://schemas.microsoft.com/office/drawing/2015/9/8/chartex" xmlns:cx2="http://schemas.microsoft.com/office/drawing/2015/10/21/chartex" xmlns:cx3="http://schemas.microsoft.com/office/drawing/2016/5/9/chartex" xmlns:cx4="http://schemas.microsoft.com/office/drawing/2016/5/10/chartex" xmlns:cx5="http://schemas.microsoft.com/office/drawing/2016/5/11/chartex" xmlns:cx6="http://schemas.microsoft.com/office/drawing/2016/5/12/chartex" xmlns:cx7="http://schemas.microsoft.com/office/drawing/2016/5/13/chartex" xmlns:cx8="http://schemas.microsoft.com/office/drawing/2016/5/14/chartex" xmlns:mc="http://schemas.openxmlformats.org/markup-compatibility/2006" xmlns:aink="http://schemas.microsoft.com/office/drawing/2016/ink" xmlns:am3d="http://schemas.microsoft.com/office/drawing/2017/model3d" xmlns:o="urn:schemas-microsoft-com:office:office" xmlns:r="http://schemas.openxmlformats.org/officeDocument/2006/relationships" xmlns:m="http://schemas.openxmlformats.org/officeDocument/2006/math" xmlns:v="urn:schemas-microsoft-com:vml" xmlns:wp14="http://schemas.microsoft.com/office/word/2010/wordprocessingDrawing" xmlns:wp="http://schemas.openxmlformats.org/drawingml/2006/wordprocessingDrawing" xmlns:w10="urn:schemas-microsoft-com:office:word" xmlns:w="http://schemas.openxmlformats.org/wordprocessingml/2006/main" xmlns:w14="http://schemas.microsoft.com/office/word/2010/wordml" xmlns:w15="http://schemas.microsoft.com/office/word/2012/wordml" xmlns:w16cex="http://schemas.microsoft.com/office/word/2018/wordml/cex" xmlns:w16cid="http://schemas.microsoft.com/office/word/2016/wordml/cid" xmlns:w16="http://schemas.microsoft.com/office/word/2018/wordml" xmlns:w16sdtdh="http://schemas.microsoft.com/office/word/2020/wordml/sdtdatahash" xmlns:w16se="http://schemas.microsoft.com/office/word/2015/wordml/symex" xmlns:wpg="http://schemas.microsoft.com/office/word/2010/wordprocessingGroup" xmlns:wpi="http://schemas.microsoft.com/office/word/2010/wordprocessingInk" xmlns:wne="http://schemas.microsoft.com/office/word/2006/wordml" xmlns:wps="http://schemas.microsoft.com/office/word/2010/wordprocessingShape" mc:Ignorable="w14 w15 w16se w16cid w16 w16cex w16sdtdh wp14">
   <w:abstractNum w:abstractNumId="0" w15:restartNumberingAfterBreak="0">
     <w:nsid w:val="027F7B9B"/>
     <w:multiLevelType w:val="multilevel"/>
@@ -15472,6 +15852,119 @@
     </w:lvl>
   </w:abstractNum>
   <w:abstractNum w:abstractNumId="10" w15:restartNumberingAfterBreak="0">
+    <w:nsid w:val="62063BBE"/>
+    <w:multiLevelType w:val="hybridMultilevel"/>
+    <w:tmpl w:val="56A0C21A"/>
+    <w:lvl w:ilvl="0" w:tplc="04190001">
+      <w:start w:val="1"/>
+      <w:numFmt w:val="bullet"/>
+      <w:lvlText w:val=""/>
+      <w:lvlJc w:val="left"/>
+      <w:pPr>
+        <w:ind w:left="1429" w:hanging="360"/>
+      </w:pPr>
+      <w:rPr>
+        <w:rFonts w:ascii="Symbol" w:hAnsi="Symbol" w:hint="default"/>
+      </w:rPr>
+    </w:lvl>
+    <w:lvl w:ilvl="1" w:tplc="04190003" w:tentative="1">
+      <w:start w:val="1"/>
+      <w:numFmt w:val="bullet"/>
+      <w:lvlText w:val="o"/>
+      <w:lvlJc w:val="left"/>
+      <w:pPr>
+        <w:ind w:left="2149" w:hanging="360"/>
+      </w:pPr>
+      <w:rPr>
+        <w:rFonts w:ascii="Courier New" w:hAnsi="Courier New" w:cs="Courier New" w:hint="default"/>
+      </w:rPr>
+    </w:lvl>
+    <w:lvl w:ilvl="2" w:tplc="04190005" w:tentative="1">
+      <w:start w:val="1"/>
+      <w:numFmt w:val="bullet"/>
+      <w:lvlText w:val=""/>
+      <w:lvlJc w:val="left"/>
+      <w:pPr>
+        <w:ind w:left="2869" w:hanging="360"/>
+      </w:pPr>
+      <w:rPr>
+        <w:rFonts w:ascii="Wingdings" w:hAnsi="Wingdings" w:hint="default"/>
+      </w:rPr>
+    </w:lvl>
+    <w:lvl w:ilvl="3" w:tplc="04190001" w:tentative="1">
+      <w:start w:val="1"/>
+      <w:numFmt w:val="bullet"/>
+      <w:lvlText w:val=""/>
+      <w:lvlJc w:val="left"/>
+      <w:pPr>
+        <w:ind w:left="3589" w:hanging="360"/>
+      </w:pPr>
+      <w:rPr>
+        <w:rFonts w:ascii="Symbol" w:hAnsi="Symbol" w:hint="default"/>
+      </w:rPr>
+    </w:lvl>
+    <w:lvl w:ilvl="4" w:tplc="04190003" w:tentative="1">
+      <w:start w:val="1"/>
+      <w:numFmt w:val="bullet"/>
+      <w:lvlText w:val="o"/>
+      <w:lvlJc w:val="left"/>
+      <w:pPr>
+        <w:ind w:left="4309" w:hanging="360"/>
+      </w:pPr>
+      <w:rPr>
+        <w:rFonts w:ascii="Courier New" w:hAnsi="Courier New" w:cs="Courier New" w:hint="default"/>
+      </w:rPr>
+    </w:lvl>
+    <w:lvl w:ilvl="5" w:tplc="04190005" w:tentative="1">
+      <w:start w:val="1"/>
+      <w:numFmt w:val="bullet"/>
+      <w:lvlText w:val=""/>
+      <w:lvlJc w:val="left"/>
+      <w:pPr>
+        <w:ind w:left="5029" w:hanging="360"/>
+      </w:pPr>
+      <w:rPr>
+        <w:rFonts w:ascii="Wingdings" w:hAnsi="Wingdings" w:hint="default"/>
+      </w:rPr>
+    </w:lvl>
+    <w:lvl w:ilvl="6" w:tplc="04190001" w:tentative="1">
+      <w:start w:val="1"/>
+      <w:numFmt w:val="bullet"/>
+      <w:lvlText w:val=""/>
+      <w:lvlJc w:val="left"/>
+      <w:pPr>
+        <w:ind w:left="5749" w:hanging="360"/>
+      </w:pPr>
+      <w:rPr>
+        <w:rFonts w:ascii="Symbol" w:hAnsi="Symbol" w:hint="default"/>
+      </w:rPr>
+    </w:lvl>
+    <w:lvl w:ilvl="7" w:tplc="04190003" w:tentative="1">
+      <w:start w:val="1"/>
+      <w:numFmt w:val="bullet"/>
+      <w:lvlText w:val="o"/>
+      <w:lvlJc w:val="left"/>
+      <w:pPr>
+        <w:ind w:left="6469" w:hanging="360"/>
+      </w:pPr>
+      <w:rPr>
+        <w:rFonts w:ascii="Courier New" w:hAnsi="Courier New" w:cs="Courier New" w:hint="default"/>
+      </w:rPr>
+    </w:lvl>
+    <w:lvl w:ilvl="8" w:tplc="04190005" w:tentative="1">
+      <w:start w:val="1"/>
+      <w:numFmt w:val="bullet"/>
+      <w:lvlText w:val=""/>
+      <w:lvlJc w:val="left"/>
+      <w:pPr>
+        <w:ind w:left="7189" w:hanging="360"/>
+      </w:pPr>
+      <w:rPr>
+        <w:rFonts w:ascii="Wingdings" w:hAnsi="Wingdings" w:hint="default"/>
+      </w:rPr>
+    </w:lvl>
+  </w:abstractNum>
+  <w:abstractNum w:abstractNumId="11" w15:restartNumberingAfterBreak="0">
     <w:nsid w:val="6A7858A9"/>
     <w:multiLevelType w:val="multilevel"/>
     <w:tmpl w:val="0E2C1692"/>
@@ -15584,7 +16077,7 @@
       </w:pPr>
     </w:lvl>
   </w:abstractNum>
-  <w:abstractNum w:abstractNumId="11" w15:restartNumberingAfterBreak="0">
+  <w:abstractNum w:abstractNumId="12" w15:restartNumberingAfterBreak="0">
     <w:nsid w:val="6AA640EF"/>
     <w:multiLevelType w:val="multilevel"/>
     <w:tmpl w:val="87A2ECF4"/>
@@ -15697,7 +16190,7 @@
       </w:pPr>
     </w:lvl>
   </w:abstractNum>
-  <w:abstractNum w:abstractNumId="12" w15:restartNumberingAfterBreak="0">
+  <w:abstractNum w:abstractNumId="13" w15:restartNumberingAfterBreak="0">
     <w:nsid w:val="6D7B64F4"/>
     <w:multiLevelType w:val="multilevel"/>
     <w:tmpl w:val="4FEC7520"/>
@@ -15810,7 +16303,7 @@
       </w:pPr>
     </w:lvl>
   </w:abstractNum>
-  <w:abstractNum w:abstractNumId="13" w15:restartNumberingAfterBreak="0">
+  <w:abstractNum w:abstractNumId="14" w15:restartNumberingAfterBreak="0">
     <w:nsid w:val="758B1DD5"/>
     <w:multiLevelType w:val="multilevel"/>
     <w:tmpl w:val="393C39EA"/>
@@ -15923,7 +16416,7 @@
       </w:pPr>
     </w:lvl>
   </w:abstractNum>
-  <w:abstractNum w:abstractNumId="14" w15:restartNumberingAfterBreak="0">
+  <w:abstractNum w:abstractNumId="15" w15:restartNumberingAfterBreak="0">
     <w:nsid w:val="778E4B56"/>
     <w:multiLevelType w:val="multilevel"/>
     <w:tmpl w:val="B73C2814"/>
@@ -16036,7 +16529,7 @@
       </w:pPr>
     </w:lvl>
   </w:abstractNum>
-  <w:abstractNum w:abstractNumId="15" w15:restartNumberingAfterBreak="0">
+  <w:abstractNum w:abstractNumId="16" w15:restartNumberingAfterBreak="0">
     <w:nsid w:val="78941091"/>
     <w:multiLevelType w:val="multilevel"/>
     <w:tmpl w:val="98183C4A"/>
@@ -16149,7 +16642,7 @@
       </w:pPr>
     </w:lvl>
   </w:abstractNum>
-  <w:abstractNum w:abstractNumId="16" w15:restartNumberingAfterBreak="0">
+  <w:abstractNum w:abstractNumId="17" w15:restartNumberingAfterBreak="0">
     <w:nsid w:val="7F71551A"/>
     <w:multiLevelType w:val="multilevel"/>
     <w:tmpl w:val="2F0E7E2E"/>
@@ -16262,56 +16755,59 @@
       </w:pPr>
     </w:lvl>
   </w:abstractNum>
-  <w:num w:numId="1" w16cid:durableId="402411987">
+  <w:num w:numId="1">
     <w:abstractNumId w:val="2"/>
   </w:num>
-  <w:num w:numId="2" w16cid:durableId="1775440298">
+  <w:num w:numId="2">
     <w:abstractNumId w:val="6"/>
   </w:num>
-  <w:num w:numId="3" w16cid:durableId="170067273">
+  <w:num w:numId="3">
     <w:abstractNumId w:val="7"/>
   </w:num>
-  <w:num w:numId="4" w16cid:durableId="1924026796">
+  <w:num w:numId="4">
+    <w:abstractNumId w:val="13"/>
+  </w:num>
+  <w:num w:numId="5">
+    <w:abstractNumId w:val="5"/>
+  </w:num>
+  <w:num w:numId="6">
+    <w:abstractNumId w:val="11"/>
+  </w:num>
+  <w:num w:numId="7">
+    <w:abstractNumId w:val="1"/>
+  </w:num>
+  <w:num w:numId="8">
     <w:abstractNumId w:val="12"/>
   </w:num>
-  <w:num w:numId="5" w16cid:durableId="1932663758">
-    <w:abstractNumId w:val="5"/>
+  <w:num w:numId="9">
+    <w:abstractNumId w:val="15"/>
   </w:num>
-  <w:num w:numId="6" w16cid:durableId="377049316">
-    <w:abstractNumId w:val="10"/>
+  <w:num w:numId="10">
+    <w:abstractNumId w:val="16"/>
   </w:num>
-  <w:num w:numId="7" w16cid:durableId="1875537729">
-    <w:abstractNumId w:val="1"/>
+  <w:num w:numId="11">
+    <w:abstractNumId w:val="0"/>
   </w:num>
-  <w:num w:numId="8" w16cid:durableId="133648608">
-    <w:abstractNumId w:val="11"/>
-  </w:num>
-  <w:num w:numId="9" w16cid:durableId="1739861060">
+  <w:num w:numId="12">
     <w:abstractNumId w:val="14"/>
   </w:num>
-  <w:num w:numId="10" w16cid:durableId="786193247">
-    <w:abstractNumId w:val="15"/>
-  </w:num>
-  <w:num w:numId="11" w16cid:durableId="1263688546">
-    <w:abstractNumId w:val="0"/>
-  </w:num>
-  <w:num w:numId="12" w16cid:durableId="501621906">
-    <w:abstractNumId w:val="13"/>
-  </w:num>
-  <w:num w:numId="13" w16cid:durableId="266816239">
+  <w:num w:numId="13">
     <w:abstractNumId w:val="4"/>
   </w:num>
-  <w:num w:numId="14" w16cid:durableId="70395000">
-    <w:abstractNumId w:val="16"/>
+  <w:num w:numId="14">
+    <w:abstractNumId w:val="17"/>
   </w:num>
-  <w:num w:numId="15" w16cid:durableId="981039389">
+  <w:num w:numId="15">
     <w:abstractNumId w:val="8"/>
   </w:num>
-  <w:num w:numId="16" w16cid:durableId="43869175">
+  <w:num w:numId="16">
     <w:abstractNumId w:val="3"/>
   </w:num>
-  <w:num w:numId="17" w16cid:durableId="287854518">
+  <w:num w:numId="17">
     <w:abstractNumId w:val="9"/>
+  </w:num>
+  <w:num w:numId="18">
+    <w:abstractNumId w:val="10"/>
   </w:num>
 </w:numbering>
 </file>
@@ -16917,6 +17413,7 @@
   <w:style w:type="character" w:default="1" w:styleId="a0">
     <w:name w:val="Default Paragraph Font"/>
     <w:uiPriority w:val="1"/>
+    <w:semiHidden/>
     <w:unhideWhenUsed/>
   </w:style>
   <w:style w:type="table" w:default="1" w:styleId="a1">

--- a/Курсовая работа ТурсуновАА.docx
+++ b/Курсовая работа ТурсуновАА.docx
@@ -1,9 +1,10 @@
 
 <file path=word/document.xml><?xml version="1.0" encoding="utf-8"?>
-<w:document xmlns:wpc="http://schemas.microsoft.com/office/word/2010/wordprocessingCanvas" xmlns:cx="http://schemas.microsoft.com/office/drawing/2014/chartex" xmlns:cx1="http://schemas.microsoft.com/office/drawing/2015/9/8/chartex" xmlns:cx2="http://schemas.microsoft.com/office/drawing/2015/10/21/chartex" xmlns:cx3="http://schemas.microsoft.com/office/drawing/2016/5/9/chartex" xmlns:cx4="http://schemas.microsoft.com/office/drawing/2016/5/10/chartex" xmlns:cx5="http://schemas.microsoft.com/office/drawing/2016/5/11/chartex" xmlns:cx6="http://schemas.microsoft.com/office/drawing/2016/5/12/chartex" xmlns:cx7="http://schemas.microsoft.com/office/drawing/2016/5/13/chartex" xmlns:cx8="http://schemas.microsoft.com/office/drawing/2016/5/14/chartex" xmlns:mc="http://schemas.openxmlformats.org/markup-compatibility/2006" xmlns:aink="http://schemas.microsoft.com/office/drawing/2016/ink" xmlns:am3d="http://schemas.microsoft.com/office/drawing/2017/model3d" xmlns:o="urn:schemas-microsoft-com:office:office" xmlns:r="http://schemas.openxmlformats.org/officeDocument/2006/relationships" xmlns:m="http://schemas.openxmlformats.org/officeDocument/2006/math" xmlns:v="urn:schemas-microsoft-com:vml" xmlns:wp14="http://schemas.microsoft.com/office/word/2010/wordprocessingDrawing" xmlns:wp="http://schemas.openxmlformats.org/drawingml/2006/wordprocessingDrawing" xmlns:w10="urn:schemas-microsoft-com:office:word" xmlns:w="http://schemas.openxmlformats.org/wordprocessingml/2006/main" xmlns:w14="http://schemas.microsoft.com/office/word/2010/wordml" xmlns:w15="http://schemas.microsoft.com/office/word/2012/wordml" xmlns:w16cex="http://schemas.microsoft.com/office/word/2018/wordml/cex" xmlns:w16cid="http://schemas.microsoft.com/office/word/2016/wordml/cid" xmlns:w16="http://schemas.microsoft.com/office/word/2018/wordml" xmlns:w16sdtdh="http://schemas.microsoft.com/office/word/2020/wordml/sdtdatahash" xmlns:w16se="http://schemas.microsoft.com/office/word/2015/wordml/symex" xmlns:wpg="http://schemas.microsoft.com/office/word/2010/wordprocessingGroup" xmlns:wpi="http://schemas.microsoft.com/office/word/2010/wordprocessingInk" xmlns:wne="http://schemas.microsoft.com/office/word/2006/wordml" xmlns:wps="http://schemas.microsoft.com/office/word/2010/wordprocessingShape" mc:Ignorable="w14 w15 w16se w16cid w16 w16cex w16sdtdh wp14">
+<w:document xmlns:wpc="http://schemas.microsoft.com/office/word/2010/wordprocessingCanvas" xmlns:cx="http://schemas.microsoft.com/office/drawing/2014/chartex" xmlns:cx1="http://schemas.microsoft.com/office/drawing/2015/9/8/chartex" xmlns:cx2="http://schemas.microsoft.com/office/drawing/2015/10/21/chartex" xmlns:cx3="http://schemas.microsoft.com/office/drawing/2016/5/9/chartex" xmlns:cx4="http://schemas.microsoft.com/office/drawing/2016/5/10/chartex" xmlns:cx5="http://schemas.microsoft.com/office/drawing/2016/5/11/chartex" xmlns:cx6="http://schemas.microsoft.com/office/drawing/2016/5/12/chartex" xmlns:cx7="http://schemas.microsoft.com/office/drawing/2016/5/13/chartex" xmlns:cx8="http://schemas.microsoft.com/office/drawing/2016/5/14/chartex" xmlns:mc="http://schemas.openxmlformats.org/markup-compatibility/2006" xmlns:aink="http://schemas.microsoft.com/office/drawing/2016/ink" xmlns:am3d="http://schemas.microsoft.com/office/drawing/2017/model3d" xmlns:o="urn:schemas-microsoft-com:office:office" xmlns:oel="http://schemas.microsoft.com/office/2019/extlst" xmlns:r="http://schemas.openxmlformats.org/officeDocument/2006/relationships" xmlns:m="http://schemas.openxmlformats.org/officeDocument/2006/math" xmlns:v="urn:schemas-microsoft-com:vml" xmlns:wp14="http://schemas.microsoft.com/office/word/2010/wordprocessingDrawing" xmlns:wp="http://schemas.openxmlformats.org/drawingml/2006/wordprocessingDrawing" xmlns:w10="urn:schemas-microsoft-com:office:word" xmlns:w="http://schemas.openxmlformats.org/wordprocessingml/2006/main" xmlns:w14="http://schemas.microsoft.com/office/word/2010/wordml" xmlns:w15="http://schemas.microsoft.com/office/word/2012/wordml" xmlns:w16cex="http://schemas.microsoft.com/office/word/2018/wordml/cex" xmlns:w16cid="http://schemas.microsoft.com/office/word/2016/wordml/cid" xmlns:w16="http://schemas.microsoft.com/office/word/2018/wordml" xmlns:w16sdtdh="http://schemas.microsoft.com/office/word/2020/wordml/sdtdatahash" xmlns:w16se="http://schemas.microsoft.com/office/word/2015/wordml/symex" xmlns:wpg="http://schemas.microsoft.com/office/word/2010/wordprocessingGroup" xmlns:wpi="http://schemas.microsoft.com/office/word/2010/wordprocessingInk" xmlns:wne="http://schemas.microsoft.com/office/word/2006/wordml" xmlns:wps="http://schemas.microsoft.com/office/word/2010/wordprocessingShape" mc:Ignorable="w14 w15 w16se w16cid w16 w16cex w16sdtdh wp14">
   <w:body>
     <w:p>
       <w:pPr>
+        <w:spacing w:after="0" w:line="360" w:lineRule="auto"/>
         <w:jc w:val="center"/>
         <w:rPr>
           <w:rFonts w:ascii="Times New Roman" w:hAnsi="Times New Roman" w:cs="Times New Roman"/>
@@ -13,6 +14,9 @@
           <w:szCs w:val="28"/>
         </w:rPr>
       </w:pPr>
+      <w:bookmarkStart w:id="0" w:name="_Hlk192759052"/>
+      <w:bookmarkStart w:id="1" w:name="_Hlk180577329"/>
+      <w:bookmarkEnd w:id="0"/>
       <w:r>
         <w:rPr>
           <w:rFonts w:ascii="Times New Roman" w:hAnsi="Times New Roman" w:cs="Times New Roman"/>
@@ -21,16 +25,9 @@
           <w:sz w:val="28"/>
           <w:szCs w:val="28"/>
         </w:rPr>
-        <w:t>САНКТ-ПЕТЕРБУРГСКОЕ ГОСУДАРСТВЕННОЕ БЮДЖЕТНОЕ</w:t>
-      </w:r>
-      <w:r>
-        <w:rPr>
-          <w:rFonts w:ascii="Times New Roman" w:hAnsi="Times New Roman" w:cs="Times New Roman"/>
-          <w:sz w:val="28"/>
-          <w:szCs w:val="28"/>
-        </w:rPr>
-        <w:br/>
-      </w:r>
+        <w:t xml:space="preserve">   </w:t>
+      </w:r>
+      <w:bookmarkEnd w:id="1"/>
       <w:r>
         <w:rPr>
           <w:rFonts w:ascii="Times New Roman" w:hAnsi="Times New Roman" w:cs="Times New Roman"/>
@@ -39,17 +36,13 @@
           <w:sz w:val="28"/>
           <w:szCs w:val="28"/>
         </w:rPr>
-        <w:t>ПРОФЕССИОНАЛЬНОЕ ОБРАЗОВАТЕЛЬНОЕ УЧРЕЖДЕНИЕ</w:t>
-      </w:r>
-      <w:r>
-        <w:rPr>
-          <w:rFonts w:ascii="Times New Roman" w:hAnsi="Times New Roman" w:cs="Times New Roman"/>
-          <w:sz w:val="28"/>
-          <w:szCs w:val="28"/>
-        </w:rPr>
-        <w:br/>
-      </w:r>
-      <w:r>
+        <w:t>САНКТ-ПЕТЕРБУРГСКОЕ ГОСУДАРСТВЕННОЕ БЮДЖЕТНОЕ</w:t>
+      </w:r>
+    </w:p>
+    <w:p>
+      <w:pPr>
+        <w:spacing w:after="0" w:line="360" w:lineRule="auto"/>
+        <w:jc w:val="center"/>
         <w:rPr>
           <w:rFonts w:ascii="Times New Roman" w:hAnsi="Times New Roman" w:cs="Times New Roman"/>
           <w:b/>
@@ -57,12 +50,8 @@
           <w:sz w:val="28"/>
           <w:szCs w:val="28"/>
         </w:rPr>
-        <w:t>«ИЖОРСКИЙ КОЛЛЕДЖ»</w:t>
-      </w:r>
-    </w:p>
-    <w:p>
-      <w:pPr>
-        <w:jc w:val="center"/>
+      </w:pPr>
+      <w:r>
         <w:rPr>
           <w:rFonts w:ascii="Times New Roman" w:hAnsi="Times New Roman" w:cs="Times New Roman"/>
           <w:b/>
@@ -70,20 +59,12 @@
           <w:sz w:val="28"/>
           <w:szCs w:val="28"/>
         </w:rPr>
-      </w:pPr>
-    </w:p>
-    <w:p>
-      <w:pPr>
-        <w:jc w:val="center"/>
-        <w:rPr>
-          <w:rFonts w:ascii="Times New Roman" w:hAnsi="Times New Roman" w:cs="Times New Roman"/>
-          <w:sz w:val="28"/>
-          <w:szCs w:val="28"/>
-        </w:rPr>
-      </w:pPr>
-    </w:p>
-    <w:p>
-      <w:pPr>
+        <w:t>ПРОФЕССИОНАЛЬНОЕ ОБРАЗОВАТЕЛЬНОЕ УЧРЕЖДЕНИЕ</w:t>
+      </w:r>
+    </w:p>
+    <w:p>
+      <w:pPr>
+        <w:spacing w:after="0" w:line="360" w:lineRule="auto"/>
         <w:jc w:val="center"/>
         <w:rPr>
           <w:rFonts w:ascii="Times New Roman" w:hAnsi="Times New Roman" w:cs="Times New Roman"/>
@@ -101,12 +82,12 @@
           <w:sz w:val="28"/>
           <w:szCs w:val="28"/>
         </w:rPr>
-        <w:t>КУРСОВАЯ РАБОТА</w:t>
-      </w:r>
-    </w:p>
-    <w:p>
-      <w:pPr>
-        <w:jc w:val="center"/>
+        <w:t>«ИЖОРСКИЙ ПОЛИТЕХНИЧЕСКИЙ КОЛЛЕДЖ»</w:t>
+      </w:r>
+    </w:p>
+    <w:p>
+      <w:pPr>
+        <w:spacing w:after="0" w:line="360" w:lineRule="auto"/>
         <w:rPr>
           <w:rFonts w:ascii="Times New Roman" w:hAnsi="Times New Roman" w:cs="Times New Roman"/>
           <w:b/>
@@ -118,23 +99,7 @@
     </w:p>
     <w:p>
       <w:pPr>
-        <w:jc w:val="center"/>
-        <w:rPr>
-          <w:rFonts w:ascii="Times New Roman" w:hAnsi="Times New Roman" w:cs="Times New Roman"/>
-          <w:sz w:val="28"/>
-          <w:szCs w:val="28"/>
-        </w:rPr>
-      </w:pPr>
-    </w:p>
-    <w:p>
-      <w:pPr>
-        <w:rPr>
-          <w:rFonts w:ascii="Times New Roman" w:hAnsi="Times New Roman" w:cs="Times New Roman"/>
-          <w:sz w:val="28"/>
-          <w:szCs w:val="28"/>
-        </w:rPr>
-      </w:pPr>
-      <w:r>
+        <w:spacing w:after="0" w:line="360" w:lineRule="auto"/>
         <w:rPr>
           <w:rFonts w:ascii="Times New Roman" w:hAnsi="Times New Roman" w:cs="Times New Roman"/>
           <w:b/>
@@ -142,17 +107,12 @@
           <w:sz w:val="28"/>
           <w:szCs w:val="28"/>
         </w:rPr>
-        <w:t>Тема «Разработка мобильного приложения для учета личных финансов»</w:t>
-      </w:r>
-      <w:r>
-        <w:rPr>
-          <w:rFonts w:ascii="Times New Roman" w:hAnsi="Times New Roman" w:cs="Times New Roman"/>
-          <w:sz w:val="28"/>
-          <w:szCs w:val="28"/>
-        </w:rPr>
-        <w:br/>
-      </w:r>
-      <w:r>
+      </w:pPr>
+    </w:p>
+    <w:p>
+      <w:pPr>
+        <w:spacing w:after="0" w:line="360" w:lineRule="auto"/>
+        <w:jc w:val="center"/>
         <w:rPr>
           <w:rFonts w:ascii="Times New Roman" w:hAnsi="Times New Roman" w:cs="Times New Roman"/>
           <w:b/>
@@ -160,9 +120,12 @@
           <w:sz w:val="28"/>
           <w:szCs w:val="28"/>
         </w:rPr>
-        <w:t>По МДК</w:t>
-      </w:r>
-      <w:r>
+      </w:pPr>
+    </w:p>
+    <w:p>
+      <w:pPr>
+        <w:spacing w:after="0" w:line="360" w:lineRule="auto"/>
+        <w:jc w:val="center"/>
         <w:rPr>
           <w:rFonts w:ascii="Times New Roman" w:hAnsi="Times New Roman" w:cs="Times New Roman"/>
           <w:b/>
@@ -170,9 +133,12 @@
           <w:sz w:val="28"/>
           <w:szCs w:val="28"/>
         </w:rPr>
-        <w:t xml:space="preserve"> </w:t>
-      </w:r>
-      <w:r>
+      </w:pPr>
+    </w:p>
+    <w:p>
+      <w:pPr>
+        <w:spacing w:after="0" w:line="360" w:lineRule="auto"/>
+        <w:jc w:val="center"/>
         <w:rPr>
           <w:rFonts w:ascii="Times New Roman" w:hAnsi="Times New Roman" w:cs="Times New Roman"/>
           <w:b/>
@@ -180,11 +146,102 @@
           <w:sz w:val="28"/>
           <w:szCs w:val="28"/>
         </w:rPr>
-        <w:t>01.03 Разработка мобильных приложений</w:t>
-      </w:r>
-    </w:p>
-    <w:p>
-      <w:pPr>
+      </w:pPr>
+      <w:r>
+        <w:rPr>
+          <w:rFonts w:ascii="Times New Roman" w:hAnsi="Times New Roman" w:cs="Times New Roman"/>
+          <w:b/>
+          <w:bCs/>
+          <w:sz w:val="28"/>
+          <w:szCs w:val="28"/>
+        </w:rPr>
+        <w:t>КУРСОВАЯ РАБОТА</w:t>
+      </w:r>
+    </w:p>
+    <w:p>
+      <w:pPr>
+        <w:spacing w:after="0" w:line="360" w:lineRule="auto"/>
+        <w:jc w:val="center"/>
+        <w:rPr>
+          <w:rFonts w:ascii="Times New Roman" w:hAnsi="Times New Roman" w:cs="Times New Roman"/>
+          <w:b/>
+          <w:bCs/>
+          <w:sz w:val="28"/>
+          <w:szCs w:val="28"/>
+        </w:rPr>
+      </w:pPr>
+    </w:p>
+    <w:p>
+      <w:pPr>
+        <w:spacing w:after="0" w:line="360" w:lineRule="auto"/>
+        <w:jc w:val="center"/>
+        <w:rPr>
+          <w:rFonts w:ascii="Times New Roman" w:hAnsi="Times New Roman" w:cs="Times New Roman"/>
+          <w:b/>
+          <w:bCs/>
+          <w:sz w:val="28"/>
+          <w:szCs w:val="28"/>
+        </w:rPr>
+      </w:pPr>
+      <w:r>
+        <w:rPr>
+          <w:rFonts w:ascii="Times New Roman" w:hAnsi="Times New Roman" w:cs="Times New Roman"/>
+          <w:b/>
+          <w:bCs/>
+          <w:sz w:val="28"/>
+          <w:szCs w:val="28"/>
+        </w:rPr>
+        <w:t>Тема «Разработка мобильного приложения»</w:t>
+      </w:r>
+    </w:p>
+    <w:p>
+      <w:pPr>
+        <w:spacing w:after="0" w:line="360" w:lineRule="auto"/>
+        <w:jc w:val="center"/>
+        <w:rPr>
+          <w:rFonts w:ascii="Times New Roman" w:hAnsi="Times New Roman" w:cs="Times New Roman"/>
+          <w:b/>
+          <w:bCs/>
+          <w:sz w:val="28"/>
+          <w:szCs w:val="28"/>
+        </w:rPr>
+      </w:pPr>
+      <w:r>
+        <w:rPr>
+          <w:rFonts w:ascii="Times New Roman" w:hAnsi="Times New Roman" w:cs="Times New Roman"/>
+          <w:b/>
+          <w:bCs/>
+          <w:sz w:val="28"/>
+          <w:szCs w:val="28"/>
+        </w:rPr>
+        <w:t>По МДК 01.03 Разработка мобильных приложений</w:t>
+      </w:r>
+    </w:p>
+    <w:p>
+      <w:pPr>
+        <w:spacing w:after="0" w:line="360" w:lineRule="auto"/>
+        <w:jc w:val="center"/>
+        <w:rPr>
+          <w:rFonts w:ascii="Times New Roman" w:hAnsi="Times New Roman" w:cs="Times New Roman"/>
+          <w:sz w:val="28"/>
+          <w:szCs w:val="28"/>
+        </w:rPr>
+      </w:pPr>
+    </w:p>
+    <w:p>
+      <w:pPr>
+        <w:spacing w:after="0" w:line="360" w:lineRule="auto"/>
+        <w:jc w:val="center"/>
+        <w:rPr>
+          <w:rFonts w:ascii="Times New Roman" w:hAnsi="Times New Roman" w:cs="Times New Roman"/>
+          <w:sz w:val="28"/>
+          <w:szCs w:val="28"/>
+        </w:rPr>
+      </w:pPr>
+    </w:p>
+    <w:p>
+      <w:pPr>
+        <w:spacing w:after="0" w:line="360" w:lineRule="auto"/>
         <w:rPr>
           <w:rFonts w:ascii="Times New Roman" w:hAnsi="Times New Roman" w:cs="Times New Roman"/>
           <w:sz w:val="28"/>
@@ -202,190 +259,182 @@
     </w:p>
     <w:p>
       <w:pPr>
-        <w:rPr>
-          <w:rFonts w:ascii="Times New Roman" w:hAnsi="Times New Roman" w:cs="Times New Roman"/>
-          <w:sz w:val="28"/>
-          <w:szCs w:val="28"/>
-        </w:rPr>
-      </w:pPr>
-    </w:p>
-    <w:p>
-      <w:pPr>
-        <w:jc w:val="right"/>
-        <w:rPr>
-          <w:rFonts w:ascii="Times New Roman" w:hAnsi="Times New Roman" w:cs="Times New Roman"/>
-          <w:sz w:val="28"/>
-          <w:szCs w:val="28"/>
-        </w:rPr>
-      </w:pPr>
-      <w:r>
-        <w:rPr>
-          <w:rFonts w:ascii="Times New Roman" w:hAnsi="Times New Roman" w:cs="Times New Roman"/>
-          <w:sz w:val="28"/>
-          <w:szCs w:val="28"/>
-        </w:rPr>
-        <w:t>Студент _____________________________</w:t>
-      </w:r>
-      <w:r>
-        <w:rPr>
-          <w:rFonts w:ascii="Times New Roman" w:hAnsi="Times New Roman" w:cs="Times New Roman"/>
-          <w:sz w:val="28"/>
-          <w:szCs w:val="28"/>
-        </w:rPr>
-        <w:br/>
-      </w:r>
-      <w:r>
+        <w:spacing w:after="0" w:line="360" w:lineRule="auto"/>
+        <w:jc w:val="center"/>
+        <w:rPr>
+          <w:rFonts w:ascii="Times New Roman" w:hAnsi="Times New Roman" w:cs="Times New Roman"/>
+          <w:sz w:val="28"/>
+          <w:szCs w:val="28"/>
+        </w:rPr>
+      </w:pPr>
+    </w:p>
+    <w:p>
+      <w:pPr>
+        <w:spacing w:after="0" w:line="360" w:lineRule="auto"/>
+        <w:rPr>
+          <w:rFonts w:ascii="Times New Roman" w:hAnsi="Times New Roman" w:cs="Times New Roman"/>
+          <w:sz w:val="28"/>
+          <w:szCs w:val="28"/>
+        </w:rPr>
+      </w:pPr>
+      <w:r>
+        <w:rPr>
+          <w:rFonts w:ascii="Times New Roman" w:hAnsi="Times New Roman" w:cs="Times New Roman"/>
+          <w:sz w:val="28"/>
+          <w:szCs w:val="28"/>
+        </w:rPr>
+        <w:t xml:space="preserve">Студент </w:t>
+      </w:r>
+      <w:r>
+        <w:rPr>
+          <w:rFonts w:ascii="Times New Roman" w:hAnsi="Times New Roman" w:cs="Times New Roman"/>
+          <w:sz w:val="28"/>
+          <w:szCs w:val="28"/>
+        </w:rPr>
+        <w:t>Турсунов А.А.</w:t>
+      </w:r>
+    </w:p>
+    <w:p>
+      <w:pPr>
+        <w:spacing w:after="0" w:line="360" w:lineRule="auto"/>
         <w:rPr>
           <w:rFonts w:ascii="Times New Roman" w:hAnsi="Times New Roman" w:cs="Times New Roman"/>
           <w:i/>
           <w:iCs/>
-          <w:sz w:val="28"/>
-          <w:szCs w:val="28"/>
+        </w:rPr>
+      </w:pPr>
+      <w:r>
+        <w:rPr>
+          <w:rFonts w:ascii="Times New Roman" w:hAnsi="Times New Roman" w:cs="Times New Roman"/>
+          <w:i/>
+          <w:iCs/>
         </w:rPr>
         <w:t>фамилия, инициалы, подпись</w:t>
       </w:r>
     </w:p>
     <w:p>
       <w:pPr>
-        <w:jc w:val="right"/>
-        <w:rPr>
-          <w:rFonts w:ascii="Times New Roman" w:hAnsi="Times New Roman" w:cs="Times New Roman"/>
-          <w:sz w:val="28"/>
-          <w:szCs w:val="28"/>
-        </w:rPr>
-      </w:pPr>
-      <w:r>
-        <w:rPr>
-          <w:rFonts w:ascii="Times New Roman" w:hAnsi="Times New Roman" w:cs="Times New Roman"/>
-          <w:sz w:val="28"/>
-          <w:szCs w:val="28"/>
-        </w:rPr>
-        <w:t>Группа ______ Курс ______</w:t>
-      </w:r>
-    </w:p>
-    <w:p>
-      <w:pPr>
-        <w:jc w:val="right"/>
-        <w:rPr>
-          <w:rFonts w:ascii="Times New Roman" w:hAnsi="Times New Roman" w:cs="Times New Roman"/>
-          <w:sz w:val="28"/>
-          <w:szCs w:val="28"/>
-        </w:rPr>
-      </w:pPr>
-      <w:r>
-        <w:rPr>
-          <w:rFonts w:ascii="Times New Roman" w:hAnsi="Times New Roman" w:cs="Times New Roman"/>
-          <w:sz w:val="28"/>
-          <w:szCs w:val="28"/>
-        </w:rPr>
-        <w:t>Руководитель ________________________</w:t>
-      </w:r>
-    </w:p>
-    <w:p>
-      <w:pPr>
-        <w:jc w:val="right"/>
-        <w:rPr>
-          <w:rFonts w:ascii="Times New Roman" w:hAnsi="Times New Roman" w:cs="Times New Roman"/>
-          <w:sz w:val="28"/>
-          <w:szCs w:val="28"/>
-        </w:rPr>
-      </w:pPr>
-    </w:p>
-    <w:p>
-      <w:pPr>
-        <w:jc w:val="right"/>
-        <w:rPr>
-          <w:rFonts w:ascii="Times New Roman" w:hAnsi="Times New Roman" w:cs="Times New Roman"/>
-          <w:sz w:val="28"/>
-          <w:szCs w:val="28"/>
-        </w:rPr>
-      </w:pPr>
-    </w:p>
-    <w:p>
-      <w:pPr>
-        <w:jc w:val="right"/>
-        <w:rPr>
-          <w:rFonts w:ascii="Times New Roman" w:hAnsi="Times New Roman" w:cs="Times New Roman"/>
-          <w:sz w:val="28"/>
-          <w:szCs w:val="28"/>
-        </w:rPr>
-      </w:pPr>
-    </w:p>
-    <w:p>
-      <w:pPr>
-        <w:jc w:val="right"/>
-        <w:rPr>
-          <w:rFonts w:ascii="Times New Roman" w:hAnsi="Times New Roman" w:cs="Times New Roman"/>
-          <w:sz w:val="28"/>
-          <w:szCs w:val="28"/>
-        </w:rPr>
-      </w:pPr>
-    </w:p>
-    <w:p>
-      <w:pPr>
-        <w:rPr>
-          <w:rFonts w:ascii="Times New Roman" w:hAnsi="Times New Roman" w:cs="Times New Roman"/>
-          <w:sz w:val="28"/>
-          <w:szCs w:val="28"/>
-        </w:rPr>
-      </w:pPr>
-    </w:p>
-    <w:p>
-      <w:pPr>
-        <w:rPr>
-          <w:rFonts w:ascii="Times New Roman" w:hAnsi="Times New Roman" w:cs="Times New Roman"/>
-          <w:sz w:val="28"/>
-          <w:szCs w:val="28"/>
-        </w:rPr>
-      </w:pPr>
-    </w:p>
-    <w:p>
-      <w:pPr>
-        <w:rPr>
-          <w:rFonts w:ascii="Times New Roman" w:hAnsi="Times New Roman" w:cs="Times New Roman"/>
-          <w:sz w:val="28"/>
-          <w:szCs w:val="28"/>
-        </w:rPr>
-      </w:pPr>
-    </w:p>
-    <w:p>
-      <w:pPr>
-        <w:rPr>
-          <w:rFonts w:ascii="Times New Roman" w:hAnsi="Times New Roman" w:cs="Times New Roman"/>
-          <w:sz w:val="28"/>
-          <w:szCs w:val="28"/>
-        </w:rPr>
-      </w:pPr>
-    </w:p>
-    <w:p>
-      <w:pPr>
-        <w:rPr>
-          <w:rFonts w:ascii="Times New Roman" w:hAnsi="Times New Roman" w:cs="Times New Roman"/>
-          <w:sz w:val="28"/>
-          <w:szCs w:val="28"/>
-        </w:rPr>
-      </w:pPr>
-    </w:p>
-    <w:p>
-      <w:pPr>
-        <w:rPr>
-          <w:rFonts w:ascii="Times New Roman" w:hAnsi="Times New Roman" w:cs="Times New Roman"/>
-          <w:sz w:val="28"/>
-          <w:szCs w:val="28"/>
-        </w:rPr>
-      </w:pPr>
-    </w:p>
-    <w:p>
-      <w:pPr>
-        <w:rPr>
-          <w:rFonts w:ascii="Times New Roman" w:hAnsi="Times New Roman" w:cs="Times New Roman"/>
-          <w:sz w:val="28"/>
-          <w:szCs w:val="28"/>
-        </w:rPr>
-      </w:pPr>
-    </w:p>
-    <w:p>
-      <w:pPr>
+        <w:spacing w:after="0" w:line="360" w:lineRule="auto"/>
+        <w:rPr>
+          <w:rFonts w:ascii="Times New Roman" w:hAnsi="Times New Roman" w:cs="Times New Roman"/>
+          <w:i/>
+          <w:iCs/>
+          <w:sz w:val="28"/>
+          <w:szCs w:val="28"/>
+        </w:rPr>
+      </w:pPr>
+    </w:p>
+    <w:p>
+      <w:pPr>
+        <w:spacing w:after="0" w:line="360" w:lineRule="auto"/>
+        <w:rPr>
+          <w:rFonts w:ascii="Times New Roman" w:hAnsi="Times New Roman" w:cs="Times New Roman"/>
+          <w:sz w:val="28"/>
+          <w:szCs w:val="28"/>
+        </w:rPr>
+      </w:pPr>
+      <w:r>
+        <w:rPr>
+          <w:rFonts w:ascii="Times New Roman" w:hAnsi="Times New Roman" w:cs="Times New Roman"/>
+          <w:sz w:val="28"/>
+          <w:szCs w:val="28"/>
+        </w:rPr>
+        <w:t xml:space="preserve">Группа </w:t>
+      </w:r>
+      <w:r>
+        <w:rPr>
+          <w:rFonts w:ascii="Times New Roman" w:hAnsi="Times New Roman" w:cs="Times New Roman"/>
+          <w:sz w:val="28"/>
+          <w:szCs w:val="28"/>
+          <w:u w:val="single"/>
+        </w:rPr>
+        <w:t>331С</w:t>
+      </w:r>
+      <w:r>
+        <w:rPr>
+          <w:rFonts w:ascii="Times New Roman" w:hAnsi="Times New Roman" w:cs="Times New Roman"/>
+          <w:sz w:val="28"/>
+          <w:szCs w:val="28"/>
+        </w:rPr>
+        <w:t xml:space="preserve"> Курс </w:t>
+      </w:r>
+      <w:r>
+        <w:rPr>
+          <w:rFonts w:ascii="Times New Roman" w:hAnsi="Times New Roman" w:cs="Times New Roman"/>
+          <w:sz w:val="28"/>
+          <w:szCs w:val="28"/>
+          <w:u w:val="single"/>
+        </w:rPr>
+        <w:t>3</w:t>
+      </w:r>
+    </w:p>
+    <w:p>
+      <w:pPr>
+        <w:spacing w:after="0" w:line="360" w:lineRule="auto"/>
+        <w:rPr>
+          <w:rFonts w:ascii="Times New Roman" w:hAnsi="Times New Roman" w:cs="Times New Roman"/>
+          <w:sz w:val="28"/>
+          <w:szCs w:val="28"/>
+        </w:rPr>
+      </w:pPr>
+      <w:r>
+        <w:rPr>
+          <w:rFonts w:ascii="Times New Roman" w:hAnsi="Times New Roman" w:cs="Times New Roman"/>
+          <w:sz w:val="28"/>
+          <w:szCs w:val="28"/>
+        </w:rPr>
+        <w:t>Руководитель Махов А.А.</w:t>
+      </w:r>
+    </w:p>
+    <w:p>
+      <w:pPr>
+        <w:spacing w:after="0" w:line="360" w:lineRule="auto"/>
+        <w:rPr>
+          <w:rFonts w:ascii="Times New Roman" w:hAnsi="Times New Roman" w:cs="Times New Roman"/>
+          <w:sz w:val="28"/>
+          <w:szCs w:val="28"/>
+        </w:rPr>
+      </w:pPr>
+    </w:p>
+    <w:p>
+      <w:pPr>
+        <w:spacing w:after="0" w:line="360" w:lineRule="auto"/>
+        <w:rPr>
+          <w:rFonts w:ascii="Times New Roman" w:hAnsi="Times New Roman" w:cs="Times New Roman"/>
+          <w:sz w:val="28"/>
+          <w:szCs w:val="28"/>
+        </w:rPr>
+      </w:pPr>
+      <w:r>
+        <w:rPr>
+          <w:rFonts w:ascii="Times New Roman" w:hAnsi="Times New Roman" w:cs="Times New Roman"/>
+          <w:sz w:val="28"/>
+          <w:szCs w:val="28"/>
+        </w:rPr>
+        <w:t>К защите допущена ______________________________ 2026_ г.</w:t>
+      </w:r>
+    </w:p>
+    <w:p>
+      <w:pPr>
+        <w:spacing w:after="0" w:line="360" w:lineRule="auto"/>
+        <w:rPr>
+          <w:rFonts w:ascii="Times New Roman" w:hAnsi="Times New Roman" w:cs="Times New Roman"/>
+          <w:sz w:val="28"/>
+          <w:szCs w:val="28"/>
+        </w:rPr>
+      </w:pPr>
+      <w:r>
+        <w:rPr>
+          <w:rFonts w:ascii="Times New Roman" w:hAnsi="Times New Roman" w:cs="Times New Roman"/>
+          <w:sz w:val="28"/>
+          <w:szCs w:val="28"/>
+        </w:rPr>
+        <w:t>Заведующий учебно-методической работой _______________</w:t>
+      </w:r>
+    </w:p>
+    <w:p>
+      <w:pPr>
+        <w:spacing w:after="0" w:line="360" w:lineRule="auto"/>
         <w:jc w:val="center"/>
         <w:rPr>
           <w:rFonts w:ascii="Times New Roman" w:hAnsi="Times New Roman" w:cs="Times New Roman"/>
@@ -393,6 +442,69 @@
           <w:szCs w:val="28"/>
         </w:rPr>
       </w:pPr>
+    </w:p>
+    <w:p>
+      <w:pPr>
+        <w:spacing w:after="0" w:line="360" w:lineRule="auto"/>
+        <w:jc w:val="center"/>
+        <w:rPr>
+          <w:rFonts w:ascii="Times New Roman" w:hAnsi="Times New Roman" w:cs="Times New Roman"/>
+          <w:sz w:val="28"/>
+          <w:szCs w:val="28"/>
+        </w:rPr>
+      </w:pPr>
+      <w:r>
+        <w:rPr>
+          <w:rFonts w:ascii="Times New Roman" w:hAnsi="Times New Roman" w:cs="Times New Roman"/>
+          <w:sz w:val="28"/>
+          <w:szCs w:val="28"/>
+        </w:rPr>
+        <w:t xml:space="preserve">   </w:t>
+      </w:r>
+    </w:p>
+    <w:p>
+      <w:pPr>
+        <w:spacing w:after="0" w:line="360" w:lineRule="auto"/>
+        <w:jc w:val="center"/>
+        <w:rPr>
+          <w:rFonts w:ascii="Times New Roman" w:hAnsi="Times New Roman" w:cs="Times New Roman"/>
+          <w:sz w:val="28"/>
+          <w:szCs w:val="28"/>
+        </w:rPr>
+      </w:pPr>
+    </w:p>
+    <w:p>
+      <w:pPr>
+        <w:spacing w:after="0" w:line="360" w:lineRule="auto"/>
+        <w:jc w:val="center"/>
+        <w:rPr>
+          <w:rFonts w:ascii="Times New Roman" w:hAnsi="Times New Roman" w:cs="Times New Roman"/>
+          <w:sz w:val="28"/>
+          <w:szCs w:val="28"/>
+        </w:rPr>
+      </w:pPr>
+    </w:p>
+    <w:p>
+      <w:pPr>
+        <w:spacing w:after="0" w:line="360" w:lineRule="auto"/>
+        <w:jc w:val="center"/>
+        <w:rPr>
+          <w:rFonts w:ascii="Times New Roman" w:hAnsi="Times New Roman" w:cs="Times New Roman"/>
+          <w:sz w:val="28"/>
+          <w:szCs w:val="28"/>
+        </w:rPr>
+      </w:pPr>
+    </w:p>
+    <w:p>
+      <w:pPr>
+        <w:spacing w:after="0" w:line="360" w:lineRule="auto"/>
+        <w:jc w:val="center"/>
+        <w:rPr>
+          <w:rFonts w:ascii="Times New Roman" w:hAnsi="Times New Roman" w:cs="Times New Roman"/>
+          <w:sz w:val="28"/>
+          <w:szCs w:val="28"/>
+        </w:rPr>
+      </w:pPr>
       <w:r>
         <w:rPr>
           <w:rFonts w:ascii="Times New Roman" w:hAnsi="Times New Roman" w:cs="Times New Roman"/>
@@ -401,22 +513,24 @@
         </w:rPr>
         <w:t>г. Санкт-Петербург</w:t>
       </w:r>
-      <w:r>
-        <w:rPr>
-          <w:rFonts w:ascii="Times New Roman" w:hAnsi="Times New Roman" w:cs="Times New Roman"/>
-          <w:sz w:val="28"/>
-          <w:szCs w:val="28"/>
-        </w:rPr>
-        <w:br/>
-        <w:t>202</w:t>
-      </w:r>
-      <w:r>
-        <w:rPr>
-          <w:rFonts w:ascii="Times New Roman" w:hAnsi="Times New Roman" w:cs="Times New Roman"/>
-          <w:sz w:val="28"/>
-          <w:szCs w:val="28"/>
-        </w:rPr>
-        <w:t>6</w:t>
+    </w:p>
+    <w:p>
+      <w:pPr>
+        <w:spacing w:after="0" w:line="360" w:lineRule="auto"/>
+        <w:jc w:val="center"/>
+        <w:rPr>
+          <w:rFonts w:ascii="Times New Roman" w:hAnsi="Times New Roman" w:cs="Times New Roman"/>
+          <w:sz w:val="28"/>
+          <w:szCs w:val="28"/>
+        </w:rPr>
+      </w:pPr>
+      <w:r>
+        <w:rPr>
+          <w:rFonts w:ascii="Times New Roman" w:hAnsi="Times New Roman" w:cs="Times New Roman"/>
+          <w:sz w:val="28"/>
+          <w:szCs w:val="28"/>
+        </w:rPr>
+        <w:t>2026</w:t>
       </w:r>
     </w:p>
     <w:p>
@@ -445,7 +559,7 @@
     <w:sdt>
       <w:sdtPr>
         <w:rPr>
-          <w:rFonts w:ascii="Times New Roman" w:eastAsiaTheme="minorHAnsi" w:hAnsi="Times New Roman"/>
+          <w:rFonts w:ascii="Times New Roman" w:eastAsiaTheme="minorHAnsi" w:hAnsi="Times New Roman" w:cstheme="minorBidi"/>
           <w:kern w:val="2"/>
           <w:sz w:val="28"/>
           <w:szCs w:val="28"/>
@@ -474,8 +588,10 @@
             <w:rPr>
               <w:rFonts w:ascii="Times New Roman" w:hAnsi="Times New Roman"/>
               <w:noProof/>
+              <w:kern w:val="2"/>
               <w:sz w:val="28"/>
               <w:szCs w:val="28"/>
+              <w14:ligatures w14:val="standardContextual"/>
             </w:rPr>
           </w:pPr>
           <w:r>
@@ -504,7 +620,7 @@
             </w:rPr>
             <w:fldChar w:fldCharType="separate"/>
           </w:r>
-          <w:hyperlink w:anchor="_Toc225773177" w:history="1">
+          <w:hyperlink w:anchor="_Toc225787440" w:history="1">
             <w:r>
               <w:rPr>
                 <w:rStyle w:val="ac"/>
@@ -543,7 +659,7 @@
                 <w:sz w:val="28"/>
                 <w:szCs w:val="28"/>
               </w:rPr>
-              <w:instrText xml:space="preserve"> PAGEREF _Toc225773177 \h </w:instrText>
+              <w:instrText xml:space="preserve"> PAGEREF _Toc225787440 \h </w:instrText>
             </w:r>
             <w:r>
               <w:rPr>
@@ -595,11 +711,13 @@
             <w:rPr>
               <w:rFonts w:ascii="Times New Roman" w:hAnsi="Times New Roman"/>
               <w:noProof/>
+              <w:kern w:val="2"/>
               <w:sz w:val="28"/>
               <w:szCs w:val="28"/>
+              <w14:ligatures w14:val="standardContextual"/>
             </w:rPr>
           </w:pPr>
-          <w:hyperlink w:anchor="_Toc225773178" w:history="1">
+          <w:hyperlink w:anchor="_Toc225787441" w:history="1">
             <w:r>
               <w:rPr>
                 <w:rStyle w:val="ac"/>
@@ -638,7 +756,7 @@
                 <w:sz w:val="28"/>
                 <w:szCs w:val="28"/>
               </w:rPr>
-              <w:instrText xml:space="preserve"> PAGEREF _Toc225773178 \h </w:instrText>
+              <w:instrText xml:space="preserve"> PAGEREF _Toc225787441 \h </w:instrText>
             </w:r>
             <w:r>
               <w:rPr>
@@ -690,11 +808,13 @@
             <w:rPr>
               <w:rFonts w:ascii="Times New Roman" w:hAnsi="Times New Roman"/>
               <w:noProof/>
+              <w:kern w:val="2"/>
               <w:sz w:val="28"/>
               <w:szCs w:val="28"/>
+              <w14:ligatures w14:val="standardContextual"/>
             </w:rPr>
           </w:pPr>
-          <w:hyperlink w:anchor="_Toc225773179" w:history="1">
+          <w:hyperlink w:anchor="_Toc225787442" w:history="1">
             <w:r>
               <w:rPr>
                 <w:rStyle w:val="ac"/>
@@ -733,7 +853,7 @@
                 <w:sz w:val="28"/>
                 <w:szCs w:val="28"/>
               </w:rPr>
-              <w:instrText xml:space="preserve"> PAGEREF _Toc225773179 \h </w:instrText>
+              <w:instrText xml:space="preserve"> PAGEREF _Toc225787442 \h </w:instrText>
             </w:r>
             <w:r>
               <w:rPr>
@@ -785,11 +905,13 @@
             <w:rPr>
               <w:rFonts w:ascii="Times New Roman" w:hAnsi="Times New Roman"/>
               <w:noProof/>
+              <w:kern w:val="2"/>
               <w:sz w:val="28"/>
               <w:szCs w:val="28"/>
+              <w14:ligatures w14:val="standardContextual"/>
             </w:rPr>
           </w:pPr>
-          <w:hyperlink w:anchor="_Toc225773180" w:history="1">
+          <w:hyperlink w:anchor="_Toc225787443" w:history="1">
             <w:r>
               <w:rPr>
                 <w:rStyle w:val="ac"/>
@@ -828,7 +950,7 @@
                 <w:sz w:val="28"/>
                 <w:szCs w:val="28"/>
               </w:rPr>
-              <w:instrText xml:space="preserve"> PAGEREF _Toc225773180 \h </w:instrText>
+              <w:instrText xml:space="preserve"> PAGEREF _Toc225787443 \h </w:instrText>
             </w:r>
             <w:r>
               <w:rPr>
@@ -880,11 +1002,13 @@
             <w:rPr>
               <w:rFonts w:ascii="Times New Roman" w:hAnsi="Times New Roman"/>
               <w:noProof/>
+              <w:kern w:val="2"/>
               <w:sz w:val="28"/>
               <w:szCs w:val="28"/>
+              <w14:ligatures w14:val="standardContextual"/>
             </w:rPr>
           </w:pPr>
-          <w:hyperlink w:anchor="_Toc225773181" w:history="1">
+          <w:hyperlink w:anchor="_Toc225787444" w:history="1">
             <w:r>
               <w:rPr>
                 <w:rStyle w:val="ac"/>
@@ -923,7 +1047,7 @@
                 <w:sz w:val="28"/>
                 <w:szCs w:val="28"/>
               </w:rPr>
-              <w:instrText xml:space="preserve"> PAGEREF _Toc225773181 \h </w:instrText>
+              <w:instrText xml:space="preserve"> PAGEREF _Toc225787444 \h </w:instrText>
             </w:r>
             <w:r>
               <w:rPr>
@@ -952,7 +1076,7 @@
                 <w:sz w:val="28"/>
                 <w:szCs w:val="28"/>
               </w:rPr>
-              <w:t>10</w:t>
+              <w:t>11</w:t>
             </w:r>
             <w:r>
               <w:rPr>
@@ -975,11 +1099,13 @@
             <w:rPr>
               <w:rFonts w:ascii="Times New Roman" w:hAnsi="Times New Roman"/>
               <w:noProof/>
+              <w:kern w:val="2"/>
               <w:sz w:val="28"/>
               <w:szCs w:val="28"/>
+              <w14:ligatures w14:val="standardContextual"/>
             </w:rPr>
           </w:pPr>
-          <w:hyperlink w:anchor="_Toc225773182" w:history="1">
+          <w:hyperlink w:anchor="_Toc225787445" w:history="1">
             <w:r>
               <w:rPr>
                 <w:rStyle w:val="ac"/>
@@ -1018,7 +1144,7 @@
                 <w:sz w:val="28"/>
                 <w:szCs w:val="28"/>
               </w:rPr>
-              <w:instrText xml:space="preserve"> PAGEREF _Toc225773182 \h </w:instrText>
+              <w:instrText xml:space="preserve"> PAGEREF _Toc225787445 \h </w:instrText>
             </w:r>
             <w:r>
               <w:rPr>
@@ -1047,7 +1173,7 @@
                 <w:sz w:val="28"/>
                 <w:szCs w:val="28"/>
               </w:rPr>
-              <w:t>11</w:t>
+              <w:t>12</w:t>
             </w:r>
             <w:r>
               <w:rPr>
@@ -1070,11 +1196,13 @@
             <w:rPr>
               <w:rFonts w:ascii="Times New Roman" w:hAnsi="Times New Roman"/>
               <w:noProof/>
+              <w:kern w:val="2"/>
               <w:sz w:val="28"/>
               <w:szCs w:val="28"/>
+              <w14:ligatures w14:val="standardContextual"/>
             </w:rPr>
           </w:pPr>
-          <w:hyperlink w:anchor="_Toc225773183" w:history="1">
+          <w:hyperlink w:anchor="_Toc225787446" w:history="1">
             <w:r>
               <w:rPr>
                 <w:rStyle w:val="ac"/>
@@ -1113,7 +1241,7 @@
                 <w:sz w:val="28"/>
                 <w:szCs w:val="28"/>
               </w:rPr>
-              <w:instrText xml:space="preserve"> PAGEREF _Toc225773183 \h </w:instrText>
+              <w:instrText xml:space="preserve"> PAGEREF _Toc225787446 \h </w:instrText>
             </w:r>
             <w:r>
               <w:rPr>
@@ -1142,7 +1270,7 @@
                 <w:sz w:val="28"/>
                 <w:szCs w:val="28"/>
               </w:rPr>
-              <w:t>11</w:t>
+              <w:t>12</w:t>
             </w:r>
             <w:r>
               <w:rPr>
@@ -1165,11 +1293,13 @@
             <w:rPr>
               <w:rFonts w:ascii="Times New Roman" w:hAnsi="Times New Roman"/>
               <w:noProof/>
+              <w:kern w:val="2"/>
               <w:sz w:val="28"/>
               <w:szCs w:val="28"/>
+              <w14:ligatures w14:val="standardContextual"/>
             </w:rPr>
           </w:pPr>
-          <w:hyperlink w:anchor="_Toc225773184" w:history="1">
+          <w:hyperlink w:anchor="_Toc225787447" w:history="1">
             <w:r>
               <w:rPr>
                 <w:rStyle w:val="ac"/>
@@ -1208,7 +1338,7 @@
                 <w:sz w:val="28"/>
                 <w:szCs w:val="28"/>
               </w:rPr>
-              <w:instrText xml:space="preserve"> PAGEREF _Toc225773184 \h </w:instrText>
+              <w:instrText xml:space="preserve"> PAGEREF _Toc225787447 \h </w:instrText>
             </w:r>
             <w:r>
               <w:rPr>
@@ -1237,7 +1367,7 @@
                 <w:sz w:val="28"/>
                 <w:szCs w:val="28"/>
               </w:rPr>
-              <w:t>12</w:t>
+              <w:t>13</w:t>
             </w:r>
             <w:r>
               <w:rPr>
@@ -1260,11 +1390,13 @@
             <w:rPr>
               <w:rFonts w:ascii="Times New Roman" w:hAnsi="Times New Roman"/>
               <w:noProof/>
+              <w:kern w:val="2"/>
               <w:sz w:val="28"/>
               <w:szCs w:val="28"/>
+              <w14:ligatures w14:val="standardContextual"/>
             </w:rPr>
           </w:pPr>
-          <w:hyperlink w:anchor="_Toc225773185" w:history="1">
+          <w:hyperlink w:anchor="_Toc225787448" w:history="1">
             <w:r>
               <w:rPr>
                 <w:rStyle w:val="ac"/>
@@ -1303,7 +1435,7 @@
                 <w:sz w:val="28"/>
                 <w:szCs w:val="28"/>
               </w:rPr>
-              <w:instrText xml:space="preserve"> PAGEREF _Toc225773185 \h </w:instrText>
+              <w:instrText xml:space="preserve"> PAGEREF _Toc225787448 \h </w:instrText>
             </w:r>
             <w:r>
               <w:rPr>
@@ -1332,7 +1464,7 @@
                 <w:sz w:val="28"/>
                 <w:szCs w:val="28"/>
               </w:rPr>
-              <w:t>13</w:t>
+              <w:t>14</w:t>
             </w:r>
             <w:r>
               <w:rPr>
@@ -1355,11 +1487,13 @@
             <w:rPr>
               <w:rFonts w:ascii="Times New Roman" w:hAnsi="Times New Roman"/>
               <w:noProof/>
+              <w:kern w:val="2"/>
               <w:sz w:val="28"/>
               <w:szCs w:val="28"/>
+              <w14:ligatures w14:val="standardContextual"/>
             </w:rPr>
           </w:pPr>
-          <w:hyperlink w:anchor="_Toc225773186" w:history="1">
+          <w:hyperlink w:anchor="_Toc225787449" w:history="1">
             <w:r>
               <w:rPr>
                 <w:rStyle w:val="ac"/>
@@ -1398,7 +1532,7 @@
                 <w:sz w:val="28"/>
                 <w:szCs w:val="28"/>
               </w:rPr>
-              <w:instrText xml:space="preserve"> PAGEREF _Toc225773186 \h </w:instrText>
+              <w:instrText xml:space="preserve"> PAGEREF _Toc225787449 \h </w:instrText>
             </w:r>
             <w:r>
               <w:rPr>
@@ -1427,7 +1561,7 @@
                 <w:sz w:val="28"/>
                 <w:szCs w:val="28"/>
               </w:rPr>
-              <w:t>13</w:t>
+              <w:t>14</w:t>
             </w:r>
             <w:r>
               <w:rPr>
@@ -1450,11 +1584,13 @@
             <w:rPr>
               <w:rFonts w:ascii="Times New Roman" w:hAnsi="Times New Roman"/>
               <w:noProof/>
+              <w:kern w:val="2"/>
               <w:sz w:val="28"/>
               <w:szCs w:val="28"/>
+              <w14:ligatures w14:val="standardContextual"/>
             </w:rPr>
           </w:pPr>
-          <w:hyperlink w:anchor="_Toc225773187" w:history="1">
+          <w:hyperlink w:anchor="_Toc225787450" w:history="1">
             <w:r>
               <w:rPr>
                 <w:rStyle w:val="ac"/>
@@ -1493,7 +1629,7 @@
                 <w:sz w:val="28"/>
                 <w:szCs w:val="28"/>
               </w:rPr>
-              <w:instrText xml:space="preserve"> PAGEREF _Toc225773187 \h </w:instrText>
+              <w:instrText xml:space="preserve"> PAGEREF _Toc225787450 \h </w:instrText>
             </w:r>
             <w:r>
               <w:rPr>
@@ -1522,7 +1658,7 @@
                 <w:sz w:val="28"/>
                 <w:szCs w:val="28"/>
               </w:rPr>
-              <w:t>14</w:t>
+              <w:t>15</w:t>
             </w:r>
             <w:r>
               <w:rPr>
@@ -1545,11 +1681,13 @@
             <w:rPr>
               <w:rFonts w:ascii="Times New Roman" w:hAnsi="Times New Roman"/>
               <w:noProof/>
+              <w:kern w:val="2"/>
               <w:sz w:val="28"/>
               <w:szCs w:val="28"/>
+              <w14:ligatures w14:val="standardContextual"/>
             </w:rPr>
           </w:pPr>
-          <w:hyperlink w:anchor="_Toc225773188" w:history="1">
+          <w:hyperlink w:anchor="_Toc225787451" w:history="1">
             <w:r>
               <w:rPr>
                 <w:rStyle w:val="ac"/>
@@ -1588,7 +1726,7 @@
                 <w:sz w:val="28"/>
                 <w:szCs w:val="28"/>
               </w:rPr>
-              <w:instrText xml:space="preserve"> PAGEREF _Toc225773188 \h </w:instrText>
+              <w:instrText xml:space="preserve"> PAGEREF _Toc225787451 \h </w:instrText>
             </w:r>
             <w:r>
               <w:rPr>
@@ -1617,7 +1755,7 @@
                 <w:sz w:val="28"/>
                 <w:szCs w:val="28"/>
               </w:rPr>
-              <w:t>15</w:t>
+              <w:t>16</w:t>
             </w:r>
             <w:r>
               <w:rPr>
@@ -1640,11 +1778,13 @@
             <w:rPr>
               <w:rFonts w:ascii="Times New Roman" w:hAnsi="Times New Roman"/>
               <w:noProof/>
+              <w:kern w:val="2"/>
               <w:sz w:val="28"/>
               <w:szCs w:val="28"/>
+              <w14:ligatures w14:val="standardContextual"/>
             </w:rPr>
           </w:pPr>
-          <w:hyperlink w:anchor="_Toc225773189" w:history="1">
+          <w:hyperlink w:anchor="_Toc225787452" w:history="1">
             <w:r>
               <w:rPr>
                 <w:rStyle w:val="ac"/>
@@ -1683,7 +1823,7 @@
                 <w:sz w:val="28"/>
                 <w:szCs w:val="28"/>
               </w:rPr>
-              <w:instrText xml:space="preserve"> PAGEREF _Toc225773189 \h </w:instrText>
+              <w:instrText xml:space="preserve"> PAGEREF _Toc225787452 \h </w:instrText>
             </w:r>
             <w:r>
               <w:rPr>
@@ -1712,7 +1852,7 @@
                 <w:sz w:val="28"/>
                 <w:szCs w:val="28"/>
               </w:rPr>
-              <w:t>15</w:t>
+              <w:t>16</w:t>
             </w:r>
             <w:r>
               <w:rPr>
@@ -1735,11 +1875,13 @@
             <w:rPr>
               <w:rFonts w:ascii="Times New Roman" w:hAnsi="Times New Roman"/>
               <w:noProof/>
+              <w:kern w:val="2"/>
               <w:sz w:val="28"/>
               <w:szCs w:val="28"/>
+              <w14:ligatures w14:val="standardContextual"/>
             </w:rPr>
           </w:pPr>
-          <w:hyperlink w:anchor="_Toc225773190" w:history="1">
+          <w:hyperlink w:anchor="_Toc225787453" w:history="1">
             <w:r>
               <w:rPr>
                 <w:rStyle w:val="ac"/>
@@ -1778,7 +1920,7 @@
                 <w:sz w:val="28"/>
                 <w:szCs w:val="28"/>
               </w:rPr>
-              <w:instrText xml:space="preserve"> PAGEREF _Toc225773190 \h </w:instrText>
+              <w:instrText xml:space="preserve"> PAGEREF _Toc225787453 \h </w:instrText>
             </w:r>
             <w:r>
               <w:rPr>
@@ -1807,7 +1949,7 @@
                 <w:sz w:val="28"/>
                 <w:szCs w:val="28"/>
               </w:rPr>
-              <w:t>15</w:t>
+              <w:t>16</w:t>
             </w:r>
             <w:r>
               <w:rPr>
@@ -1830,11 +1972,13 @@
             <w:rPr>
               <w:rFonts w:ascii="Times New Roman" w:hAnsi="Times New Roman"/>
               <w:noProof/>
+              <w:kern w:val="2"/>
               <w:sz w:val="28"/>
               <w:szCs w:val="28"/>
+              <w14:ligatures w14:val="standardContextual"/>
             </w:rPr>
           </w:pPr>
-          <w:hyperlink w:anchor="_Toc225773191" w:history="1">
+          <w:hyperlink w:anchor="_Toc225787454" w:history="1">
             <w:r>
               <w:rPr>
                 <w:rStyle w:val="ac"/>
@@ -1873,7 +2017,7 @@
                 <w:sz w:val="28"/>
                 <w:szCs w:val="28"/>
               </w:rPr>
-              <w:instrText xml:space="preserve"> PAGEREF _Toc225773191 \h </w:instrText>
+              <w:instrText xml:space="preserve"> PAGEREF _Toc225787454 \h </w:instrText>
             </w:r>
             <w:r>
               <w:rPr>
@@ -1902,7 +2046,7 @@
                 <w:sz w:val="28"/>
                 <w:szCs w:val="28"/>
               </w:rPr>
-              <w:t>15</w:t>
+              <w:t>16</w:t>
             </w:r>
             <w:r>
               <w:rPr>
@@ -1925,11 +2069,13 @@
             <w:rPr>
               <w:rFonts w:ascii="Times New Roman" w:hAnsi="Times New Roman"/>
               <w:noProof/>
+              <w:kern w:val="2"/>
               <w:sz w:val="28"/>
               <w:szCs w:val="28"/>
+              <w14:ligatures w14:val="standardContextual"/>
             </w:rPr>
           </w:pPr>
-          <w:hyperlink w:anchor="_Toc225773192" w:history="1">
+          <w:hyperlink w:anchor="_Toc225787455" w:history="1">
             <w:r>
               <w:rPr>
                 <w:rStyle w:val="ac"/>
@@ -1968,7 +2114,7 @@
                 <w:sz w:val="28"/>
                 <w:szCs w:val="28"/>
               </w:rPr>
-              <w:instrText xml:space="preserve"> PAGEREF _Toc225773192 \h </w:instrText>
+              <w:instrText xml:space="preserve"> PAGEREF _Toc225787455 \h </w:instrText>
             </w:r>
             <w:r>
               <w:rPr>
@@ -1997,7 +2143,7 @@
                 <w:sz w:val="28"/>
                 <w:szCs w:val="28"/>
               </w:rPr>
-              <w:t>18</w:t>
+              <w:t>19</w:t>
             </w:r>
             <w:r>
               <w:rPr>
@@ -2020,11 +2166,13 @@
             <w:rPr>
               <w:rFonts w:ascii="Times New Roman" w:hAnsi="Times New Roman"/>
               <w:noProof/>
+              <w:kern w:val="2"/>
               <w:sz w:val="28"/>
               <w:szCs w:val="28"/>
+              <w14:ligatures w14:val="standardContextual"/>
             </w:rPr>
           </w:pPr>
-          <w:hyperlink w:anchor="_Toc225773193" w:history="1">
+          <w:hyperlink w:anchor="_Toc225787456" w:history="1">
             <w:r>
               <w:rPr>
                 <w:rStyle w:val="ac"/>
@@ -2063,7 +2211,7 @@
                 <w:sz w:val="28"/>
                 <w:szCs w:val="28"/>
               </w:rPr>
-              <w:instrText xml:space="preserve"> PAGEREF _Toc225773193 \h </w:instrText>
+              <w:instrText xml:space="preserve"> PAGEREF _Toc225787456 \h </w:instrText>
             </w:r>
             <w:r>
               <w:rPr>
@@ -2092,7 +2240,7 @@
                 <w:sz w:val="28"/>
                 <w:szCs w:val="28"/>
               </w:rPr>
-              <w:t>18</w:t>
+              <w:t>19</w:t>
             </w:r>
             <w:r>
               <w:rPr>
@@ -2115,11 +2263,13 @@
             <w:rPr>
               <w:rFonts w:ascii="Times New Roman" w:hAnsi="Times New Roman"/>
               <w:noProof/>
+              <w:kern w:val="2"/>
               <w:sz w:val="28"/>
               <w:szCs w:val="28"/>
+              <w14:ligatures w14:val="standardContextual"/>
             </w:rPr>
           </w:pPr>
-          <w:hyperlink w:anchor="_Toc225773194" w:history="1">
+          <w:hyperlink w:anchor="_Toc225787457" w:history="1">
             <w:r>
               <w:rPr>
                 <w:rStyle w:val="ac"/>
@@ -2158,7 +2308,7 @@
                 <w:sz w:val="28"/>
                 <w:szCs w:val="28"/>
               </w:rPr>
-              <w:instrText xml:space="preserve"> PAGEREF _Toc225773194 \h </w:instrText>
+              <w:instrText xml:space="preserve"> PAGEREF _Toc225787457 \h </w:instrText>
             </w:r>
             <w:r>
               <w:rPr>
@@ -2187,7 +2337,201 @@
                 <w:sz w:val="28"/>
                 <w:szCs w:val="28"/>
               </w:rPr>
-              <w:t>18</w:t>
+              <w:t>19</w:t>
+            </w:r>
+            <w:r>
+              <w:rPr>
+                <w:rFonts w:ascii="Times New Roman" w:hAnsi="Times New Roman"/>
+                <w:noProof/>
+                <w:webHidden/>
+                <w:sz w:val="28"/>
+                <w:szCs w:val="28"/>
+              </w:rPr>
+              <w:fldChar w:fldCharType="end"/>
+            </w:r>
+          </w:hyperlink>
+        </w:p>
+        <w:p>
+          <w:pPr>
+            <w:pStyle w:val="31"/>
+            <w:tabs>
+              <w:tab w:val="right" w:leader="dot" w:pos="9345"/>
+            </w:tabs>
+            <w:rPr>
+              <w:rFonts w:ascii="Times New Roman" w:hAnsi="Times New Roman"/>
+              <w:noProof/>
+              <w:kern w:val="2"/>
+              <w:sz w:val="28"/>
+              <w:szCs w:val="28"/>
+              <w14:ligatures w14:val="standardContextual"/>
+            </w:rPr>
+          </w:pPr>
+          <w:hyperlink w:anchor="_Toc225787458" w:history="1">
+            <w:r>
+              <w:rPr>
+                <w:rStyle w:val="ac"/>
+                <w:rFonts w:ascii="Times New Roman" w:hAnsi="Times New Roman"/>
+                <w:noProof/>
+                <w:sz w:val="28"/>
+                <w:szCs w:val="28"/>
+              </w:rPr>
+              <w:t>2.1.6. Верстка экрана планирования (PlannedFragment)</w:t>
+            </w:r>
+            <w:r>
+              <w:rPr>
+                <w:rFonts w:ascii="Times New Roman" w:hAnsi="Times New Roman"/>
+                <w:noProof/>
+                <w:webHidden/>
+                <w:sz w:val="28"/>
+                <w:szCs w:val="28"/>
+              </w:rPr>
+              <w:tab/>
+            </w:r>
+            <w:r>
+              <w:rPr>
+                <w:rFonts w:ascii="Times New Roman" w:hAnsi="Times New Roman"/>
+                <w:noProof/>
+                <w:webHidden/>
+                <w:sz w:val="28"/>
+                <w:szCs w:val="28"/>
+              </w:rPr>
+              <w:fldChar w:fldCharType="begin"/>
+            </w:r>
+            <w:r>
+              <w:rPr>
+                <w:rFonts w:ascii="Times New Roman" w:hAnsi="Times New Roman"/>
+                <w:noProof/>
+                <w:webHidden/>
+                <w:sz w:val="28"/>
+                <w:szCs w:val="28"/>
+              </w:rPr>
+              <w:instrText xml:space="preserve"> PAGEREF _Toc225787458 \h </w:instrText>
+            </w:r>
+            <w:r>
+              <w:rPr>
+                <w:rFonts w:ascii="Times New Roman" w:hAnsi="Times New Roman"/>
+                <w:noProof/>
+                <w:webHidden/>
+                <w:sz w:val="28"/>
+                <w:szCs w:val="28"/>
+              </w:rPr>
+            </w:r>
+            <w:r>
+              <w:rPr>
+                <w:rFonts w:ascii="Times New Roman" w:hAnsi="Times New Roman"/>
+                <w:noProof/>
+                <w:webHidden/>
+                <w:sz w:val="28"/>
+                <w:szCs w:val="28"/>
+              </w:rPr>
+              <w:fldChar w:fldCharType="separate"/>
+            </w:r>
+            <w:r>
+              <w:rPr>
+                <w:rFonts w:ascii="Times New Roman" w:hAnsi="Times New Roman"/>
+                <w:noProof/>
+                <w:webHidden/>
+                <w:sz w:val="28"/>
+                <w:szCs w:val="28"/>
+              </w:rPr>
+              <w:t>22</w:t>
+            </w:r>
+            <w:r>
+              <w:rPr>
+                <w:rFonts w:ascii="Times New Roman" w:hAnsi="Times New Roman"/>
+                <w:noProof/>
+                <w:webHidden/>
+                <w:sz w:val="28"/>
+                <w:szCs w:val="28"/>
+              </w:rPr>
+              <w:fldChar w:fldCharType="end"/>
+            </w:r>
+          </w:hyperlink>
+        </w:p>
+        <w:p>
+          <w:pPr>
+            <w:pStyle w:val="31"/>
+            <w:tabs>
+              <w:tab w:val="right" w:leader="dot" w:pos="9345"/>
+            </w:tabs>
+            <w:rPr>
+              <w:rFonts w:ascii="Times New Roman" w:hAnsi="Times New Roman"/>
+              <w:noProof/>
+              <w:kern w:val="2"/>
+              <w:sz w:val="28"/>
+              <w:szCs w:val="28"/>
+              <w14:ligatures w14:val="standardContextual"/>
+            </w:rPr>
+          </w:pPr>
+          <w:hyperlink w:anchor="_Toc225787459" w:history="1">
+            <w:r>
+              <w:rPr>
+                <w:rStyle w:val="ac"/>
+                <w:rFonts w:ascii="Times New Roman" w:hAnsi="Times New Roman"/>
+                <w:noProof/>
+                <w:sz w:val="28"/>
+                <w:szCs w:val="28"/>
+              </w:rPr>
+              <w:t>2.1.7. Верстка экрана настроек (SettingsFragment)</w:t>
+            </w:r>
+            <w:r>
+              <w:rPr>
+                <w:rFonts w:ascii="Times New Roman" w:hAnsi="Times New Roman"/>
+                <w:noProof/>
+                <w:webHidden/>
+                <w:sz w:val="28"/>
+                <w:szCs w:val="28"/>
+              </w:rPr>
+              <w:tab/>
+            </w:r>
+            <w:r>
+              <w:rPr>
+                <w:rFonts w:ascii="Times New Roman" w:hAnsi="Times New Roman"/>
+                <w:noProof/>
+                <w:webHidden/>
+                <w:sz w:val="28"/>
+                <w:szCs w:val="28"/>
+              </w:rPr>
+              <w:fldChar w:fldCharType="begin"/>
+            </w:r>
+            <w:r>
+              <w:rPr>
+                <w:rFonts w:ascii="Times New Roman" w:hAnsi="Times New Roman"/>
+                <w:noProof/>
+                <w:webHidden/>
+                <w:sz w:val="28"/>
+                <w:szCs w:val="28"/>
+              </w:rPr>
+              <w:instrText xml:space="preserve"> PAGEREF _Toc225787459 \h </w:instrText>
+            </w:r>
+            <w:r>
+              <w:rPr>
+                <w:rFonts w:ascii="Times New Roman" w:hAnsi="Times New Roman"/>
+                <w:noProof/>
+                <w:webHidden/>
+                <w:sz w:val="28"/>
+                <w:szCs w:val="28"/>
+              </w:rPr>
+            </w:r>
+            <w:r>
+              <w:rPr>
+                <w:rFonts w:ascii="Times New Roman" w:hAnsi="Times New Roman"/>
+                <w:noProof/>
+                <w:webHidden/>
+                <w:sz w:val="28"/>
+                <w:szCs w:val="28"/>
+              </w:rPr>
+              <w:fldChar w:fldCharType="separate"/>
+            </w:r>
+            <w:r>
+              <w:rPr>
+                <w:rFonts w:ascii="Times New Roman" w:hAnsi="Times New Roman"/>
+                <w:noProof/>
+                <w:webHidden/>
+                <w:sz w:val="28"/>
+                <w:szCs w:val="28"/>
+              </w:rPr>
+              <w:t>22</w:t>
             </w:r>
             <w:r>
               <w:rPr>
@@ -2210,11 +2554,13 @@
             <w:rPr>
               <w:rFonts w:ascii="Times New Roman" w:hAnsi="Times New Roman"/>
               <w:noProof/>
+              <w:kern w:val="2"/>
               <w:sz w:val="28"/>
               <w:szCs w:val="28"/>
+              <w14:ligatures w14:val="standardContextual"/>
             </w:rPr>
           </w:pPr>
-          <w:hyperlink w:anchor="_Toc225773195" w:history="1">
+          <w:hyperlink w:anchor="_Toc225787460" w:history="1">
             <w:r>
               <w:rPr>
                 <w:rStyle w:val="ac"/>
@@ -2253,7 +2599,7 @@
                 <w:sz w:val="28"/>
                 <w:szCs w:val="28"/>
               </w:rPr>
-              <w:instrText xml:space="preserve"> PAGEREF _Toc225773195 \h </w:instrText>
+              <w:instrText xml:space="preserve"> PAGEREF _Toc225787460 \h </w:instrText>
             </w:r>
             <w:r>
               <w:rPr>
@@ -2282,7 +2628,7 @@
                 <w:sz w:val="28"/>
                 <w:szCs w:val="28"/>
               </w:rPr>
-              <w:t>21</w:t>
+              <w:t>22</w:t>
             </w:r>
             <w:r>
               <w:rPr>
@@ -2305,11 +2651,13 @@
             <w:rPr>
               <w:rFonts w:ascii="Times New Roman" w:hAnsi="Times New Roman"/>
               <w:noProof/>
+              <w:kern w:val="2"/>
               <w:sz w:val="28"/>
               <w:szCs w:val="28"/>
+              <w14:ligatures w14:val="standardContextual"/>
             </w:rPr>
           </w:pPr>
-          <w:hyperlink w:anchor="_Toc225773196" w:history="1">
+          <w:hyperlink w:anchor="_Toc225787461" w:history="1">
             <w:r>
               <w:rPr>
                 <w:rStyle w:val="ac"/>
@@ -2348,7 +2696,7 @@
                 <w:sz w:val="28"/>
                 <w:szCs w:val="28"/>
               </w:rPr>
-              <w:instrText xml:space="preserve"> PAGEREF _Toc225773196 \h </w:instrText>
+              <w:instrText xml:space="preserve"> PAGEREF _Toc225787461 \h </w:instrText>
             </w:r>
             <w:r>
               <w:rPr>
@@ -2377,7 +2725,7 @@
                 <w:sz w:val="28"/>
                 <w:szCs w:val="28"/>
               </w:rPr>
-              <w:t>21</w:t>
+              <w:t>22</w:t>
             </w:r>
             <w:r>
               <w:rPr>
@@ -2400,11 +2748,13 @@
             <w:rPr>
               <w:rFonts w:ascii="Times New Roman" w:hAnsi="Times New Roman"/>
               <w:noProof/>
+              <w:kern w:val="2"/>
               <w:sz w:val="28"/>
               <w:szCs w:val="28"/>
+              <w14:ligatures w14:val="standardContextual"/>
             </w:rPr>
           </w:pPr>
-          <w:hyperlink w:anchor="_Toc225773197" w:history="1">
+          <w:hyperlink w:anchor="_Toc225787462" w:history="1">
             <w:r>
               <w:rPr>
                 <w:rStyle w:val="ac"/>
@@ -2443,7 +2793,7 @@
                 <w:sz w:val="28"/>
                 <w:szCs w:val="28"/>
               </w:rPr>
-              <w:instrText xml:space="preserve"> PAGEREF _Toc225773197 \h </w:instrText>
+              <w:instrText xml:space="preserve"> PAGEREF _Toc225787462 \h </w:instrText>
             </w:r>
             <w:r>
               <w:rPr>
@@ -2472,7 +2822,7 @@
                 <w:sz w:val="28"/>
                 <w:szCs w:val="28"/>
               </w:rPr>
-              <w:t>23</w:t>
+              <w:t>24</w:t>
             </w:r>
             <w:r>
               <w:rPr>
@@ -2495,11 +2845,13 @@
             <w:rPr>
               <w:rFonts w:ascii="Times New Roman" w:hAnsi="Times New Roman"/>
               <w:noProof/>
+              <w:kern w:val="2"/>
               <w:sz w:val="28"/>
               <w:szCs w:val="28"/>
+              <w14:ligatures w14:val="standardContextual"/>
             </w:rPr>
           </w:pPr>
-          <w:hyperlink w:anchor="_Toc225773198" w:history="1">
+          <w:hyperlink w:anchor="_Toc225787463" w:history="1">
             <w:r>
               <w:rPr>
                 <w:rStyle w:val="ac"/>
@@ -2538,7 +2890,7 @@
                 <w:sz w:val="28"/>
                 <w:szCs w:val="28"/>
               </w:rPr>
-              <w:instrText xml:space="preserve"> PAGEREF _Toc225773198 \h </w:instrText>
+              <w:instrText xml:space="preserve"> PAGEREF _Toc225787463 \h </w:instrText>
             </w:r>
             <w:r>
               <w:rPr>
@@ -2567,7 +2919,7 @@
                 <w:sz w:val="28"/>
                 <w:szCs w:val="28"/>
               </w:rPr>
-              <w:t>24</w:t>
+              <w:t>27</w:t>
             </w:r>
             <w:r>
               <w:rPr>
@@ -2590,11 +2942,13 @@
             <w:rPr>
               <w:rFonts w:ascii="Times New Roman" w:hAnsi="Times New Roman"/>
               <w:noProof/>
+              <w:kern w:val="2"/>
               <w:sz w:val="28"/>
               <w:szCs w:val="28"/>
+              <w14:ligatures w14:val="standardContextual"/>
             </w:rPr>
           </w:pPr>
-          <w:hyperlink w:anchor="_Toc225773199" w:history="1">
+          <w:hyperlink w:anchor="_Toc225787464" w:history="1">
             <w:r>
               <w:rPr>
                 <w:rStyle w:val="ac"/>
@@ -2633,7 +2987,7 @@
                 <w:sz w:val="28"/>
                 <w:szCs w:val="28"/>
               </w:rPr>
-              <w:instrText xml:space="preserve"> PAGEREF _Toc225773199 \h </w:instrText>
+              <w:instrText xml:space="preserve"> PAGEREF _Toc225787464 \h </w:instrText>
             </w:r>
             <w:r>
               <w:rPr>
@@ -2662,7 +3016,201 @@
                 <w:sz w:val="28"/>
                 <w:szCs w:val="28"/>
               </w:rPr>
-              <w:t>27</w:t>
+              <w:t>29</w:t>
+            </w:r>
+            <w:r>
+              <w:rPr>
+                <w:rFonts w:ascii="Times New Roman" w:hAnsi="Times New Roman"/>
+                <w:noProof/>
+                <w:webHidden/>
+                <w:sz w:val="28"/>
+                <w:szCs w:val="28"/>
+              </w:rPr>
+              <w:fldChar w:fldCharType="end"/>
+            </w:r>
+          </w:hyperlink>
+        </w:p>
+        <w:p>
+          <w:pPr>
+            <w:pStyle w:val="31"/>
+            <w:tabs>
+              <w:tab w:val="right" w:leader="dot" w:pos="9345"/>
+            </w:tabs>
+            <w:rPr>
+              <w:rFonts w:ascii="Times New Roman" w:hAnsi="Times New Roman"/>
+              <w:noProof/>
+              <w:kern w:val="2"/>
+              <w:sz w:val="28"/>
+              <w:szCs w:val="28"/>
+              <w14:ligatures w14:val="standardContextual"/>
+            </w:rPr>
+          </w:pPr>
+          <w:hyperlink w:anchor="_Toc225787465" w:history="1">
+            <w:r>
+              <w:rPr>
+                <w:rStyle w:val="ac"/>
+                <w:rFonts w:ascii="Times New Roman" w:hAnsi="Times New Roman"/>
+                <w:noProof/>
+                <w:sz w:val="28"/>
+                <w:szCs w:val="28"/>
+              </w:rPr>
+              <w:t>2.2.5. Логика фильтрации и планирования</w:t>
+            </w:r>
+            <w:r>
+              <w:rPr>
+                <w:rFonts w:ascii="Times New Roman" w:hAnsi="Times New Roman"/>
+                <w:noProof/>
+                <w:webHidden/>
+                <w:sz w:val="28"/>
+                <w:szCs w:val="28"/>
+              </w:rPr>
+              <w:tab/>
+            </w:r>
+            <w:r>
+              <w:rPr>
+                <w:rFonts w:ascii="Times New Roman" w:hAnsi="Times New Roman"/>
+                <w:noProof/>
+                <w:webHidden/>
+                <w:sz w:val="28"/>
+                <w:szCs w:val="28"/>
+              </w:rPr>
+              <w:fldChar w:fldCharType="begin"/>
+            </w:r>
+            <w:r>
+              <w:rPr>
+                <w:rFonts w:ascii="Times New Roman" w:hAnsi="Times New Roman"/>
+                <w:noProof/>
+                <w:webHidden/>
+                <w:sz w:val="28"/>
+                <w:szCs w:val="28"/>
+              </w:rPr>
+              <w:instrText xml:space="preserve"> PAGEREF _Toc225787465 \h </w:instrText>
+            </w:r>
+            <w:r>
+              <w:rPr>
+                <w:rFonts w:ascii="Times New Roman" w:hAnsi="Times New Roman"/>
+                <w:noProof/>
+                <w:webHidden/>
+                <w:sz w:val="28"/>
+                <w:szCs w:val="28"/>
+              </w:rPr>
+            </w:r>
+            <w:r>
+              <w:rPr>
+                <w:rFonts w:ascii="Times New Roman" w:hAnsi="Times New Roman"/>
+                <w:noProof/>
+                <w:webHidden/>
+                <w:sz w:val="28"/>
+                <w:szCs w:val="28"/>
+              </w:rPr>
+              <w:fldChar w:fldCharType="separate"/>
+            </w:r>
+            <w:r>
+              <w:rPr>
+                <w:rFonts w:ascii="Times New Roman" w:hAnsi="Times New Roman"/>
+                <w:noProof/>
+                <w:webHidden/>
+                <w:sz w:val="28"/>
+                <w:szCs w:val="28"/>
+              </w:rPr>
+              <w:t>30</w:t>
+            </w:r>
+            <w:r>
+              <w:rPr>
+                <w:rFonts w:ascii="Times New Roman" w:hAnsi="Times New Roman"/>
+                <w:noProof/>
+                <w:webHidden/>
+                <w:sz w:val="28"/>
+                <w:szCs w:val="28"/>
+              </w:rPr>
+              <w:fldChar w:fldCharType="end"/>
+            </w:r>
+          </w:hyperlink>
+        </w:p>
+        <w:p>
+          <w:pPr>
+            <w:pStyle w:val="31"/>
+            <w:tabs>
+              <w:tab w:val="right" w:leader="dot" w:pos="9345"/>
+            </w:tabs>
+            <w:rPr>
+              <w:rFonts w:ascii="Times New Roman" w:hAnsi="Times New Roman"/>
+              <w:noProof/>
+              <w:kern w:val="2"/>
+              <w:sz w:val="28"/>
+              <w:szCs w:val="28"/>
+              <w14:ligatures w14:val="standardContextual"/>
+            </w:rPr>
+          </w:pPr>
+          <w:hyperlink w:anchor="_Toc225787466" w:history="1">
+            <w:r>
+              <w:rPr>
+                <w:rStyle w:val="ac"/>
+                <w:rFonts w:ascii="Times New Roman" w:hAnsi="Times New Roman"/>
+                <w:noProof/>
+                <w:sz w:val="28"/>
+                <w:szCs w:val="28"/>
+              </w:rPr>
+              <w:t>2.2.6. Механизмы настроек и геймификации</w:t>
+            </w:r>
+            <w:r>
+              <w:rPr>
+                <w:rFonts w:ascii="Times New Roman" w:hAnsi="Times New Roman"/>
+                <w:noProof/>
+                <w:webHidden/>
+                <w:sz w:val="28"/>
+                <w:szCs w:val="28"/>
+              </w:rPr>
+              <w:tab/>
+            </w:r>
+            <w:r>
+              <w:rPr>
+                <w:rFonts w:ascii="Times New Roman" w:hAnsi="Times New Roman"/>
+                <w:noProof/>
+                <w:webHidden/>
+                <w:sz w:val="28"/>
+                <w:szCs w:val="28"/>
+              </w:rPr>
+              <w:fldChar w:fldCharType="begin"/>
+            </w:r>
+            <w:r>
+              <w:rPr>
+                <w:rFonts w:ascii="Times New Roman" w:hAnsi="Times New Roman"/>
+                <w:noProof/>
+                <w:webHidden/>
+                <w:sz w:val="28"/>
+                <w:szCs w:val="28"/>
+              </w:rPr>
+              <w:instrText xml:space="preserve"> PAGEREF _Toc225787466 \h </w:instrText>
+            </w:r>
+            <w:r>
+              <w:rPr>
+                <w:rFonts w:ascii="Times New Roman" w:hAnsi="Times New Roman"/>
+                <w:noProof/>
+                <w:webHidden/>
+                <w:sz w:val="28"/>
+                <w:szCs w:val="28"/>
+              </w:rPr>
+            </w:r>
+            <w:r>
+              <w:rPr>
+                <w:rFonts w:ascii="Times New Roman" w:hAnsi="Times New Roman"/>
+                <w:noProof/>
+                <w:webHidden/>
+                <w:sz w:val="28"/>
+                <w:szCs w:val="28"/>
+              </w:rPr>
+              <w:fldChar w:fldCharType="separate"/>
+            </w:r>
+            <w:r>
+              <w:rPr>
+                <w:rFonts w:ascii="Times New Roman" w:hAnsi="Times New Roman"/>
+                <w:noProof/>
+                <w:webHidden/>
+                <w:sz w:val="28"/>
+                <w:szCs w:val="28"/>
+              </w:rPr>
+              <w:t>30</w:t>
             </w:r>
             <w:r>
               <w:rPr>
@@ -2685,11 +3233,13 @@
             <w:rPr>
               <w:rFonts w:ascii="Times New Roman" w:hAnsi="Times New Roman"/>
               <w:noProof/>
+              <w:kern w:val="2"/>
               <w:sz w:val="28"/>
               <w:szCs w:val="28"/>
+              <w14:ligatures w14:val="standardContextual"/>
             </w:rPr>
           </w:pPr>
-          <w:hyperlink w:anchor="_Toc225773200" w:history="1">
+          <w:hyperlink w:anchor="_Toc225787467" w:history="1">
             <w:r>
               <w:rPr>
                 <w:rStyle w:val="ac"/>
@@ -2728,7 +3278,7 @@
                 <w:sz w:val="28"/>
                 <w:szCs w:val="28"/>
               </w:rPr>
-              <w:instrText xml:space="preserve"> PAGEREF _Toc225773200 \h </w:instrText>
+              <w:instrText xml:space="preserve"> PAGEREF _Toc225787467 \h </w:instrText>
             </w:r>
             <w:r>
               <w:rPr>
@@ -2757,7 +3307,7 @@
                 <w:sz w:val="28"/>
                 <w:szCs w:val="28"/>
               </w:rPr>
-              <w:t>28</w:t>
+              <w:t>31</w:t>
             </w:r>
             <w:r>
               <w:rPr>
@@ -2780,11 +3330,13 @@
             <w:rPr>
               <w:rFonts w:ascii="Times New Roman" w:hAnsi="Times New Roman"/>
               <w:noProof/>
+              <w:kern w:val="2"/>
               <w:sz w:val="28"/>
               <w:szCs w:val="28"/>
+              <w14:ligatures w14:val="standardContextual"/>
             </w:rPr>
           </w:pPr>
-          <w:hyperlink w:anchor="_Toc225773201" w:history="1">
+          <w:hyperlink w:anchor="_Toc225787468" w:history="1">
             <w:r>
               <w:rPr>
                 <w:rStyle w:val="ac"/>
@@ -2823,7 +3375,7 @@
                 <w:sz w:val="28"/>
                 <w:szCs w:val="28"/>
               </w:rPr>
-              <w:instrText xml:space="preserve"> PAGEREF _Toc225773201 \h </w:instrText>
+              <w:instrText xml:space="preserve"> PAGEREF _Toc225787468 \h </w:instrText>
             </w:r>
             <w:r>
               <w:rPr>
@@ -2852,7 +3404,7 @@
                 <w:sz w:val="28"/>
                 <w:szCs w:val="28"/>
               </w:rPr>
-              <w:t>30</w:t>
+              <w:t>33</w:t>
             </w:r>
             <w:r>
               <w:rPr>
@@ -2875,11 +3427,13 @@
             <w:rPr>
               <w:rFonts w:ascii="Times New Roman" w:hAnsi="Times New Roman"/>
               <w:noProof/>
+              <w:kern w:val="2"/>
               <w:sz w:val="28"/>
               <w:szCs w:val="28"/>
+              <w14:ligatures w14:val="standardContextual"/>
             </w:rPr>
           </w:pPr>
-          <w:hyperlink w:anchor="_Toc225773202" w:history="1">
+          <w:hyperlink w:anchor="_Toc225787469" w:history="1">
             <w:r>
               <w:rPr>
                 <w:rStyle w:val="ac"/>
@@ -2918,7 +3472,7 @@
                 <w:sz w:val="28"/>
                 <w:szCs w:val="28"/>
               </w:rPr>
-              <w:instrText xml:space="preserve"> PAGEREF _Toc225773202 \h </w:instrText>
+              <w:instrText xml:space="preserve"> PAGEREF _Toc225787469 \h </w:instrText>
             </w:r>
             <w:r>
               <w:rPr>
@@ -2947,7 +3501,7 @@
                 <w:sz w:val="28"/>
                 <w:szCs w:val="28"/>
               </w:rPr>
-              <w:t>32</w:t>
+              <w:t>35</w:t>
             </w:r>
             <w:r>
               <w:rPr>
@@ -2991,6 +3545,7 @@
           <w:sz w:val="28"/>
           <w:szCs w:val="28"/>
         </w:rPr>
+        <w:lastRenderedPageBreak/>
         <w:br w:type="page"/>
       </w:r>
     </w:p>
@@ -3009,7 +3564,7 @@
           <w:szCs w:val="28"/>
         </w:rPr>
       </w:pPr>
-      <w:bookmarkStart w:id="0" w:name="_Toc225773177"/>
+      <w:bookmarkStart w:id="2" w:name="_Toc225787440"/>
       <w:r>
         <w:rPr>
           <w:rFonts w:ascii="Times New Roman" w:hAnsi="Times New Roman" w:cs="Times New Roman"/>
@@ -3022,7 +3577,7 @@
         <w:lastRenderedPageBreak/>
         <w:t>ВВЕДЕНИЕ</w:t>
       </w:r>
-      <w:bookmarkEnd w:id="0"/>
+      <w:bookmarkEnd w:id="2"/>
     </w:p>
     <w:p>
       <w:pPr>
@@ -3512,7 +4067,7 @@
           <w:szCs w:val="28"/>
         </w:rPr>
       </w:pPr>
-      <w:bookmarkStart w:id="1" w:name="_Toc225773178"/>
+      <w:bookmarkStart w:id="3" w:name="_Toc225787441"/>
       <w:r>
         <w:rPr>
           <w:rFonts w:ascii="Times New Roman" w:hAnsi="Times New Roman" w:cs="Times New Roman"/>
@@ -3525,7 +4080,7 @@
         <w:lastRenderedPageBreak/>
         <w:t>ГЛАВА 1. АНАЛИЗ ПРЕДМЕТНОЙ ОБЛАСТИ</w:t>
       </w:r>
-      <w:bookmarkEnd w:id="1"/>
+      <w:bookmarkEnd w:id="3"/>
     </w:p>
     <w:p>
       <w:pPr>
@@ -3542,7 +4097,7 @@
           <w:szCs w:val="28"/>
         </w:rPr>
       </w:pPr>
-      <w:bookmarkStart w:id="2" w:name="_Toc225773179"/>
+      <w:bookmarkStart w:id="4" w:name="_Toc225787442"/>
       <w:r>
         <w:rPr>
           <w:rFonts w:ascii="Times New Roman" w:hAnsi="Times New Roman" w:cs="Times New Roman"/>
@@ -3554,7 +4109,7 @@
         </w:rPr>
         <w:t>1.1. Описание предметной области и постановка проблемы</w:t>
       </w:r>
-      <w:bookmarkEnd w:id="2"/>
+      <w:bookmarkEnd w:id="4"/>
     </w:p>
     <w:p>
       <w:pPr>
@@ -3868,7 +4423,7 @@
           <w:szCs w:val="28"/>
         </w:rPr>
       </w:pPr>
-      <w:bookmarkStart w:id="3" w:name="_Toc225773180"/>
+      <w:bookmarkStart w:id="5" w:name="_Toc225787443"/>
       <w:r>
         <w:rPr>
           <w:rFonts w:ascii="Times New Roman" w:hAnsi="Times New Roman" w:cs="Times New Roman"/>
@@ -3880,7 +4435,7 @@
         </w:rPr>
         <w:t>1.2. Функциональные требования к приложению</w:t>
       </w:r>
-      <w:bookmarkEnd w:id="3"/>
+      <w:bookmarkEnd w:id="5"/>
     </w:p>
     <w:p>
       <w:pPr>
@@ -4153,30 +4708,7 @@
     </w:p>
     <w:p>
       <w:pPr>
-        <w:spacing w:after="0" w:line="360" w:lineRule="auto"/>
-        <w:ind w:firstLine="709"/>
-        <w:jc w:val="center"/>
-        <w:rPr>
-          <w:rFonts w:ascii="Times New Roman" w:hAnsi="Times New Roman" w:cs="Times New Roman"/>
-          <w:b/>
-          <w:bCs/>
-          <w:sz w:val="28"/>
-          <w:szCs w:val="28"/>
-        </w:rPr>
-      </w:pPr>
-      <w:r>
-        <w:rPr>
-          <w:rFonts w:ascii="Times New Roman" w:hAnsi="Times New Roman" w:cs="Times New Roman"/>
-          <w:b/>
-          <w:bCs/>
-          <w:sz w:val="28"/>
-          <w:szCs w:val="28"/>
-        </w:rPr>
-        <w:t>Блок 2: Навигация и поиск</w:t>
-      </w:r>
-    </w:p>
-    <w:p>
-      <w:pPr>
+        <w:pStyle w:val="a7"/>
         <w:numPr>
           <w:ilvl w:val="0"/>
           <w:numId w:val="7"/>
@@ -4196,7 +4728,31 @@
           <w:sz w:val="28"/>
           <w:szCs w:val="28"/>
         </w:rPr>
-        <w:t>Пользователь должен иметь возможность осуществлять полнотекстовый поиск по списку расходов. Поиск должен работать динамически: при вводе символов в строку поиска список должен фильтроваться по совпадению с названием расхода или его категорией.</w:t>
+        <w:t>Система должна позволять сортировать список расходов (сначала новые, сначала дорогие, сначала дешевые) и фильтровать их по диапазону цен и конкретной категории.</w:t>
+      </w:r>
+    </w:p>
+    <w:p>
+      <w:pPr>
+        <w:spacing w:after="0" w:line="360" w:lineRule="auto"/>
+        <w:ind w:firstLine="709"/>
+        <w:jc w:val="center"/>
+        <w:rPr>
+          <w:rFonts w:ascii="Times New Roman" w:hAnsi="Times New Roman" w:cs="Times New Roman"/>
+          <w:b/>
+          <w:bCs/>
+          <w:sz w:val="28"/>
+          <w:szCs w:val="28"/>
+        </w:rPr>
+      </w:pPr>
+      <w:r>
+        <w:rPr>
+          <w:rFonts w:ascii="Times New Roman" w:hAnsi="Times New Roman" w:cs="Times New Roman"/>
+          <w:b/>
+          <w:bCs/>
+          <w:sz w:val="28"/>
+          <w:szCs w:val="28"/>
+        </w:rPr>
+        <w:t>Блок 2: Навигация и поиск</w:t>
       </w:r>
     </w:p>
     <w:p>
@@ -4220,67 +4776,7 @@
           <w:sz w:val="28"/>
           <w:szCs w:val="28"/>
         </w:rPr>
-        <w:t>Приложение должно содержать нижнее навигационное меню (</w:t>
-      </w:r>
-      <w:proofErr w:type="spellStart"/>
-      <w:r>
-        <w:rPr>
-          <w:rFonts w:ascii="Times New Roman" w:hAnsi="Times New Roman" w:cs="Times New Roman"/>
-          <w:sz w:val="28"/>
-          <w:szCs w:val="28"/>
-        </w:rPr>
-        <w:t>Bottom</w:t>
-      </w:r>
-      <w:proofErr w:type="spellEnd"/>
-      <w:r>
-        <w:rPr>
-          <w:rFonts w:ascii="Times New Roman" w:hAnsi="Times New Roman" w:cs="Times New Roman"/>
-          <w:sz w:val="28"/>
-          <w:szCs w:val="28"/>
-        </w:rPr>
-        <w:t xml:space="preserve"> </w:t>
-      </w:r>
-      <w:proofErr w:type="spellStart"/>
-      <w:r>
-        <w:rPr>
-          <w:rFonts w:ascii="Times New Roman" w:hAnsi="Times New Roman" w:cs="Times New Roman"/>
-          <w:sz w:val="28"/>
-          <w:szCs w:val="28"/>
-        </w:rPr>
-        <w:t>Navigation</w:t>
-      </w:r>
-      <w:proofErr w:type="spellEnd"/>
-      <w:r>
-        <w:rPr>
-          <w:rFonts w:ascii="Times New Roman" w:hAnsi="Times New Roman" w:cs="Times New Roman"/>
-          <w:sz w:val="28"/>
-          <w:szCs w:val="28"/>
-        </w:rPr>
-        <w:t>) для быстрого переключения между главным экраном (список) и экраном аналитики (статистика).</w:t>
-      </w:r>
-    </w:p>
-    <w:p>
-      <w:pPr>
-        <w:spacing w:after="0" w:line="360" w:lineRule="auto"/>
-        <w:ind w:firstLine="709"/>
-        <w:jc w:val="center"/>
-        <w:rPr>
-          <w:rFonts w:ascii="Times New Roman" w:hAnsi="Times New Roman" w:cs="Times New Roman"/>
-          <w:b/>
-          <w:bCs/>
-          <w:sz w:val="28"/>
-          <w:szCs w:val="28"/>
-        </w:rPr>
-      </w:pPr>
-      <w:r>
-        <w:rPr>
-          <w:rFonts w:ascii="Times New Roman" w:hAnsi="Times New Roman" w:cs="Times New Roman"/>
-          <w:b/>
-          <w:bCs/>
-          <w:sz w:val="28"/>
-          <w:szCs w:val="28"/>
-        </w:rPr>
-        <w:t>Блок 3: Контроль бюджета и аналитика</w:t>
+        <w:t>Пользователь должен иметь возможность осуществлять полнотекстовый поиск по списку расходов. Поиск должен работать динамически: при вводе символов в строку поиска список должен фильтроваться по совпадению с названием расхода или его категорией.</w:t>
       </w:r>
     </w:p>
     <w:p>
@@ -4304,7 +4800,68 @@
           <w:sz w:val="28"/>
           <w:szCs w:val="28"/>
         </w:rPr>
-        <w:t>Пользователь должен иметь возможность задать общий ежемесячный лимит (бюджет) расходов в числовом выражении.</w:t>
+        <w:t>Приложение должно содержать нижнее навигационное меню (</w:t>
+      </w:r>
+      <w:proofErr w:type="spellStart"/>
+      <w:r>
+        <w:rPr>
+          <w:rFonts w:ascii="Times New Roman" w:hAnsi="Times New Roman" w:cs="Times New Roman"/>
+          <w:sz w:val="28"/>
+          <w:szCs w:val="28"/>
+        </w:rPr>
+        <w:t>Bottom</w:t>
+      </w:r>
+      <w:proofErr w:type="spellEnd"/>
+      <w:r>
+        <w:rPr>
+          <w:rFonts w:ascii="Times New Roman" w:hAnsi="Times New Roman" w:cs="Times New Roman"/>
+          <w:sz w:val="28"/>
+          <w:szCs w:val="28"/>
+        </w:rPr>
+        <w:t xml:space="preserve"> </w:t>
+      </w:r>
+      <w:proofErr w:type="spellStart"/>
+      <w:r>
+        <w:rPr>
+          <w:rFonts w:ascii="Times New Roman" w:hAnsi="Times New Roman" w:cs="Times New Roman"/>
+          <w:sz w:val="28"/>
+          <w:szCs w:val="28"/>
+        </w:rPr>
+        <w:t>Navigation</w:t>
+      </w:r>
+      <w:proofErr w:type="spellEnd"/>
+      <w:r>
+        <w:rPr>
+          <w:rFonts w:ascii="Times New Roman" w:hAnsi="Times New Roman" w:cs="Times New Roman"/>
+          <w:sz w:val="28"/>
+          <w:szCs w:val="28"/>
+        </w:rPr>
+        <w:t>) для быстрого переключения между главным экраном (список) и экраном аналитики (статистика).</w:t>
+      </w:r>
+    </w:p>
+    <w:p>
+      <w:pPr>
+        <w:spacing w:after="0" w:line="360" w:lineRule="auto"/>
+        <w:ind w:firstLine="709"/>
+        <w:jc w:val="center"/>
+        <w:rPr>
+          <w:rFonts w:ascii="Times New Roman" w:hAnsi="Times New Roman" w:cs="Times New Roman"/>
+          <w:b/>
+          <w:bCs/>
+          <w:sz w:val="28"/>
+          <w:szCs w:val="28"/>
+        </w:rPr>
+      </w:pPr>
+      <w:r>
+        <w:rPr>
+          <w:rFonts w:ascii="Times New Roman" w:hAnsi="Times New Roman" w:cs="Times New Roman"/>
+          <w:b/>
+          <w:bCs/>
+          <w:sz w:val="28"/>
+          <w:szCs w:val="28"/>
+        </w:rPr>
+        <w:lastRenderedPageBreak/>
+        <w:t>Блок 3: Контроль бюджета и аналитика</w:t>
       </w:r>
     </w:p>
     <w:p>
@@ -4328,8 +4885,15 @@
           <w:sz w:val="28"/>
           <w:szCs w:val="28"/>
         </w:rPr>
-        <w:lastRenderedPageBreak/>
-        <w:t>На главном экране система должна отображать виджет (прогресс-бар), который в режиме реального времени показывает процент исчерпания установленного лимита бюджета на основе суммы всех добавленных расходов.</w:t>
+        <w:t xml:space="preserve"> </w:t>
+      </w:r>
+      <w:r>
+        <w:rPr>
+          <w:rFonts w:ascii="Times New Roman" w:hAnsi="Times New Roman" w:cs="Times New Roman"/>
+          <w:sz w:val="28"/>
+          <w:szCs w:val="28"/>
+        </w:rPr>
+        <w:t>Пользователь должен иметь возможность задать общий ежемесячный лимит (бюджет) расходов в числовом выражении.</w:t>
       </w:r>
     </w:p>
     <w:p>
@@ -4353,7 +4917,15 @@
           <w:sz w:val="28"/>
           <w:szCs w:val="28"/>
         </w:rPr>
-        <w:t>Если сумма расходов превышает установленный лимит, цветовая индикация прогресс-бара должна изменяться (например, на красный цвет) для предупреждения пользователя.</w:t>
+        <w:t xml:space="preserve"> </w:t>
+      </w:r>
+      <w:r>
+        <w:rPr>
+          <w:rFonts w:ascii="Times New Roman" w:hAnsi="Times New Roman" w:cs="Times New Roman"/>
+          <w:sz w:val="28"/>
+          <w:szCs w:val="28"/>
+        </w:rPr>
+        <w:t>На главном экране система должна отображать виджет (прогресс-бар), который в режиме реального времени показывает процент исчерпания установленного лимита бюджета на основе суммы всех добавленных расходов.</w:t>
       </w:r>
     </w:p>
     <w:p>
@@ -4377,25 +4949,15 @@
           <w:sz w:val="28"/>
           <w:szCs w:val="28"/>
         </w:rPr>
-        <w:t xml:space="preserve">На экране статистики система должна автоматически генерировать и отображать круговую диаграмму (Pie </w:t>
-      </w:r>
-      <w:proofErr w:type="spellStart"/>
-      <w:r>
-        <w:rPr>
-          <w:rFonts w:ascii="Times New Roman" w:hAnsi="Times New Roman" w:cs="Times New Roman"/>
-          <w:sz w:val="28"/>
-          <w:szCs w:val="28"/>
-        </w:rPr>
-        <w:t>Chart</w:t>
-      </w:r>
-      <w:proofErr w:type="spellEnd"/>
-      <w:r>
-        <w:rPr>
-          <w:rFonts w:ascii="Times New Roman" w:hAnsi="Times New Roman" w:cs="Times New Roman"/>
-          <w:sz w:val="28"/>
-          <w:szCs w:val="28"/>
-        </w:rPr>
-        <w:t>) распределения расходов по выбранным категориям.</w:t>
+        <w:t xml:space="preserve"> </w:t>
+      </w:r>
+      <w:r>
+        <w:rPr>
+          <w:rFonts w:ascii="Times New Roman" w:hAnsi="Times New Roman" w:cs="Times New Roman"/>
+          <w:sz w:val="28"/>
+          <w:szCs w:val="28"/>
+        </w:rPr>
+        <w:t>Если сумма расходов превышает установленный лимит, цветовая индикация прогресс-бара должна изменяться (например, на красный цвет) для предупреждения пользователя.</w:t>
       </w:r>
     </w:p>
     <w:p>
@@ -4419,7 +4981,33 @@
           <w:sz w:val="28"/>
           <w:szCs w:val="28"/>
         </w:rPr>
-        <w:t>Пользователь должен иметь возможность фильтровать отображаемую на диаграмме статистику по временным периодам: "За неделю", "За месяц", "За год" или "За все время".</w:t>
+        <w:t xml:space="preserve"> </w:t>
+      </w:r>
+      <w:r>
+        <w:rPr>
+          <w:rFonts w:ascii="Times New Roman" w:hAnsi="Times New Roman" w:cs="Times New Roman"/>
+          <w:sz w:val="28"/>
+          <w:szCs w:val="28"/>
+        </w:rPr>
+        <w:t xml:space="preserve">На экране статистики система должна автоматически генерировать и отображать круговую диаграмму (Pie </w:t>
+      </w:r>
+      <w:proofErr w:type="spellStart"/>
+      <w:r>
+        <w:rPr>
+          <w:rFonts w:ascii="Times New Roman" w:hAnsi="Times New Roman" w:cs="Times New Roman"/>
+          <w:sz w:val="28"/>
+          <w:szCs w:val="28"/>
+        </w:rPr>
+        <w:t>Chart</w:t>
+      </w:r>
+      <w:proofErr w:type="spellEnd"/>
+      <w:r>
+        <w:rPr>
+          <w:rFonts w:ascii="Times New Roman" w:hAnsi="Times New Roman" w:cs="Times New Roman"/>
+          <w:sz w:val="28"/>
+          <w:szCs w:val="28"/>
+        </w:rPr>
+        <w:t>) распределения расходов по выбранным категориям.</w:t>
       </w:r>
     </w:p>
     <w:p>
@@ -4443,13 +5031,81 @@
           <w:sz w:val="28"/>
           <w:szCs w:val="28"/>
         </w:rPr>
+        <w:t xml:space="preserve"> </w:t>
+      </w:r>
+      <w:r>
+        <w:rPr>
+          <w:rFonts w:ascii="Times New Roman" w:hAnsi="Times New Roman" w:cs="Times New Roman"/>
+          <w:sz w:val="28"/>
+          <w:szCs w:val="28"/>
+        </w:rPr>
+        <w:t>Пользователь должен иметь возможность фильтровать отображаемую на диаграмме статистику по временным периодам: "За неделю", "За месяц", "За год" или "За все время".</w:t>
+      </w:r>
+    </w:p>
+    <w:p>
+      <w:pPr>
+        <w:numPr>
+          <w:ilvl w:val="0"/>
+          <w:numId w:val="7"/>
+        </w:numPr>
+        <w:spacing w:after="0" w:line="360" w:lineRule="auto"/>
+        <w:ind w:left="0" w:firstLine="709"/>
+        <w:jc w:val="both"/>
+        <w:rPr>
+          <w:rFonts w:ascii="Times New Roman" w:hAnsi="Times New Roman" w:cs="Times New Roman"/>
+          <w:sz w:val="28"/>
+          <w:szCs w:val="28"/>
+        </w:rPr>
+      </w:pPr>
+      <w:r>
+        <w:rPr>
+          <w:rFonts w:ascii="Times New Roman" w:hAnsi="Times New Roman" w:cs="Times New Roman"/>
+          <w:sz w:val="28"/>
+          <w:szCs w:val="28"/>
+        </w:rPr>
+        <w:t xml:space="preserve"> </w:t>
+      </w:r>
+      <w:r>
+        <w:rPr>
+          <w:rFonts w:ascii="Times New Roman" w:hAnsi="Times New Roman" w:cs="Times New Roman"/>
+          <w:sz w:val="28"/>
+          <w:szCs w:val="28"/>
+        </w:rPr>
         <w:t>Под круговой диаграммой система должна выводить детализированный список категорий с указанием абсолютной суммы трат в данной категории и её процентной доли от общего объема расходов за выбранный период.</w:t>
       </w:r>
     </w:p>
     <w:p>
       <w:pPr>
         <w:spacing w:after="0" w:line="360" w:lineRule="auto"/>
-        <w:ind w:firstLine="709"/>
+        <w:jc w:val="center"/>
+        <w:rPr>
+          <w:rFonts w:ascii="Times New Roman" w:hAnsi="Times New Roman" w:cs="Times New Roman"/>
+          <w:b/>
+          <w:bCs/>
+          <w:sz w:val="28"/>
+          <w:szCs w:val="28"/>
+        </w:rPr>
+      </w:pPr>
+      <w:r>
+        <w:rPr>
+          <w:rFonts w:ascii="Times New Roman" w:hAnsi="Times New Roman" w:cs="Times New Roman"/>
+          <w:b/>
+          <w:bCs/>
+          <w:sz w:val="28"/>
+          <w:szCs w:val="28"/>
+        </w:rPr>
+        <w:t>Блок 4: Планирование и финансовые цели</w:t>
+      </w:r>
+    </w:p>
+    <w:p>
+      <w:pPr>
+        <w:pStyle w:val="a7"/>
+        <w:numPr>
+          <w:ilvl w:val="0"/>
+          <w:numId w:val="7"/>
+        </w:numPr>
+        <w:spacing w:after="0" w:line="360" w:lineRule="auto"/>
+        <w:ind w:left="0" w:firstLine="709"/>
         <w:jc w:val="both"/>
         <w:rPr>
           <w:rFonts w:ascii="Times New Roman" w:hAnsi="Times New Roman" w:cs="Times New Roman"/>
@@ -4459,13 +5115,352 @@
       </w:pPr>
       <w:r>
         <w:rPr>
+          <w:rFonts w:ascii="Times New Roman" w:hAnsi="Times New Roman" w:cs="Times New Roman"/>
+          <w:sz w:val="28"/>
+          <w:szCs w:val="28"/>
+        </w:rPr>
+        <w:t xml:space="preserve"> </w:t>
+      </w:r>
+      <w:r>
+        <w:rPr>
+          <w:rFonts w:ascii="Times New Roman" w:hAnsi="Times New Roman" w:cs="Times New Roman"/>
+          <w:sz w:val="28"/>
+          <w:szCs w:val="28"/>
+        </w:rPr>
+        <w:t>Пользователь должен иметь возможность создать финансовую цель (накопление), указав название и требуемую сумму.</w:t>
+      </w:r>
+    </w:p>
+    <w:p>
+      <w:pPr>
+        <w:pStyle w:val="a7"/>
+        <w:numPr>
+          <w:ilvl w:val="0"/>
+          <w:numId w:val="7"/>
+        </w:numPr>
+        <w:spacing w:after="0" w:line="360" w:lineRule="auto"/>
+        <w:ind w:left="0" w:firstLine="709"/>
+        <w:jc w:val="both"/>
+        <w:rPr>
+          <w:rFonts w:ascii="Times New Roman" w:hAnsi="Times New Roman" w:cs="Times New Roman"/>
+          <w:sz w:val="28"/>
+          <w:szCs w:val="28"/>
+        </w:rPr>
+      </w:pPr>
+      <w:r>
+        <w:rPr>
+          <w:rFonts w:ascii="Times New Roman" w:hAnsi="Times New Roman" w:cs="Times New Roman"/>
+          <w:sz w:val="28"/>
+          <w:szCs w:val="28"/>
+        </w:rPr>
+        <w:t xml:space="preserve"> </w:t>
+      </w:r>
+      <w:r>
+        <w:rPr>
+          <w:rFonts w:ascii="Times New Roman" w:hAnsi="Times New Roman" w:cs="Times New Roman"/>
+          <w:sz w:val="28"/>
+          <w:szCs w:val="28"/>
+        </w:rPr>
+        <w:t>Система должна визуализировать прогресс накопления цели и позволять вносить средства (пополнять копилку).</w:t>
+      </w:r>
+    </w:p>
+    <w:p>
+      <w:pPr>
+        <w:pStyle w:val="a7"/>
+        <w:numPr>
+          <w:ilvl w:val="0"/>
+          <w:numId w:val="7"/>
+        </w:numPr>
+        <w:spacing w:after="0" w:line="360" w:lineRule="auto"/>
+        <w:ind w:left="0" w:firstLine="709"/>
+        <w:jc w:val="both"/>
+        <w:rPr>
+          <w:rFonts w:ascii="Times New Roman" w:hAnsi="Times New Roman" w:cs="Times New Roman"/>
+          <w:sz w:val="28"/>
+          <w:szCs w:val="28"/>
+        </w:rPr>
+      </w:pPr>
+      <w:r>
+        <w:rPr>
+          <w:rFonts w:ascii="Times New Roman" w:hAnsi="Times New Roman" w:cs="Times New Roman"/>
+          <w:sz w:val="28"/>
+          <w:szCs w:val="28"/>
+        </w:rPr>
+        <w:t xml:space="preserve"> </w:t>
+      </w:r>
+      <w:r>
+        <w:rPr>
+          <w:rFonts w:ascii="Times New Roman" w:hAnsi="Times New Roman" w:cs="Times New Roman"/>
+          <w:sz w:val="28"/>
+          <w:szCs w:val="28"/>
+        </w:rPr>
+        <w:t>Пользователь должен иметь возможность добавлять "регулярные платежи" (подписки), которые будут учитываться отдельно от повседневных трат.</w:t>
+      </w:r>
+    </w:p>
+    <w:p>
+      <w:pPr>
+        <w:spacing w:after="0" w:line="360" w:lineRule="auto"/>
+        <w:jc w:val="center"/>
+        <w:rPr>
+          <w:rFonts w:ascii="Times New Roman" w:hAnsi="Times New Roman" w:cs="Times New Roman"/>
+          <w:b/>
+          <w:bCs/>
+          <w:sz w:val="28"/>
+          <w:szCs w:val="28"/>
+        </w:rPr>
+      </w:pPr>
+      <w:r>
+        <w:rPr>
+          <w:rFonts w:ascii="Times New Roman" w:hAnsi="Times New Roman" w:cs="Times New Roman"/>
+          <w:b/>
+          <w:bCs/>
+          <w:sz w:val="28"/>
+          <w:szCs w:val="28"/>
+        </w:rPr>
+        <w:t>Блок 5: Геймификация и мотивация</w:t>
+      </w:r>
+    </w:p>
+    <w:p>
+      <w:pPr>
+        <w:pStyle w:val="a7"/>
+        <w:numPr>
+          <w:ilvl w:val="0"/>
+          <w:numId w:val="7"/>
+        </w:numPr>
+        <w:spacing w:after="0" w:line="360" w:lineRule="auto"/>
+        <w:ind w:left="0" w:firstLine="709"/>
+        <w:jc w:val="both"/>
+        <w:rPr>
+          <w:rFonts w:ascii="Times New Roman" w:hAnsi="Times New Roman" w:cs="Times New Roman"/>
+          <w:sz w:val="28"/>
+          <w:szCs w:val="28"/>
+        </w:rPr>
+      </w:pPr>
+      <w:r>
+        <w:rPr>
+          <w:rFonts w:ascii="Times New Roman" w:hAnsi="Times New Roman" w:cs="Times New Roman"/>
+          <w:sz w:val="28"/>
+          <w:szCs w:val="28"/>
+        </w:rPr>
+        <w:t xml:space="preserve"> </w:t>
+      </w:r>
+      <w:r>
+        <w:rPr>
+          <w:rFonts w:ascii="Times New Roman" w:hAnsi="Times New Roman" w:cs="Times New Roman"/>
+          <w:sz w:val="28"/>
+          <w:szCs w:val="28"/>
+        </w:rPr>
+        <w:t>Приложение должно содержать систему достижений (</w:t>
+      </w:r>
+      <w:proofErr w:type="spellStart"/>
+      <w:r>
+        <w:rPr>
+          <w:rFonts w:ascii="Times New Roman" w:hAnsi="Times New Roman" w:cs="Times New Roman"/>
+          <w:sz w:val="28"/>
+          <w:szCs w:val="28"/>
+        </w:rPr>
+        <w:t>ачивок</w:t>
+      </w:r>
+      <w:proofErr w:type="spellEnd"/>
+      <w:r>
+        <w:rPr>
+          <w:rFonts w:ascii="Times New Roman" w:hAnsi="Times New Roman" w:cs="Times New Roman"/>
+          <w:sz w:val="28"/>
+          <w:szCs w:val="28"/>
+        </w:rPr>
+        <w:t xml:space="preserve">), которые открываются при выполнении определенных финансовых условий </w:t>
+      </w:r>
+      <w:r>
+        <w:rPr>
+          <w:rFonts w:ascii="Times New Roman" w:hAnsi="Times New Roman" w:cs="Times New Roman"/>
+          <w:sz w:val="28"/>
+          <w:szCs w:val="28"/>
+        </w:rPr>
+        <w:lastRenderedPageBreak/>
+        <w:t>(например, "Использовать 4 категории", "Не превысить 50% лимита" или "Совершить покупку ночью").</w:t>
+      </w:r>
+    </w:p>
+    <w:p>
+      <w:pPr>
+        <w:pStyle w:val="a7"/>
+        <w:numPr>
+          <w:ilvl w:val="0"/>
+          <w:numId w:val="7"/>
+        </w:numPr>
+        <w:spacing w:after="0" w:line="360" w:lineRule="auto"/>
+        <w:ind w:left="0" w:firstLine="709"/>
+        <w:jc w:val="both"/>
+        <w:rPr>
+          <w:rFonts w:ascii="Times New Roman" w:hAnsi="Times New Roman" w:cs="Times New Roman"/>
+          <w:sz w:val="28"/>
+          <w:szCs w:val="28"/>
+        </w:rPr>
+      </w:pPr>
+      <w:r>
+        <w:rPr>
+          <w:rFonts w:ascii="Times New Roman" w:hAnsi="Times New Roman" w:cs="Times New Roman"/>
+          <w:sz w:val="28"/>
+          <w:szCs w:val="28"/>
+        </w:rPr>
+        <w:t xml:space="preserve"> </w:t>
+      </w:r>
+      <w:r>
+        <w:rPr>
+          <w:rFonts w:ascii="Times New Roman" w:hAnsi="Times New Roman" w:cs="Times New Roman"/>
+          <w:sz w:val="28"/>
+          <w:szCs w:val="28"/>
+        </w:rPr>
+        <w:t>Достижения должны иметь визуальную градацию (бронзовые, серебряные, золотые) и отображать текущий прогресс пользователя.</w:t>
+      </w:r>
+    </w:p>
+    <w:p>
+      <w:pPr>
+        <w:spacing w:after="0" w:line="360" w:lineRule="auto"/>
+        <w:jc w:val="center"/>
+        <w:rPr>
+          <w:rFonts w:ascii="Times New Roman" w:hAnsi="Times New Roman" w:cs="Times New Roman"/>
+          <w:b/>
+          <w:bCs/>
+          <w:sz w:val="28"/>
+          <w:szCs w:val="28"/>
+        </w:rPr>
+      </w:pPr>
+      <w:r>
+        <w:rPr>
+          <w:rFonts w:ascii="Times New Roman" w:hAnsi="Times New Roman" w:cs="Times New Roman"/>
+          <w:b/>
+          <w:bCs/>
+          <w:sz w:val="28"/>
+          <w:szCs w:val="28"/>
+        </w:rPr>
+        <w:t>Блок 6: Персонализация (Настройки)</w:t>
+      </w:r>
+    </w:p>
+    <w:p>
+      <w:pPr>
+        <w:pStyle w:val="a7"/>
+        <w:numPr>
+          <w:ilvl w:val="0"/>
+          <w:numId w:val="7"/>
+        </w:numPr>
+        <w:spacing w:after="0" w:line="360" w:lineRule="auto"/>
+        <w:ind w:left="0" w:firstLine="709"/>
+        <w:jc w:val="both"/>
+        <w:rPr>
+          <w:rFonts w:ascii="Times New Roman" w:hAnsi="Times New Roman" w:cs="Times New Roman"/>
+          <w:sz w:val="28"/>
+          <w:szCs w:val="28"/>
+        </w:rPr>
+      </w:pPr>
+      <w:r>
+        <w:rPr>
+          <w:rFonts w:ascii="Times New Roman" w:hAnsi="Times New Roman" w:cs="Times New Roman"/>
+          <w:sz w:val="28"/>
+          <w:szCs w:val="28"/>
+        </w:rPr>
+        <w:t xml:space="preserve"> </w:t>
+      </w:r>
+      <w:r>
+        <w:rPr>
+          <w:rFonts w:ascii="Times New Roman" w:hAnsi="Times New Roman" w:cs="Times New Roman"/>
+          <w:sz w:val="28"/>
+          <w:szCs w:val="28"/>
+        </w:rPr>
+        <w:t>Пользователь должен иметь возможность менять свое имя и основную валюту (₽, $, €, и т.д.), которая будет динамически применяться ко всем экранам.</w:t>
+      </w:r>
+    </w:p>
+    <w:p>
+      <w:pPr>
+        <w:pStyle w:val="a7"/>
+        <w:numPr>
+          <w:ilvl w:val="0"/>
+          <w:numId w:val="7"/>
+        </w:numPr>
+        <w:spacing w:after="0" w:line="360" w:lineRule="auto"/>
+        <w:ind w:left="0" w:firstLine="709"/>
+        <w:jc w:val="both"/>
+        <w:rPr>
+          <w:rFonts w:ascii="Times New Roman" w:hAnsi="Times New Roman" w:cs="Times New Roman"/>
+          <w:sz w:val="28"/>
+          <w:szCs w:val="28"/>
+        </w:rPr>
+      </w:pPr>
+      <w:r>
+        <w:rPr>
+          <w:rFonts w:ascii="Times New Roman" w:hAnsi="Times New Roman" w:cs="Times New Roman"/>
+          <w:sz w:val="28"/>
+          <w:szCs w:val="28"/>
+        </w:rPr>
+        <w:t xml:space="preserve"> </w:t>
+      </w:r>
+      <w:r>
+        <w:rPr>
+          <w:rFonts w:ascii="Times New Roman" w:hAnsi="Times New Roman" w:cs="Times New Roman"/>
+          <w:sz w:val="28"/>
+          <w:szCs w:val="28"/>
+        </w:rPr>
+        <w:t>Приложение должно поддерживать переключение между светлой и темной темой оформления.</w:t>
+      </w:r>
+    </w:p>
+    <w:p>
+      <w:pPr>
+        <w:pStyle w:val="a7"/>
+        <w:numPr>
+          <w:ilvl w:val="0"/>
+          <w:numId w:val="7"/>
+        </w:numPr>
+        <w:spacing w:after="0" w:line="360" w:lineRule="auto"/>
+        <w:ind w:left="0" w:firstLine="709"/>
+        <w:jc w:val="both"/>
+        <w:rPr>
+          <w:rFonts w:ascii="Times New Roman" w:hAnsi="Times New Roman" w:cs="Times New Roman"/>
+          <w:sz w:val="28"/>
+          <w:szCs w:val="28"/>
+        </w:rPr>
+      </w:pPr>
+      <w:r>
+        <w:rPr>
+          <w:rFonts w:ascii="Times New Roman" w:hAnsi="Times New Roman" w:cs="Times New Roman"/>
+          <w:sz w:val="28"/>
+          <w:szCs w:val="28"/>
+        </w:rPr>
+        <w:t xml:space="preserve"> </w:t>
+      </w:r>
+      <w:r>
+        <w:rPr>
+          <w:rFonts w:ascii="Times New Roman" w:hAnsi="Times New Roman" w:cs="Times New Roman"/>
+          <w:sz w:val="28"/>
+          <w:szCs w:val="28"/>
+        </w:rPr>
+        <w:t>Приложение должно предоставлять функцию полного сброса (удаления) всех данных.</w:t>
+      </w:r>
+    </w:p>
+    <w:p>
+      <w:pPr>
+        <w:spacing w:after="0" w:line="360" w:lineRule="auto"/>
+        <w:jc w:val="both"/>
+        <w:rPr>
+          <w:rFonts w:ascii="Times New Roman" w:hAnsi="Times New Roman" w:cs="Times New Roman"/>
+          <w:sz w:val="28"/>
+          <w:szCs w:val="28"/>
+        </w:rPr>
+      </w:pPr>
+      <w:r>
+        <w:rPr>
           <w:noProof/>
         </w:rPr>
         <w:drawing>
-          <wp:inline distT="0" distB="0" distL="0" distR="0" wp14:anchorId="28173D2E" wp14:editId="1E92C815">
-            <wp:extent cx="4954270" cy="4016375"/>
-            <wp:effectExtent l="0" t="0" r="0" b="3175"/>
-            <wp:docPr id="1" name="Рисунок 1" descr="TLBDIiD04Bu7zXs6dFJGW_svIa5y0lK1bdIDeMbIThUWY60ZtafF7fKUV86qD3NQ7rzXzesSJQguWfViVBlVpyoGhj9Swj4WPbuiBZNe56GKNcdeHL84EaeJvgb-b0ovv0COyg3FGt6cRs81zfqdOIoOnpmUw5I2ZpFSuTfCy8tE1UOcmy9Y7xY22oMavVu8YVzCl3cMbMPBTG7uQUxj1O4LYRTK5t1mUZqKYH9mBga58Gzzk6KUm4Y9W2jhz5GPvHHQcinCW4noCpQFTBsiqq-ENCKhBec__f_VTFapekpC63VqpQWkQjsOPhHpbbLLueTvsEjRV_9gQZNcTvSsdWm90CxDb3fQML_CznPjr-A5vEysnMcNLeOx8D-Srhwe4aeptJjqc7TdbswN3ut6SRs7NwZfe9Q3sWxgM9-kI7hqktm1 (520×422)"/>
+          <wp:anchor distT="0" distB="0" distL="114300" distR="114300" simplePos="0" relativeHeight="251661312" behindDoc="0" locked="0" layoutInCell="1" allowOverlap="1" wp14:anchorId="6154DC2F" wp14:editId="211ECFED">
+            <wp:simplePos x="0" y="0"/>
+            <wp:positionH relativeFrom="margin">
+              <wp:align>center</wp:align>
+            </wp:positionH>
+            <wp:positionV relativeFrom="paragraph">
+              <wp:posOffset>11982</wp:posOffset>
+            </wp:positionV>
+            <wp:extent cx="4015105" cy="4982210"/>
+            <wp:effectExtent l="0" t="0" r="4445" b="8890"/>
+            <wp:wrapSquare wrapText="bothSides"/>
+            <wp:docPr id="9" name="Рисунок 9"/>
             <wp:cNvGraphicFramePr>
               <a:graphicFrameLocks xmlns:a="http://schemas.openxmlformats.org/drawingml/2006/main" noChangeAspect="1"/>
             </wp:cNvGraphicFramePr>
@@ -4473,7 +5468,7 @@
               <a:graphicData uri="http://schemas.openxmlformats.org/drawingml/2006/picture">
                 <pic:pic xmlns:pic="http://schemas.openxmlformats.org/drawingml/2006/picture">
                   <pic:nvPicPr>
-                    <pic:cNvPr id="0" name="Picture 1" descr="TLBDIiD04Bu7zXs6dFJGW_svIa5y0lK1bdIDeMbIThUWY60ZtafF7fKUV86qD3NQ7rzXzesSJQguWfViVBlVpyoGhj9Swj4WPbuiBZNe56GKNcdeHL84EaeJvgb-b0ovv0COyg3FGt6cRs81zfqdOIoOnpmUw5I2ZpFSuTfCy8tE1UOcmy9Y7xY22oMavVu8YVzCl3cMbMPBTG7uQUxj1O4LYRTK5t1mUZqKYH9mBga58Gzzk6KUm4Y9W2jhz5GPvHHQcinCW4noCpQFTBsiqq-ENCKhBec__f_VTFapekpC63VqpQWkQjsOPhHpbbLLueTvsEjRV_9gQZNcTvSsdWm90CxDb3fQML_CznPjr-A5vEysnMcNLeOx8D-Srhwe4aeptJjqc7TdbswN3ut6SRs7NwZfe9Q3sWxgM9-kI7hqktm1 (520×422)"/>
+                    <pic:cNvPr id="0" name="Picture 6"/>
                     <pic:cNvPicPr>
                       <a:picLocks noChangeAspect="1" noChangeArrowheads="1"/>
                     </pic:cNvPicPr>
@@ -4494,7 +5489,7 @@
                   <pic:spPr bwMode="auto">
                     <a:xfrm>
                       <a:off x="0" y="0"/>
-                      <a:ext cx="4954270" cy="4016375"/>
+                      <a:ext cx="4020983" cy="4990112"/>
                     </a:xfrm>
                     <a:prstGeom prst="rect">
                       <a:avLst/>
@@ -4507,7 +5502,10 @@
                 </pic:pic>
               </a:graphicData>
             </a:graphic>
-          </wp:inline>
+            <wp14:sizeRelV relativeFrom="margin">
+              <wp14:pctHeight>0</wp14:pctHeight>
+            </wp14:sizeRelV>
+          </wp:anchor>
         </w:drawing>
       </w:r>
     </w:p>
@@ -4522,14 +5520,41 @@
           <w:szCs w:val="28"/>
         </w:rPr>
       </w:pPr>
-      <w:r>
-        <w:rPr>
-          <w:rFonts w:ascii="Times New Roman" w:hAnsi="Times New Roman" w:cs="Times New Roman"/>
-          <w:sz w:val="28"/>
-          <w:szCs w:val="28"/>
-        </w:rPr>
-        <w:lastRenderedPageBreak/>
-        <w:t xml:space="preserve">Рис.1 </w:t>
+    </w:p>
+    <w:p>
+      <w:pPr>
+        <w:spacing w:after="0" w:line="360" w:lineRule="auto"/>
+        <w:ind w:firstLine="709"/>
+        <w:jc w:val="both"/>
+        <w:rPr>
+          <w:rFonts w:ascii="Times New Roman" w:hAnsi="Times New Roman" w:cs="Times New Roman"/>
+          <w:sz w:val="28"/>
+          <w:szCs w:val="28"/>
+        </w:rPr>
+      </w:pPr>
+      <w:r>
+        <w:rPr>
+          <w:rFonts w:ascii="Times New Roman" w:hAnsi="Times New Roman" w:cs="Times New Roman"/>
+          <w:sz w:val="28"/>
+          <w:szCs w:val="28"/>
+        </w:rPr>
+        <w:t>Рис.1</w:t>
+      </w:r>
+      <w:r>
+        <w:rPr>
+          <w:rFonts w:ascii="Times New Roman" w:hAnsi="Times New Roman" w:cs="Times New Roman"/>
+          <w:sz w:val="28"/>
+          <w:szCs w:val="28"/>
+        </w:rPr>
+        <w:t>.1</w:t>
+      </w:r>
+      <w:r>
+        <w:rPr>
+          <w:rFonts w:ascii="Times New Roman" w:hAnsi="Times New Roman" w:cs="Times New Roman"/>
+          <w:sz w:val="28"/>
+          <w:szCs w:val="28"/>
+        </w:rPr>
+        <w:t xml:space="preserve"> </w:t>
       </w:r>
       <w:r>
         <w:rPr>
@@ -4589,7 +5614,7 @@
           <w:szCs w:val="28"/>
         </w:rPr>
       </w:pPr>
-      <w:bookmarkStart w:id="4" w:name="_Toc225773181"/>
+      <w:bookmarkStart w:id="6" w:name="_Toc225787444"/>
       <w:r>
         <w:rPr>
           <w:rFonts w:ascii="Times New Roman" w:hAnsi="Times New Roman" w:cs="Times New Roman"/>
@@ -4599,9 +5624,10 @@
           <w:sz w:val="28"/>
           <w:szCs w:val="28"/>
         </w:rPr>
+        <w:lastRenderedPageBreak/>
         <w:t>1.3. Нефункциональные требования к приложению</w:t>
       </w:r>
-      <w:bookmarkEnd w:id="4"/>
+      <w:bookmarkEnd w:id="6"/>
     </w:p>
     <w:p>
       <w:pPr>
@@ -4934,7 +5960,7 @@
           <w:sz w:val="28"/>
           <w:szCs w:val="28"/>
         </w:rPr>
-        <w:t xml:space="preserve">Выполнение "тяжелых" операций, таких как чтение и запись в базу данных, фильтрация списков и расчет статистики, должно происходить в </w:t>
+        <w:t xml:space="preserve">Выполнение "тяжелых" операций, таких как чтение и запись в базу данных, фильтрация списков и расчет статистики, должно происходить в асинхронном режиме (в фоновых потоках), чтобы не вызывать блокировку или </w:t>
       </w:r>
       <w:r>
         <w:rPr>
@@ -4943,7 +5969,7 @@
           <w:szCs w:val="28"/>
         </w:rPr>
         <w:lastRenderedPageBreak/>
-        <w:t xml:space="preserve">асинхронном режиме (в фоновых потоках), чтобы не вызывать блокировку или "зависание" пользовательского интерфейса (ошибка ANR - Application </w:t>
+        <w:t xml:space="preserve">"зависание" пользовательского интерфейса (ошибка ANR - Application </w:t>
       </w:r>
       <w:proofErr w:type="spellStart"/>
       <w:r>
@@ -5217,7 +6243,7 @@
           <w:szCs w:val="28"/>
         </w:rPr>
       </w:pPr>
-      <w:bookmarkStart w:id="5" w:name="_Toc225773182"/>
+      <w:bookmarkStart w:id="7" w:name="_Toc225787445"/>
       <w:r>
         <w:rPr>
           <w:rFonts w:ascii="Times New Roman" w:hAnsi="Times New Roman" w:cs="Times New Roman"/>
@@ -5229,7 +6255,7 @@
         </w:rPr>
         <w:t>1.4. Обоснование выбора среды и средств разработки</w:t>
       </w:r>
-      <w:bookmarkEnd w:id="5"/>
+      <w:bookmarkEnd w:id="7"/>
     </w:p>
     <w:p>
       <w:pPr>
@@ -5264,7 +6290,7 @@
           <w:color w:val="auto"/>
         </w:rPr>
       </w:pPr>
-      <w:bookmarkStart w:id="6" w:name="_Toc225773183"/>
+      <w:bookmarkStart w:id="8" w:name="_Toc225787446"/>
       <w:r>
         <w:rPr>
           <w:rFonts w:ascii="Times New Roman" w:hAnsi="Times New Roman" w:cs="Times New Roman"/>
@@ -5274,7 +6300,7 @@
         </w:rPr>
         <w:t>1.4.1. Выбор интегрированной среды разработки (IDE)</w:t>
       </w:r>
-      <w:bookmarkEnd w:id="6"/>
+      <w:bookmarkEnd w:id="8"/>
     </w:p>
     <w:p>
       <w:pPr>
@@ -5311,16 +6337,7 @@
           <w:sz w:val="28"/>
           <w:szCs w:val="28"/>
         </w:rPr>
-        <w:t xml:space="preserve"> Studio. На сегодняшний день это официальная, наиболее мощная и </w:t>
-      </w:r>
-      <w:r>
-        <w:rPr>
-          <w:rFonts w:ascii="Times New Roman" w:hAnsi="Times New Roman" w:cs="Times New Roman"/>
-          <w:sz w:val="28"/>
-          <w:szCs w:val="28"/>
-        </w:rPr>
-        <w:lastRenderedPageBreak/>
-        <w:t xml:space="preserve">рекомендуемая компанией Google IDE для разработки под платформу </w:t>
+        <w:t xml:space="preserve"> Studio. На сегодняшний день это официальная, наиболее мощная и рекомендуемая компанией Google IDE для разработки под платформу </w:t>
       </w:r>
       <w:proofErr w:type="spellStart"/>
       <w:r>
@@ -5394,6 +6411,7 @@
           <w:sz w:val="28"/>
           <w:szCs w:val="28"/>
         </w:rPr>
+        <w:lastRenderedPageBreak/>
         <w:t xml:space="preserve">Преимущества </w:t>
       </w:r>
       <w:proofErr w:type="spellStart"/>
@@ -5608,7 +6626,7 @@
           <w:color w:val="auto"/>
         </w:rPr>
       </w:pPr>
-      <w:bookmarkStart w:id="7" w:name="_Toc225773184"/>
+      <w:bookmarkStart w:id="9" w:name="_Toc225787447"/>
       <w:r>
         <w:rPr>
           <w:rFonts w:ascii="Times New Roman" w:hAnsi="Times New Roman" w:cs="Times New Roman"/>
@@ -5618,7 +6636,7 @@
         </w:rPr>
         <w:t>1.4.2. Выбор языка программирования</w:t>
       </w:r>
-      <w:bookmarkEnd w:id="7"/>
+      <w:bookmarkEnd w:id="9"/>
     </w:p>
     <w:p>
       <w:pPr>
@@ -5802,6 +6820,7 @@
           <w:szCs w:val="28"/>
         </w:rPr>
         <w:br/>
+        <w:t xml:space="preserve">− Язык полностью отвечает образовательным целям курсовой работы, требуя </w:t>
       </w:r>
       <w:r>
         <w:rPr>
@@ -5810,7 +6829,7 @@
           <w:szCs w:val="28"/>
         </w:rPr>
         <w:lastRenderedPageBreak/>
-        <w:t>− Язык полностью отвечает образовательным целям курсовой работы, требуя от разработчика четкого понимания работы с памятью, интерфейсами и многопоточностью.</w:t>
+        <w:t>от разработчика четкого понимания работы с памятью, интерфейсами и многопоточностью.</w:t>
       </w:r>
     </w:p>
     <w:p>
@@ -5824,7 +6843,7 @@
           <w:color w:val="auto"/>
         </w:rPr>
       </w:pPr>
-      <w:bookmarkStart w:id="8" w:name="_Toc225773185"/>
+      <w:bookmarkStart w:id="10" w:name="_Toc225787448"/>
       <w:r>
         <w:rPr>
           <w:rFonts w:ascii="Times New Roman" w:hAnsi="Times New Roman" w:cs="Times New Roman"/>
@@ -5834,7 +6853,7 @@
         </w:rPr>
         <w:t>1.4.3. Выбор архитектурного паттерна</w:t>
       </w:r>
-      <w:bookmarkEnd w:id="8"/>
+      <w:bookmarkEnd w:id="10"/>
     </w:p>
     <w:p>
       <w:pPr>
@@ -6038,12 +7057,20 @@
       <w:r>
         <w:rPr>
           <w:rFonts w:ascii="Times New Roman" w:hAnsi="Times New Roman" w:cs="Times New Roman"/>
+          <w:sz w:val="28"/>
+          <w:szCs w:val="28"/>
+        </w:rPr>
+        <w:t>Model (Модель</w:t>
+      </w:r>
+      <w:r>
+        <w:rPr>
+          <w:rFonts w:ascii="Times New Roman" w:hAnsi="Times New Roman" w:cs="Times New Roman"/>
           <w:i/>
           <w:iCs/>
           <w:sz w:val="28"/>
           <w:szCs w:val="28"/>
         </w:rPr>
-        <w:t>Model (Модель)</w:t>
+        <w:t>)</w:t>
       </w:r>
       <w:r>
         <w:rPr>
@@ -6072,12 +7099,20 @@
       <w:r>
         <w:rPr>
           <w:rFonts w:ascii="Times New Roman" w:hAnsi="Times New Roman" w:cs="Times New Roman"/>
+          <w:sz w:val="28"/>
+          <w:szCs w:val="28"/>
+        </w:rPr>
+        <w:t>View (Представление</w:t>
+      </w:r>
+      <w:r>
+        <w:rPr>
+          <w:rFonts w:ascii="Times New Roman" w:hAnsi="Times New Roman" w:cs="Times New Roman"/>
           <w:i/>
           <w:iCs/>
           <w:sz w:val="28"/>
           <w:szCs w:val="28"/>
         </w:rPr>
-        <w:t>View (Представление)</w:t>
+        <w:t>)</w:t>
       </w:r>
       <w:r>
         <w:rPr>
@@ -6143,8 +7178,6 @@
       <w:r>
         <w:rPr>
           <w:rFonts w:ascii="Times New Roman" w:hAnsi="Times New Roman" w:cs="Times New Roman"/>
-          <w:i/>
-          <w:iCs/>
           <w:sz w:val="28"/>
           <w:szCs w:val="28"/>
         </w:rPr>
@@ -6157,7 +7190,15 @@
           <w:sz w:val="28"/>
           <w:szCs w:val="28"/>
         </w:rPr>
-        <w:t xml:space="preserve"> — выступает связующим звеном. Она запрашивает данные из Модели, подготавливает их и предоставляет Представлению. Важнейшее свойство </w:t>
+        <w:t xml:space="preserve"> </w:t>
+      </w:r>
+      <w:r>
+        <w:rPr>
+          <w:rFonts w:ascii="Times New Roman" w:hAnsi="Times New Roman" w:cs="Times New Roman"/>
+          <w:sz w:val="28"/>
+          <w:szCs w:val="28"/>
+        </w:rPr>
+        <w:t xml:space="preserve">— выступает связующим звеном. Она запрашивает данные из Модели, подготавливает их и предоставляет Представлению. Важнейшее свойство </w:t>
       </w:r>
       <w:proofErr w:type="spellStart"/>
       <w:r>
@@ -6226,7 +7267,7 @@
           <w:bCs/>
         </w:rPr>
       </w:pPr>
-      <w:bookmarkStart w:id="9" w:name="_Toc225773186"/>
+      <w:bookmarkStart w:id="11" w:name="_Toc225787449"/>
       <w:r>
         <w:rPr>
           <w:rFonts w:ascii="Times New Roman" w:hAnsi="Times New Roman" w:cs="Times New Roman"/>
@@ -6236,7 +7277,7 @@
         </w:rPr>
         <w:t>1.4.4. Выбор системы управления базами данных</w:t>
       </w:r>
-      <w:bookmarkEnd w:id="9"/>
+      <w:bookmarkEnd w:id="11"/>
     </w:p>
     <w:p>
       <w:pPr>
@@ -6544,7 +7585,7 @@
           <w:color w:val="auto"/>
         </w:rPr>
       </w:pPr>
-      <w:bookmarkStart w:id="10" w:name="_Toc225773187"/>
+      <w:bookmarkStart w:id="12" w:name="_Toc225787450"/>
       <w:r>
         <w:rPr>
           <w:rFonts w:ascii="Times New Roman" w:hAnsi="Times New Roman" w:cs="Times New Roman"/>
@@ -6554,7 +7595,7 @@
         </w:rPr>
         <w:t>1.4.5. Дополнительные библиотеки</w:t>
       </w:r>
-      <w:bookmarkEnd w:id="10"/>
+      <w:bookmarkEnd w:id="12"/>
     </w:p>
     <w:p>
       <w:pPr>
@@ -6778,7 +7819,7 @@
           <w:szCs w:val="28"/>
         </w:rPr>
       </w:pPr>
-      <w:bookmarkStart w:id="11" w:name="_Toc225773188"/>
+      <w:bookmarkStart w:id="13" w:name="_Toc225787451"/>
       <w:r>
         <w:rPr>
           <w:rFonts w:ascii="Times New Roman" w:hAnsi="Times New Roman" w:cs="Times New Roman"/>
@@ -6791,7 +7832,7 @@
         <w:lastRenderedPageBreak/>
         <w:t>ГЛАВА 2. РЕАЛИЗАЦИЯ ПРОЕКТА В СРЕДЕ РАЗРАБОТКИ</w:t>
       </w:r>
-      <w:bookmarkEnd w:id="11"/>
+      <w:bookmarkEnd w:id="13"/>
     </w:p>
     <w:p>
       <w:pPr>
@@ -6828,7 +7869,7 @@
           <w:szCs w:val="28"/>
         </w:rPr>
       </w:pPr>
-      <w:bookmarkStart w:id="12" w:name="_Toc225773189"/>
+      <w:bookmarkStart w:id="14" w:name="_Toc225787452"/>
       <w:r>
         <w:rPr>
           <w:rFonts w:ascii="Times New Roman" w:hAnsi="Times New Roman" w:cs="Times New Roman"/>
@@ -6840,7 +7881,7 @@
         </w:rPr>
         <w:t>2.1. Проектирование и разработка пользовательского интерфейса</w:t>
       </w:r>
-      <w:bookmarkEnd w:id="12"/>
+      <w:bookmarkEnd w:id="14"/>
     </w:p>
     <w:p>
       <w:pPr>
@@ -6911,7 +7952,7 @@
           <w:color w:val="auto"/>
         </w:rPr>
       </w:pPr>
-      <w:bookmarkStart w:id="13" w:name="_Toc225773190"/>
+      <w:bookmarkStart w:id="15" w:name="_Toc225787453"/>
       <w:r>
         <w:rPr>
           <w:rFonts w:ascii="Times New Roman" w:hAnsi="Times New Roman" w:cs="Times New Roman"/>
@@ -6921,7 +7962,7 @@
         </w:rPr>
         <w:t>2.1.1. Архитектура главного окна приложения</w:t>
       </w:r>
-      <w:bookmarkEnd w:id="13"/>
+      <w:bookmarkEnd w:id="15"/>
     </w:p>
     <w:p>
       <w:pPr>
@@ -7080,7 +8121,7 @@
           <w:sz w:val="28"/>
           <w:szCs w:val="28"/>
         </w:rPr>
-        <w:t xml:space="preserve"> — панель нижней навигации, зафиксированная внизу экрана. Она содержит меню (bottom_nav_menu.xml) с иконками и текстом: "Список" и "Статистика". При нажатии на пункты меню происходит смена Фрагмента в контейнере.</w:t>
+        <w:t xml:space="preserve"> — панель нижней навигации, зафиксированная внизу экрана. Она содержит меню из четырех пунктов: "Список", "Статистика", "План" и "Настройки". При нажатии на пункты меню происходит смена Фрагмента в контейнере.</w:t>
       </w:r>
     </w:p>
     <w:p>
@@ -7134,7 +8175,7 @@
           <w:color w:val="auto"/>
         </w:rPr>
       </w:pPr>
-      <w:bookmarkStart w:id="14" w:name="_Toc225773191"/>
+      <w:bookmarkStart w:id="16" w:name="_Toc225787454"/>
       <w:r>
         <w:rPr>
           <w:rFonts w:ascii="Times New Roman" w:hAnsi="Times New Roman" w:cs="Times New Roman"/>
@@ -7164,7 +8205,7 @@
         </w:rPr>
         <w:t>)</w:t>
       </w:r>
-      <w:bookmarkEnd w:id="14"/>
+      <w:bookmarkEnd w:id="16"/>
     </w:p>
     <w:p>
       <w:pPr>
@@ -7241,6 +8282,44 @@
           <w:szCs w:val="28"/>
         </w:rPr>
         <w:t>, стилизованный под общее оформление. Он позволяет пользователю вводить текстовые запросы.</w:t>
+      </w:r>
+    </w:p>
+    <w:p>
+      <w:pPr>
+        <w:spacing w:after="0" w:line="360" w:lineRule="auto"/>
+        <w:ind w:firstLine="709"/>
+        <w:jc w:val="both"/>
+        <w:rPr>
+          <w:rFonts w:ascii="Times New Roman" w:hAnsi="Times New Roman" w:cs="Times New Roman"/>
+          <w:sz w:val="28"/>
+          <w:szCs w:val="28"/>
+        </w:rPr>
+      </w:pPr>
+      <w:r>
+        <w:rPr>
+          <w:rFonts w:ascii="Times New Roman" w:hAnsi="Times New Roman" w:cs="Times New Roman"/>
+          <w:sz w:val="28"/>
+          <w:szCs w:val="28"/>
+        </w:rPr>
+        <w:t>Рядом со строкой поиска интегрирована кнопка (</w:t>
+      </w:r>
+      <w:proofErr w:type="spellStart"/>
+      <w:r>
+        <w:rPr>
+          <w:rFonts w:ascii="Times New Roman" w:hAnsi="Times New Roman" w:cs="Times New Roman"/>
+          <w:sz w:val="28"/>
+          <w:szCs w:val="28"/>
+        </w:rPr>
+        <w:t>ImageButton</w:t>
+      </w:r>
+      <w:proofErr w:type="spellEnd"/>
+      <w:r>
+        <w:rPr>
+          <w:rFonts w:ascii="Times New Roman" w:hAnsi="Times New Roman" w:cs="Times New Roman"/>
+          <w:sz w:val="28"/>
+          <w:szCs w:val="28"/>
+        </w:rPr>
+        <w:t>) вызова диалогового окна фильтрации, а долгое нажатие на карточку бюджета вызывает меню сортировки списка.</w:t>
       </w:r>
     </w:p>
     <w:p>
@@ -7619,7 +8698,7 @@
         </w:rPr>
         <w:lastRenderedPageBreak/>
         <w:drawing>
-          <wp:anchor distT="0" distB="0" distL="114300" distR="114300" simplePos="0" relativeHeight="251658240" behindDoc="0" locked="0" layoutInCell="1" allowOverlap="1" wp14:anchorId="027E7E5B" wp14:editId="5B385F4B">
+          <wp:anchor distT="0" distB="0" distL="114300" distR="114300" simplePos="0" relativeHeight="251658240" behindDoc="0" locked="0" layoutInCell="1" allowOverlap="1" wp14:anchorId="027E7E5B" wp14:editId="6BD5038F">
             <wp:simplePos x="0" y="0"/>
             <wp:positionH relativeFrom="margin">
               <wp:align>center</wp:align>
@@ -7700,7 +8779,7 @@
           <w:color w:val="auto"/>
         </w:rPr>
       </w:pPr>
-      <w:bookmarkStart w:id="15" w:name="_Toc225773192"/>
+      <w:bookmarkStart w:id="17" w:name="_Toc225787455"/>
       <w:r>
         <w:rPr>
           <w:rFonts w:ascii="Times New Roman" w:hAnsi="Times New Roman" w:cs="Times New Roman"/>
@@ -7711,7 +8790,7 @@
         <w:lastRenderedPageBreak/>
         <w:t>2.1.3. Верстка карточки отдельного расхода</w:t>
       </w:r>
-      <w:bookmarkEnd w:id="15"/>
+      <w:bookmarkEnd w:id="17"/>
     </w:p>
     <w:p>
       <w:pPr>
@@ -7948,7 +9027,7 @@
           <w:color w:val="auto"/>
         </w:rPr>
       </w:pPr>
-      <w:bookmarkStart w:id="16" w:name="_Toc225773193"/>
+      <w:bookmarkStart w:id="18" w:name="_Toc225787456"/>
       <w:r>
         <w:rPr>
           <w:rFonts w:ascii="Times New Roman" w:hAnsi="Times New Roman" w:cs="Times New Roman"/>
@@ -7958,7 +9037,7 @@
         </w:rPr>
         <w:t>2.1.4. Проектирование формы добавления расхода</w:t>
       </w:r>
-      <w:bookmarkEnd w:id="16"/>
+      <w:bookmarkEnd w:id="18"/>
     </w:p>
     <w:p>
       <w:pPr>
@@ -8177,7 +9256,7 @@
           <w:color w:val="auto"/>
         </w:rPr>
       </w:pPr>
-      <w:bookmarkStart w:id="17" w:name="_Toc225773194"/>
+      <w:bookmarkStart w:id="19" w:name="_Toc225787457"/>
       <w:r>
         <w:rPr>
           <w:rFonts w:ascii="Times New Roman" w:hAnsi="Times New Roman" w:cs="Times New Roman"/>
@@ -8207,7 +9286,7 @@
         </w:rPr>
         <w:t>)</w:t>
       </w:r>
-      <w:bookmarkEnd w:id="17"/>
+      <w:bookmarkEnd w:id="19"/>
     </w:p>
     <w:p>
       <w:pPr>
@@ -8288,19 +9367,149 @@
       <w:r>
         <w:rPr>
           <w:rFonts w:ascii="Times New Roman" w:hAnsi="Times New Roman" w:cs="Times New Roman"/>
+          <w:sz w:val="28"/>
+          <w:szCs w:val="28"/>
+        </w:rPr>
+        <w:t xml:space="preserve">Центральным элементом является компонент </w:t>
+      </w:r>
+      <w:proofErr w:type="spellStart"/>
+      <w:r>
+        <w:rPr>
+          <w:rFonts w:ascii="Times New Roman" w:hAnsi="Times New Roman" w:cs="Times New Roman"/>
+          <w:sz w:val="28"/>
+          <w:szCs w:val="28"/>
+        </w:rPr>
+        <w:t>PieChart</w:t>
+      </w:r>
+      <w:proofErr w:type="spellEnd"/>
+      <w:r>
+        <w:rPr>
+          <w:rFonts w:ascii="Times New Roman" w:hAnsi="Times New Roman" w:cs="Times New Roman"/>
+          <w:sz w:val="28"/>
+          <w:szCs w:val="28"/>
+        </w:rPr>
+        <w:t xml:space="preserve"> из библиотеки </w:t>
+      </w:r>
+      <w:proofErr w:type="spellStart"/>
+      <w:r>
+        <w:rPr>
+          <w:rFonts w:ascii="Times New Roman" w:hAnsi="Times New Roman" w:cs="Times New Roman"/>
+          <w:sz w:val="28"/>
+          <w:szCs w:val="28"/>
+        </w:rPr>
+        <w:t>MPAndroidChart</w:t>
+      </w:r>
+      <w:proofErr w:type="spellEnd"/>
+      <w:r>
+        <w:rPr>
+          <w:rFonts w:ascii="Times New Roman" w:hAnsi="Times New Roman" w:cs="Times New Roman"/>
+          <w:sz w:val="28"/>
+          <w:szCs w:val="28"/>
+        </w:rPr>
+        <w:t xml:space="preserve">. Под графиком размещен контейнер </w:t>
+      </w:r>
+      <w:proofErr w:type="spellStart"/>
+      <w:r>
+        <w:rPr>
+          <w:rFonts w:ascii="Times New Roman" w:hAnsi="Times New Roman" w:cs="Times New Roman"/>
+          <w:sz w:val="28"/>
+          <w:szCs w:val="28"/>
+        </w:rPr>
+        <w:t>LinearLayout</w:t>
+      </w:r>
+      <w:proofErr w:type="spellEnd"/>
+      <w:r>
+        <w:rPr>
+          <w:rFonts w:ascii="Times New Roman" w:hAnsi="Times New Roman" w:cs="Times New Roman"/>
+          <w:sz w:val="28"/>
+          <w:szCs w:val="28"/>
+        </w:rPr>
+        <w:t>, в который динамически (из Java-кода) добавляются элементы-строки item_category_stat.xml. Каждая строка представляет собой цветовую точку (соответствующую сектору на графике), название категории, сумму и процентное отношение.</w:t>
+      </w:r>
+    </w:p>
+    <w:p>
+      <w:pPr>
+        <w:spacing w:after="0" w:line="360" w:lineRule="auto"/>
+        <w:ind w:firstLine="709"/>
+        <w:jc w:val="both"/>
+        <w:rPr>
+          <w:rFonts w:ascii="Times New Roman" w:hAnsi="Times New Roman" w:cs="Times New Roman"/>
+          <w:sz w:val="28"/>
+          <w:szCs w:val="28"/>
+        </w:rPr>
+      </w:pPr>
+      <w:r>
+        <w:rPr>
+          <w:rFonts w:ascii="Times New Roman" w:hAnsi="Times New Roman" w:cs="Times New Roman"/>
+          <w:sz w:val="28"/>
+          <w:szCs w:val="28"/>
+        </w:rPr>
+        <w:t xml:space="preserve">Нововведением экрана статистики является горизонтальный </w:t>
+      </w:r>
+      <w:proofErr w:type="spellStart"/>
+      <w:r>
+        <w:rPr>
+          <w:rFonts w:ascii="Times New Roman" w:hAnsi="Times New Roman" w:cs="Times New Roman"/>
+          <w:sz w:val="28"/>
+          <w:szCs w:val="28"/>
+        </w:rPr>
+        <w:t>скролл</w:t>
+      </w:r>
+      <w:proofErr w:type="spellEnd"/>
+      <w:r>
+        <w:rPr>
+          <w:rFonts w:ascii="Times New Roman" w:hAnsi="Times New Roman" w:cs="Times New Roman"/>
+          <w:sz w:val="28"/>
+          <w:szCs w:val="28"/>
+        </w:rPr>
+        <w:t>-блок (</w:t>
+      </w:r>
+      <w:proofErr w:type="spellStart"/>
+      <w:r>
+        <w:rPr>
+          <w:rFonts w:ascii="Times New Roman" w:hAnsi="Times New Roman" w:cs="Times New Roman"/>
+          <w:sz w:val="28"/>
+          <w:szCs w:val="28"/>
+        </w:rPr>
+        <w:t>RecyclerView</w:t>
+      </w:r>
+      <w:proofErr w:type="spellEnd"/>
+      <w:r>
+        <w:rPr>
+          <w:rFonts w:ascii="Times New Roman" w:hAnsi="Times New Roman" w:cs="Times New Roman"/>
+          <w:sz w:val="28"/>
+          <w:szCs w:val="28"/>
+        </w:rPr>
+        <w:t>) «Достижения». В нем отображаются карточки геймификации. В зависимости от статуса (получено/не получено) карточка меняет свой цвет и иконку (с замка на соответствующий эмодзи).</w:t>
+      </w:r>
+    </w:p>
+    <w:p>
+      <w:pPr>
+        <w:spacing w:after="0" w:line="360" w:lineRule="auto"/>
+        <w:ind w:firstLine="709"/>
+        <w:jc w:val="both"/>
+        <w:rPr>
+          <w:rFonts w:ascii="Times New Roman" w:hAnsi="Times New Roman" w:cs="Times New Roman"/>
+          <w:sz w:val="28"/>
+          <w:szCs w:val="28"/>
+        </w:rPr>
+      </w:pPr>
+      <w:r>
+        <w:rPr>
+          <w:rFonts w:ascii="Times New Roman" w:hAnsi="Times New Roman" w:cs="Times New Roman"/>
           <w:noProof/>
           <w:sz w:val="28"/>
           <w:szCs w:val="28"/>
           <w:lang w:val="en-US"/>
         </w:rPr>
         <w:drawing>
-          <wp:anchor distT="0" distB="0" distL="114300" distR="114300" simplePos="0" relativeHeight="251659264" behindDoc="0" locked="0" layoutInCell="1" allowOverlap="1" wp14:anchorId="195D2EB7" wp14:editId="16400174">
+          <wp:anchor distT="0" distB="0" distL="114300" distR="114300" simplePos="0" relativeHeight="251659264" behindDoc="0" locked="0" layoutInCell="1" allowOverlap="1" wp14:anchorId="195D2EB7" wp14:editId="656EEF08">
             <wp:simplePos x="0" y="0"/>
             <wp:positionH relativeFrom="margin">
               <wp:align>center</wp:align>
             </wp:positionH>
             <wp:positionV relativeFrom="paragraph">
-              <wp:posOffset>1814001</wp:posOffset>
+              <wp:posOffset>12618</wp:posOffset>
             </wp:positionV>
             <wp:extent cx="4598035" cy="3723005"/>
             <wp:effectExtent l="0" t="0" r="0" b="0"/>
@@ -8356,68 +9565,6 @@
           </wp:anchor>
         </w:drawing>
       </w:r>
-      <w:r>
-        <w:rPr>
-          <w:rFonts w:ascii="Times New Roman" w:hAnsi="Times New Roman" w:cs="Times New Roman"/>
-          <w:sz w:val="28"/>
-          <w:szCs w:val="28"/>
-        </w:rPr>
-        <w:t xml:space="preserve">Центральным элементом является компонент </w:t>
-      </w:r>
-      <w:proofErr w:type="spellStart"/>
-      <w:r>
-        <w:rPr>
-          <w:rFonts w:ascii="Times New Roman" w:hAnsi="Times New Roman" w:cs="Times New Roman"/>
-          <w:sz w:val="28"/>
-          <w:szCs w:val="28"/>
-        </w:rPr>
-        <w:t>PieChart</w:t>
-      </w:r>
-      <w:proofErr w:type="spellEnd"/>
-      <w:r>
-        <w:rPr>
-          <w:rFonts w:ascii="Times New Roman" w:hAnsi="Times New Roman" w:cs="Times New Roman"/>
-          <w:sz w:val="28"/>
-          <w:szCs w:val="28"/>
-        </w:rPr>
-        <w:t xml:space="preserve"> из библиотеки </w:t>
-      </w:r>
-      <w:proofErr w:type="spellStart"/>
-      <w:r>
-        <w:rPr>
-          <w:rFonts w:ascii="Times New Roman" w:hAnsi="Times New Roman" w:cs="Times New Roman"/>
-          <w:sz w:val="28"/>
-          <w:szCs w:val="28"/>
-        </w:rPr>
-        <w:t>MPAndroidChart</w:t>
-      </w:r>
-      <w:proofErr w:type="spellEnd"/>
-      <w:r>
-        <w:rPr>
-          <w:rFonts w:ascii="Times New Roman" w:hAnsi="Times New Roman" w:cs="Times New Roman"/>
-          <w:sz w:val="28"/>
-          <w:szCs w:val="28"/>
-        </w:rPr>
-        <w:t xml:space="preserve">. Под графиком размещен контейнер </w:t>
-      </w:r>
-      <w:proofErr w:type="spellStart"/>
-      <w:r>
-        <w:rPr>
-          <w:rFonts w:ascii="Times New Roman" w:hAnsi="Times New Roman" w:cs="Times New Roman"/>
-          <w:sz w:val="28"/>
-          <w:szCs w:val="28"/>
-        </w:rPr>
-        <w:t>LinearLayout</w:t>
-      </w:r>
-      <w:proofErr w:type="spellEnd"/>
-      <w:r>
-        <w:rPr>
-          <w:rFonts w:ascii="Times New Roman" w:hAnsi="Times New Roman" w:cs="Times New Roman"/>
-          <w:sz w:val="28"/>
-          <w:szCs w:val="28"/>
-        </w:rPr>
-        <w:t>, в который динамически (из Java-кода) добавляются элементы-строки item_category_stat.xml. Каждая строка представляет собой цветовую точку (соответствующую сектору на графике), название категории, сумму и процентное отношение.</w:t>
-      </w:r>
     </w:p>
     <w:p>
       <w:pPr>
@@ -8518,19 +9665,6 @@
     <w:p>
       <w:pPr>
         <w:spacing w:after="0" w:line="360" w:lineRule="auto"/>
-        <w:ind w:firstLine="709"/>
-        <w:jc w:val="both"/>
-        <w:rPr>
-          <w:rFonts w:ascii="Times New Roman" w:hAnsi="Times New Roman" w:cs="Times New Roman"/>
-          <w:sz w:val="28"/>
-          <w:szCs w:val="28"/>
-        </w:rPr>
-      </w:pPr>
-    </w:p>
-    <w:p>
-      <w:pPr>
-        <w:spacing w:after="0" w:line="360" w:lineRule="auto"/>
-        <w:ind w:firstLine="709"/>
         <w:jc w:val="center"/>
         <w:rPr>
           <w:rFonts w:ascii="Times New Roman" w:hAnsi="Times New Roman" w:cs="Times New Roman"/>
@@ -8546,6 +9680,17 @@
         </w:rPr>
         <w:t>Рис.2.2. Экран добавления записи</w:t>
       </w:r>
+    </w:p>
+    <w:p>
+      <w:pPr>
+        <w:spacing w:after="0" w:line="360" w:lineRule="auto"/>
+        <w:jc w:val="center"/>
+        <w:rPr>
+          <w:rFonts w:ascii="Times New Roman" w:hAnsi="Times New Roman" w:cs="Times New Roman"/>
+          <w:sz w:val="28"/>
+          <w:szCs w:val="28"/>
+        </w:rPr>
+      </w:pPr>
     </w:p>
     <w:p>
       <w:pPr>
@@ -8567,7 +9712,7 @@
         </w:rPr>
         <w:lastRenderedPageBreak/>
         <w:drawing>
-          <wp:anchor distT="0" distB="0" distL="114300" distR="114300" simplePos="0" relativeHeight="251660288" behindDoc="0" locked="0" layoutInCell="1" allowOverlap="1" wp14:anchorId="3825E42D" wp14:editId="5104B0CE">
+          <wp:anchor distT="0" distB="0" distL="114300" distR="114300" simplePos="0" relativeHeight="251660288" behindDoc="0" locked="0" layoutInCell="1" allowOverlap="1" wp14:anchorId="3825E42D" wp14:editId="006608DE">
             <wp:simplePos x="0" y="0"/>
             <wp:positionH relativeFrom="margin">
               <wp:align>center</wp:align>
@@ -8688,6 +9833,245 @@
     </w:p>
     <w:p>
       <w:pPr>
+        <w:spacing w:after="0" w:line="360" w:lineRule="auto"/>
+        <w:jc w:val="center"/>
+        <w:rPr>
+          <w:rFonts w:ascii="Times New Roman" w:hAnsi="Times New Roman" w:cs="Times New Roman"/>
+          <w:sz w:val="28"/>
+          <w:szCs w:val="28"/>
+        </w:rPr>
+      </w:pPr>
+    </w:p>
+    <w:p>
+      <w:pPr>
+        <w:spacing w:after="0" w:line="360" w:lineRule="auto"/>
+        <w:jc w:val="center"/>
+        <w:rPr>
+          <w:rFonts w:ascii="Times New Roman" w:hAnsi="Times New Roman" w:cs="Times New Roman"/>
+          <w:sz w:val="28"/>
+          <w:szCs w:val="28"/>
+        </w:rPr>
+      </w:pPr>
+    </w:p>
+    <w:p>
+      <w:pPr>
+        <w:pStyle w:val="3"/>
+        <w:jc w:val="center"/>
+        <w:rPr>
+          <w:rFonts w:ascii="Times New Roman" w:hAnsi="Times New Roman" w:cs="Times New Roman"/>
+          <w:b/>
+          <w:bCs/>
+          <w:color w:val="auto"/>
+        </w:rPr>
+      </w:pPr>
+      <w:bookmarkStart w:id="20" w:name="_Toc225787458"/>
+      <w:r>
+        <w:rPr>
+          <w:rFonts w:ascii="Times New Roman" w:hAnsi="Times New Roman" w:cs="Times New Roman"/>
+          <w:b/>
+          <w:bCs/>
+          <w:color w:val="auto"/>
+        </w:rPr>
+        <w:lastRenderedPageBreak/>
+        <w:t>2.1.6. Верстка экрана планирования (</w:t>
+      </w:r>
+      <w:proofErr w:type="spellStart"/>
+      <w:r>
+        <w:rPr>
+          <w:rFonts w:ascii="Times New Roman" w:hAnsi="Times New Roman" w:cs="Times New Roman"/>
+          <w:b/>
+          <w:bCs/>
+          <w:color w:val="auto"/>
+        </w:rPr>
+        <w:t>PlannedFragment</w:t>
+      </w:r>
+      <w:proofErr w:type="spellEnd"/>
+      <w:r>
+        <w:rPr>
+          <w:rFonts w:ascii="Times New Roman" w:hAnsi="Times New Roman" w:cs="Times New Roman"/>
+          <w:b/>
+          <w:bCs/>
+          <w:color w:val="auto"/>
+        </w:rPr>
+        <w:t>)</w:t>
+      </w:r>
+      <w:bookmarkEnd w:id="20"/>
+    </w:p>
+    <w:p>
+      <w:pPr>
+        <w:spacing w:after="0" w:line="360" w:lineRule="auto"/>
+        <w:ind w:firstLine="709"/>
+        <w:jc w:val="both"/>
+        <w:rPr>
+          <w:rFonts w:ascii="Times New Roman" w:hAnsi="Times New Roman" w:cs="Times New Roman"/>
+          <w:sz w:val="28"/>
+          <w:szCs w:val="28"/>
+        </w:rPr>
+      </w:pPr>
+      <w:r>
+        <w:rPr>
+          <w:rFonts w:ascii="Times New Roman" w:hAnsi="Times New Roman" w:cs="Times New Roman"/>
+          <w:sz w:val="28"/>
+          <w:szCs w:val="28"/>
+        </w:rPr>
+        <w:t>Экран планирования разделен на две логические части. Верхняя часть содержит карточку финансовой цели (</w:t>
+      </w:r>
+      <w:proofErr w:type="spellStart"/>
+      <w:r>
+        <w:rPr>
+          <w:rFonts w:ascii="Times New Roman" w:hAnsi="Times New Roman" w:cs="Times New Roman"/>
+          <w:sz w:val="28"/>
+          <w:szCs w:val="28"/>
+        </w:rPr>
+        <w:t>Goal</w:t>
+      </w:r>
+      <w:proofErr w:type="spellEnd"/>
+      <w:r>
+        <w:rPr>
+          <w:rFonts w:ascii="Times New Roman" w:hAnsi="Times New Roman" w:cs="Times New Roman"/>
+          <w:sz w:val="28"/>
+          <w:szCs w:val="28"/>
+        </w:rPr>
+        <w:t>) с линейным прогресс-баром и кнопкой "Пополнить". Нижняя часть содержит список (</w:t>
+      </w:r>
+      <w:proofErr w:type="spellStart"/>
+      <w:r>
+        <w:rPr>
+          <w:rFonts w:ascii="Times New Roman" w:hAnsi="Times New Roman" w:cs="Times New Roman"/>
+          <w:sz w:val="28"/>
+          <w:szCs w:val="28"/>
+        </w:rPr>
+        <w:t>RecyclerView</w:t>
+      </w:r>
+      <w:proofErr w:type="spellEnd"/>
+      <w:r>
+        <w:rPr>
+          <w:rFonts w:ascii="Times New Roman" w:hAnsi="Times New Roman" w:cs="Times New Roman"/>
+          <w:sz w:val="28"/>
+          <w:szCs w:val="28"/>
+        </w:rPr>
+        <w:t xml:space="preserve">), в который выводятся только расходы с флагом </w:t>
+      </w:r>
+      <w:proofErr w:type="spellStart"/>
+      <w:r>
+        <w:rPr>
+          <w:rFonts w:ascii="Times New Roman" w:hAnsi="Times New Roman" w:cs="Times New Roman"/>
+          <w:sz w:val="28"/>
+          <w:szCs w:val="28"/>
+        </w:rPr>
+        <w:t>isRecurring</w:t>
+      </w:r>
+      <w:proofErr w:type="spellEnd"/>
+      <w:r>
+        <w:rPr>
+          <w:rFonts w:ascii="Times New Roman" w:hAnsi="Times New Roman" w:cs="Times New Roman"/>
+          <w:sz w:val="28"/>
+          <w:szCs w:val="28"/>
+        </w:rPr>
+        <w:t xml:space="preserve"> (регулярные платежи и подписки). Для добавления подписки используется отдельная плавающая кнопка (FAB) зеленого цвета.</w:t>
+      </w:r>
+    </w:p>
+    <w:p>
+      <w:pPr>
+        <w:pStyle w:val="3"/>
+        <w:jc w:val="center"/>
+        <w:rPr>
+          <w:rFonts w:ascii="Times New Roman" w:hAnsi="Times New Roman" w:cs="Times New Roman"/>
+          <w:b/>
+          <w:bCs/>
+          <w:color w:val="auto"/>
+        </w:rPr>
+      </w:pPr>
+      <w:bookmarkStart w:id="21" w:name="_Toc225787459"/>
+      <w:r>
+        <w:rPr>
+          <w:rFonts w:ascii="Times New Roman" w:hAnsi="Times New Roman" w:cs="Times New Roman"/>
+          <w:b/>
+          <w:bCs/>
+          <w:color w:val="auto"/>
+        </w:rPr>
+        <w:t>2.1.7. Верстка экрана настроек (</w:t>
+      </w:r>
+      <w:proofErr w:type="spellStart"/>
+      <w:r>
+        <w:rPr>
+          <w:rFonts w:ascii="Times New Roman" w:hAnsi="Times New Roman" w:cs="Times New Roman"/>
+          <w:b/>
+          <w:bCs/>
+          <w:color w:val="auto"/>
+        </w:rPr>
+        <w:t>SettingsFragment</w:t>
+      </w:r>
+      <w:proofErr w:type="spellEnd"/>
+      <w:r>
+        <w:rPr>
+          <w:rFonts w:ascii="Times New Roman" w:hAnsi="Times New Roman" w:cs="Times New Roman"/>
+          <w:b/>
+          <w:bCs/>
+          <w:color w:val="auto"/>
+        </w:rPr>
+        <w:t>)</w:t>
+      </w:r>
+      <w:bookmarkEnd w:id="21"/>
+    </w:p>
+    <w:p>
+      <w:pPr>
+        <w:spacing w:after="0" w:line="360" w:lineRule="auto"/>
+        <w:ind w:firstLine="709"/>
+        <w:jc w:val="both"/>
+        <w:rPr>
+          <w:rFonts w:ascii="Times New Roman" w:hAnsi="Times New Roman" w:cs="Times New Roman"/>
+          <w:sz w:val="28"/>
+          <w:szCs w:val="28"/>
+        </w:rPr>
+      </w:pPr>
+      <w:r>
+        <w:rPr>
+          <w:rFonts w:ascii="Times New Roman" w:hAnsi="Times New Roman" w:cs="Times New Roman"/>
+          <w:sz w:val="28"/>
+          <w:szCs w:val="28"/>
+        </w:rPr>
+        <w:t>Экран настроек реализован в виде вертикального списка с использованием компонента </w:t>
+      </w:r>
+      <w:proofErr w:type="spellStart"/>
+      <w:r>
+        <w:rPr>
+          <w:rFonts w:ascii="Times New Roman" w:hAnsi="Times New Roman" w:cs="Times New Roman"/>
+          <w:sz w:val="28"/>
+          <w:szCs w:val="28"/>
+        </w:rPr>
+        <w:t>ScrollView</w:t>
+      </w:r>
+      <w:proofErr w:type="spellEnd"/>
+      <w:r>
+        <w:rPr>
+          <w:rFonts w:ascii="Times New Roman" w:hAnsi="Times New Roman" w:cs="Times New Roman"/>
+          <w:sz w:val="28"/>
+          <w:szCs w:val="28"/>
+        </w:rPr>
+        <w:t>. Включает секции "Профиль", "Внешний вид", "Помощь" и "Данные". Для переключения темной темы используется компонент </w:t>
+      </w:r>
+      <w:proofErr w:type="spellStart"/>
+      <w:r>
+        <w:rPr>
+          <w:rFonts w:ascii="Times New Roman" w:hAnsi="Times New Roman" w:cs="Times New Roman"/>
+          <w:sz w:val="28"/>
+          <w:szCs w:val="28"/>
+        </w:rPr>
+        <w:t>MaterialSwitch</w:t>
+      </w:r>
+      <w:proofErr w:type="spellEnd"/>
+      <w:r>
+        <w:rPr>
+          <w:rFonts w:ascii="Times New Roman" w:hAnsi="Times New Roman" w:cs="Times New Roman"/>
+          <w:sz w:val="28"/>
+          <w:szCs w:val="28"/>
+        </w:rPr>
+        <w:t>.</w:t>
+      </w:r>
+    </w:p>
+    <w:p>
+      <w:pPr>
         <w:pStyle w:val="2"/>
         <w:spacing w:before="0" w:after="0" w:line="360" w:lineRule="auto"/>
         <w:ind w:firstLine="709"/>
@@ -8700,7 +10084,7 @@
           <w:szCs w:val="28"/>
         </w:rPr>
       </w:pPr>
-      <w:bookmarkStart w:id="18" w:name="_Toc225773195"/>
+      <w:bookmarkStart w:id="22" w:name="_Toc225787460"/>
       <w:r>
         <w:rPr>
           <w:rFonts w:ascii="Times New Roman" w:hAnsi="Times New Roman" w:cs="Times New Roman"/>
@@ -8710,10 +10094,9 @@
           <w:sz w:val="28"/>
           <w:szCs w:val="28"/>
         </w:rPr>
-        <w:lastRenderedPageBreak/>
         <w:t>2.2. Разработка программной логики и архитектуры приложения</w:t>
       </w:r>
-      <w:bookmarkEnd w:id="18"/>
+      <w:bookmarkEnd w:id="22"/>
     </w:p>
     <w:p>
       <w:pPr>
@@ -8784,7 +10167,7 @@
           <w:color w:val="auto"/>
         </w:rPr>
       </w:pPr>
-      <w:bookmarkStart w:id="19" w:name="_Toc225773196"/>
+      <w:bookmarkStart w:id="23" w:name="_Toc225787461"/>
       <w:r>
         <w:rPr>
           <w:rFonts w:ascii="Times New Roman" w:hAnsi="Times New Roman" w:cs="Times New Roman"/>
@@ -8794,7 +10177,7 @@
         </w:rPr>
         <w:t>2.2.1. Реализация уровня Модели (Локальная база данных)</w:t>
       </w:r>
-      <w:bookmarkEnd w:id="19"/>
+      <w:bookmarkEnd w:id="23"/>
     </w:p>
     <w:p>
       <w:pPr>
@@ -9212,6 +10595,7 @@
           <w:sz w:val="28"/>
           <w:szCs w:val="28"/>
         </w:rPr>
+        <w:lastRenderedPageBreak/>
         <w:t xml:space="preserve">− </w:t>
       </w:r>
       <w:proofErr w:type="spellStart"/>
@@ -9456,7 +10840,6 @@
           <w:sz w:val="28"/>
           <w:szCs w:val="28"/>
         </w:rPr>
-        <w:lastRenderedPageBreak/>
         <w:t xml:space="preserve">Важной архитектурной особенностью является то, что метод возвращает тип </w:t>
       </w:r>
       <w:proofErr w:type="spellStart"/>
@@ -9684,13 +11067,78 @@
       </w:pPr>
       <w:r>
         <w:rPr>
+          <w:rFonts w:ascii="Times New Roman" w:hAnsi="Times New Roman" w:cs="Times New Roman"/>
+          <w:sz w:val="28"/>
+          <w:szCs w:val="28"/>
+        </w:rPr>
+        <w:t>Помимо таблицы расходов, в базу данных интегрирована сущность Goal.java, отвечающая за финансовую цель пользователя (название, целевая сумма, накопленная сумма). Версия базы данных была повышена до 8 с автоматической миграцией (</w:t>
+      </w:r>
+      <w:proofErr w:type="spellStart"/>
+      <w:r>
+        <w:rPr>
+          <w:rFonts w:ascii="Times New Roman" w:hAnsi="Times New Roman" w:cs="Times New Roman"/>
+          <w:sz w:val="28"/>
+          <w:szCs w:val="28"/>
+        </w:rPr>
+        <w:t>fallbackToDestructiveMigration</w:t>
+      </w:r>
+      <w:proofErr w:type="spellEnd"/>
+      <w:r>
+        <w:rPr>
+          <w:rFonts w:ascii="Times New Roman" w:hAnsi="Times New Roman" w:cs="Times New Roman"/>
+          <w:sz w:val="28"/>
+          <w:szCs w:val="28"/>
+        </w:rPr>
+        <w:t xml:space="preserve">). </w:t>
+      </w:r>
+      <w:r>
+        <w:rPr>
+          <w:rFonts w:ascii="Times New Roman" w:hAnsi="Times New Roman" w:cs="Times New Roman"/>
+          <w:sz w:val="28"/>
+          <w:szCs w:val="28"/>
+        </w:rPr>
+        <w:lastRenderedPageBreak/>
+        <w:t>В </w:t>
+      </w:r>
+      <w:proofErr w:type="spellStart"/>
+      <w:r>
+        <w:rPr>
+          <w:rFonts w:ascii="Times New Roman" w:hAnsi="Times New Roman" w:cs="Times New Roman"/>
+          <w:sz w:val="28"/>
+          <w:szCs w:val="28"/>
+        </w:rPr>
+        <w:t>ExpenseDao</w:t>
+      </w:r>
+      <w:proofErr w:type="spellEnd"/>
+      <w:r>
+        <w:rPr>
+          <w:rFonts w:ascii="Times New Roman" w:hAnsi="Times New Roman" w:cs="Times New Roman"/>
+          <w:sz w:val="28"/>
+          <w:szCs w:val="28"/>
+        </w:rPr>
+        <w:t> добавлены сложные SQL-запросы с использованием оператора BETWEEN для выборки дат и ORDER BY для сортировки.</w:t>
+      </w:r>
+    </w:p>
+    <w:p>
+      <w:pPr>
+        <w:spacing w:after="0" w:line="360" w:lineRule="auto"/>
+        <w:ind w:firstLine="709"/>
+        <w:jc w:val="both"/>
+        <w:rPr>
+          <w:rFonts w:ascii="Times New Roman" w:hAnsi="Times New Roman" w:cs="Times New Roman"/>
+          <w:sz w:val="28"/>
+          <w:szCs w:val="28"/>
+        </w:rPr>
+      </w:pPr>
+      <w:r>
+        <w:rPr>
           <w:noProof/>
         </w:rPr>
         <w:drawing>
-          <wp:inline distT="0" distB="0" distL="0" distR="0" wp14:anchorId="4F249292" wp14:editId="12D59436">
-            <wp:extent cx="4977130" cy="4933950"/>
-            <wp:effectExtent l="0" t="0" r="0" b="0"/>
-            <wp:docPr id="2" name="Рисунок 2"/>
+          <wp:inline distT="0" distB="0" distL="0" distR="0" wp14:anchorId="6FCE0E41" wp14:editId="6E87FD40">
+            <wp:extent cx="4505960" cy="4519295"/>
+            <wp:effectExtent l="0" t="0" r="8890" b="0"/>
+            <wp:docPr id="10" name="Рисунок 10"/>
             <wp:cNvGraphicFramePr>
               <a:graphicFrameLocks xmlns:a="http://schemas.openxmlformats.org/drawingml/2006/main" noChangeAspect="1"/>
             </wp:cNvGraphicFramePr>
@@ -9698,7 +11146,7 @@
               <a:graphicData uri="http://schemas.openxmlformats.org/drawingml/2006/picture">
                 <pic:pic xmlns:pic="http://schemas.openxmlformats.org/drawingml/2006/picture">
                   <pic:nvPicPr>
-                    <pic:cNvPr id="0" name="Picture 3"/>
+                    <pic:cNvPr id="0" name="Picture 8"/>
                     <pic:cNvPicPr>
                       <a:picLocks noChangeAspect="1" noChangeArrowheads="1"/>
                     </pic:cNvPicPr>
@@ -9719,7 +11167,7 @@
                   <pic:spPr bwMode="auto">
                     <a:xfrm>
                       <a:off x="0" y="0"/>
-                      <a:ext cx="4977130" cy="4933950"/>
+                      <a:ext cx="4505960" cy="4519295"/>
                     </a:xfrm>
                     <a:prstGeom prst="rect">
                       <a:avLst/>
@@ -9769,7 +11217,7 @@
           <w:color w:val="auto"/>
         </w:rPr>
       </w:pPr>
-      <w:bookmarkStart w:id="20" w:name="_Toc225773197"/>
+      <w:bookmarkStart w:id="24" w:name="_Toc225787462"/>
       <w:r>
         <w:rPr>
           <w:rFonts w:ascii="Times New Roman" w:hAnsi="Times New Roman" w:cs="Times New Roman"/>
@@ -9777,7 +11225,6 @@
           <w:bCs/>
           <w:color w:val="auto"/>
         </w:rPr>
-        <w:lastRenderedPageBreak/>
         <w:t>2.2.2. Реализация связующего уровня (</w:t>
       </w:r>
       <w:proofErr w:type="spellStart"/>
@@ -9800,7 +11247,7 @@
         </w:rPr>
         <w:t>)</w:t>
       </w:r>
-      <w:bookmarkEnd w:id="20"/>
+      <w:bookmarkEnd w:id="24"/>
     </w:p>
     <w:p>
       <w:pPr>
@@ -10066,6 +11513,7 @@
           <w:sz w:val="28"/>
           <w:szCs w:val="28"/>
         </w:rPr>
+        <w:lastRenderedPageBreak/>
         <w:t xml:space="preserve">Как только пользователь нажимает кнопку "За неделю" на экране статистики, вызывается метод </w:t>
       </w:r>
       <w:proofErr w:type="spellStart"/>
@@ -10442,7 +11890,7 @@
           <w:color w:val="auto"/>
         </w:rPr>
       </w:pPr>
-      <w:bookmarkStart w:id="21" w:name="_Toc225773198"/>
+      <w:bookmarkStart w:id="25" w:name="_Toc225787463"/>
       <w:r>
         <w:rPr>
           <w:rFonts w:ascii="Times New Roman" w:hAnsi="Times New Roman" w:cs="Times New Roman"/>
@@ -10453,7 +11901,7 @@
         <w:lastRenderedPageBreak/>
         <w:t>2.2.3. Реализация логики Представлений (View)</w:t>
       </w:r>
-      <w:bookmarkEnd w:id="21"/>
+      <w:bookmarkEnd w:id="25"/>
     </w:p>
     <w:p>
       <w:pPr>
@@ -11497,7 +12945,7 @@
           <w:color w:val="auto"/>
         </w:rPr>
       </w:pPr>
-      <w:bookmarkStart w:id="22" w:name="_Toc225773199"/>
+      <w:bookmarkStart w:id="26" w:name="_Toc225787464"/>
       <w:r>
         <w:rPr>
           <w:rFonts w:ascii="Times New Roman" w:hAnsi="Times New Roman" w:cs="Times New Roman"/>
@@ -11507,7 +12955,7 @@
         </w:rPr>
         <w:t>2.2.4. Реализация логики статистической аналитики</w:t>
       </w:r>
-      <w:bookmarkEnd w:id="22"/>
+      <w:bookmarkEnd w:id="26"/>
     </w:p>
     <w:p>
       <w:pPr>
@@ -12161,6 +13609,396 @@
     </w:p>
     <w:p>
       <w:pPr>
+        <w:pStyle w:val="3"/>
+        <w:jc w:val="center"/>
+        <w:rPr>
+          <w:rFonts w:ascii="Times New Roman" w:hAnsi="Times New Roman" w:cs="Times New Roman"/>
+          <w:b/>
+          <w:bCs/>
+          <w:color w:val="auto"/>
+        </w:rPr>
+      </w:pPr>
+      <w:bookmarkStart w:id="27" w:name="_Toc225787465"/>
+      <w:r>
+        <w:rPr>
+          <w:rFonts w:ascii="Times New Roman" w:hAnsi="Times New Roman" w:cs="Times New Roman"/>
+          <w:b/>
+          <w:bCs/>
+          <w:color w:val="auto"/>
+        </w:rPr>
+        <w:t>2.2.5. Логика фильтрации и планирования</w:t>
+      </w:r>
+      <w:bookmarkEnd w:id="27"/>
+    </w:p>
+    <w:p>
+      <w:pPr>
+        <w:spacing w:after="0" w:line="360" w:lineRule="auto"/>
+        <w:ind w:firstLine="709"/>
+        <w:jc w:val="both"/>
+        <w:rPr>
+          <w:rFonts w:ascii="Times New Roman" w:hAnsi="Times New Roman" w:cs="Times New Roman"/>
+          <w:sz w:val="28"/>
+          <w:szCs w:val="28"/>
+        </w:rPr>
+      </w:pPr>
+      <w:r>
+        <w:rPr>
+          <w:rFonts w:ascii="Times New Roman" w:hAnsi="Times New Roman" w:cs="Times New Roman"/>
+          <w:sz w:val="28"/>
+          <w:szCs w:val="28"/>
+        </w:rPr>
+        <w:t>Фильтрация расходов реализована через вызов метода </w:t>
+      </w:r>
+      <w:proofErr w:type="spellStart"/>
+      <w:r>
+        <w:rPr>
+          <w:rFonts w:ascii="Times New Roman" w:hAnsi="Times New Roman" w:cs="Times New Roman"/>
+          <w:sz w:val="28"/>
+          <w:szCs w:val="28"/>
+        </w:rPr>
+        <w:t>getFiltered</w:t>
+      </w:r>
+      <w:proofErr w:type="spellEnd"/>
+      <w:r>
+        <w:rPr>
+          <w:rFonts w:ascii="Times New Roman" w:hAnsi="Times New Roman" w:cs="Times New Roman"/>
+          <w:sz w:val="28"/>
+          <w:szCs w:val="28"/>
+        </w:rPr>
+        <w:t xml:space="preserve"> во </w:t>
+      </w:r>
+      <w:proofErr w:type="spellStart"/>
+      <w:r>
+        <w:rPr>
+          <w:rFonts w:ascii="Times New Roman" w:hAnsi="Times New Roman" w:cs="Times New Roman"/>
+          <w:sz w:val="28"/>
+          <w:szCs w:val="28"/>
+        </w:rPr>
+        <w:t>ViewModel</w:t>
+      </w:r>
+      <w:proofErr w:type="spellEnd"/>
+      <w:r>
+        <w:rPr>
+          <w:rFonts w:ascii="Times New Roman" w:hAnsi="Times New Roman" w:cs="Times New Roman"/>
+          <w:sz w:val="28"/>
+          <w:szCs w:val="28"/>
+        </w:rPr>
+        <w:t>, который принимает минимальную/максимальную цену и категорию. Если категория равна "Все", используется символ подстановки %.</w:t>
+      </w:r>
+    </w:p>
+    <w:p>
+      <w:pPr>
+        <w:spacing w:after="0" w:line="360" w:lineRule="auto"/>
+        <w:ind w:firstLine="709"/>
+        <w:jc w:val="both"/>
+        <w:rPr>
+          <w:rFonts w:ascii="Times New Roman" w:hAnsi="Times New Roman" w:cs="Times New Roman"/>
+          <w:sz w:val="28"/>
+          <w:szCs w:val="28"/>
+        </w:rPr>
+      </w:pPr>
+      <w:r>
+        <w:rPr>
+          <w:rFonts w:ascii="Times New Roman" w:hAnsi="Times New Roman" w:cs="Times New Roman"/>
+          <w:sz w:val="28"/>
+          <w:szCs w:val="28"/>
+        </w:rPr>
+        <w:t>Логика планирования (</w:t>
+      </w:r>
+      <w:proofErr w:type="spellStart"/>
+      <w:r>
+        <w:rPr>
+          <w:rFonts w:ascii="Times New Roman" w:hAnsi="Times New Roman" w:cs="Times New Roman"/>
+          <w:sz w:val="28"/>
+          <w:szCs w:val="28"/>
+        </w:rPr>
+        <w:t>PlannedFragment</w:t>
+      </w:r>
+      <w:proofErr w:type="spellEnd"/>
+      <w:r>
+        <w:rPr>
+          <w:rFonts w:ascii="Times New Roman" w:hAnsi="Times New Roman" w:cs="Times New Roman"/>
+          <w:sz w:val="28"/>
+          <w:szCs w:val="28"/>
+        </w:rPr>
+        <w:t>) работает через механизм подписки на </w:t>
+      </w:r>
+      <w:proofErr w:type="spellStart"/>
+      <w:proofErr w:type="gramStart"/>
+      <w:r>
+        <w:rPr>
+          <w:rFonts w:ascii="Times New Roman" w:hAnsi="Times New Roman" w:cs="Times New Roman"/>
+          <w:sz w:val="28"/>
+          <w:szCs w:val="28"/>
+        </w:rPr>
+        <w:t>LiveData</w:t>
+      </w:r>
+      <w:proofErr w:type="spellEnd"/>
+      <w:r>
+        <w:rPr>
+          <w:rFonts w:ascii="Times New Roman" w:hAnsi="Times New Roman" w:cs="Times New Roman"/>
+          <w:sz w:val="28"/>
+          <w:szCs w:val="28"/>
+        </w:rPr>
+        <w:t>&lt;</w:t>
+      </w:r>
+      <w:proofErr w:type="spellStart"/>
+      <w:proofErr w:type="gramEnd"/>
+      <w:r>
+        <w:rPr>
+          <w:rFonts w:ascii="Times New Roman" w:hAnsi="Times New Roman" w:cs="Times New Roman"/>
+          <w:sz w:val="28"/>
+          <w:szCs w:val="28"/>
+        </w:rPr>
+        <w:t>Goal</w:t>
+      </w:r>
+      <w:proofErr w:type="spellEnd"/>
+      <w:r>
+        <w:rPr>
+          <w:rFonts w:ascii="Times New Roman" w:hAnsi="Times New Roman" w:cs="Times New Roman"/>
+          <w:sz w:val="28"/>
+          <w:szCs w:val="28"/>
+        </w:rPr>
+        <w:t>&gt;. При нажатии на карточку цели вызывается диалог </w:t>
+      </w:r>
+      <w:proofErr w:type="spellStart"/>
+      <w:r>
+        <w:rPr>
+          <w:rFonts w:ascii="Times New Roman" w:hAnsi="Times New Roman" w:cs="Times New Roman"/>
+          <w:sz w:val="28"/>
+          <w:szCs w:val="28"/>
+        </w:rPr>
+        <w:t>AlertDialog</w:t>
+      </w:r>
+      <w:proofErr w:type="spellEnd"/>
+      <w:r>
+        <w:rPr>
+          <w:rFonts w:ascii="Times New Roman" w:hAnsi="Times New Roman" w:cs="Times New Roman"/>
+          <w:sz w:val="28"/>
+          <w:szCs w:val="28"/>
+        </w:rPr>
+        <w:t> для внесения депозита (обновление поля </w:t>
+      </w:r>
+      <w:proofErr w:type="spellStart"/>
+      <w:r>
+        <w:rPr>
+          <w:rFonts w:ascii="Times New Roman" w:hAnsi="Times New Roman" w:cs="Times New Roman"/>
+          <w:sz w:val="28"/>
+          <w:szCs w:val="28"/>
+        </w:rPr>
+        <w:t>savedAmount</w:t>
+      </w:r>
+      <w:proofErr w:type="spellEnd"/>
+      <w:r>
+        <w:rPr>
+          <w:rFonts w:ascii="Times New Roman" w:hAnsi="Times New Roman" w:cs="Times New Roman"/>
+          <w:sz w:val="28"/>
+          <w:szCs w:val="28"/>
+        </w:rPr>
+        <w:t xml:space="preserve">). Выборка регулярных платежей происходит на уровне SQL-запроса WHERE </w:t>
+      </w:r>
+      <w:proofErr w:type="spellStart"/>
+      <w:r>
+        <w:rPr>
+          <w:rFonts w:ascii="Times New Roman" w:hAnsi="Times New Roman" w:cs="Times New Roman"/>
+          <w:sz w:val="28"/>
+          <w:szCs w:val="28"/>
+        </w:rPr>
+        <w:t>isRecurring</w:t>
+      </w:r>
+      <w:proofErr w:type="spellEnd"/>
+      <w:r>
+        <w:rPr>
+          <w:rFonts w:ascii="Times New Roman" w:hAnsi="Times New Roman" w:cs="Times New Roman"/>
+          <w:sz w:val="28"/>
+          <w:szCs w:val="28"/>
+        </w:rPr>
+        <w:t xml:space="preserve"> = 1.</w:t>
+      </w:r>
+    </w:p>
+    <w:p>
+      <w:pPr>
+        <w:pStyle w:val="3"/>
+        <w:jc w:val="center"/>
+        <w:rPr>
+          <w:rFonts w:ascii="Times New Roman" w:hAnsi="Times New Roman" w:cs="Times New Roman"/>
+          <w:b/>
+          <w:bCs/>
+          <w:color w:val="auto"/>
+        </w:rPr>
+      </w:pPr>
+      <w:bookmarkStart w:id="28" w:name="_Toc225787466"/>
+      <w:r>
+        <w:rPr>
+          <w:rFonts w:ascii="Times New Roman" w:hAnsi="Times New Roman" w:cs="Times New Roman"/>
+          <w:b/>
+          <w:bCs/>
+          <w:color w:val="auto"/>
+        </w:rPr>
+        <w:t>2.2.6. Механизмы настроек и геймификации</w:t>
+      </w:r>
+      <w:bookmarkEnd w:id="28"/>
+    </w:p>
+    <w:p>
+      <w:pPr>
+        <w:spacing w:after="0" w:line="360" w:lineRule="auto"/>
+        <w:ind w:firstLine="709"/>
+        <w:jc w:val="both"/>
+        <w:rPr>
+          <w:rFonts w:ascii="Times New Roman" w:hAnsi="Times New Roman" w:cs="Times New Roman"/>
+          <w:sz w:val="28"/>
+          <w:szCs w:val="28"/>
+        </w:rPr>
+      </w:pPr>
+      <w:r>
+        <w:rPr>
+          <w:rFonts w:ascii="Times New Roman" w:hAnsi="Times New Roman" w:cs="Times New Roman"/>
+          <w:sz w:val="28"/>
+          <w:szCs w:val="28"/>
+        </w:rPr>
+        <w:t>Все локальные настройки пользователя (бюджет, имя, валюта, тема) хранятся в классе-обертке </w:t>
+      </w:r>
+      <w:proofErr w:type="spellStart"/>
+      <w:r>
+        <w:rPr>
+          <w:rFonts w:ascii="Times New Roman" w:hAnsi="Times New Roman" w:cs="Times New Roman"/>
+          <w:sz w:val="28"/>
+          <w:szCs w:val="28"/>
+        </w:rPr>
+        <w:t>PreferenceManager</w:t>
+      </w:r>
+      <w:proofErr w:type="spellEnd"/>
+      <w:r>
+        <w:rPr>
+          <w:rFonts w:ascii="Times New Roman" w:hAnsi="Times New Roman" w:cs="Times New Roman"/>
+          <w:sz w:val="28"/>
+          <w:szCs w:val="28"/>
+        </w:rPr>
+        <w:t>, который взаимодействует с </w:t>
+      </w:r>
+      <w:proofErr w:type="spellStart"/>
+      <w:r>
+        <w:rPr>
+          <w:rFonts w:ascii="Times New Roman" w:hAnsi="Times New Roman" w:cs="Times New Roman"/>
+          <w:sz w:val="28"/>
+          <w:szCs w:val="28"/>
+        </w:rPr>
+        <w:t>SharedPreferences</w:t>
+      </w:r>
+      <w:proofErr w:type="spellEnd"/>
+      <w:r>
+        <w:rPr>
+          <w:rFonts w:ascii="Times New Roman" w:hAnsi="Times New Roman" w:cs="Times New Roman"/>
+          <w:sz w:val="28"/>
+          <w:szCs w:val="28"/>
+        </w:rPr>
+        <w:t>. Переключение темной темы осуществляется системным методом </w:t>
+      </w:r>
+      <w:proofErr w:type="spellStart"/>
+      <w:r>
+        <w:rPr>
+          <w:rFonts w:ascii="Times New Roman" w:hAnsi="Times New Roman" w:cs="Times New Roman"/>
+          <w:sz w:val="28"/>
+          <w:szCs w:val="28"/>
+        </w:rPr>
+        <w:t>AppCompatDelegate.setDefaultNightMode</w:t>
+      </w:r>
+      <w:proofErr w:type="spellEnd"/>
+      <w:r>
+        <w:rPr>
+          <w:rFonts w:ascii="Times New Roman" w:hAnsi="Times New Roman" w:cs="Times New Roman"/>
+          <w:sz w:val="28"/>
+          <w:szCs w:val="28"/>
+        </w:rPr>
+        <w:t>(). Смена валюты динамически подтягивается во все адаптеры при перерисовке View.</w:t>
+      </w:r>
+    </w:p>
+    <w:p>
+      <w:pPr>
+        <w:spacing w:after="0" w:line="360" w:lineRule="auto"/>
+        <w:ind w:firstLine="709"/>
+        <w:jc w:val="both"/>
+        <w:rPr>
+          <w:rFonts w:ascii="Times New Roman" w:hAnsi="Times New Roman" w:cs="Times New Roman"/>
+          <w:sz w:val="28"/>
+          <w:szCs w:val="28"/>
+        </w:rPr>
+      </w:pPr>
+      <w:r>
+        <w:rPr>
+          <w:rFonts w:ascii="Times New Roman" w:hAnsi="Times New Roman" w:cs="Times New Roman"/>
+          <w:sz w:val="28"/>
+          <w:szCs w:val="28"/>
+        </w:rPr>
+        <w:t>Геймификация реализована в методе </w:t>
+      </w:r>
+      <w:proofErr w:type="spellStart"/>
+      <w:proofErr w:type="gramStart"/>
+      <w:r>
+        <w:rPr>
+          <w:rFonts w:ascii="Times New Roman" w:hAnsi="Times New Roman" w:cs="Times New Roman"/>
+          <w:sz w:val="28"/>
+          <w:szCs w:val="28"/>
+        </w:rPr>
+        <w:t>calculateAchievements</w:t>
+      </w:r>
+      <w:proofErr w:type="spellEnd"/>
+      <w:r>
+        <w:rPr>
+          <w:rFonts w:ascii="Times New Roman" w:hAnsi="Times New Roman" w:cs="Times New Roman"/>
+          <w:sz w:val="28"/>
+          <w:szCs w:val="28"/>
+        </w:rPr>
+        <w:t>(</w:t>
+      </w:r>
+      <w:proofErr w:type="gramEnd"/>
+      <w:r>
+        <w:rPr>
+          <w:rFonts w:ascii="Times New Roman" w:hAnsi="Times New Roman" w:cs="Times New Roman"/>
+          <w:sz w:val="28"/>
+          <w:szCs w:val="28"/>
+        </w:rPr>
+        <w:t>). Алгоритм анализирует весь перечень расходов, вычисляет такие параметры, как количество покупок дешевле 150 рублей, покупки в ночное время (с использованием </w:t>
+      </w:r>
+      <w:proofErr w:type="spellStart"/>
+      <w:r>
+        <w:rPr>
+          <w:rFonts w:ascii="Times New Roman" w:hAnsi="Times New Roman" w:cs="Times New Roman"/>
+          <w:sz w:val="28"/>
+          <w:szCs w:val="28"/>
+        </w:rPr>
+        <w:t>Calendar.HOUR_OF_DAY</w:t>
+      </w:r>
+      <w:proofErr w:type="spellEnd"/>
+      <w:r>
+        <w:rPr>
+          <w:rFonts w:ascii="Times New Roman" w:hAnsi="Times New Roman" w:cs="Times New Roman"/>
+          <w:sz w:val="28"/>
+          <w:szCs w:val="28"/>
+        </w:rPr>
+        <w:t>) и максимальный единоразовый чек. На основе этих данных формируется список объектов </w:t>
+      </w:r>
+      <w:proofErr w:type="spellStart"/>
+      <w:r>
+        <w:rPr>
+          <w:rFonts w:ascii="Times New Roman" w:hAnsi="Times New Roman" w:cs="Times New Roman"/>
+          <w:sz w:val="28"/>
+          <w:szCs w:val="28"/>
+        </w:rPr>
+        <w:t>Achievement</w:t>
+      </w:r>
+      <w:proofErr w:type="spellEnd"/>
+      <w:r>
+        <w:rPr>
+          <w:rFonts w:ascii="Times New Roman" w:hAnsi="Times New Roman" w:cs="Times New Roman"/>
+          <w:sz w:val="28"/>
+          <w:szCs w:val="28"/>
+        </w:rPr>
+        <w:t>, которые передаются в адаптер для отрисовки карточек.</w:t>
+      </w:r>
+    </w:p>
+    <w:p>
+      <w:pPr>
         <w:pStyle w:val="2"/>
         <w:spacing w:before="0" w:after="0" w:line="360" w:lineRule="auto"/>
         <w:ind w:firstLine="709"/>
@@ -12174,7 +14012,7 @@
           <w:szCs w:val="28"/>
         </w:rPr>
       </w:pPr>
-      <w:bookmarkStart w:id="23" w:name="_Toc225773200"/>
+      <w:bookmarkStart w:id="29" w:name="_Toc225787467"/>
       <w:r>
         <w:rPr>
           <w:rFonts w:ascii="Times New Roman" w:hAnsi="Times New Roman" w:cs="Times New Roman"/>
@@ -12184,9 +14022,10 @@
           <w:sz w:val="28"/>
           <w:szCs w:val="28"/>
         </w:rPr>
+        <w:lastRenderedPageBreak/>
         <w:t>2.3. Тестирование мобильного приложения</w:t>
       </w:r>
-      <w:bookmarkEnd w:id="23"/>
+      <w:bookmarkEnd w:id="29"/>
     </w:p>
     <w:p>
       <w:pPr>
@@ -12489,7 +14328,6 @@
           <w:sz w:val="28"/>
           <w:szCs w:val="28"/>
         </w:rPr>
-        <w:lastRenderedPageBreak/>
         <w:t xml:space="preserve">Тестирование </w:t>
       </w:r>
       <w:proofErr w:type="spellStart"/>
@@ -12633,6 +14471,7 @@
           <w:sz w:val="28"/>
           <w:szCs w:val="28"/>
         </w:rPr>
+        <w:lastRenderedPageBreak/>
         <w:t>Вывод по второй глав</w:t>
       </w:r>
       <w:r>
@@ -12788,7 +14627,7 @@
           <w:szCs w:val="36"/>
         </w:rPr>
       </w:pPr>
-      <w:bookmarkStart w:id="24" w:name="_Toc225773201"/>
+      <w:bookmarkStart w:id="30" w:name="_Toc225787468"/>
       <w:r>
         <w:rPr>
           <w:rFonts w:ascii="Times New Roman" w:hAnsi="Times New Roman" w:cs="Times New Roman"/>
@@ -12801,7 +14640,7 @@
         <w:lastRenderedPageBreak/>
         <w:t>ЗАКЛЮЧЕНИЕ</w:t>
       </w:r>
-      <w:bookmarkEnd w:id="24"/>
+      <w:bookmarkEnd w:id="30"/>
     </w:p>
     <w:p>
       <w:pPr>
@@ -13257,17 +15096,31 @@
           <w:sz w:val="28"/>
           <w:szCs w:val="28"/>
         </w:rPr>
-        <w:t>В качестве перспектив дальнейшего развития проекта и расширения его функциональных возможностей в будущем планируется:</w:t>
-      </w:r>
-    </w:p>
-    <w:p>
-      <w:pPr>
-        <w:numPr>
-          <w:ilvl w:val="0"/>
-          <w:numId w:val="16"/>
-        </w:numPr>
-        <w:spacing w:after="0" w:line="360" w:lineRule="auto"/>
-        <w:ind w:left="0" w:firstLine="709"/>
+        <w:t xml:space="preserve">Значительным достижением в рамках курсовой работы стала реализация продвинутых функций персонализации и мотивации пользователя. В приложение была успешно интегрирована </w:t>
+      </w:r>
+      <w:proofErr w:type="spellStart"/>
+      <w:r>
+        <w:rPr>
+          <w:rFonts w:ascii="Times New Roman" w:hAnsi="Times New Roman" w:cs="Times New Roman"/>
+          <w:sz w:val="28"/>
+          <w:szCs w:val="28"/>
+        </w:rPr>
+        <w:t>мультивалютность</w:t>
+      </w:r>
+      <w:proofErr w:type="spellEnd"/>
+      <w:r>
+        <w:rPr>
+          <w:rFonts w:ascii="Times New Roman" w:hAnsi="Times New Roman" w:cs="Times New Roman"/>
+          <w:sz w:val="28"/>
+          <w:szCs w:val="28"/>
+        </w:rPr>
+        <w:t xml:space="preserve"> (динамическое изменение знака валюты на всех экранах), поддержка системной темной темы оформления, а также модуль планирования финансовых целей и подписок. </w:t>
+      </w:r>
+    </w:p>
+    <w:p>
+      <w:pPr>
+        <w:spacing w:after="0" w:line="360" w:lineRule="auto"/>
+        <w:ind w:firstLine="709"/>
         <w:jc w:val="both"/>
         <w:rPr>
           <w:rFonts w:ascii="Times New Roman" w:hAnsi="Times New Roman" w:cs="Times New Roman"/>
@@ -13281,17 +15134,13 @@
           <w:sz w:val="28"/>
           <w:szCs w:val="28"/>
         </w:rPr>
-        <w:t>Внедрение функционала учета доходов и расчета общего баланса.</w:t>
-      </w:r>
-    </w:p>
-    <w:p>
-      <w:pPr>
-        <w:numPr>
-          <w:ilvl w:val="0"/>
-          <w:numId w:val="16"/>
-        </w:numPr>
-        <w:spacing w:after="0" w:line="360" w:lineRule="auto"/>
-        <w:ind w:left="0" w:firstLine="709"/>
+        <w:t>Особое внимание было уделено системе геймификации (достижений), которая анализирует паттерны трат пользователя (например, покупки в ночное время или экономию) и награждает его визуальными достижениями, что повышает вовлеченность и стимул к ведению бюджета.</w:t>
+      </w:r>
+    </w:p>
+    <w:p>
+      <w:pPr>
+        <w:spacing w:after="0" w:line="360" w:lineRule="auto"/>
+        <w:ind w:firstLine="709"/>
         <w:jc w:val="both"/>
         <w:rPr>
           <w:rFonts w:ascii="Times New Roman" w:hAnsi="Times New Roman" w:cs="Times New Roman"/>
@@ -13305,97 +15154,7 @@
           <w:sz w:val="28"/>
           <w:szCs w:val="28"/>
         </w:rPr>
-        <w:t xml:space="preserve">Добавление поддержки </w:t>
-      </w:r>
-      <w:proofErr w:type="spellStart"/>
-      <w:r>
-        <w:rPr>
-          <w:rFonts w:ascii="Times New Roman" w:hAnsi="Times New Roman" w:cs="Times New Roman"/>
-          <w:sz w:val="28"/>
-          <w:szCs w:val="28"/>
-        </w:rPr>
-        <w:t>мультивалютности</w:t>
-      </w:r>
-      <w:proofErr w:type="spellEnd"/>
-      <w:r>
-        <w:rPr>
-          <w:rFonts w:ascii="Times New Roman" w:hAnsi="Times New Roman" w:cs="Times New Roman"/>
-          <w:sz w:val="28"/>
-          <w:szCs w:val="28"/>
-        </w:rPr>
-        <w:t xml:space="preserve"> с автоматической или ручной конвертацией курсов.</w:t>
-      </w:r>
-    </w:p>
-    <w:p>
-      <w:pPr>
-        <w:numPr>
-          <w:ilvl w:val="0"/>
-          <w:numId w:val="16"/>
-        </w:numPr>
-        <w:spacing w:after="0" w:line="360" w:lineRule="auto"/>
-        <w:ind w:left="0" w:firstLine="709"/>
-        <w:jc w:val="both"/>
-        <w:rPr>
-          <w:rFonts w:ascii="Times New Roman" w:hAnsi="Times New Roman" w:cs="Times New Roman"/>
-          <w:sz w:val="28"/>
-          <w:szCs w:val="28"/>
-        </w:rPr>
-      </w:pPr>
-      <w:r>
-        <w:rPr>
-          <w:rFonts w:ascii="Times New Roman" w:hAnsi="Times New Roman" w:cs="Times New Roman"/>
-          <w:sz w:val="28"/>
-          <w:szCs w:val="28"/>
-        </w:rPr>
-        <w:t>Разработка механизма экспорта статистических данных в формат CSV или Excel для глубокого финансового анализа на персональном компьютере.</w:t>
-      </w:r>
-    </w:p>
-    <w:p>
-      <w:pPr>
-        <w:numPr>
-          <w:ilvl w:val="0"/>
-          <w:numId w:val="16"/>
-        </w:numPr>
-        <w:spacing w:after="0" w:line="360" w:lineRule="auto"/>
-        <w:ind w:left="0" w:firstLine="709"/>
-        <w:jc w:val="both"/>
-        <w:rPr>
-          <w:rFonts w:ascii="Times New Roman" w:hAnsi="Times New Roman" w:cs="Times New Roman"/>
-          <w:sz w:val="28"/>
-          <w:szCs w:val="28"/>
-        </w:rPr>
-      </w:pPr>
-      <w:r>
-        <w:rPr>
-          <w:rFonts w:ascii="Times New Roman" w:hAnsi="Times New Roman" w:cs="Times New Roman"/>
-          <w:sz w:val="28"/>
-          <w:szCs w:val="28"/>
-        </w:rPr>
-        <w:t>Создание функции локального резервного копирования базы данных в виде защищенного файла для возможности переноса истории расходов при смене смартфона.</w:t>
-      </w:r>
-    </w:p>
-    <w:p>
-      <w:pPr>
-        <w:numPr>
-          <w:ilvl w:val="0"/>
-          <w:numId w:val="16"/>
-        </w:numPr>
-        <w:spacing w:after="0" w:line="360" w:lineRule="auto"/>
-        <w:ind w:left="0" w:firstLine="709"/>
-        <w:jc w:val="both"/>
-        <w:rPr>
-          <w:rFonts w:ascii="Times New Roman" w:hAnsi="Times New Roman" w:cs="Times New Roman"/>
-          <w:sz w:val="28"/>
-          <w:szCs w:val="28"/>
-        </w:rPr>
-      </w:pPr>
-      <w:r>
-        <w:rPr>
-          <w:rFonts w:ascii="Times New Roman" w:hAnsi="Times New Roman" w:cs="Times New Roman"/>
-          <w:sz w:val="28"/>
-          <w:szCs w:val="28"/>
-        </w:rPr>
-        <w:t>Интеграция темной темы оформления (Dark Mode) для снижения нагрузки на зрение пользователя и экономии заряда батареи на OLED-дисплеях.</w:t>
+        <w:t>В качестве перспектив дальнейшего развития проекта планируется интеграция системы учета доходов, добавление механизма резервного копирования данных в облачные хранилища (Google Drive), а также внедрение экспорта статистики в форматы CSV/Excel.</w:t>
       </w:r>
     </w:p>
     <w:p>
@@ -13428,7 +15187,7 @@
           <w:szCs w:val="28"/>
         </w:rPr>
       </w:pPr>
-      <w:bookmarkStart w:id="25" w:name="_Toc225773202"/>
+      <w:bookmarkStart w:id="31" w:name="_Toc225787469"/>
       <w:r>
         <w:rPr>
           <w:rFonts w:ascii="Times New Roman" w:hAnsi="Times New Roman" w:cs="Times New Roman"/>
@@ -13441,7 +15200,7 @@
         <w:lastRenderedPageBreak/>
         <w:t>СПИСОК ЛИТЕРАТУРЫ</w:t>
       </w:r>
-      <w:bookmarkEnd w:id="25"/>
+      <w:bookmarkEnd w:id="31"/>
     </w:p>
     <w:p>
       <w:pPr>
@@ -14677,7 +16436,7 @@
         </w:rPr>
         <w:t xml:space="preserve">. — URL: </w:t>
       </w:r>
-      <w:hyperlink r:id="rId18" w:tgtFrame="_blank" w:history="1">
+      <w:hyperlink r:id="rId18" w:history="1">
         <w:r>
           <w:rPr>
             <w:rStyle w:val="ac"/>
@@ -14699,8 +16458,214 @@
     </w:p>
     <w:p>
       <w:pPr>
-        <w:spacing w:line="360" w:lineRule="auto"/>
+        <w:spacing w:after="0" w:line="360" w:lineRule="auto"/>
+        <w:jc w:val="both"/>
+        <w:rPr>
+          <w:rFonts w:ascii="Times New Roman" w:hAnsi="Times New Roman" w:cs="Times New Roman"/>
+          <w:sz w:val="28"/>
+          <w:szCs w:val="28"/>
+        </w:rPr>
+      </w:pPr>
+    </w:p>
+    <w:p>
+      <w:pPr>
+        <w:rPr>
+          <w:rFonts w:ascii="Times New Roman" w:hAnsi="Times New Roman" w:cs="Times New Roman"/>
+          <w:sz w:val="28"/>
+          <w:szCs w:val="28"/>
+        </w:rPr>
+      </w:pPr>
+      <w:r>
+        <w:rPr>
+          <w:rFonts w:ascii="Times New Roman" w:hAnsi="Times New Roman" w:cs="Times New Roman"/>
+          <w:sz w:val="28"/>
+          <w:szCs w:val="28"/>
+        </w:rPr>
+        <w:br w:type="page"/>
+      </w:r>
+    </w:p>
+    <w:p>
+      <w:pPr>
+        <w:spacing w:after="0" w:line="360" w:lineRule="auto"/>
+        <w:jc w:val="center"/>
+        <w:rPr>
+          <w:rFonts w:ascii="Times New Roman" w:hAnsi="Times New Roman" w:cs="Times New Roman"/>
+          <w:b/>
+          <w:bCs/>
+          <w:sz w:val="28"/>
+          <w:szCs w:val="28"/>
+          <w:lang w:val="en-US"/>
+        </w:rPr>
+      </w:pPr>
+      <w:r>
+        <w:rPr>
+          <w:rFonts w:ascii="Times New Roman" w:hAnsi="Times New Roman" w:cs="Times New Roman"/>
+          <w:b/>
+          <w:bCs/>
+          <w:sz w:val="28"/>
+          <w:szCs w:val="28"/>
+        </w:rPr>
+        <w:lastRenderedPageBreak/>
+        <w:t>ПРИЛОЖЕНИЕ 1</w:t>
+      </w:r>
+    </w:p>
+    <w:p>
+      <w:pPr>
+        <w:spacing w:after="0" w:line="360" w:lineRule="auto"/>
         <w:ind w:firstLine="709"/>
+        <w:jc w:val="both"/>
+        <w:rPr>
+          <w:rFonts w:ascii="Times New Roman" w:hAnsi="Times New Roman" w:cs="Times New Roman"/>
+          <w:sz w:val="28"/>
+          <w:szCs w:val="28"/>
+          <w:lang w:val="en-US"/>
+        </w:rPr>
+      </w:pPr>
+      <w:r>
+        <w:rPr>
+          <w:rFonts w:ascii="Times New Roman" w:hAnsi="Times New Roman" w:cs="Times New Roman"/>
+          <w:sz w:val="28"/>
+          <w:szCs w:val="28"/>
+        </w:rPr>
+        <w:t xml:space="preserve">Полный исходный код проекта, включая XML-макеты пользовательского интерфейса, ресурсы и конфигурационные файлы сборки </w:t>
+      </w:r>
+      <w:proofErr w:type="spellStart"/>
+      <w:r>
+        <w:rPr>
+          <w:rFonts w:ascii="Times New Roman" w:hAnsi="Times New Roman" w:cs="Times New Roman"/>
+          <w:sz w:val="28"/>
+          <w:szCs w:val="28"/>
+        </w:rPr>
+        <w:t>Gradle</w:t>
+      </w:r>
+      <w:proofErr w:type="spellEnd"/>
+      <w:r>
+        <w:rPr>
+          <w:rFonts w:ascii="Times New Roman" w:hAnsi="Times New Roman" w:cs="Times New Roman"/>
+          <w:sz w:val="28"/>
+          <w:szCs w:val="28"/>
+        </w:rPr>
+        <w:t>, размещен в удаленном репозитории и доступен для скачивания и ознакомления.</w:t>
+      </w:r>
+    </w:p>
+    <w:p>
+      <w:pPr>
+        <w:spacing w:after="0" w:line="360" w:lineRule="auto"/>
+        <w:ind w:firstLine="709"/>
+        <w:jc w:val="both"/>
+        <w:rPr>
+          <w:rFonts w:ascii="Times New Roman" w:hAnsi="Times New Roman" w:cs="Times New Roman"/>
+          <w:sz w:val="28"/>
+          <w:szCs w:val="28"/>
+        </w:rPr>
+      </w:pPr>
+      <w:r>
+        <w:rPr>
+          <w:rFonts w:ascii="Times New Roman" w:hAnsi="Times New Roman" w:cs="Times New Roman"/>
+          <w:sz w:val="28"/>
+          <w:szCs w:val="28"/>
+        </w:rPr>
+        <w:t xml:space="preserve">Ссылка на репозиторий: </w:t>
+      </w:r>
+      <w:hyperlink r:id="rId19" w:history="1">
+        <w:r>
+          <w:rPr>
+            <w:rStyle w:val="ac"/>
+            <w:rFonts w:ascii="Times New Roman" w:hAnsi="Times New Roman" w:cs="Times New Roman"/>
+            <w:sz w:val="28"/>
+            <w:szCs w:val="28"/>
+          </w:rPr>
+          <w:t>https://github.com/fl0k1337/ExpenseTrack</w:t>
+        </w:r>
+      </w:hyperlink>
+    </w:p>
+    <w:p>
+      <w:pPr>
+        <w:spacing w:after="0" w:line="360" w:lineRule="auto"/>
+        <w:ind w:firstLine="709"/>
+        <w:jc w:val="both"/>
+        <w:rPr>
+          <w:rFonts w:ascii="Times New Roman" w:hAnsi="Times New Roman" w:cs="Times New Roman"/>
+          <w:sz w:val="28"/>
+          <w:szCs w:val="28"/>
+        </w:rPr>
+      </w:pPr>
+      <w:r>
+        <w:rPr>
+          <w:rFonts w:ascii="Times New Roman" w:hAnsi="Times New Roman" w:cs="Times New Roman"/>
+          <w:sz w:val="28"/>
+          <w:szCs w:val="28"/>
+        </w:rPr>
+        <w:t>QR-код для быстрого перехода к репозиторию:</w:t>
+      </w:r>
+    </w:p>
+    <w:p>
+      <w:pPr>
+        <w:jc w:val="center"/>
+        <w:rPr>
+          <w:rFonts w:ascii="Times New Roman" w:hAnsi="Times New Roman" w:cs="Times New Roman"/>
+          <w:sz w:val="28"/>
+          <w:szCs w:val="28"/>
+        </w:rPr>
+      </w:pPr>
+      <w:r>
+        <w:rPr>
+          <w:rFonts w:ascii="Times New Roman" w:hAnsi="Times New Roman" w:cs="Times New Roman"/>
+          <w:sz w:val="28"/>
+          <w:szCs w:val="28"/>
+        </w:rPr>
+        <w:drawing>
+          <wp:inline distT="0" distB="0" distL="0" distR="0" wp14:anchorId="7F2793B5" wp14:editId="4C7E43F2">
+            <wp:extent cx="3564081" cy="3564081"/>
+            <wp:effectExtent l="0" t="0" r="0" b="0"/>
+            <wp:docPr id="2" name="Рисунок 2"/>
+            <wp:cNvGraphicFramePr>
+              <a:graphicFrameLocks xmlns:a="http://schemas.openxmlformats.org/drawingml/2006/main" noChangeAspect="1"/>
+            </wp:cNvGraphicFramePr>
+            <a:graphic xmlns:a="http://schemas.openxmlformats.org/drawingml/2006/main">
+              <a:graphicData uri="http://schemas.openxmlformats.org/drawingml/2006/picture">
+                <pic:pic xmlns:pic="http://schemas.openxmlformats.org/drawingml/2006/picture">
+                  <pic:nvPicPr>
+                    <pic:cNvPr id="0" name="Picture 6"/>
+                    <pic:cNvPicPr>
+                      <a:picLocks noChangeAspect="1" noChangeArrowheads="1"/>
+                    </pic:cNvPicPr>
+                  </pic:nvPicPr>
+                  <pic:blipFill>
+                    <a:blip r:embed="rId20" cstate="print">
+                      <a:extLst>
+                        <a:ext uri="{28A0092B-C50C-407E-A947-70E740481C1C}">
+                          <a14:useLocalDpi xmlns:a14="http://schemas.microsoft.com/office/drawing/2010/main" val="0"/>
+                        </a:ext>
+                      </a:extLst>
+                    </a:blip>
+                    <a:srcRect/>
+                    <a:stretch>
+                      <a:fillRect/>
+                    </a:stretch>
+                  </pic:blipFill>
+                  <pic:spPr bwMode="auto">
+                    <a:xfrm>
+                      <a:off x="0" y="0"/>
+                      <a:ext cx="3574386" cy="3574386"/>
+                    </a:xfrm>
+                    <a:prstGeom prst="rect">
+                      <a:avLst/>
+                    </a:prstGeom>
+                    <a:noFill/>
+                    <a:ln>
+                      <a:noFill/>
+                    </a:ln>
+                  </pic:spPr>
+                </pic:pic>
+              </a:graphicData>
+            </a:graphic>
+          </wp:inline>
+        </w:drawing>
+      </w:r>
+    </w:p>
+    <w:p>
+      <w:pPr>
         <w:jc w:val="both"/>
         <w:rPr>
           <w:rFonts w:ascii="Times New Roman" w:hAnsi="Times New Roman" w:cs="Times New Roman"/>
@@ -14720,7 +16685,7 @@
 </file>
 
 <file path=word/numbering.xml><?xml version="1.0" encoding="utf-8"?>
-<w:numbering xmlns:wpc="http://schemas.microsoft.com/office/word/2010/wordprocessingCanvas" xmlns:cx="http://schemas.microsoft.com/office/drawing/2014/chartex" xmlns:cx1="http://schemas.microsoft.com/office/drawing/2015/9/8/chartex" xmlns:cx2="http://schemas.microsoft.com/office/drawing/2015/10/21/chartex" xmlns:cx3="http://schemas.microsoft.com/office/drawing/2016/5/9/chartex" xmlns:cx4="http://schemas.microsoft.com/office/drawing/2016/5/10/chartex" xmlns:cx5="http://schemas.microsoft.com/office/drawing/2016/5/11/chartex" xmlns:cx6="http://schemas.microsoft.com/office/drawing/2016/5/12/chartex" xmlns:cx7="http://schemas.microsoft.com/office/drawing/2016/5/13/chartex" xmlns:cx8="http://schemas.microsoft.com/office/drawing/2016/5/14/chartex" xmlns:mc="http://schemas.openxmlformats.org/markup-compatibility/2006" xmlns:aink="http://schemas.microsoft.com/office/drawing/2016/ink" xmlns:am3d="http://schemas.microsoft.com/office/drawing/2017/model3d" xmlns:o="urn:schemas-microsoft-com:office:office" xmlns:r="http://schemas.openxmlformats.org/officeDocument/2006/relationships" xmlns:m="http://schemas.openxmlformats.org/officeDocument/2006/math" xmlns:v="urn:schemas-microsoft-com:vml" xmlns:wp14="http://schemas.microsoft.com/office/word/2010/wordprocessingDrawing" xmlns:wp="http://schemas.openxmlformats.org/drawingml/2006/wordprocessingDrawing" xmlns:w10="urn:schemas-microsoft-com:office:word" xmlns:w="http://schemas.openxmlformats.org/wordprocessingml/2006/main" xmlns:w14="http://schemas.microsoft.com/office/word/2010/wordml" xmlns:w15="http://schemas.microsoft.com/office/word/2012/wordml" xmlns:w16cex="http://schemas.microsoft.com/office/word/2018/wordml/cex" xmlns:w16cid="http://schemas.microsoft.com/office/word/2016/wordml/cid" xmlns:w16="http://schemas.microsoft.com/office/word/2018/wordml" xmlns:w16sdtdh="http://schemas.microsoft.com/office/word/2020/wordml/sdtdatahash" xmlns:w16se="http://schemas.microsoft.com/office/word/2015/wordml/symex" xmlns:wpg="http://schemas.microsoft.com/office/word/2010/wordprocessingGroup" xmlns:wpi="http://schemas.microsoft.com/office/word/2010/wordprocessingInk" xmlns:wne="http://schemas.microsoft.com/office/word/2006/wordml" xmlns:wps="http://schemas.microsoft.com/office/word/2010/wordprocessingShape" mc:Ignorable="w14 w15 w16se w16cid w16 w16cex w16sdtdh wp14">
+<w:numbering xmlns:wpc="http://schemas.microsoft.com/office/word/2010/wordprocessingCanvas" xmlns:cx="http://schemas.microsoft.com/office/drawing/2014/chartex" xmlns:cx1="http://schemas.microsoft.com/office/drawing/2015/9/8/chartex" xmlns:cx2="http://schemas.microsoft.com/office/drawing/2015/10/21/chartex" xmlns:cx3="http://schemas.microsoft.com/office/drawing/2016/5/9/chartex" xmlns:cx4="http://schemas.microsoft.com/office/drawing/2016/5/10/chartex" xmlns:cx5="http://schemas.microsoft.com/office/drawing/2016/5/11/chartex" xmlns:cx6="http://schemas.microsoft.com/office/drawing/2016/5/12/chartex" xmlns:cx7="http://schemas.microsoft.com/office/drawing/2016/5/13/chartex" xmlns:cx8="http://schemas.microsoft.com/office/drawing/2016/5/14/chartex" xmlns:mc="http://schemas.openxmlformats.org/markup-compatibility/2006" xmlns:aink="http://schemas.microsoft.com/office/drawing/2016/ink" xmlns:am3d="http://schemas.microsoft.com/office/drawing/2017/model3d" xmlns:o="urn:schemas-microsoft-com:office:office" xmlns:oel="http://schemas.microsoft.com/office/2019/extlst" xmlns:r="http://schemas.openxmlformats.org/officeDocument/2006/relationships" xmlns:m="http://schemas.openxmlformats.org/officeDocument/2006/math" xmlns:v="urn:schemas-microsoft-com:vml" xmlns:wp14="http://schemas.microsoft.com/office/word/2010/wordprocessingDrawing" xmlns:wp="http://schemas.openxmlformats.org/drawingml/2006/wordprocessingDrawing" xmlns:w10="urn:schemas-microsoft-com:office:word" xmlns:w="http://schemas.openxmlformats.org/wordprocessingml/2006/main" xmlns:w14="http://schemas.microsoft.com/office/word/2010/wordml" xmlns:w15="http://schemas.microsoft.com/office/word/2012/wordml" xmlns:w16cex="http://schemas.microsoft.com/office/word/2018/wordml/cex" xmlns:w16cid="http://schemas.microsoft.com/office/word/2016/wordml/cid" xmlns:w16="http://schemas.microsoft.com/office/word/2018/wordml" xmlns:w16sdtdh="http://schemas.microsoft.com/office/word/2020/wordml/sdtdatahash" xmlns:w16se="http://schemas.microsoft.com/office/word/2015/wordml/symex" xmlns:wpg="http://schemas.microsoft.com/office/word/2010/wordprocessingGroup" xmlns:wpi="http://schemas.microsoft.com/office/word/2010/wordprocessingInk" xmlns:wne="http://schemas.microsoft.com/office/word/2006/wordml" xmlns:wps="http://schemas.microsoft.com/office/word/2010/wordprocessingShape" mc:Ignorable="w14 w15 w16se w16cid w16 w16cex w16sdtdh wp14">
   <w:abstractNum w:abstractNumId="0" w15:restartNumberingAfterBreak="0">
     <w:nsid w:val="027F7B9B"/>
     <w:multiLevelType w:val="multilevel"/>
@@ -15287,6 +17252,119 @@
     </w:lvl>
   </w:abstractNum>
   <w:abstractNum w:abstractNumId="5" w15:restartNumberingAfterBreak="0">
+    <w:nsid w:val="2A2F0C9C"/>
+    <w:multiLevelType w:val="multilevel"/>
+    <w:tmpl w:val="A5A66408"/>
+    <w:lvl w:ilvl="0">
+      <w:start w:val="1"/>
+      <w:numFmt w:val="decimal"/>
+      <w:lvlText w:val="%1."/>
+      <w:lvlJc w:val="left"/>
+      <w:pPr>
+        <w:tabs>
+          <w:tab w:val="num" w:pos="720"/>
+        </w:tabs>
+        <w:ind w:left="720" w:hanging="360"/>
+      </w:pPr>
+    </w:lvl>
+    <w:lvl w:ilvl="1" w:tentative="1">
+      <w:start w:val="1"/>
+      <w:numFmt w:val="decimal"/>
+      <w:lvlText w:val="%2."/>
+      <w:lvlJc w:val="left"/>
+      <w:pPr>
+        <w:tabs>
+          <w:tab w:val="num" w:pos="1440"/>
+        </w:tabs>
+        <w:ind w:left="1440" w:hanging="360"/>
+      </w:pPr>
+    </w:lvl>
+    <w:lvl w:ilvl="2" w:tentative="1">
+      <w:start w:val="1"/>
+      <w:numFmt w:val="decimal"/>
+      <w:lvlText w:val="%3."/>
+      <w:lvlJc w:val="left"/>
+      <w:pPr>
+        <w:tabs>
+          <w:tab w:val="num" w:pos="2160"/>
+        </w:tabs>
+        <w:ind w:left="2160" w:hanging="360"/>
+      </w:pPr>
+    </w:lvl>
+    <w:lvl w:ilvl="3" w:tentative="1">
+      <w:start w:val="1"/>
+      <w:numFmt w:val="decimal"/>
+      <w:lvlText w:val="%4."/>
+      <w:lvlJc w:val="left"/>
+      <w:pPr>
+        <w:tabs>
+          <w:tab w:val="num" w:pos="2880"/>
+        </w:tabs>
+        <w:ind w:left="2880" w:hanging="360"/>
+      </w:pPr>
+    </w:lvl>
+    <w:lvl w:ilvl="4" w:tentative="1">
+      <w:start w:val="1"/>
+      <w:numFmt w:val="decimal"/>
+      <w:lvlText w:val="%5."/>
+      <w:lvlJc w:val="left"/>
+      <w:pPr>
+        <w:tabs>
+          <w:tab w:val="num" w:pos="3600"/>
+        </w:tabs>
+        <w:ind w:left="3600" w:hanging="360"/>
+      </w:pPr>
+    </w:lvl>
+    <w:lvl w:ilvl="5" w:tentative="1">
+      <w:start w:val="1"/>
+      <w:numFmt w:val="decimal"/>
+      <w:lvlText w:val="%6."/>
+      <w:lvlJc w:val="left"/>
+      <w:pPr>
+        <w:tabs>
+          <w:tab w:val="num" w:pos="4320"/>
+        </w:tabs>
+        <w:ind w:left="4320" w:hanging="360"/>
+      </w:pPr>
+    </w:lvl>
+    <w:lvl w:ilvl="6" w:tentative="1">
+      <w:start w:val="1"/>
+      <w:numFmt w:val="decimal"/>
+      <w:lvlText w:val="%7."/>
+      <w:lvlJc w:val="left"/>
+      <w:pPr>
+        <w:tabs>
+          <w:tab w:val="num" w:pos="5040"/>
+        </w:tabs>
+        <w:ind w:left="5040" w:hanging="360"/>
+      </w:pPr>
+    </w:lvl>
+    <w:lvl w:ilvl="7" w:tentative="1">
+      <w:start w:val="1"/>
+      <w:numFmt w:val="decimal"/>
+      <w:lvlText w:val="%8."/>
+      <w:lvlJc w:val="left"/>
+      <w:pPr>
+        <w:tabs>
+          <w:tab w:val="num" w:pos="5760"/>
+        </w:tabs>
+        <w:ind w:left="5760" w:hanging="360"/>
+      </w:pPr>
+    </w:lvl>
+    <w:lvl w:ilvl="8" w:tentative="1">
+      <w:start w:val="1"/>
+      <w:numFmt w:val="decimal"/>
+      <w:lvlText w:val="%9."/>
+      <w:lvlJc w:val="left"/>
+      <w:pPr>
+        <w:tabs>
+          <w:tab w:val="num" w:pos="6480"/>
+        </w:tabs>
+        <w:ind w:left="6480" w:hanging="360"/>
+      </w:pPr>
+    </w:lvl>
+  </w:abstractNum>
+  <w:abstractNum w:abstractNumId="6" w15:restartNumberingAfterBreak="0">
     <w:nsid w:val="301E21FD"/>
     <w:multiLevelType w:val="multilevel"/>
     <w:tmpl w:val="1E0AB882"/>
@@ -15399,7 +17477,7 @@
       </w:pPr>
     </w:lvl>
   </w:abstractNum>
-  <w:abstractNum w:abstractNumId="6" w15:restartNumberingAfterBreak="0">
+  <w:abstractNum w:abstractNumId="7" w15:restartNumberingAfterBreak="0">
     <w:nsid w:val="468F15F1"/>
     <w:multiLevelType w:val="multilevel"/>
     <w:tmpl w:val="E1889E48"/>
@@ -15512,7 +17590,7 @@
       </w:pPr>
     </w:lvl>
   </w:abstractNum>
-  <w:abstractNum w:abstractNumId="7" w15:restartNumberingAfterBreak="0">
+  <w:abstractNum w:abstractNumId="8" w15:restartNumberingAfterBreak="0">
     <w:nsid w:val="48DA0E51"/>
     <w:multiLevelType w:val="multilevel"/>
     <w:tmpl w:val="B852C8B4"/>
@@ -15625,7 +17703,7 @@
       </w:pPr>
     </w:lvl>
   </w:abstractNum>
-  <w:abstractNum w:abstractNumId="8" w15:restartNumberingAfterBreak="0">
+  <w:abstractNum w:abstractNumId="9" w15:restartNumberingAfterBreak="0">
     <w:nsid w:val="4E19581F"/>
     <w:multiLevelType w:val="multilevel"/>
     <w:tmpl w:val="F184F0A4"/>
@@ -15738,7 +17816,120 @@
       </w:pPr>
     </w:lvl>
   </w:abstractNum>
-  <w:abstractNum w:abstractNumId="9" w15:restartNumberingAfterBreak="0">
+  <w:abstractNum w:abstractNumId="10" w15:restartNumberingAfterBreak="0">
+    <w:nsid w:val="51D80B56"/>
+    <w:multiLevelType w:val="multilevel"/>
+    <w:tmpl w:val="A5A66408"/>
+    <w:lvl w:ilvl="0">
+      <w:start w:val="1"/>
+      <w:numFmt w:val="decimal"/>
+      <w:lvlText w:val="%1."/>
+      <w:lvlJc w:val="left"/>
+      <w:pPr>
+        <w:tabs>
+          <w:tab w:val="num" w:pos="720"/>
+        </w:tabs>
+        <w:ind w:left="720" w:hanging="360"/>
+      </w:pPr>
+    </w:lvl>
+    <w:lvl w:ilvl="1" w:tentative="1">
+      <w:start w:val="1"/>
+      <w:numFmt w:val="decimal"/>
+      <w:lvlText w:val="%2."/>
+      <w:lvlJc w:val="left"/>
+      <w:pPr>
+        <w:tabs>
+          <w:tab w:val="num" w:pos="1440"/>
+        </w:tabs>
+        <w:ind w:left="1440" w:hanging="360"/>
+      </w:pPr>
+    </w:lvl>
+    <w:lvl w:ilvl="2" w:tentative="1">
+      <w:start w:val="1"/>
+      <w:numFmt w:val="decimal"/>
+      <w:lvlText w:val="%3."/>
+      <w:lvlJc w:val="left"/>
+      <w:pPr>
+        <w:tabs>
+          <w:tab w:val="num" w:pos="2160"/>
+        </w:tabs>
+        <w:ind w:left="2160" w:hanging="360"/>
+      </w:pPr>
+    </w:lvl>
+    <w:lvl w:ilvl="3" w:tentative="1">
+      <w:start w:val="1"/>
+      <w:numFmt w:val="decimal"/>
+      <w:lvlText w:val="%4."/>
+      <w:lvlJc w:val="left"/>
+      <w:pPr>
+        <w:tabs>
+          <w:tab w:val="num" w:pos="2880"/>
+        </w:tabs>
+        <w:ind w:left="2880" w:hanging="360"/>
+      </w:pPr>
+    </w:lvl>
+    <w:lvl w:ilvl="4" w:tentative="1">
+      <w:start w:val="1"/>
+      <w:numFmt w:val="decimal"/>
+      <w:lvlText w:val="%5."/>
+      <w:lvlJc w:val="left"/>
+      <w:pPr>
+        <w:tabs>
+          <w:tab w:val="num" w:pos="3600"/>
+        </w:tabs>
+        <w:ind w:left="3600" w:hanging="360"/>
+      </w:pPr>
+    </w:lvl>
+    <w:lvl w:ilvl="5" w:tentative="1">
+      <w:start w:val="1"/>
+      <w:numFmt w:val="decimal"/>
+      <w:lvlText w:val="%6."/>
+      <w:lvlJc w:val="left"/>
+      <w:pPr>
+        <w:tabs>
+          <w:tab w:val="num" w:pos="4320"/>
+        </w:tabs>
+        <w:ind w:left="4320" w:hanging="360"/>
+      </w:pPr>
+    </w:lvl>
+    <w:lvl w:ilvl="6" w:tentative="1">
+      <w:start w:val="1"/>
+      <w:numFmt w:val="decimal"/>
+      <w:lvlText w:val="%7."/>
+      <w:lvlJc w:val="left"/>
+      <w:pPr>
+        <w:tabs>
+          <w:tab w:val="num" w:pos="5040"/>
+        </w:tabs>
+        <w:ind w:left="5040" w:hanging="360"/>
+      </w:pPr>
+    </w:lvl>
+    <w:lvl w:ilvl="7" w:tentative="1">
+      <w:start w:val="1"/>
+      <w:numFmt w:val="decimal"/>
+      <w:lvlText w:val="%8."/>
+      <w:lvlJc w:val="left"/>
+      <w:pPr>
+        <w:tabs>
+          <w:tab w:val="num" w:pos="5760"/>
+        </w:tabs>
+        <w:ind w:left="5760" w:hanging="360"/>
+      </w:pPr>
+    </w:lvl>
+    <w:lvl w:ilvl="8" w:tentative="1">
+      <w:start w:val="1"/>
+      <w:numFmt w:val="decimal"/>
+      <w:lvlText w:val="%9."/>
+      <w:lvlJc w:val="left"/>
+      <w:pPr>
+        <w:tabs>
+          <w:tab w:val="num" w:pos="6480"/>
+        </w:tabs>
+        <w:ind w:left="6480" w:hanging="360"/>
+      </w:pPr>
+    </w:lvl>
+  </w:abstractNum>
+  <w:abstractNum w:abstractNumId="11" w15:restartNumberingAfterBreak="0">
     <w:nsid w:val="56DE3995"/>
     <w:multiLevelType w:val="multilevel"/>
     <w:tmpl w:val="B4DA8030"/>
@@ -15851,7 +18042,7 @@
       </w:pPr>
     </w:lvl>
   </w:abstractNum>
-  <w:abstractNum w:abstractNumId="10" w15:restartNumberingAfterBreak="0">
+  <w:abstractNum w:abstractNumId="12" w15:restartNumberingAfterBreak="0">
     <w:nsid w:val="62063BBE"/>
     <w:multiLevelType w:val="hybridMultilevel"/>
     <w:tmpl w:val="56A0C21A"/>
@@ -15964,7 +18155,120 @@
       </w:rPr>
     </w:lvl>
   </w:abstractNum>
-  <w:abstractNum w:abstractNumId="11" w15:restartNumberingAfterBreak="0">
+  <w:abstractNum w:abstractNumId="13" w15:restartNumberingAfterBreak="0">
+    <w:nsid w:val="68F0006E"/>
+    <w:multiLevelType w:val="multilevel"/>
+    <w:tmpl w:val="A5A66408"/>
+    <w:lvl w:ilvl="0">
+      <w:start w:val="1"/>
+      <w:numFmt w:val="decimal"/>
+      <w:lvlText w:val="%1."/>
+      <w:lvlJc w:val="left"/>
+      <w:pPr>
+        <w:tabs>
+          <w:tab w:val="num" w:pos="720"/>
+        </w:tabs>
+        <w:ind w:left="720" w:hanging="360"/>
+      </w:pPr>
+    </w:lvl>
+    <w:lvl w:ilvl="1" w:tentative="1">
+      <w:start w:val="1"/>
+      <w:numFmt w:val="decimal"/>
+      <w:lvlText w:val="%2."/>
+      <w:lvlJc w:val="left"/>
+      <w:pPr>
+        <w:tabs>
+          <w:tab w:val="num" w:pos="1440"/>
+        </w:tabs>
+        <w:ind w:left="1440" w:hanging="360"/>
+      </w:pPr>
+    </w:lvl>
+    <w:lvl w:ilvl="2" w:tentative="1">
+      <w:start w:val="1"/>
+      <w:numFmt w:val="decimal"/>
+      <w:lvlText w:val="%3."/>
+      <w:lvlJc w:val="left"/>
+      <w:pPr>
+        <w:tabs>
+          <w:tab w:val="num" w:pos="2160"/>
+        </w:tabs>
+        <w:ind w:left="2160" w:hanging="360"/>
+      </w:pPr>
+    </w:lvl>
+    <w:lvl w:ilvl="3" w:tentative="1">
+      <w:start w:val="1"/>
+      <w:numFmt w:val="decimal"/>
+      <w:lvlText w:val="%4."/>
+      <w:lvlJc w:val="left"/>
+      <w:pPr>
+        <w:tabs>
+          <w:tab w:val="num" w:pos="2880"/>
+        </w:tabs>
+        <w:ind w:left="2880" w:hanging="360"/>
+      </w:pPr>
+    </w:lvl>
+    <w:lvl w:ilvl="4" w:tentative="1">
+      <w:start w:val="1"/>
+      <w:numFmt w:val="decimal"/>
+      <w:lvlText w:val="%5."/>
+      <w:lvlJc w:val="left"/>
+      <w:pPr>
+        <w:tabs>
+          <w:tab w:val="num" w:pos="3600"/>
+        </w:tabs>
+        <w:ind w:left="3600" w:hanging="360"/>
+      </w:pPr>
+    </w:lvl>
+    <w:lvl w:ilvl="5" w:tentative="1">
+      <w:start w:val="1"/>
+      <w:numFmt w:val="decimal"/>
+      <w:lvlText w:val="%6."/>
+      <w:lvlJc w:val="left"/>
+      <w:pPr>
+        <w:tabs>
+          <w:tab w:val="num" w:pos="4320"/>
+        </w:tabs>
+        <w:ind w:left="4320" w:hanging="360"/>
+      </w:pPr>
+    </w:lvl>
+    <w:lvl w:ilvl="6" w:tentative="1">
+      <w:start w:val="1"/>
+      <w:numFmt w:val="decimal"/>
+      <w:lvlText w:val="%7."/>
+      <w:lvlJc w:val="left"/>
+      <w:pPr>
+        <w:tabs>
+          <w:tab w:val="num" w:pos="5040"/>
+        </w:tabs>
+        <w:ind w:left="5040" w:hanging="360"/>
+      </w:pPr>
+    </w:lvl>
+    <w:lvl w:ilvl="7" w:tentative="1">
+      <w:start w:val="1"/>
+      <w:numFmt w:val="decimal"/>
+      <w:lvlText w:val="%8."/>
+      <w:lvlJc w:val="left"/>
+      <w:pPr>
+        <w:tabs>
+          <w:tab w:val="num" w:pos="5760"/>
+        </w:tabs>
+        <w:ind w:left="5760" w:hanging="360"/>
+      </w:pPr>
+    </w:lvl>
+    <w:lvl w:ilvl="8" w:tentative="1">
+      <w:start w:val="1"/>
+      <w:numFmt w:val="decimal"/>
+      <w:lvlText w:val="%9."/>
+      <w:lvlJc w:val="left"/>
+      <w:pPr>
+        <w:tabs>
+          <w:tab w:val="num" w:pos="6480"/>
+        </w:tabs>
+        <w:ind w:left="6480" w:hanging="360"/>
+      </w:pPr>
+    </w:lvl>
+  </w:abstractNum>
+  <w:abstractNum w:abstractNumId="14" w15:restartNumberingAfterBreak="0">
     <w:nsid w:val="6A7858A9"/>
     <w:multiLevelType w:val="multilevel"/>
     <w:tmpl w:val="0E2C1692"/>
@@ -16077,7 +18381,93 @@
       </w:pPr>
     </w:lvl>
   </w:abstractNum>
-  <w:abstractNum w:abstractNumId="12" w15:restartNumberingAfterBreak="0">
+  <w:abstractNum w:abstractNumId="15" w15:restartNumberingAfterBreak="0">
+    <w:nsid w:val="6A8A0E12"/>
+    <w:multiLevelType w:val="hybridMultilevel"/>
+    <w:tmpl w:val="E884B114"/>
+    <w:lvl w:ilvl="0" w:tplc="0419000F">
+      <w:start w:val="1"/>
+      <w:numFmt w:val="decimal"/>
+      <w:lvlText w:val="%1."/>
+      <w:lvlJc w:val="left"/>
+      <w:pPr>
+        <w:ind w:left="720" w:hanging="360"/>
+      </w:pPr>
+    </w:lvl>
+    <w:lvl w:ilvl="1" w:tplc="04190019" w:tentative="1">
+      <w:start w:val="1"/>
+      <w:numFmt w:val="lowerLetter"/>
+      <w:lvlText w:val="%2."/>
+      <w:lvlJc w:val="left"/>
+      <w:pPr>
+        <w:ind w:left="1440" w:hanging="360"/>
+      </w:pPr>
+    </w:lvl>
+    <w:lvl w:ilvl="2" w:tplc="0419001B" w:tentative="1">
+      <w:start w:val="1"/>
+      <w:numFmt w:val="lowerRoman"/>
+      <w:lvlText w:val="%3."/>
+      <w:lvlJc w:val="right"/>
+      <w:pPr>
+        <w:ind w:left="2160" w:hanging="180"/>
+      </w:pPr>
+    </w:lvl>
+    <w:lvl w:ilvl="3" w:tplc="0419000F" w:tentative="1">
+      <w:start w:val="1"/>
+      <w:numFmt w:val="decimal"/>
+      <w:lvlText w:val="%4."/>
+      <w:lvlJc w:val="left"/>
+      <w:pPr>
+        <w:ind w:left="2880" w:hanging="360"/>
+      </w:pPr>
+    </w:lvl>
+    <w:lvl w:ilvl="4" w:tplc="04190019" w:tentative="1">
+      <w:start w:val="1"/>
+      <w:numFmt w:val="lowerLetter"/>
+      <w:lvlText w:val="%5."/>
+      <w:lvlJc w:val="left"/>
+      <w:pPr>
+        <w:ind w:left="3600" w:hanging="360"/>
+      </w:pPr>
+    </w:lvl>
+    <w:lvl w:ilvl="5" w:tplc="0419001B" w:tentative="1">
+      <w:start w:val="1"/>
+      <w:numFmt w:val="lowerRoman"/>
+      <w:lvlText w:val="%6."/>
+      <w:lvlJc w:val="right"/>
+      <w:pPr>
+        <w:ind w:left="4320" w:hanging="180"/>
+      </w:pPr>
+    </w:lvl>
+    <w:lvl w:ilvl="6" w:tplc="0419000F" w:tentative="1">
+      <w:start w:val="1"/>
+      <w:numFmt w:val="decimal"/>
+      <w:lvlText w:val="%7."/>
+      <w:lvlJc w:val="left"/>
+      <w:pPr>
+        <w:ind w:left="5040" w:hanging="360"/>
+      </w:pPr>
+    </w:lvl>
+    <w:lvl w:ilvl="7" w:tplc="04190019" w:tentative="1">
+      <w:start w:val="1"/>
+      <w:numFmt w:val="lowerLetter"/>
+      <w:lvlText w:val="%8."/>
+      <w:lvlJc w:val="left"/>
+      <w:pPr>
+        <w:ind w:left="5760" w:hanging="360"/>
+      </w:pPr>
+    </w:lvl>
+    <w:lvl w:ilvl="8" w:tplc="0419001B" w:tentative="1">
+      <w:start w:val="1"/>
+      <w:numFmt w:val="lowerRoman"/>
+      <w:lvlText w:val="%9."/>
+      <w:lvlJc w:val="right"/>
+      <w:pPr>
+        <w:ind w:left="6480" w:hanging="180"/>
+      </w:pPr>
+    </w:lvl>
+  </w:abstractNum>
+  <w:abstractNum w:abstractNumId="16" w15:restartNumberingAfterBreak="0">
     <w:nsid w:val="6AA640EF"/>
     <w:multiLevelType w:val="multilevel"/>
     <w:tmpl w:val="87A2ECF4"/>
@@ -16190,7 +18580,7 @@
       </w:pPr>
     </w:lvl>
   </w:abstractNum>
-  <w:abstractNum w:abstractNumId="13" w15:restartNumberingAfterBreak="0">
+  <w:abstractNum w:abstractNumId="17" w15:restartNumberingAfterBreak="0">
     <w:nsid w:val="6D7B64F4"/>
     <w:multiLevelType w:val="multilevel"/>
     <w:tmpl w:val="4FEC7520"/>
@@ -16303,7 +18693,7 @@
       </w:pPr>
     </w:lvl>
   </w:abstractNum>
-  <w:abstractNum w:abstractNumId="14" w15:restartNumberingAfterBreak="0">
+  <w:abstractNum w:abstractNumId="18" w15:restartNumberingAfterBreak="0">
     <w:nsid w:val="758B1DD5"/>
     <w:multiLevelType w:val="multilevel"/>
     <w:tmpl w:val="393C39EA"/>
@@ -16416,7 +18806,7 @@
       </w:pPr>
     </w:lvl>
   </w:abstractNum>
-  <w:abstractNum w:abstractNumId="15" w15:restartNumberingAfterBreak="0">
+  <w:abstractNum w:abstractNumId="19" w15:restartNumberingAfterBreak="0">
     <w:nsid w:val="778E4B56"/>
     <w:multiLevelType w:val="multilevel"/>
     <w:tmpl w:val="B73C2814"/>
@@ -16529,7 +18919,7 @@
       </w:pPr>
     </w:lvl>
   </w:abstractNum>
-  <w:abstractNum w:abstractNumId="16" w15:restartNumberingAfterBreak="0">
+  <w:abstractNum w:abstractNumId="20" w15:restartNumberingAfterBreak="0">
     <w:nsid w:val="78941091"/>
     <w:multiLevelType w:val="multilevel"/>
     <w:tmpl w:val="98183C4A"/>
@@ -16642,7 +19032,7 @@
       </w:pPr>
     </w:lvl>
   </w:abstractNum>
-  <w:abstractNum w:abstractNumId="17" w15:restartNumberingAfterBreak="0">
+  <w:abstractNum w:abstractNumId="21" w15:restartNumberingAfterBreak="0">
     <w:nsid w:val="7F71551A"/>
     <w:multiLevelType w:val="multilevel"/>
     <w:tmpl w:val="2F0E7E2E"/>
@@ -16755,59 +19145,71 @@
       </w:pPr>
     </w:lvl>
   </w:abstractNum>
-  <w:num w:numId="1">
+  <w:num w:numId="1" w16cid:durableId="1157722350">
     <w:abstractNumId w:val="2"/>
   </w:num>
-  <w:num w:numId="2">
+  <w:num w:numId="2" w16cid:durableId="2055153363">
+    <w:abstractNumId w:val="7"/>
+  </w:num>
+  <w:num w:numId="3" w16cid:durableId="847134207">
+    <w:abstractNumId w:val="8"/>
+  </w:num>
+  <w:num w:numId="4" w16cid:durableId="208345007">
+    <w:abstractNumId w:val="17"/>
+  </w:num>
+  <w:num w:numId="5" w16cid:durableId="1517964116">
     <w:abstractNumId w:val="6"/>
   </w:num>
-  <w:num w:numId="3">
-    <w:abstractNumId w:val="7"/>
+  <w:num w:numId="6" w16cid:durableId="555899771">
+    <w:abstractNumId w:val="14"/>
   </w:num>
-  <w:num w:numId="4">
+  <w:num w:numId="7" w16cid:durableId="1165827708">
+    <w:abstractNumId w:val="1"/>
+  </w:num>
+  <w:num w:numId="8" w16cid:durableId="1727217189">
+    <w:abstractNumId w:val="16"/>
+  </w:num>
+  <w:num w:numId="9" w16cid:durableId="143475253">
+    <w:abstractNumId w:val="19"/>
+  </w:num>
+  <w:num w:numId="10" w16cid:durableId="1567305516">
+    <w:abstractNumId w:val="20"/>
+  </w:num>
+  <w:num w:numId="11" w16cid:durableId="2011449998">
+    <w:abstractNumId w:val="0"/>
+  </w:num>
+  <w:num w:numId="12" w16cid:durableId="494614012">
+    <w:abstractNumId w:val="18"/>
+  </w:num>
+  <w:num w:numId="13" w16cid:durableId="387728913">
+    <w:abstractNumId w:val="4"/>
+  </w:num>
+  <w:num w:numId="14" w16cid:durableId="1012415592">
+    <w:abstractNumId w:val="21"/>
+  </w:num>
+  <w:num w:numId="15" w16cid:durableId="2030832133">
+    <w:abstractNumId w:val="9"/>
+  </w:num>
+  <w:num w:numId="16" w16cid:durableId="435755645">
+    <w:abstractNumId w:val="3"/>
+  </w:num>
+  <w:num w:numId="17" w16cid:durableId="2145847320">
+    <w:abstractNumId w:val="11"/>
+  </w:num>
+  <w:num w:numId="18" w16cid:durableId="1095442800">
+    <w:abstractNumId w:val="12"/>
+  </w:num>
+  <w:num w:numId="19" w16cid:durableId="504709033">
+    <w:abstractNumId w:val="15"/>
+  </w:num>
+  <w:num w:numId="20" w16cid:durableId="1084692206">
+    <w:abstractNumId w:val="10"/>
+  </w:num>
+  <w:num w:numId="21" w16cid:durableId="1726829886">
     <w:abstractNumId w:val="13"/>
   </w:num>
-  <w:num w:numId="5">
+  <w:num w:numId="22" w16cid:durableId="2024821892">
     <w:abstractNumId w:val="5"/>
-  </w:num>
-  <w:num w:numId="6">
-    <w:abstractNumId w:val="11"/>
-  </w:num>
-  <w:num w:numId="7">
-    <w:abstractNumId w:val="1"/>
-  </w:num>
-  <w:num w:numId="8">
-    <w:abstractNumId w:val="12"/>
-  </w:num>
-  <w:num w:numId="9">
-    <w:abstractNumId w:val="15"/>
-  </w:num>
-  <w:num w:numId="10">
-    <w:abstractNumId w:val="16"/>
-  </w:num>
-  <w:num w:numId="11">
-    <w:abstractNumId w:val="0"/>
-  </w:num>
-  <w:num w:numId="12">
-    <w:abstractNumId w:val="14"/>
-  </w:num>
-  <w:num w:numId="13">
-    <w:abstractNumId w:val="4"/>
-  </w:num>
-  <w:num w:numId="14">
-    <w:abstractNumId w:val="17"/>
-  </w:num>
-  <w:num w:numId="15">
-    <w:abstractNumId w:val="8"/>
-  </w:num>
-  <w:num w:numId="16">
-    <w:abstractNumId w:val="3"/>
-  </w:num>
-  <w:num w:numId="17">
-    <w:abstractNumId w:val="9"/>
-  </w:num>
-  <w:num w:numId="18">
-    <w:abstractNumId w:val="10"/>
   </w:num>
 </w:numbering>
 </file>
@@ -17413,7 +19815,6 @@
   <w:style w:type="character" w:default="1" w:styleId="a0">
     <w:name w:val="Default Paragraph Font"/>
     <w:uiPriority w:val="1"/>
-    <w:semiHidden/>
     <w:unhideWhenUsed/>
   </w:style>
   <w:style w:type="table" w:default="1" w:styleId="a1">
@@ -18197,11 +20598,27 @@
 </file>
 
 <file path=customXml/item1.xml><?xml version="1.0" encoding="utf-8"?>
-<b:Sources xmlns:b="http://schemas.openxmlformats.org/officeDocument/2006/bibliography" xmlns="http://schemas.openxmlformats.org/officeDocument/2006/bibliography" SelectedStyle="\APASixthEditionOfficeOnline.xsl" StyleName="APA" Version="6"/>
+<b:Sources xmlns:b="http://schemas.openxmlformats.org/officeDocument/2006/bibliography" xmlns="http://schemas.openxmlformats.org/officeDocument/2006/bibliography" SelectedStyle="\APASixthEditionOfficeOnline.xsl" StyleName="APA" Version="6">
+  <b:Source>
+    <b:Tag>htt</b:Tag>
+    <b:SourceType>InternetSite</b:SourceType>
+    <b:Guid>{D0DF0EF2-2140-4D66-8E20-4EF83F00CD77}</b:Guid>
+    <b:URL>https://github.com/fl0k1337/ExpenseTrack</b:URL>
+    <b:RefOrder>2</b:RefOrder>
+  </b:Source>
+  <b:Source>
+    <b:Tag>htt1</b:Tag>
+    <b:SourceType>InternetSite</b:SourceType>
+    <b:Guid>{F8F22B6C-3FAD-4695-8BC4-82260C146186}</b:Guid>
+    <b:Title>https://github.com/fl0k1337/ExpenseTrack </b:Title>
+    <b:URL>https://github.com/fl0k1337/ExpenseTrack</b:URL>
+    <b:RefOrder>1</b:RefOrder>
+  </b:Source>
+</b:Sources>
 </file>
 
 <file path=customXml/itemProps1.xml><?xml version="1.0" encoding="utf-8"?>
-<ds:datastoreItem xmlns:ds="http://schemas.openxmlformats.org/officeDocument/2006/customXml" ds:itemID="{385BF716-E452-4CF4-A57A-EEF9C6FF9FDD}">
+<ds:datastoreItem xmlns:ds="http://schemas.openxmlformats.org/officeDocument/2006/customXml" ds:itemID="{C493A747-C439-4D1C-8846-854FBD062E99}">
   <ds:schemaRefs>
     <ds:schemaRef ds:uri="http://schemas.openxmlformats.org/officeDocument/2006/bibliography"/>
   </ds:schemaRefs>

--- a/Курсовая работа ТурсуновАА.docx
+++ b/Курсовая работа ТурсуновАА.docx
@@ -1,6 +1,6 @@
 
 <file path=word/document.xml><?xml version="1.0" encoding="utf-8"?>
-<w:document xmlns:wpc="http://schemas.microsoft.com/office/word/2010/wordprocessingCanvas" xmlns:cx="http://schemas.microsoft.com/office/drawing/2014/chartex" xmlns:cx1="http://schemas.microsoft.com/office/drawing/2015/9/8/chartex" xmlns:cx2="http://schemas.microsoft.com/office/drawing/2015/10/21/chartex" xmlns:cx3="http://schemas.microsoft.com/office/drawing/2016/5/9/chartex" xmlns:cx4="http://schemas.microsoft.com/office/drawing/2016/5/10/chartex" xmlns:cx5="http://schemas.microsoft.com/office/drawing/2016/5/11/chartex" xmlns:cx6="http://schemas.microsoft.com/office/drawing/2016/5/12/chartex" xmlns:cx7="http://schemas.microsoft.com/office/drawing/2016/5/13/chartex" xmlns:cx8="http://schemas.microsoft.com/office/drawing/2016/5/14/chartex" xmlns:mc="http://schemas.openxmlformats.org/markup-compatibility/2006" xmlns:aink="http://schemas.microsoft.com/office/drawing/2016/ink" xmlns:am3d="http://schemas.microsoft.com/office/drawing/2017/model3d" xmlns:o="urn:schemas-microsoft-com:office:office" xmlns:oel="http://schemas.microsoft.com/office/2019/extlst" xmlns:r="http://schemas.openxmlformats.org/officeDocument/2006/relationships" xmlns:m="http://schemas.openxmlformats.org/officeDocument/2006/math" xmlns:v="urn:schemas-microsoft-com:vml" xmlns:wp14="http://schemas.microsoft.com/office/word/2010/wordprocessingDrawing" xmlns:wp="http://schemas.openxmlformats.org/drawingml/2006/wordprocessingDrawing" xmlns:w10="urn:schemas-microsoft-com:office:word" xmlns:w="http://schemas.openxmlformats.org/wordprocessingml/2006/main" xmlns:w14="http://schemas.microsoft.com/office/word/2010/wordml" xmlns:w15="http://schemas.microsoft.com/office/word/2012/wordml" xmlns:w16cex="http://schemas.microsoft.com/office/word/2018/wordml/cex" xmlns:w16cid="http://schemas.microsoft.com/office/word/2016/wordml/cid" xmlns:w16="http://schemas.microsoft.com/office/word/2018/wordml" xmlns:w16sdtdh="http://schemas.microsoft.com/office/word/2020/wordml/sdtdatahash" xmlns:w16se="http://schemas.microsoft.com/office/word/2015/wordml/symex" xmlns:wpg="http://schemas.microsoft.com/office/word/2010/wordprocessingGroup" xmlns:wpi="http://schemas.microsoft.com/office/word/2010/wordprocessingInk" xmlns:wne="http://schemas.microsoft.com/office/word/2006/wordml" xmlns:wps="http://schemas.microsoft.com/office/word/2010/wordprocessingShape" mc:Ignorable="w14 w15 w16se w16cid w16 w16cex w16sdtdh wp14">
+<w:document xmlns:wpc="http://schemas.microsoft.com/office/word/2010/wordprocessingCanvas" xmlns:cx="http://schemas.microsoft.com/office/drawing/2014/chartex" xmlns:cx1="http://schemas.microsoft.com/office/drawing/2015/9/8/chartex" xmlns:cx2="http://schemas.microsoft.com/office/drawing/2015/10/21/chartex" xmlns:cx3="http://schemas.microsoft.com/office/drawing/2016/5/9/chartex" xmlns:cx4="http://schemas.microsoft.com/office/drawing/2016/5/10/chartex" xmlns:cx5="http://schemas.microsoft.com/office/drawing/2016/5/11/chartex" xmlns:cx6="http://schemas.microsoft.com/office/drawing/2016/5/12/chartex" xmlns:cx7="http://schemas.microsoft.com/office/drawing/2016/5/13/chartex" xmlns:cx8="http://schemas.microsoft.com/office/drawing/2016/5/14/chartex" xmlns:mc="http://schemas.openxmlformats.org/markup-compatibility/2006" xmlns:aink="http://schemas.microsoft.com/office/drawing/2016/ink" xmlns:am3d="http://schemas.microsoft.com/office/drawing/2017/model3d" xmlns:o="urn:schemas-microsoft-com:office:office" xmlns:r="http://schemas.openxmlformats.org/officeDocument/2006/relationships" xmlns:m="http://schemas.openxmlformats.org/officeDocument/2006/math" xmlns:v="urn:schemas-microsoft-com:vml" xmlns:wp14="http://schemas.microsoft.com/office/word/2010/wordprocessingDrawing" xmlns:wp="http://schemas.openxmlformats.org/drawingml/2006/wordprocessingDrawing" xmlns:w10="urn:schemas-microsoft-com:office:word" xmlns:w="http://schemas.openxmlformats.org/wordprocessingml/2006/main" xmlns:w14="http://schemas.microsoft.com/office/word/2010/wordml" xmlns:w15="http://schemas.microsoft.com/office/word/2012/wordml" xmlns:w16cex="http://schemas.microsoft.com/office/word/2018/wordml/cex" xmlns:w16cid="http://schemas.microsoft.com/office/word/2016/wordml/cid" xmlns:w16="http://schemas.microsoft.com/office/word/2018/wordml" xmlns:w16sdtdh="http://schemas.microsoft.com/office/word/2020/wordml/sdtdatahash" xmlns:w16se="http://schemas.microsoft.com/office/word/2015/wordml/symex" xmlns:wpg="http://schemas.microsoft.com/office/word/2010/wordprocessingGroup" xmlns:wpi="http://schemas.microsoft.com/office/word/2010/wordprocessingInk" xmlns:wne="http://schemas.microsoft.com/office/word/2006/wordml" xmlns:wps="http://schemas.microsoft.com/office/word/2010/wordprocessingShape" mc:Ignorable="w14 w15 w16se w16cid w16 w16cex w16sdtdh wp14">
   <w:body>
     <w:p>
       <w:pPr>
@@ -191,13 +191,9 @@
           <w:sz w:val="28"/>
           <w:szCs w:val="28"/>
         </w:rPr>
-        <w:t>Тема «Разработка мобильного приложения»</w:t>
-      </w:r>
-    </w:p>
-    <w:p>
-      <w:pPr>
-        <w:spacing w:after="0" w:line="360" w:lineRule="auto"/>
-        <w:jc w:val="center"/>
+        <w:t>Тема «</w:t>
+      </w:r>
+      <w:r>
         <w:rPr>
           <w:rFonts w:ascii="Times New Roman" w:hAnsi="Times New Roman" w:cs="Times New Roman"/>
           <w:b/>
@@ -205,7 +201,8 @@
           <w:sz w:val="28"/>
           <w:szCs w:val="28"/>
         </w:rPr>
-      </w:pPr>
+        <w:t>Разработка мобильного приложения</w:t>
+      </w:r>
       <w:r>
         <w:rPr>
           <w:rFonts w:ascii="Times New Roman" w:hAnsi="Times New Roman" w:cs="Times New Roman"/>
@@ -214,6 +211,49 @@
           <w:sz w:val="28"/>
           <w:szCs w:val="28"/>
         </w:rPr>
+        <w:t xml:space="preserve"> </w:t>
+      </w:r>
+      <w:r>
+        <w:rPr>
+          <w:rFonts w:ascii="Times New Roman" w:hAnsi="Times New Roman" w:cs="Times New Roman"/>
+          <w:b/>
+          <w:bCs/>
+          <w:sz w:val="28"/>
+          <w:szCs w:val="28"/>
+        </w:rPr>
+        <w:t>для учёта личных расходов</w:t>
+      </w:r>
+      <w:r>
+        <w:rPr>
+          <w:rFonts w:ascii="Times New Roman" w:hAnsi="Times New Roman" w:cs="Times New Roman"/>
+          <w:b/>
+          <w:bCs/>
+          <w:sz w:val="28"/>
+          <w:szCs w:val="28"/>
+        </w:rPr>
+        <w:t>»</w:t>
+      </w:r>
+    </w:p>
+    <w:p>
+      <w:pPr>
+        <w:spacing w:after="0" w:line="360" w:lineRule="auto"/>
+        <w:jc w:val="center"/>
+        <w:rPr>
+          <w:rFonts w:ascii="Times New Roman" w:hAnsi="Times New Roman" w:cs="Times New Roman"/>
+          <w:b/>
+          <w:bCs/>
+          <w:sz w:val="28"/>
+          <w:szCs w:val="28"/>
+        </w:rPr>
+      </w:pPr>
+      <w:r>
+        <w:rPr>
+          <w:rFonts w:ascii="Times New Roman" w:hAnsi="Times New Roman" w:cs="Times New Roman"/>
+          <w:b/>
+          <w:bCs/>
+          <w:sz w:val="28"/>
+          <w:szCs w:val="28"/>
+        </w:rPr>
         <w:t>По МДК 01.03 Разработка мобильных приложений</w:t>
       </w:r>
     </w:p>
@@ -559,10 +599,8 @@
     <w:sdt>
       <w:sdtPr>
         <w:rPr>
-          <w:rFonts w:ascii="Times New Roman" w:eastAsiaTheme="minorHAnsi" w:hAnsi="Times New Roman" w:cstheme="minorBidi"/>
+          <w:rFonts w:eastAsiaTheme="minorHAnsi" w:cstheme="minorBidi"/>
           <w:kern w:val="2"/>
-          <w:sz w:val="28"/>
-          <w:szCs w:val="28"/>
           <w:lang w:eastAsia="en-US"/>
           <w14:ligatures w14:val="standardContextual"/>
         </w:rPr>
@@ -574,24 +612,22 @@
       </w:sdtPr>
       <w:sdtEndPr>
         <w:rPr>
+          <w:rFonts w:ascii="Times New Roman" w:hAnsi="Times New Roman"/>
           <w:b/>
           <w:bCs/>
+          <w:sz w:val="28"/>
+          <w:szCs w:val="28"/>
         </w:rPr>
       </w:sdtEndPr>
       <w:sdtContent>
         <w:p>
           <w:pPr>
             <w:pStyle w:val="11"/>
-            <w:tabs>
-              <w:tab w:val="right" w:leader="dot" w:pos="9345"/>
-            </w:tabs>
             <w:rPr>
               <w:rFonts w:ascii="Times New Roman" w:hAnsi="Times New Roman"/>
               <w:noProof/>
-              <w:kern w:val="2"/>
               <w:sz w:val="28"/>
               <w:szCs w:val="28"/>
-              <w14:ligatures w14:val="standardContextual"/>
             </w:rPr>
           </w:pPr>
           <w:r>
@@ -620,7 +656,7 @@
             </w:rPr>
             <w:fldChar w:fldCharType="separate"/>
           </w:r>
-          <w:hyperlink w:anchor="_Toc225787440" w:history="1">
+          <w:hyperlink w:anchor="_Toc225852353" w:history="1">
             <w:r>
               <w:rPr>
                 <w:rStyle w:val="ac"/>
@@ -659,7 +695,7 @@
                 <w:sz w:val="28"/>
                 <w:szCs w:val="28"/>
               </w:rPr>
-              <w:instrText xml:space="preserve"> PAGEREF _Toc225787440 \h </w:instrText>
+              <w:instrText xml:space="preserve"> PAGEREF _Toc225852353 \h </w:instrText>
             </w:r>
             <w:r>
               <w:rPr>
@@ -688,7 +724,7 @@
                 <w:sz w:val="28"/>
                 <w:szCs w:val="28"/>
               </w:rPr>
-              <w:t>3</w:t>
+              <w:t>2</w:t>
             </w:r>
             <w:r>
               <w:rPr>
@@ -705,19 +741,14 @@
         <w:p>
           <w:pPr>
             <w:pStyle w:val="11"/>
-            <w:tabs>
-              <w:tab w:val="right" w:leader="dot" w:pos="9345"/>
-            </w:tabs>
             <w:rPr>
               <w:rFonts w:ascii="Times New Roman" w:hAnsi="Times New Roman"/>
               <w:noProof/>
-              <w:kern w:val="2"/>
               <w:sz w:val="28"/>
               <w:szCs w:val="28"/>
-              <w14:ligatures w14:val="standardContextual"/>
             </w:rPr>
           </w:pPr>
-          <w:hyperlink w:anchor="_Toc225787441" w:history="1">
+          <w:hyperlink w:anchor="_Toc225852354" w:history="1">
             <w:r>
               <w:rPr>
                 <w:rStyle w:val="ac"/>
@@ -756,7 +787,7 @@
                 <w:sz w:val="28"/>
                 <w:szCs w:val="28"/>
               </w:rPr>
-              <w:instrText xml:space="preserve"> PAGEREF _Toc225787441 \h </w:instrText>
+              <w:instrText xml:space="preserve"> PAGEREF _Toc225852354 \h </w:instrText>
             </w:r>
             <w:r>
               <w:rPr>
@@ -808,13 +839,11 @@
             <w:rPr>
               <w:rFonts w:ascii="Times New Roman" w:hAnsi="Times New Roman"/>
               <w:noProof/>
-              <w:kern w:val="2"/>
               <w:sz w:val="28"/>
               <w:szCs w:val="28"/>
-              <w14:ligatures w14:val="standardContextual"/>
             </w:rPr>
           </w:pPr>
-          <w:hyperlink w:anchor="_Toc225787442" w:history="1">
+          <w:hyperlink w:anchor="_Toc225852355" w:history="1">
             <w:r>
               <w:rPr>
                 <w:rStyle w:val="ac"/>
@@ -853,7 +882,7 @@
                 <w:sz w:val="28"/>
                 <w:szCs w:val="28"/>
               </w:rPr>
-              <w:instrText xml:space="preserve"> PAGEREF _Toc225787442 \h </w:instrText>
+              <w:instrText xml:space="preserve"> PAGEREF _Toc225852355 \h </w:instrText>
             </w:r>
             <w:r>
               <w:rPr>
@@ -905,13 +934,11 @@
             <w:rPr>
               <w:rFonts w:ascii="Times New Roman" w:hAnsi="Times New Roman"/>
               <w:noProof/>
-              <w:kern w:val="2"/>
               <w:sz w:val="28"/>
               <w:szCs w:val="28"/>
-              <w14:ligatures w14:val="standardContextual"/>
             </w:rPr>
           </w:pPr>
-          <w:hyperlink w:anchor="_Toc225787443" w:history="1">
+          <w:hyperlink w:anchor="_Toc225852356" w:history="1">
             <w:r>
               <w:rPr>
                 <w:rStyle w:val="ac"/>
@@ -950,7 +977,7 @@
                 <w:sz w:val="28"/>
                 <w:szCs w:val="28"/>
               </w:rPr>
-              <w:instrText xml:space="preserve"> PAGEREF _Toc225787443 \h </w:instrText>
+              <w:instrText xml:space="preserve"> PAGEREF _Toc225852356 \h </w:instrText>
             </w:r>
             <w:r>
               <w:rPr>
@@ -1002,13 +1029,11 @@
             <w:rPr>
               <w:rFonts w:ascii="Times New Roman" w:hAnsi="Times New Roman"/>
               <w:noProof/>
-              <w:kern w:val="2"/>
               <w:sz w:val="28"/>
               <w:szCs w:val="28"/>
-              <w14:ligatures w14:val="standardContextual"/>
             </w:rPr>
           </w:pPr>
-          <w:hyperlink w:anchor="_Toc225787444" w:history="1">
+          <w:hyperlink w:anchor="_Toc225852357" w:history="1">
             <w:r>
               <w:rPr>
                 <w:rStyle w:val="ac"/>
@@ -1047,7 +1072,7 @@
                 <w:sz w:val="28"/>
                 <w:szCs w:val="28"/>
               </w:rPr>
-              <w:instrText xml:space="preserve"> PAGEREF _Toc225787444 \h </w:instrText>
+              <w:instrText xml:space="preserve"> PAGEREF _Toc225852357 \h </w:instrText>
             </w:r>
             <w:r>
               <w:rPr>
@@ -1099,13 +1124,11 @@
             <w:rPr>
               <w:rFonts w:ascii="Times New Roman" w:hAnsi="Times New Roman"/>
               <w:noProof/>
-              <w:kern w:val="2"/>
               <w:sz w:val="28"/>
               <w:szCs w:val="28"/>
-              <w14:ligatures w14:val="standardContextual"/>
             </w:rPr>
           </w:pPr>
-          <w:hyperlink w:anchor="_Toc225787445" w:history="1">
+          <w:hyperlink w:anchor="_Toc225852358" w:history="1">
             <w:r>
               <w:rPr>
                 <w:rStyle w:val="ac"/>
@@ -1144,7 +1167,7 @@
                 <w:sz w:val="28"/>
                 <w:szCs w:val="28"/>
               </w:rPr>
-              <w:instrText xml:space="preserve"> PAGEREF _Toc225787445 \h </w:instrText>
+              <w:instrText xml:space="preserve"> PAGEREF _Toc225852358 \h </w:instrText>
             </w:r>
             <w:r>
               <w:rPr>
@@ -1196,13 +1219,11 @@
             <w:rPr>
               <w:rFonts w:ascii="Times New Roman" w:hAnsi="Times New Roman"/>
               <w:noProof/>
-              <w:kern w:val="2"/>
               <w:sz w:val="28"/>
               <w:szCs w:val="28"/>
-              <w14:ligatures w14:val="standardContextual"/>
             </w:rPr>
           </w:pPr>
-          <w:hyperlink w:anchor="_Toc225787446" w:history="1">
+          <w:hyperlink w:anchor="_Toc225852359" w:history="1">
             <w:r>
               <w:rPr>
                 <w:rStyle w:val="ac"/>
@@ -1241,7 +1262,7 @@
                 <w:sz w:val="28"/>
                 <w:szCs w:val="28"/>
               </w:rPr>
-              <w:instrText xml:space="preserve"> PAGEREF _Toc225787446 \h </w:instrText>
+              <w:instrText xml:space="preserve"> PAGEREF _Toc225852359 \h </w:instrText>
             </w:r>
             <w:r>
               <w:rPr>
@@ -1293,13 +1314,11 @@
             <w:rPr>
               <w:rFonts w:ascii="Times New Roman" w:hAnsi="Times New Roman"/>
               <w:noProof/>
-              <w:kern w:val="2"/>
               <w:sz w:val="28"/>
               <w:szCs w:val="28"/>
-              <w14:ligatures w14:val="standardContextual"/>
             </w:rPr>
           </w:pPr>
-          <w:hyperlink w:anchor="_Toc225787447" w:history="1">
+          <w:hyperlink w:anchor="_Toc225852360" w:history="1">
             <w:r>
               <w:rPr>
                 <w:rStyle w:val="ac"/>
@@ -1338,7 +1357,7 @@
                 <w:sz w:val="28"/>
                 <w:szCs w:val="28"/>
               </w:rPr>
-              <w:instrText xml:space="preserve"> PAGEREF _Toc225787447 \h </w:instrText>
+              <w:instrText xml:space="preserve"> PAGEREF _Toc225852360 \h </w:instrText>
             </w:r>
             <w:r>
               <w:rPr>
@@ -1390,13 +1409,11 @@
             <w:rPr>
               <w:rFonts w:ascii="Times New Roman" w:hAnsi="Times New Roman"/>
               <w:noProof/>
-              <w:kern w:val="2"/>
               <w:sz w:val="28"/>
               <w:szCs w:val="28"/>
-              <w14:ligatures w14:val="standardContextual"/>
             </w:rPr>
           </w:pPr>
-          <w:hyperlink w:anchor="_Toc225787448" w:history="1">
+          <w:hyperlink w:anchor="_Toc225852361" w:history="1">
             <w:r>
               <w:rPr>
                 <w:rStyle w:val="ac"/>
@@ -1435,7 +1452,7 @@
                 <w:sz w:val="28"/>
                 <w:szCs w:val="28"/>
               </w:rPr>
-              <w:instrText xml:space="preserve"> PAGEREF _Toc225787448 \h </w:instrText>
+              <w:instrText xml:space="preserve"> PAGEREF _Toc225852361 \h </w:instrText>
             </w:r>
             <w:r>
               <w:rPr>
@@ -1487,13 +1504,11 @@
             <w:rPr>
               <w:rFonts w:ascii="Times New Roman" w:hAnsi="Times New Roman"/>
               <w:noProof/>
-              <w:kern w:val="2"/>
               <w:sz w:val="28"/>
               <w:szCs w:val="28"/>
-              <w14:ligatures w14:val="standardContextual"/>
             </w:rPr>
           </w:pPr>
-          <w:hyperlink w:anchor="_Toc225787449" w:history="1">
+          <w:hyperlink w:anchor="_Toc225852362" w:history="1">
             <w:r>
               <w:rPr>
                 <w:rStyle w:val="ac"/>
@@ -1532,7 +1547,7 @@
                 <w:sz w:val="28"/>
                 <w:szCs w:val="28"/>
               </w:rPr>
-              <w:instrText xml:space="preserve"> PAGEREF _Toc225787449 \h </w:instrText>
+              <w:instrText xml:space="preserve"> PAGEREF _Toc225852362 \h </w:instrText>
             </w:r>
             <w:r>
               <w:rPr>
@@ -1584,13 +1599,11 @@
             <w:rPr>
               <w:rFonts w:ascii="Times New Roman" w:hAnsi="Times New Roman"/>
               <w:noProof/>
-              <w:kern w:val="2"/>
               <w:sz w:val="28"/>
               <w:szCs w:val="28"/>
-              <w14:ligatures w14:val="standardContextual"/>
             </w:rPr>
           </w:pPr>
-          <w:hyperlink w:anchor="_Toc225787450" w:history="1">
+          <w:hyperlink w:anchor="_Toc225852363" w:history="1">
             <w:r>
               <w:rPr>
                 <w:rStyle w:val="ac"/>
@@ -1629,7 +1642,7 @@
                 <w:sz w:val="28"/>
                 <w:szCs w:val="28"/>
               </w:rPr>
-              <w:instrText xml:space="preserve"> PAGEREF _Toc225787450 \h </w:instrText>
+              <w:instrText xml:space="preserve"> PAGEREF _Toc225852363 \h </w:instrText>
             </w:r>
             <w:r>
               <w:rPr>
@@ -1675,19 +1688,14 @@
         <w:p>
           <w:pPr>
             <w:pStyle w:val="11"/>
-            <w:tabs>
-              <w:tab w:val="right" w:leader="dot" w:pos="9345"/>
-            </w:tabs>
             <w:rPr>
               <w:rFonts w:ascii="Times New Roman" w:hAnsi="Times New Roman"/>
               <w:noProof/>
-              <w:kern w:val="2"/>
               <w:sz w:val="28"/>
               <w:szCs w:val="28"/>
-              <w14:ligatures w14:val="standardContextual"/>
             </w:rPr>
           </w:pPr>
-          <w:hyperlink w:anchor="_Toc225787451" w:history="1">
+          <w:hyperlink w:anchor="_Toc225852364" w:history="1">
             <w:r>
               <w:rPr>
                 <w:rStyle w:val="ac"/>
@@ -1726,7 +1734,7 @@
                 <w:sz w:val="28"/>
                 <w:szCs w:val="28"/>
               </w:rPr>
-              <w:instrText xml:space="preserve"> PAGEREF _Toc225787451 \h </w:instrText>
+              <w:instrText xml:space="preserve"> PAGEREF _Toc225852364 \h </w:instrText>
             </w:r>
             <w:r>
               <w:rPr>
@@ -1778,13 +1786,11 @@
             <w:rPr>
               <w:rFonts w:ascii="Times New Roman" w:hAnsi="Times New Roman"/>
               <w:noProof/>
-              <w:kern w:val="2"/>
               <w:sz w:val="28"/>
               <w:szCs w:val="28"/>
-              <w14:ligatures w14:val="standardContextual"/>
             </w:rPr>
           </w:pPr>
-          <w:hyperlink w:anchor="_Toc225787452" w:history="1">
+          <w:hyperlink w:anchor="_Toc225852365" w:history="1">
             <w:r>
               <w:rPr>
                 <w:rStyle w:val="ac"/>
@@ -1823,7 +1829,7 @@
                 <w:sz w:val="28"/>
                 <w:szCs w:val="28"/>
               </w:rPr>
-              <w:instrText xml:space="preserve"> PAGEREF _Toc225787452 \h </w:instrText>
+              <w:instrText xml:space="preserve"> PAGEREF _Toc225852365 \h </w:instrText>
             </w:r>
             <w:r>
               <w:rPr>
@@ -1875,13 +1881,11 @@
             <w:rPr>
               <w:rFonts w:ascii="Times New Roman" w:hAnsi="Times New Roman"/>
               <w:noProof/>
-              <w:kern w:val="2"/>
               <w:sz w:val="28"/>
               <w:szCs w:val="28"/>
-              <w14:ligatures w14:val="standardContextual"/>
             </w:rPr>
           </w:pPr>
-          <w:hyperlink w:anchor="_Toc225787453" w:history="1">
+          <w:hyperlink w:anchor="_Toc225852366" w:history="1">
             <w:r>
               <w:rPr>
                 <w:rStyle w:val="ac"/>
@@ -1920,7 +1924,7 @@
                 <w:sz w:val="28"/>
                 <w:szCs w:val="28"/>
               </w:rPr>
-              <w:instrText xml:space="preserve"> PAGEREF _Toc225787453 \h </w:instrText>
+              <w:instrText xml:space="preserve"> PAGEREF _Toc225852366 \h </w:instrText>
             </w:r>
             <w:r>
               <w:rPr>
@@ -1972,13 +1976,11 @@
             <w:rPr>
               <w:rFonts w:ascii="Times New Roman" w:hAnsi="Times New Roman"/>
               <w:noProof/>
-              <w:kern w:val="2"/>
               <w:sz w:val="28"/>
               <w:szCs w:val="28"/>
-              <w14:ligatures w14:val="standardContextual"/>
             </w:rPr>
           </w:pPr>
-          <w:hyperlink w:anchor="_Toc225787454" w:history="1">
+          <w:hyperlink w:anchor="_Toc225852367" w:history="1">
             <w:r>
               <w:rPr>
                 <w:rStyle w:val="ac"/>
@@ -2017,7 +2019,7 @@
                 <w:sz w:val="28"/>
                 <w:szCs w:val="28"/>
               </w:rPr>
-              <w:instrText xml:space="preserve"> PAGEREF _Toc225787454 \h </w:instrText>
+              <w:instrText xml:space="preserve"> PAGEREF _Toc225852367 \h </w:instrText>
             </w:r>
             <w:r>
               <w:rPr>
@@ -2069,13 +2071,11 @@
             <w:rPr>
               <w:rFonts w:ascii="Times New Roman" w:hAnsi="Times New Roman"/>
               <w:noProof/>
-              <w:kern w:val="2"/>
               <w:sz w:val="28"/>
               <w:szCs w:val="28"/>
-              <w14:ligatures w14:val="standardContextual"/>
             </w:rPr>
           </w:pPr>
-          <w:hyperlink w:anchor="_Toc225787455" w:history="1">
+          <w:hyperlink w:anchor="_Toc225852368" w:history="1">
             <w:r>
               <w:rPr>
                 <w:rStyle w:val="ac"/>
@@ -2114,7 +2114,7 @@
                 <w:sz w:val="28"/>
                 <w:szCs w:val="28"/>
               </w:rPr>
-              <w:instrText xml:space="preserve"> PAGEREF _Toc225787455 \h </w:instrText>
+              <w:instrText xml:space="preserve"> PAGEREF _Toc225852368 \h </w:instrText>
             </w:r>
             <w:r>
               <w:rPr>
@@ -2166,13 +2166,11 @@
             <w:rPr>
               <w:rFonts w:ascii="Times New Roman" w:hAnsi="Times New Roman"/>
               <w:noProof/>
-              <w:kern w:val="2"/>
               <w:sz w:val="28"/>
               <w:szCs w:val="28"/>
-              <w14:ligatures w14:val="standardContextual"/>
             </w:rPr>
           </w:pPr>
-          <w:hyperlink w:anchor="_Toc225787456" w:history="1">
+          <w:hyperlink w:anchor="_Toc225852369" w:history="1">
             <w:r>
               <w:rPr>
                 <w:rStyle w:val="ac"/>
@@ -2211,7 +2209,7 @@
                 <w:sz w:val="28"/>
                 <w:szCs w:val="28"/>
               </w:rPr>
-              <w:instrText xml:space="preserve"> PAGEREF _Toc225787456 \h </w:instrText>
+              <w:instrText xml:space="preserve"> PAGEREF _Toc225852369 \h </w:instrText>
             </w:r>
             <w:r>
               <w:rPr>
@@ -2263,13 +2261,11 @@
             <w:rPr>
               <w:rFonts w:ascii="Times New Roman" w:hAnsi="Times New Roman"/>
               <w:noProof/>
-              <w:kern w:val="2"/>
               <w:sz w:val="28"/>
               <w:szCs w:val="28"/>
-              <w14:ligatures w14:val="standardContextual"/>
             </w:rPr>
           </w:pPr>
-          <w:hyperlink w:anchor="_Toc225787457" w:history="1">
+          <w:hyperlink w:anchor="_Toc225852370" w:history="1">
             <w:r>
               <w:rPr>
                 <w:rStyle w:val="ac"/>
@@ -2308,7 +2304,7 @@
                 <w:sz w:val="28"/>
                 <w:szCs w:val="28"/>
               </w:rPr>
-              <w:instrText xml:space="preserve"> PAGEREF _Toc225787457 \h </w:instrText>
+              <w:instrText xml:space="preserve"> PAGEREF _Toc225852370 \h </w:instrText>
             </w:r>
             <w:r>
               <w:rPr>
@@ -2360,13 +2356,11 @@
             <w:rPr>
               <w:rFonts w:ascii="Times New Roman" w:hAnsi="Times New Roman"/>
               <w:noProof/>
-              <w:kern w:val="2"/>
               <w:sz w:val="28"/>
               <w:szCs w:val="28"/>
-              <w14:ligatures w14:val="standardContextual"/>
             </w:rPr>
           </w:pPr>
-          <w:hyperlink w:anchor="_Toc225787458" w:history="1">
+          <w:hyperlink w:anchor="_Toc225852371" w:history="1">
             <w:r>
               <w:rPr>
                 <w:rStyle w:val="ac"/>
@@ -2405,7 +2399,7 @@
                 <w:sz w:val="28"/>
                 <w:szCs w:val="28"/>
               </w:rPr>
-              <w:instrText xml:space="preserve"> PAGEREF _Toc225787458 \h </w:instrText>
+              <w:instrText xml:space="preserve"> PAGEREF _Toc225852371 \h </w:instrText>
             </w:r>
             <w:r>
               <w:rPr>
@@ -2457,13 +2451,11 @@
             <w:rPr>
               <w:rFonts w:ascii="Times New Roman" w:hAnsi="Times New Roman"/>
               <w:noProof/>
-              <w:kern w:val="2"/>
               <w:sz w:val="28"/>
               <w:szCs w:val="28"/>
-              <w14:ligatures w14:val="standardContextual"/>
             </w:rPr>
           </w:pPr>
-          <w:hyperlink w:anchor="_Toc225787459" w:history="1">
+          <w:hyperlink w:anchor="_Toc225852372" w:history="1">
             <w:r>
               <w:rPr>
                 <w:rStyle w:val="ac"/>
@@ -2502,7 +2494,7 @@
                 <w:sz w:val="28"/>
                 <w:szCs w:val="28"/>
               </w:rPr>
-              <w:instrText xml:space="preserve"> PAGEREF _Toc225787459 \h </w:instrText>
+              <w:instrText xml:space="preserve"> PAGEREF _Toc225852372 \h </w:instrText>
             </w:r>
             <w:r>
               <w:rPr>
@@ -2554,13 +2546,11 @@
             <w:rPr>
               <w:rFonts w:ascii="Times New Roman" w:hAnsi="Times New Roman"/>
               <w:noProof/>
-              <w:kern w:val="2"/>
               <w:sz w:val="28"/>
               <w:szCs w:val="28"/>
-              <w14:ligatures w14:val="standardContextual"/>
             </w:rPr>
           </w:pPr>
-          <w:hyperlink w:anchor="_Toc225787460" w:history="1">
+          <w:hyperlink w:anchor="_Toc225852373" w:history="1">
             <w:r>
               <w:rPr>
                 <w:rStyle w:val="ac"/>
@@ -2599,7 +2589,7 @@
                 <w:sz w:val="28"/>
                 <w:szCs w:val="28"/>
               </w:rPr>
-              <w:instrText xml:space="preserve"> PAGEREF _Toc225787460 \h </w:instrText>
+              <w:instrText xml:space="preserve"> PAGEREF _Toc225852373 \h </w:instrText>
             </w:r>
             <w:r>
               <w:rPr>
@@ -2651,13 +2641,11 @@
             <w:rPr>
               <w:rFonts w:ascii="Times New Roman" w:hAnsi="Times New Roman"/>
               <w:noProof/>
-              <w:kern w:val="2"/>
               <w:sz w:val="28"/>
               <w:szCs w:val="28"/>
-              <w14:ligatures w14:val="standardContextual"/>
             </w:rPr>
           </w:pPr>
-          <w:hyperlink w:anchor="_Toc225787461" w:history="1">
+          <w:hyperlink w:anchor="_Toc225852374" w:history="1">
             <w:r>
               <w:rPr>
                 <w:rStyle w:val="ac"/>
@@ -2696,7 +2684,7 @@
                 <w:sz w:val="28"/>
                 <w:szCs w:val="28"/>
               </w:rPr>
-              <w:instrText xml:space="preserve"> PAGEREF _Toc225787461 \h </w:instrText>
+              <w:instrText xml:space="preserve"> PAGEREF _Toc225852374 \h </w:instrText>
             </w:r>
             <w:r>
               <w:rPr>
@@ -2748,13 +2736,11 @@
             <w:rPr>
               <w:rFonts w:ascii="Times New Roman" w:hAnsi="Times New Roman"/>
               <w:noProof/>
-              <w:kern w:val="2"/>
               <w:sz w:val="28"/>
               <w:szCs w:val="28"/>
-              <w14:ligatures w14:val="standardContextual"/>
             </w:rPr>
           </w:pPr>
-          <w:hyperlink w:anchor="_Toc225787462" w:history="1">
+          <w:hyperlink w:anchor="_Toc225852375" w:history="1">
             <w:r>
               <w:rPr>
                 <w:rStyle w:val="ac"/>
@@ -2793,7 +2779,7 @@
                 <w:sz w:val="28"/>
                 <w:szCs w:val="28"/>
               </w:rPr>
-              <w:instrText xml:space="preserve"> PAGEREF _Toc225787462 \h </w:instrText>
+              <w:instrText xml:space="preserve"> PAGEREF _Toc225852375 \h </w:instrText>
             </w:r>
             <w:r>
               <w:rPr>
@@ -2845,13 +2831,11 @@
             <w:rPr>
               <w:rFonts w:ascii="Times New Roman" w:hAnsi="Times New Roman"/>
               <w:noProof/>
-              <w:kern w:val="2"/>
               <w:sz w:val="28"/>
               <w:szCs w:val="28"/>
-              <w14:ligatures w14:val="standardContextual"/>
             </w:rPr>
           </w:pPr>
-          <w:hyperlink w:anchor="_Toc225787463" w:history="1">
+          <w:hyperlink w:anchor="_Toc225852376" w:history="1">
             <w:r>
               <w:rPr>
                 <w:rStyle w:val="ac"/>
@@ -2890,7 +2874,7 @@
                 <w:sz w:val="28"/>
                 <w:szCs w:val="28"/>
               </w:rPr>
-              <w:instrText xml:space="preserve"> PAGEREF _Toc225787463 \h </w:instrText>
+              <w:instrText xml:space="preserve"> PAGEREF _Toc225852376 \h </w:instrText>
             </w:r>
             <w:r>
               <w:rPr>
@@ -2942,13 +2926,11 @@
             <w:rPr>
               <w:rFonts w:ascii="Times New Roman" w:hAnsi="Times New Roman"/>
               <w:noProof/>
-              <w:kern w:val="2"/>
               <w:sz w:val="28"/>
               <w:szCs w:val="28"/>
-              <w14:ligatures w14:val="standardContextual"/>
             </w:rPr>
           </w:pPr>
-          <w:hyperlink w:anchor="_Toc225787464" w:history="1">
+          <w:hyperlink w:anchor="_Toc225852377" w:history="1">
             <w:r>
               <w:rPr>
                 <w:rStyle w:val="ac"/>
@@ -2987,7 +2969,7 @@
                 <w:sz w:val="28"/>
                 <w:szCs w:val="28"/>
               </w:rPr>
-              <w:instrText xml:space="preserve"> PAGEREF _Toc225787464 \h </w:instrText>
+              <w:instrText xml:space="preserve"> PAGEREF _Toc225852377 \h </w:instrText>
             </w:r>
             <w:r>
               <w:rPr>
@@ -3039,13 +3021,11 @@
             <w:rPr>
               <w:rFonts w:ascii="Times New Roman" w:hAnsi="Times New Roman"/>
               <w:noProof/>
-              <w:kern w:val="2"/>
               <w:sz w:val="28"/>
               <w:szCs w:val="28"/>
-              <w14:ligatures w14:val="standardContextual"/>
             </w:rPr>
           </w:pPr>
-          <w:hyperlink w:anchor="_Toc225787465" w:history="1">
+          <w:hyperlink w:anchor="_Toc225852378" w:history="1">
             <w:r>
               <w:rPr>
                 <w:rStyle w:val="ac"/>
@@ -3084,7 +3064,7 @@
                 <w:sz w:val="28"/>
                 <w:szCs w:val="28"/>
               </w:rPr>
-              <w:instrText xml:space="preserve"> PAGEREF _Toc225787465 \h </w:instrText>
+              <w:instrText xml:space="preserve"> PAGEREF _Toc225852378 \h </w:instrText>
             </w:r>
             <w:r>
               <w:rPr>
@@ -3136,13 +3116,11 @@
             <w:rPr>
               <w:rFonts w:ascii="Times New Roman" w:hAnsi="Times New Roman"/>
               <w:noProof/>
-              <w:kern w:val="2"/>
               <w:sz w:val="28"/>
               <w:szCs w:val="28"/>
-              <w14:ligatures w14:val="standardContextual"/>
             </w:rPr>
           </w:pPr>
-          <w:hyperlink w:anchor="_Toc225787466" w:history="1">
+          <w:hyperlink w:anchor="_Toc225852379" w:history="1">
             <w:r>
               <w:rPr>
                 <w:rStyle w:val="ac"/>
@@ -3181,7 +3159,7 @@
                 <w:sz w:val="28"/>
                 <w:szCs w:val="28"/>
               </w:rPr>
-              <w:instrText xml:space="preserve"> PAGEREF _Toc225787466 \h </w:instrText>
+              <w:instrText xml:space="preserve"> PAGEREF _Toc225852379 \h </w:instrText>
             </w:r>
             <w:r>
               <w:rPr>
@@ -3233,13 +3211,11 @@
             <w:rPr>
               <w:rFonts w:ascii="Times New Roman" w:hAnsi="Times New Roman"/>
               <w:noProof/>
-              <w:kern w:val="2"/>
               <w:sz w:val="28"/>
               <w:szCs w:val="28"/>
-              <w14:ligatures w14:val="standardContextual"/>
             </w:rPr>
           </w:pPr>
-          <w:hyperlink w:anchor="_Toc225787467" w:history="1">
+          <w:hyperlink w:anchor="_Toc225852380" w:history="1">
             <w:r>
               <w:rPr>
                 <w:rStyle w:val="ac"/>
@@ -3278,7 +3254,7 @@
                 <w:sz w:val="28"/>
                 <w:szCs w:val="28"/>
               </w:rPr>
-              <w:instrText xml:space="preserve"> PAGEREF _Toc225787467 \h </w:instrText>
+              <w:instrText xml:space="preserve"> PAGEREF _Toc225852380 \h </w:instrText>
             </w:r>
             <w:r>
               <w:rPr>
@@ -3324,19 +3300,14 @@
         <w:p>
           <w:pPr>
             <w:pStyle w:val="11"/>
-            <w:tabs>
-              <w:tab w:val="right" w:leader="dot" w:pos="9345"/>
-            </w:tabs>
             <w:rPr>
               <w:rFonts w:ascii="Times New Roman" w:hAnsi="Times New Roman"/>
               <w:noProof/>
-              <w:kern w:val="2"/>
               <w:sz w:val="28"/>
               <w:szCs w:val="28"/>
-              <w14:ligatures w14:val="standardContextual"/>
             </w:rPr>
           </w:pPr>
-          <w:hyperlink w:anchor="_Toc225787468" w:history="1">
+          <w:hyperlink w:anchor="_Toc225852381" w:history="1">
             <w:r>
               <w:rPr>
                 <w:rStyle w:val="ac"/>
@@ -3375,7 +3346,7 @@
                 <w:sz w:val="28"/>
                 <w:szCs w:val="28"/>
               </w:rPr>
-              <w:instrText xml:space="preserve"> PAGEREF _Toc225787468 \h </w:instrText>
+              <w:instrText xml:space="preserve"> PAGEREF _Toc225852381 \h </w:instrText>
             </w:r>
             <w:r>
               <w:rPr>
@@ -3421,19 +3392,14 @@
         <w:p>
           <w:pPr>
             <w:pStyle w:val="11"/>
-            <w:tabs>
-              <w:tab w:val="right" w:leader="dot" w:pos="9345"/>
-            </w:tabs>
             <w:rPr>
               <w:rFonts w:ascii="Times New Roman" w:hAnsi="Times New Roman"/>
               <w:noProof/>
-              <w:kern w:val="2"/>
               <w:sz w:val="28"/>
               <w:szCs w:val="28"/>
-              <w14:ligatures w14:val="standardContextual"/>
             </w:rPr>
           </w:pPr>
-          <w:hyperlink w:anchor="_Toc225787469" w:history="1">
+          <w:hyperlink w:anchor="_Toc225852382" w:history="1">
             <w:r>
               <w:rPr>
                 <w:rStyle w:val="ac"/>
@@ -3472,7 +3438,7 @@
                 <w:sz w:val="28"/>
                 <w:szCs w:val="28"/>
               </w:rPr>
-              <w:instrText xml:space="preserve"> PAGEREF _Toc225787469 \h </w:instrText>
+              <w:instrText xml:space="preserve"> PAGEREF _Toc225852382 \h </w:instrText>
             </w:r>
             <w:r>
               <w:rPr>
@@ -3502,6 +3468,98 @@
                 <w:szCs w:val="28"/>
               </w:rPr>
               <w:t>35</w:t>
+            </w:r>
+            <w:r>
+              <w:rPr>
+                <w:rFonts w:ascii="Times New Roman" w:hAnsi="Times New Roman"/>
+                <w:noProof/>
+                <w:webHidden/>
+                <w:sz w:val="28"/>
+                <w:szCs w:val="28"/>
+              </w:rPr>
+              <w:fldChar w:fldCharType="end"/>
+            </w:r>
+          </w:hyperlink>
+        </w:p>
+        <w:p>
+          <w:pPr>
+            <w:pStyle w:val="11"/>
+            <w:rPr>
+              <w:rFonts w:ascii="Times New Roman" w:hAnsi="Times New Roman"/>
+              <w:noProof/>
+              <w:sz w:val="28"/>
+              <w:szCs w:val="28"/>
+            </w:rPr>
+          </w:pPr>
+          <w:hyperlink w:anchor="_Toc225852383" w:history="1">
+            <w:r>
+              <w:rPr>
+                <w:rStyle w:val="ac"/>
+                <w:rFonts w:ascii="Times New Roman" w:hAnsi="Times New Roman"/>
+                <w:noProof/>
+                <w:sz w:val="28"/>
+                <w:szCs w:val="28"/>
+              </w:rPr>
+              <w:t>ПРИЛОЖЕНИЕ 1</w:t>
+            </w:r>
+            <w:r>
+              <w:rPr>
+                <w:rFonts w:ascii="Times New Roman" w:hAnsi="Times New Roman"/>
+                <w:noProof/>
+                <w:webHidden/>
+                <w:sz w:val="28"/>
+                <w:szCs w:val="28"/>
+              </w:rPr>
+              <w:tab/>
+            </w:r>
+            <w:r>
+              <w:rPr>
+                <w:rFonts w:ascii="Times New Roman" w:hAnsi="Times New Roman"/>
+                <w:noProof/>
+                <w:webHidden/>
+                <w:sz w:val="28"/>
+                <w:szCs w:val="28"/>
+              </w:rPr>
+              <w:fldChar w:fldCharType="begin"/>
+            </w:r>
+            <w:r>
+              <w:rPr>
+                <w:rFonts w:ascii="Times New Roman" w:hAnsi="Times New Roman"/>
+                <w:noProof/>
+                <w:webHidden/>
+                <w:sz w:val="28"/>
+                <w:szCs w:val="28"/>
+              </w:rPr>
+              <w:instrText xml:space="preserve"> PAGEREF _Toc225852383 \h </w:instrText>
+            </w:r>
+            <w:r>
+              <w:rPr>
+                <w:rFonts w:ascii="Times New Roman" w:hAnsi="Times New Roman"/>
+                <w:noProof/>
+                <w:webHidden/>
+                <w:sz w:val="28"/>
+                <w:szCs w:val="28"/>
+              </w:rPr>
+            </w:r>
+            <w:r>
+              <w:rPr>
+                <w:rFonts w:ascii="Times New Roman" w:hAnsi="Times New Roman"/>
+                <w:noProof/>
+                <w:webHidden/>
+                <w:sz w:val="28"/>
+                <w:szCs w:val="28"/>
+              </w:rPr>
+              <w:fldChar w:fldCharType="separate"/>
+            </w:r>
+            <w:r>
+              <w:rPr>
+                <w:rFonts w:ascii="Times New Roman" w:hAnsi="Times New Roman"/>
+                <w:noProof/>
+                <w:webHidden/>
+                <w:sz w:val="28"/>
+                <w:szCs w:val="28"/>
+              </w:rPr>
+              <w:t>37</w:t>
             </w:r>
             <w:r>
               <w:rPr>
@@ -3537,23 +3595,9 @@
       </w:sdtContent>
     </w:sdt>
     <w:p>
-      <w:r>
-        <w:rPr>
-          <w:rFonts w:ascii="Times New Roman" w:hAnsi="Times New Roman" w:cs="Times New Roman"/>
-          <w:b/>
-          <w:bCs/>
-          <w:sz w:val="28"/>
-          <w:szCs w:val="28"/>
-        </w:rPr>
-        <w:lastRenderedPageBreak/>
-        <w:br w:type="page"/>
-      </w:r>
-    </w:p>
-    <w:p>
       <w:pPr>
         <w:pStyle w:val="1"/>
         <w:spacing w:before="0" w:after="0" w:line="360" w:lineRule="auto"/>
-        <w:ind w:firstLine="709"/>
         <w:jc w:val="center"/>
         <w:rPr>
           <w:rFonts w:ascii="Times New Roman" w:hAnsi="Times New Roman" w:cs="Times New Roman"/>
@@ -3564,7 +3608,7 @@
           <w:szCs w:val="28"/>
         </w:rPr>
       </w:pPr>
-      <w:bookmarkStart w:id="2" w:name="_Toc225787440"/>
+      <w:bookmarkStart w:id="2" w:name="_Toc225852353"/>
       <w:r>
         <w:rPr>
           <w:rFonts w:ascii="Times New Roman" w:hAnsi="Times New Roman" w:cs="Times New Roman"/>
@@ -4067,7 +4111,7 @@
           <w:szCs w:val="28"/>
         </w:rPr>
       </w:pPr>
-      <w:bookmarkStart w:id="3" w:name="_Toc225787441"/>
+      <w:bookmarkStart w:id="3" w:name="_Toc225852354"/>
       <w:r>
         <w:rPr>
           <w:rFonts w:ascii="Times New Roman" w:hAnsi="Times New Roman" w:cs="Times New Roman"/>
@@ -4097,7 +4141,7 @@
           <w:szCs w:val="28"/>
         </w:rPr>
       </w:pPr>
-      <w:bookmarkStart w:id="4" w:name="_Toc225787442"/>
+      <w:bookmarkStart w:id="4" w:name="_Toc225852355"/>
       <w:r>
         <w:rPr>
           <w:rFonts w:ascii="Times New Roman" w:hAnsi="Times New Roman" w:cs="Times New Roman"/>
@@ -4423,7 +4467,7 @@
           <w:szCs w:val="28"/>
         </w:rPr>
       </w:pPr>
-      <w:bookmarkStart w:id="5" w:name="_Toc225787443"/>
+      <w:bookmarkStart w:id="5" w:name="_Toc225852356"/>
       <w:r>
         <w:rPr>
           <w:rFonts w:ascii="Times New Roman" w:hAnsi="Times New Roman" w:cs="Times New Roman"/>
@@ -5614,7 +5658,7 @@
           <w:szCs w:val="28"/>
         </w:rPr>
       </w:pPr>
-      <w:bookmarkStart w:id="6" w:name="_Toc225787444"/>
+      <w:bookmarkStart w:id="6" w:name="_Toc225852357"/>
       <w:r>
         <w:rPr>
           <w:rFonts w:ascii="Times New Roman" w:hAnsi="Times New Roman" w:cs="Times New Roman"/>
@@ -6243,7 +6287,7 @@
           <w:szCs w:val="28"/>
         </w:rPr>
       </w:pPr>
-      <w:bookmarkStart w:id="7" w:name="_Toc225787445"/>
+      <w:bookmarkStart w:id="7" w:name="_Toc225852358"/>
       <w:r>
         <w:rPr>
           <w:rFonts w:ascii="Times New Roman" w:hAnsi="Times New Roman" w:cs="Times New Roman"/>
@@ -6290,7 +6334,7 @@
           <w:color w:val="auto"/>
         </w:rPr>
       </w:pPr>
-      <w:bookmarkStart w:id="8" w:name="_Toc225787446"/>
+      <w:bookmarkStart w:id="8" w:name="_Toc225852359"/>
       <w:r>
         <w:rPr>
           <w:rFonts w:ascii="Times New Roman" w:hAnsi="Times New Roman" w:cs="Times New Roman"/>
@@ -6626,7 +6670,7 @@
           <w:color w:val="auto"/>
         </w:rPr>
       </w:pPr>
-      <w:bookmarkStart w:id="9" w:name="_Toc225787447"/>
+      <w:bookmarkStart w:id="9" w:name="_Toc225852360"/>
       <w:r>
         <w:rPr>
           <w:rFonts w:ascii="Times New Roman" w:hAnsi="Times New Roman" w:cs="Times New Roman"/>
@@ -6843,7 +6887,7 @@
           <w:color w:val="auto"/>
         </w:rPr>
       </w:pPr>
-      <w:bookmarkStart w:id="10" w:name="_Toc225787448"/>
+      <w:bookmarkStart w:id="10" w:name="_Toc225852361"/>
       <w:r>
         <w:rPr>
           <w:rFonts w:ascii="Times New Roman" w:hAnsi="Times New Roman" w:cs="Times New Roman"/>
@@ -7267,7 +7311,7 @@
           <w:bCs/>
         </w:rPr>
       </w:pPr>
-      <w:bookmarkStart w:id="11" w:name="_Toc225787449"/>
+      <w:bookmarkStart w:id="11" w:name="_Toc225852362"/>
       <w:r>
         <w:rPr>
           <w:rFonts w:ascii="Times New Roman" w:hAnsi="Times New Roman" w:cs="Times New Roman"/>
@@ -7585,7 +7629,7 @@
           <w:color w:val="auto"/>
         </w:rPr>
       </w:pPr>
-      <w:bookmarkStart w:id="12" w:name="_Toc225787450"/>
+      <w:bookmarkStart w:id="12" w:name="_Toc225852363"/>
       <w:r>
         <w:rPr>
           <w:rFonts w:ascii="Times New Roman" w:hAnsi="Times New Roman" w:cs="Times New Roman"/>
@@ -7819,7 +7863,7 @@
           <w:szCs w:val="28"/>
         </w:rPr>
       </w:pPr>
-      <w:bookmarkStart w:id="13" w:name="_Toc225787451"/>
+      <w:bookmarkStart w:id="13" w:name="_Toc225852364"/>
       <w:r>
         <w:rPr>
           <w:rFonts w:ascii="Times New Roman" w:hAnsi="Times New Roman" w:cs="Times New Roman"/>
@@ -7869,7 +7913,7 @@
           <w:szCs w:val="28"/>
         </w:rPr>
       </w:pPr>
-      <w:bookmarkStart w:id="14" w:name="_Toc225787452"/>
+      <w:bookmarkStart w:id="14" w:name="_Toc225852365"/>
       <w:r>
         <w:rPr>
           <w:rFonts w:ascii="Times New Roman" w:hAnsi="Times New Roman" w:cs="Times New Roman"/>
@@ -7952,7 +7996,7 @@
           <w:color w:val="auto"/>
         </w:rPr>
       </w:pPr>
-      <w:bookmarkStart w:id="15" w:name="_Toc225787453"/>
+      <w:bookmarkStart w:id="15" w:name="_Toc225852366"/>
       <w:r>
         <w:rPr>
           <w:rFonts w:ascii="Times New Roman" w:hAnsi="Times New Roman" w:cs="Times New Roman"/>
@@ -8175,7 +8219,7 @@
           <w:color w:val="auto"/>
         </w:rPr>
       </w:pPr>
-      <w:bookmarkStart w:id="16" w:name="_Toc225787454"/>
+      <w:bookmarkStart w:id="16" w:name="_Toc225852367"/>
       <w:r>
         <w:rPr>
           <w:rFonts w:ascii="Times New Roman" w:hAnsi="Times New Roman" w:cs="Times New Roman"/>
@@ -8779,7 +8823,7 @@
           <w:color w:val="auto"/>
         </w:rPr>
       </w:pPr>
-      <w:bookmarkStart w:id="17" w:name="_Toc225787455"/>
+      <w:bookmarkStart w:id="17" w:name="_Toc225852368"/>
       <w:r>
         <w:rPr>
           <w:rFonts w:ascii="Times New Roman" w:hAnsi="Times New Roman" w:cs="Times New Roman"/>
@@ -9027,7 +9071,7 @@
           <w:color w:val="auto"/>
         </w:rPr>
       </w:pPr>
-      <w:bookmarkStart w:id="18" w:name="_Toc225787456"/>
+      <w:bookmarkStart w:id="18" w:name="_Toc225852369"/>
       <w:r>
         <w:rPr>
           <w:rFonts w:ascii="Times New Roman" w:hAnsi="Times New Roman" w:cs="Times New Roman"/>
@@ -9256,7 +9300,7 @@
           <w:color w:val="auto"/>
         </w:rPr>
       </w:pPr>
-      <w:bookmarkStart w:id="19" w:name="_Toc225787457"/>
+      <w:bookmarkStart w:id="19" w:name="_Toc225852370"/>
       <w:r>
         <w:rPr>
           <w:rFonts w:ascii="Times New Roman" w:hAnsi="Times New Roman" w:cs="Times New Roman"/>
@@ -9864,7 +9908,7 @@
           <w:color w:val="auto"/>
         </w:rPr>
       </w:pPr>
-      <w:bookmarkStart w:id="20" w:name="_Toc225787458"/>
+      <w:bookmarkStart w:id="20" w:name="_Toc225852371"/>
       <w:r>
         <w:rPr>
           <w:rFonts w:ascii="Times New Roman" w:hAnsi="Times New Roman" w:cs="Times New Roman"/>
@@ -9982,7 +10026,7 @@
           <w:color w:val="auto"/>
         </w:rPr>
       </w:pPr>
-      <w:bookmarkStart w:id="21" w:name="_Toc225787459"/>
+      <w:bookmarkStart w:id="21" w:name="_Toc225852372"/>
       <w:r>
         <w:rPr>
           <w:rFonts w:ascii="Times New Roman" w:hAnsi="Times New Roman" w:cs="Times New Roman"/>
@@ -10084,7 +10128,7 @@
           <w:szCs w:val="28"/>
         </w:rPr>
       </w:pPr>
-      <w:bookmarkStart w:id="22" w:name="_Toc225787460"/>
+      <w:bookmarkStart w:id="22" w:name="_Toc225852373"/>
       <w:r>
         <w:rPr>
           <w:rFonts w:ascii="Times New Roman" w:hAnsi="Times New Roman" w:cs="Times New Roman"/>
@@ -10167,7 +10211,7 @@
           <w:color w:val="auto"/>
         </w:rPr>
       </w:pPr>
-      <w:bookmarkStart w:id="23" w:name="_Toc225787461"/>
+      <w:bookmarkStart w:id="23" w:name="_Toc225852374"/>
       <w:r>
         <w:rPr>
           <w:rFonts w:ascii="Times New Roman" w:hAnsi="Times New Roman" w:cs="Times New Roman"/>
@@ -11217,7 +11261,7 @@
           <w:color w:val="auto"/>
         </w:rPr>
       </w:pPr>
-      <w:bookmarkStart w:id="24" w:name="_Toc225787462"/>
+      <w:bookmarkStart w:id="24" w:name="_Toc225852375"/>
       <w:r>
         <w:rPr>
           <w:rFonts w:ascii="Times New Roman" w:hAnsi="Times New Roman" w:cs="Times New Roman"/>
@@ -11890,7 +11934,7 @@
           <w:color w:val="auto"/>
         </w:rPr>
       </w:pPr>
-      <w:bookmarkStart w:id="25" w:name="_Toc225787463"/>
+      <w:bookmarkStart w:id="25" w:name="_Toc225852376"/>
       <w:r>
         <w:rPr>
           <w:rFonts w:ascii="Times New Roman" w:hAnsi="Times New Roman" w:cs="Times New Roman"/>
@@ -12945,7 +12989,7 @@
           <w:color w:val="auto"/>
         </w:rPr>
       </w:pPr>
-      <w:bookmarkStart w:id="26" w:name="_Toc225787464"/>
+      <w:bookmarkStart w:id="26" w:name="_Toc225852377"/>
       <w:r>
         <w:rPr>
           <w:rFonts w:ascii="Times New Roman" w:hAnsi="Times New Roman" w:cs="Times New Roman"/>
@@ -13618,7 +13662,7 @@
           <w:color w:val="auto"/>
         </w:rPr>
       </w:pPr>
-      <w:bookmarkStart w:id="27" w:name="_Toc225787465"/>
+      <w:bookmarkStart w:id="27" w:name="_Toc225852378"/>
       <w:r>
         <w:rPr>
           <w:rFonts w:ascii="Times New Roman" w:hAnsi="Times New Roman" w:cs="Times New Roman"/>
@@ -13827,7 +13871,7 @@
           <w:color w:val="auto"/>
         </w:rPr>
       </w:pPr>
-      <w:bookmarkStart w:id="28" w:name="_Toc225787466"/>
+      <w:bookmarkStart w:id="28" w:name="_Toc225852379"/>
       <w:r>
         <w:rPr>
           <w:rFonts w:ascii="Times New Roman" w:hAnsi="Times New Roman" w:cs="Times New Roman"/>
@@ -14012,7 +14056,7 @@
           <w:szCs w:val="28"/>
         </w:rPr>
       </w:pPr>
-      <w:bookmarkStart w:id="29" w:name="_Toc225787467"/>
+      <w:bookmarkStart w:id="29" w:name="_Toc225852380"/>
       <w:r>
         <w:rPr>
           <w:rFonts w:ascii="Times New Roman" w:hAnsi="Times New Roman" w:cs="Times New Roman"/>
@@ -14627,7 +14671,7 @@
           <w:szCs w:val="36"/>
         </w:rPr>
       </w:pPr>
-      <w:bookmarkStart w:id="30" w:name="_Toc225787468"/>
+      <w:bookmarkStart w:id="30" w:name="_Toc225852381"/>
       <w:r>
         <w:rPr>
           <w:rFonts w:ascii="Times New Roman" w:hAnsi="Times New Roman" w:cs="Times New Roman"/>
@@ -15187,7 +15231,7 @@
           <w:szCs w:val="28"/>
         </w:rPr>
       </w:pPr>
-      <w:bookmarkStart w:id="31" w:name="_Toc225787469"/>
+      <w:bookmarkStart w:id="31" w:name="_Toc225852382"/>
       <w:r>
         <w:rPr>
           <w:rFonts w:ascii="Times New Roman" w:hAnsi="Times New Roman" w:cs="Times New Roman"/>
@@ -16486,28 +16530,31 @@
     </w:p>
     <w:p>
       <w:pPr>
-        <w:spacing w:after="0" w:line="360" w:lineRule="auto"/>
+        <w:pStyle w:val="1"/>
         <w:jc w:val="center"/>
         <w:rPr>
           <w:rFonts w:ascii="Times New Roman" w:hAnsi="Times New Roman" w:cs="Times New Roman"/>
           <w:b/>
           <w:bCs/>
-          <w:sz w:val="28"/>
-          <w:szCs w:val="28"/>
-          <w:lang w:val="en-US"/>
-        </w:rPr>
-      </w:pPr>
+          <w:color w:val="auto"/>
+          <w:sz w:val="28"/>
+          <w:szCs w:val="28"/>
+        </w:rPr>
+      </w:pPr>
+      <w:bookmarkStart w:id="32" w:name="_Toc225852383"/>
       <w:r>
         <w:rPr>
           <w:rFonts w:ascii="Times New Roman" w:hAnsi="Times New Roman" w:cs="Times New Roman"/>
           <w:b/>
           <w:bCs/>
+          <w:color w:val="auto"/>
           <w:sz w:val="28"/>
           <w:szCs w:val="28"/>
         </w:rPr>
         <w:lastRenderedPageBreak/>
         <w:t>ПРИЛОЖЕНИЕ 1</w:t>
       </w:r>
+      <w:bookmarkEnd w:id="32"/>
     </w:p>
     <w:p>
       <w:pPr>
@@ -16518,7 +16565,6 @@
           <w:rFonts w:ascii="Times New Roman" w:hAnsi="Times New Roman" w:cs="Times New Roman"/>
           <w:sz w:val="28"/>
           <w:szCs w:val="28"/>
-          <w:lang w:val="en-US"/>
         </w:rPr>
       </w:pPr>
       <w:r>
@@ -16611,6 +16657,7 @@
       <w:r>
         <w:rPr>
           <w:rFonts w:ascii="Times New Roman" w:hAnsi="Times New Roman" w:cs="Times New Roman"/>
+          <w:noProof/>
           <w:sz w:val="28"/>
           <w:szCs w:val="28"/>
         </w:rPr>
@@ -16685,7 +16732,7 @@
 </file>
 
 <file path=word/numbering.xml><?xml version="1.0" encoding="utf-8"?>
-<w:numbering xmlns:wpc="http://schemas.microsoft.com/office/word/2010/wordprocessingCanvas" xmlns:cx="http://schemas.microsoft.com/office/drawing/2014/chartex" xmlns:cx1="http://schemas.microsoft.com/office/drawing/2015/9/8/chartex" xmlns:cx2="http://schemas.microsoft.com/office/drawing/2015/10/21/chartex" xmlns:cx3="http://schemas.microsoft.com/office/drawing/2016/5/9/chartex" xmlns:cx4="http://schemas.microsoft.com/office/drawing/2016/5/10/chartex" xmlns:cx5="http://schemas.microsoft.com/office/drawing/2016/5/11/chartex" xmlns:cx6="http://schemas.microsoft.com/office/drawing/2016/5/12/chartex" xmlns:cx7="http://schemas.microsoft.com/office/drawing/2016/5/13/chartex" xmlns:cx8="http://schemas.microsoft.com/office/drawing/2016/5/14/chartex" xmlns:mc="http://schemas.openxmlformats.org/markup-compatibility/2006" xmlns:aink="http://schemas.microsoft.com/office/drawing/2016/ink" xmlns:am3d="http://schemas.microsoft.com/office/drawing/2017/model3d" xmlns:o="urn:schemas-microsoft-com:office:office" xmlns:oel="http://schemas.microsoft.com/office/2019/extlst" xmlns:r="http://schemas.openxmlformats.org/officeDocument/2006/relationships" xmlns:m="http://schemas.openxmlformats.org/officeDocument/2006/math" xmlns:v="urn:schemas-microsoft-com:vml" xmlns:wp14="http://schemas.microsoft.com/office/word/2010/wordprocessingDrawing" xmlns:wp="http://schemas.openxmlformats.org/drawingml/2006/wordprocessingDrawing" xmlns:w10="urn:schemas-microsoft-com:office:word" xmlns:w="http://schemas.openxmlformats.org/wordprocessingml/2006/main" xmlns:w14="http://schemas.microsoft.com/office/word/2010/wordml" xmlns:w15="http://schemas.microsoft.com/office/word/2012/wordml" xmlns:w16cex="http://schemas.microsoft.com/office/word/2018/wordml/cex" xmlns:w16cid="http://schemas.microsoft.com/office/word/2016/wordml/cid" xmlns:w16="http://schemas.microsoft.com/office/word/2018/wordml" xmlns:w16sdtdh="http://schemas.microsoft.com/office/word/2020/wordml/sdtdatahash" xmlns:w16se="http://schemas.microsoft.com/office/word/2015/wordml/symex" xmlns:wpg="http://schemas.microsoft.com/office/word/2010/wordprocessingGroup" xmlns:wpi="http://schemas.microsoft.com/office/word/2010/wordprocessingInk" xmlns:wne="http://schemas.microsoft.com/office/word/2006/wordml" xmlns:wps="http://schemas.microsoft.com/office/word/2010/wordprocessingShape" mc:Ignorable="w14 w15 w16se w16cid w16 w16cex w16sdtdh wp14">
+<w:numbering xmlns:wpc="http://schemas.microsoft.com/office/word/2010/wordprocessingCanvas" xmlns:cx="http://schemas.microsoft.com/office/drawing/2014/chartex" xmlns:cx1="http://schemas.microsoft.com/office/drawing/2015/9/8/chartex" xmlns:cx2="http://schemas.microsoft.com/office/drawing/2015/10/21/chartex" xmlns:cx3="http://schemas.microsoft.com/office/drawing/2016/5/9/chartex" xmlns:cx4="http://schemas.microsoft.com/office/drawing/2016/5/10/chartex" xmlns:cx5="http://schemas.microsoft.com/office/drawing/2016/5/11/chartex" xmlns:cx6="http://schemas.microsoft.com/office/drawing/2016/5/12/chartex" xmlns:cx7="http://schemas.microsoft.com/office/drawing/2016/5/13/chartex" xmlns:cx8="http://schemas.microsoft.com/office/drawing/2016/5/14/chartex" xmlns:mc="http://schemas.openxmlformats.org/markup-compatibility/2006" xmlns:aink="http://schemas.microsoft.com/office/drawing/2016/ink" xmlns:am3d="http://schemas.microsoft.com/office/drawing/2017/model3d" xmlns:o="urn:schemas-microsoft-com:office:office" xmlns:r="http://schemas.openxmlformats.org/officeDocument/2006/relationships" xmlns:m="http://schemas.openxmlformats.org/officeDocument/2006/math" xmlns:v="urn:schemas-microsoft-com:vml" xmlns:wp14="http://schemas.microsoft.com/office/word/2010/wordprocessingDrawing" xmlns:wp="http://schemas.openxmlformats.org/drawingml/2006/wordprocessingDrawing" xmlns:w10="urn:schemas-microsoft-com:office:word" xmlns:w="http://schemas.openxmlformats.org/wordprocessingml/2006/main" xmlns:w14="http://schemas.microsoft.com/office/word/2010/wordml" xmlns:w15="http://schemas.microsoft.com/office/word/2012/wordml" xmlns:w16cex="http://schemas.microsoft.com/office/word/2018/wordml/cex" xmlns:w16cid="http://schemas.microsoft.com/office/word/2016/wordml/cid" xmlns:w16="http://schemas.microsoft.com/office/word/2018/wordml" xmlns:w16sdtdh="http://schemas.microsoft.com/office/word/2020/wordml/sdtdatahash" xmlns:w16se="http://schemas.microsoft.com/office/word/2015/wordml/symex" xmlns:wpg="http://schemas.microsoft.com/office/word/2010/wordprocessingGroup" xmlns:wpi="http://schemas.microsoft.com/office/word/2010/wordprocessingInk" xmlns:wne="http://schemas.microsoft.com/office/word/2006/wordml" xmlns:wps="http://schemas.microsoft.com/office/word/2010/wordprocessingShape" mc:Ignorable="w14 w15 w16se w16cid w16 w16cex w16sdtdh wp14">
   <w:abstractNum w:abstractNumId="0" w15:restartNumberingAfterBreak="0">
     <w:nsid w:val="027F7B9B"/>
     <w:multiLevelType w:val="multilevel"/>
@@ -19145,70 +19192,70 @@
       </w:pPr>
     </w:lvl>
   </w:abstractNum>
-  <w:num w:numId="1" w16cid:durableId="1157722350">
+  <w:num w:numId="1">
     <w:abstractNumId w:val="2"/>
   </w:num>
-  <w:num w:numId="2" w16cid:durableId="2055153363">
+  <w:num w:numId="2">
     <w:abstractNumId w:val="7"/>
   </w:num>
-  <w:num w:numId="3" w16cid:durableId="847134207">
+  <w:num w:numId="3">
     <w:abstractNumId w:val="8"/>
   </w:num>
-  <w:num w:numId="4" w16cid:durableId="208345007">
+  <w:num w:numId="4">
     <w:abstractNumId w:val="17"/>
   </w:num>
-  <w:num w:numId="5" w16cid:durableId="1517964116">
+  <w:num w:numId="5">
     <w:abstractNumId w:val="6"/>
   </w:num>
-  <w:num w:numId="6" w16cid:durableId="555899771">
+  <w:num w:numId="6">
     <w:abstractNumId w:val="14"/>
   </w:num>
-  <w:num w:numId="7" w16cid:durableId="1165827708">
+  <w:num w:numId="7">
     <w:abstractNumId w:val="1"/>
   </w:num>
-  <w:num w:numId="8" w16cid:durableId="1727217189">
+  <w:num w:numId="8">
     <w:abstractNumId w:val="16"/>
   </w:num>
-  <w:num w:numId="9" w16cid:durableId="143475253">
+  <w:num w:numId="9">
     <w:abstractNumId w:val="19"/>
   </w:num>
-  <w:num w:numId="10" w16cid:durableId="1567305516">
+  <w:num w:numId="10">
     <w:abstractNumId w:val="20"/>
   </w:num>
-  <w:num w:numId="11" w16cid:durableId="2011449998">
+  <w:num w:numId="11">
     <w:abstractNumId w:val="0"/>
   </w:num>
-  <w:num w:numId="12" w16cid:durableId="494614012">
+  <w:num w:numId="12">
     <w:abstractNumId w:val="18"/>
   </w:num>
-  <w:num w:numId="13" w16cid:durableId="387728913">
+  <w:num w:numId="13">
     <w:abstractNumId w:val="4"/>
   </w:num>
-  <w:num w:numId="14" w16cid:durableId="1012415592">
+  <w:num w:numId="14">
     <w:abstractNumId w:val="21"/>
   </w:num>
-  <w:num w:numId="15" w16cid:durableId="2030832133">
+  <w:num w:numId="15">
     <w:abstractNumId w:val="9"/>
   </w:num>
-  <w:num w:numId="16" w16cid:durableId="435755645">
+  <w:num w:numId="16">
     <w:abstractNumId w:val="3"/>
   </w:num>
-  <w:num w:numId="17" w16cid:durableId="2145847320">
+  <w:num w:numId="17">
     <w:abstractNumId w:val="11"/>
   </w:num>
-  <w:num w:numId="18" w16cid:durableId="1095442800">
+  <w:num w:numId="18">
     <w:abstractNumId w:val="12"/>
   </w:num>
-  <w:num w:numId="19" w16cid:durableId="504709033">
+  <w:num w:numId="19">
     <w:abstractNumId w:val="15"/>
   </w:num>
-  <w:num w:numId="20" w16cid:durableId="1084692206">
+  <w:num w:numId="20">
     <w:abstractNumId w:val="10"/>
   </w:num>
-  <w:num w:numId="21" w16cid:durableId="1726829886">
+  <w:num w:numId="21">
     <w:abstractNumId w:val="13"/>
   </w:num>
-  <w:num w:numId="22" w16cid:durableId="2024821892">
+  <w:num w:numId="22">
     <w:abstractNumId w:val="5"/>
   </w:num>
 </w:numbering>
@@ -19815,6 +19862,7 @@
   <w:style w:type="character" w:default="1" w:styleId="a0">
     <w:name w:val="Default Paragraph Font"/>
     <w:uiPriority w:val="1"/>
+    <w:semiHidden/>
     <w:unhideWhenUsed/>
   </w:style>
   <w:style w:type="table" w:default="1" w:styleId="a1">
@@ -20197,9 +20245,12 @@
     <w:autoRedefine/>
     <w:uiPriority w:val="39"/>
     <w:unhideWhenUsed/>
-    <w:rsid w:val="00777ED0"/>
+    <w:rsid w:val="008D0496"/>
     <w:pPr>
-      <w:spacing w:after="100" w:line="259" w:lineRule="auto"/>
+      <w:tabs>
+        <w:tab w:val="right" w:leader="dot" w:pos="9345"/>
+      </w:tabs>
+      <w:spacing w:after="60" w:line="259" w:lineRule="auto"/>
     </w:pPr>
     <w:rPr>
       <w:rFonts w:eastAsiaTheme="minorEastAsia" w:cs="Times New Roman"/>
